--- a/Capstone_Project_2026.docx
+++ b/Capstone_Project_2026.docx
@@ -2,19 +2,621 @@
 <file path=word/document.xml><?xml version="1.0" encoding="utf-8"?>
 <w:document xmlns:wpc="http://schemas.microsoft.com/office/word/2010/wordprocessingCanvas" xmlns:cx="http://schemas.microsoft.com/office/drawing/2014/chartex" xmlns:cx1="http://schemas.microsoft.com/office/drawing/2015/9/8/chartex" xmlns:cx2="http://schemas.microsoft.com/office/drawing/2015/10/21/chartex" xmlns:cx3="http://schemas.microsoft.com/office/drawing/2016/5/9/chartex" xmlns:cx4="http://schemas.microsoft.com/office/drawing/2016/5/10/chartex" xmlns:cx5="http://schemas.microsoft.com/office/drawing/2016/5/11/chartex" xmlns:cx6="http://schemas.microsoft.com/office/drawing/2016/5/12/chartex" xmlns:cx7="http://schemas.microsoft.com/office/drawing/2016/5/13/chartex" xmlns:cx8="http://schemas.microsoft.com/office/drawing/2016/5/14/chartex" xmlns:mc="http://schemas.openxmlformats.org/markup-compatibility/2006" xmlns:aink="http://schemas.microsoft.com/office/drawing/2016/ink" xmlns:am3d="http://schemas.microsoft.com/office/drawing/2017/model3d" xmlns:o="urn:schemas-microsoft-com:office:office" xmlns:oel="http://schemas.microsoft.com/office/2019/extlst" xmlns:r="http://schemas.openxmlformats.org/officeDocument/2006/relationships" xmlns:m="http://schemas.openxmlformats.org/officeDocument/2006/math" xmlns:v="urn:schemas-microsoft-com:vml" xmlns:wp14="http://schemas.microsoft.com/office/word/2010/wordprocessingDrawing" xmlns:wp="http://schemas.openxmlformats.org/drawingml/2006/wordprocessingDrawing" xmlns:w10="urn:schemas-microsoft-com:office:word" xmlns:w="http://schemas.openxmlformats.org/wordprocessingml/2006/main" xmlns:w14="http://schemas.microsoft.com/office/word/2010/wordml" xmlns:w15="http://schemas.microsoft.com/office/word/2012/wordml" xmlns:w16cex="http://schemas.microsoft.com/office/word/2018/wordml/cex" xmlns:w16cid="http://schemas.microsoft.com/office/word/2016/wordml/cid" xmlns:w16="http://schemas.microsoft.com/office/word/2018/wordml" xmlns:w16du="http://schemas.microsoft.com/office/word/2023/wordml/word16du" xmlns:w16sdtdh="http://schemas.microsoft.com/office/word/2020/wordml/sdtdatahash" xmlns:w16sdtfl="http://schemas.microsoft.com/office/word/2024/wordml/sdtformatlock" xmlns:w16se="http://schemas.microsoft.com/office/word/2015/wordml/symex" xmlns:wpg="http://schemas.microsoft.com/office/word/2010/wordprocessingGroup" xmlns:wpi="http://schemas.microsoft.com/office/word/2010/wordprocessingInk" xmlns:wne="http://schemas.microsoft.com/office/word/2006/wordml" xmlns:wps="http://schemas.microsoft.com/office/word/2010/wordprocessingShape" mc:Ignorable="w14 w15 w16se w16cid w16 w16cex w16sdtdh w16sdtfl w16du wp14">
   <w:body>
+    <w:sdt>
+      <w:sdtPr>
+        <w:id w:val="732902584"/>
+        <w:docPartObj>
+          <w:docPartGallery w:val="Cover Pages"/>
+          <w:docPartUnique/>
+        </w:docPartObj>
+      </w:sdtPr>
+      <w:sdtContent>
+        <w:p/>
+        <w:p>
+          <w:pPr>
+            <w:pStyle w:val="NormalWeb"/>
+          </w:pPr>
+        </w:p>
+        <w:p/>
+        <w:p/>
+        <w:p/>
+        <w:p/>
+        <w:p/>
+        <w:p/>
+        <w:p/>
+        <w:p/>
+        <w:p/>
+        <w:p/>
+        <w:p>
+          <w:pPr>
+            <w:rPr>
+              <w:noProof/>
+            </w:rPr>
+          </w:pPr>
+        </w:p>
+        <w:p>
+          <w:pPr>
+            <w:rPr>
+              <w:noProof/>
+            </w:rPr>
+          </w:pPr>
+        </w:p>
+        <w:p>
+          <w:pPr>
+            <w:rPr>
+              <w:noProof/>
+            </w:rPr>
+          </w:pPr>
+        </w:p>
+        <w:p>
+          <w:pPr>
+            <w:rPr>
+              <w:noProof/>
+            </w:rPr>
+          </w:pPr>
+        </w:p>
+        <w:p>
+          <w:pPr>
+            <w:rPr>
+              <w:noProof/>
+            </w:rPr>
+          </w:pPr>
+        </w:p>
+        <w:p>
+          <w:r>
+            <w:br w:type="page"/>
+          </w:r>
+        </w:p>
+      </w:sdtContent>
+    </w:sdt>
     <w:p>
       <w:r>
-        <w:t>Test</w:t>
+        <w:rPr>
+          <w:noProof/>
+        </w:rPr>
+        <w:lastRenderedPageBreak/>
+        <mc:AlternateContent>
+          <mc:Choice Requires="wpg">
+            <w:drawing>
+              <wp:anchor distT="0" distB="0" distL="114300" distR="114300" simplePos="0" relativeHeight="251659264" behindDoc="1" locked="0" layoutInCell="1" allowOverlap="1" wp14:anchorId="50DCA9CD" wp14:editId="34C6D9E5">
+                <wp:simplePos x="0" y="0"/>
+                <wp:positionH relativeFrom="page">
+                  <wp:posOffset>527050</wp:posOffset>
+                </wp:positionH>
+                <wp:positionV relativeFrom="page">
+                  <wp:posOffset>800100</wp:posOffset>
+                </wp:positionV>
+                <wp:extent cx="6864824" cy="9123528"/>
+                <wp:effectExtent l="0" t="0" r="2540" b="635"/>
+                <wp:wrapNone/>
+                <wp:docPr id="193" name="Group 198"/>
+                <wp:cNvGraphicFramePr/>
+                <a:graphic xmlns:a="http://schemas.openxmlformats.org/drawingml/2006/main">
+                  <a:graphicData uri="http://schemas.microsoft.com/office/word/2010/wordprocessingGroup">
+                    <wpg:wgp>
+                      <wpg:cNvGrpSpPr/>
+                      <wpg:grpSpPr>
+                        <a:xfrm>
+                          <a:off x="0" y="0"/>
+                          <a:ext cx="6864824" cy="9123528"/>
+                          <a:chOff x="0" y="0"/>
+                          <a:chExt cx="6864824" cy="9123528"/>
+                        </a:xfrm>
+                      </wpg:grpSpPr>
+                      <wps:wsp>
+                        <wps:cNvPr id="194" name="Rectangle 194"/>
+                        <wps:cNvSpPr/>
+                        <wps:spPr>
+                          <a:xfrm>
+                            <a:off x="0" y="0"/>
+                            <a:ext cx="6858000" cy="1371600"/>
+                          </a:xfrm>
+                          <a:prstGeom prst="rect">
+                            <a:avLst/>
+                          </a:prstGeom>
+                          <a:solidFill>
+                            <a:schemeClr val="accent1"/>
+                          </a:solidFill>
+                          <a:ln>
+                            <a:noFill/>
+                          </a:ln>
+                        </wps:spPr>
+                        <wps:style>
+                          <a:lnRef idx="2">
+                            <a:schemeClr val="accent1">
+                              <a:shade val="50000"/>
+                            </a:schemeClr>
+                          </a:lnRef>
+                          <a:fillRef idx="1">
+                            <a:schemeClr val="accent1"/>
+                          </a:fillRef>
+                          <a:effectRef idx="0">
+                            <a:schemeClr val="accent1"/>
+                          </a:effectRef>
+                          <a:fontRef idx="minor">
+                            <a:schemeClr val="lt1"/>
+                          </a:fontRef>
+                        </wps:style>
+                        <wps:bodyPr rot="0" spcFirstLastPara="0" vertOverflow="overflow" horzOverflow="overflow" vert="horz" wrap="square" lIns="91440" tIns="45720" rIns="91440" bIns="45720" numCol="1" spcCol="0" rtlCol="0" fromWordArt="0" anchor="ctr" anchorCtr="0" forceAA="0" compatLnSpc="1">
+                          <a:prstTxWarp prst="textNoShape">
+                            <a:avLst/>
+                          </a:prstTxWarp>
+                          <a:noAutofit/>
+                        </wps:bodyPr>
+                      </wps:wsp>
+                      <wps:wsp>
+                        <wps:cNvPr id="195" name="Rectangle 195"/>
+                        <wps:cNvSpPr/>
+                        <wps:spPr>
+                          <a:xfrm>
+                            <a:off x="0" y="4094328"/>
+                            <a:ext cx="6858000" cy="5029200"/>
+                          </a:xfrm>
+                          <a:prstGeom prst="rect">
+                            <a:avLst/>
+                          </a:prstGeom>
+                          <a:solidFill>
+                            <a:schemeClr val="accent1"/>
+                          </a:solidFill>
+                          <a:ln>
+                            <a:noFill/>
+                          </a:ln>
+                        </wps:spPr>
+                        <wps:style>
+                          <a:lnRef idx="2">
+                            <a:schemeClr val="accent1">
+                              <a:shade val="50000"/>
+                            </a:schemeClr>
+                          </a:lnRef>
+                          <a:fillRef idx="1">
+                            <a:schemeClr val="accent1"/>
+                          </a:fillRef>
+                          <a:effectRef idx="0">
+                            <a:schemeClr val="accent1"/>
+                          </a:effectRef>
+                          <a:fontRef idx="minor">
+                            <a:schemeClr val="lt1"/>
+                          </a:fontRef>
+                        </wps:style>
+                        <wps:txbx>
+                          <w:txbxContent>
+                            <w:sdt>
+                              <w:sdtPr>
+                                <w:rPr>
+                                  <w:color w:val="FFFFFF" w:themeColor="background1"/>
+                                </w:rPr>
+                                <w:alias w:val="Author"/>
+                                <w:tag w:val=""/>
+                                <w:id w:val="945428907"/>
+                                <w:dataBinding w:prefixMappings="xmlns:ns0='http://purl.org/dc/elements/1.1/' xmlns:ns1='http://schemas.openxmlformats.org/package/2006/metadata/core-properties' " w:xpath="/ns1:coreProperties[1]/ns0:creator[1]" w:storeItemID="{6C3C8BC8-F283-45AE-878A-BAB7291924A1}"/>
+                                <w:text/>
+                              </w:sdtPr>
+                              <w:sdtContent>
+                                <w:p>
+                                  <w:pPr>
+                                    <w:pStyle w:val="NoSpacing"/>
+                                    <w:spacing w:before="120"/>
+                                    <w:jc w:val="center"/>
+                                    <w:rPr>
+                                      <w:color w:val="FFFFFF" w:themeColor="background1"/>
+                                    </w:rPr>
+                                  </w:pPr>
+                                  <w:r>
+                                    <w:rPr>
+                                      <w:color w:val="FFFFFF" w:themeColor="background1"/>
+                                    </w:rPr>
+                                    <w:t>Mariana Garcia</w:t>
+                                  </w:r>
+                                </w:p>
+                              </w:sdtContent>
+                            </w:sdt>
+                            <w:p>
+                              <w:pPr>
+                                <w:pStyle w:val="NoSpacing"/>
+                                <w:spacing w:before="120"/>
+                                <w:jc w:val="center"/>
+                                <w:rPr>
+                                  <w:color w:val="FFFFFF" w:themeColor="background1"/>
+                                </w:rPr>
+                              </w:pPr>
+                              <w:sdt>
+                                <w:sdtPr>
+                                  <w:rPr>
+                                    <w:caps/>
+                                    <w:color w:val="FFFFFF" w:themeColor="background1"/>
+                                  </w:rPr>
+                                  <w:alias w:val="Company"/>
+                                  <w:tag w:val=""/>
+                                  <w:id w:val="1618182777"/>
+                                  <w:showingPlcHdr/>
+                                  <w:dataBinding w:prefixMappings="xmlns:ns0='http://schemas.openxmlformats.org/officeDocument/2006/extended-properties' " w:xpath="/ns0:Properties[1]/ns0:Company[1]" w:storeItemID="{6668398D-A668-4E3E-A5EB-62B293D839F1}"/>
+                                  <w:text/>
+                                </w:sdtPr>
+                                <w:sdtContent>
+                                  <w:r>
+                                    <w:rPr>
+                                      <w:caps/>
+                                      <w:color w:val="FFFFFF" w:themeColor="background1"/>
+                                    </w:rPr>
+                                    <w:t>[Company name]</w:t>
+                                  </w:r>
+                                </w:sdtContent>
+                              </w:sdt>
+                              <w:r>
+                                <w:rPr>
+                                  <w:color w:val="FFFFFF" w:themeColor="background1"/>
+                                </w:rPr>
+                                <w:t>  </w:t>
+                              </w:r>
+                              <w:sdt>
+                                <w:sdtPr>
+                                  <w:rPr>
+                                    <w:color w:val="FFFFFF" w:themeColor="background1"/>
+                                  </w:rPr>
+                                  <w:alias w:val="Address"/>
+                                  <w:tag w:val=""/>
+                                  <w:id w:val="-253358678"/>
+                                  <w:showingPlcHdr/>
+                                  <w:dataBinding w:prefixMappings="xmlns:ns0='http://schemas.microsoft.com/office/2006/coverPageProps' " w:xpath="/ns0:CoverPageProperties[1]/ns0:CompanyAddress[1]" w:storeItemID="{55AF091B-3C7A-41E3-B477-F2FDAA23CFDA}"/>
+                                  <w:text/>
+                                </w:sdtPr>
+                                <w:sdtContent>
+                                  <w:r>
+                                    <w:rPr>
+                                      <w:color w:val="FFFFFF" w:themeColor="background1"/>
+                                    </w:rPr>
+                                    <w:t>[Company address]</w:t>
+                                  </w:r>
+                                </w:sdtContent>
+                              </w:sdt>
+                            </w:p>
+                          </w:txbxContent>
+                        </wps:txbx>
+                        <wps:bodyPr rot="0" spcFirstLastPara="0" vertOverflow="overflow" horzOverflow="overflow" vert="horz" wrap="square" lIns="457200" tIns="731520" rIns="457200" bIns="457200" numCol="1" spcCol="0" rtlCol="0" fromWordArt="0" anchor="b" anchorCtr="0" forceAA="0" compatLnSpc="1">
+                          <a:prstTxWarp prst="textNoShape">
+                            <a:avLst/>
+                          </a:prstTxWarp>
+                          <a:noAutofit/>
+                        </wps:bodyPr>
+                      </wps:wsp>
+                      <wps:wsp>
+                        <wps:cNvPr id="196" name="Text Box 196"/>
+                        <wps:cNvSpPr txBox="1"/>
+                        <wps:spPr>
+                          <a:xfrm>
+                            <a:off x="6824" y="1371600"/>
+                            <a:ext cx="6858000" cy="2722728"/>
+                          </a:xfrm>
+                          <a:prstGeom prst="rect">
+                            <a:avLst/>
+                          </a:prstGeom>
+                          <a:solidFill>
+                            <a:schemeClr val="bg1"/>
+                          </a:solidFill>
+                          <a:ln w="6350">
+                            <a:noFill/>
+                          </a:ln>
+                          <a:effectLst/>
+                        </wps:spPr>
+                        <wps:style>
+                          <a:lnRef idx="0">
+                            <a:schemeClr val="accent1"/>
+                          </a:lnRef>
+                          <a:fillRef idx="0">
+                            <a:schemeClr val="accent1"/>
+                          </a:fillRef>
+                          <a:effectRef idx="0">
+                            <a:schemeClr val="accent1"/>
+                          </a:effectRef>
+                          <a:fontRef idx="minor">
+                            <a:schemeClr val="dk1"/>
+                          </a:fontRef>
+                        </wps:style>
+                        <wps:txbx>
+                          <w:txbxContent>
+                            <w:sdt>
+                              <w:sdtPr>
+                                <w:rPr>
+                                  <w:rFonts w:asciiTheme="majorHAnsi" w:eastAsiaTheme="majorEastAsia" w:hAnsiTheme="majorHAnsi" w:cstheme="majorBidi"/>
+                                  <w:caps/>
+                                  <w:color w:val="4472C4" w:themeColor="accent1"/>
+                                  <w:sz w:val="72"/>
+                                  <w:szCs w:val="72"/>
+                                </w:rPr>
+                                <w:alias w:val="Title"/>
+                                <w:tag w:val=""/>
+                                <w:id w:val="-9991715"/>
+                                <w:showingPlcHdr/>
+                                <w:dataBinding w:prefixMappings="xmlns:ns0='http://purl.org/dc/elements/1.1/' xmlns:ns1='http://schemas.openxmlformats.org/package/2006/metadata/core-properties' " w:xpath="/ns1:coreProperties[1]/ns0:title[1]" w:storeItemID="{6C3C8BC8-F283-45AE-878A-BAB7291924A1}"/>
+                                <w:text/>
+                              </w:sdtPr>
+                              <w:sdtContent>
+                                <w:p>
+                                  <w:pPr>
+                                    <w:pStyle w:val="NoSpacing"/>
+                                    <w:jc w:val="center"/>
+                                    <w:rPr>
+                                      <w:rFonts w:asciiTheme="majorHAnsi" w:eastAsiaTheme="majorEastAsia" w:hAnsiTheme="majorHAnsi" w:cstheme="majorBidi"/>
+                                      <w:caps/>
+                                      <w:color w:val="4472C4" w:themeColor="accent1"/>
+                                      <w:sz w:val="72"/>
+                                      <w:szCs w:val="72"/>
+                                    </w:rPr>
+                                  </w:pPr>
+                                  <w:r>
+                                    <w:rPr>
+                                      <w:rFonts w:asciiTheme="majorHAnsi" w:eastAsiaTheme="majorEastAsia" w:hAnsiTheme="majorHAnsi" w:cstheme="majorBidi"/>
+                                      <w:caps/>
+                                      <w:color w:val="4472C4" w:themeColor="accent1"/>
+                                      <w:sz w:val="72"/>
+                                      <w:szCs w:val="72"/>
+                                    </w:rPr>
+                                    <w:t>[Document title]</w:t>
+                                  </w:r>
+                                </w:p>
+                              </w:sdtContent>
+                            </w:sdt>
+                          </w:txbxContent>
+                        </wps:txbx>
+                        <wps:bodyPr rot="0" spcFirstLastPara="0" vertOverflow="overflow" horzOverflow="overflow" vert="horz" wrap="square" lIns="457200" tIns="91440" rIns="457200" bIns="91440" numCol="1" spcCol="0" rtlCol="0" fromWordArt="0" anchor="ctr" anchorCtr="0" forceAA="0" compatLnSpc="1">
+                          <a:prstTxWarp prst="textNoShape">
+                            <a:avLst/>
+                          </a:prstTxWarp>
+                          <a:noAutofit/>
+                        </wps:bodyPr>
+                      </wps:wsp>
+                    </wpg:wgp>
+                  </a:graphicData>
+                </a:graphic>
+                <wp14:sizeRelH relativeFrom="page">
+                  <wp14:pctWidth>88200</wp14:pctWidth>
+                </wp14:sizeRelH>
+                <wp14:sizeRelV relativeFrom="page">
+                  <wp14:pctHeight>90900</wp14:pctHeight>
+                </wp14:sizeRelV>
+              </wp:anchor>
+            </w:drawing>
+          </mc:Choice>
+          <mc:Fallback>
+            <w:pict>
+              <v:group w14:anchorId="50DCA9CD" id="Group 198" o:spid="_x0000_s1026" style="position:absolute;margin-left:41.5pt;margin-top:63pt;width:540.55pt;height:718.4pt;z-index:-251657216;mso-width-percent:882;mso-height-percent:909;mso-position-horizontal-relative:page;mso-position-vertical-relative:page;mso-width-percent:882;mso-height-percent:909" coordsize="68648,91235" o:gfxdata="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">
+                <v:rect id="Rectangle 194" o:spid="_x0000_s1027" style="position:absolute;width:68580;height:13716;visibility:visible;mso-wrap-style:square;v-text-anchor:middle" o:gfxdata="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" fillcolor="#4472c4 [3204]" stroked="f" strokeweight="1pt"/>
+                <v:rect id="Rectangle 195" o:spid="_x0000_s1028" style="position:absolute;top:40943;width:68580;height:50292;visibility:visible;mso-wrap-style:square;v-text-anchor:bottom" o:gfxdata="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" fillcolor="#4472c4 [3204]" stroked="f" strokeweight="1pt">
+                  <v:textbox inset="36pt,57.6pt,36pt,36pt">
+                    <w:txbxContent>
+                      <w:sdt>
+                        <w:sdtPr>
+                          <w:rPr>
+                            <w:color w:val="FFFFFF" w:themeColor="background1"/>
+                          </w:rPr>
+                          <w:alias w:val="Author"/>
+                          <w:tag w:val=""/>
+                          <w:id w:val="945428907"/>
+                          <w:dataBinding w:prefixMappings="xmlns:ns0='http://purl.org/dc/elements/1.1/' xmlns:ns1='http://schemas.openxmlformats.org/package/2006/metadata/core-properties' " w:xpath="/ns1:coreProperties[1]/ns0:creator[1]" w:storeItemID="{6C3C8BC8-F283-45AE-878A-BAB7291924A1}"/>
+                          <w:text/>
+                        </w:sdtPr>
+                        <w:sdtContent>
+                          <w:p>
+                            <w:pPr>
+                              <w:pStyle w:val="NoSpacing"/>
+                              <w:spacing w:before="120"/>
+                              <w:jc w:val="center"/>
+                              <w:rPr>
+                                <w:color w:val="FFFFFF" w:themeColor="background1"/>
+                              </w:rPr>
+                            </w:pPr>
+                            <w:r>
+                              <w:rPr>
+                                <w:color w:val="FFFFFF" w:themeColor="background1"/>
+                              </w:rPr>
+                              <w:t>Mariana Garcia</w:t>
+                            </w:r>
+                          </w:p>
+                        </w:sdtContent>
+                      </w:sdt>
+                      <w:p>
+                        <w:pPr>
+                          <w:pStyle w:val="NoSpacing"/>
+                          <w:spacing w:before="120"/>
+                          <w:jc w:val="center"/>
+                          <w:rPr>
+                            <w:color w:val="FFFFFF" w:themeColor="background1"/>
+                          </w:rPr>
+                        </w:pPr>
+                        <w:sdt>
+                          <w:sdtPr>
+                            <w:rPr>
+                              <w:caps/>
+                              <w:color w:val="FFFFFF" w:themeColor="background1"/>
+                            </w:rPr>
+                            <w:alias w:val="Company"/>
+                            <w:tag w:val=""/>
+                            <w:id w:val="1618182777"/>
+                            <w:showingPlcHdr/>
+                            <w:dataBinding w:prefixMappings="xmlns:ns0='http://schemas.openxmlformats.org/officeDocument/2006/extended-properties' " w:xpath="/ns0:Properties[1]/ns0:Company[1]" w:storeItemID="{6668398D-A668-4E3E-A5EB-62B293D839F1}"/>
+                            <w:text/>
+                          </w:sdtPr>
+                          <w:sdtContent>
+                            <w:r>
+                              <w:rPr>
+                                <w:caps/>
+                                <w:color w:val="FFFFFF" w:themeColor="background1"/>
+                              </w:rPr>
+                              <w:t>[Company name]</w:t>
+                            </w:r>
+                          </w:sdtContent>
+                        </w:sdt>
+                        <w:r>
+                          <w:rPr>
+                            <w:color w:val="FFFFFF" w:themeColor="background1"/>
+                          </w:rPr>
+                          <w:t>  </w:t>
+                        </w:r>
+                        <w:sdt>
+                          <w:sdtPr>
+                            <w:rPr>
+                              <w:color w:val="FFFFFF" w:themeColor="background1"/>
+                            </w:rPr>
+                            <w:alias w:val="Address"/>
+                            <w:tag w:val=""/>
+                            <w:id w:val="-253358678"/>
+                            <w:showingPlcHdr/>
+                            <w:dataBinding w:prefixMappings="xmlns:ns0='http://schemas.microsoft.com/office/2006/coverPageProps' " w:xpath="/ns0:CoverPageProperties[1]/ns0:CompanyAddress[1]" w:storeItemID="{55AF091B-3C7A-41E3-B477-F2FDAA23CFDA}"/>
+                            <w:text/>
+                          </w:sdtPr>
+                          <w:sdtContent>
+                            <w:r>
+                              <w:rPr>
+                                <w:color w:val="FFFFFF" w:themeColor="background1"/>
+                              </w:rPr>
+                              <w:t>[Company address]</w:t>
+                            </w:r>
+                          </w:sdtContent>
+                        </w:sdt>
+                      </w:p>
+                    </w:txbxContent>
+                  </v:textbox>
+                </v:rect>
+                <v:shapetype id="_x0000_t202" coordsize="21600,21600" o:spt="202" path="m,l,21600r21600,l21600,xe">
+                  <v:stroke joinstyle="miter"/>
+                  <v:path gradientshapeok="t" o:connecttype="rect"/>
+                </v:shapetype>
+                <v:shape id="Text Box 196" o:spid="_x0000_s1029" type="#_x0000_t202" style="position:absolute;left:68;top:13716;width:68580;height:27227;visibility:visible;mso-wrap-style:square;v-text-anchor:middle" o:gfxdata="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" fillcolor="white [3212]" stroked="f" strokeweight=".5pt">
+                  <v:textbox inset="36pt,7.2pt,36pt,7.2pt">
+                    <w:txbxContent>
+                      <w:sdt>
+                        <w:sdtPr>
+                          <w:rPr>
+                            <w:rFonts w:asciiTheme="majorHAnsi" w:eastAsiaTheme="majorEastAsia" w:hAnsiTheme="majorHAnsi" w:cstheme="majorBidi"/>
+                            <w:caps/>
+                            <w:color w:val="4472C4" w:themeColor="accent1"/>
+                            <w:sz w:val="72"/>
+                            <w:szCs w:val="72"/>
+                          </w:rPr>
+                          <w:alias w:val="Title"/>
+                          <w:tag w:val=""/>
+                          <w:id w:val="-9991715"/>
+                          <w:showingPlcHdr/>
+                          <w:dataBinding w:prefixMappings="xmlns:ns0='http://purl.org/dc/elements/1.1/' xmlns:ns1='http://schemas.openxmlformats.org/package/2006/metadata/core-properties' " w:xpath="/ns1:coreProperties[1]/ns0:title[1]" w:storeItemID="{6C3C8BC8-F283-45AE-878A-BAB7291924A1}"/>
+                          <w:text/>
+                        </w:sdtPr>
+                        <w:sdtContent>
+                          <w:p>
+                            <w:pPr>
+                              <w:pStyle w:val="NoSpacing"/>
+                              <w:jc w:val="center"/>
+                              <w:rPr>
+                                <w:rFonts w:asciiTheme="majorHAnsi" w:eastAsiaTheme="majorEastAsia" w:hAnsiTheme="majorHAnsi" w:cstheme="majorBidi"/>
+                                <w:caps/>
+                                <w:color w:val="4472C4" w:themeColor="accent1"/>
+                                <w:sz w:val="72"/>
+                                <w:szCs w:val="72"/>
+                              </w:rPr>
+                            </w:pPr>
+                            <w:r>
+                              <w:rPr>
+                                <w:rFonts w:asciiTheme="majorHAnsi" w:eastAsiaTheme="majorEastAsia" w:hAnsiTheme="majorHAnsi" w:cstheme="majorBidi"/>
+                                <w:caps/>
+                                <w:color w:val="4472C4" w:themeColor="accent1"/>
+                                <w:sz w:val="72"/>
+                                <w:szCs w:val="72"/>
+                              </w:rPr>
+                              <w:t>[Document title]</w:t>
+                            </w:r>
+                          </w:p>
+                        </w:sdtContent>
+                      </w:sdt>
+                    </w:txbxContent>
+                  </v:textbox>
+                </v:shape>
+                <w10:wrap anchorx="page" anchory="page"/>
+              </v:group>
+            </w:pict>
+          </mc:Fallback>
+        </mc:AlternateContent>
       </w:r>
     </w:p>
     <w:sectPr>
+      <w:headerReference w:type="first" r:id="rId6"/>
       <w:pgSz w:w="11906" w:h="16838"/>
       <w:pgMar w:top="1440" w:right="1440" w:bottom="1440" w:left="1440" w:header="708" w:footer="708" w:gutter="0"/>
+      <w:pgNumType w:start="0"/>
       <w:cols w:space="708"/>
+      <w:titlePg/>
       <w:docGrid w:linePitch="360"/>
     </w:sectPr>
   </w:body>
 </w:document>
+</file>
+
+<file path=word/endnotes.xml><?xml version="1.0" encoding="utf-8"?>
+<w:endnotes xmlns:wpc="http://schemas.microsoft.com/office/word/2010/wordprocessingCanvas" xmlns:cx="http://schemas.microsoft.com/office/drawing/2014/chartex" xmlns:cx1="http://schemas.microsoft.com/office/drawing/2015/9/8/chartex" xmlns:cx2="http://schemas.microsoft.com/office/drawing/2015/10/21/chartex" xmlns:cx3="http://schemas.microsoft.com/office/drawing/2016/5/9/chartex" xmlns:cx4="http://schemas.microsoft.com/office/drawing/2016/5/10/chartex" xmlns:cx5="http://schemas.microsoft.com/office/drawing/2016/5/11/chartex" xmlns:cx6="http://schemas.microsoft.com/office/drawing/2016/5/12/chartex" xmlns:cx7="http://schemas.microsoft.com/office/drawing/2016/5/13/chartex" xmlns:cx8="http://schemas.microsoft.com/office/drawing/2016/5/14/chartex" xmlns:mc="http://schemas.openxmlformats.org/markup-compatibility/2006" xmlns:aink="http://schemas.microsoft.com/office/drawing/2016/ink" xmlns:am3d="http://schemas.microsoft.com/office/drawing/2017/model3d" xmlns:o="urn:schemas-microsoft-com:office:office" xmlns:oel="http://schemas.microsoft.com/office/2019/extlst" xmlns:r="http://schemas.openxmlformats.org/officeDocument/2006/relationships" xmlns:m="http://schemas.openxmlformats.org/officeDocument/2006/math" xmlns:v="urn:schemas-microsoft-com:vml" xmlns:wp14="http://schemas.microsoft.com/office/word/2010/wordprocessingDrawing" xmlns:wp="http://schemas.openxmlformats.org/drawingml/2006/wordprocessingDrawing" xmlns:w10="urn:schemas-microsoft-com:office:word" xmlns:w="http://schemas.openxmlformats.org/wordprocessingml/2006/main" xmlns:w14="http://schemas.microsoft.com/office/word/2010/wordml" xmlns:w15="http://schemas.microsoft.com/office/word/2012/wordml" xmlns:w16cex="http://schemas.microsoft.com/office/word/2018/wordml/cex" xmlns:w16cid="http://schemas.microsoft.com/office/word/2016/wordml/cid" xmlns:w16="http://schemas.microsoft.com/office/word/2018/wordml" xmlns:w16du="http://schemas.microsoft.com/office/word/2023/wordml/word16du" xmlns:w16sdtdh="http://schemas.microsoft.com/office/word/2020/wordml/sdtdatahash" xmlns:w16sdtfl="http://schemas.microsoft.com/office/word/2024/wordml/sdtformatlock" xmlns:w16se="http://schemas.microsoft.com/office/word/2015/wordml/symex" xmlns:wpg="http://schemas.microsoft.com/office/word/2010/wordprocessingGroup" xmlns:wpi="http://schemas.microsoft.com/office/word/2010/wordprocessingInk" xmlns:wne="http://schemas.microsoft.com/office/word/2006/wordml" xmlns:wps="http://schemas.microsoft.com/office/word/2010/wordprocessingShape" mc:Ignorable="w14 w15 w16se w16cid w16 w16cex w16sdtdh w16sdtfl w16du wp14">
+  <w:endnote w:type="separator" w:id="-1">
+    <w:p>
+      <w:pPr>
+        <w:spacing w:after="0" w:line="240" w:lineRule="auto"/>
+      </w:pPr>
+      <w:r>
+        <w:separator/>
+      </w:r>
+    </w:p>
+  </w:endnote>
+  <w:endnote w:type="continuationSeparator" w:id="0">
+    <w:p>
+      <w:pPr>
+        <w:spacing w:after="0" w:line="240" w:lineRule="auto"/>
+      </w:pPr>
+      <w:r>
+        <w:continuationSeparator/>
+      </w:r>
+    </w:p>
+  </w:endnote>
+</w:endnotes>
+</file>
+
+<file path=word/footnotes.xml><?xml version="1.0" encoding="utf-8"?>
+<w:footnotes xmlns:wpc="http://schemas.microsoft.com/office/word/2010/wordprocessingCanvas" xmlns:cx="http://schemas.microsoft.com/office/drawing/2014/chartex" xmlns:cx1="http://schemas.microsoft.com/office/drawing/2015/9/8/chartex" xmlns:cx2="http://schemas.microsoft.com/office/drawing/2015/10/21/chartex" xmlns:cx3="http://schemas.microsoft.com/office/drawing/2016/5/9/chartex" xmlns:cx4="http://schemas.microsoft.com/office/drawing/2016/5/10/chartex" xmlns:cx5="http://schemas.microsoft.com/office/drawing/2016/5/11/chartex" xmlns:cx6="http://schemas.microsoft.com/office/drawing/2016/5/12/chartex" xmlns:cx7="http://schemas.microsoft.com/office/drawing/2016/5/13/chartex" xmlns:cx8="http://schemas.microsoft.com/office/drawing/2016/5/14/chartex" xmlns:mc="http://schemas.openxmlformats.org/markup-compatibility/2006" xmlns:aink="http://schemas.microsoft.com/office/drawing/2016/ink" xmlns:am3d="http://schemas.microsoft.com/office/drawing/2017/model3d" xmlns:o="urn:schemas-microsoft-com:office:office" xmlns:oel="http://schemas.microsoft.com/office/2019/extlst" xmlns:r="http://schemas.openxmlformats.org/officeDocument/2006/relationships" xmlns:m="http://schemas.openxmlformats.org/officeDocument/2006/math" xmlns:v="urn:schemas-microsoft-com:vml" xmlns:wp14="http://schemas.microsoft.com/office/word/2010/wordprocessingDrawing" xmlns:wp="http://schemas.openxmlformats.org/drawingml/2006/wordprocessingDrawing" xmlns:w10="urn:schemas-microsoft-com:office:word" xmlns:w="http://schemas.openxmlformats.org/wordprocessingml/2006/main" xmlns:w14="http://schemas.microsoft.com/office/word/2010/wordml" xmlns:w15="http://schemas.microsoft.com/office/word/2012/wordml" xmlns:w16cex="http://schemas.microsoft.com/office/word/2018/wordml/cex" xmlns:w16cid="http://schemas.microsoft.com/office/word/2016/wordml/cid" xmlns:w16="http://schemas.microsoft.com/office/word/2018/wordml" xmlns:w16du="http://schemas.microsoft.com/office/word/2023/wordml/word16du" xmlns:w16sdtdh="http://schemas.microsoft.com/office/word/2020/wordml/sdtdatahash" xmlns:w16sdtfl="http://schemas.microsoft.com/office/word/2024/wordml/sdtformatlock" xmlns:w16se="http://schemas.microsoft.com/office/word/2015/wordml/symex" xmlns:wpg="http://schemas.microsoft.com/office/word/2010/wordprocessingGroup" xmlns:wpi="http://schemas.microsoft.com/office/word/2010/wordprocessingInk" xmlns:wne="http://schemas.microsoft.com/office/word/2006/wordml" xmlns:wps="http://schemas.microsoft.com/office/word/2010/wordprocessingShape" mc:Ignorable="w14 w15 w16se w16cid w16 w16cex w16sdtdh w16sdtfl w16du wp14">
+  <w:footnote w:type="separator" w:id="-1">
+    <w:p>
+      <w:pPr>
+        <w:spacing w:after="0" w:line="240" w:lineRule="auto"/>
+      </w:pPr>
+      <w:r>
+        <w:separator/>
+      </w:r>
+    </w:p>
+  </w:footnote>
+  <w:footnote w:type="continuationSeparator" w:id="0">
+    <w:p>
+      <w:pPr>
+        <w:spacing w:after="0" w:line="240" w:lineRule="auto"/>
+      </w:pPr>
+      <w:r>
+        <w:continuationSeparator/>
+      </w:r>
+    </w:p>
+  </w:footnote>
+</w:footnotes>
+</file>
+
+<file path=word/header1.xml><?xml version="1.0" encoding="utf-8"?>
+<w:hdr xmlns:wpc="http://schemas.microsoft.com/office/word/2010/wordprocessingCanvas" xmlns:cx="http://schemas.microsoft.com/office/drawing/2014/chartex" xmlns:cx1="http://schemas.microsoft.com/office/drawing/2015/9/8/chartex" xmlns:cx2="http://schemas.microsoft.com/office/drawing/2015/10/21/chartex" xmlns:cx3="http://schemas.microsoft.com/office/drawing/2016/5/9/chartex" xmlns:cx4="http://schemas.microsoft.com/office/drawing/2016/5/10/chartex" xmlns:cx5="http://schemas.microsoft.com/office/drawing/2016/5/11/chartex" xmlns:cx6="http://schemas.microsoft.com/office/drawing/2016/5/12/chartex" xmlns:cx7="http://schemas.microsoft.com/office/drawing/2016/5/13/chartex" xmlns:cx8="http://schemas.microsoft.com/office/drawing/2016/5/14/chartex" xmlns:mc="http://schemas.openxmlformats.org/markup-compatibility/2006" xmlns:aink="http://schemas.microsoft.com/office/drawing/2016/ink" xmlns:am3d="http://schemas.microsoft.com/office/drawing/2017/model3d" xmlns:o="urn:schemas-microsoft-com:office:office" xmlns:oel="http://schemas.microsoft.com/office/2019/extlst" xmlns:r="http://schemas.openxmlformats.org/officeDocument/2006/relationships" xmlns:m="http://schemas.openxmlformats.org/officeDocument/2006/math" xmlns:v="urn:schemas-microsoft-com:vml" xmlns:wp14="http://schemas.microsoft.com/office/word/2010/wordprocessingDrawing" xmlns:wp="http://schemas.openxmlformats.org/drawingml/2006/wordprocessingDrawing" xmlns:w10="urn:schemas-microsoft-com:office:word" xmlns:w="http://schemas.openxmlformats.org/wordprocessingml/2006/main" xmlns:w14="http://schemas.microsoft.com/office/word/2010/wordml" xmlns:w15="http://schemas.microsoft.com/office/word/2012/wordml" xmlns:w16cex="http://schemas.microsoft.com/office/word/2018/wordml/cex" xmlns:w16cid="http://schemas.microsoft.com/office/word/2016/wordml/cid" xmlns:w16="http://schemas.microsoft.com/office/word/2018/wordml" xmlns:w16du="http://schemas.microsoft.com/office/word/2023/wordml/word16du" xmlns:w16sdtdh="http://schemas.microsoft.com/office/word/2020/wordml/sdtdatahash" xmlns:w16sdtfl="http://schemas.microsoft.com/office/word/2024/wordml/sdtformatlock" xmlns:w16se="http://schemas.microsoft.com/office/word/2015/wordml/symex" xmlns:wpg="http://schemas.microsoft.com/office/word/2010/wordprocessingGroup" xmlns:wpi="http://schemas.microsoft.com/office/word/2010/wordprocessingInk" xmlns:wne="http://schemas.microsoft.com/office/word/2006/wordml" xmlns:wps="http://schemas.microsoft.com/office/word/2010/wordprocessingShape" mc:Ignorable="w14 w15 w16se w16cid w16 w16cex w16sdtdh w16sdtfl w16du wp14">
+  <w:p>
+    <w:pPr>
+      <w:pStyle w:val="Header"/>
+    </w:pPr>
+  </w:p>
+  <w:p>
+    <w:pPr>
+      <w:pStyle w:val="Header"/>
+    </w:pPr>
+  </w:p>
+  <w:p>
+    <w:pPr>
+      <w:pStyle w:val="Header"/>
+    </w:pPr>
+  </w:p>
+</w:hdr>
 </file>
 
 <file path=word/styles.xml><?xml version="1.0" encoding="utf-8"?>
@@ -189,7 +791,7 @@
     <w:lsdException w:name="Table Web 2" w:semiHidden="1" w:unhideWhenUsed="1"/>
     <w:lsdException w:name="Table Web 3" w:semiHidden="1" w:unhideWhenUsed="1"/>
     <w:lsdException w:name="Balloon Text" w:semiHidden="1" w:unhideWhenUsed="1"/>
-    <w:lsdException w:name="Table Grid" w:uiPriority="39"/>
+    <w:lsdException w:name="Table Grid" w:uiPriority="59"/>
     <w:lsdException w:name="Table Theme" w:semiHidden="1" w:unhideWhenUsed="1"/>
     <w:lsdException w:name="Placeholder Text" w:semiHidden="1"/>
     <w:lsdException w:name="No Spacing" w:uiPriority="1" w:qFormat="1"/>
@@ -415,6 +1017,16 @@
   <w:style w:type="paragraph" w:default="1" w:styleId="Normal">
     <w:name w:val="Normal"/>
     <w:qFormat/>
+    <w:rsid w:val="00432E09"/>
+    <w:pPr>
+      <w:suppressAutoHyphens/>
+      <w:autoSpaceDN w:val="0"/>
+      <w:spacing w:line="256" w:lineRule="auto"/>
+    </w:pPr>
+    <w:rPr>
+      <w:rFonts w:ascii="Times New Roman" w:eastAsia="Calibri" w:hAnsi="Times New Roman" w:cs="Times New Roman"/>
+      <w:sz w:val="24"/>
+    </w:rPr>
   </w:style>
   <w:style w:type="paragraph" w:styleId="Heading1">
     <w:name w:val="heading 1"/>
@@ -930,6 +1542,124 @@
       <w:smallCaps/>
       <w:color w:val="2F5496" w:themeColor="accent1" w:themeShade="BF"/>
       <w:spacing w:val="5"/>
+    </w:rPr>
+  </w:style>
+  <w:style w:type="table" w:styleId="TableGrid">
+    <w:name w:val="Table Grid"/>
+    <w:basedOn w:val="TableNormal"/>
+    <w:uiPriority w:val="59"/>
+    <w:rsid w:val="00432E09"/>
+    <w:pPr>
+      <w:autoSpaceDN w:val="0"/>
+      <w:spacing w:after="0" w:line="240" w:lineRule="auto"/>
+    </w:pPr>
+    <w:rPr>
+      <w:rFonts w:ascii="Calibri" w:eastAsia="Calibri" w:hAnsi="Calibri" w:cs="Times New Roman"/>
+    </w:rPr>
+    <w:tblPr>
+      <w:tblBorders>
+        <w:top w:val="single" w:sz="4" w:space="0" w:color="auto"/>
+        <w:left w:val="single" w:sz="4" w:space="0" w:color="auto"/>
+        <w:bottom w:val="single" w:sz="4" w:space="0" w:color="auto"/>
+        <w:right w:val="single" w:sz="4" w:space="0" w:color="auto"/>
+        <w:insideH w:val="single" w:sz="4" w:space="0" w:color="auto"/>
+        <w:insideV w:val="single" w:sz="4" w:space="0" w:color="auto"/>
+      </w:tblBorders>
+    </w:tblPr>
+  </w:style>
+  <w:style w:type="paragraph" w:styleId="NoSpacing">
+    <w:name w:val="No Spacing"/>
+    <w:link w:val="NoSpacingChar"/>
+    <w:uiPriority w:val="1"/>
+    <w:qFormat/>
+    <w:rsid w:val="00432E09"/>
+    <w:pPr>
+      <w:spacing w:after="0" w:line="240" w:lineRule="auto"/>
+    </w:pPr>
+    <w:rPr>
+      <w:rFonts w:eastAsiaTheme="minorEastAsia"/>
+      <w:lang w:val="en-US"/>
+    </w:rPr>
+  </w:style>
+  <w:style w:type="character" w:customStyle="1" w:styleId="NoSpacingChar">
+    <w:name w:val="No Spacing Char"/>
+    <w:basedOn w:val="DefaultParagraphFont"/>
+    <w:link w:val="NoSpacing"/>
+    <w:uiPriority w:val="1"/>
+    <w:rsid w:val="00432E09"/>
+    <w:rPr>
+      <w:rFonts w:eastAsiaTheme="minorEastAsia"/>
+      <w:lang w:val="en-US"/>
+    </w:rPr>
+  </w:style>
+  <w:style w:type="paragraph" w:styleId="Header">
+    <w:name w:val="header"/>
+    <w:basedOn w:val="Normal"/>
+    <w:link w:val="HeaderChar"/>
+    <w:uiPriority w:val="99"/>
+    <w:unhideWhenUsed/>
+    <w:rsid w:val="00B47CCC"/>
+    <w:pPr>
+      <w:tabs>
+        <w:tab w:val="center" w:pos="4513"/>
+        <w:tab w:val="right" w:pos="9026"/>
+      </w:tabs>
+      <w:spacing w:after="0" w:line="240" w:lineRule="auto"/>
+    </w:pPr>
+  </w:style>
+  <w:style w:type="character" w:customStyle="1" w:styleId="HeaderChar">
+    <w:name w:val="Header Char"/>
+    <w:basedOn w:val="DefaultParagraphFont"/>
+    <w:link w:val="Header"/>
+    <w:uiPriority w:val="99"/>
+    <w:rsid w:val="00B47CCC"/>
+    <w:rPr>
+      <w:rFonts w:ascii="Times New Roman" w:eastAsia="Calibri" w:hAnsi="Times New Roman" w:cs="Times New Roman"/>
+      <w:sz w:val="24"/>
+    </w:rPr>
+  </w:style>
+  <w:style w:type="paragraph" w:styleId="Footer">
+    <w:name w:val="footer"/>
+    <w:basedOn w:val="Normal"/>
+    <w:link w:val="FooterChar"/>
+    <w:uiPriority w:val="99"/>
+    <w:unhideWhenUsed/>
+    <w:rsid w:val="00B47CCC"/>
+    <w:pPr>
+      <w:tabs>
+        <w:tab w:val="center" w:pos="4513"/>
+        <w:tab w:val="right" w:pos="9026"/>
+      </w:tabs>
+      <w:spacing w:after="0" w:line="240" w:lineRule="auto"/>
+    </w:pPr>
+  </w:style>
+  <w:style w:type="character" w:customStyle="1" w:styleId="FooterChar">
+    <w:name w:val="Footer Char"/>
+    <w:basedOn w:val="DefaultParagraphFont"/>
+    <w:link w:val="Footer"/>
+    <w:uiPriority w:val="99"/>
+    <w:rsid w:val="00B47CCC"/>
+    <w:rPr>
+      <w:rFonts w:ascii="Times New Roman" w:eastAsia="Calibri" w:hAnsi="Times New Roman" w:cs="Times New Roman"/>
+      <w:sz w:val="24"/>
+    </w:rPr>
+  </w:style>
+  <w:style w:type="paragraph" w:styleId="NormalWeb">
+    <w:name w:val="Normal (Web)"/>
+    <w:basedOn w:val="Normal"/>
+    <w:uiPriority w:val="99"/>
+    <w:semiHidden/>
+    <w:unhideWhenUsed/>
+    <w:rsid w:val="00B656FA"/>
+    <w:pPr>
+      <w:suppressAutoHyphens w:val="0"/>
+      <w:autoSpaceDN/>
+      <w:spacing w:before="100" w:beforeAutospacing="1" w:after="100" w:afterAutospacing="1" w:line="240" w:lineRule="auto"/>
+    </w:pPr>
+    <w:rPr>
+      <w:rFonts w:eastAsia="Times New Roman"/>
+      <w:szCs w:val="24"/>
+      <w:lang w:eastAsia="en-IE"/>
     </w:rPr>
   </w:style>
 </w:styles>

--- a/Capstone_Project_2026.docx
+++ b/Capstone_Project_2026.docx
@@ -4,31 +4,647 @@
   <w:body>
     <w:sdt>
       <w:sdtPr>
-        <w:id w:val="732902584"/>
+        <w:id w:val="2016183278"/>
         <w:docPartObj>
           <w:docPartGallery w:val="Cover Pages"/>
           <w:docPartUnique/>
         </w:docPartObj>
       </w:sdtPr>
+      <w:sdtEndPr>
+        <w:rPr>
+          <w:noProof/>
+          <w:color w:val="4472C4"/>
+        </w:rPr>
+      </w:sdtEndPr>
       <w:sdtContent>
-        <w:p/>
         <w:p>
           <w:pPr>
-            <w:pStyle w:val="NormalWeb"/>
+            <w:jc w:val="center"/>
+            <w:rPr>
+              <w:noProof/>
+            </w:rPr>
+          </w:pPr>
+          <w:r>
+            <w:rPr>
+              <w:rFonts w:cs="Arial"/>
+              <w:b/>
+              <w:sz w:val="36"/>
+              <w:szCs w:val="44"/>
+            </w:rPr>
+            <w:t>CCT College Dublin</w:t>
+          </w:r>
+        </w:p>
+        <w:p>
+          <w:pPr>
+            <w:jc w:val="both"/>
+            <w:rPr>
+              <w:rFonts w:cs="Arial"/>
+              <w:b/>
+              <w:sz w:val="28"/>
+              <w:szCs w:val="44"/>
+            </w:rPr>
           </w:pPr>
         </w:p>
-        <w:p/>
-        <w:p/>
-        <w:p/>
-        <w:p/>
-        <w:p/>
-        <w:p/>
-        <w:p/>
-        <w:p/>
-        <w:p/>
-        <w:p/>
         <w:p>
           <w:pPr>
+            <w:pBdr>
+              <w:bottom w:val="single" w:sz="12" w:space="1" w:color="auto"/>
+            </w:pBdr>
+            <w:jc w:val="both"/>
+            <w:rPr>
+              <w:rFonts w:cs="Arial"/>
+              <w:b/>
+              <w:sz w:val="28"/>
+              <w:szCs w:val="44"/>
+            </w:rPr>
+          </w:pPr>
+          <w:r>
+            <w:rPr>
+              <w:rFonts w:cs="Arial"/>
+              <w:b/>
+              <w:sz w:val="28"/>
+              <w:szCs w:val="44"/>
+            </w:rPr>
+            <w:t>Assessment Cover Page</w:t>
+          </w:r>
+        </w:p>
+        <w:p>
+          <w:pPr>
+            <w:pBdr>
+              <w:bottom w:val="single" w:sz="12" w:space="1" w:color="auto"/>
+            </w:pBdr>
+            <w:jc w:val="both"/>
+            <w:rPr>
+              <w:rFonts w:cs="Arial"/>
+              <w:bCs/>
+              <w:i/>
+              <w:iCs/>
+              <w:color w:val="FF0000"/>
+            </w:rPr>
+          </w:pPr>
+          <w:r>
+            <w:rPr>
+              <w:rFonts w:cs="Arial"/>
+              <w:bCs/>
+              <w:i/>
+              <w:iCs/>
+              <w:color w:val="FF0000"/>
+            </w:rPr>
+            <w:t>To be provided separately as a word doc for students to include with every submission</w:t>
+          </w:r>
+        </w:p>
+        <w:p>
+          <w:pPr>
+            <w:pBdr>
+              <w:bottom w:val="single" w:sz="12" w:space="1" w:color="auto"/>
+            </w:pBdr>
+            <w:jc w:val="both"/>
+            <w:rPr>
+              <w:rFonts w:cs="Arial"/>
+              <w:b/>
+              <w:sz w:val="28"/>
+              <w:szCs w:val="44"/>
+            </w:rPr>
+          </w:pPr>
+        </w:p>
+        <w:p>
+          <w:pPr>
+            <w:jc w:val="both"/>
+          </w:pPr>
+        </w:p>
+        <w:tbl>
+          <w:tblPr>
+            <w:tblStyle w:val="TableGrid"/>
+            <w:tblW w:w="0" w:type="auto"/>
+            <w:tblLook w:val="04A0" w:firstRow="1" w:lastRow="0" w:firstColumn="1" w:lastColumn="0" w:noHBand="0" w:noVBand="1"/>
+          </w:tblPr>
+          <w:tblGrid>
+            <w:gridCol w:w="2263"/>
+            <w:gridCol w:w="6753"/>
+          </w:tblGrid>
+          <w:tr>
+            <w:tc>
+              <w:tcPr>
+                <w:tcW w:w="2263" w:type="dxa"/>
+              </w:tcPr>
+              <w:p>
+                <w:pPr>
+                  <w:spacing w:line="240" w:lineRule="auto"/>
+                  <w:jc w:val="both"/>
+                  <w:rPr>
+                    <w:b/>
+                    <w:bCs/>
+                  </w:rPr>
+                </w:pPr>
+                <w:r>
+                  <w:rPr>
+                    <w:b/>
+                    <w:bCs/>
+                  </w:rPr>
+                  <w:t>Module Title:</w:t>
+                </w:r>
+              </w:p>
+              <w:p>
+                <w:pPr>
+                  <w:spacing w:line="240" w:lineRule="auto"/>
+                  <w:jc w:val="both"/>
+                  <w:rPr>
+                    <w:b/>
+                    <w:bCs/>
+                  </w:rPr>
+                </w:pPr>
+              </w:p>
+            </w:tc>
+            <w:tc>
+              <w:tcPr>
+                <w:tcW w:w="6753" w:type="dxa"/>
+              </w:tcPr>
+              <w:p>
+                <w:pPr>
+                  <w:spacing w:line="240" w:lineRule="auto"/>
+                  <w:jc w:val="both"/>
+                </w:pPr>
+              </w:p>
+              <w:p>
+                <w:pPr>
+                  <w:spacing w:line="240" w:lineRule="auto"/>
+                  <w:jc w:val="both"/>
+                </w:pPr>
+                <w:r>
+                  <w:t>HDSDAB Sep26 PT SB -  Strategic Thinking</w:t>
+                </w:r>
+              </w:p>
+              <w:p>
+                <w:pPr>
+                  <w:spacing w:line="240" w:lineRule="auto"/>
+                  <w:jc w:val="both"/>
+                </w:pPr>
+              </w:p>
+            </w:tc>
+          </w:tr>
+          <w:tr>
+            <w:tc>
+              <w:tcPr>
+                <w:tcW w:w="2263" w:type="dxa"/>
+              </w:tcPr>
+              <w:p>
+                <w:pPr>
+                  <w:spacing w:line="240" w:lineRule="auto"/>
+                  <w:jc w:val="both"/>
+                  <w:rPr>
+                    <w:b/>
+                    <w:bCs/>
+                  </w:rPr>
+                </w:pPr>
+                <w:r>
+                  <w:rPr>
+                    <w:b/>
+                    <w:bCs/>
+                  </w:rPr>
+                  <w:t>Assessment Title:</w:t>
+                </w:r>
+              </w:p>
+              <w:p>
+                <w:pPr>
+                  <w:spacing w:line="240" w:lineRule="auto"/>
+                  <w:jc w:val="both"/>
+                  <w:rPr>
+                    <w:b/>
+                    <w:bCs/>
+                  </w:rPr>
+                </w:pPr>
+              </w:p>
+            </w:tc>
+            <w:tc>
+              <w:tcPr>
+                <w:tcW w:w="6753" w:type="dxa"/>
+              </w:tcPr>
+              <w:p>
+                <w:pPr>
+                  <w:spacing w:line="240" w:lineRule="auto"/>
+                  <w:jc w:val="both"/>
+                </w:pPr>
+                <w:r>
+                  <w:rPr>
+                    <w:i/>
+                  </w:rPr>
+                  <w:t>CA1</w:t>
+                </w:r>
+              </w:p>
+            </w:tc>
+          </w:tr>
+          <w:tr>
+            <w:tc>
+              <w:tcPr>
+                <w:tcW w:w="2263" w:type="dxa"/>
+              </w:tcPr>
+              <w:p>
+                <w:pPr>
+                  <w:spacing w:line="240" w:lineRule="auto"/>
+                  <w:jc w:val="both"/>
+                  <w:rPr>
+                    <w:b/>
+                    <w:bCs/>
+                  </w:rPr>
+                </w:pPr>
+                <w:r>
+                  <w:rPr>
+                    <w:b/>
+                    <w:bCs/>
+                  </w:rPr>
+                  <w:t>Lecturer Name:</w:t>
+                </w:r>
+              </w:p>
+              <w:p>
+                <w:pPr>
+                  <w:spacing w:line="240" w:lineRule="auto"/>
+                  <w:jc w:val="both"/>
+                  <w:rPr>
+                    <w:b/>
+                    <w:bCs/>
+                  </w:rPr>
+                </w:pPr>
+              </w:p>
+            </w:tc>
+            <w:tc>
+              <w:tcPr>
+                <w:tcW w:w="6753" w:type="dxa"/>
+              </w:tcPr>
+              <w:p>
+                <w:pPr>
+                  <w:tabs>
+                    <w:tab w:val="left" w:pos="1277"/>
+                  </w:tabs>
+                  <w:spacing w:line="240" w:lineRule="auto"/>
+                  <w:jc w:val="both"/>
+                  <w:rPr>
+                    <w:rFonts w:cstheme="minorHAnsi"/>
+                  </w:rPr>
+                </w:pPr>
+                <w:proofErr w:type="spellStart"/>
+                <w:r>
+                  <w:rPr>
+                    <w:rFonts w:cstheme="minorHAnsi"/>
+                  </w:rPr>
+                  <w:t>Taufique</w:t>
+                </w:r>
+                <w:proofErr w:type="spellEnd"/>
+                <w:r>
+                  <w:rPr>
+                    <w:rFonts w:cstheme="minorHAnsi"/>
+                  </w:rPr>
+                  <w:t xml:space="preserve"> Ahmed</w:t>
+                </w:r>
+              </w:p>
+            </w:tc>
+          </w:tr>
+          <w:tr>
+            <w:tc>
+              <w:tcPr>
+                <w:tcW w:w="2263" w:type="dxa"/>
+              </w:tcPr>
+              <w:p>
+                <w:pPr>
+                  <w:spacing w:line="240" w:lineRule="auto"/>
+                  <w:jc w:val="both"/>
+                  <w:rPr>
+                    <w:b/>
+                    <w:bCs/>
+                  </w:rPr>
+                </w:pPr>
+                <w:r>
+                  <w:rPr>
+                    <w:b/>
+                    <w:bCs/>
+                  </w:rPr>
+                  <w:t>Student Full Name:</w:t>
+                </w:r>
+              </w:p>
+              <w:p>
+                <w:pPr>
+                  <w:spacing w:line="240" w:lineRule="auto"/>
+                  <w:jc w:val="both"/>
+                  <w:rPr>
+                    <w:b/>
+                    <w:bCs/>
+                  </w:rPr>
+                </w:pPr>
+              </w:p>
+            </w:tc>
+            <w:tc>
+              <w:tcPr>
+                <w:tcW w:w="6753" w:type="dxa"/>
+              </w:tcPr>
+              <w:p>
+                <w:pPr>
+                  <w:spacing w:line="240" w:lineRule="auto"/>
+                  <w:jc w:val="both"/>
+                </w:pPr>
+                <w:r>
+                  <w:t>Mariana Garcia</w:t>
+                </w:r>
+              </w:p>
+            </w:tc>
+          </w:tr>
+          <w:tr>
+            <w:tc>
+              <w:tcPr>
+                <w:tcW w:w="2263" w:type="dxa"/>
+              </w:tcPr>
+              <w:p>
+                <w:pPr>
+                  <w:spacing w:line="240" w:lineRule="auto"/>
+                  <w:jc w:val="both"/>
+                  <w:rPr>
+                    <w:b/>
+                    <w:bCs/>
+                  </w:rPr>
+                </w:pPr>
+                <w:r>
+                  <w:rPr>
+                    <w:b/>
+                    <w:bCs/>
+                  </w:rPr>
+                  <w:t>Student Number:</w:t>
+                </w:r>
+              </w:p>
+              <w:p>
+                <w:pPr>
+                  <w:spacing w:line="240" w:lineRule="auto"/>
+                  <w:jc w:val="both"/>
+                  <w:rPr>
+                    <w:b/>
+                    <w:bCs/>
+                  </w:rPr>
+                </w:pPr>
+              </w:p>
+            </w:tc>
+            <w:tc>
+              <w:tcPr>
+                <w:tcW w:w="6753" w:type="dxa"/>
+              </w:tcPr>
+              <w:p>
+                <w:pPr>
+                  <w:spacing w:line="240" w:lineRule="auto"/>
+                  <w:jc w:val="both"/>
+                </w:pPr>
+                <w:r>
+                  <w:t xml:space="preserve">sba25049 </w:t>
+                </w:r>
+              </w:p>
+            </w:tc>
+          </w:tr>
+          <w:tr>
+            <w:tc>
+              <w:tcPr>
+                <w:tcW w:w="2263" w:type="dxa"/>
+              </w:tcPr>
+              <w:p>
+                <w:pPr>
+                  <w:spacing w:line="240" w:lineRule="auto"/>
+                  <w:jc w:val="both"/>
+                  <w:rPr>
+                    <w:b/>
+                    <w:bCs/>
+                  </w:rPr>
+                </w:pPr>
+                <w:r>
+                  <w:rPr>
+                    <w:b/>
+                    <w:bCs/>
+                  </w:rPr>
+                  <w:t>Assessment Due Date:</w:t>
+                </w:r>
+              </w:p>
+              <w:p>
+                <w:pPr>
+                  <w:spacing w:line="240" w:lineRule="auto"/>
+                  <w:jc w:val="both"/>
+                  <w:rPr>
+                    <w:b/>
+                    <w:bCs/>
+                  </w:rPr>
+                </w:pPr>
+              </w:p>
+            </w:tc>
+            <w:tc>
+              <w:tcPr>
+                <w:tcW w:w="6753" w:type="dxa"/>
+              </w:tcPr>
+              <w:p>
+                <w:pPr>
+                  <w:spacing w:line="240" w:lineRule="auto"/>
+                  <w:jc w:val="both"/>
+                </w:pPr>
+                <w:r>
+                  <w:t>Sunday, 25 October 2026, 11:59 PM</w:t>
+                </w:r>
+              </w:p>
+            </w:tc>
+          </w:tr>
+          <w:tr>
+            <w:tc>
+              <w:tcPr>
+                <w:tcW w:w="2263" w:type="dxa"/>
+              </w:tcPr>
+              <w:p>
+                <w:pPr>
+                  <w:spacing w:line="240" w:lineRule="auto"/>
+                  <w:jc w:val="both"/>
+                  <w:rPr>
+                    <w:b/>
+                    <w:bCs/>
+                  </w:rPr>
+                </w:pPr>
+                <w:r>
+                  <w:rPr>
+                    <w:b/>
+                    <w:bCs/>
+                  </w:rPr>
+                  <w:t>Date of Submission:</w:t>
+                </w:r>
+              </w:p>
+              <w:p>
+                <w:pPr>
+                  <w:spacing w:line="240" w:lineRule="auto"/>
+                  <w:jc w:val="both"/>
+                  <w:rPr>
+                    <w:b/>
+                    <w:bCs/>
+                  </w:rPr>
+                </w:pPr>
+              </w:p>
+            </w:tc>
+            <w:tc>
+              <w:tcPr>
+                <w:tcW w:w="6753" w:type="dxa"/>
+              </w:tcPr>
+              <w:p>
+                <w:pPr>
+                  <w:spacing w:line="240" w:lineRule="auto"/>
+                  <w:jc w:val="both"/>
+                </w:pPr>
+              </w:p>
+            </w:tc>
+          </w:tr>
+        </w:tbl>
+        <w:p>
+          <w:pPr>
+            <w:jc w:val="both"/>
+          </w:pPr>
+        </w:p>
+        <w:p>
+          <w:pPr>
+            <w:pBdr>
+              <w:bottom w:val="single" w:sz="12" w:space="31" w:color="auto"/>
+            </w:pBdr>
+            <w:jc w:val="both"/>
+            <w:rPr>
+              <w:rFonts w:cs="Arial"/>
+              <w:b/>
+              <w:sz w:val="20"/>
+            </w:rPr>
+          </w:pPr>
+        </w:p>
+        <w:p>
+          <w:pPr>
+            <w:pBdr>
+              <w:bottom w:val="single" w:sz="12" w:space="31" w:color="auto"/>
+            </w:pBdr>
+            <w:jc w:val="both"/>
+            <w:rPr>
+              <w:rFonts w:cs="Arial"/>
+              <w:b/>
+              <w:sz w:val="20"/>
+            </w:rPr>
+          </w:pPr>
+        </w:p>
+        <w:p>
+          <w:pPr>
+            <w:jc w:val="both"/>
+            <w:rPr>
+              <w:rFonts w:cs="Arial"/>
+              <w:b/>
+              <w:sz w:val="20"/>
+            </w:rPr>
+          </w:pPr>
+        </w:p>
+        <w:p>
+          <w:pPr>
+            <w:jc w:val="both"/>
+            <w:rPr>
+              <w:rFonts w:cs="Arial"/>
+              <w:b/>
+              <w:sz w:val="20"/>
+            </w:rPr>
+          </w:pPr>
+          <w:r>
+            <w:rPr>
+              <w:rFonts w:cs="Arial"/>
+              <w:b/>
+              <w:sz w:val="20"/>
+            </w:rPr>
+            <w:t xml:space="preserve">Declaration </w:t>
+          </w:r>
+        </w:p>
+        <w:p>
+          <w:pPr>
+            <w:jc w:val="both"/>
+            <w:rPr>
+              <w:rFonts w:cs="Arial"/>
+              <w:sz w:val="20"/>
+            </w:rPr>
+          </w:pPr>
+          <w:r>
+            <w:rPr>
+              <w:rFonts w:cs="Arial"/>
+              <w:sz w:val="20"/>
+            </w:rPr>
+            <w:tab/>
+          </w:r>
+          <w:r>
+            <w:rPr>
+              <w:rFonts w:cs="Arial"/>
+              <w:sz w:val="20"/>
+            </w:rPr>
+            <w:tab/>
+          </w:r>
+          <w:r>
+            <w:rPr>
+              <w:rFonts w:cs="Arial"/>
+              <w:sz w:val="20"/>
+            </w:rPr>
+            <w:tab/>
+          </w:r>
+        </w:p>
+        <w:tbl>
+          <w:tblPr>
+            <w:tblStyle w:val="TableGrid"/>
+            <w:tblW w:w="0" w:type="auto"/>
+            <w:tblLook w:val="04A0" w:firstRow="1" w:lastRow="0" w:firstColumn="1" w:lastColumn="0" w:noHBand="0" w:noVBand="1"/>
+          </w:tblPr>
+          <w:tblGrid>
+            <w:gridCol w:w="9016"/>
+          </w:tblGrid>
+          <w:tr>
+            <w:trPr>
+              <w:trHeight w:val="1111"/>
+            </w:trPr>
+            <w:tc>
+              <w:tcPr>
+                <w:tcW w:w="9016" w:type="dxa"/>
+              </w:tcPr>
+              <w:p>
+                <w:pPr>
+                  <w:spacing w:line="240" w:lineRule="auto"/>
+                  <w:jc w:val="both"/>
+                  <w:rPr>
+                    <w:rFonts w:cs="Arial"/>
+                  </w:rPr>
+                </w:pPr>
+                <w:r>
+                  <w:rPr>
+                    <w:rFonts w:cs="Arial"/>
+                  </w:rPr>
+                  <w:t>By submitting this assessment, I Mariana Garcia confirm that I have read the CCT policy on Academic Misconduct and understand the implications of submitting work that is not my own or does not appropriately reference material taken from a third party or other source. I declare it to be my own work and that all material from third parties has been appropriately referenced. I further confirm that this work has not previously been submitted for assessment by myself or someone else in CCT College Dublin or any other higher education institution.</w:t>
+                </w:r>
+              </w:p>
+              <w:p>
+                <w:pPr>
+                  <w:spacing w:line="240" w:lineRule="auto"/>
+                  <w:jc w:val="both"/>
+                  <w:rPr>
+                    <w:rFonts w:cs="Arial"/>
+                    <w:sz w:val="20"/>
+                  </w:rPr>
+                </w:pPr>
+              </w:p>
+            </w:tc>
+          </w:tr>
+        </w:tbl>
+        <w:p>
+          <w:pPr>
+            <w:jc w:val="both"/>
+            <w:rPr>
+              <w:rFonts w:cs="Arial"/>
+              <w:sz w:val="20"/>
+            </w:rPr>
+          </w:pPr>
+        </w:p>
+        <w:p>
+          <w:pPr>
+            <w:tabs>
+              <w:tab w:val="center" w:pos="4513"/>
+              <w:tab w:val="right" w:pos="9026"/>
+            </w:tabs>
+            <w:spacing w:after="0" w:line="240" w:lineRule="auto"/>
+            <w:jc w:val="both"/>
+          </w:pPr>
+        </w:p>
+        <w:p>
+          <w:pPr>
+            <w:suppressAutoHyphens w:val="0"/>
+            <w:jc w:val="both"/>
             <w:rPr>
               <w:noProof/>
             </w:rPr>
@@ -36,162 +652,128 @@
         </w:p>
         <w:p>
           <w:pPr>
+            <w:jc w:val="both"/>
+            <w:rPr>
+              <w:rFonts w:ascii="Calibri" w:eastAsia="Times New Roman" w:hAnsi="Calibri"/>
+              <w:color w:val="FFFFFF" w:themeColor="background1"/>
+              <w:sz w:val="22"/>
+              <w:lang w:val="en-US"/>
+            </w:rPr>
+          </w:pPr>
+          <w:r>
             <w:rPr>
               <w:noProof/>
             </w:rPr>
-          </w:pPr>
-        </w:p>
-        <w:p>
-          <w:pPr>
-            <w:rPr>
-              <w:noProof/>
-            </w:rPr>
-          </w:pPr>
-        </w:p>
-        <w:p>
-          <w:pPr>
-            <w:rPr>
-              <w:noProof/>
-            </w:rPr>
-          </w:pPr>
-        </w:p>
-        <w:p>
-          <w:pPr>
-            <w:rPr>
-              <w:noProof/>
-            </w:rPr>
-          </w:pPr>
-        </w:p>
-        <w:p>
-          <w:r>
-            <w:br w:type="page"/>
-          </w:r>
-        </w:p>
-      </w:sdtContent>
-    </w:sdt>
-    <w:p>
-      <w:r>
-        <w:rPr>
-          <w:noProof/>
-        </w:rPr>
-        <w:lastRenderedPageBreak/>
-        <mc:AlternateContent>
-          <mc:Choice Requires="wpg">
-            <w:drawing>
-              <wp:anchor distT="0" distB="0" distL="114300" distR="114300" simplePos="0" relativeHeight="251659264" behindDoc="1" locked="0" layoutInCell="1" allowOverlap="1" wp14:anchorId="50DCA9CD" wp14:editId="34C6D9E5">
-                <wp:simplePos x="0" y="0"/>
-                <wp:positionH relativeFrom="page">
-                  <wp:posOffset>527050</wp:posOffset>
-                </wp:positionH>
-                <wp:positionV relativeFrom="page">
-                  <wp:posOffset>800100</wp:posOffset>
-                </wp:positionV>
-                <wp:extent cx="6864824" cy="9123528"/>
-                <wp:effectExtent l="0" t="0" r="2540" b="635"/>
-                <wp:wrapNone/>
-                <wp:docPr id="193" name="Group 198"/>
-                <wp:cNvGraphicFramePr/>
-                <a:graphic xmlns:a="http://schemas.openxmlformats.org/drawingml/2006/main">
-                  <a:graphicData uri="http://schemas.microsoft.com/office/word/2010/wordprocessingGroup">
-                    <wpg:wgp>
-                      <wpg:cNvGrpSpPr/>
-                      <wpg:grpSpPr>
-                        <a:xfrm>
-                          <a:off x="0" y="0"/>
-                          <a:ext cx="6864824" cy="9123528"/>
-                          <a:chOff x="0" y="0"/>
-                          <a:chExt cx="6864824" cy="9123528"/>
-                        </a:xfrm>
-                      </wpg:grpSpPr>
-                      <wps:wsp>
-                        <wps:cNvPr id="194" name="Rectangle 194"/>
-                        <wps:cNvSpPr/>
-                        <wps:spPr>
-                          <a:xfrm>
-                            <a:off x="0" y="0"/>
-                            <a:ext cx="6858000" cy="1371600"/>
-                          </a:xfrm>
-                          <a:prstGeom prst="rect">
-                            <a:avLst/>
-                          </a:prstGeom>
-                          <a:solidFill>
-                            <a:schemeClr val="accent1"/>
-                          </a:solidFill>
-                          <a:ln>
-                            <a:noFill/>
-                          </a:ln>
-                        </wps:spPr>
-                        <wps:style>
-                          <a:lnRef idx="2">
-                            <a:schemeClr val="accent1">
-                              <a:shade val="50000"/>
-                            </a:schemeClr>
-                          </a:lnRef>
-                          <a:fillRef idx="1">
-                            <a:schemeClr val="accent1"/>
-                          </a:fillRef>
-                          <a:effectRef idx="0">
-                            <a:schemeClr val="accent1"/>
-                          </a:effectRef>
-                          <a:fontRef idx="minor">
-                            <a:schemeClr val="lt1"/>
-                          </a:fontRef>
-                        </wps:style>
-                        <wps:bodyPr rot="0" spcFirstLastPara="0" vertOverflow="overflow" horzOverflow="overflow" vert="horz" wrap="square" lIns="91440" tIns="45720" rIns="91440" bIns="45720" numCol="1" spcCol="0" rtlCol="0" fromWordArt="0" anchor="ctr" anchorCtr="0" forceAA="0" compatLnSpc="1">
-                          <a:prstTxWarp prst="textNoShape">
-                            <a:avLst/>
-                          </a:prstTxWarp>
-                          <a:noAutofit/>
-                        </wps:bodyPr>
-                      </wps:wsp>
-                      <wps:wsp>
-                        <wps:cNvPr id="195" name="Rectangle 195"/>
-                        <wps:cNvSpPr/>
-                        <wps:spPr>
-                          <a:xfrm>
-                            <a:off x="0" y="4094328"/>
-                            <a:ext cx="6858000" cy="5029200"/>
-                          </a:xfrm>
-                          <a:prstGeom prst="rect">
-                            <a:avLst/>
-                          </a:prstGeom>
-                          <a:solidFill>
-                            <a:schemeClr val="accent1"/>
-                          </a:solidFill>
-                          <a:ln>
-                            <a:noFill/>
-                          </a:ln>
-                        </wps:spPr>
-                        <wps:style>
-                          <a:lnRef idx="2">
-                            <a:schemeClr val="accent1">
-                              <a:shade val="50000"/>
-                            </a:schemeClr>
-                          </a:lnRef>
-                          <a:fillRef idx="1">
-                            <a:schemeClr val="accent1"/>
-                          </a:fillRef>
-                          <a:effectRef idx="0">
-                            <a:schemeClr val="accent1"/>
-                          </a:effectRef>
-                          <a:fontRef idx="minor">
-                            <a:schemeClr val="lt1"/>
-                          </a:fontRef>
-                        </wps:style>
-                        <wps:txbx>
-                          <w:txbxContent>
-                            <w:sdt>
-                              <w:sdtPr>
-                                <w:rPr>
-                                  <w:color w:val="FFFFFF" w:themeColor="background1"/>
-                                </w:rPr>
-                                <w:alias w:val="Author"/>
-                                <w:tag w:val=""/>
-                                <w:id w:val="945428907"/>
-                                <w:dataBinding w:prefixMappings="xmlns:ns0='http://purl.org/dc/elements/1.1/' xmlns:ns1='http://schemas.openxmlformats.org/package/2006/metadata/core-properties' " w:xpath="/ns1:coreProperties[1]/ns0:creator[1]" w:storeItemID="{6C3C8BC8-F283-45AE-878A-BAB7291924A1}"/>
-                                <w:text/>
-                              </w:sdtPr>
-                              <w:sdtContent>
+            <w:lastRenderedPageBreak/>
+            <mc:AlternateContent>
+              <mc:Choice Requires="wpg">
+                <w:drawing>
+                  <wp:anchor distT="0" distB="0" distL="114300" distR="114300" simplePos="0" relativeHeight="251659264" behindDoc="1" locked="0" layoutInCell="1" allowOverlap="1" wp14:anchorId="55DDB836" wp14:editId="35F0C02B">
+                    <wp:simplePos x="0" y="0"/>
+                    <wp:positionH relativeFrom="page">
+                      <wp:posOffset>445135</wp:posOffset>
+                    </wp:positionH>
+                    <wp:positionV relativeFrom="page">
+                      <wp:posOffset>770890</wp:posOffset>
+                    </wp:positionV>
+                    <wp:extent cx="6864350" cy="9123045"/>
+                    <wp:effectExtent l="0" t="0" r="0" b="0"/>
+                    <wp:wrapNone/>
+                    <wp:docPr id="1002737273" name="Group 198"/>
+                    <wp:cNvGraphicFramePr/>
+                    <a:graphic xmlns:a="http://schemas.openxmlformats.org/drawingml/2006/main">
+                      <a:graphicData uri="http://schemas.microsoft.com/office/word/2010/wordprocessingGroup">
+                        <wpg:wgp>
+                          <wpg:cNvGrpSpPr/>
+                          <wpg:grpSpPr>
+                            <a:xfrm>
+                              <a:off x="0" y="0"/>
+                              <a:ext cx="6864350" cy="9123045"/>
+                              <a:chOff x="0" y="0"/>
+                              <a:chExt cx="6864824" cy="9123528"/>
+                            </a:xfrm>
+                          </wpg:grpSpPr>
+                          <wps:wsp>
+                            <wps:cNvPr id="776233169" name="Rectangle 776233169"/>
+                            <wps:cNvSpPr/>
+                            <wps:spPr>
+                              <a:xfrm>
+                                <a:off x="0" y="0"/>
+                                <a:ext cx="6858000" cy="1371600"/>
+                              </a:xfrm>
+                              <a:prstGeom prst="rect">
+                                <a:avLst/>
+                              </a:prstGeom>
+                              <a:solidFill>
+                                <a:srgbClr val="4472C4"/>
+                              </a:solidFill>
+                              <a:ln w="12700" cap="flat" cmpd="sng" algn="ctr">
+                                <a:noFill/>
+                                <a:prstDash val="solid"/>
+                                <a:miter lim="800000"/>
+                              </a:ln>
+                              <a:effectLst/>
+                            </wps:spPr>
+                            <wps:bodyPr rot="0" spcFirstLastPara="0" vertOverflow="overflow" horzOverflow="overflow" vert="horz" wrap="square" lIns="91440" tIns="45720" rIns="91440" bIns="45720" numCol="1" spcCol="0" rtlCol="0" fromWordArt="0" anchor="ctr" anchorCtr="0" forceAA="0" compatLnSpc="1">
+                              <a:prstTxWarp prst="textNoShape">
+                                <a:avLst/>
+                              </a:prstTxWarp>
+                              <a:noAutofit/>
+                            </wps:bodyPr>
+                          </wps:wsp>
+                          <wps:wsp>
+                            <wps:cNvPr id="1442692755" name="Rectangle 1442692755"/>
+                            <wps:cNvSpPr/>
+                            <wps:spPr>
+                              <a:xfrm>
+                                <a:off x="0" y="4094328"/>
+                                <a:ext cx="6858000" cy="5029200"/>
+                              </a:xfrm>
+                              <a:prstGeom prst="rect">
+                                <a:avLst/>
+                              </a:prstGeom>
+                              <a:solidFill>
+                                <a:srgbClr val="4472C4"/>
+                              </a:solidFill>
+                              <a:ln w="12700" cap="flat" cmpd="sng" algn="ctr">
+                                <a:noFill/>
+                                <a:prstDash val="solid"/>
+                                <a:miter lim="800000"/>
+                              </a:ln>
+                              <a:effectLst/>
+                            </wps:spPr>
+                            <wps:txbx>
+                              <w:txbxContent>
+                                <w:sdt>
+                                  <w:sdtPr>
+                                    <w:rPr>
+                                      <w:color w:val="FFFFFF" w:themeColor="background1"/>
+                                    </w:rPr>
+                                    <w:alias w:val="Author"/>
+                                    <w:tag w:val=""/>
+                                    <w:id w:val="-1561549231"/>
+                                    <w:dataBinding w:prefixMappings="xmlns:ns0='http://purl.org/dc/elements/1.1/' xmlns:ns1='http://schemas.openxmlformats.org/package/2006/metadata/core-properties' " w:xpath="/ns1:coreProperties[1]/ns0:creator[1]" w:storeItemID="{6C3C8BC8-F283-45AE-878A-BAB7291924A1}"/>
+                                    <w:text/>
+                                  </w:sdtPr>
+                                  <w:sdtContent>
+                                    <w:p>
+                                      <w:pPr>
+                                        <w:pStyle w:val="NoSpacing"/>
+                                        <w:spacing w:before="120"/>
+                                        <w:jc w:val="center"/>
+                                        <w:rPr>
+                                          <w:color w:val="FFFFFF" w:themeColor="background1"/>
+                                        </w:rPr>
+                                      </w:pPr>
+                                      <w:r>
+                                        <w:rPr>
+                                          <w:color w:val="FFFFFF" w:themeColor="background1"/>
+                                        </w:rPr>
+                                        <w:t>Mariana Garcia</w:t>
+                                      </w:r>
+                                    </w:p>
+                                  </w:sdtContent>
+                                </w:sdt>
                                 <w:p>
                                   <w:pPr>
                                     <w:pStyle w:val="NoSpacing"/>
@@ -201,140 +783,89 @@
                                       <w:color w:val="FFFFFF" w:themeColor="background1"/>
                                     </w:rPr>
                                   </w:pPr>
+                                  <w:sdt>
+                                    <w:sdtPr>
+                                      <w:rPr>
+                                        <w:caps/>
+                                        <w:color w:val="FFFFFF" w:themeColor="background1"/>
+                                      </w:rPr>
+                                      <w:alias w:val="Company"/>
+                                      <w:tag w:val=""/>
+                                      <w:id w:val="-669255631"/>
+                                      <w:showingPlcHdr/>
+                                      <w:dataBinding w:prefixMappings="xmlns:ns0='http://schemas.openxmlformats.org/officeDocument/2006/extended-properties' " w:xpath="/ns0:Properties[1]/ns0:Company[1]" w:storeItemID="{6668398D-A668-4E3E-A5EB-62B293D839F1}"/>
+                                      <w:text/>
+                                    </w:sdtPr>
+                                    <w:sdtContent>
+                                      <w:r>
+                                        <w:rPr>
+                                          <w:caps/>
+                                          <w:color w:val="FFFFFF" w:themeColor="background1"/>
+                                        </w:rPr>
+                                        <w:t xml:space="preserve">     </w:t>
+                                      </w:r>
+                                    </w:sdtContent>
+                                  </w:sdt>
                                   <w:r>
                                     <w:rPr>
                                       <w:color w:val="FFFFFF" w:themeColor="background1"/>
                                     </w:rPr>
-                                    <w:t>Mariana Garcia</w:t>
+                                    <w:t>  </w:t>
                                   </w:r>
+                                  <w:sdt>
+                                    <w:sdtPr>
+                                      <w:rPr>
+                                        <w:color w:val="FFFFFF" w:themeColor="background1"/>
+                                      </w:rPr>
+                                      <w:alias w:val="Address"/>
+                                      <w:tag w:val=""/>
+                                      <w:id w:val="-259443502"/>
+                                      <w:showingPlcHdr/>
+                                      <w:dataBinding w:prefixMappings="xmlns:ns0='http://schemas.microsoft.com/office/2006/coverPageProps' " w:xpath="/ns0:CoverPageProperties[1]/ns0:CompanyAddress[1]" w:storeItemID="{55AF091B-3C7A-41E3-B477-F2FDAA23CFDA}"/>
+                                      <w:text/>
+                                    </w:sdtPr>
+                                    <w:sdtContent>
+                                      <w:r>
+                                        <w:rPr>
+                                          <w:color w:val="FFFFFF" w:themeColor="background1"/>
+                                        </w:rPr>
+                                        <w:t xml:space="preserve">     </w:t>
+                                      </w:r>
+                                    </w:sdtContent>
+                                  </w:sdt>
                                 </w:p>
-                              </w:sdtContent>
-                            </w:sdt>
-                            <w:p>
-                              <w:pPr>
-                                <w:pStyle w:val="NoSpacing"/>
-                                <w:spacing w:before="120"/>
-                                <w:jc w:val="center"/>
-                                <w:rPr>
-                                  <w:color w:val="FFFFFF" w:themeColor="background1"/>
-                                </w:rPr>
-                              </w:pPr>
-                              <w:sdt>
-                                <w:sdtPr>
-                                  <w:rPr>
-                                    <w:caps/>
-                                    <w:color w:val="FFFFFF" w:themeColor="background1"/>
-                                  </w:rPr>
-                                  <w:alias w:val="Company"/>
-                                  <w:tag w:val=""/>
-                                  <w:id w:val="1618182777"/>
-                                  <w:showingPlcHdr/>
-                                  <w:dataBinding w:prefixMappings="xmlns:ns0='http://schemas.openxmlformats.org/officeDocument/2006/extended-properties' " w:xpath="/ns0:Properties[1]/ns0:Company[1]" w:storeItemID="{6668398D-A668-4E3E-A5EB-62B293D839F1}"/>
-                                  <w:text/>
-                                </w:sdtPr>
-                                <w:sdtContent>
-                                  <w:r>
-                                    <w:rPr>
-                                      <w:caps/>
-                                      <w:color w:val="FFFFFF" w:themeColor="background1"/>
-                                    </w:rPr>
-                                    <w:t>[Company name]</w:t>
-                                  </w:r>
-                                </w:sdtContent>
-                              </w:sdt>
-                              <w:r>
-                                <w:rPr>
-                                  <w:color w:val="FFFFFF" w:themeColor="background1"/>
-                                </w:rPr>
-                                <w:t>  </w:t>
-                              </w:r>
-                              <w:sdt>
-                                <w:sdtPr>
-                                  <w:rPr>
-                                    <w:color w:val="FFFFFF" w:themeColor="background1"/>
-                                  </w:rPr>
-                                  <w:alias w:val="Address"/>
-                                  <w:tag w:val=""/>
-                                  <w:id w:val="-253358678"/>
-                                  <w:showingPlcHdr/>
-                                  <w:dataBinding w:prefixMappings="xmlns:ns0='http://schemas.microsoft.com/office/2006/coverPageProps' " w:xpath="/ns0:CoverPageProperties[1]/ns0:CompanyAddress[1]" w:storeItemID="{55AF091B-3C7A-41E3-B477-F2FDAA23CFDA}"/>
-                                  <w:text/>
-                                </w:sdtPr>
-                                <w:sdtContent>
-                                  <w:r>
-                                    <w:rPr>
-                                      <w:color w:val="FFFFFF" w:themeColor="background1"/>
-                                    </w:rPr>
-                                    <w:t>[Company address]</w:t>
-                                  </w:r>
-                                </w:sdtContent>
-                              </w:sdt>
-                            </w:p>
-                          </w:txbxContent>
-                        </wps:txbx>
-                        <wps:bodyPr rot="0" spcFirstLastPara="0" vertOverflow="overflow" horzOverflow="overflow" vert="horz" wrap="square" lIns="457200" tIns="731520" rIns="457200" bIns="457200" numCol="1" spcCol="0" rtlCol="0" fromWordArt="0" anchor="b" anchorCtr="0" forceAA="0" compatLnSpc="1">
-                          <a:prstTxWarp prst="textNoShape">
-                            <a:avLst/>
-                          </a:prstTxWarp>
-                          <a:noAutofit/>
-                        </wps:bodyPr>
-                      </wps:wsp>
-                      <wps:wsp>
-                        <wps:cNvPr id="196" name="Text Box 196"/>
-                        <wps:cNvSpPr txBox="1"/>
-                        <wps:spPr>
-                          <a:xfrm>
-                            <a:off x="6824" y="1371600"/>
-                            <a:ext cx="6858000" cy="2722728"/>
-                          </a:xfrm>
-                          <a:prstGeom prst="rect">
-                            <a:avLst/>
-                          </a:prstGeom>
-                          <a:solidFill>
-                            <a:schemeClr val="bg1"/>
-                          </a:solidFill>
-                          <a:ln w="6350">
-                            <a:noFill/>
-                          </a:ln>
-                          <a:effectLst/>
-                        </wps:spPr>
-                        <wps:style>
-                          <a:lnRef idx="0">
-                            <a:schemeClr val="accent1"/>
-                          </a:lnRef>
-                          <a:fillRef idx="0">
-                            <a:schemeClr val="accent1"/>
-                          </a:fillRef>
-                          <a:effectRef idx="0">
-                            <a:schemeClr val="accent1"/>
-                          </a:effectRef>
-                          <a:fontRef idx="minor">
-                            <a:schemeClr val="dk1"/>
-                          </a:fontRef>
-                        </wps:style>
-                        <wps:txbx>
-                          <w:txbxContent>
-                            <w:sdt>
-                              <w:sdtPr>
-                                <w:rPr>
-                                  <w:rFonts w:asciiTheme="majorHAnsi" w:eastAsiaTheme="majorEastAsia" w:hAnsiTheme="majorHAnsi" w:cstheme="majorBidi"/>
-                                  <w:caps/>
-                                  <w:color w:val="4472C4" w:themeColor="accent1"/>
-                                  <w:sz w:val="72"/>
-                                  <w:szCs w:val="72"/>
-                                </w:rPr>
-                                <w:alias w:val="Title"/>
-                                <w:tag w:val=""/>
-                                <w:id w:val="-9991715"/>
-                                <w:showingPlcHdr/>
-                                <w:dataBinding w:prefixMappings="xmlns:ns0='http://purl.org/dc/elements/1.1/' xmlns:ns1='http://schemas.openxmlformats.org/package/2006/metadata/core-properties' " w:xpath="/ns1:coreProperties[1]/ns0:title[1]" w:storeItemID="{6C3C8BC8-F283-45AE-878A-BAB7291924A1}"/>
-                                <w:text/>
-                              </w:sdtPr>
-                              <w:sdtContent>
-                                <w:p>
-                                  <w:pPr>
-                                    <w:pStyle w:val="NoSpacing"/>
-                                    <w:jc w:val="center"/>
+                              </w:txbxContent>
+                            </wps:txbx>
+                            <wps:bodyPr rot="0" spcFirstLastPara="0" vertOverflow="overflow" horzOverflow="overflow" vert="horz" wrap="square" lIns="457200" tIns="731520" rIns="457200" bIns="457200" numCol="1" spcCol="0" rtlCol="0" fromWordArt="0" anchor="b" anchorCtr="0" forceAA="0" compatLnSpc="1">
+                              <a:prstTxWarp prst="textNoShape">
+                                <a:avLst/>
+                              </a:prstTxWarp>
+                              <a:noAutofit/>
+                            </wps:bodyPr>
+                          </wps:wsp>
+                          <wps:wsp>
+                            <wps:cNvPr id="1213427831" name="Text Box 1213427831"/>
+                            <wps:cNvSpPr txBox="1"/>
+                            <wps:spPr>
+                              <a:xfrm>
+                                <a:off x="6824" y="1371600"/>
+                                <a:ext cx="6858000" cy="2722728"/>
+                              </a:xfrm>
+                              <a:prstGeom prst="rect">
+                                <a:avLst/>
+                              </a:prstGeom>
+                              <a:solidFill>
+                                <a:sysClr val="window" lastClr="FFFFFF"/>
+                              </a:solidFill>
+                              <a:ln w="6350">
+                                <a:noFill/>
+                              </a:ln>
+                              <a:effectLst/>
+                            </wps:spPr>
+                            <wps:txbx>
+                              <w:txbxContent>
+                                <w:sdt>
+                                  <w:sdtPr>
                                     <w:rPr>
                                       <w:rFonts w:asciiTheme="majorHAnsi" w:eastAsiaTheme="majorEastAsia" w:hAnsiTheme="majorHAnsi" w:cstheme="majorBidi"/>
                                       <w:caps/>
@@ -342,60 +873,96 @@
                                       <w:sz w:val="72"/>
                                       <w:szCs w:val="72"/>
                                     </w:rPr>
-                                  </w:pPr>
-                                  <w:r>
-                                    <w:rPr>
-                                      <w:rFonts w:asciiTheme="majorHAnsi" w:eastAsiaTheme="majorEastAsia" w:hAnsiTheme="majorHAnsi" w:cstheme="majorBidi"/>
-                                      <w:caps/>
-                                      <w:color w:val="4472C4" w:themeColor="accent1"/>
-                                      <w:sz w:val="72"/>
-                                      <w:szCs w:val="72"/>
-                                    </w:rPr>
-                                    <w:t>[Document title]</w:t>
-                                  </w:r>
-                                </w:p>
-                              </w:sdtContent>
-                            </w:sdt>
-                          </w:txbxContent>
-                        </wps:txbx>
-                        <wps:bodyPr rot="0" spcFirstLastPara="0" vertOverflow="overflow" horzOverflow="overflow" vert="horz" wrap="square" lIns="457200" tIns="91440" rIns="457200" bIns="91440" numCol="1" spcCol="0" rtlCol="0" fromWordArt="0" anchor="ctr" anchorCtr="0" forceAA="0" compatLnSpc="1">
-                          <a:prstTxWarp prst="textNoShape">
-                            <a:avLst/>
-                          </a:prstTxWarp>
-                          <a:noAutofit/>
-                        </wps:bodyPr>
-                      </wps:wsp>
-                    </wpg:wgp>
-                  </a:graphicData>
-                </a:graphic>
-                <wp14:sizeRelH relativeFrom="page">
-                  <wp14:pctWidth>88200</wp14:pctWidth>
-                </wp14:sizeRelH>
-                <wp14:sizeRelV relativeFrom="page">
-                  <wp14:pctHeight>90900</wp14:pctHeight>
-                </wp14:sizeRelV>
-              </wp:anchor>
-            </w:drawing>
-          </mc:Choice>
-          <mc:Fallback>
-            <w:pict>
-              <v:group w14:anchorId="50DCA9CD" id="Group 198" o:spid="_x0000_s1026" style="position:absolute;margin-left:41.5pt;margin-top:63pt;width:540.55pt;height:718.4pt;z-index:-251657216;mso-width-percent:882;mso-height-percent:909;mso-position-horizontal-relative:page;mso-position-vertical-relative:page;mso-width-percent:882;mso-height-percent:909" coordsize="68648,91235" o:gfxdata="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">
-                <v:rect id="Rectangle 194" o:spid="_x0000_s1027" style="position:absolute;width:68580;height:13716;visibility:visible;mso-wrap-style:square;v-text-anchor:middle" o:gfxdata="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" fillcolor="#4472c4 [3204]" stroked="f" strokeweight="1pt"/>
-                <v:rect id="Rectangle 195" o:spid="_x0000_s1028" style="position:absolute;top:40943;width:68580;height:50292;visibility:visible;mso-wrap-style:square;v-text-anchor:bottom" o:gfxdata="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" fillcolor="#4472c4 [3204]" stroked="f" strokeweight="1pt">
-                  <v:textbox inset="36pt,57.6pt,36pt,36pt">
-                    <w:txbxContent>
-                      <w:sdt>
-                        <w:sdtPr>
-                          <w:rPr>
-                            <w:color w:val="FFFFFF" w:themeColor="background1"/>
-                          </w:rPr>
-                          <w:alias w:val="Author"/>
-                          <w:tag w:val=""/>
-                          <w:id w:val="945428907"/>
-                          <w:dataBinding w:prefixMappings="xmlns:ns0='http://purl.org/dc/elements/1.1/' xmlns:ns1='http://schemas.openxmlformats.org/package/2006/metadata/core-properties' " w:xpath="/ns1:coreProperties[1]/ns0:creator[1]" w:storeItemID="{6C3C8BC8-F283-45AE-878A-BAB7291924A1}"/>
-                          <w:text/>
-                        </w:sdtPr>
-                        <w:sdtContent>
+                                    <w:alias w:val="Title"/>
+                                    <w:tag w:val=""/>
+                                    <w:id w:val="-50009243"/>
+                                    <w:dataBinding w:prefixMappings="xmlns:ns0='http://purl.org/dc/elements/1.1/' xmlns:ns1='http://schemas.openxmlformats.org/package/2006/metadata/core-properties' " w:xpath="/ns1:coreProperties[1]/ns0:title[1]" w:storeItemID="{6C3C8BC8-F283-45AE-878A-BAB7291924A1}"/>
+                                    <w:text/>
+                                  </w:sdtPr>
+                                  <w:sdtContent>
+                                    <w:p>
+                                      <w:pPr>
+                                        <w:pStyle w:val="NoSpacing"/>
+                                        <w:jc w:val="center"/>
+                                        <w:rPr>
+                                          <w:rFonts w:asciiTheme="majorHAnsi" w:eastAsiaTheme="majorEastAsia" w:hAnsiTheme="majorHAnsi" w:cstheme="majorBidi"/>
+                                          <w:caps/>
+                                          <w:color w:val="4472C4" w:themeColor="accent1"/>
+                                          <w:sz w:val="72"/>
+                                          <w:szCs w:val="72"/>
+                                        </w:rPr>
+                                      </w:pPr>
+                                      <w:r>
+                                        <w:rPr>
+                                          <w:rFonts w:asciiTheme="majorHAnsi" w:eastAsiaTheme="majorEastAsia" w:hAnsiTheme="majorHAnsi" w:cstheme="majorBidi"/>
+                                          <w:caps/>
+                                          <w:color w:val="4472C4" w:themeColor="accent1"/>
+                                          <w:sz w:val="72"/>
+                                          <w:szCs w:val="72"/>
+                                        </w:rPr>
+                                        <w:t>CA-1 CAPSTONE PROJECT PROPOSAL (20%)</w:t>
+                                      </w:r>
+                                    </w:p>
+                                  </w:sdtContent>
+                                </w:sdt>
+                              </w:txbxContent>
+                            </wps:txbx>
+                            <wps:bodyPr rot="0" spcFirstLastPara="0" vertOverflow="overflow" horzOverflow="overflow" vert="horz" wrap="square" lIns="457200" tIns="91440" rIns="457200" bIns="91440" numCol="1" spcCol="0" rtlCol="0" fromWordArt="0" anchor="ctr" anchorCtr="0" forceAA="0" compatLnSpc="1">
+                              <a:prstTxWarp prst="textNoShape">
+                                <a:avLst/>
+                              </a:prstTxWarp>
+                              <a:noAutofit/>
+                            </wps:bodyPr>
+                          </wps:wsp>
+                        </wpg:wgp>
+                      </a:graphicData>
+                    </a:graphic>
+                    <wp14:sizeRelH relativeFrom="page">
+                      <wp14:pctWidth>88200</wp14:pctWidth>
+                    </wp14:sizeRelH>
+                    <wp14:sizeRelV relativeFrom="page">
+                      <wp14:pctHeight>90900</wp14:pctHeight>
+                    </wp14:sizeRelV>
+                  </wp:anchor>
+                </w:drawing>
+              </mc:Choice>
+              <mc:Fallback>
+                <w:pict>
+                  <v:group w14:anchorId="55DDB836" id="Group 198" o:spid="_x0000_s1026" style="position:absolute;left:0;text-align:left;margin-left:35.05pt;margin-top:60.7pt;width:540.5pt;height:718.35pt;z-index:-251657216;mso-width-percent:882;mso-height-percent:909;mso-position-horizontal-relative:page;mso-position-vertical-relative:page;mso-width-percent:882;mso-height-percent:909" coordsize="68648,91235" o:gfxdata="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">
+                    <v:rect id="Rectangle 776233169" o:spid="_x0000_s1027" style="position:absolute;width:68580;height:13716;visibility:visible;mso-wrap-style:square;v-text-anchor:middle" o:gfxdata="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" fillcolor="#4472c4" stroked="f" strokeweight="1pt"/>
+                    <v:rect id="Rectangle 1442692755" o:spid="_x0000_s1028" style="position:absolute;top:40943;width:68580;height:50292;visibility:visible;mso-wrap-style:square;v-text-anchor:bottom" o:gfxdata="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" fillcolor="#4472c4" stroked="f" strokeweight="1pt">
+                      <v:textbox inset="36pt,57.6pt,36pt,36pt">
+                        <w:txbxContent>
+                          <w:sdt>
+                            <w:sdtPr>
+                              <w:rPr>
+                                <w:color w:val="FFFFFF" w:themeColor="background1"/>
+                              </w:rPr>
+                              <w:alias w:val="Author"/>
+                              <w:tag w:val=""/>
+                              <w:id w:val="-1561549231"/>
+                              <w:dataBinding w:prefixMappings="xmlns:ns0='http://purl.org/dc/elements/1.1/' xmlns:ns1='http://schemas.openxmlformats.org/package/2006/metadata/core-properties' " w:xpath="/ns1:coreProperties[1]/ns0:creator[1]" w:storeItemID="{6C3C8BC8-F283-45AE-878A-BAB7291924A1}"/>
+                              <w:text/>
+                            </w:sdtPr>
+                            <w:sdtContent>
+                              <w:p>
+                                <w:pPr>
+                                  <w:pStyle w:val="NoSpacing"/>
+                                  <w:spacing w:before="120"/>
+                                  <w:jc w:val="center"/>
+                                  <w:rPr>
+                                    <w:color w:val="FFFFFF" w:themeColor="background1"/>
+                                  </w:rPr>
+                                </w:pPr>
+                                <w:r>
+                                  <w:rPr>
+                                    <w:color w:val="FFFFFF" w:themeColor="background1"/>
+                                  </w:rPr>
+                                  <w:t>Mariana Garcia</w:t>
+                                </w:r>
+                              </w:p>
+                            </w:sdtContent>
+                          </w:sdt>
                           <w:p>
                             <w:pPr>
                               <w:pStyle w:val="NoSpacing"/>
@@ -405,106 +972,69 @@
                                 <w:color w:val="FFFFFF" w:themeColor="background1"/>
                               </w:rPr>
                             </w:pPr>
+                            <w:sdt>
+                              <w:sdtPr>
+                                <w:rPr>
+                                  <w:caps/>
+                                  <w:color w:val="FFFFFF" w:themeColor="background1"/>
+                                </w:rPr>
+                                <w:alias w:val="Company"/>
+                                <w:tag w:val=""/>
+                                <w:id w:val="-669255631"/>
+                                <w:showingPlcHdr/>
+                                <w:dataBinding w:prefixMappings="xmlns:ns0='http://schemas.openxmlformats.org/officeDocument/2006/extended-properties' " w:xpath="/ns0:Properties[1]/ns0:Company[1]" w:storeItemID="{6668398D-A668-4E3E-A5EB-62B293D839F1}"/>
+                                <w:text/>
+                              </w:sdtPr>
+                              <w:sdtContent>
+                                <w:r>
+                                  <w:rPr>
+                                    <w:caps/>
+                                    <w:color w:val="FFFFFF" w:themeColor="background1"/>
+                                  </w:rPr>
+                                  <w:t xml:space="preserve">     </w:t>
+                                </w:r>
+                              </w:sdtContent>
+                            </w:sdt>
                             <w:r>
                               <w:rPr>
                                 <w:color w:val="FFFFFF" w:themeColor="background1"/>
                               </w:rPr>
-                              <w:t>Mariana Garcia</w:t>
+                              <w:t>  </w:t>
                             </w:r>
+                            <w:sdt>
+                              <w:sdtPr>
+                                <w:rPr>
+                                  <w:color w:val="FFFFFF" w:themeColor="background1"/>
+                                </w:rPr>
+                                <w:alias w:val="Address"/>
+                                <w:tag w:val=""/>
+                                <w:id w:val="-259443502"/>
+                                <w:showingPlcHdr/>
+                                <w:dataBinding w:prefixMappings="xmlns:ns0='http://schemas.microsoft.com/office/2006/coverPageProps' " w:xpath="/ns0:CoverPageProperties[1]/ns0:CompanyAddress[1]" w:storeItemID="{55AF091B-3C7A-41E3-B477-F2FDAA23CFDA}"/>
+                                <w:text/>
+                              </w:sdtPr>
+                              <w:sdtContent>
+                                <w:r>
+                                  <w:rPr>
+                                    <w:color w:val="FFFFFF" w:themeColor="background1"/>
+                                  </w:rPr>
+                                  <w:t xml:space="preserve">     </w:t>
+                                </w:r>
+                              </w:sdtContent>
+                            </w:sdt>
                           </w:p>
-                        </w:sdtContent>
-                      </w:sdt>
-                      <w:p>
-                        <w:pPr>
-                          <w:pStyle w:val="NoSpacing"/>
-                          <w:spacing w:before="120"/>
-                          <w:jc w:val="center"/>
-                          <w:rPr>
-                            <w:color w:val="FFFFFF" w:themeColor="background1"/>
-                          </w:rPr>
-                        </w:pPr>
-                        <w:sdt>
-                          <w:sdtPr>
-                            <w:rPr>
-                              <w:caps/>
-                              <w:color w:val="FFFFFF" w:themeColor="background1"/>
-                            </w:rPr>
-                            <w:alias w:val="Company"/>
-                            <w:tag w:val=""/>
-                            <w:id w:val="1618182777"/>
-                            <w:showingPlcHdr/>
-                            <w:dataBinding w:prefixMappings="xmlns:ns0='http://schemas.openxmlformats.org/officeDocument/2006/extended-properties' " w:xpath="/ns0:Properties[1]/ns0:Company[1]" w:storeItemID="{6668398D-A668-4E3E-A5EB-62B293D839F1}"/>
-                            <w:text/>
-                          </w:sdtPr>
-                          <w:sdtContent>
-                            <w:r>
-                              <w:rPr>
-                                <w:caps/>
-                                <w:color w:val="FFFFFF" w:themeColor="background1"/>
-                              </w:rPr>
-                              <w:t>[Company name]</w:t>
-                            </w:r>
-                          </w:sdtContent>
-                        </w:sdt>
-                        <w:r>
-                          <w:rPr>
-                            <w:color w:val="FFFFFF" w:themeColor="background1"/>
-                          </w:rPr>
-                          <w:t>  </w:t>
-                        </w:r>
-                        <w:sdt>
-                          <w:sdtPr>
-                            <w:rPr>
-                              <w:color w:val="FFFFFF" w:themeColor="background1"/>
-                            </w:rPr>
-                            <w:alias w:val="Address"/>
-                            <w:tag w:val=""/>
-                            <w:id w:val="-253358678"/>
-                            <w:showingPlcHdr/>
-                            <w:dataBinding w:prefixMappings="xmlns:ns0='http://schemas.microsoft.com/office/2006/coverPageProps' " w:xpath="/ns0:CoverPageProperties[1]/ns0:CompanyAddress[1]" w:storeItemID="{55AF091B-3C7A-41E3-B477-F2FDAA23CFDA}"/>
-                            <w:text/>
-                          </w:sdtPr>
-                          <w:sdtContent>
-                            <w:r>
-                              <w:rPr>
-                                <w:color w:val="FFFFFF" w:themeColor="background1"/>
-                              </w:rPr>
-                              <w:t>[Company address]</w:t>
-                            </w:r>
-                          </w:sdtContent>
-                        </w:sdt>
-                      </w:p>
-                    </w:txbxContent>
-                  </v:textbox>
-                </v:rect>
-                <v:shapetype id="_x0000_t202" coordsize="21600,21600" o:spt="202" path="m,l,21600r21600,l21600,xe">
-                  <v:stroke joinstyle="miter"/>
-                  <v:path gradientshapeok="t" o:connecttype="rect"/>
-                </v:shapetype>
-                <v:shape id="Text Box 196" o:spid="_x0000_s1029" type="#_x0000_t202" style="position:absolute;left:68;top:13716;width:68580;height:27227;visibility:visible;mso-wrap-style:square;v-text-anchor:middle" o:gfxdata="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" fillcolor="white [3212]" stroked="f" strokeweight=".5pt">
-                  <v:textbox inset="36pt,7.2pt,36pt,7.2pt">
-                    <w:txbxContent>
-                      <w:sdt>
-                        <w:sdtPr>
-                          <w:rPr>
-                            <w:rFonts w:asciiTheme="majorHAnsi" w:eastAsiaTheme="majorEastAsia" w:hAnsiTheme="majorHAnsi" w:cstheme="majorBidi"/>
-                            <w:caps/>
-                            <w:color w:val="4472C4" w:themeColor="accent1"/>
-                            <w:sz w:val="72"/>
-                            <w:szCs w:val="72"/>
-                          </w:rPr>
-                          <w:alias w:val="Title"/>
-                          <w:tag w:val=""/>
-                          <w:id w:val="-9991715"/>
-                          <w:showingPlcHdr/>
-                          <w:dataBinding w:prefixMappings="xmlns:ns0='http://purl.org/dc/elements/1.1/' xmlns:ns1='http://schemas.openxmlformats.org/package/2006/metadata/core-properties' " w:xpath="/ns1:coreProperties[1]/ns0:title[1]" w:storeItemID="{6C3C8BC8-F283-45AE-878A-BAB7291924A1}"/>
-                          <w:text/>
-                        </w:sdtPr>
-                        <w:sdtContent>
-                          <w:p>
-                            <w:pPr>
-                              <w:pStyle w:val="NoSpacing"/>
-                              <w:jc w:val="center"/>
+                        </w:txbxContent>
+                      </v:textbox>
+                    </v:rect>
+                    <v:shapetype id="_x0000_t202" coordsize="21600,21600" o:spt="202" path="m,l,21600r21600,l21600,xe">
+                      <v:stroke joinstyle="miter"/>
+                      <v:path gradientshapeok="t" o:connecttype="rect"/>
+                    </v:shapetype>
+                    <v:shape id="Text Box 1213427831" o:spid="_x0000_s1029" type="#_x0000_t202" style="position:absolute;left:68;top:13716;width:68580;height:27227;visibility:visible;mso-wrap-style:square;v-text-anchor:middle" o:gfxdata="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" fillcolor="window" stroked="f" strokeweight=".5pt">
+                      <v:textbox inset="36pt,7.2pt,36pt,7.2pt">
+                        <w:txbxContent>
+                          <w:sdt>
+                            <w:sdtPr>
                               <w:rPr>
                                 <w:rFonts w:asciiTheme="majorHAnsi" w:eastAsiaTheme="majorEastAsia" w:hAnsiTheme="majorHAnsi" w:cstheme="majorBidi"/>
                                 <w:caps/>
@@ -512,32 +1042,356 @@
                                 <w:sz w:val="72"/>
                                 <w:szCs w:val="72"/>
                               </w:rPr>
-                            </w:pPr>
-                            <w:r>
-                              <w:rPr>
-                                <w:rFonts w:asciiTheme="majorHAnsi" w:eastAsiaTheme="majorEastAsia" w:hAnsiTheme="majorHAnsi" w:cstheme="majorBidi"/>
-                                <w:caps/>
-                                <w:color w:val="4472C4" w:themeColor="accent1"/>
-                                <w:sz w:val="72"/>
-                                <w:szCs w:val="72"/>
-                              </w:rPr>
-                              <w:t>[Document title]</w:t>
-                            </w:r>
-                          </w:p>
-                        </w:sdtContent>
-                      </w:sdt>
-                    </w:txbxContent>
-                  </v:textbox>
-                </v:shape>
-                <w10:wrap anchorx="page" anchory="page"/>
-              </v:group>
-            </w:pict>
-          </mc:Fallback>
-        </mc:AlternateContent>
-      </w:r>
+                              <w:alias w:val="Title"/>
+                              <w:tag w:val=""/>
+                              <w:id w:val="-50009243"/>
+                              <w:dataBinding w:prefixMappings="xmlns:ns0='http://purl.org/dc/elements/1.1/' xmlns:ns1='http://schemas.openxmlformats.org/package/2006/metadata/core-properties' " w:xpath="/ns1:coreProperties[1]/ns0:title[1]" w:storeItemID="{6C3C8BC8-F283-45AE-878A-BAB7291924A1}"/>
+                              <w:text/>
+                            </w:sdtPr>
+                            <w:sdtContent>
+                              <w:p>
+                                <w:pPr>
+                                  <w:pStyle w:val="NoSpacing"/>
+                                  <w:jc w:val="center"/>
+                                  <w:rPr>
+                                    <w:rFonts w:asciiTheme="majorHAnsi" w:eastAsiaTheme="majorEastAsia" w:hAnsiTheme="majorHAnsi" w:cstheme="majorBidi"/>
+                                    <w:caps/>
+                                    <w:color w:val="4472C4" w:themeColor="accent1"/>
+                                    <w:sz w:val="72"/>
+                                    <w:szCs w:val="72"/>
+                                  </w:rPr>
+                                </w:pPr>
+                                <w:r>
+                                  <w:rPr>
+                                    <w:rFonts w:asciiTheme="majorHAnsi" w:eastAsiaTheme="majorEastAsia" w:hAnsiTheme="majorHAnsi" w:cstheme="majorBidi"/>
+                                    <w:caps/>
+                                    <w:color w:val="4472C4" w:themeColor="accent1"/>
+                                    <w:sz w:val="72"/>
+                                    <w:szCs w:val="72"/>
+                                  </w:rPr>
+                                  <w:t>CA-1 CAPSTONE PROJECT PROPOSAL (20%)</w:t>
+                                </w:r>
+                              </w:p>
+                            </w:sdtContent>
+                          </w:sdt>
+                        </w:txbxContent>
+                      </v:textbox>
+                    </v:shape>
+                    <w10:wrap anchorx="page" anchory="page"/>
+                  </v:group>
+                </w:pict>
+              </mc:Fallback>
+            </mc:AlternateContent>
+          </w:r>
+        </w:p>
+        <w:p>
+          <w:pPr>
+            <w:jc w:val="both"/>
+            <w:rPr>
+              <w:rFonts w:ascii="Calibri" w:eastAsia="Times New Roman" w:hAnsi="Calibri"/>
+              <w:color w:val="FFFFFF" w:themeColor="background1"/>
+              <w:sz w:val="22"/>
+              <w:lang w:val="en-US"/>
+            </w:rPr>
+          </w:pPr>
+        </w:p>
+        <w:p>
+          <w:pPr>
+            <w:jc w:val="both"/>
+            <w:rPr>
+              <w:rFonts w:ascii="Calibri" w:eastAsia="Times New Roman" w:hAnsi="Calibri"/>
+              <w:color w:val="FFFFFF" w:themeColor="background1"/>
+              <w:sz w:val="22"/>
+              <w:lang w:val="en-US"/>
+            </w:rPr>
+          </w:pPr>
+        </w:p>
+        <w:p>
+          <w:pPr>
+            <w:jc w:val="both"/>
+            <w:rPr>
+              <w:noProof/>
+              <w:color w:val="4472C4"/>
+            </w:rPr>
+          </w:pPr>
+          <w:r>
+            <w:rPr>
+              <w:noProof/>
+              <w:color w:val="4472C4"/>
+            </w:rPr>
+            <w:br w:type="page"/>
+          </w:r>
+        </w:p>
+      </w:sdtContent>
+    </w:sdt>
+    <w:p>
+      <w:pPr>
+        <w:suppressAutoHyphens w:val="0"/>
+        <w:jc w:val="both"/>
+        <w:rPr>
+          <w:noProof/>
+          <w:color w:val="4472C4"/>
+        </w:rPr>
+      </w:pPr>
+      <w:r>
+        <w:rPr>
+          <w:noProof/>
+          <w:color w:val="4472C4"/>
+        </w:rPr>
+        <w:lastRenderedPageBreak/>
+        <w:br w:type="page"/>
+      </w:r>
+    </w:p>
+    <w:p>
+      <w:pPr>
+        <w:jc w:val="both"/>
+        <w:rPr>
+          <w:noProof/>
+          <w:color w:val="4472C4"/>
+        </w:rPr>
+      </w:pPr>
+    </w:p>
+    <w:p>
+      <w:pPr>
+        <w:suppressAutoHyphens w:val="0"/>
+        <w:jc w:val="both"/>
+        <w:rPr>
+          <w:noProof/>
+          <w:color w:val="4472C4"/>
+        </w:rPr>
+      </w:pPr>
+      <w:r>
+        <w:rPr>
+          <w:noProof/>
+          <w:color w:val="4472C4"/>
+        </w:rPr>
+        <w:br w:type="page"/>
+      </w:r>
+    </w:p>
+    <w:p>
+      <w:pPr>
+        <w:pStyle w:val="Heading1"/>
+        <w:rPr>
+          <w:rFonts w:eastAsia="Times New Roman"/>
+        </w:rPr>
+      </w:pPr>
+      <w:r>
+        <w:rPr>
+          <w:rFonts w:eastAsia="Times New Roman"/>
+        </w:rPr>
+        <w:lastRenderedPageBreak/>
+        <w:t xml:space="preserve">Introduction </w:t>
+      </w:r>
+    </w:p>
+    <w:p>
+      <w:pPr>
+        <w:jc w:val="both"/>
+      </w:pPr>
+      <w:r>
+        <w:t xml:space="preserve">Nowadays, E-commerce plays a significant role in the retail industry, allowing businesses to reach customers through online platforms. However, attracting visitors to a website does not always lead to sales, as many browsing sessions end without a purchase. </w:t>
+      </w:r>
+    </w:p>
+    <w:p>
+      <w:pPr>
+        <w:jc w:val="both"/>
+      </w:pPr>
+      <w:r>
+        <w:t>Understanding online customer purchasing behaviour is therefore important for identifying opportunities to increase conversion rates and improve sales.</w:t>
+      </w:r>
+    </w:p>
+    <w:p>
+      <w:pPr>
+        <w:jc w:val="both"/>
+      </w:pPr>
+      <w:r>
+        <w:t xml:space="preserve">This project will investigate how data analytics and machine learning can help online retailers understand customer behaviour and predict purchasing decisions. </w:t>
+      </w:r>
+      <w:r>
+        <w:t xml:space="preserve">The research will use the </w:t>
+      </w:r>
+      <w:r>
+        <w:rPr>
+          <w:b/>
+          <w:bCs/>
+        </w:rPr>
+        <w:t>Online Shoppers Purchasing Intention dataset from the UCI Machine Learning Repository</w:t>
+      </w:r>
+      <w:r>
+        <w:t xml:space="preserve">, </w:t>
+      </w:r>
+      <w:r>
+        <w:t>which contains information about website browsing sessions and purchasing outcomes.</w:t>
+      </w:r>
+    </w:p>
+    <w:p>
+      <w:pPr>
+        <w:jc w:val="both"/>
+      </w:pPr>
+      <w:r>
+        <w:t>This project's findings will provide insights into online purchasing behaviour and identify opportunities for retailers to improve customer engagement, marketing decisions,</w:t>
+      </w:r>
+      <w:r>
+        <w:t xml:space="preserve"> and conversion strategies.</w:t>
+      </w:r>
+    </w:p>
+    <w:p>
+      <w:pPr>
+        <w:spacing w:after="0" w:line="259" w:lineRule="auto"/>
+        <w:jc w:val="both"/>
+      </w:pPr>
+    </w:p>
+    <w:p>
+      <w:pPr>
+        <w:suppressAutoHyphens w:val="0"/>
+      </w:pPr>
+      <w:r>
+        <w:br w:type="page"/>
+      </w:r>
+    </w:p>
+    <w:p>
+      <w:pPr>
+        <w:pStyle w:val="Heading1"/>
+      </w:pPr>
+      <w:r>
+        <w:lastRenderedPageBreak/>
+        <w:t>Problem Definition</w:t>
+      </w:r>
+    </w:p>
+    <w:p>
+      <w:pPr>
+        <w:jc w:val="both"/>
+      </w:pPr>
+      <w:r>
+        <w:t xml:space="preserve">One of the main challenges faced by </w:t>
+      </w:r>
+      <w:r>
+        <w:t xml:space="preserve">E-commerce businesses </w:t>
+      </w:r>
+      <w:r>
+        <w:t xml:space="preserve">is understanding why some website visitors complete a purchase while others leave without buying anything. Although </w:t>
+      </w:r>
+      <w:r>
+        <w:t>browsing data is available, identifying patterns that differentiate buyers from non-buyers remains challenging.</w:t>
+      </w:r>
+      <w:r>
+        <w:t xml:space="preserve"> </w:t>
+      </w:r>
+    </w:p>
+    <w:p>
+      <w:pPr>
+        <w:jc w:val="both"/>
+      </w:pPr>
+      <w:r>
+        <w:t xml:space="preserve">Without a clear understanding </w:t>
+      </w:r>
+      <w:r>
+        <w:t xml:space="preserve">of </w:t>
+      </w:r>
+      <w:r>
+        <w:t>customer behaviour</w:t>
+      </w:r>
+      <w:r>
+        <w:t xml:space="preserve">, online companies may miss valuable opportunities to </w:t>
+      </w:r>
+      <w:r>
+        <w:t xml:space="preserve">improve </w:t>
+      </w:r>
+      <w:r>
+        <w:t xml:space="preserve">customer engagement and </w:t>
+      </w:r>
+      <w:r>
+        <w:t>marketing effectiveness</w:t>
+      </w:r>
+      <w:r>
+        <w:t>.</w:t>
+      </w:r>
+    </w:p>
+    <w:p>
+      <w:pPr>
+        <w:jc w:val="both"/>
+      </w:pPr>
+      <w:r>
+        <w:t>While traditional website analytics can describe past customer activity, predictive modelling can help businesses estimate the likelihood of future purchasing outcomes based on browsing patterns.</w:t>
+      </w:r>
+      <w:r>
+        <w:t xml:space="preserve"> </w:t>
+      </w:r>
+      <w:r>
+        <w:rPr>
+          <w:b/>
+          <w:bCs/>
+        </w:rPr>
+        <w:t>This project proposes developing machine learning models to analyse browsing behaviour and predict purchasing outcomes</w:t>
+      </w:r>
+      <w:r>
+        <w:t xml:space="preserve">. </w:t>
+      </w:r>
+    </w:p>
+    <w:p>
+      <w:pPr>
+        <w:jc w:val="both"/>
+      </w:pPr>
+      <w:r>
+        <w:rPr>
+          <w:b/>
+          <w:bCs/>
+        </w:rPr>
+        <w:t xml:space="preserve">The </w:t>
+      </w:r>
+      <w:r>
+        <w:rPr>
+          <w:b/>
+          <w:bCs/>
+        </w:rPr>
+        <w:t>project aims to</w:t>
+      </w:r>
+      <w:r>
+        <w:t xml:space="preserve"> identify purchasing patterns and provide data-driven insights to help online retailers improve their marketing strategies and increase </w:t>
+      </w:r>
+      <w:r>
+        <w:t>conversion rates</w:t>
+      </w:r>
+      <w:r>
+        <w:t>.</w:t>
+      </w:r>
+    </w:p>
+    <w:p>
+      <w:pPr>
+        <w:jc w:val="both"/>
+      </w:pPr>
+    </w:p>
+    <w:p>
+      <w:pPr>
+        <w:jc w:val="both"/>
+      </w:pPr>
+      <w:r>
+        <w:rPr>
+          <w:b/>
+          <w:bCs/>
+        </w:rPr>
+        <w:t>Research Question</w:t>
+      </w:r>
+    </w:p>
+    <w:p>
+      <w:pPr>
+        <w:jc w:val="both"/>
+      </w:pPr>
+      <w:r>
+        <w:t>How can machine learning be used to predict online purchasing behaviour and provide actionable insights to support e-commerce conversion strategies?</w:t>
+      </w:r>
+    </w:p>
+    <w:p>
+      <w:pPr>
+        <w:jc w:val="both"/>
+      </w:pPr>
+    </w:p>
+    <w:p>
+      <w:pPr>
+        <w:jc w:val="both"/>
+      </w:pPr>
     </w:p>
     <w:sectPr>
-      <w:headerReference w:type="first" r:id="rId6"/>
+      <w:headerReference w:type="first" r:id="rId7"/>
       <w:pgSz w:w="11906" w:h="16838"/>
       <w:pgMar w:top="1440" w:right="1440" w:bottom="1440" w:left="1440" w:header="708" w:footer="708" w:gutter="0"/>
       <w:pgNumType w:start="0"/>
@@ -617,6 +1471,109 @@
     </w:pPr>
   </w:p>
 </w:hdr>
+</file>
+
+<file path=word/numbering.xml><?xml version="1.0" encoding="utf-8"?>
+<w:numbering xmlns:wpc="http://schemas.microsoft.com/office/word/2010/wordprocessingCanvas" xmlns:cx="http://schemas.microsoft.com/office/drawing/2014/chartex" xmlns:cx1="http://schemas.microsoft.com/office/drawing/2015/9/8/chartex" xmlns:cx2="http://schemas.microsoft.com/office/drawing/2015/10/21/chartex" xmlns:cx3="http://schemas.microsoft.com/office/drawing/2016/5/9/chartex" xmlns:cx4="http://schemas.microsoft.com/office/drawing/2016/5/10/chartex" xmlns:cx5="http://schemas.microsoft.com/office/drawing/2016/5/11/chartex" xmlns:cx6="http://schemas.microsoft.com/office/drawing/2016/5/12/chartex" xmlns:cx7="http://schemas.microsoft.com/office/drawing/2016/5/13/chartex" xmlns:cx8="http://schemas.microsoft.com/office/drawing/2016/5/14/chartex" xmlns:mc="http://schemas.openxmlformats.org/markup-compatibility/2006" xmlns:aink="http://schemas.microsoft.com/office/drawing/2016/ink" xmlns:am3d="http://schemas.microsoft.com/office/drawing/2017/model3d" xmlns:o="urn:schemas-microsoft-com:office:office" xmlns:oel="http://schemas.microsoft.com/office/2019/extlst" xmlns:r="http://schemas.openxmlformats.org/officeDocument/2006/relationships" xmlns:m="http://schemas.openxmlformats.org/officeDocument/2006/math" xmlns:v="urn:schemas-microsoft-com:vml" xmlns:wp14="http://schemas.microsoft.com/office/word/2010/wordprocessingDrawing" xmlns:wp="http://schemas.openxmlformats.org/drawingml/2006/wordprocessingDrawing" xmlns:w10="urn:schemas-microsoft-com:office:word" xmlns:w="http://schemas.openxmlformats.org/wordprocessingml/2006/main" xmlns:w14="http://schemas.microsoft.com/office/word/2010/wordml" xmlns:w15="http://schemas.microsoft.com/office/word/2012/wordml" xmlns:w16cex="http://schemas.microsoft.com/office/word/2018/wordml/cex" xmlns:w16cid="http://schemas.microsoft.com/office/word/2016/wordml/cid" xmlns:w16="http://schemas.microsoft.com/office/word/2018/wordml" xmlns:w16du="http://schemas.microsoft.com/office/word/2023/wordml/word16du" xmlns:w16sdtdh="http://schemas.microsoft.com/office/word/2020/wordml/sdtdatahash" xmlns:w16sdtfl="http://schemas.microsoft.com/office/word/2024/wordml/sdtformatlock" xmlns:w16se="http://schemas.microsoft.com/office/word/2015/wordml/symex" xmlns:wpg="http://schemas.microsoft.com/office/word/2010/wordprocessingGroup" xmlns:wpi="http://schemas.microsoft.com/office/word/2010/wordprocessingInk" xmlns:wne="http://schemas.microsoft.com/office/word/2006/wordml" xmlns:wps="http://schemas.microsoft.com/office/word/2010/wordprocessingShape" mc:Ignorable="w14 w15 w16se w16cid w16 w16cex w16sdtdh w16sdtfl w16du wp14">
+  <w:abstractNum w:abstractNumId="0" w15:restartNumberingAfterBreak="0">
+    <w:nsid w:val="07434A6D"/>
+    <w:multiLevelType w:val="multilevel"/>
+    <w:tmpl w:val="7BB2C62A"/>
+    <w:lvl w:ilvl="0">
+      <w:start w:val="1"/>
+      <w:numFmt w:val="decimal"/>
+      <w:pStyle w:val="Heading1"/>
+      <w:lvlText w:val="%1"/>
+      <w:lvlJc w:val="left"/>
+      <w:pPr>
+        <w:ind w:left="432" w:hanging="432"/>
+      </w:pPr>
+    </w:lvl>
+    <w:lvl w:ilvl="1">
+      <w:start w:val="1"/>
+      <w:numFmt w:val="decimal"/>
+      <w:pStyle w:val="Heading2"/>
+      <w:lvlText w:val="%1.%2"/>
+      <w:lvlJc w:val="left"/>
+      <w:pPr>
+        <w:ind w:left="576" w:hanging="576"/>
+      </w:pPr>
+    </w:lvl>
+    <w:lvl w:ilvl="2">
+      <w:start w:val="1"/>
+      <w:numFmt w:val="decimal"/>
+      <w:pStyle w:val="Heading3"/>
+      <w:lvlText w:val="%1.%2.%3"/>
+      <w:lvlJc w:val="left"/>
+      <w:pPr>
+        <w:ind w:left="720" w:hanging="720"/>
+      </w:pPr>
+    </w:lvl>
+    <w:lvl w:ilvl="3">
+      <w:start w:val="1"/>
+      <w:numFmt w:val="decimal"/>
+      <w:pStyle w:val="Heading4"/>
+      <w:lvlText w:val="%1.%2.%3.%4"/>
+      <w:lvlJc w:val="left"/>
+      <w:pPr>
+        <w:ind w:left="864" w:hanging="864"/>
+      </w:pPr>
+    </w:lvl>
+    <w:lvl w:ilvl="4">
+      <w:start w:val="1"/>
+      <w:numFmt w:val="decimal"/>
+      <w:pStyle w:val="Heading5"/>
+      <w:lvlText w:val="%1.%2.%3.%4.%5"/>
+      <w:lvlJc w:val="left"/>
+      <w:pPr>
+        <w:ind w:left="1008" w:hanging="1008"/>
+      </w:pPr>
+    </w:lvl>
+    <w:lvl w:ilvl="5">
+      <w:start w:val="1"/>
+      <w:numFmt w:val="decimal"/>
+      <w:pStyle w:val="Heading6"/>
+      <w:lvlText w:val="%1.%2.%3.%4.%5.%6"/>
+      <w:lvlJc w:val="left"/>
+      <w:pPr>
+        <w:ind w:left="1152" w:hanging="1152"/>
+      </w:pPr>
+    </w:lvl>
+    <w:lvl w:ilvl="6">
+      <w:start w:val="1"/>
+      <w:numFmt w:val="decimal"/>
+      <w:pStyle w:val="Heading7"/>
+      <w:lvlText w:val="%1.%2.%3.%4.%5.%6.%7"/>
+      <w:lvlJc w:val="left"/>
+      <w:pPr>
+        <w:ind w:left="1296" w:hanging="1296"/>
+      </w:pPr>
+    </w:lvl>
+    <w:lvl w:ilvl="7">
+      <w:start w:val="1"/>
+      <w:numFmt w:val="decimal"/>
+      <w:pStyle w:val="Heading8"/>
+      <w:lvlText w:val="%1.%2.%3.%4.%5.%6.%7.%8"/>
+      <w:lvlJc w:val="left"/>
+      <w:pPr>
+        <w:ind w:left="1440" w:hanging="1440"/>
+      </w:pPr>
+    </w:lvl>
+    <w:lvl w:ilvl="8">
+      <w:start w:val="1"/>
+      <w:numFmt w:val="decimal"/>
+      <w:pStyle w:val="Heading9"/>
+      <w:lvlText w:val="%1.%2.%3.%4.%5.%6.%7.%8.%9"/>
+      <w:lvlJc w:val="left"/>
+      <w:pPr>
+        <w:ind w:left="1584" w:hanging="1584"/>
+      </w:pPr>
+    </w:lvl>
+  </w:abstractNum>
+  <w:num w:numId="1" w16cid:durableId="1132360671">
+    <w:abstractNumId w:val="0"/>
+  </w:num>
+</w:numbering>
 </file>
 
 <file path=word/styles.xml><?xml version="1.0" encoding="utf-8"?>
@@ -1033,19 +1990,24 @@
     <w:basedOn w:val="Normal"/>
     <w:next w:val="Normal"/>
     <w:link w:val="Heading1Char"/>
+    <w:autoRedefine/>
     <w:uiPriority w:val="9"/>
     <w:qFormat/>
-    <w:rsid w:val="00514062"/>
+    <w:rsid w:val="000322FE"/>
     <w:pPr>
       <w:keepNext/>
       <w:keepLines/>
+      <w:numPr>
+        <w:numId w:val="1"/>
+      </w:numPr>
       <w:spacing w:before="360" w:after="80"/>
       <w:outlineLvl w:val="0"/>
     </w:pPr>
     <w:rPr>
-      <w:rFonts w:asciiTheme="majorHAnsi" w:eastAsiaTheme="majorEastAsia" w:hAnsiTheme="majorHAnsi" w:cstheme="majorBidi"/>
+      <w:rFonts w:eastAsiaTheme="majorEastAsia" w:cstheme="majorBidi"/>
+      <w:b/>
       <w:color w:val="2F5496" w:themeColor="accent1" w:themeShade="BF"/>
-      <w:sz w:val="40"/>
+      <w:sz w:val="28"/>
       <w:szCs w:val="40"/>
     </w:rPr>
   </w:style>
@@ -1062,6 +2024,10 @@
     <w:pPr>
       <w:keepNext/>
       <w:keepLines/>
+      <w:numPr>
+        <w:ilvl w:val="1"/>
+        <w:numId w:val="1"/>
+      </w:numPr>
       <w:spacing w:before="160" w:after="80"/>
       <w:outlineLvl w:val="1"/>
     </w:pPr>
@@ -1085,6 +2051,10 @@
     <w:pPr>
       <w:keepNext/>
       <w:keepLines/>
+      <w:numPr>
+        <w:ilvl w:val="2"/>
+        <w:numId w:val="1"/>
+      </w:numPr>
       <w:spacing w:before="160" w:after="80"/>
       <w:outlineLvl w:val="2"/>
     </w:pPr>
@@ -1108,6 +2078,10 @@
     <w:pPr>
       <w:keepNext/>
       <w:keepLines/>
+      <w:numPr>
+        <w:ilvl w:val="3"/>
+        <w:numId w:val="1"/>
+      </w:numPr>
       <w:spacing w:before="80" w:after="40"/>
       <w:outlineLvl w:val="3"/>
     </w:pPr>
@@ -1131,6 +2105,10 @@
     <w:pPr>
       <w:keepNext/>
       <w:keepLines/>
+      <w:numPr>
+        <w:ilvl w:val="4"/>
+        <w:numId w:val="1"/>
+      </w:numPr>
       <w:spacing w:before="80" w:after="40"/>
       <w:outlineLvl w:val="4"/>
     </w:pPr>
@@ -1152,6 +2130,10 @@
     <w:pPr>
       <w:keepNext/>
       <w:keepLines/>
+      <w:numPr>
+        <w:ilvl w:val="5"/>
+        <w:numId w:val="1"/>
+      </w:numPr>
       <w:spacing w:before="40" w:after="0"/>
       <w:outlineLvl w:val="5"/>
     </w:pPr>
@@ -1175,6 +2157,10 @@
     <w:pPr>
       <w:keepNext/>
       <w:keepLines/>
+      <w:numPr>
+        <w:ilvl w:val="6"/>
+        <w:numId w:val="1"/>
+      </w:numPr>
       <w:spacing w:before="40" w:after="0"/>
       <w:outlineLvl w:val="6"/>
     </w:pPr>
@@ -1196,6 +2182,10 @@
     <w:pPr>
       <w:keepNext/>
       <w:keepLines/>
+      <w:numPr>
+        <w:ilvl w:val="7"/>
+        <w:numId w:val="1"/>
+      </w:numPr>
       <w:spacing w:after="0"/>
       <w:outlineLvl w:val="7"/>
     </w:pPr>
@@ -1219,6 +2209,10 @@
     <w:pPr>
       <w:keepNext/>
       <w:keepLines/>
+      <w:numPr>
+        <w:ilvl w:val="8"/>
+        <w:numId w:val="1"/>
+      </w:numPr>
       <w:spacing w:after="0"/>
       <w:outlineLvl w:val="8"/>
     </w:pPr>
@@ -1230,7 +2224,6 @@
   <w:style w:type="character" w:default="1" w:styleId="DefaultParagraphFont">
     <w:name w:val="Default Paragraph Font"/>
     <w:uiPriority w:val="1"/>
-    <w:semiHidden/>
     <w:unhideWhenUsed/>
   </w:style>
   <w:style w:type="table" w:default="1" w:styleId="TableNormal">
@@ -1259,11 +2252,12 @@
     <w:basedOn w:val="DefaultParagraphFont"/>
     <w:link w:val="Heading1"/>
     <w:uiPriority w:val="9"/>
-    <w:rsid w:val="00514062"/>
-    <w:rPr>
-      <w:rFonts w:asciiTheme="majorHAnsi" w:eastAsiaTheme="majorEastAsia" w:hAnsiTheme="majorHAnsi" w:cstheme="majorBidi"/>
+    <w:rsid w:val="000322FE"/>
+    <w:rPr>
+      <w:rFonts w:ascii="Times New Roman" w:eastAsiaTheme="majorEastAsia" w:hAnsi="Times New Roman" w:cstheme="majorBidi"/>
+      <w:b/>
       <w:color w:val="2F5496" w:themeColor="accent1" w:themeShade="BF"/>
-      <w:sz w:val="40"/>
+      <w:sz w:val="28"/>
       <w:szCs w:val="40"/>
     </w:rPr>
   </w:style>

--- a/Capstone_Project_2026.docx
+++ b/Capstone_Project_2026.docx
@@ -1262,19 +1262,7 @@
         <w:jc w:val="both"/>
       </w:pPr>
       <w:r>
-        <w:t xml:space="preserve">One of the main challenges faced by </w:t>
-      </w:r>
-      <w:r>
-        <w:t xml:space="preserve">E-commerce businesses </w:t>
-      </w:r>
-      <w:r>
-        <w:t xml:space="preserve">is understanding why some website visitors complete a purchase while others leave without buying anything. Although </w:t>
-      </w:r>
-      <w:r>
-        <w:t>browsing data is available, identifying patterns that differentiate buyers from non-buyers remains challenging.</w:t>
-      </w:r>
-      <w:r>
-        <w:t xml:space="preserve"> </w:t>
+        <w:t>One of the main challenges faced by e-commerce businesses is identifying the browsing behaviours that distinguish customers who make a purchase from those who leave without buying anything. Although browsing data is available, analysing customer behaviour and identifying meaningful purchasing patterns remains challenging.</w:t>
       </w:r>
     </w:p>
     <w:p>
@@ -1282,28 +1270,7 @@
         <w:jc w:val="both"/>
       </w:pPr>
       <w:r>
-        <w:t xml:space="preserve">Without a clear understanding </w:t>
-      </w:r>
-      <w:r>
-        <w:t xml:space="preserve">of </w:t>
-      </w:r>
-      <w:r>
-        <w:t>customer behaviour</w:t>
-      </w:r>
-      <w:r>
-        <w:t xml:space="preserve">, online companies may miss valuable opportunities to </w:t>
-      </w:r>
-      <w:r>
-        <w:t xml:space="preserve">improve </w:t>
-      </w:r>
-      <w:r>
-        <w:t xml:space="preserve">customer engagement and </w:t>
-      </w:r>
-      <w:r>
-        <w:t>marketing effectiveness</w:t>
-      </w:r>
-      <w:r>
-        <w:t>.</w:t>
+        <w:t>Without these insights, online retailers may miss sales opportunities and struggle to develop effective marketing and customer engagement strategies.</w:t>
       </w:r>
     </w:p>
     <w:p>
@@ -1311,73 +1278,24 @@
         <w:jc w:val="both"/>
       </w:pPr>
       <w:r>
-        <w:t>While traditional website analytics can describe past customer activity, predictive modelling can help businesses estimate the likelihood of future purchasing outcomes based on browsing patterns.</w:t>
+        <w:rPr>
+          <w:b/>
+          <w:bCs/>
+        </w:rPr>
+        <w:t>Data analytics</w:t>
       </w:r>
       <w:r>
-        <w:t xml:space="preserve"> </w:t>
+        <w:t xml:space="preserve"> can help businesses identify patterns and relationships in customer browsing behaviour. While traditional website analytics can describe past customer activity, </w:t>
       </w:r>
       <w:r>
         <w:rPr>
           <w:b/>
           <w:bCs/>
         </w:rPr>
-        <w:t>This project proposes developing machine learning models to analyse browsing behaviour and predict purchasing outcomes</w:t>
+        <w:t>Machine Learning</w:t>
       </w:r>
       <w:r>
-        <w:t xml:space="preserve">. </w:t>
-      </w:r>
-    </w:p>
-    <w:p>
-      <w:pPr>
-        <w:jc w:val="both"/>
-      </w:pPr>
-      <w:r>
-        <w:rPr>
-          <w:b/>
-          <w:bCs/>
-        </w:rPr>
-        <w:t xml:space="preserve">The </w:t>
-      </w:r>
-      <w:r>
-        <w:rPr>
-          <w:b/>
-          <w:bCs/>
-        </w:rPr>
-        <w:t>project aims to</w:t>
-      </w:r>
-      <w:r>
-        <w:t xml:space="preserve"> identify purchasing patterns and provide data-driven insights to help online retailers improve their marketing strategies and increase </w:t>
-      </w:r>
-      <w:r>
-        <w:t>conversion rates</w:t>
-      </w:r>
-      <w:r>
-        <w:t>.</w:t>
-      </w:r>
-    </w:p>
-    <w:p>
-      <w:pPr>
-        <w:jc w:val="both"/>
-      </w:pPr>
-    </w:p>
-    <w:p>
-      <w:pPr>
-        <w:jc w:val="both"/>
-      </w:pPr>
-      <w:r>
-        <w:rPr>
-          <w:b/>
-          <w:bCs/>
-        </w:rPr>
-        <w:t>Research Question</w:t>
-      </w:r>
-    </w:p>
-    <w:p>
-      <w:pPr>
-        <w:jc w:val="both"/>
-      </w:pPr>
-      <w:r>
-        <w:t>How can machine learning be used to predict online purchasing behaviour and provide actionable insights to support e-commerce conversion strategies?</w:t>
+        <w:t xml:space="preserve"> can go further by predicting purchasing outcomes based on browsing patterns. These predictions could provide valuable insights to help online retailers make more informed marketing decisions and identify opportunities to improve conversion rates.</w:t>
       </w:r>
     </w:p>
     <w:p>
@@ -2224,6 +2142,7 @@
   <w:style w:type="character" w:default="1" w:styleId="DefaultParagraphFont">
     <w:name w:val="Default Paragraph Font"/>
     <w:uiPriority w:val="1"/>
+    <w:semiHidden/>
     <w:unhideWhenUsed/>
   </w:style>
   <w:style w:type="table" w:default="1" w:styleId="TableNormal">

--- a/Capstone_Project_2026.docx
+++ b/Capstone_Project_2026.docx
@@ -1302,14 +1302,182 @@
       <w:pPr>
         <w:jc w:val="both"/>
       </w:pPr>
+      <w:r>
+        <w:br w:type="page"/>
+      </w:r>
     </w:p>
     <w:p>
       <w:pPr>
-        <w:jc w:val="both"/>
-      </w:pPr>
+        <w:pStyle w:val="Heading1"/>
+      </w:pPr>
+      <w:r>
+        <w:lastRenderedPageBreak/>
+        <w:t xml:space="preserve">Aim and Objectives </w:t>
+      </w:r>
     </w:p>
+    <w:p>
+      <w:pPr>
+        <w:pStyle w:val="Heading2"/>
+      </w:pPr>
+      <w:r>
+        <w:t>Aim</w:t>
+      </w:r>
+    </w:p>
+    <w:p>
+      <w:r>
+        <w:t>The aim of this project is to use data analytics and machine learning to analyse the Online Shoppers Purchasing Intention dataset, identify browsing patterns associated with purchases, and develop and evaluate predictive models that classify shopping sessions as purchases or non-purchases. The findings will support data-driven recommendations to help online retailers improve customer engagement, identify sales opportunities and improve conversion strategies.</w:t>
+      </w:r>
+    </w:p>
+    <w:p/>
+    <w:p>
+      <w:pPr>
+        <w:pStyle w:val="Heading2"/>
+      </w:pPr>
+      <w:r>
+        <w:t>Project Objectives</w:t>
+      </w:r>
+    </w:p>
+    <w:p/>
+    <w:p>
+      <w:pPr>
+        <w:pStyle w:val="Heading3"/>
+      </w:pPr>
+      <w:r>
+        <w:t>Objective #1</w:t>
+      </w:r>
+    </w:p>
+    <w:p>
+      <w:r>
+        <w:rPr>
+          <w:b/>
+          <w:bCs/>
+        </w:rPr>
+        <w:t>Data Exploration:</w:t>
+      </w:r>
+      <w:r>
+        <w:t xml:space="preserve"> To analyse the Online Shoppers Purchasing Intention dataset and identify patterns associated with </w:t>
+      </w:r>
+      <w:r>
+        <w:t>completed purchases.</w:t>
+      </w:r>
+    </w:p>
+    <w:p/>
+    <w:p>
+      <w:pPr>
+        <w:pStyle w:val="Heading3"/>
+      </w:pPr>
+      <w:r>
+        <w:t>Objective #2</w:t>
+      </w:r>
+    </w:p>
+    <w:p>
+      <w:r>
+        <w:rPr>
+          <w:b/>
+          <w:bCs/>
+        </w:rPr>
+        <w:t>Data Preparation:</w:t>
+      </w:r>
+      <w:r>
+        <w:t xml:space="preserve"> To clean and prepare the dataset for machine learning, including checking data quality, </w:t>
+      </w:r>
+      <w:r>
+        <w:t xml:space="preserve">null values, duplicates, </w:t>
+      </w:r>
+      <w:r>
+        <w:t xml:space="preserve">processing variables and </w:t>
+      </w:r>
+      <w:r>
+        <w:t xml:space="preserve">examining </w:t>
+      </w:r>
+      <w:r>
+        <w:t>class imbalance.</w:t>
+      </w:r>
+    </w:p>
+    <w:p/>
+    <w:p>
+      <w:pPr>
+        <w:pStyle w:val="Heading3"/>
+      </w:pPr>
+      <w:r>
+        <w:t>Objective #3</w:t>
+      </w:r>
+    </w:p>
+    <w:p>
+      <w:r>
+        <w:rPr>
+          <w:b/>
+          <w:bCs/>
+        </w:rPr>
+        <w:t>Predictive Modelling:</w:t>
+      </w:r>
+      <w:r>
+        <w:t xml:space="preserve"> To develop and compare three machine learning classification models: Logistic Regression, Decision Tree and Random Forest.</w:t>
+      </w:r>
+    </w:p>
+    <w:p/>
+    <w:p>
+      <w:pPr>
+        <w:pStyle w:val="Heading3"/>
+      </w:pPr>
+      <w:r>
+        <w:t>Objective #4</w:t>
+      </w:r>
+    </w:p>
+    <w:p>
+      <w:r>
+        <w:rPr>
+          <w:b/>
+          <w:bCs/>
+        </w:rPr>
+        <w:t>Model Evaluation:</w:t>
+      </w:r>
+      <w:r>
+        <w:t xml:space="preserve"> To evaluate model performance using precision, recall, F1-score, and confusion matrices to determine which model is most suitable for predicting purchases.</w:t>
+      </w:r>
+    </w:p>
+    <w:p/>
+    <w:p>
+      <w:pPr>
+        <w:pStyle w:val="Heading3"/>
+      </w:pPr>
+      <w:r>
+        <w:t>Objective #5</w:t>
+      </w:r>
+    </w:p>
+    <w:p>
+      <w:r>
+        <w:rPr>
+          <w:b/>
+          <w:bCs/>
+        </w:rPr>
+        <w:t>Business Insights and Recommendations:</w:t>
+      </w:r>
+      <w:r>
+        <w:t xml:space="preserve"> To interpret the findings and provide data-driven recommendations that online retailers could test to improve customer engagement, marketing decisions and conversion rates.</w:t>
+      </w:r>
+    </w:p>
+    <w:p/>
+    <w:p>
+      <w:pPr>
+        <w:pStyle w:val="Heading3"/>
+      </w:pPr>
+      <w:r>
+        <w:t>Business objective</w:t>
+      </w:r>
+    </w:p>
+    <w:p>
+      <w:r>
+        <w:t>To identify browsing patterns associated with purchases and use these findings to recommend ways online retailers could improve their conversion strategies and identify additional sales opportunities.</w:t>
+      </w:r>
+    </w:p>
+    <w:p/>
+    <w:p/>
+    <w:p/>
     <w:sectPr>
-      <w:headerReference w:type="first" r:id="rId7"/>
+      <w:headerReference w:type="default" r:id="rId7"/>
+      <w:footerReference w:type="default" r:id="rId8"/>
+      <w:headerReference w:type="first" r:id="rId9"/>
       <w:pgSz w:w="11906" w:h="16838"/>
       <w:pgMar w:top="1440" w:right="1440" w:bottom="1440" w:left="1440" w:header="708" w:footer="708" w:gutter="0"/>
       <w:pgNumType w:start="0"/>
@@ -1346,6 +1514,59 @@
 </w:endnotes>
 </file>
 
+<file path=word/footer1.xml><?xml version="1.0" encoding="utf-8"?>
+<w:ftr xmlns:wpc="http://schemas.microsoft.com/office/word/2010/wordprocessingCanvas" xmlns:cx="http://schemas.microsoft.com/office/drawing/2014/chartex" xmlns:cx1="http://schemas.microsoft.com/office/drawing/2015/9/8/chartex" xmlns:cx2="http://schemas.microsoft.com/office/drawing/2015/10/21/chartex" xmlns:cx3="http://schemas.microsoft.com/office/drawing/2016/5/9/chartex" xmlns:cx4="http://schemas.microsoft.com/office/drawing/2016/5/10/chartex" xmlns:cx5="http://schemas.microsoft.com/office/drawing/2016/5/11/chartex" xmlns:cx6="http://schemas.microsoft.com/office/drawing/2016/5/12/chartex" xmlns:cx7="http://schemas.microsoft.com/office/drawing/2016/5/13/chartex" xmlns:cx8="http://schemas.microsoft.com/office/drawing/2016/5/14/chartex" xmlns:mc="http://schemas.openxmlformats.org/markup-compatibility/2006" xmlns:aink="http://schemas.microsoft.com/office/drawing/2016/ink" xmlns:am3d="http://schemas.microsoft.com/office/drawing/2017/model3d" xmlns:o="urn:schemas-microsoft-com:office:office" xmlns:oel="http://schemas.microsoft.com/office/2019/extlst" xmlns:r="http://schemas.openxmlformats.org/officeDocument/2006/relationships" xmlns:m="http://schemas.openxmlformats.org/officeDocument/2006/math" xmlns:v="urn:schemas-microsoft-com:vml" xmlns:wp14="http://schemas.microsoft.com/office/word/2010/wordprocessingDrawing" xmlns:wp="http://schemas.openxmlformats.org/drawingml/2006/wordprocessingDrawing" xmlns:w10="urn:schemas-microsoft-com:office:word" xmlns:w="http://schemas.openxmlformats.org/wordprocessingml/2006/main" xmlns:w14="http://schemas.microsoft.com/office/word/2010/wordml" xmlns:w15="http://schemas.microsoft.com/office/word/2012/wordml" xmlns:w16cex="http://schemas.microsoft.com/office/word/2018/wordml/cex" xmlns:w16cid="http://schemas.microsoft.com/office/word/2016/wordml/cid" xmlns:w16="http://schemas.microsoft.com/office/word/2018/wordml" xmlns:w16du="http://schemas.microsoft.com/office/word/2023/wordml/word16du" xmlns:w16sdtdh="http://schemas.microsoft.com/office/word/2020/wordml/sdtdatahash" xmlns:w16sdtfl="http://schemas.microsoft.com/office/word/2024/wordml/sdtformatlock" xmlns:w16se="http://schemas.microsoft.com/office/word/2015/wordml/symex" xmlns:wpg="http://schemas.microsoft.com/office/word/2010/wordprocessingGroup" xmlns:wpi="http://schemas.microsoft.com/office/word/2010/wordprocessingInk" xmlns:wne="http://schemas.microsoft.com/office/word/2006/wordml" xmlns:wps="http://schemas.microsoft.com/office/word/2010/wordprocessingShape" mc:Ignorable="w14 w15 w16se w16cid w16 w16cex w16sdtdh w16sdtfl w16du wp14">
+  <w:sdt>
+    <w:sdtPr>
+      <w:id w:val="1186876748"/>
+      <w:docPartObj>
+        <w:docPartGallery w:val="Page Numbers (Bottom of Page)"/>
+        <w:docPartUnique/>
+      </w:docPartObj>
+    </w:sdtPr>
+    <w:sdtEndPr>
+      <w:rPr>
+        <w:noProof/>
+      </w:rPr>
+    </w:sdtEndPr>
+    <w:sdtContent>
+      <w:p>
+        <w:pPr>
+          <w:pStyle w:val="Footer"/>
+          <w:jc w:val="center"/>
+        </w:pPr>
+        <w:r>
+          <w:fldChar w:fldCharType="begin"/>
+        </w:r>
+        <w:r>
+          <w:instrText xml:space="preserve"> PAGE   \* MERGEFORMAT </w:instrText>
+        </w:r>
+        <w:r>
+          <w:fldChar w:fldCharType="separate"/>
+        </w:r>
+        <w:r>
+          <w:rPr>
+            <w:noProof/>
+          </w:rPr>
+          <w:t>2</w:t>
+        </w:r>
+        <w:r>
+          <w:rPr>
+            <w:noProof/>
+          </w:rPr>
+          <w:fldChar w:fldCharType="end"/>
+        </w:r>
+      </w:p>
+    </w:sdtContent>
+  </w:sdt>
+  <w:p>
+    <w:pPr>
+      <w:pStyle w:val="Footer"/>
+    </w:pPr>
+  </w:p>
+</w:ftr>
+</file>
+
 <file path=word/footnotes.xml><?xml version="1.0" encoding="utf-8"?>
 <w:footnotes xmlns:wpc="http://schemas.microsoft.com/office/word/2010/wordprocessingCanvas" xmlns:cx="http://schemas.microsoft.com/office/drawing/2014/chartex" xmlns:cx1="http://schemas.microsoft.com/office/drawing/2015/9/8/chartex" xmlns:cx2="http://schemas.microsoft.com/office/drawing/2015/10/21/chartex" xmlns:cx3="http://schemas.microsoft.com/office/drawing/2016/5/9/chartex" xmlns:cx4="http://schemas.microsoft.com/office/drawing/2016/5/10/chartex" xmlns:cx5="http://schemas.microsoft.com/office/drawing/2016/5/11/chartex" xmlns:cx6="http://schemas.microsoft.com/office/drawing/2016/5/12/chartex" xmlns:cx7="http://schemas.microsoft.com/office/drawing/2016/5/13/chartex" xmlns:cx8="http://schemas.microsoft.com/office/drawing/2016/5/14/chartex" xmlns:mc="http://schemas.openxmlformats.org/markup-compatibility/2006" xmlns:aink="http://schemas.microsoft.com/office/drawing/2016/ink" xmlns:am3d="http://schemas.microsoft.com/office/drawing/2017/model3d" xmlns:o="urn:schemas-microsoft-com:office:office" xmlns:oel="http://schemas.microsoft.com/office/2019/extlst" xmlns:r="http://schemas.openxmlformats.org/officeDocument/2006/relationships" xmlns:m="http://schemas.openxmlformats.org/officeDocument/2006/math" xmlns:v="urn:schemas-microsoft-com:vml" xmlns:wp14="http://schemas.microsoft.com/office/word/2010/wordprocessingDrawing" xmlns:wp="http://schemas.openxmlformats.org/drawingml/2006/wordprocessingDrawing" xmlns:w10="urn:schemas-microsoft-com:office:word" xmlns:w="http://schemas.openxmlformats.org/wordprocessingml/2006/main" xmlns:w14="http://schemas.microsoft.com/office/word/2010/wordml" xmlns:w15="http://schemas.microsoft.com/office/word/2012/wordml" xmlns:w16cex="http://schemas.microsoft.com/office/word/2018/wordml/cex" xmlns:w16cid="http://schemas.microsoft.com/office/word/2016/wordml/cid" xmlns:w16="http://schemas.microsoft.com/office/word/2018/wordml" xmlns:w16du="http://schemas.microsoft.com/office/word/2023/wordml/word16du" xmlns:w16sdtdh="http://schemas.microsoft.com/office/word/2020/wordml/sdtdatahash" xmlns:w16sdtfl="http://schemas.microsoft.com/office/word/2024/wordml/sdtformatlock" xmlns:w16se="http://schemas.microsoft.com/office/word/2015/wordml/symex" xmlns:wpg="http://schemas.microsoft.com/office/word/2010/wordprocessingGroup" xmlns:wpi="http://schemas.microsoft.com/office/word/2010/wordprocessingInk" xmlns:wne="http://schemas.microsoft.com/office/word/2006/wordml" xmlns:wps="http://schemas.microsoft.com/office/word/2010/wordprocessingShape" mc:Ignorable="w14 w15 w16se w16cid w16 w16cex w16sdtdh w16sdtfl w16du wp14">
   <w:footnote w:type="separator" w:id="-1">
@@ -1372,6 +1593,114 @@
 </file>
 
 <file path=word/header1.xml><?xml version="1.0" encoding="utf-8"?>
+<w:hdr xmlns:wpc="http://schemas.microsoft.com/office/word/2010/wordprocessingCanvas" xmlns:cx="http://schemas.microsoft.com/office/drawing/2014/chartex" xmlns:cx1="http://schemas.microsoft.com/office/drawing/2015/9/8/chartex" xmlns:cx2="http://schemas.microsoft.com/office/drawing/2015/10/21/chartex" xmlns:cx3="http://schemas.microsoft.com/office/drawing/2016/5/9/chartex" xmlns:cx4="http://schemas.microsoft.com/office/drawing/2016/5/10/chartex" xmlns:cx5="http://schemas.microsoft.com/office/drawing/2016/5/11/chartex" xmlns:cx6="http://schemas.microsoft.com/office/drawing/2016/5/12/chartex" xmlns:cx7="http://schemas.microsoft.com/office/drawing/2016/5/13/chartex" xmlns:cx8="http://schemas.microsoft.com/office/drawing/2016/5/14/chartex" xmlns:mc="http://schemas.openxmlformats.org/markup-compatibility/2006" xmlns:aink="http://schemas.microsoft.com/office/drawing/2016/ink" xmlns:am3d="http://schemas.microsoft.com/office/drawing/2017/model3d" xmlns:o="urn:schemas-microsoft-com:office:office" xmlns:oel="http://schemas.microsoft.com/office/2019/extlst" xmlns:r="http://schemas.openxmlformats.org/officeDocument/2006/relationships" xmlns:m="http://schemas.openxmlformats.org/officeDocument/2006/math" xmlns:v="urn:schemas-microsoft-com:vml" xmlns:wp14="http://schemas.microsoft.com/office/word/2010/wordprocessingDrawing" xmlns:wp="http://schemas.openxmlformats.org/drawingml/2006/wordprocessingDrawing" xmlns:w10="urn:schemas-microsoft-com:office:word" xmlns:w="http://schemas.openxmlformats.org/wordprocessingml/2006/main" xmlns:w14="http://schemas.microsoft.com/office/word/2010/wordml" xmlns:w15="http://schemas.microsoft.com/office/word/2012/wordml" xmlns:w16cex="http://schemas.microsoft.com/office/word/2018/wordml/cex" xmlns:w16cid="http://schemas.microsoft.com/office/word/2016/wordml/cid" xmlns:w16="http://schemas.microsoft.com/office/word/2018/wordml" xmlns:w16du="http://schemas.microsoft.com/office/word/2023/wordml/word16du" xmlns:w16sdtdh="http://schemas.microsoft.com/office/word/2020/wordml/sdtdatahash" xmlns:w16sdtfl="http://schemas.microsoft.com/office/word/2024/wordml/sdtformatlock" xmlns:w16se="http://schemas.microsoft.com/office/word/2015/wordml/symex" xmlns:wpg="http://schemas.microsoft.com/office/word/2010/wordprocessingGroup" xmlns:wpi="http://schemas.microsoft.com/office/word/2010/wordprocessingInk" xmlns:wne="http://schemas.microsoft.com/office/word/2006/wordml" xmlns:wps="http://schemas.microsoft.com/office/word/2010/wordprocessingShape" mc:Ignorable="w14 w15 w16se w16cid w16 w16cex w16sdtdh w16sdtfl w16du wp14">
+  <w:p>
+    <w:pPr>
+      <w:pStyle w:val="Header"/>
+      <w:rPr>
+        <w:sz w:val="16"/>
+        <w:szCs w:val="16"/>
+      </w:rPr>
+    </w:pPr>
+    <w:r>
+      <w:rPr>
+        <w:sz w:val="16"/>
+        <w:szCs w:val="16"/>
+      </w:rPr>
+      <w:t xml:space="preserve">CA-1 </w:t>
+    </w:r>
+    <w:r>
+      <w:rPr>
+        <w:sz w:val="16"/>
+        <w:szCs w:val="16"/>
+      </w:rPr>
+      <w:t>Capstone</w:t>
+    </w:r>
+    <w:r>
+      <w:rPr>
+        <w:sz w:val="16"/>
+        <w:szCs w:val="16"/>
+      </w:rPr>
+      <w:t xml:space="preserve"> </w:t>
+    </w:r>
+    <w:r>
+      <w:rPr>
+        <w:sz w:val="16"/>
+        <w:szCs w:val="16"/>
+      </w:rPr>
+      <w:t xml:space="preserve">Project </w:t>
+    </w:r>
+    <w:r>
+      <w:rPr>
+        <w:sz w:val="16"/>
+        <w:szCs w:val="16"/>
+      </w:rPr>
+      <w:t xml:space="preserve"> </w:t>
+    </w:r>
+    <w:r>
+      <w:rPr>
+        <w:sz w:val="16"/>
+        <w:szCs w:val="16"/>
+      </w:rPr>
+      <w:t>Proposal</w:t>
+    </w:r>
+    <w:r>
+      <w:rPr>
+        <w:sz w:val="16"/>
+        <w:szCs w:val="16"/>
+      </w:rPr>
+      <w:t xml:space="preserve"> </w:t>
+    </w:r>
+    <w:r>
+      <w:rPr>
+        <w:sz w:val="16"/>
+        <w:szCs w:val="16"/>
+      </w:rPr>
+      <w:ptab w:relativeTo="margin" w:alignment="center" w:leader="none"/>
+    </w:r>
+    <w:sdt>
+      <w:sdtPr>
+        <w:rPr>
+          <w:sz w:val="16"/>
+          <w:szCs w:val="16"/>
+        </w:rPr>
+        <w:id w:val="968859947"/>
+        <w:placeholder>
+          <w:docPart w:val="F099E52B622147899990FA8EB9929F0F"/>
+        </w:placeholder>
+        <w:temporary/>
+        <w:showingPlcHdr/>
+        <w15:appearance w15:val="hidden"/>
+      </w:sdtPr>
+      <w:sdtContent>
+        <w:r>
+          <w:rPr>
+            <w:sz w:val="16"/>
+            <w:szCs w:val="16"/>
+          </w:rPr>
+          <w:t>[Type here]</w:t>
+        </w:r>
+      </w:sdtContent>
+    </w:sdt>
+    <w:r>
+      <w:rPr>
+        <w:sz w:val="16"/>
+        <w:szCs w:val="16"/>
+      </w:rPr>
+      <w:ptab w:relativeTo="margin" w:alignment="right" w:leader="none"/>
+    </w:r>
+    <w:r>
+      <w:rPr>
+        <w:sz w:val="16"/>
+        <w:szCs w:val="16"/>
+      </w:rPr>
+      <w:t>Mariana Garcia</w:t>
+    </w:r>
+  </w:p>
+</w:hdr>
+</file>
+
+<file path=word/header2.xml><?xml version="1.0" encoding="utf-8"?>
 <w:hdr xmlns:wpc="http://schemas.microsoft.com/office/word/2010/wordprocessingCanvas" xmlns:cx="http://schemas.microsoft.com/office/drawing/2014/chartex" xmlns:cx1="http://schemas.microsoft.com/office/drawing/2015/9/8/chartex" xmlns:cx2="http://schemas.microsoft.com/office/drawing/2015/10/21/chartex" xmlns:cx3="http://schemas.microsoft.com/office/drawing/2016/5/9/chartex" xmlns:cx4="http://schemas.microsoft.com/office/drawing/2016/5/10/chartex" xmlns:cx5="http://schemas.microsoft.com/office/drawing/2016/5/11/chartex" xmlns:cx6="http://schemas.microsoft.com/office/drawing/2016/5/12/chartex" xmlns:cx7="http://schemas.microsoft.com/office/drawing/2016/5/13/chartex" xmlns:cx8="http://schemas.microsoft.com/office/drawing/2016/5/14/chartex" xmlns:mc="http://schemas.openxmlformats.org/markup-compatibility/2006" xmlns:aink="http://schemas.microsoft.com/office/drawing/2016/ink" xmlns:am3d="http://schemas.microsoft.com/office/drawing/2017/model3d" xmlns:o="urn:schemas-microsoft-com:office:office" xmlns:oel="http://schemas.microsoft.com/office/2019/extlst" xmlns:r="http://schemas.openxmlformats.org/officeDocument/2006/relationships" xmlns:m="http://schemas.openxmlformats.org/officeDocument/2006/math" xmlns:v="urn:schemas-microsoft-com:vml" xmlns:wp14="http://schemas.microsoft.com/office/word/2010/wordprocessingDrawing" xmlns:wp="http://schemas.openxmlformats.org/drawingml/2006/wordprocessingDrawing" xmlns:w10="urn:schemas-microsoft-com:office:word" xmlns:w="http://schemas.openxmlformats.org/wordprocessingml/2006/main" xmlns:w14="http://schemas.microsoft.com/office/word/2010/wordml" xmlns:w15="http://schemas.microsoft.com/office/word/2012/wordml" xmlns:w16cex="http://schemas.microsoft.com/office/word/2018/wordml/cex" xmlns:w16cid="http://schemas.microsoft.com/office/word/2016/wordml/cid" xmlns:w16="http://schemas.microsoft.com/office/word/2018/wordml" xmlns:w16du="http://schemas.microsoft.com/office/word/2023/wordml/word16du" xmlns:w16sdtdh="http://schemas.microsoft.com/office/word/2020/wordml/sdtdatahash" xmlns:w16sdtfl="http://schemas.microsoft.com/office/word/2024/wordml/sdtformatlock" xmlns:w16se="http://schemas.microsoft.com/office/word/2015/wordml/symex" xmlns:wpg="http://schemas.microsoft.com/office/word/2010/wordprocessingGroup" xmlns:wpi="http://schemas.microsoft.com/office/word/2010/wordprocessingInk" xmlns:wne="http://schemas.microsoft.com/office/word/2006/wordml" xmlns:wps="http://schemas.microsoft.com/office/word/2010/wordprocessingShape" mc:Ignorable="w14 w15 w16se w16cid w16 w16cex w16sdtdh w16sdtfl w16du wp14">
   <w:p>
     <w:pPr>
@@ -1396,7 +1725,93 @@
   <w:abstractNum w:abstractNumId="0" w15:restartNumberingAfterBreak="0">
     <w:nsid w:val="07434A6D"/>
     <w:multiLevelType w:val="multilevel"/>
-    <w:tmpl w:val="7BB2C62A"/>
+    <w:tmpl w:val="3EB05186"/>
+    <w:lvl w:ilvl="0">
+      <w:start w:val="1"/>
+      <w:numFmt w:val="decimal"/>
+      <w:lvlText w:val="%1"/>
+      <w:lvlJc w:val="left"/>
+      <w:pPr>
+        <w:ind w:left="432" w:hanging="432"/>
+      </w:pPr>
+    </w:lvl>
+    <w:lvl w:ilvl="1">
+      <w:start w:val="1"/>
+      <w:numFmt w:val="decimal"/>
+      <w:lvlText w:val="%1.%2"/>
+      <w:lvlJc w:val="left"/>
+      <w:pPr>
+        <w:ind w:left="576" w:hanging="576"/>
+      </w:pPr>
+    </w:lvl>
+    <w:lvl w:ilvl="2">
+      <w:start w:val="1"/>
+      <w:numFmt w:val="decimal"/>
+      <w:lvlText w:val="%1.%2.%3"/>
+      <w:lvlJc w:val="left"/>
+      <w:pPr>
+        <w:ind w:left="720" w:hanging="720"/>
+      </w:pPr>
+    </w:lvl>
+    <w:lvl w:ilvl="3">
+      <w:start w:val="1"/>
+      <w:numFmt w:val="decimal"/>
+      <w:lvlText w:val="%1.%2.%3.%4"/>
+      <w:lvlJc w:val="left"/>
+      <w:pPr>
+        <w:ind w:left="864" w:hanging="864"/>
+      </w:pPr>
+    </w:lvl>
+    <w:lvl w:ilvl="4">
+      <w:start w:val="1"/>
+      <w:numFmt w:val="decimal"/>
+      <w:lvlText w:val="%1.%2.%3.%4.%5"/>
+      <w:lvlJc w:val="left"/>
+      <w:pPr>
+        <w:ind w:left="1008" w:hanging="1008"/>
+      </w:pPr>
+    </w:lvl>
+    <w:lvl w:ilvl="5">
+      <w:start w:val="1"/>
+      <w:numFmt w:val="decimal"/>
+      <w:lvlText w:val="%1.%2.%3.%4.%5.%6"/>
+      <w:lvlJc w:val="left"/>
+      <w:pPr>
+        <w:ind w:left="1152" w:hanging="1152"/>
+      </w:pPr>
+    </w:lvl>
+    <w:lvl w:ilvl="6">
+      <w:start w:val="1"/>
+      <w:numFmt w:val="decimal"/>
+      <w:lvlText w:val="%1.%2.%3.%4.%5.%6.%7"/>
+      <w:lvlJc w:val="left"/>
+      <w:pPr>
+        <w:ind w:left="1296" w:hanging="1296"/>
+      </w:pPr>
+    </w:lvl>
+    <w:lvl w:ilvl="7">
+      <w:start w:val="1"/>
+      <w:numFmt w:val="decimal"/>
+      <w:lvlText w:val="%1.%2.%3.%4.%5.%6.%7.%8"/>
+      <w:lvlJc w:val="left"/>
+      <w:pPr>
+        <w:ind w:left="1440" w:hanging="1440"/>
+      </w:pPr>
+    </w:lvl>
+    <w:lvl w:ilvl="8">
+      <w:start w:val="1"/>
+      <w:numFmt w:val="decimal"/>
+      <w:lvlText w:val="%1.%2.%3.%4.%5.%6.%7.%8.%9"/>
+      <w:lvlJc w:val="left"/>
+      <w:pPr>
+        <w:ind w:left="1584" w:hanging="1584"/>
+      </w:pPr>
+    </w:lvl>
+  </w:abstractNum>
+  <w:abstractNum w:abstractNumId="1" w15:restartNumberingAfterBreak="0">
+    <w:nsid w:val="165A2448"/>
+    <w:multiLevelType w:val="multilevel"/>
+    <w:tmpl w:val="18090025"/>
     <w:lvl w:ilvl="0">
       <w:start w:val="1"/>
       <w:numFmt w:val="decimal"/>
@@ -1488,8 +1903,115 @@
       </w:pPr>
     </w:lvl>
   </w:abstractNum>
+  <w:abstractNum w:abstractNumId="2" w15:restartNumberingAfterBreak="0">
+    <w:nsid w:val="5BB90BF9"/>
+    <w:multiLevelType w:val="multilevel"/>
+    <w:tmpl w:val="F642DCEE"/>
+    <w:styleLink w:val="WWOutlineListStyle"/>
+    <w:lvl w:ilvl="0">
+      <w:start w:val="1"/>
+      <w:numFmt w:val="decimal"/>
+      <w:lvlText w:val="%1"/>
+      <w:lvlJc w:val="left"/>
+      <w:pPr>
+        <w:ind w:left="1850" w:hanging="432"/>
+      </w:pPr>
+    </w:lvl>
+    <w:lvl w:ilvl="1">
+      <w:start w:val="1"/>
+      <w:numFmt w:val="decimal"/>
+      <w:lvlText w:val="%1.%2"/>
+      <w:lvlJc w:val="left"/>
+      <w:pPr>
+        <w:ind w:left="576" w:hanging="576"/>
+      </w:pPr>
+    </w:lvl>
+    <w:lvl w:ilvl="2">
+      <w:start w:val="1"/>
+      <w:numFmt w:val="decimal"/>
+      <w:lvlText w:val="%1.%2.%3"/>
+      <w:lvlJc w:val="left"/>
+      <w:pPr>
+        <w:ind w:left="720" w:hanging="720"/>
+      </w:pPr>
+    </w:lvl>
+    <w:lvl w:ilvl="3">
+      <w:start w:val="1"/>
+      <w:numFmt w:val="decimal"/>
+      <w:lvlText w:val="%1.%2.%3.%4"/>
+      <w:lvlJc w:val="left"/>
+      <w:pPr>
+        <w:ind w:left="864" w:hanging="864"/>
+      </w:pPr>
+    </w:lvl>
+    <w:lvl w:ilvl="4">
+      <w:start w:val="1"/>
+      <w:numFmt w:val="decimal"/>
+      <w:lvlText w:val="%1.%2.%3.%4.%5"/>
+      <w:lvlJc w:val="left"/>
+      <w:pPr>
+        <w:ind w:left="1008" w:hanging="1008"/>
+      </w:pPr>
+    </w:lvl>
+    <w:lvl w:ilvl="5">
+      <w:start w:val="1"/>
+      <w:numFmt w:val="decimal"/>
+      <w:lvlText w:val="%1.%2.%3.%4.%5.%6"/>
+      <w:lvlJc w:val="left"/>
+      <w:pPr>
+        <w:ind w:left="1152" w:hanging="1152"/>
+      </w:pPr>
+    </w:lvl>
+    <w:lvl w:ilvl="6">
+      <w:start w:val="1"/>
+      <w:numFmt w:val="decimal"/>
+      <w:lvlText w:val="%1.%2.%3.%4.%5.%6.%7"/>
+      <w:lvlJc w:val="left"/>
+      <w:pPr>
+        <w:ind w:left="1296" w:hanging="1296"/>
+      </w:pPr>
+    </w:lvl>
+    <w:lvl w:ilvl="7">
+      <w:start w:val="1"/>
+      <w:numFmt w:val="decimal"/>
+      <w:lvlText w:val="%1.%2.%3.%4.%5.%6.%7.%8"/>
+      <w:lvlJc w:val="left"/>
+      <w:pPr>
+        <w:ind w:left="1440" w:hanging="1440"/>
+      </w:pPr>
+    </w:lvl>
+    <w:lvl w:ilvl="8">
+      <w:start w:val="1"/>
+      <w:numFmt w:val="decimal"/>
+      <w:lvlText w:val="%1.%2.%3.%4.%5.%6.%7.%8.%9"/>
+      <w:lvlJc w:val="left"/>
+      <w:pPr>
+        <w:ind w:left="1584" w:hanging="1584"/>
+      </w:pPr>
+    </w:lvl>
+  </w:abstractNum>
   <w:num w:numId="1" w16cid:durableId="1132360671">
     <w:abstractNumId w:val="0"/>
+  </w:num>
+  <w:num w:numId="2" w16cid:durableId="371420007">
+    <w:abstractNumId w:val="2"/>
+    <w:lvlOverride w:ilvl="2">
+      <w:lvl w:ilvl="2">
+        <w:start w:val="1"/>
+        <w:numFmt w:val="decimal"/>
+        <w:lvlText w:val="%1.%2.%3"/>
+        <w:lvlJc w:val="left"/>
+        <w:pPr>
+          <w:ind w:left="2422" w:hanging="720"/>
+        </w:pPr>
+      </w:lvl>
+    </w:lvlOverride>
+  </w:num>
+  <w:num w:numId="3" w16cid:durableId="1008874821">
+    <w:abstractNumId w:val="2"/>
+  </w:num>
+  <w:num w:numId="4" w16cid:durableId="685447713">
+    <w:abstractNumId w:val="1"/>
   </w:num>
 </w:numbering>
 </file>
@@ -1911,14 +2433,15 @@
     <w:autoRedefine/>
     <w:uiPriority w:val="9"/>
     <w:qFormat/>
-    <w:rsid w:val="000322FE"/>
+    <w:rsid w:val="000D2F00"/>
     <w:pPr>
       <w:keepNext/>
       <w:keepLines/>
       <w:numPr>
-        <w:numId w:val="1"/>
+        <w:numId w:val="4"/>
       </w:numPr>
       <w:spacing w:before="360" w:after="80"/>
+      <w:jc w:val="both"/>
       <w:outlineLvl w:val="0"/>
     </w:pPr>
     <w:rPr>
@@ -1934,25 +2457,25 @@
     <w:basedOn w:val="Normal"/>
     <w:next w:val="Normal"/>
     <w:link w:val="Heading2Char"/>
+    <w:autoRedefine/>
     <w:uiPriority w:val="9"/>
-    <w:semiHidden/>
     <w:unhideWhenUsed/>
     <w:qFormat/>
-    <w:rsid w:val="00514062"/>
+    <w:rsid w:val="000D2F00"/>
     <w:pPr>
       <w:keepNext/>
       <w:keepLines/>
       <w:numPr>
         <w:ilvl w:val="1"/>
-        <w:numId w:val="1"/>
+        <w:numId w:val="4"/>
       </w:numPr>
       <w:spacing w:before="160" w:after="80"/>
       <w:outlineLvl w:val="1"/>
     </w:pPr>
     <w:rPr>
-      <w:rFonts w:asciiTheme="majorHAnsi" w:eastAsiaTheme="majorEastAsia" w:hAnsiTheme="majorHAnsi" w:cstheme="majorBidi"/>
+      <w:rFonts w:eastAsiaTheme="majorEastAsia" w:cstheme="majorBidi"/>
+      <w:b/>
       <w:color w:val="2F5496" w:themeColor="accent1" w:themeShade="BF"/>
-      <w:sz w:val="32"/>
       <w:szCs w:val="32"/>
     </w:rPr>
   </w:style>
@@ -1962,16 +2485,15 @@
     <w:next w:val="Normal"/>
     <w:link w:val="Heading3Char"/>
     <w:uiPriority w:val="9"/>
-    <w:semiHidden/>
     <w:unhideWhenUsed/>
     <w:qFormat/>
-    <w:rsid w:val="00514062"/>
+    <w:rsid w:val="000D2F00"/>
     <w:pPr>
       <w:keepNext/>
       <w:keepLines/>
       <w:numPr>
         <w:ilvl w:val="2"/>
-        <w:numId w:val="1"/>
+        <w:numId w:val="4"/>
       </w:numPr>
       <w:spacing w:before="160" w:after="80"/>
       <w:outlineLvl w:val="2"/>
@@ -1979,7 +2501,6 @@
     <w:rPr>
       <w:rFonts w:eastAsiaTheme="majorEastAsia" w:cstheme="majorBidi"/>
       <w:color w:val="2F5496" w:themeColor="accent1" w:themeShade="BF"/>
-      <w:sz w:val="28"/>
       <w:szCs w:val="28"/>
     </w:rPr>
   </w:style>
@@ -1988,6 +2509,7 @@
     <w:basedOn w:val="Normal"/>
     <w:next w:val="Normal"/>
     <w:link w:val="Heading4Char"/>
+    <w:autoRedefine/>
     <w:uiPriority w:val="9"/>
     <w:semiHidden/>
     <w:unhideWhenUsed/>
@@ -1998,7 +2520,7 @@
       <w:keepLines/>
       <w:numPr>
         <w:ilvl w:val="3"/>
-        <w:numId w:val="1"/>
+        <w:numId w:val="4"/>
       </w:numPr>
       <w:spacing w:before="80" w:after="40"/>
       <w:outlineLvl w:val="3"/>
@@ -2025,7 +2547,7 @@
       <w:keepLines/>
       <w:numPr>
         <w:ilvl w:val="4"/>
-        <w:numId w:val="1"/>
+        <w:numId w:val="4"/>
       </w:numPr>
       <w:spacing w:before="80" w:after="40"/>
       <w:outlineLvl w:val="4"/>
@@ -2050,7 +2572,7 @@
       <w:keepLines/>
       <w:numPr>
         <w:ilvl w:val="5"/>
-        <w:numId w:val="1"/>
+        <w:numId w:val="4"/>
       </w:numPr>
       <w:spacing w:before="40" w:after="0"/>
       <w:outlineLvl w:val="5"/>
@@ -2068,7 +2590,6 @@
     <w:next w:val="Normal"/>
     <w:link w:val="Heading7Char"/>
     <w:uiPriority w:val="9"/>
-    <w:semiHidden/>
     <w:unhideWhenUsed/>
     <w:qFormat/>
     <w:rsid w:val="00514062"/>
@@ -2077,7 +2598,7 @@
       <w:keepLines/>
       <w:numPr>
         <w:ilvl w:val="6"/>
-        <w:numId w:val="1"/>
+        <w:numId w:val="4"/>
       </w:numPr>
       <w:spacing w:before="40" w:after="0"/>
       <w:outlineLvl w:val="6"/>
@@ -2093,7 +2614,6 @@
     <w:next w:val="Normal"/>
     <w:link w:val="Heading8Char"/>
     <w:uiPriority w:val="9"/>
-    <w:semiHidden/>
     <w:unhideWhenUsed/>
     <w:qFormat/>
     <w:rsid w:val="00514062"/>
@@ -2102,7 +2622,7 @@
       <w:keepLines/>
       <w:numPr>
         <w:ilvl w:val="7"/>
-        <w:numId w:val="1"/>
+        <w:numId w:val="4"/>
       </w:numPr>
       <w:spacing w:after="0"/>
       <w:outlineLvl w:val="7"/>
@@ -2120,7 +2640,6 @@
     <w:next w:val="Normal"/>
     <w:link w:val="Heading9Char"/>
     <w:uiPriority w:val="9"/>
-    <w:semiHidden/>
     <w:unhideWhenUsed/>
     <w:qFormat/>
     <w:rsid w:val="00514062"/>
@@ -2129,7 +2648,7 @@
       <w:keepLines/>
       <w:numPr>
         <w:ilvl w:val="8"/>
-        <w:numId w:val="1"/>
+        <w:numId w:val="4"/>
       </w:numPr>
       <w:spacing w:after="0"/>
       <w:outlineLvl w:val="8"/>
@@ -2171,7 +2690,7 @@
     <w:basedOn w:val="DefaultParagraphFont"/>
     <w:link w:val="Heading1"/>
     <w:uiPriority w:val="9"/>
-    <w:rsid w:val="000322FE"/>
+    <w:rsid w:val="000D2F00"/>
     <w:rPr>
       <w:rFonts w:ascii="Times New Roman" w:eastAsiaTheme="majorEastAsia" w:hAnsi="Times New Roman" w:cstheme="majorBidi"/>
       <w:b/>
@@ -2185,12 +2704,12 @@
     <w:basedOn w:val="DefaultParagraphFont"/>
     <w:link w:val="Heading2"/>
     <w:uiPriority w:val="9"/>
-    <w:semiHidden/>
-    <w:rsid w:val="00514062"/>
+    <w:rsid w:val="000D2F00"/>
     <w:rPr>
-      <w:rFonts w:asciiTheme="majorHAnsi" w:eastAsiaTheme="majorEastAsia" w:hAnsiTheme="majorHAnsi" w:cstheme="majorBidi"/>
+      <w:rFonts w:ascii="Times New Roman" w:eastAsiaTheme="majorEastAsia" w:hAnsi="Times New Roman" w:cstheme="majorBidi"/>
+      <w:b/>
       <w:color w:val="2F5496" w:themeColor="accent1" w:themeShade="BF"/>
-      <w:sz w:val="32"/>
+      <w:sz w:val="24"/>
       <w:szCs w:val="32"/>
     </w:rPr>
   </w:style>
@@ -2199,12 +2718,11 @@
     <w:basedOn w:val="DefaultParagraphFont"/>
     <w:link w:val="Heading3"/>
     <w:uiPriority w:val="9"/>
-    <w:semiHidden/>
-    <w:rsid w:val="00514062"/>
+    <w:rsid w:val="000D2F00"/>
     <w:rPr>
-      <w:rFonts w:eastAsiaTheme="majorEastAsia" w:cstheme="majorBidi"/>
+      <w:rFonts w:ascii="Times New Roman" w:eastAsiaTheme="majorEastAsia" w:hAnsi="Times New Roman" w:cstheme="majorBidi"/>
       <w:color w:val="2F5496" w:themeColor="accent1" w:themeShade="BF"/>
-      <w:sz w:val="28"/>
+      <w:sz w:val="24"/>
       <w:szCs w:val="28"/>
     </w:rPr>
   </w:style>
@@ -2561,7 +3079,6 @@
     <w:name w:val="Normal (Web)"/>
     <w:basedOn w:val="Normal"/>
     <w:uiPriority w:val="99"/>
-    <w:semiHidden/>
     <w:unhideWhenUsed/>
     <w:rsid w:val="00B656FA"/>
     <w:pPr>
@@ -2575,7 +3092,578 @@
       <w:lang w:eastAsia="en-IE"/>
     </w:rPr>
   </w:style>
+  <w:style w:type="numbering" w:customStyle="1" w:styleId="WWOutlineListStyle">
+    <w:name w:val="WW_OutlineListStyle"/>
+    <w:basedOn w:val="NoList"/>
+    <w:rsid w:val="000D2F00"/>
+    <w:pPr>
+      <w:numPr>
+        <w:numId w:val="2"/>
+      </w:numPr>
+    </w:pPr>
+  </w:style>
 </w:styles>
+</file>
+
+<file path=word/glossary/document.xml><?xml version="1.0" encoding="utf-8"?>
+<w:glossaryDocument xmlns:wpc="http://schemas.microsoft.com/office/word/2010/wordprocessingCanvas" xmlns:cx="http://schemas.microsoft.com/office/drawing/2014/chartex" xmlns:cx1="http://schemas.microsoft.com/office/drawing/2015/9/8/chartex" xmlns:cx2="http://schemas.microsoft.com/office/drawing/2015/10/21/chartex" xmlns:cx3="http://schemas.microsoft.com/office/drawing/2016/5/9/chartex" xmlns:cx4="http://schemas.microsoft.com/office/drawing/2016/5/10/chartex" xmlns:cx5="http://schemas.microsoft.com/office/drawing/2016/5/11/chartex" xmlns:cx6="http://schemas.microsoft.com/office/drawing/2016/5/12/chartex" xmlns:cx7="http://schemas.microsoft.com/office/drawing/2016/5/13/chartex" xmlns:cx8="http://schemas.microsoft.com/office/drawing/2016/5/14/chartex" xmlns:mc="http://schemas.openxmlformats.org/markup-compatibility/2006" xmlns:aink="http://schemas.microsoft.com/office/drawing/2016/ink" xmlns:am3d="http://schemas.microsoft.com/office/drawing/2017/model3d" xmlns:o="urn:schemas-microsoft-com:office:office" xmlns:oel="http://schemas.microsoft.com/office/2019/extlst" xmlns:r="http://schemas.openxmlformats.org/officeDocument/2006/relationships" xmlns:m="http://schemas.openxmlformats.org/officeDocument/2006/math" xmlns:v="urn:schemas-microsoft-com:vml" xmlns:wp14="http://schemas.microsoft.com/office/word/2010/wordprocessingDrawing" xmlns:wp="http://schemas.openxmlformats.org/drawingml/2006/wordprocessingDrawing" xmlns:w10="urn:schemas-microsoft-com:office:word" xmlns:w="http://schemas.openxmlformats.org/wordprocessingml/2006/main" xmlns:w14="http://schemas.microsoft.com/office/word/2010/wordml" xmlns:w15="http://schemas.microsoft.com/office/word/2012/wordml" xmlns:w16cex="http://schemas.microsoft.com/office/word/2018/wordml/cex" xmlns:w16cid="http://schemas.microsoft.com/office/word/2016/wordml/cid" xmlns:w16="http://schemas.microsoft.com/office/word/2018/wordml" xmlns:w16du="http://schemas.microsoft.com/office/word/2023/wordml/word16du" xmlns:w16sdtdh="http://schemas.microsoft.com/office/word/2020/wordml/sdtdatahash" xmlns:w16sdtfl="http://schemas.microsoft.com/office/word/2024/wordml/sdtformatlock" xmlns:w16se="http://schemas.microsoft.com/office/word/2015/wordml/symex" xmlns:wpg="http://schemas.microsoft.com/office/word/2010/wordprocessingGroup" xmlns:wpi="http://schemas.microsoft.com/office/word/2010/wordprocessingInk" xmlns:wne="http://schemas.microsoft.com/office/word/2006/wordml" xmlns:wps="http://schemas.microsoft.com/office/word/2010/wordprocessingShape" mc:Ignorable="w14 w15 w16se w16cid w16 w16cex w16sdtdh w16sdtfl w16du wp14">
+  <w:docParts>
+    <w:docPart>
+      <w:docPartPr>
+        <w:name w:val="F099E52B622147899990FA8EB9929F0F"/>
+        <w:category>
+          <w:name w:val="General"/>
+          <w:gallery w:val="placeholder"/>
+        </w:category>
+        <w:types>
+          <w:type w:val="bbPlcHdr"/>
+        </w:types>
+        <w:behaviors>
+          <w:behavior w:val="content"/>
+        </w:behaviors>
+        <w:guid w:val="{45505313-4613-4D5E-8092-90B5AF989865}"/>
+      </w:docPartPr>
+      <w:docPartBody>
+        <w:p>
+          <w:pPr>
+            <w:pStyle w:val="F099E52B622147899990FA8EB9929F0F"/>
+          </w:pPr>
+          <w:r>
+            <w:t>[Type here]</w:t>
+          </w:r>
+        </w:p>
+      </w:docPartBody>
+    </w:docPart>
+  </w:docParts>
+</w:glossaryDocument>
+</file>
+
+<file path=word/glossary/fontTable.xml><?xml version="1.0" encoding="utf-8"?>
+<w:fonts xmlns:mc="http://schemas.openxmlformats.org/markup-compatibility/2006" xmlns:r="http://schemas.openxmlformats.org/officeDocument/2006/relationships" xmlns:w="http://schemas.openxmlformats.org/wordprocessingml/2006/main" xmlns:w14="http://schemas.microsoft.com/office/word/2010/wordml" xmlns:w15="http://schemas.microsoft.com/office/word/2012/wordml" xmlns:w16cex="http://schemas.microsoft.com/office/word/2018/wordml/cex" xmlns:w16cid="http://schemas.microsoft.com/office/word/2016/wordml/cid" xmlns:w16="http://schemas.microsoft.com/office/word/2018/wordml" xmlns:w16du="http://schemas.microsoft.com/office/word/2023/wordml/word16du" xmlns:w16sdtdh="http://schemas.microsoft.com/office/word/2020/wordml/sdtdatahash" xmlns:w16sdtfl="http://schemas.microsoft.com/office/word/2024/wordml/sdtformatlock" xmlns:w16se="http://schemas.microsoft.com/office/word/2015/wordml/symex" mc:Ignorable="w14 w15 w16se w16cid w16 w16cex w16sdtdh w16sdtfl w16du">
+  <w:font w:name="Times New Roman">
+    <w:panose1 w:val="02020603050405020304"/>
+    <w:charset w:val="00"/>
+    <w:family w:val="roman"/>
+    <w:pitch w:val="variable"/>
+    <w:sig w:usb0="E0002EFF" w:usb1="C000785B" w:usb2="00000009" w:usb3="00000000" w:csb0="000001FF" w:csb1="00000000"/>
+  </w:font>
+  <w:font w:name="Calibri">
+    <w:panose1 w:val="020F0502020204030204"/>
+    <w:charset w:val="00"/>
+    <w:family w:val="swiss"/>
+    <w:pitch w:val="variable"/>
+    <w:sig w:usb0="E4002EFF" w:usb1="C200247B" w:usb2="00000009" w:usb3="00000000" w:csb0="000001FF" w:csb1="00000000"/>
+  </w:font>
+  <w:font w:name="Calibri Light">
+    <w:panose1 w:val="020F0302020204030204"/>
+    <w:charset w:val="00"/>
+    <w:family w:val="swiss"/>
+    <w:pitch w:val="variable"/>
+    <w:sig w:usb0="E4002EFF" w:usb1="C200247B" w:usb2="00000009" w:usb3="00000000" w:csb0="000001FF" w:csb1="00000000"/>
+  </w:font>
+  <w:font w:name="Arial">
+    <w:panose1 w:val="020B0604020202020204"/>
+    <w:charset w:val="00"/>
+    <w:family w:val="swiss"/>
+    <w:pitch w:val="variable"/>
+    <w:sig w:usb0="E0002EFF" w:usb1="C000785B" w:usb2="00000009" w:usb3="00000000" w:csb0="000001FF" w:csb1="00000000"/>
+  </w:font>
+  <w:font w:name="Aptos">
+    <w:charset w:val="00"/>
+    <w:family w:val="swiss"/>
+    <w:pitch w:val="variable"/>
+    <w:sig w:usb0="20000287" w:usb1="00000003" w:usb2="00000000" w:usb3="00000000" w:csb0="0000019F" w:csb1="00000000"/>
+  </w:font>
+  <w:font w:name="Aptos Display">
+    <w:charset w:val="00"/>
+    <w:family w:val="swiss"/>
+    <w:pitch w:val="variable"/>
+    <w:sig w:usb0="20000287" w:usb1="00000003" w:usb2="00000000" w:usb3="00000000" w:csb0="0000019F" w:csb1="00000000"/>
+  </w:font>
+</w:fonts>
+</file>
+
+<file path=word/glossary/settings.xml><?xml version="1.0" encoding="utf-8"?>
+<w:settings xmlns:mc="http://schemas.openxmlformats.org/markup-compatibility/2006" xmlns:o="urn:schemas-microsoft-com:office:office" xmlns:r="http://schemas.openxmlformats.org/officeDocument/2006/relationships" xmlns:m="http://schemas.openxmlformats.org/officeDocument/2006/math" xmlns:v="urn:schemas-microsoft-com:vml" xmlns:w10="urn:schemas-microsoft-com:office:word" xmlns:w="http://schemas.openxmlformats.org/wordprocessingml/2006/main" xmlns:w14="http://schemas.microsoft.com/office/word/2010/wordml" xmlns:w15="http://schemas.microsoft.com/office/word/2012/wordml" xmlns:w16cex="http://schemas.microsoft.com/office/word/2018/wordml/cex" xmlns:w16cid="http://schemas.microsoft.com/office/word/2016/wordml/cid" xmlns:w16="http://schemas.microsoft.com/office/word/2018/wordml" xmlns:w16du="http://schemas.microsoft.com/office/word/2023/wordml/word16du" xmlns:w16sdtdh="http://schemas.microsoft.com/office/word/2020/wordml/sdtdatahash" xmlns:w16sdtfl="http://schemas.microsoft.com/office/word/2024/wordml/sdtformatlock" xmlns:w16se="http://schemas.microsoft.com/office/word/2015/wordml/symex" xmlns:sl="http://schemas.openxmlformats.org/schemaLibrary/2006/main" mc:Ignorable="w14 w15 w16se w16cid w16 w16cex w16sdtdh w16sdtfl w16du">
+  <w:view w:val="normal"/>
+  <w:defaultTabStop w:val="720"/>
+  <w:characterSpacingControl w:val="doNotCompress"/>
+  <w:compat>
+    <w:useFELayout/>
+    <w:compatSetting w:name="compatibilityMode" w:uri="http://schemas.microsoft.com/office/word" w:val="15"/>
+    <w:compatSetting w:name="overrideTableStyleFontSizeAndJustification" w:uri="http://schemas.microsoft.com/office/word" w:val="1"/>
+    <w:compatSetting w:name="enableOpenTypeFeatures" w:uri="http://schemas.microsoft.com/office/word" w:val="1"/>
+    <w:compatSetting w:name="doNotFlipMirrorIndents" w:uri="http://schemas.microsoft.com/office/word" w:val="1"/>
+    <w:compatSetting w:name="differentiateMultirowTableHeaders" w:uri="http://schemas.microsoft.com/office/word" w:val="1"/>
+    <w:compatSetting w:name="useWord2013TrackBottomHyphenation" w:uri="http://schemas.microsoft.com/office/word" w:val="0"/>
+  </w:compat>
+  <w:rsids>
+    <w:rsidRoot w:val="0028766F"/>
+    <w:rsid w:val="0028766F"/>
+    <w:rsid w:val="003A7EE9"/>
+    <w:rsid w:val="00977BC4"/>
+  </w:rsids>
+  <m:mathPr>
+    <m:mathFont m:val="Cambria Math"/>
+    <m:brkBin m:val="before"/>
+    <m:brkBinSub m:val="--"/>
+    <m:smallFrac m:val="0"/>
+    <m:dispDef/>
+    <m:lMargin m:val="0"/>
+    <m:rMargin m:val="0"/>
+    <m:defJc m:val="centerGroup"/>
+    <m:wrapIndent m:val="1440"/>
+    <m:intLim m:val="subSup"/>
+    <m:naryLim m:val="undOvr"/>
+  </m:mathPr>
+  <w:themeFontLang w:val="en-IE"/>
+  <w:clrSchemeMapping w:bg1="light1" w:t1="dark1" w:bg2="light2" w:t2="dark2" w:accent1="accent1" w:accent2="accent2" w:accent3="accent3" w:accent4="accent4" w:accent5="accent5" w:accent6="accent6" w:hyperlink="hyperlink" w:followedHyperlink="followedHyperlink"/>
+  <w:decimalSymbol w:val="."/>
+  <w:listSeparator w:val=","/>
+  <w15:chartTrackingRefBased/>
+</w:settings>
+</file>
+
+<file path=word/glossary/styles.xml><?xml version="1.0" encoding="utf-8"?>
+<w:styles xmlns:mc="http://schemas.openxmlformats.org/markup-compatibility/2006" xmlns:r="http://schemas.openxmlformats.org/officeDocument/2006/relationships" xmlns:w="http://schemas.openxmlformats.org/wordprocessingml/2006/main" xmlns:w14="http://schemas.microsoft.com/office/word/2010/wordml" xmlns:w15="http://schemas.microsoft.com/office/word/2012/wordml" xmlns:w16cex="http://schemas.microsoft.com/office/word/2018/wordml/cex" xmlns:w16cid="http://schemas.microsoft.com/office/word/2016/wordml/cid" xmlns:w16="http://schemas.microsoft.com/office/word/2018/wordml" xmlns:w16du="http://schemas.microsoft.com/office/word/2023/wordml/word16du" xmlns:w16sdtdh="http://schemas.microsoft.com/office/word/2020/wordml/sdtdatahash" xmlns:w16sdtfl="http://schemas.microsoft.com/office/word/2024/wordml/sdtformatlock" xmlns:w16se="http://schemas.microsoft.com/office/word/2015/wordml/symex" mc:Ignorable="w14 w15 w16se w16cid w16 w16cex w16sdtdh w16sdtfl w16du">
+  <w:docDefaults>
+    <w:rPrDefault>
+      <w:rPr>
+        <w:rFonts w:asciiTheme="minorHAnsi" w:eastAsiaTheme="minorEastAsia" w:hAnsiTheme="minorHAnsi" w:cstheme="minorBidi"/>
+        <w:kern w:val="2"/>
+        <w:sz w:val="24"/>
+        <w:szCs w:val="24"/>
+        <w:lang w:val="en-IE" w:eastAsia="en-IE" w:bidi="ar-SA"/>
+        <w14:ligatures w14:val="standardContextual"/>
+      </w:rPr>
+    </w:rPrDefault>
+    <w:pPrDefault>
+      <w:pPr>
+        <w:spacing w:after="160" w:line="278" w:lineRule="auto"/>
+      </w:pPr>
+    </w:pPrDefault>
+  </w:docDefaults>
+  <w:latentStyles w:defLockedState="0" w:defUIPriority="99" w:defSemiHidden="0" w:defUnhideWhenUsed="0" w:defQFormat="0" w:count="376">
+    <w:lsdException w:name="Normal" w:uiPriority="0" w:qFormat="1"/>
+    <w:lsdException w:name="heading 1" w:uiPriority="9" w:qFormat="1"/>
+    <w:lsdException w:name="heading 2" w:semiHidden="1" w:uiPriority="9" w:unhideWhenUsed="1" w:qFormat="1"/>
+    <w:lsdException w:name="heading 3" w:semiHidden="1" w:uiPriority="9" w:unhideWhenUsed="1" w:qFormat="1"/>
+    <w:lsdException w:name="heading 4" w:semiHidden="1" w:uiPriority="9" w:unhideWhenUsed="1" w:qFormat="1"/>
+    <w:lsdException w:name="heading 5" w:semiHidden="1" w:uiPriority="9" w:unhideWhenUsed="1" w:qFormat="1"/>
+    <w:lsdException w:name="heading 6" w:semiHidden="1" w:uiPriority="9" w:unhideWhenUsed="1" w:qFormat="1"/>
+    <w:lsdException w:name="heading 7" w:semiHidden="1" w:uiPriority="9" w:unhideWhenUsed="1" w:qFormat="1"/>
+    <w:lsdException w:name="heading 8" w:semiHidden="1" w:uiPriority="9" w:unhideWhenUsed="1" w:qFormat="1"/>
+    <w:lsdException w:name="heading 9" w:semiHidden="1" w:uiPriority="9" w:unhideWhenUsed="1" w:qFormat="1"/>
+    <w:lsdException w:name="index 1" w:semiHidden="1" w:unhideWhenUsed="1"/>
+    <w:lsdException w:name="index 2" w:semiHidden="1" w:unhideWhenUsed="1"/>
+    <w:lsdException w:name="index 3" w:semiHidden="1" w:unhideWhenUsed="1"/>
+    <w:lsdException w:name="index 4" w:semiHidden="1" w:unhideWhenUsed="1"/>
+    <w:lsdException w:name="index 5" w:semiHidden="1" w:unhideWhenUsed="1"/>
+    <w:lsdException w:name="index 6" w:semiHidden="1" w:unhideWhenUsed="1"/>
+    <w:lsdException w:name="index 7" w:semiHidden="1" w:unhideWhenUsed="1"/>
+    <w:lsdException w:name="index 8" w:semiHidden="1" w:unhideWhenUsed="1"/>
+    <w:lsdException w:name="index 9" w:semiHidden="1" w:unhideWhenUsed="1"/>
+    <w:lsdException w:name="toc 1" w:semiHidden="1" w:uiPriority="39" w:unhideWhenUsed="1"/>
+    <w:lsdException w:name="toc 2" w:semiHidden="1" w:uiPriority="39" w:unhideWhenUsed="1"/>
+    <w:lsdException w:name="toc 3" w:semiHidden="1" w:uiPriority="39" w:unhideWhenUsed="1"/>
+    <w:lsdException w:name="toc 4" w:semiHidden="1" w:uiPriority="39" w:unhideWhenUsed="1"/>
+    <w:lsdException w:name="toc 5" w:semiHidden="1" w:uiPriority="39" w:unhideWhenUsed="1"/>
+    <w:lsdException w:name="toc 6" w:semiHidden="1" w:uiPriority="39" w:unhideWhenUsed="1"/>
+    <w:lsdException w:name="toc 7" w:semiHidden="1" w:uiPriority="39" w:unhideWhenUsed="1"/>
+    <w:lsdException w:name="toc 8" w:semiHidden="1" w:uiPriority="39" w:unhideWhenUsed="1"/>
+    <w:lsdException w:name="toc 9" w:semiHidden="1" w:uiPriority="39" w:unhideWhenUsed="1"/>
+    <w:lsdException w:name="Normal Indent" w:semiHidden="1" w:unhideWhenUsed="1"/>
+    <w:lsdException w:name="footnote text" w:semiHidden="1" w:unhideWhenUsed="1"/>
+    <w:lsdException w:name="annotation text" w:semiHidden="1" w:unhideWhenUsed="1"/>
+    <w:lsdException w:name="header" w:semiHidden="1" w:unhideWhenUsed="1"/>
+    <w:lsdException w:name="footer" w:semiHidden="1" w:unhideWhenUsed="1"/>
+    <w:lsdException w:name="index heading" w:semiHidden="1" w:unhideWhenUsed="1"/>
+    <w:lsdException w:name="caption" w:semiHidden="1" w:uiPriority="35" w:unhideWhenUsed="1" w:qFormat="1"/>
+    <w:lsdException w:name="table of figures" w:semiHidden="1" w:unhideWhenUsed="1"/>
+    <w:lsdException w:name="envelope address" w:semiHidden="1" w:unhideWhenUsed="1"/>
+    <w:lsdException w:name="envelope return" w:semiHidden="1" w:unhideWhenUsed="1"/>
+    <w:lsdException w:name="footnote reference" w:semiHidden="1" w:unhideWhenUsed="1"/>
+    <w:lsdException w:name="annotation reference" w:semiHidden="1" w:unhideWhenUsed="1"/>
+    <w:lsdException w:name="line number" w:semiHidden="1" w:unhideWhenUsed="1"/>
+    <w:lsdException w:name="page number" w:semiHidden="1" w:unhideWhenUsed="1"/>
+    <w:lsdException w:name="endnote reference" w:semiHidden="1" w:unhideWhenUsed="1"/>
+    <w:lsdException w:name="endnote text" w:semiHidden="1" w:unhideWhenUsed="1"/>
+    <w:lsdException w:name="table of authorities" w:semiHidden="1" w:unhideWhenUsed="1"/>
+    <w:lsdException w:name="macro" w:semiHidden="1" w:unhideWhenUsed="1"/>
+    <w:lsdException w:name="toa heading" w:semiHidden="1" w:unhideWhenUsed="1"/>
+    <w:lsdException w:name="List" w:semiHidden="1" w:unhideWhenUsed="1"/>
+    <w:lsdException w:name="List Bullet" w:semiHidden="1" w:unhideWhenUsed="1"/>
+    <w:lsdException w:name="List Number" w:semiHidden="1" w:unhideWhenUsed="1"/>
+    <w:lsdException w:name="List 2" w:semiHidden="1" w:unhideWhenUsed="1"/>
+    <w:lsdException w:name="List 3" w:semiHidden="1" w:unhideWhenUsed="1"/>
+    <w:lsdException w:name="List 4" w:semiHidden="1" w:unhideWhenUsed="1"/>
+    <w:lsdException w:name="List 5" w:semiHidden="1" w:unhideWhenUsed="1"/>
+    <w:lsdException w:name="List Bullet 2" w:semiHidden="1" w:unhideWhenUsed="1"/>
+    <w:lsdException w:name="List Bullet 3" w:semiHidden="1" w:unhideWhenUsed="1"/>
+    <w:lsdException w:name="List Bullet 4" w:semiHidden="1" w:unhideWhenUsed="1"/>
+    <w:lsdException w:name="List Bullet 5" w:semiHidden="1" w:unhideWhenUsed="1"/>
+    <w:lsdException w:name="List Number 2" w:semiHidden="1" w:unhideWhenUsed="1"/>
+    <w:lsdException w:name="List Number 3" w:semiHidden="1" w:unhideWhenUsed="1"/>
+    <w:lsdException w:name="List Number 4" w:semiHidden="1" w:unhideWhenUsed="1"/>
+    <w:lsdException w:name="List Number 5" w:semiHidden="1" w:unhideWhenUsed="1"/>
+    <w:lsdException w:name="Title" w:uiPriority="10" w:qFormat="1"/>
+    <w:lsdException w:name="Closing" w:semiHidden="1" w:unhideWhenUsed="1"/>
+    <w:lsdException w:name="Signature" w:semiHidden="1" w:unhideWhenUsed="1"/>
+    <w:lsdException w:name="Default Paragraph Font" w:semiHidden="1" w:uiPriority="1" w:unhideWhenUsed="1"/>
+    <w:lsdException w:name="Body Text" w:semiHidden="1" w:unhideWhenUsed="1"/>
+    <w:lsdException w:name="Body Text Indent" w:semiHidden="1" w:unhideWhenUsed="1"/>
+    <w:lsdException w:name="List Continue" w:semiHidden="1" w:unhideWhenUsed="1"/>
+    <w:lsdException w:name="List Continue 2" w:semiHidden="1" w:unhideWhenUsed="1"/>
+    <w:lsdException w:name="List Continue 3" w:semiHidden="1" w:unhideWhenUsed="1"/>
+    <w:lsdException w:name="List Continue 4" w:semiHidden="1" w:unhideWhenUsed="1"/>
+    <w:lsdException w:name="List Continue 5" w:semiHidden="1" w:unhideWhenUsed="1"/>
+    <w:lsdException w:name="Message Header" w:semiHidden="1" w:unhideWhenUsed="1"/>
+    <w:lsdException w:name="Subtitle" w:uiPriority="11" w:qFormat="1"/>
+    <w:lsdException w:name="Salutation" w:semiHidden="1" w:unhideWhenUsed="1"/>
+    <w:lsdException w:name="Date" w:semiHidden="1" w:unhideWhenUsed="1"/>
+    <w:lsdException w:name="Body Text First Indent" w:semiHidden="1" w:unhideWhenUsed="1"/>
+    <w:lsdException w:name="Body Text First Indent 2" w:semiHidden="1" w:unhideWhenUsed="1"/>
+    <w:lsdException w:name="Note Heading" w:semiHidden="1" w:unhideWhenUsed="1"/>
+    <w:lsdException w:name="Body Text 2" w:semiHidden="1" w:unhideWhenUsed="1"/>
+    <w:lsdException w:name="Body Text 3" w:semiHidden="1" w:unhideWhenUsed="1"/>
+    <w:lsdException w:name="Body Text Indent 2" w:semiHidden="1" w:unhideWhenUsed="1"/>
+    <w:lsdException w:name="Body Text Indent 3" w:semiHidden="1" w:unhideWhenUsed="1"/>
+    <w:lsdException w:name="Block Text" w:semiHidden="1" w:unhideWhenUsed="1"/>
+    <w:lsdException w:name="Hyperlink" w:semiHidden="1" w:unhideWhenUsed="1"/>
+    <w:lsdException w:name="FollowedHyperlink" w:semiHidden="1" w:unhideWhenUsed="1"/>
+    <w:lsdException w:name="Strong" w:uiPriority="22" w:qFormat="1"/>
+    <w:lsdException w:name="Emphasis" w:uiPriority="20" w:qFormat="1"/>
+    <w:lsdException w:name="Document Map" w:semiHidden="1" w:unhideWhenUsed="1"/>
+    <w:lsdException w:name="Plain Text" w:semiHidden="1" w:unhideWhenUsed="1"/>
+    <w:lsdException w:name="E-mail Signature" w:semiHidden="1" w:unhideWhenUsed="1"/>
+    <w:lsdException w:name="HTML Top of Form" w:semiHidden="1" w:unhideWhenUsed="1"/>
+    <w:lsdException w:name="HTML Bottom of Form" w:semiHidden="1" w:unhideWhenUsed="1"/>
+    <w:lsdException w:name="Normal (Web)" w:semiHidden="1" w:unhideWhenUsed="1"/>
+    <w:lsdException w:name="HTML Acronym" w:semiHidden="1" w:unhideWhenUsed="1"/>
+    <w:lsdException w:name="HTML Address" w:semiHidden="1" w:unhideWhenUsed="1"/>
+    <w:lsdException w:name="HTML Cite" w:semiHidden="1" w:unhideWhenUsed="1"/>
+    <w:lsdException w:name="HTML Code" w:semiHidden="1" w:unhideWhenUsed="1"/>
+    <w:lsdException w:name="HTML Definition" w:semiHidden="1" w:unhideWhenUsed="1"/>
+    <w:lsdException w:name="HTML Keyboard" w:semiHidden="1" w:unhideWhenUsed="1"/>
+    <w:lsdException w:name="HTML Preformatted" w:semiHidden="1" w:unhideWhenUsed="1"/>
+    <w:lsdException w:name="HTML Sample" w:semiHidden="1" w:unhideWhenUsed="1"/>
+    <w:lsdException w:name="HTML Typewriter" w:semiHidden="1" w:unhideWhenUsed="1"/>
+    <w:lsdException w:name="HTML Variable" w:semiHidden="1" w:unhideWhenUsed="1"/>
+    <w:lsdException w:name="Normal Table" w:semiHidden="1" w:unhideWhenUsed="1"/>
+    <w:lsdException w:name="annotation subject" w:semiHidden="1" w:unhideWhenUsed="1"/>
+    <w:lsdException w:name="No List" w:semiHidden="1" w:unhideWhenUsed="1"/>
+    <w:lsdException w:name="Outline List 1" w:semiHidden="1" w:unhideWhenUsed="1"/>
+    <w:lsdException w:name="Outline List 2" w:semiHidden="1" w:unhideWhenUsed="1"/>
+    <w:lsdException w:name="Outline List 3" w:semiHidden="1" w:unhideWhenUsed="1"/>
+    <w:lsdException w:name="Table Simple 1" w:semiHidden="1" w:unhideWhenUsed="1"/>
+    <w:lsdException w:name="Table Simple 2" w:semiHidden="1" w:unhideWhenUsed="1"/>
+    <w:lsdException w:name="Table Simple 3" w:semiHidden="1" w:unhideWhenUsed="1"/>
+    <w:lsdException w:name="Table Classic 1" w:semiHidden="1" w:unhideWhenUsed="1"/>
+    <w:lsdException w:name="Table Classic 2" w:semiHidden="1" w:unhideWhenUsed="1"/>
+    <w:lsdException w:name="Table Classic 3" w:semiHidden="1" w:unhideWhenUsed="1"/>
+    <w:lsdException w:name="Table Classic 4" w:semiHidden="1" w:unhideWhenUsed="1"/>
+    <w:lsdException w:name="Table Colorful 1" w:semiHidden="1" w:unhideWhenUsed="1"/>
+    <w:lsdException w:name="Table Colorful 2" w:semiHidden="1" w:unhideWhenUsed="1"/>
+    <w:lsdException w:name="Table Colorful 3" w:semiHidden="1" w:unhideWhenUsed="1"/>
+    <w:lsdException w:name="Table Columns 1" w:semiHidden="1" w:unhideWhenUsed="1"/>
+    <w:lsdException w:name="Table Columns 2" w:semiHidden="1" w:unhideWhenUsed="1"/>
+    <w:lsdException w:name="Table Columns 3" w:semiHidden="1" w:unhideWhenUsed="1"/>
+    <w:lsdException w:name="Table Columns 4" w:semiHidden="1" w:unhideWhenUsed="1"/>
+    <w:lsdException w:name="Table Columns 5" w:semiHidden="1" w:unhideWhenUsed="1"/>
+    <w:lsdException w:name="Table Grid 1" w:semiHidden="1" w:unhideWhenUsed="1"/>
+    <w:lsdException w:name="Table Grid 2" w:semiHidden="1" w:unhideWhenUsed="1"/>
+    <w:lsdException w:name="Table Grid 3" w:semiHidden="1" w:unhideWhenUsed="1"/>
+    <w:lsdException w:name="Table Grid 4" w:semiHidden="1" w:unhideWhenUsed="1"/>
+    <w:lsdException w:name="Table Grid 5" w:semiHidden="1" w:unhideWhenUsed="1"/>
+    <w:lsdException w:name="Table Grid 6" w:semiHidden="1" w:unhideWhenUsed="1"/>
+    <w:lsdException w:name="Table Grid 7" w:semiHidden="1" w:unhideWhenUsed="1"/>
+    <w:lsdException w:name="Table Grid 8" w:semiHidden="1" w:unhideWhenUsed="1"/>
+    <w:lsdException w:name="Table List 1" w:semiHidden="1" w:unhideWhenUsed="1"/>
+    <w:lsdException w:name="Table List 2" w:semiHidden="1" w:unhideWhenUsed="1"/>
+    <w:lsdException w:name="Table List 3" w:semiHidden="1" w:unhideWhenUsed="1"/>
+    <w:lsdException w:name="Table List 4" w:semiHidden="1" w:unhideWhenUsed="1"/>
+    <w:lsdException w:name="Table List 5" w:semiHidden="1" w:unhideWhenUsed="1"/>
+    <w:lsdException w:name="Table List 6" w:semiHidden="1" w:unhideWhenUsed="1"/>
+    <w:lsdException w:name="Table List 7" w:semiHidden="1" w:unhideWhenUsed="1"/>
+    <w:lsdException w:name="Table List 8" w:semiHidden="1" w:unhideWhenUsed="1"/>
+    <w:lsdException w:name="Table 3D effects 1" w:semiHidden="1" w:unhideWhenUsed="1"/>
+    <w:lsdException w:name="Table 3D effects 2" w:semiHidden="1" w:unhideWhenUsed="1"/>
+    <w:lsdException w:name="Table 3D effects 3" w:semiHidden="1" w:unhideWhenUsed="1"/>
+    <w:lsdException w:name="Table Contemporary" w:semiHidden="1" w:unhideWhenUsed="1"/>
+    <w:lsdException w:name="Table Elegant" w:semiHidden="1" w:unhideWhenUsed="1"/>
+    <w:lsdException w:name="Table Professional" w:semiHidden="1" w:unhideWhenUsed="1"/>
+    <w:lsdException w:name="Table Subtle 1" w:semiHidden="1" w:unhideWhenUsed="1"/>
+    <w:lsdException w:name="Table Subtle 2" w:semiHidden="1" w:unhideWhenUsed="1"/>
+    <w:lsdException w:name="Table Web 1" w:semiHidden="1" w:unhideWhenUsed="1"/>
+    <w:lsdException w:name="Table Web 2" w:semiHidden="1" w:unhideWhenUsed="1"/>
+    <w:lsdException w:name="Table Web 3" w:semiHidden="1" w:unhideWhenUsed="1"/>
+    <w:lsdException w:name="Balloon Text" w:semiHidden="1" w:unhideWhenUsed="1"/>
+    <w:lsdException w:name="Table Grid" w:uiPriority="39"/>
+    <w:lsdException w:name="Table Theme" w:semiHidden="1" w:unhideWhenUsed="1"/>
+    <w:lsdException w:name="Placeholder Text" w:semiHidden="1"/>
+    <w:lsdException w:name="No Spacing" w:uiPriority="1" w:qFormat="1"/>
+    <w:lsdException w:name="Light Shading" w:uiPriority="60"/>
+    <w:lsdException w:name="Light List" w:uiPriority="61"/>
+    <w:lsdException w:name="Light Grid" w:uiPriority="62"/>
+    <w:lsdException w:name="Medium Shading 1" w:uiPriority="63"/>
+    <w:lsdException w:name="Medium Shading 2" w:uiPriority="64"/>
+    <w:lsdException w:name="Medium List 1" w:uiPriority="65"/>
+    <w:lsdException w:name="Medium List 2" w:uiPriority="66"/>
+    <w:lsdException w:name="Medium Grid 1" w:uiPriority="67"/>
+    <w:lsdException w:name="Medium Grid 2" w:uiPriority="68"/>
+    <w:lsdException w:name="Medium Grid 3" w:uiPriority="69"/>
+    <w:lsdException w:name="Dark List" w:uiPriority="70"/>
+    <w:lsdException w:name="Colorful Shading" w:uiPriority="71"/>
+    <w:lsdException w:name="Colorful List" w:uiPriority="72"/>
+    <w:lsdException w:name="Colorful Grid" w:uiPriority="73"/>
+    <w:lsdException w:name="Light Shading Accent 1" w:uiPriority="60"/>
+    <w:lsdException w:name="Light List Accent 1" w:uiPriority="61"/>
+    <w:lsdException w:name="Light Grid Accent 1" w:uiPriority="62"/>
+    <w:lsdException w:name="Medium Shading 1 Accent 1" w:uiPriority="63"/>
+    <w:lsdException w:name="Medium Shading 2 Accent 1" w:uiPriority="64"/>
+    <w:lsdException w:name="Medium List 1 Accent 1" w:uiPriority="65"/>
+    <w:lsdException w:name="Revision" w:semiHidden="1"/>
+    <w:lsdException w:name="List Paragraph" w:uiPriority="34" w:qFormat="1"/>
+    <w:lsdException w:name="Quote" w:uiPriority="29" w:qFormat="1"/>
+    <w:lsdException w:name="Intense Quote" w:uiPriority="30" w:qFormat="1"/>
+    <w:lsdException w:name="Medium List 2 Accent 1" w:uiPriority="66"/>
+    <w:lsdException w:name="Medium Grid 1 Accent 1" w:uiPriority="67"/>
+    <w:lsdException w:name="Medium Grid 2 Accent 1" w:uiPriority="68"/>
+    <w:lsdException w:name="Medium Grid 3 Accent 1" w:uiPriority="69"/>
+    <w:lsdException w:name="Dark List Accent 1" w:uiPriority="70"/>
+    <w:lsdException w:name="Colorful Shading Accent 1" w:uiPriority="71"/>
+    <w:lsdException w:name="Colorful List Accent 1" w:uiPriority="72"/>
+    <w:lsdException w:name="Colorful Grid Accent 1" w:uiPriority="73"/>
+    <w:lsdException w:name="Light Shading Accent 2" w:uiPriority="60"/>
+    <w:lsdException w:name="Light List Accent 2" w:uiPriority="61"/>
+    <w:lsdException w:name="Light Grid Accent 2" w:uiPriority="62"/>
+    <w:lsdException w:name="Medium Shading 1 Accent 2" w:uiPriority="63"/>
+    <w:lsdException w:name="Medium Shading 2 Accent 2" w:uiPriority="64"/>
+    <w:lsdException w:name="Medium List 1 Accent 2" w:uiPriority="65"/>
+    <w:lsdException w:name="Medium List 2 Accent 2" w:uiPriority="66"/>
+    <w:lsdException w:name="Medium Grid 1 Accent 2" w:uiPriority="67"/>
+    <w:lsdException w:name="Medium Grid 2 Accent 2" w:uiPriority="68"/>
+    <w:lsdException w:name="Medium Grid 3 Accent 2" w:uiPriority="69"/>
+    <w:lsdException w:name="Dark List Accent 2" w:uiPriority="70"/>
+    <w:lsdException w:name="Colorful Shading Accent 2" w:uiPriority="71"/>
+    <w:lsdException w:name="Colorful List Accent 2" w:uiPriority="72"/>
+    <w:lsdException w:name="Colorful Grid Accent 2" w:uiPriority="73"/>
+    <w:lsdException w:name="Light Shading Accent 3" w:uiPriority="60"/>
+    <w:lsdException w:name="Light List Accent 3" w:uiPriority="61"/>
+    <w:lsdException w:name="Light Grid Accent 3" w:uiPriority="62"/>
+    <w:lsdException w:name="Medium Shading 1 Accent 3" w:uiPriority="63"/>
+    <w:lsdException w:name="Medium Shading 2 Accent 3" w:uiPriority="64"/>
+    <w:lsdException w:name="Medium List 1 Accent 3" w:uiPriority="65"/>
+    <w:lsdException w:name="Medium List 2 Accent 3" w:uiPriority="66"/>
+    <w:lsdException w:name="Medium Grid 1 Accent 3" w:uiPriority="67"/>
+    <w:lsdException w:name="Medium Grid 2 Accent 3" w:uiPriority="68"/>
+    <w:lsdException w:name="Medium Grid 3 Accent 3" w:uiPriority="69"/>
+    <w:lsdException w:name="Dark List Accent 3" w:uiPriority="70"/>
+    <w:lsdException w:name="Colorful Shading Accent 3" w:uiPriority="71"/>
+    <w:lsdException w:name="Colorful List Accent 3" w:uiPriority="72"/>
+    <w:lsdException w:name="Colorful Grid Accent 3" w:uiPriority="73"/>
+    <w:lsdException w:name="Light Shading Accent 4" w:uiPriority="60"/>
+    <w:lsdException w:name="Light List Accent 4" w:uiPriority="61"/>
+    <w:lsdException w:name="Light Grid Accent 4" w:uiPriority="62"/>
+    <w:lsdException w:name="Medium Shading 1 Accent 4" w:uiPriority="63"/>
+    <w:lsdException w:name="Medium Shading 2 Accent 4" w:uiPriority="64"/>
+    <w:lsdException w:name="Medium List 1 Accent 4" w:uiPriority="65"/>
+    <w:lsdException w:name="Medium List 2 Accent 4" w:uiPriority="66"/>
+    <w:lsdException w:name="Medium Grid 1 Accent 4" w:uiPriority="67"/>
+    <w:lsdException w:name="Medium Grid 2 Accent 4" w:uiPriority="68"/>
+    <w:lsdException w:name="Medium Grid 3 Accent 4" w:uiPriority="69"/>
+    <w:lsdException w:name="Dark List Accent 4" w:uiPriority="70"/>
+    <w:lsdException w:name="Colorful Shading Accent 4" w:uiPriority="71"/>
+    <w:lsdException w:name="Colorful List Accent 4" w:uiPriority="72"/>
+    <w:lsdException w:name="Colorful Grid Accent 4" w:uiPriority="73"/>
+    <w:lsdException w:name="Light Shading Accent 5" w:uiPriority="60"/>
+    <w:lsdException w:name="Light List Accent 5" w:uiPriority="61"/>
+    <w:lsdException w:name="Light Grid Accent 5" w:uiPriority="62"/>
+    <w:lsdException w:name="Medium Shading 1 Accent 5" w:uiPriority="63"/>
+    <w:lsdException w:name="Medium Shading 2 Accent 5" w:uiPriority="64"/>
+    <w:lsdException w:name="Medium List 1 Accent 5" w:uiPriority="65"/>
+    <w:lsdException w:name="Medium List 2 Accent 5" w:uiPriority="66"/>
+    <w:lsdException w:name="Medium Grid 1 Accent 5" w:uiPriority="67"/>
+    <w:lsdException w:name="Medium Grid 2 Accent 5" w:uiPriority="68"/>
+    <w:lsdException w:name="Medium Grid 3 Accent 5" w:uiPriority="69"/>
+    <w:lsdException w:name="Dark List Accent 5" w:uiPriority="70"/>
+    <w:lsdException w:name="Colorful Shading Accent 5" w:uiPriority="71"/>
+    <w:lsdException w:name="Colorful List Accent 5" w:uiPriority="72"/>
+    <w:lsdException w:name="Colorful Grid Accent 5" w:uiPriority="73"/>
+    <w:lsdException w:name="Light Shading Accent 6" w:uiPriority="60"/>
+    <w:lsdException w:name="Light List Accent 6" w:uiPriority="61"/>
+    <w:lsdException w:name="Light Grid Accent 6" w:uiPriority="62"/>
+    <w:lsdException w:name="Medium Shading 1 Accent 6" w:uiPriority="63"/>
+    <w:lsdException w:name="Medium Shading 2 Accent 6" w:uiPriority="64"/>
+    <w:lsdException w:name="Medium List 1 Accent 6" w:uiPriority="65"/>
+    <w:lsdException w:name="Medium List 2 Accent 6" w:uiPriority="66"/>
+    <w:lsdException w:name="Medium Grid 1 Accent 6" w:uiPriority="67"/>
+    <w:lsdException w:name="Medium Grid 2 Accent 6" w:uiPriority="68"/>
+    <w:lsdException w:name="Medium Grid 3 Accent 6" w:uiPriority="69"/>
+    <w:lsdException w:name="Dark List Accent 6" w:uiPriority="70"/>
+    <w:lsdException w:name="Colorful Shading Accent 6" w:uiPriority="71"/>
+    <w:lsdException w:name="Colorful List Accent 6" w:uiPriority="72"/>
+    <w:lsdException w:name="Colorful Grid Accent 6" w:uiPriority="73"/>
+    <w:lsdException w:name="Subtle Emphasis" w:uiPriority="19" w:qFormat="1"/>
+    <w:lsdException w:name="Intense Emphasis" w:uiPriority="21" w:qFormat="1"/>
+    <w:lsdException w:name="Subtle Reference" w:uiPriority="31" w:qFormat="1"/>
+    <w:lsdException w:name="Intense Reference" w:uiPriority="32" w:qFormat="1"/>
+    <w:lsdException w:name="Book Title" w:uiPriority="33" w:qFormat="1"/>
+    <w:lsdException w:name="Bibliography" w:semiHidden="1" w:uiPriority="37" w:unhideWhenUsed="1"/>
+    <w:lsdException w:name="TOC Heading" w:semiHidden="1" w:uiPriority="39" w:unhideWhenUsed="1" w:qFormat="1"/>
+    <w:lsdException w:name="Plain Table 1" w:uiPriority="41"/>
+    <w:lsdException w:name="Plain Table 2" w:uiPriority="42"/>
+    <w:lsdException w:name="Plain Table 3" w:uiPriority="43"/>
+    <w:lsdException w:name="Plain Table 4" w:uiPriority="44"/>
+    <w:lsdException w:name="Plain Table 5" w:uiPriority="45"/>
+    <w:lsdException w:name="Grid Table Light" w:uiPriority="40"/>
+    <w:lsdException w:name="Grid Table 1 Light" w:uiPriority="46"/>
+    <w:lsdException w:name="Grid Table 2" w:uiPriority="47"/>
+    <w:lsdException w:name="Grid Table 3" w:uiPriority="48"/>
+    <w:lsdException w:name="Grid Table 4" w:uiPriority="49"/>
+    <w:lsdException w:name="Grid Table 5 Dark" w:uiPriority="50"/>
+    <w:lsdException w:name="Grid Table 6 Colorful" w:uiPriority="51"/>
+    <w:lsdException w:name="Grid Table 7 Colorful" w:uiPriority="52"/>
+    <w:lsdException w:name="Grid Table 1 Light Accent 1" w:uiPriority="46"/>
+    <w:lsdException w:name="Grid Table 2 Accent 1" w:uiPriority="47"/>
+    <w:lsdException w:name="Grid Table 3 Accent 1" w:uiPriority="48"/>
+    <w:lsdException w:name="Grid Table 4 Accent 1" w:uiPriority="49"/>
+    <w:lsdException w:name="Grid Table 5 Dark Accent 1" w:uiPriority="50"/>
+    <w:lsdException w:name="Grid Table 6 Colorful Accent 1" w:uiPriority="51"/>
+    <w:lsdException w:name="Grid Table 7 Colorful Accent 1" w:uiPriority="52"/>
+    <w:lsdException w:name="Grid Table 1 Light Accent 2" w:uiPriority="46"/>
+    <w:lsdException w:name="Grid Table 2 Accent 2" w:uiPriority="47"/>
+    <w:lsdException w:name="Grid Table 3 Accent 2" w:uiPriority="48"/>
+    <w:lsdException w:name="Grid Table 4 Accent 2" w:uiPriority="49"/>
+    <w:lsdException w:name="Grid Table 5 Dark Accent 2" w:uiPriority="50"/>
+    <w:lsdException w:name="Grid Table 6 Colorful Accent 2" w:uiPriority="51"/>
+    <w:lsdException w:name="Grid Table 7 Colorful Accent 2" w:uiPriority="52"/>
+    <w:lsdException w:name="Grid Table 1 Light Accent 3" w:uiPriority="46"/>
+    <w:lsdException w:name="Grid Table 2 Accent 3" w:uiPriority="47"/>
+    <w:lsdException w:name="Grid Table 3 Accent 3" w:uiPriority="48"/>
+    <w:lsdException w:name="Grid Table 4 Accent 3" w:uiPriority="49"/>
+    <w:lsdException w:name="Grid Table 5 Dark Accent 3" w:uiPriority="50"/>
+    <w:lsdException w:name="Grid Table 6 Colorful Accent 3" w:uiPriority="51"/>
+    <w:lsdException w:name="Grid Table 7 Colorful Accent 3" w:uiPriority="52"/>
+    <w:lsdException w:name="Grid Table 1 Light Accent 4" w:uiPriority="46"/>
+    <w:lsdException w:name="Grid Table 2 Accent 4" w:uiPriority="47"/>
+    <w:lsdException w:name="Grid Table 3 Accent 4" w:uiPriority="48"/>
+    <w:lsdException w:name="Grid Table 4 Accent 4" w:uiPriority="49"/>
+    <w:lsdException w:name="Grid Table 5 Dark Accent 4" w:uiPriority="50"/>
+    <w:lsdException w:name="Grid Table 6 Colorful Accent 4" w:uiPriority="51"/>
+    <w:lsdException w:name="Grid Table 7 Colorful Accent 4" w:uiPriority="52"/>
+    <w:lsdException w:name="Grid Table 1 Light Accent 5" w:uiPriority="46"/>
+    <w:lsdException w:name="Grid Table 2 Accent 5" w:uiPriority="47"/>
+    <w:lsdException w:name="Grid Table 3 Accent 5" w:uiPriority="48"/>
+    <w:lsdException w:name="Grid Table 4 Accent 5" w:uiPriority="49"/>
+    <w:lsdException w:name="Grid Table 5 Dark Accent 5" w:uiPriority="50"/>
+    <w:lsdException w:name="Grid Table 6 Colorful Accent 5" w:uiPriority="51"/>
+    <w:lsdException w:name="Grid Table 7 Colorful Accent 5" w:uiPriority="52"/>
+    <w:lsdException w:name="Grid Table 1 Light Accent 6" w:uiPriority="46"/>
+    <w:lsdException w:name="Grid Table 2 Accent 6" w:uiPriority="47"/>
+    <w:lsdException w:name="Grid Table 3 Accent 6" w:uiPriority="48"/>
+    <w:lsdException w:name="Grid Table 4 Accent 6" w:uiPriority="49"/>
+    <w:lsdException w:name="Grid Table 5 Dark Accent 6" w:uiPriority="50"/>
+    <w:lsdException w:name="Grid Table 6 Colorful Accent 6" w:uiPriority="51"/>
+    <w:lsdException w:name="Grid Table 7 Colorful Accent 6" w:uiPriority="52"/>
+    <w:lsdException w:name="List Table 1 Light" w:uiPriority="46"/>
+    <w:lsdException w:name="List Table 2" w:uiPriority="47"/>
+    <w:lsdException w:name="List Table 3" w:uiPriority="48"/>
+    <w:lsdException w:name="List Table 4" w:uiPriority="49"/>
+    <w:lsdException w:name="List Table 5 Dark" w:uiPriority="50"/>
+    <w:lsdException w:name="List Table 6 Colorful" w:uiPriority="51"/>
+    <w:lsdException w:name="List Table 7 Colorful" w:uiPriority="52"/>
+    <w:lsdException w:name="List Table 1 Light Accent 1" w:uiPriority="46"/>
+    <w:lsdException w:name="List Table 2 Accent 1" w:uiPriority="47"/>
+    <w:lsdException w:name="List Table 3 Accent 1" w:uiPriority="48"/>
+    <w:lsdException w:name="List Table 4 Accent 1" w:uiPriority="49"/>
+    <w:lsdException w:name="List Table 5 Dark Accent 1" w:uiPriority="50"/>
+    <w:lsdException w:name="List Table 6 Colorful Accent 1" w:uiPriority="51"/>
+    <w:lsdException w:name="List Table 7 Colorful Accent 1" w:uiPriority="52"/>
+    <w:lsdException w:name="List Table 1 Light Accent 2" w:uiPriority="46"/>
+    <w:lsdException w:name="List Table 2 Accent 2" w:uiPriority="47"/>
+    <w:lsdException w:name="List Table 3 Accent 2" w:uiPriority="48"/>
+    <w:lsdException w:name="List Table 4 Accent 2" w:uiPriority="49"/>
+    <w:lsdException w:name="List Table 5 Dark Accent 2" w:uiPriority="50"/>
+    <w:lsdException w:name="List Table 6 Colorful Accent 2" w:uiPriority="51"/>
+    <w:lsdException w:name="List Table 7 Colorful Accent 2" w:uiPriority="52"/>
+    <w:lsdException w:name="List Table 1 Light Accent 3" w:uiPriority="46"/>
+    <w:lsdException w:name="List Table 2 Accent 3" w:uiPriority="47"/>
+    <w:lsdException w:name="List Table 3 Accent 3" w:uiPriority="48"/>
+    <w:lsdException w:name="List Table 4 Accent 3" w:uiPriority="49"/>
+    <w:lsdException w:name="List Table 5 Dark Accent 3" w:uiPriority="50"/>
+    <w:lsdException w:name="List Table 6 Colorful Accent 3" w:uiPriority="51"/>
+    <w:lsdException w:name="List Table 7 Colorful Accent 3" w:uiPriority="52"/>
+    <w:lsdException w:name="List Table 1 Light Accent 4" w:uiPriority="46"/>
+    <w:lsdException w:name="List Table 2 Accent 4" w:uiPriority="47"/>
+    <w:lsdException w:name="List Table 3 Accent 4" w:uiPriority="48"/>
+    <w:lsdException w:name="List Table 4 Accent 4" w:uiPriority="49"/>
+    <w:lsdException w:name="List Table 5 Dark Accent 4" w:uiPriority="50"/>
+    <w:lsdException w:name="List Table 6 Colorful Accent 4" w:uiPriority="51"/>
+    <w:lsdException w:name="List Table 7 Colorful Accent 4" w:uiPriority="52"/>
+    <w:lsdException w:name="List Table 1 Light Accent 5" w:uiPriority="46"/>
+    <w:lsdException w:name="List Table 2 Accent 5" w:uiPriority="47"/>
+    <w:lsdException w:name="List Table 3 Accent 5" w:uiPriority="48"/>
+    <w:lsdException w:name="List Table 4 Accent 5" w:uiPriority="49"/>
+    <w:lsdException w:name="List Table 5 Dark Accent 5" w:uiPriority="50"/>
+    <w:lsdException w:name="List Table 6 Colorful Accent 5" w:uiPriority="51"/>
+    <w:lsdException w:name="List Table 7 Colorful Accent 5" w:uiPriority="52"/>
+    <w:lsdException w:name="List Table 1 Light Accent 6" w:uiPriority="46"/>
+    <w:lsdException w:name="List Table 2 Accent 6" w:uiPriority="47"/>
+    <w:lsdException w:name="List Table 3 Accent 6" w:uiPriority="48"/>
+    <w:lsdException w:name="List Table 4 Accent 6" w:uiPriority="49"/>
+    <w:lsdException w:name="List Table 5 Dark Accent 6" w:uiPriority="50"/>
+    <w:lsdException w:name="List Table 6 Colorful Accent 6" w:uiPriority="51"/>
+    <w:lsdException w:name="List Table 7 Colorful Accent 6" w:uiPriority="52"/>
+    <w:lsdException w:name="Mention" w:semiHidden="1" w:unhideWhenUsed="1"/>
+    <w:lsdException w:name="Smart Hyperlink" w:semiHidden="1" w:unhideWhenUsed="1"/>
+    <w:lsdException w:name="Hashtag" w:semiHidden="1" w:unhideWhenUsed="1"/>
+    <w:lsdException w:name="Unresolved Mention" w:semiHidden="1" w:unhideWhenUsed="1"/>
+    <w:lsdException w:name="Smart Link" w:semiHidden="1" w:unhideWhenUsed="1"/>
+  </w:latentStyles>
+  <w:style w:type="paragraph" w:default="1" w:styleId="Normal">
+    <w:name w:val="Normal"/>
+    <w:qFormat/>
+  </w:style>
+  <w:style w:type="character" w:default="1" w:styleId="DefaultParagraphFont">
+    <w:name w:val="Default Paragraph Font"/>
+    <w:uiPriority w:val="1"/>
+    <w:semiHidden/>
+    <w:unhideWhenUsed/>
+  </w:style>
+  <w:style w:type="table" w:default="1" w:styleId="TableNormal">
+    <w:name w:val="Normal Table"/>
+    <w:uiPriority w:val="99"/>
+    <w:semiHidden/>
+    <w:unhideWhenUsed/>
+    <w:tblPr>
+      <w:tblInd w:w="0" w:type="dxa"/>
+      <w:tblCellMar>
+        <w:top w:w="0" w:type="dxa"/>
+        <w:left w:w="108" w:type="dxa"/>
+        <w:bottom w:w="0" w:type="dxa"/>
+        <w:right w:w="108" w:type="dxa"/>
+      </w:tblCellMar>
+    </w:tblPr>
+  </w:style>
+  <w:style w:type="numbering" w:default="1" w:styleId="NoList">
+    <w:name w:val="No List"/>
+    <w:uiPriority w:val="99"/>
+    <w:semiHidden/>
+    <w:unhideWhenUsed/>
+  </w:style>
+  <w:style w:type="paragraph" w:customStyle="1" w:styleId="F099E52B622147899990FA8EB9929F0F">
+    <w:name w:val="F099E52B622147899990FA8EB9929F0F"/>
+    <w:rsid w:val="0028766F"/>
+  </w:style>
+</w:styles>
+</file>
+
+<file path=word/glossary/webSettings.xml><?xml version="1.0" encoding="utf-8"?>
+<w:webSettings xmlns:mc="http://schemas.openxmlformats.org/markup-compatibility/2006" xmlns:r="http://schemas.openxmlformats.org/officeDocument/2006/relationships" xmlns:w="http://schemas.openxmlformats.org/wordprocessingml/2006/main" xmlns:w14="http://schemas.microsoft.com/office/word/2010/wordml" xmlns:w15="http://schemas.microsoft.com/office/word/2012/wordml" xmlns:w16cex="http://schemas.microsoft.com/office/word/2018/wordml/cex" xmlns:w16cid="http://schemas.microsoft.com/office/word/2016/wordml/cid" xmlns:w16="http://schemas.microsoft.com/office/word/2018/wordml" xmlns:w16du="http://schemas.microsoft.com/office/word/2023/wordml/word16du" xmlns:w16sdtdh="http://schemas.microsoft.com/office/word/2020/wordml/sdtdatahash" xmlns:w16sdtfl="http://schemas.microsoft.com/office/word/2024/wordml/sdtformatlock" xmlns:w16se="http://schemas.microsoft.com/office/word/2015/wordml/symex" mc:Ignorable="w14 w15 w16se w16cid w16 w16cex w16sdtdh w16sdtfl w16du">
+  <w:optimizeForBrowser/>
+  <w:allowPNG/>
+</w:webSettings>
 </file>
 
 <file path=word/theme/theme1.xml><?xml version="1.0" encoding="utf-8"?>

--- a/Capstone_Project_2026.docx
+++ b/Capstone_Project_2026.docx
@@ -1471,6 +1471,297 @@
         <w:t>To identify browsing patterns associated with purchases and use these findings to recommend ways online retailers could improve their conversion strategies and identify additional sales opportunities.</w:t>
       </w:r>
     </w:p>
+    <w:p>
+      <w:pPr>
+        <w:pStyle w:val="Heading1"/>
+      </w:pPr>
+      <w:r>
+        <w:lastRenderedPageBreak/>
+        <w:t xml:space="preserve">Scope </w:t>
+      </w:r>
+    </w:p>
+    <w:p>
+      <w:pPr>
+        <w:tabs>
+          <w:tab w:val="left" w:pos="6170"/>
+        </w:tabs>
+        <w:jc w:val="both"/>
+      </w:pPr>
+      <w:r>
+        <w:t>The project will focus on analysing historical browsing session data</w:t>
+      </w:r>
+      <w:r>
+        <w:t xml:space="preserve"> and developing machine learning models to predict whether a session will result in </w:t>
+      </w:r>
+      <w:r>
+        <w:t>a purchase.</w:t>
+      </w:r>
+    </w:p>
+    <w:p>
+      <w:pPr>
+        <w:pStyle w:val="Heading2"/>
+        <w:jc w:val="both"/>
+      </w:pPr>
+      <w:r>
+        <w:t xml:space="preserve">Included: </w:t>
+      </w:r>
+    </w:p>
+    <w:p>
+      <w:pPr>
+        <w:pStyle w:val="ListParagraph"/>
+        <w:numPr>
+          <w:ilvl w:val="0"/>
+          <w:numId w:val="5"/>
+        </w:numPr>
+        <w:tabs>
+          <w:tab w:val="left" w:pos="6170"/>
+        </w:tabs>
+        <w:jc w:val="both"/>
+      </w:pPr>
+      <w:r>
+        <w:t xml:space="preserve">Exploratory data analysis, </w:t>
+      </w:r>
+    </w:p>
+    <w:p>
+      <w:pPr>
+        <w:pStyle w:val="ListParagraph"/>
+        <w:numPr>
+          <w:ilvl w:val="0"/>
+          <w:numId w:val="5"/>
+        </w:numPr>
+        <w:tabs>
+          <w:tab w:val="left" w:pos="6170"/>
+        </w:tabs>
+        <w:jc w:val="both"/>
+      </w:pPr>
+      <w:r>
+        <w:t xml:space="preserve">Data cleaning, </w:t>
+      </w:r>
+    </w:p>
+    <w:p>
+      <w:pPr>
+        <w:pStyle w:val="ListParagraph"/>
+        <w:numPr>
+          <w:ilvl w:val="0"/>
+          <w:numId w:val="5"/>
+        </w:numPr>
+        <w:tabs>
+          <w:tab w:val="left" w:pos="6170"/>
+        </w:tabs>
+        <w:jc w:val="both"/>
+      </w:pPr>
+      <w:r>
+        <w:t xml:space="preserve">Visualisations, </w:t>
+      </w:r>
+    </w:p>
+    <w:p>
+      <w:pPr>
+        <w:pStyle w:val="ListParagraph"/>
+        <w:numPr>
+          <w:ilvl w:val="0"/>
+          <w:numId w:val="5"/>
+        </w:numPr>
+        <w:tabs>
+          <w:tab w:val="left" w:pos="6170"/>
+        </w:tabs>
+        <w:jc w:val="both"/>
+      </w:pPr>
+      <w:r>
+        <w:t xml:space="preserve">Feature preparation, </w:t>
+      </w:r>
+    </w:p>
+    <w:p>
+      <w:pPr>
+        <w:pStyle w:val="ListParagraph"/>
+        <w:numPr>
+          <w:ilvl w:val="0"/>
+          <w:numId w:val="5"/>
+        </w:numPr>
+        <w:tabs>
+          <w:tab w:val="left" w:pos="6170"/>
+        </w:tabs>
+        <w:jc w:val="both"/>
+      </w:pPr>
+      <w:r>
+        <w:t xml:space="preserve">Development of three classification models, </w:t>
+      </w:r>
+    </w:p>
+    <w:p>
+      <w:pPr>
+        <w:pStyle w:val="ListParagraph"/>
+        <w:numPr>
+          <w:ilvl w:val="0"/>
+          <w:numId w:val="5"/>
+        </w:numPr>
+        <w:tabs>
+          <w:tab w:val="left" w:pos="6170"/>
+        </w:tabs>
+        <w:jc w:val="both"/>
+      </w:pPr>
+      <w:r>
+        <w:t>Model comparison,</w:t>
+      </w:r>
+    </w:p>
+    <w:p>
+      <w:pPr>
+        <w:pStyle w:val="ListParagraph"/>
+        <w:numPr>
+          <w:ilvl w:val="0"/>
+          <w:numId w:val="5"/>
+        </w:numPr>
+        <w:tabs>
+          <w:tab w:val="left" w:pos="6170"/>
+        </w:tabs>
+        <w:jc w:val="both"/>
+      </w:pPr>
+      <w:r>
+        <w:t>Interpretation of important variables,</w:t>
+      </w:r>
+    </w:p>
+    <w:p>
+      <w:pPr>
+        <w:pStyle w:val="ListParagraph"/>
+        <w:numPr>
+          <w:ilvl w:val="0"/>
+          <w:numId w:val="5"/>
+        </w:numPr>
+        <w:tabs>
+          <w:tab w:val="left" w:pos="6170"/>
+        </w:tabs>
+        <w:jc w:val="both"/>
+      </w:pPr>
+      <w:r>
+        <w:t>Business recommendations,</w:t>
+      </w:r>
+    </w:p>
+    <w:p>
+      <w:pPr>
+        <w:pStyle w:val="ListParagraph"/>
+        <w:numPr>
+          <w:ilvl w:val="0"/>
+          <w:numId w:val="5"/>
+        </w:numPr>
+        <w:tabs>
+          <w:tab w:val="left" w:pos="6170"/>
+        </w:tabs>
+        <w:jc w:val="both"/>
+      </w:pPr>
+      <w:r>
+        <w:t>A Tableau dashboard will be developed to present key findings and purchasing patterns.</w:t>
+      </w:r>
+    </w:p>
+    <w:p>
+      <w:pPr>
+        <w:pStyle w:val="Heading2"/>
+        <w:jc w:val="both"/>
+      </w:pPr>
+      <w:r>
+        <w:t>Excluded</w:t>
+      </w:r>
+      <w:r>
+        <w:t xml:space="preserve">: </w:t>
+      </w:r>
+    </w:p>
+    <w:p>
+      <w:pPr>
+        <w:pStyle w:val="ListParagraph"/>
+        <w:numPr>
+          <w:ilvl w:val="0"/>
+          <w:numId w:val="6"/>
+        </w:numPr>
+        <w:tabs>
+          <w:tab w:val="left" w:pos="6170"/>
+        </w:tabs>
+        <w:jc w:val="both"/>
+      </w:pPr>
+      <w:r>
+        <w:t xml:space="preserve">Collecting new customer data, </w:t>
+      </w:r>
+    </w:p>
+    <w:p>
+      <w:pPr>
+        <w:pStyle w:val="ListParagraph"/>
+        <w:numPr>
+          <w:ilvl w:val="0"/>
+          <w:numId w:val="6"/>
+        </w:numPr>
+        <w:tabs>
+          <w:tab w:val="left" w:pos="6170"/>
+        </w:tabs>
+        <w:jc w:val="both"/>
+      </w:pPr>
+      <w:r>
+        <w:t xml:space="preserve">Integrating models into a live e-commerce website, </w:t>
+      </w:r>
+    </w:p>
+    <w:p>
+      <w:pPr>
+        <w:pStyle w:val="ListParagraph"/>
+        <w:numPr>
+          <w:ilvl w:val="0"/>
+          <w:numId w:val="6"/>
+        </w:numPr>
+        <w:tabs>
+          <w:tab w:val="left" w:pos="6170"/>
+        </w:tabs>
+        <w:jc w:val="both"/>
+      </w:pPr>
+      <w:r>
+        <w:t xml:space="preserve">Processing personal payment information, </w:t>
+      </w:r>
+    </w:p>
+    <w:p>
+      <w:pPr>
+        <w:pStyle w:val="ListParagraph"/>
+        <w:numPr>
+          <w:ilvl w:val="0"/>
+          <w:numId w:val="6"/>
+        </w:numPr>
+        <w:tabs>
+          <w:tab w:val="left" w:pos="6170"/>
+        </w:tabs>
+        <w:jc w:val="both"/>
+      </w:pPr>
+      <w:r>
+        <w:t>Predicting exact sales revenue and implementing marketing campaigns,</w:t>
+      </w:r>
+    </w:p>
+    <w:p>
+      <w:pPr>
+        <w:pStyle w:val="ListParagraph"/>
+        <w:numPr>
+          <w:ilvl w:val="0"/>
+          <w:numId w:val="6"/>
+        </w:numPr>
+        <w:tabs>
+          <w:tab w:val="left" w:pos="6170"/>
+        </w:tabs>
+        <w:jc w:val="both"/>
+      </w:pPr>
+      <w:r>
+        <w:t>Measuring actual increases in sales.</w:t>
+      </w:r>
+    </w:p>
+    <w:p>
+      <w:pPr>
+        <w:pStyle w:val="Heading2"/>
+        <w:jc w:val="both"/>
+      </w:pPr>
+      <w:r>
+        <w:t>Time Scope:</w:t>
+      </w:r>
+    </w:p>
+    <w:p>
+      <w:pPr>
+        <w:tabs>
+          <w:tab w:val="left" w:pos="6170"/>
+        </w:tabs>
+        <w:jc w:val="both"/>
+      </w:pPr>
+      <w:r>
+        <w:t>The project will be completed over two semesters, allowing time for research, model development, evaluation, visualisation and reporting.</w:t>
+      </w:r>
+    </w:p>
     <w:p/>
     <w:p/>
     <w:p/>
@@ -1607,49 +1898,7 @@
         <w:sz w:val="16"/>
         <w:szCs w:val="16"/>
       </w:rPr>
-      <w:t xml:space="preserve">CA-1 </w:t>
-    </w:r>
-    <w:r>
-      <w:rPr>
-        <w:sz w:val="16"/>
-        <w:szCs w:val="16"/>
-      </w:rPr>
-      <w:t>Capstone</w:t>
-    </w:r>
-    <w:r>
-      <w:rPr>
-        <w:sz w:val="16"/>
-        <w:szCs w:val="16"/>
-      </w:rPr>
-      <w:t xml:space="preserve"> </w:t>
-    </w:r>
-    <w:r>
-      <w:rPr>
-        <w:sz w:val="16"/>
-        <w:szCs w:val="16"/>
-      </w:rPr>
-      <w:t xml:space="preserve">Project </w:t>
-    </w:r>
-    <w:r>
-      <w:rPr>
-        <w:sz w:val="16"/>
-        <w:szCs w:val="16"/>
-      </w:rPr>
-      <w:t xml:space="preserve"> </w:t>
-    </w:r>
-    <w:r>
-      <w:rPr>
-        <w:sz w:val="16"/>
-        <w:szCs w:val="16"/>
-      </w:rPr>
-      <w:t>Proposal</w:t>
-    </w:r>
-    <w:r>
-      <w:rPr>
-        <w:sz w:val="16"/>
-        <w:szCs w:val="16"/>
-      </w:rPr>
-      <w:t xml:space="preserve"> </w:t>
+      <w:t xml:space="preserve">CA-1 Capstone Project  Proposal </w:t>
     </w:r>
     <w:r>
       <w:rPr>
@@ -1990,6 +2239,232 @@
       </w:pPr>
     </w:lvl>
   </w:abstractNum>
+  <w:abstractNum w:abstractNumId="3" w15:restartNumberingAfterBreak="0">
+    <w:nsid w:val="6B1D01B3"/>
+    <w:multiLevelType w:val="hybridMultilevel"/>
+    <w:tmpl w:val="BA98D752"/>
+    <w:lvl w:ilvl="0" w:tplc="18090001">
+      <w:start w:val="1"/>
+      <w:numFmt w:val="bullet"/>
+      <w:lvlText w:val=""/>
+      <w:lvlJc w:val="left"/>
+      <w:pPr>
+        <w:ind w:left="720" w:hanging="360"/>
+      </w:pPr>
+      <w:rPr>
+        <w:rFonts w:ascii="Symbol" w:hAnsi="Symbol" w:hint="default"/>
+      </w:rPr>
+    </w:lvl>
+    <w:lvl w:ilvl="1" w:tplc="18090003" w:tentative="1">
+      <w:start w:val="1"/>
+      <w:numFmt w:val="bullet"/>
+      <w:lvlText w:val="o"/>
+      <w:lvlJc w:val="left"/>
+      <w:pPr>
+        <w:ind w:left="1440" w:hanging="360"/>
+      </w:pPr>
+      <w:rPr>
+        <w:rFonts w:ascii="Courier New" w:hAnsi="Courier New" w:cs="Courier New" w:hint="default"/>
+      </w:rPr>
+    </w:lvl>
+    <w:lvl w:ilvl="2" w:tplc="18090005" w:tentative="1">
+      <w:start w:val="1"/>
+      <w:numFmt w:val="bullet"/>
+      <w:lvlText w:val=""/>
+      <w:lvlJc w:val="left"/>
+      <w:pPr>
+        <w:ind w:left="2160" w:hanging="360"/>
+      </w:pPr>
+      <w:rPr>
+        <w:rFonts w:ascii="Wingdings" w:hAnsi="Wingdings" w:hint="default"/>
+      </w:rPr>
+    </w:lvl>
+    <w:lvl w:ilvl="3" w:tplc="18090001" w:tentative="1">
+      <w:start w:val="1"/>
+      <w:numFmt w:val="bullet"/>
+      <w:lvlText w:val=""/>
+      <w:lvlJc w:val="left"/>
+      <w:pPr>
+        <w:ind w:left="2880" w:hanging="360"/>
+      </w:pPr>
+      <w:rPr>
+        <w:rFonts w:ascii="Symbol" w:hAnsi="Symbol" w:hint="default"/>
+      </w:rPr>
+    </w:lvl>
+    <w:lvl w:ilvl="4" w:tplc="18090003" w:tentative="1">
+      <w:start w:val="1"/>
+      <w:numFmt w:val="bullet"/>
+      <w:lvlText w:val="o"/>
+      <w:lvlJc w:val="left"/>
+      <w:pPr>
+        <w:ind w:left="3600" w:hanging="360"/>
+      </w:pPr>
+      <w:rPr>
+        <w:rFonts w:ascii="Courier New" w:hAnsi="Courier New" w:cs="Courier New" w:hint="default"/>
+      </w:rPr>
+    </w:lvl>
+    <w:lvl w:ilvl="5" w:tplc="18090005" w:tentative="1">
+      <w:start w:val="1"/>
+      <w:numFmt w:val="bullet"/>
+      <w:lvlText w:val=""/>
+      <w:lvlJc w:val="left"/>
+      <w:pPr>
+        <w:ind w:left="4320" w:hanging="360"/>
+      </w:pPr>
+      <w:rPr>
+        <w:rFonts w:ascii="Wingdings" w:hAnsi="Wingdings" w:hint="default"/>
+      </w:rPr>
+    </w:lvl>
+    <w:lvl w:ilvl="6" w:tplc="18090001" w:tentative="1">
+      <w:start w:val="1"/>
+      <w:numFmt w:val="bullet"/>
+      <w:lvlText w:val=""/>
+      <w:lvlJc w:val="left"/>
+      <w:pPr>
+        <w:ind w:left="5040" w:hanging="360"/>
+      </w:pPr>
+      <w:rPr>
+        <w:rFonts w:ascii="Symbol" w:hAnsi="Symbol" w:hint="default"/>
+      </w:rPr>
+    </w:lvl>
+    <w:lvl w:ilvl="7" w:tplc="18090003" w:tentative="1">
+      <w:start w:val="1"/>
+      <w:numFmt w:val="bullet"/>
+      <w:lvlText w:val="o"/>
+      <w:lvlJc w:val="left"/>
+      <w:pPr>
+        <w:ind w:left="5760" w:hanging="360"/>
+      </w:pPr>
+      <w:rPr>
+        <w:rFonts w:ascii="Courier New" w:hAnsi="Courier New" w:cs="Courier New" w:hint="default"/>
+      </w:rPr>
+    </w:lvl>
+    <w:lvl w:ilvl="8" w:tplc="18090005" w:tentative="1">
+      <w:start w:val="1"/>
+      <w:numFmt w:val="bullet"/>
+      <w:lvlText w:val=""/>
+      <w:lvlJc w:val="left"/>
+      <w:pPr>
+        <w:ind w:left="6480" w:hanging="360"/>
+      </w:pPr>
+      <w:rPr>
+        <w:rFonts w:ascii="Wingdings" w:hAnsi="Wingdings" w:hint="default"/>
+      </w:rPr>
+    </w:lvl>
+  </w:abstractNum>
+  <w:abstractNum w:abstractNumId="4" w15:restartNumberingAfterBreak="0">
+    <w:nsid w:val="76737565"/>
+    <w:multiLevelType w:val="hybridMultilevel"/>
+    <w:tmpl w:val="E3A4BA88"/>
+    <w:lvl w:ilvl="0" w:tplc="18090001">
+      <w:start w:val="1"/>
+      <w:numFmt w:val="bullet"/>
+      <w:lvlText w:val=""/>
+      <w:lvlJc w:val="left"/>
+      <w:pPr>
+        <w:ind w:left="720" w:hanging="360"/>
+      </w:pPr>
+      <w:rPr>
+        <w:rFonts w:ascii="Symbol" w:hAnsi="Symbol" w:hint="default"/>
+      </w:rPr>
+    </w:lvl>
+    <w:lvl w:ilvl="1" w:tplc="18090003" w:tentative="1">
+      <w:start w:val="1"/>
+      <w:numFmt w:val="bullet"/>
+      <w:lvlText w:val="o"/>
+      <w:lvlJc w:val="left"/>
+      <w:pPr>
+        <w:ind w:left="1440" w:hanging="360"/>
+      </w:pPr>
+      <w:rPr>
+        <w:rFonts w:ascii="Courier New" w:hAnsi="Courier New" w:cs="Courier New" w:hint="default"/>
+      </w:rPr>
+    </w:lvl>
+    <w:lvl w:ilvl="2" w:tplc="18090005" w:tentative="1">
+      <w:start w:val="1"/>
+      <w:numFmt w:val="bullet"/>
+      <w:lvlText w:val=""/>
+      <w:lvlJc w:val="left"/>
+      <w:pPr>
+        <w:ind w:left="2160" w:hanging="360"/>
+      </w:pPr>
+      <w:rPr>
+        <w:rFonts w:ascii="Wingdings" w:hAnsi="Wingdings" w:hint="default"/>
+      </w:rPr>
+    </w:lvl>
+    <w:lvl w:ilvl="3" w:tplc="18090001" w:tentative="1">
+      <w:start w:val="1"/>
+      <w:numFmt w:val="bullet"/>
+      <w:lvlText w:val=""/>
+      <w:lvlJc w:val="left"/>
+      <w:pPr>
+        <w:ind w:left="2880" w:hanging="360"/>
+      </w:pPr>
+      <w:rPr>
+        <w:rFonts w:ascii="Symbol" w:hAnsi="Symbol" w:hint="default"/>
+      </w:rPr>
+    </w:lvl>
+    <w:lvl w:ilvl="4" w:tplc="18090003" w:tentative="1">
+      <w:start w:val="1"/>
+      <w:numFmt w:val="bullet"/>
+      <w:lvlText w:val="o"/>
+      <w:lvlJc w:val="left"/>
+      <w:pPr>
+        <w:ind w:left="3600" w:hanging="360"/>
+      </w:pPr>
+      <w:rPr>
+        <w:rFonts w:ascii="Courier New" w:hAnsi="Courier New" w:cs="Courier New" w:hint="default"/>
+      </w:rPr>
+    </w:lvl>
+    <w:lvl w:ilvl="5" w:tplc="18090005" w:tentative="1">
+      <w:start w:val="1"/>
+      <w:numFmt w:val="bullet"/>
+      <w:lvlText w:val=""/>
+      <w:lvlJc w:val="left"/>
+      <w:pPr>
+        <w:ind w:left="4320" w:hanging="360"/>
+      </w:pPr>
+      <w:rPr>
+        <w:rFonts w:ascii="Wingdings" w:hAnsi="Wingdings" w:hint="default"/>
+      </w:rPr>
+    </w:lvl>
+    <w:lvl w:ilvl="6" w:tplc="18090001" w:tentative="1">
+      <w:start w:val="1"/>
+      <w:numFmt w:val="bullet"/>
+      <w:lvlText w:val=""/>
+      <w:lvlJc w:val="left"/>
+      <w:pPr>
+        <w:ind w:left="5040" w:hanging="360"/>
+      </w:pPr>
+      <w:rPr>
+        <w:rFonts w:ascii="Symbol" w:hAnsi="Symbol" w:hint="default"/>
+      </w:rPr>
+    </w:lvl>
+    <w:lvl w:ilvl="7" w:tplc="18090003" w:tentative="1">
+      <w:start w:val="1"/>
+      <w:numFmt w:val="bullet"/>
+      <w:lvlText w:val="o"/>
+      <w:lvlJc w:val="left"/>
+      <w:pPr>
+        <w:ind w:left="5760" w:hanging="360"/>
+      </w:pPr>
+      <w:rPr>
+        <w:rFonts w:ascii="Courier New" w:hAnsi="Courier New" w:cs="Courier New" w:hint="default"/>
+      </w:rPr>
+    </w:lvl>
+    <w:lvl w:ilvl="8" w:tplc="18090005" w:tentative="1">
+      <w:start w:val="1"/>
+      <w:numFmt w:val="bullet"/>
+      <w:lvlText w:val=""/>
+      <w:lvlJc w:val="left"/>
+      <w:pPr>
+        <w:ind w:left="6480" w:hanging="360"/>
+      </w:pPr>
+      <w:rPr>
+        <w:rFonts w:ascii="Wingdings" w:hAnsi="Wingdings" w:hint="default"/>
+      </w:rPr>
+    </w:lvl>
+  </w:abstractNum>
   <w:num w:numId="1" w16cid:durableId="1132360671">
     <w:abstractNumId w:val="0"/>
   </w:num>
@@ -2012,6 +2487,12 @@
   </w:num>
   <w:num w:numId="4" w16cid:durableId="685447713">
     <w:abstractNumId w:val="1"/>
+  </w:num>
+  <w:num w:numId="5" w16cid:durableId="936714474">
+    <w:abstractNumId w:val="4"/>
+  </w:num>
+  <w:num w:numId="6" w16cid:durableId="1715882434">
+    <w:abstractNumId w:val="3"/>
   </w:num>
 </w:numbering>
 </file>
@@ -2213,7 +2694,7 @@
     <w:lsdException w:name="Medium Shading 2 Accent 1" w:uiPriority="64"/>
     <w:lsdException w:name="Medium List 1 Accent 1" w:uiPriority="65"/>
     <w:lsdException w:name="Revision" w:semiHidden="1"/>
-    <w:lsdException w:name="List Paragraph" w:uiPriority="34" w:qFormat="1"/>
+    <w:lsdException w:name="List Paragraph" w:uiPriority="0" w:qFormat="1"/>
     <w:lsdException w:name="Quote" w:uiPriority="29" w:qFormat="1"/>
     <w:lsdException w:name="Intense Quote" w:uiPriority="30" w:qFormat="1"/>
     <w:lsdException w:name="Medium List 2 Accent 1" w:uiPriority="66"/>
@@ -2906,7 +3387,6 @@
   <w:style w:type="paragraph" w:styleId="ListParagraph">
     <w:name w:val="List Paragraph"/>
     <w:basedOn w:val="Normal"/>
-    <w:uiPriority w:val="34"/>
     <w:qFormat/>
     <w:rsid w:val="00514062"/>
     <w:pPr>
@@ -3098,7 +3578,7 @@
     <w:rsid w:val="000D2F00"/>
     <w:pPr>
       <w:numPr>
-        <w:numId w:val="2"/>
+        <w:numId w:val="3"/>
       </w:numPr>
     </w:pPr>
   </w:style>
@@ -3140,12 +3620,33 @@
 
 <file path=word/glossary/fontTable.xml><?xml version="1.0" encoding="utf-8"?>
 <w:fonts xmlns:mc="http://schemas.openxmlformats.org/markup-compatibility/2006" xmlns:r="http://schemas.openxmlformats.org/officeDocument/2006/relationships" xmlns:w="http://schemas.openxmlformats.org/wordprocessingml/2006/main" xmlns:w14="http://schemas.microsoft.com/office/word/2010/wordml" xmlns:w15="http://schemas.microsoft.com/office/word/2012/wordml" xmlns:w16cex="http://schemas.microsoft.com/office/word/2018/wordml/cex" xmlns:w16cid="http://schemas.microsoft.com/office/word/2016/wordml/cid" xmlns:w16="http://schemas.microsoft.com/office/word/2018/wordml" xmlns:w16du="http://schemas.microsoft.com/office/word/2023/wordml/word16du" xmlns:w16sdtdh="http://schemas.microsoft.com/office/word/2020/wordml/sdtdatahash" xmlns:w16sdtfl="http://schemas.microsoft.com/office/word/2024/wordml/sdtformatlock" xmlns:w16se="http://schemas.microsoft.com/office/word/2015/wordml/symex" mc:Ignorable="w14 w15 w16se w16cid w16 w16cex w16sdtdh w16sdtfl w16du">
+  <w:font w:name="Symbol">
+    <w:panose1 w:val="05050102010706020507"/>
+    <w:charset w:val="02"/>
+    <w:family w:val="roman"/>
+    <w:pitch w:val="variable"/>
+    <w:sig w:usb0="00000000" w:usb1="10000000" w:usb2="00000000" w:usb3="00000000" w:csb0="80000000" w:csb1="00000000"/>
+  </w:font>
   <w:font w:name="Times New Roman">
     <w:panose1 w:val="02020603050405020304"/>
     <w:charset w:val="00"/>
     <w:family w:val="roman"/>
     <w:pitch w:val="variable"/>
     <w:sig w:usb0="E0002EFF" w:usb1="C000785B" w:usb2="00000009" w:usb3="00000000" w:csb0="000001FF" w:csb1="00000000"/>
+  </w:font>
+  <w:font w:name="Courier New">
+    <w:panose1 w:val="02070309020205020404"/>
+    <w:charset w:val="00"/>
+    <w:family w:val="modern"/>
+    <w:pitch w:val="fixed"/>
+    <w:sig w:usb0="E0002EFF" w:usb1="C0007843" w:usb2="00000009" w:usb3="00000000" w:csb0="000001FF" w:csb1="00000000"/>
+  </w:font>
+  <w:font w:name="Wingdings">
+    <w:panose1 w:val="05000000000000000000"/>
+    <w:charset w:val="02"/>
+    <w:family w:val="auto"/>
+    <w:pitch w:val="variable"/>
+    <w:sig w:usb0="00000000" w:usb1="10000000" w:usb2="00000000" w:usb3="00000000" w:csb0="80000000" w:csb1="00000000"/>
   </w:font>
   <w:font w:name="Calibri">
     <w:panose1 w:val="020F0502020204030204"/>
@@ -3201,7 +3702,9 @@
     <w:rsidRoot w:val="0028766F"/>
     <w:rsid w:val="0028766F"/>
     <w:rsid w:val="003A7EE9"/>
+    <w:rsid w:val="006F1605"/>
     <w:rsid w:val="00977BC4"/>
+    <w:rsid w:val="00CA4A96"/>
   </w:rsids>
   <m:mathPr>
     <m:mathFont m:val="Cambria Math"/>

--- a/Capstone_Project_2026.docx
+++ b/Capstone_Project_2026.docx
@@ -1171,14 +1171,8 @@
     <w:p>
       <w:pPr>
         <w:pStyle w:val="Heading1"/>
-        <w:rPr>
-          <w:rFonts w:eastAsia="Times New Roman"/>
-        </w:rPr>
-      </w:pPr>
-      <w:r>
-        <w:rPr>
-          <w:rFonts w:eastAsia="Times New Roman"/>
-        </w:rPr>
+      </w:pPr>
+      <w:r>
         <w:lastRenderedPageBreak/>
         <w:t xml:space="preserve">Introduction </w:t>
       </w:r>
@@ -1324,6 +1318,9 @@
       </w:r>
     </w:p>
     <w:p>
+      <w:pPr>
+        <w:jc w:val="both"/>
+      </w:pPr>
       <w:r>
         <w:t>The aim of this project is to use data analytics and machine learning to analyse the Online Shoppers Purchasing Intention dataset, identify browsing patterns associated with purchases, and develop and evaluate predictive models that classify shopping sessions as purchases or non-purchases. The findings will support data-driven recommendations to help online retailers improve customer engagement, identify sales opportunities and improve conversion strategies.</w:t>
       </w:r>
@@ -1337,7 +1334,6 @@
         <w:t>Project Objectives</w:t>
       </w:r>
     </w:p>
-    <w:p/>
     <w:p>
       <w:pPr>
         <w:pStyle w:val="Heading3"/>
@@ -1361,7 +1357,6 @@
         <w:t>completed purchases.</w:t>
       </w:r>
     </w:p>
-    <w:p/>
     <w:p>
       <w:pPr>
         <w:pStyle w:val="Heading3"/>
@@ -1394,7 +1389,6 @@
         <w:t>class imbalance.</w:t>
       </w:r>
     </w:p>
-    <w:p/>
     <w:p>
       <w:pPr>
         <w:pStyle w:val="Heading3"/>
@@ -1415,7 +1409,6 @@
         <w:t xml:space="preserve"> To develop and compare three machine learning classification models: Logistic Regression, Decision Tree and Random Forest.</w:t>
       </w:r>
     </w:p>
-    <w:p/>
     <w:p>
       <w:pPr>
         <w:pStyle w:val="Heading3"/>
@@ -1436,7 +1429,6 @@
         <w:t xml:space="preserve"> To evaluate model performance using precision, recall, F1-score, and confusion matrices to determine which model is most suitable for predicting purchases.</w:t>
       </w:r>
     </w:p>
-    <w:p/>
     <w:p>
       <w:pPr>
         <w:pStyle w:val="Heading3"/>
@@ -1460,7 +1452,7 @@
     <w:p/>
     <w:p>
       <w:pPr>
-        <w:pStyle w:val="Heading3"/>
+        <w:pStyle w:val="Heading2"/>
       </w:pPr>
       <w:r>
         <w:t>Business objective</w:t>
@@ -1469,6 +1461,16 @@
     <w:p>
       <w:r>
         <w:t>To identify browsing patterns associated with purchases and use these findings to recommend ways online retailers could improve their conversion strategies and identify additional sales opportunities.</w:t>
+      </w:r>
+    </w:p>
+    <w:p>
+      <w:pPr>
+        <w:suppressAutoHyphens w:val="0"/>
+        <w:autoSpaceDN/>
+        <w:spacing w:line="259" w:lineRule="auto"/>
+      </w:pPr>
+      <w:r>
+        <w:br w:type="page"/>
       </w:r>
     </w:p>
     <w:p>
@@ -1481,12 +1483,6 @@
       </w:r>
     </w:p>
     <w:p>
-      <w:pPr>
-        <w:tabs>
-          <w:tab w:val="left" w:pos="6170"/>
-        </w:tabs>
-        <w:jc w:val="both"/>
-      </w:pPr>
       <w:r>
         <w:t>The project will focus on analysing historical browsing session data</w:t>
       </w:r>
@@ -1497,10 +1493,10 @@
         <w:t>a purchase.</w:t>
       </w:r>
     </w:p>
+    <w:p/>
     <w:p>
       <w:pPr>
         <w:pStyle w:val="Heading2"/>
-        <w:jc w:val="both"/>
       </w:pPr>
       <w:r>
         <w:t xml:space="preserve">Included: </w:t>
@@ -1511,12 +1507,8 @@
         <w:pStyle w:val="ListParagraph"/>
         <w:numPr>
           <w:ilvl w:val="0"/>
-          <w:numId w:val="5"/>
+          <w:numId w:val="13"/>
         </w:numPr>
-        <w:tabs>
-          <w:tab w:val="left" w:pos="6170"/>
-        </w:tabs>
-        <w:jc w:val="both"/>
       </w:pPr>
       <w:r>
         <w:t xml:space="preserve">Exploratory data analysis, </w:t>
@@ -1527,12 +1519,8 @@
         <w:pStyle w:val="ListParagraph"/>
         <w:numPr>
           <w:ilvl w:val="0"/>
-          <w:numId w:val="5"/>
+          <w:numId w:val="13"/>
         </w:numPr>
-        <w:tabs>
-          <w:tab w:val="left" w:pos="6170"/>
-        </w:tabs>
-        <w:jc w:val="both"/>
       </w:pPr>
       <w:r>
         <w:t xml:space="preserve">Data cleaning, </w:t>
@@ -1543,12 +1531,8 @@
         <w:pStyle w:val="ListParagraph"/>
         <w:numPr>
           <w:ilvl w:val="0"/>
-          <w:numId w:val="5"/>
+          <w:numId w:val="13"/>
         </w:numPr>
-        <w:tabs>
-          <w:tab w:val="left" w:pos="6170"/>
-        </w:tabs>
-        <w:jc w:val="both"/>
       </w:pPr>
       <w:r>
         <w:t xml:space="preserve">Visualisations, </w:t>
@@ -1559,12 +1543,8 @@
         <w:pStyle w:val="ListParagraph"/>
         <w:numPr>
           <w:ilvl w:val="0"/>
-          <w:numId w:val="5"/>
+          <w:numId w:val="13"/>
         </w:numPr>
-        <w:tabs>
-          <w:tab w:val="left" w:pos="6170"/>
-        </w:tabs>
-        <w:jc w:val="both"/>
       </w:pPr>
       <w:r>
         <w:t xml:space="preserve">Feature preparation, </w:t>
@@ -1575,12 +1555,8 @@
         <w:pStyle w:val="ListParagraph"/>
         <w:numPr>
           <w:ilvl w:val="0"/>
-          <w:numId w:val="5"/>
+          <w:numId w:val="13"/>
         </w:numPr>
-        <w:tabs>
-          <w:tab w:val="left" w:pos="6170"/>
-        </w:tabs>
-        <w:jc w:val="both"/>
       </w:pPr>
       <w:r>
         <w:t xml:space="preserve">Development of three classification models, </w:t>
@@ -1591,12 +1567,8 @@
         <w:pStyle w:val="ListParagraph"/>
         <w:numPr>
           <w:ilvl w:val="0"/>
-          <w:numId w:val="5"/>
+          <w:numId w:val="13"/>
         </w:numPr>
-        <w:tabs>
-          <w:tab w:val="left" w:pos="6170"/>
-        </w:tabs>
-        <w:jc w:val="both"/>
       </w:pPr>
       <w:r>
         <w:t>Model comparison,</w:t>
@@ -1607,12 +1579,8 @@
         <w:pStyle w:val="ListParagraph"/>
         <w:numPr>
           <w:ilvl w:val="0"/>
-          <w:numId w:val="5"/>
+          <w:numId w:val="13"/>
         </w:numPr>
-        <w:tabs>
-          <w:tab w:val="left" w:pos="6170"/>
-        </w:tabs>
-        <w:jc w:val="both"/>
       </w:pPr>
       <w:r>
         <w:t>Interpretation of important variables,</w:t>
@@ -1623,12 +1591,8 @@
         <w:pStyle w:val="ListParagraph"/>
         <w:numPr>
           <w:ilvl w:val="0"/>
-          <w:numId w:val="5"/>
+          <w:numId w:val="13"/>
         </w:numPr>
-        <w:tabs>
-          <w:tab w:val="left" w:pos="6170"/>
-        </w:tabs>
-        <w:jc w:val="both"/>
       </w:pPr>
       <w:r>
         <w:t>Business recommendations,</w:t>
@@ -1639,21 +1603,17 @@
         <w:pStyle w:val="ListParagraph"/>
         <w:numPr>
           <w:ilvl w:val="0"/>
-          <w:numId w:val="5"/>
+          <w:numId w:val="13"/>
         </w:numPr>
-        <w:tabs>
-          <w:tab w:val="left" w:pos="6170"/>
-        </w:tabs>
-        <w:jc w:val="both"/>
       </w:pPr>
       <w:r>
         <w:t>A Tableau dashboard will be developed to present key findings and purchasing patterns.</w:t>
       </w:r>
     </w:p>
+    <w:p/>
     <w:p>
       <w:pPr>
         <w:pStyle w:val="Heading2"/>
-        <w:jc w:val="both"/>
       </w:pPr>
       <w:r>
         <w:t>Excluded</w:t>
@@ -1667,12 +1627,8 @@
         <w:pStyle w:val="ListParagraph"/>
         <w:numPr>
           <w:ilvl w:val="0"/>
-          <w:numId w:val="6"/>
+          <w:numId w:val="14"/>
         </w:numPr>
-        <w:tabs>
-          <w:tab w:val="left" w:pos="6170"/>
-        </w:tabs>
-        <w:jc w:val="both"/>
       </w:pPr>
       <w:r>
         <w:t xml:space="preserve">Collecting new customer data, </w:t>
@@ -1683,12 +1639,8 @@
         <w:pStyle w:val="ListParagraph"/>
         <w:numPr>
           <w:ilvl w:val="0"/>
-          <w:numId w:val="6"/>
+          <w:numId w:val="14"/>
         </w:numPr>
-        <w:tabs>
-          <w:tab w:val="left" w:pos="6170"/>
-        </w:tabs>
-        <w:jc w:val="both"/>
       </w:pPr>
       <w:r>
         <w:t xml:space="preserve">Integrating models into a live e-commerce website, </w:t>
@@ -1699,12 +1651,8 @@
         <w:pStyle w:val="ListParagraph"/>
         <w:numPr>
           <w:ilvl w:val="0"/>
-          <w:numId w:val="6"/>
+          <w:numId w:val="14"/>
         </w:numPr>
-        <w:tabs>
-          <w:tab w:val="left" w:pos="6170"/>
-        </w:tabs>
-        <w:jc w:val="both"/>
       </w:pPr>
       <w:r>
         <w:t xml:space="preserve">Processing personal payment information, </w:t>
@@ -1715,12 +1663,8 @@
         <w:pStyle w:val="ListParagraph"/>
         <w:numPr>
           <w:ilvl w:val="0"/>
-          <w:numId w:val="6"/>
+          <w:numId w:val="14"/>
         </w:numPr>
-        <w:tabs>
-          <w:tab w:val="left" w:pos="6170"/>
-        </w:tabs>
-        <w:jc w:val="both"/>
       </w:pPr>
       <w:r>
         <w:t>Predicting exact sales revenue and implementing marketing campaigns,</w:t>
@@ -1731,37 +1675,420 @@
         <w:pStyle w:val="ListParagraph"/>
         <w:numPr>
           <w:ilvl w:val="0"/>
-          <w:numId w:val="6"/>
+          <w:numId w:val="14"/>
         </w:numPr>
-        <w:tabs>
-          <w:tab w:val="left" w:pos="6170"/>
-        </w:tabs>
+      </w:pPr>
+      <w:r>
+        <w:t>Measuring actual increases in sales.</w:t>
+      </w:r>
+    </w:p>
+    <w:p>
+      <w:pPr>
+        <w:pStyle w:val="ListParagraph"/>
+      </w:pPr>
+    </w:p>
+    <w:p>
+      <w:pPr>
+        <w:pStyle w:val="Heading2"/>
+      </w:pPr>
+      <w:r>
+        <w:t>Time Scope:</w:t>
+      </w:r>
+    </w:p>
+    <w:p>
+      <w:r>
+        <w:t>T</w:t>
+      </w:r>
+      <w:r>
+        <w:t>wo semester</w:t>
+      </w:r>
+      <w:r>
+        <w:t>s. From September 2026 – May 2027.</w:t>
+      </w:r>
+    </w:p>
+    <w:p>
+      <w:pPr>
+        <w:suppressAutoHyphens w:val="0"/>
+        <w:autoSpaceDN/>
+        <w:spacing w:line="259" w:lineRule="auto"/>
+      </w:pPr>
+      <w:r>
+        <w:br w:type="page"/>
+      </w:r>
+    </w:p>
+    <w:p>
+      <w:pPr>
+        <w:pStyle w:val="Heading1"/>
+      </w:pPr>
+      <w:r>
+        <w:lastRenderedPageBreak/>
+        <w:t>Methodology</w:t>
+      </w:r>
+    </w:p>
+    <w:p>
+      <w:r>
+        <w:t xml:space="preserve">The project will follow the </w:t>
+      </w:r>
+      <w:r>
+        <w:rPr>
+          <w:b/>
+          <w:bCs/>
+        </w:rPr>
+        <w:t>Cross-Industry Standard Process for Data Mining (CRISP-DM),</w:t>
+      </w:r>
+      <w:r>
+        <w:t xml:space="preserve"> a structured framework with six stages: business understanding, data understanding, data preparation, modelling, evaluation and deployment (Chapman et al., 2000).</w:t>
+      </w:r>
+    </w:p>
+    <w:p>
+      <w:r>
+        <w:t>CRISP-DM was selected because it aligns business objectives with data analysis and predictive modelling, while allowing data preparation and models to be refined as needed.</w:t>
+      </w:r>
+      <w:r>
+        <w:t xml:space="preserve"> </w:t>
+      </w:r>
+      <w:r>
+        <w:t>Data analytics identifies purchasing patterns. Machine learning uses those patterns to predict future purchasing outcomes.</w:t>
+      </w:r>
+    </w:p>
+    <w:p>
+      <w:pPr>
+        <w:pStyle w:val="Heading2"/>
+        <w:numPr>
+          <w:ilvl w:val="0"/>
+          <w:numId w:val="18"/>
+        </w:numPr>
+      </w:pPr>
+      <w:r>
+        <w:t>Business Understanding:</w:t>
+      </w:r>
+    </w:p>
+    <w:p>
+      <w:pPr>
+        <w:pStyle w:val="ListParagraph"/>
+      </w:pPr>
+      <w:r>
+        <w:t>Identify purchasing patterns and use predictive insights to support marketing decisions, improve conversion rates and increase sales opportunities.</w:t>
+      </w:r>
+      <w:r>
+        <w:tab/>
+      </w:r>
+    </w:p>
+    <w:p>
+      <w:pPr>
+        <w:pStyle w:val="Heading2"/>
+        <w:numPr>
+          <w:ilvl w:val="0"/>
+          <w:numId w:val="18"/>
+        </w:numPr>
+      </w:pPr>
+      <w:r>
+        <w:t xml:space="preserve">Data Understanding: </w:t>
+      </w:r>
+    </w:p>
+    <w:p>
+      <w:pPr>
+        <w:pStyle w:val="ListParagraph"/>
+        <w:rPr>
+          <w:rFonts w:eastAsia="Times New Roman"/>
+          <w:b/>
+          <w:i/>
+          <w:color w:val="2F5496"/>
+        </w:rPr>
+      </w:pPr>
+      <w:r>
+        <w:t>Use descriptive statistics and visualisations to analyse browsing behaviour, including time spent on pages, product visits, exit rates and visitor types, to identify patterns linked to purchases.</w:t>
+      </w:r>
+    </w:p>
+    <w:p>
+      <w:pPr>
+        <w:pStyle w:val="Heading2"/>
+        <w:numPr>
+          <w:ilvl w:val="0"/>
+          <w:numId w:val="18"/>
+        </w:numPr>
+      </w:pPr>
+      <w:r>
+        <w:t xml:space="preserve">Data Preparation: </w:t>
+      </w:r>
+    </w:p>
+    <w:p>
+      <w:pPr>
+        <w:pStyle w:val="ListParagraph"/>
+      </w:pPr>
+      <w:r>
+        <w:t>Check data quality, handle missing values and duplicates, encode categorical variables, assess class imbalance and create stratified training and testing sets, preventing data leakage.</w:t>
+      </w:r>
+    </w:p>
+    <w:p>
+      <w:pPr>
+        <w:pStyle w:val="Heading2"/>
+        <w:numPr>
+          <w:ilvl w:val="0"/>
+          <w:numId w:val="18"/>
+        </w:numPr>
+      </w:pPr>
+      <w:r>
+        <w:t>Modelling:</w:t>
+      </w:r>
+    </w:p>
+    <w:p>
+      <w:pPr>
+        <w:pStyle w:val="ListParagraph"/>
+      </w:pPr>
+      <w:r>
+        <w:t>Develop three classification models using Python and scikit-learn:</w:t>
+      </w:r>
+    </w:p>
+    <w:p>
+      <w:pPr>
+        <w:pStyle w:val="ListParagraph"/>
+        <w:numPr>
+          <w:ilvl w:val="0"/>
+          <w:numId w:val="19"/>
+        </w:numPr>
+      </w:pPr>
+      <w:r>
+        <w:rPr>
+          <w:b/>
+          <w:bCs/>
+        </w:rPr>
+        <w:t>Logistic Regression:</w:t>
+      </w:r>
+      <w:r>
+        <w:t xml:space="preserve"> </w:t>
+      </w:r>
+      <w:r>
+        <w:t>Provides a simple, interpretable baseline.</w:t>
+      </w:r>
+    </w:p>
+    <w:p>
+      <w:pPr>
+        <w:pStyle w:val="ListParagraph"/>
+        <w:numPr>
+          <w:ilvl w:val="0"/>
+          <w:numId w:val="19"/>
+        </w:numPr>
+      </w:pPr>
+      <w:r>
+        <w:rPr>
+          <w:b/>
+          <w:bCs/>
+        </w:rPr>
+        <w:t>Decision Tree:</w:t>
+      </w:r>
+      <w:r>
+        <w:t xml:space="preserve"> </w:t>
+      </w:r>
+      <w:r>
+        <w:t>Identifies purchasing patterns using decision rules.</w:t>
+      </w:r>
+    </w:p>
+    <w:p>
+      <w:pPr>
+        <w:pStyle w:val="ListParagraph"/>
+        <w:numPr>
+          <w:ilvl w:val="0"/>
+          <w:numId w:val="19"/>
+        </w:numPr>
+      </w:pPr>
+      <w:r>
+        <w:rPr>
+          <w:b/>
+          <w:bCs/>
+        </w:rPr>
+        <w:t>Random Forest:</w:t>
+      </w:r>
+      <w:r>
+        <w:t xml:space="preserve"> </w:t>
+      </w:r>
+      <w:r>
+        <w:t>Identifies more complex patterns by combining multiple decision trees.</w:t>
+      </w:r>
+    </w:p>
+    <w:p>
+      <w:pPr>
+        <w:pStyle w:val="ListParagraph"/>
+      </w:pPr>
+      <w:r>
+        <w:t>Cross-validation and hyperparameter tuning will support model comparison.</w:t>
+      </w:r>
+    </w:p>
+    <w:p>
+      <w:pPr>
+        <w:pStyle w:val="Heading2"/>
+        <w:numPr>
+          <w:ilvl w:val="0"/>
+          <w:numId w:val="18"/>
+        </w:numPr>
+      </w:pPr>
+      <w:r>
+        <w:t xml:space="preserve">Evaluation: </w:t>
+      </w:r>
+    </w:p>
+    <w:p>
+      <w:pPr>
+        <w:pStyle w:val="ListParagraph"/>
+      </w:pPr>
+      <w:r>
+        <w:t xml:space="preserve">Compare models using precision, recall, F1-score and confusion matrices, focusing on identifying buyers while limiting false positives. </w:t>
+      </w:r>
+    </w:p>
+    <w:p>
+      <w:pPr>
+        <w:pStyle w:val="ListParagraph"/>
+      </w:pPr>
+      <w:r>
+        <w:t>Analyse feature importance to identify factors influencing purchase predictions.</w:t>
+      </w:r>
+    </w:p>
+    <w:p>
+      <w:pPr>
+        <w:pStyle w:val="Heading2"/>
+        <w:numPr>
+          <w:ilvl w:val="0"/>
+          <w:numId w:val="18"/>
+        </w:numPr>
+      </w:pPr>
+      <w:r>
+        <w:t>Deployment and Business Recommendations:</w:t>
+      </w:r>
+      <w:r>
+        <w:t xml:space="preserve"> </w:t>
+      </w:r>
+    </w:p>
+    <w:p>
+      <w:pPr>
+        <w:pStyle w:val="ListParagraph"/>
         <w:jc w:val="both"/>
       </w:pPr>
       <w:r>
-        <w:t>Measuring actual increases in sales.</w:t>
-      </w:r>
+        <w:t xml:space="preserve">Present </w:t>
+      </w:r>
+      <w:r>
+        <w:t>findings through a Tableau dashboard and recommend data-driven strategies that retailers could test to improve customer engagement, marketing decisions, conversion rates and sales opportunities.</w:t>
+      </w:r>
+    </w:p>
+    <w:p>
+      <w:pPr>
+        <w:jc w:val="both"/>
+      </w:pPr>
     </w:p>
     <w:p>
       <w:pPr>
         <w:pStyle w:val="Heading2"/>
-        <w:jc w:val="both"/>
-      </w:pPr>
-      <w:r>
-        <w:t>Time Scope:</w:t>
-      </w:r>
-    </w:p>
-    <w:p>
-      <w:pPr>
-        <w:tabs>
-          <w:tab w:val="left" w:pos="6170"/>
-        </w:tabs>
-        <w:jc w:val="both"/>
-      </w:pPr>
-      <w:r>
-        <w:t>The project will be completed over two semesters, allowing time for research, model development, evaluation, visualisation and reporting.</w:t>
-      </w:r>
-    </w:p>
+      </w:pPr>
+      <w:r>
+        <w:t>Tools and Technologies</w:t>
+      </w:r>
+    </w:p>
+    <w:p>
+      <w:pPr>
+        <w:pStyle w:val="ListParagraph"/>
+        <w:numPr>
+          <w:ilvl w:val="0"/>
+          <w:numId w:val="16"/>
+        </w:numPr>
+      </w:pPr>
+      <w:r>
+        <w:t xml:space="preserve">Python, Pandas and NumPy will be used for data preparation and analysis, </w:t>
+      </w:r>
+    </w:p>
+    <w:p>
+      <w:pPr>
+        <w:pStyle w:val="ListParagraph"/>
+        <w:numPr>
+          <w:ilvl w:val="0"/>
+          <w:numId w:val="16"/>
+        </w:numPr>
+      </w:pPr>
+      <w:r>
+        <w:t xml:space="preserve">Matplotlib and Seaborn for visualisations. </w:t>
+      </w:r>
+    </w:p>
+    <w:p>
+      <w:pPr>
+        <w:pStyle w:val="ListParagraph"/>
+        <w:numPr>
+          <w:ilvl w:val="0"/>
+          <w:numId w:val="16"/>
+        </w:numPr>
+      </w:pPr>
+      <w:r>
+        <w:t>Scikit-learn will support model development and evaluation</w:t>
+      </w:r>
+    </w:p>
+    <w:p>
+      <w:pPr>
+        <w:pStyle w:val="ListParagraph"/>
+        <w:numPr>
+          <w:ilvl w:val="0"/>
+          <w:numId w:val="16"/>
+        </w:numPr>
+      </w:pPr>
+      <w:r>
+        <w:lastRenderedPageBreak/>
+        <w:t>Jupyter Notebook will document the analysis</w:t>
+      </w:r>
+    </w:p>
+    <w:p>
+      <w:pPr>
+        <w:pStyle w:val="ListParagraph"/>
+        <w:numPr>
+          <w:ilvl w:val="0"/>
+          <w:numId w:val="16"/>
+        </w:numPr>
+      </w:pPr>
+      <w:r>
+        <w:t xml:space="preserve">GitHub will manage version control. </w:t>
+      </w:r>
+    </w:p>
+    <w:p>
+      <w:pPr>
+        <w:pStyle w:val="ListParagraph"/>
+        <w:numPr>
+          <w:ilvl w:val="0"/>
+          <w:numId w:val="16"/>
+        </w:numPr>
+      </w:pPr>
+      <w:r>
+        <w:t>Tableau will present findings through an interactive dashboard.</w:t>
+      </w:r>
+    </w:p>
+    <w:p>
+      <w:pPr>
+        <w:pStyle w:val="ListParagraph"/>
+        <w:numPr>
+          <w:ilvl w:val="0"/>
+          <w:numId w:val="16"/>
+        </w:numPr>
+      </w:pPr>
+      <w:r>
+        <w:t xml:space="preserve">These tools were selected for their accessibility, analytical capabilities and suitability for communicating business insights. </w:t>
+      </w:r>
+    </w:p>
+    <w:p>
+      <w:pPr>
+        <w:pStyle w:val="ListParagraph"/>
+      </w:pPr>
+    </w:p>
+    <w:p>
+      <w:pPr>
+        <w:pStyle w:val="Heading2"/>
+      </w:pPr>
+      <w:r>
+        <w:t>Proposed System Architecture</w:t>
+      </w:r>
+      <w:r>
+        <w:t xml:space="preserve"> </w:t>
+      </w:r>
+    </w:p>
+    <w:p>
+      <w:r>
+        <w:t>The proposed architecture illustrates the process from data collection to business reporting. The UCI dataset will be analysed and prepared using Python to develop and evaluate machine learning classification models. The findings will be presented through a Tableau dashboard and final report, supporting data-driven business recommendations.</w:t>
+      </w:r>
+    </w:p>
+    <w:p/>
     <w:p/>
     <w:p/>
     <w:p/>
@@ -1972,6 +2299,268 @@
 <file path=word/numbering.xml><?xml version="1.0" encoding="utf-8"?>
 <w:numbering xmlns:wpc="http://schemas.microsoft.com/office/word/2010/wordprocessingCanvas" xmlns:cx="http://schemas.microsoft.com/office/drawing/2014/chartex" xmlns:cx1="http://schemas.microsoft.com/office/drawing/2015/9/8/chartex" xmlns:cx2="http://schemas.microsoft.com/office/drawing/2015/10/21/chartex" xmlns:cx3="http://schemas.microsoft.com/office/drawing/2016/5/9/chartex" xmlns:cx4="http://schemas.microsoft.com/office/drawing/2016/5/10/chartex" xmlns:cx5="http://schemas.microsoft.com/office/drawing/2016/5/11/chartex" xmlns:cx6="http://schemas.microsoft.com/office/drawing/2016/5/12/chartex" xmlns:cx7="http://schemas.microsoft.com/office/drawing/2016/5/13/chartex" xmlns:cx8="http://schemas.microsoft.com/office/drawing/2016/5/14/chartex" xmlns:mc="http://schemas.openxmlformats.org/markup-compatibility/2006" xmlns:aink="http://schemas.microsoft.com/office/drawing/2016/ink" xmlns:am3d="http://schemas.microsoft.com/office/drawing/2017/model3d" xmlns:o="urn:schemas-microsoft-com:office:office" xmlns:oel="http://schemas.microsoft.com/office/2019/extlst" xmlns:r="http://schemas.openxmlformats.org/officeDocument/2006/relationships" xmlns:m="http://schemas.openxmlformats.org/officeDocument/2006/math" xmlns:v="urn:schemas-microsoft-com:vml" xmlns:wp14="http://schemas.microsoft.com/office/word/2010/wordprocessingDrawing" xmlns:wp="http://schemas.openxmlformats.org/drawingml/2006/wordprocessingDrawing" xmlns:w10="urn:schemas-microsoft-com:office:word" xmlns:w="http://schemas.openxmlformats.org/wordprocessingml/2006/main" xmlns:w14="http://schemas.microsoft.com/office/word/2010/wordml" xmlns:w15="http://schemas.microsoft.com/office/word/2012/wordml" xmlns:w16cex="http://schemas.microsoft.com/office/word/2018/wordml/cex" xmlns:w16cid="http://schemas.microsoft.com/office/word/2016/wordml/cid" xmlns:w16="http://schemas.microsoft.com/office/word/2018/wordml" xmlns:w16du="http://schemas.microsoft.com/office/word/2023/wordml/word16du" xmlns:w16sdtdh="http://schemas.microsoft.com/office/word/2020/wordml/sdtdatahash" xmlns:w16sdtfl="http://schemas.microsoft.com/office/word/2024/wordml/sdtformatlock" xmlns:w16se="http://schemas.microsoft.com/office/word/2015/wordml/symex" xmlns:wpg="http://schemas.microsoft.com/office/word/2010/wordprocessingGroup" xmlns:wpi="http://schemas.microsoft.com/office/word/2010/wordprocessingInk" xmlns:wne="http://schemas.microsoft.com/office/word/2006/wordml" xmlns:wps="http://schemas.microsoft.com/office/word/2010/wordprocessingShape" mc:Ignorable="w14 w15 w16se w16cid w16 w16cex w16sdtdh w16sdtfl w16du wp14">
   <w:abstractNum w:abstractNumId="0" w15:restartNumberingAfterBreak="0">
+    <w:nsid w:val="020E0CA3"/>
+    <w:multiLevelType w:val="hybridMultilevel"/>
+    <w:tmpl w:val="FD6842F4"/>
+    <w:lvl w:ilvl="0" w:tplc="18090001">
+      <w:start w:val="1"/>
+      <w:numFmt w:val="bullet"/>
+      <w:lvlText w:val=""/>
+      <w:lvlJc w:val="left"/>
+      <w:pPr>
+        <w:ind w:left="720" w:hanging="360"/>
+      </w:pPr>
+      <w:rPr>
+        <w:rFonts w:ascii="Symbol" w:hAnsi="Symbol" w:hint="default"/>
+      </w:rPr>
+    </w:lvl>
+    <w:lvl w:ilvl="1" w:tplc="18090003" w:tentative="1">
+      <w:start w:val="1"/>
+      <w:numFmt w:val="bullet"/>
+      <w:lvlText w:val="o"/>
+      <w:lvlJc w:val="left"/>
+      <w:pPr>
+        <w:ind w:left="1440" w:hanging="360"/>
+      </w:pPr>
+      <w:rPr>
+        <w:rFonts w:ascii="Courier New" w:hAnsi="Courier New" w:cs="Courier New" w:hint="default"/>
+      </w:rPr>
+    </w:lvl>
+    <w:lvl w:ilvl="2" w:tplc="18090005" w:tentative="1">
+      <w:start w:val="1"/>
+      <w:numFmt w:val="bullet"/>
+      <w:lvlText w:val=""/>
+      <w:lvlJc w:val="left"/>
+      <w:pPr>
+        <w:ind w:left="2160" w:hanging="360"/>
+      </w:pPr>
+      <w:rPr>
+        <w:rFonts w:ascii="Wingdings" w:hAnsi="Wingdings" w:hint="default"/>
+      </w:rPr>
+    </w:lvl>
+    <w:lvl w:ilvl="3" w:tplc="18090001" w:tentative="1">
+      <w:start w:val="1"/>
+      <w:numFmt w:val="bullet"/>
+      <w:lvlText w:val=""/>
+      <w:lvlJc w:val="left"/>
+      <w:pPr>
+        <w:ind w:left="2880" w:hanging="360"/>
+      </w:pPr>
+      <w:rPr>
+        <w:rFonts w:ascii="Symbol" w:hAnsi="Symbol" w:hint="default"/>
+      </w:rPr>
+    </w:lvl>
+    <w:lvl w:ilvl="4" w:tplc="18090003" w:tentative="1">
+      <w:start w:val="1"/>
+      <w:numFmt w:val="bullet"/>
+      <w:lvlText w:val="o"/>
+      <w:lvlJc w:val="left"/>
+      <w:pPr>
+        <w:ind w:left="3600" w:hanging="360"/>
+      </w:pPr>
+      <w:rPr>
+        <w:rFonts w:ascii="Courier New" w:hAnsi="Courier New" w:cs="Courier New" w:hint="default"/>
+      </w:rPr>
+    </w:lvl>
+    <w:lvl w:ilvl="5" w:tplc="18090005" w:tentative="1">
+      <w:start w:val="1"/>
+      <w:numFmt w:val="bullet"/>
+      <w:lvlText w:val=""/>
+      <w:lvlJc w:val="left"/>
+      <w:pPr>
+        <w:ind w:left="4320" w:hanging="360"/>
+      </w:pPr>
+      <w:rPr>
+        <w:rFonts w:ascii="Wingdings" w:hAnsi="Wingdings" w:hint="default"/>
+      </w:rPr>
+    </w:lvl>
+    <w:lvl w:ilvl="6" w:tplc="18090001" w:tentative="1">
+      <w:start w:val="1"/>
+      <w:numFmt w:val="bullet"/>
+      <w:lvlText w:val=""/>
+      <w:lvlJc w:val="left"/>
+      <w:pPr>
+        <w:ind w:left="5040" w:hanging="360"/>
+      </w:pPr>
+      <w:rPr>
+        <w:rFonts w:ascii="Symbol" w:hAnsi="Symbol" w:hint="default"/>
+      </w:rPr>
+    </w:lvl>
+    <w:lvl w:ilvl="7" w:tplc="18090003" w:tentative="1">
+      <w:start w:val="1"/>
+      <w:numFmt w:val="bullet"/>
+      <w:lvlText w:val="o"/>
+      <w:lvlJc w:val="left"/>
+      <w:pPr>
+        <w:ind w:left="5760" w:hanging="360"/>
+      </w:pPr>
+      <w:rPr>
+        <w:rFonts w:ascii="Courier New" w:hAnsi="Courier New" w:cs="Courier New" w:hint="default"/>
+      </w:rPr>
+    </w:lvl>
+    <w:lvl w:ilvl="8" w:tplc="18090005" w:tentative="1">
+      <w:start w:val="1"/>
+      <w:numFmt w:val="bullet"/>
+      <w:lvlText w:val=""/>
+      <w:lvlJc w:val="left"/>
+      <w:pPr>
+        <w:ind w:left="6480" w:hanging="360"/>
+      </w:pPr>
+      <w:rPr>
+        <w:rFonts w:ascii="Wingdings" w:hAnsi="Wingdings" w:hint="default"/>
+      </w:rPr>
+    </w:lvl>
+  </w:abstractNum>
+  <w:abstractNum w:abstractNumId="1" w15:restartNumberingAfterBreak="0">
+    <w:nsid w:val="04ED1CF6"/>
+    <w:multiLevelType w:val="multilevel"/>
+    <w:tmpl w:val="6826E63A"/>
+    <w:lvl w:ilvl="0">
+      <w:start w:val="1"/>
+      <w:numFmt w:val="bullet"/>
+      <w:lvlText w:val=""/>
+      <w:lvlJc w:val="left"/>
+      <w:pPr>
+        <w:tabs>
+          <w:tab w:val="num" w:pos="720"/>
+        </w:tabs>
+        <w:ind w:left="720" w:hanging="360"/>
+      </w:pPr>
+      <w:rPr>
+        <w:rFonts w:ascii="Symbol" w:hAnsi="Symbol" w:hint="default"/>
+        <w:sz w:val="20"/>
+      </w:rPr>
+    </w:lvl>
+    <w:lvl w:ilvl="1" w:tentative="1">
+      <w:start w:val="1"/>
+      <w:numFmt w:val="bullet"/>
+      <w:lvlText w:val="o"/>
+      <w:lvlJc w:val="left"/>
+      <w:pPr>
+        <w:tabs>
+          <w:tab w:val="num" w:pos="1440"/>
+        </w:tabs>
+        <w:ind w:left="1440" w:hanging="360"/>
+      </w:pPr>
+      <w:rPr>
+        <w:rFonts w:ascii="Courier New" w:hAnsi="Courier New" w:hint="default"/>
+        <w:sz w:val="20"/>
+      </w:rPr>
+    </w:lvl>
+    <w:lvl w:ilvl="2" w:tentative="1">
+      <w:start w:val="1"/>
+      <w:numFmt w:val="bullet"/>
+      <w:lvlText w:val=""/>
+      <w:lvlJc w:val="left"/>
+      <w:pPr>
+        <w:tabs>
+          <w:tab w:val="num" w:pos="2160"/>
+        </w:tabs>
+        <w:ind w:left="2160" w:hanging="360"/>
+      </w:pPr>
+      <w:rPr>
+        <w:rFonts w:ascii="Wingdings" w:hAnsi="Wingdings" w:hint="default"/>
+        <w:sz w:val="20"/>
+      </w:rPr>
+    </w:lvl>
+    <w:lvl w:ilvl="3" w:tentative="1">
+      <w:start w:val="1"/>
+      <w:numFmt w:val="bullet"/>
+      <w:lvlText w:val=""/>
+      <w:lvlJc w:val="left"/>
+      <w:pPr>
+        <w:tabs>
+          <w:tab w:val="num" w:pos="2880"/>
+        </w:tabs>
+        <w:ind w:left="2880" w:hanging="360"/>
+      </w:pPr>
+      <w:rPr>
+        <w:rFonts w:ascii="Wingdings" w:hAnsi="Wingdings" w:hint="default"/>
+        <w:sz w:val="20"/>
+      </w:rPr>
+    </w:lvl>
+    <w:lvl w:ilvl="4" w:tentative="1">
+      <w:start w:val="1"/>
+      <w:numFmt w:val="bullet"/>
+      <w:lvlText w:val=""/>
+      <w:lvlJc w:val="left"/>
+      <w:pPr>
+        <w:tabs>
+          <w:tab w:val="num" w:pos="3600"/>
+        </w:tabs>
+        <w:ind w:left="3600" w:hanging="360"/>
+      </w:pPr>
+      <w:rPr>
+        <w:rFonts w:ascii="Wingdings" w:hAnsi="Wingdings" w:hint="default"/>
+        <w:sz w:val="20"/>
+      </w:rPr>
+    </w:lvl>
+    <w:lvl w:ilvl="5" w:tentative="1">
+      <w:start w:val="1"/>
+      <w:numFmt w:val="bullet"/>
+      <w:lvlText w:val=""/>
+      <w:lvlJc w:val="left"/>
+      <w:pPr>
+        <w:tabs>
+          <w:tab w:val="num" w:pos="4320"/>
+        </w:tabs>
+        <w:ind w:left="4320" w:hanging="360"/>
+      </w:pPr>
+      <w:rPr>
+        <w:rFonts w:ascii="Wingdings" w:hAnsi="Wingdings" w:hint="default"/>
+        <w:sz w:val="20"/>
+      </w:rPr>
+    </w:lvl>
+    <w:lvl w:ilvl="6" w:tentative="1">
+      <w:start w:val="1"/>
+      <w:numFmt w:val="bullet"/>
+      <w:lvlText w:val=""/>
+      <w:lvlJc w:val="left"/>
+      <w:pPr>
+        <w:tabs>
+          <w:tab w:val="num" w:pos="5040"/>
+        </w:tabs>
+        <w:ind w:left="5040" w:hanging="360"/>
+      </w:pPr>
+      <w:rPr>
+        <w:rFonts w:ascii="Wingdings" w:hAnsi="Wingdings" w:hint="default"/>
+        <w:sz w:val="20"/>
+      </w:rPr>
+    </w:lvl>
+    <w:lvl w:ilvl="7" w:tentative="1">
+      <w:start w:val="1"/>
+      <w:numFmt w:val="bullet"/>
+      <w:lvlText w:val=""/>
+      <w:lvlJc w:val="left"/>
+      <w:pPr>
+        <w:tabs>
+          <w:tab w:val="num" w:pos="5760"/>
+        </w:tabs>
+        <w:ind w:left="5760" w:hanging="360"/>
+      </w:pPr>
+      <w:rPr>
+        <w:rFonts w:ascii="Wingdings" w:hAnsi="Wingdings" w:hint="default"/>
+        <w:sz w:val="20"/>
+      </w:rPr>
+    </w:lvl>
+    <w:lvl w:ilvl="8" w:tentative="1">
+      <w:start w:val="1"/>
+      <w:numFmt w:val="bullet"/>
+      <w:lvlText w:val=""/>
+      <w:lvlJc w:val="left"/>
+      <w:pPr>
+        <w:tabs>
+          <w:tab w:val="num" w:pos="6480"/>
+        </w:tabs>
+        <w:ind w:left="6480" w:hanging="360"/>
+      </w:pPr>
+      <w:rPr>
+        <w:rFonts w:ascii="Wingdings" w:hAnsi="Wingdings" w:hint="default"/>
+        <w:sz w:val="20"/>
+      </w:rPr>
+    </w:lvl>
+  </w:abstractNum>
+  <w:abstractNum w:abstractNumId="2" w15:restartNumberingAfterBreak="0">
     <w:nsid w:val="07434A6D"/>
     <w:multiLevelType w:val="multilevel"/>
     <w:tmpl w:val="3EB05186"/>
@@ -2057,14 +2646,298 @@
       </w:pPr>
     </w:lvl>
   </w:abstractNum>
-  <w:abstractNum w:abstractNumId="1" w15:restartNumberingAfterBreak="0">
+  <w:abstractNum w:abstractNumId="3" w15:restartNumberingAfterBreak="0">
+    <w:nsid w:val="0A5C2599"/>
+    <w:multiLevelType w:val="hybridMultilevel"/>
+    <w:tmpl w:val="55BC89BE"/>
+    <w:lvl w:ilvl="0" w:tplc="18090001">
+      <w:start w:val="1"/>
+      <w:numFmt w:val="bullet"/>
+      <w:lvlText w:val=""/>
+      <w:lvlJc w:val="left"/>
+      <w:pPr>
+        <w:ind w:left="720" w:hanging="360"/>
+      </w:pPr>
+      <w:rPr>
+        <w:rFonts w:ascii="Symbol" w:hAnsi="Symbol" w:hint="default"/>
+      </w:rPr>
+    </w:lvl>
+    <w:lvl w:ilvl="1" w:tplc="18090003" w:tentative="1">
+      <w:start w:val="1"/>
+      <w:numFmt w:val="bullet"/>
+      <w:lvlText w:val="o"/>
+      <w:lvlJc w:val="left"/>
+      <w:pPr>
+        <w:ind w:left="1440" w:hanging="360"/>
+      </w:pPr>
+      <w:rPr>
+        <w:rFonts w:ascii="Courier New" w:hAnsi="Courier New" w:cs="Courier New" w:hint="default"/>
+      </w:rPr>
+    </w:lvl>
+    <w:lvl w:ilvl="2" w:tplc="18090005" w:tentative="1">
+      <w:start w:val="1"/>
+      <w:numFmt w:val="bullet"/>
+      <w:lvlText w:val=""/>
+      <w:lvlJc w:val="left"/>
+      <w:pPr>
+        <w:ind w:left="2160" w:hanging="360"/>
+      </w:pPr>
+      <w:rPr>
+        <w:rFonts w:ascii="Wingdings" w:hAnsi="Wingdings" w:hint="default"/>
+      </w:rPr>
+    </w:lvl>
+    <w:lvl w:ilvl="3" w:tplc="18090001" w:tentative="1">
+      <w:start w:val="1"/>
+      <w:numFmt w:val="bullet"/>
+      <w:lvlText w:val=""/>
+      <w:lvlJc w:val="left"/>
+      <w:pPr>
+        <w:ind w:left="2880" w:hanging="360"/>
+      </w:pPr>
+      <w:rPr>
+        <w:rFonts w:ascii="Symbol" w:hAnsi="Symbol" w:hint="default"/>
+      </w:rPr>
+    </w:lvl>
+    <w:lvl w:ilvl="4" w:tplc="18090003" w:tentative="1">
+      <w:start w:val="1"/>
+      <w:numFmt w:val="bullet"/>
+      <w:lvlText w:val="o"/>
+      <w:lvlJc w:val="left"/>
+      <w:pPr>
+        <w:ind w:left="3600" w:hanging="360"/>
+      </w:pPr>
+      <w:rPr>
+        <w:rFonts w:ascii="Courier New" w:hAnsi="Courier New" w:cs="Courier New" w:hint="default"/>
+      </w:rPr>
+    </w:lvl>
+    <w:lvl w:ilvl="5" w:tplc="18090005" w:tentative="1">
+      <w:start w:val="1"/>
+      <w:numFmt w:val="bullet"/>
+      <w:lvlText w:val=""/>
+      <w:lvlJc w:val="left"/>
+      <w:pPr>
+        <w:ind w:left="4320" w:hanging="360"/>
+      </w:pPr>
+      <w:rPr>
+        <w:rFonts w:ascii="Wingdings" w:hAnsi="Wingdings" w:hint="default"/>
+      </w:rPr>
+    </w:lvl>
+    <w:lvl w:ilvl="6" w:tplc="18090001" w:tentative="1">
+      <w:start w:val="1"/>
+      <w:numFmt w:val="bullet"/>
+      <w:lvlText w:val=""/>
+      <w:lvlJc w:val="left"/>
+      <w:pPr>
+        <w:ind w:left="5040" w:hanging="360"/>
+      </w:pPr>
+      <w:rPr>
+        <w:rFonts w:ascii="Symbol" w:hAnsi="Symbol" w:hint="default"/>
+      </w:rPr>
+    </w:lvl>
+    <w:lvl w:ilvl="7" w:tplc="18090003" w:tentative="1">
+      <w:start w:val="1"/>
+      <w:numFmt w:val="bullet"/>
+      <w:lvlText w:val="o"/>
+      <w:lvlJc w:val="left"/>
+      <w:pPr>
+        <w:ind w:left="5760" w:hanging="360"/>
+      </w:pPr>
+      <w:rPr>
+        <w:rFonts w:ascii="Courier New" w:hAnsi="Courier New" w:cs="Courier New" w:hint="default"/>
+      </w:rPr>
+    </w:lvl>
+    <w:lvl w:ilvl="8" w:tplc="18090005" w:tentative="1">
+      <w:start w:val="1"/>
+      <w:numFmt w:val="bullet"/>
+      <w:lvlText w:val=""/>
+      <w:lvlJc w:val="left"/>
+      <w:pPr>
+        <w:ind w:left="6480" w:hanging="360"/>
+      </w:pPr>
+      <w:rPr>
+        <w:rFonts w:ascii="Wingdings" w:hAnsi="Wingdings" w:hint="default"/>
+      </w:rPr>
+    </w:lvl>
+  </w:abstractNum>
+  <w:abstractNum w:abstractNumId="4" w15:restartNumberingAfterBreak="0">
     <w:nsid w:val="165A2448"/>
+    <w:multiLevelType w:val="multilevel"/>
+    <w:tmpl w:val="C5CE2D08"/>
+    <w:lvl w:ilvl="0">
+      <w:start w:val="1"/>
+      <w:numFmt w:val="decimal"/>
+      <w:lvlText w:val="%1"/>
+      <w:lvlJc w:val="left"/>
+      <w:pPr>
+        <w:ind w:left="432" w:hanging="432"/>
+      </w:pPr>
+    </w:lvl>
+    <w:lvl w:ilvl="1">
+      <w:start w:val="1"/>
+      <w:numFmt w:val="decimal"/>
+      <w:lvlText w:val="%1.%2"/>
+      <w:lvlJc w:val="left"/>
+      <w:pPr>
+        <w:ind w:left="576" w:hanging="576"/>
+      </w:pPr>
+    </w:lvl>
+    <w:lvl w:ilvl="2">
+      <w:start w:val="1"/>
+      <w:numFmt w:val="decimal"/>
+      <w:lvlText w:val="%1.%2.%3"/>
+      <w:lvlJc w:val="left"/>
+      <w:pPr>
+        <w:ind w:left="720" w:hanging="720"/>
+      </w:pPr>
+    </w:lvl>
+    <w:lvl w:ilvl="3">
+      <w:start w:val="1"/>
+      <w:numFmt w:val="decimal"/>
+      <w:lvlText w:val="%1.%2.%3.%4"/>
+      <w:lvlJc w:val="left"/>
+      <w:pPr>
+        <w:ind w:left="864" w:hanging="864"/>
+      </w:pPr>
+    </w:lvl>
+    <w:lvl w:ilvl="4">
+      <w:start w:val="1"/>
+      <w:numFmt w:val="decimal"/>
+      <w:lvlText w:val="%1.%2.%3.%4.%5"/>
+      <w:lvlJc w:val="left"/>
+      <w:pPr>
+        <w:ind w:left="1008" w:hanging="1008"/>
+      </w:pPr>
+    </w:lvl>
+    <w:lvl w:ilvl="5">
+      <w:start w:val="1"/>
+      <w:numFmt w:val="decimal"/>
+      <w:lvlText w:val="%1.%2.%3.%4.%5.%6"/>
+      <w:lvlJc w:val="left"/>
+      <w:pPr>
+        <w:ind w:left="1152" w:hanging="1152"/>
+      </w:pPr>
+    </w:lvl>
+    <w:lvl w:ilvl="6">
+      <w:start w:val="1"/>
+      <w:numFmt w:val="decimal"/>
+      <w:lvlText w:val="%1.%2.%3.%4.%5.%6.%7"/>
+      <w:lvlJc w:val="left"/>
+      <w:pPr>
+        <w:ind w:left="1296" w:hanging="1296"/>
+      </w:pPr>
+    </w:lvl>
+    <w:lvl w:ilvl="7">
+      <w:start w:val="1"/>
+      <w:numFmt w:val="decimal"/>
+      <w:lvlText w:val="%1.%2.%3.%4.%5.%6.%7.%8"/>
+      <w:lvlJc w:val="left"/>
+      <w:pPr>
+        <w:ind w:left="1440" w:hanging="1440"/>
+      </w:pPr>
+    </w:lvl>
+    <w:lvl w:ilvl="8">
+      <w:start w:val="1"/>
+      <w:numFmt w:val="decimal"/>
+      <w:lvlText w:val="%1.%2.%3.%4.%5.%6.%7.%8.%9"/>
+      <w:lvlJc w:val="left"/>
+      <w:pPr>
+        <w:ind w:left="1584" w:hanging="1584"/>
+      </w:pPr>
+    </w:lvl>
+  </w:abstractNum>
+  <w:abstractNum w:abstractNumId="5" w15:restartNumberingAfterBreak="0">
+    <w:nsid w:val="1FB75C42"/>
+    <w:multiLevelType w:val="hybridMultilevel"/>
+    <w:tmpl w:val="49CC9580"/>
+    <w:lvl w:ilvl="0" w:tplc="1809000F">
+      <w:start w:val="1"/>
+      <w:numFmt w:val="decimal"/>
+      <w:lvlText w:val="%1."/>
+      <w:lvlJc w:val="left"/>
+      <w:pPr>
+        <w:ind w:left="1440" w:hanging="360"/>
+      </w:pPr>
+    </w:lvl>
+    <w:lvl w:ilvl="1" w:tplc="18090019" w:tentative="1">
+      <w:start w:val="1"/>
+      <w:numFmt w:val="lowerLetter"/>
+      <w:lvlText w:val="%2."/>
+      <w:lvlJc w:val="left"/>
+      <w:pPr>
+        <w:ind w:left="2160" w:hanging="360"/>
+      </w:pPr>
+    </w:lvl>
+    <w:lvl w:ilvl="2" w:tplc="1809001B" w:tentative="1">
+      <w:start w:val="1"/>
+      <w:numFmt w:val="lowerRoman"/>
+      <w:lvlText w:val="%3."/>
+      <w:lvlJc w:val="right"/>
+      <w:pPr>
+        <w:ind w:left="2880" w:hanging="180"/>
+      </w:pPr>
+    </w:lvl>
+    <w:lvl w:ilvl="3" w:tplc="1809000F" w:tentative="1">
+      <w:start w:val="1"/>
+      <w:numFmt w:val="decimal"/>
+      <w:lvlText w:val="%4."/>
+      <w:lvlJc w:val="left"/>
+      <w:pPr>
+        <w:ind w:left="3600" w:hanging="360"/>
+      </w:pPr>
+    </w:lvl>
+    <w:lvl w:ilvl="4" w:tplc="18090019" w:tentative="1">
+      <w:start w:val="1"/>
+      <w:numFmt w:val="lowerLetter"/>
+      <w:lvlText w:val="%5."/>
+      <w:lvlJc w:val="left"/>
+      <w:pPr>
+        <w:ind w:left="4320" w:hanging="360"/>
+      </w:pPr>
+    </w:lvl>
+    <w:lvl w:ilvl="5" w:tplc="1809001B" w:tentative="1">
+      <w:start w:val="1"/>
+      <w:numFmt w:val="lowerRoman"/>
+      <w:lvlText w:val="%6."/>
+      <w:lvlJc w:val="right"/>
+      <w:pPr>
+        <w:ind w:left="5040" w:hanging="180"/>
+      </w:pPr>
+    </w:lvl>
+    <w:lvl w:ilvl="6" w:tplc="1809000F" w:tentative="1">
+      <w:start w:val="1"/>
+      <w:numFmt w:val="decimal"/>
+      <w:lvlText w:val="%7."/>
+      <w:lvlJc w:val="left"/>
+      <w:pPr>
+        <w:ind w:left="5760" w:hanging="360"/>
+      </w:pPr>
+    </w:lvl>
+    <w:lvl w:ilvl="7" w:tplc="18090019" w:tentative="1">
+      <w:start w:val="1"/>
+      <w:numFmt w:val="lowerLetter"/>
+      <w:lvlText w:val="%8."/>
+      <w:lvlJc w:val="left"/>
+      <w:pPr>
+        <w:ind w:left="6480" w:hanging="360"/>
+      </w:pPr>
+    </w:lvl>
+    <w:lvl w:ilvl="8" w:tplc="1809001B" w:tentative="1">
+      <w:start w:val="1"/>
+      <w:numFmt w:val="lowerRoman"/>
+      <w:lvlText w:val="%9."/>
+      <w:lvlJc w:val="right"/>
+      <w:pPr>
+        <w:ind w:left="7200" w:hanging="180"/>
+      </w:pPr>
+    </w:lvl>
+  </w:abstractNum>
+  <w:abstractNum w:abstractNumId="6" w15:restartNumberingAfterBreak="0">
+    <w:nsid w:val="23CD32C2"/>
     <w:multiLevelType w:val="multilevel"/>
     <w:tmpl w:val="18090025"/>
     <w:lvl w:ilvl="0">
       <w:start w:val="1"/>
       <w:numFmt w:val="decimal"/>
-      <w:pStyle w:val="Heading1"/>
       <w:lvlText w:val="%1"/>
       <w:lvlJc w:val="left"/>
       <w:pPr>
@@ -2074,7 +2947,6 @@
     <w:lvl w:ilvl="1">
       <w:start w:val="1"/>
       <w:numFmt w:val="decimal"/>
-      <w:pStyle w:val="Heading2"/>
       <w:lvlText w:val="%1.%2"/>
       <w:lvlJc w:val="left"/>
       <w:pPr>
@@ -2084,7 +2956,6 @@
     <w:lvl w:ilvl="2">
       <w:start w:val="1"/>
       <w:numFmt w:val="decimal"/>
-      <w:pStyle w:val="Heading3"/>
       <w:lvlText w:val="%1.%2.%3"/>
       <w:lvlJc w:val="left"/>
       <w:pPr>
@@ -2094,7 +2965,6 @@
     <w:lvl w:ilvl="3">
       <w:start w:val="1"/>
       <w:numFmt w:val="decimal"/>
-      <w:pStyle w:val="Heading4"/>
       <w:lvlText w:val="%1.%2.%3.%4"/>
       <w:lvlJc w:val="left"/>
       <w:pPr>
@@ -2104,7 +2974,6 @@
     <w:lvl w:ilvl="4">
       <w:start w:val="1"/>
       <w:numFmt w:val="decimal"/>
-      <w:pStyle w:val="Heading5"/>
       <w:lvlText w:val="%1.%2.%3.%4.%5"/>
       <w:lvlJc w:val="left"/>
       <w:pPr>
@@ -2114,7 +2983,6 @@
     <w:lvl w:ilvl="5">
       <w:start w:val="1"/>
       <w:numFmt w:val="decimal"/>
-      <w:pStyle w:val="Heading6"/>
       <w:lvlText w:val="%1.%2.%3.%4.%5.%6"/>
       <w:lvlJc w:val="left"/>
       <w:pPr>
@@ -2124,7 +2992,6 @@
     <w:lvl w:ilvl="6">
       <w:start w:val="1"/>
       <w:numFmt w:val="decimal"/>
-      <w:pStyle w:val="Heading7"/>
       <w:lvlText w:val="%1.%2.%3.%4.%5.%6.%7"/>
       <w:lvlJc w:val="left"/>
       <w:pPr>
@@ -2134,7 +3001,6 @@
     <w:lvl w:ilvl="7">
       <w:start w:val="1"/>
       <w:numFmt w:val="decimal"/>
-      <w:pStyle w:val="Heading8"/>
       <w:lvlText w:val="%1.%2.%3.%4.%5.%6.%7.%8"/>
       <w:lvlJc w:val="left"/>
       <w:pPr>
@@ -2144,7 +3010,6 @@
     <w:lvl w:ilvl="8">
       <w:start w:val="1"/>
       <w:numFmt w:val="decimal"/>
-      <w:pStyle w:val="Heading9"/>
       <w:lvlText w:val="%1.%2.%3.%4.%5.%6.%7.%8.%9"/>
       <w:lvlJc w:val="left"/>
       <w:pPr>
@@ -2152,10 +3017,557 @@
       </w:pPr>
     </w:lvl>
   </w:abstractNum>
-  <w:abstractNum w:abstractNumId="2" w15:restartNumberingAfterBreak="0">
+  <w:abstractNum w:abstractNumId="7" w15:restartNumberingAfterBreak="0">
+    <w:nsid w:val="36E7080E"/>
+    <w:multiLevelType w:val="hybridMultilevel"/>
+    <w:tmpl w:val="4C5CD92E"/>
+    <w:lvl w:ilvl="0" w:tplc="18090001">
+      <w:start w:val="1"/>
+      <w:numFmt w:val="bullet"/>
+      <w:lvlText w:val=""/>
+      <w:lvlJc w:val="left"/>
+      <w:pPr>
+        <w:ind w:left="720" w:hanging="360"/>
+      </w:pPr>
+      <w:rPr>
+        <w:rFonts w:ascii="Symbol" w:hAnsi="Symbol" w:hint="default"/>
+      </w:rPr>
+    </w:lvl>
+    <w:lvl w:ilvl="1" w:tplc="18090003" w:tentative="1">
+      <w:start w:val="1"/>
+      <w:numFmt w:val="bullet"/>
+      <w:lvlText w:val="o"/>
+      <w:lvlJc w:val="left"/>
+      <w:pPr>
+        <w:ind w:left="1440" w:hanging="360"/>
+      </w:pPr>
+      <w:rPr>
+        <w:rFonts w:ascii="Courier New" w:hAnsi="Courier New" w:cs="Courier New" w:hint="default"/>
+      </w:rPr>
+    </w:lvl>
+    <w:lvl w:ilvl="2" w:tplc="18090005" w:tentative="1">
+      <w:start w:val="1"/>
+      <w:numFmt w:val="bullet"/>
+      <w:lvlText w:val=""/>
+      <w:lvlJc w:val="left"/>
+      <w:pPr>
+        <w:ind w:left="2160" w:hanging="360"/>
+      </w:pPr>
+      <w:rPr>
+        <w:rFonts w:ascii="Wingdings" w:hAnsi="Wingdings" w:hint="default"/>
+      </w:rPr>
+    </w:lvl>
+    <w:lvl w:ilvl="3" w:tplc="18090001" w:tentative="1">
+      <w:start w:val="1"/>
+      <w:numFmt w:val="bullet"/>
+      <w:lvlText w:val=""/>
+      <w:lvlJc w:val="left"/>
+      <w:pPr>
+        <w:ind w:left="2880" w:hanging="360"/>
+      </w:pPr>
+      <w:rPr>
+        <w:rFonts w:ascii="Symbol" w:hAnsi="Symbol" w:hint="default"/>
+      </w:rPr>
+    </w:lvl>
+    <w:lvl w:ilvl="4" w:tplc="18090003" w:tentative="1">
+      <w:start w:val="1"/>
+      <w:numFmt w:val="bullet"/>
+      <w:lvlText w:val="o"/>
+      <w:lvlJc w:val="left"/>
+      <w:pPr>
+        <w:ind w:left="3600" w:hanging="360"/>
+      </w:pPr>
+      <w:rPr>
+        <w:rFonts w:ascii="Courier New" w:hAnsi="Courier New" w:cs="Courier New" w:hint="default"/>
+      </w:rPr>
+    </w:lvl>
+    <w:lvl w:ilvl="5" w:tplc="18090005" w:tentative="1">
+      <w:start w:val="1"/>
+      <w:numFmt w:val="bullet"/>
+      <w:lvlText w:val=""/>
+      <w:lvlJc w:val="left"/>
+      <w:pPr>
+        <w:ind w:left="4320" w:hanging="360"/>
+      </w:pPr>
+      <w:rPr>
+        <w:rFonts w:ascii="Wingdings" w:hAnsi="Wingdings" w:hint="default"/>
+      </w:rPr>
+    </w:lvl>
+    <w:lvl w:ilvl="6" w:tplc="18090001" w:tentative="1">
+      <w:start w:val="1"/>
+      <w:numFmt w:val="bullet"/>
+      <w:lvlText w:val=""/>
+      <w:lvlJc w:val="left"/>
+      <w:pPr>
+        <w:ind w:left="5040" w:hanging="360"/>
+      </w:pPr>
+      <w:rPr>
+        <w:rFonts w:ascii="Symbol" w:hAnsi="Symbol" w:hint="default"/>
+      </w:rPr>
+    </w:lvl>
+    <w:lvl w:ilvl="7" w:tplc="18090003" w:tentative="1">
+      <w:start w:val="1"/>
+      <w:numFmt w:val="bullet"/>
+      <w:lvlText w:val="o"/>
+      <w:lvlJc w:val="left"/>
+      <w:pPr>
+        <w:ind w:left="5760" w:hanging="360"/>
+      </w:pPr>
+      <w:rPr>
+        <w:rFonts w:ascii="Courier New" w:hAnsi="Courier New" w:cs="Courier New" w:hint="default"/>
+      </w:rPr>
+    </w:lvl>
+    <w:lvl w:ilvl="8" w:tplc="18090005" w:tentative="1">
+      <w:start w:val="1"/>
+      <w:numFmt w:val="bullet"/>
+      <w:lvlText w:val=""/>
+      <w:lvlJc w:val="left"/>
+      <w:pPr>
+        <w:ind w:left="6480" w:hanging="360"/>
+      </w:pPr>
+      <w:rPr>
+        <w:rFonts w:ascii="Wingdings" w:hAnsi="Wingdings" w:hint="default"/>
+      </w:rPr>
+    </w:lvl>
+  </w:abstractNum>
+  <w:abstractNum w:abstractNumId="8" w15:restartNumberingAfterBreak="0">
+    <w:nsid w:val="40082318"/>
+    <w:multiLevelType w:val="multilevel"/>
+    <w:tmpl w:val="F2427B26"/>
+    <w:lvl w:ilvl="0">
+      <w:start w:val="1"/>
+      <w:numFmt w:val="bullet"/>
+      <w:lvlText w:val=""/>
+      <w:lvlJc w:val="left"/>
+      <w:pPr>
+        <w:tabs>
+          <w:tab w:val="num" w:pos="720"/>
+        </w:tabs>
+        <w:ind w:left="720" w:hanging="360"/>
+      </w:pPr>
+      <w:rPr>
+        <w:rFonts w:ascii="Symbol" w:hAnsi="Symbol" w:hint="default"/>
+        <w:sz w:val="20"/>
+      </w:rPr>
+    </w:lvl>
+    <w:lvl w:ilvl="1" w:tentative="1">
+      <w:start w:val="1"/>
+      <w:numFmt w:val="bullet"/>
+      <w:lvlText w:val="o"/>
+      <w:lvlJc w:val="left"/>
+      <w:pPr>
+        <w:tabs>
+          <w:tab w:val="num" w:pos="1440"/>
+        </w:tabs>
+        <w:ind w:left="1440" w:hanging="360"/>
+      </w:pPr>
+      <w:rPr>
+        <w:rFonts w:ascii="Courier New" w:hAnsi="Courier New" w:hint="default"/>
+        <w:sz w:val="20"/>
+      </w:rPr>
+    </w:lvl>
+    <w:lvl w:ilvl="2" w:tentative="1">
+      <w:start w:val="1"/>
+      <w:numFmt w:val="bullet"/>
+      <w:lvlText w:val=""/>
+      <w:lvlJc w:val="left"/>
+      <w:pPr>
+        <w:tabs>
+          <w:tab w:val="num" w:pos="2160"/>
+        </w:tabs>
+        <w:ind w:left="2160" w:hanging="360"/>
+      </w:pPr>
+      <w:rPr>
+        <w:rFonts w:ascii="Wingdings" w:hAnsi="Wingdings" w:hint="default"/>
+        <w:sz w:val="20"/>
+      </w:rPr>
+    </w:lvl>
+    <w:lvl w:ilvl="3" w:tentative="1">
+      <w:start w:val="1"/>
+      <w:numFmt w:val="bullet"/>
+      <w:lvlText w:val=""/>
+      <w:lvlJc w:val="left"/>
+      <w:pPr>
+        <w:tabs>
+          <w:tab w:val="num" w:pos="2880"/>
+        </w:tabs>
+        <w:ind w:left="2880" w:hanging="360"/>
+      </w:pPr>
+      <w:rPr>
+        <w:rFonts w:ascii="Wingdings" w:hAnsi="Wingdings" w:hint="default"/>
+        <w:sz w:val="20"/>
+      </w:rPr>
+    </w:lvl>
+    <w:lvl w:ilvl="4" w:tentative="1">
+      <w:start w:val="1"/>
+      <w:numFmt w:val="bullet"/>
+      <w:lvlText w:val=""/>
+      <w:lvlJc w:val="left"/>
+      <w:pPr>
+        <w:tabs>
+          <w:tab w:val="num" w:pos="3600"/>
+        </w:tabs>
+        <w:ind w:left="3600" w:hanging="360"/>
+      </w:pPr>
+      <w:rPr>
+        <w:rFonts w:ascii="Wingdings" w:hAnsi="Wingdings" w:hint="default"/>
+        <w:sz w:val="20"/>
+      </w:rPr>
+    </w:lvl>
+    <w:lvl w:ilvl="5" w:tentative="1">
+      <w:start w:val="1"/>
+      <w:numFmt w:val="bullet"/>
+      <w:lvlText w:val=""/>
+      <w:lvlJc w:val="left"/>
+      <w:pPr>
+        <w:tabs>
+          <w:tab w:val="num" w:pos="4320"/>
+        </w:tabs>
+        <w:ind w:left="4320" w:hanging="360"/>
+      </w:pPr>
+      <w:rPr>
+        <w:rFonts w:ascii="Wingdings" w:hAnsi="Wingdings" w:hint="default"/>
+        <w:sz w:val="20"/>
+      </w:rPr>
+    </w:lvl>
+    <w:lvl w:ilvl="6" w:tentative="1">
+      <w:start w:val="1"/>
+      <w:numFmt w:val="bullet"/>
+      <w:lvlText w:val=""/>
+      <w:lvlJc w:val="left"/>
+      <w:pPr>
+        <w:tabs>
+          <w:tab w:val="num" w:pos="5040"/>
+        </w:tabs>
+        <w:ind w:left="5040" w:hanging="360"/>
+      </w:pPr>
+      <w:rPr>
+        <w:rFonts w:ascii="Wingdings" w:hAnsi="Wingdings" w:hint="default"/>
+        <w:sz w:val="20"/>
+      </w:rPr>
+    </w:lvl>
+    <w:lvl w:ilvl="7" w:tentative="1">
+      <w:start w:val="1"/>
+      <w:numFmt w:val="bullet"/>
+      <w:lvlText w:val=""/>
+      <w:lvlJc w:val="left"/>
+      <w:pPr>
+        <w:tabs>
+          <w:tab w:val="num" w:pos="5760"/>
+        </w:tabs>
+        <w:ind w:left="5760" w:hanging="360"/>
+      </w:pPr>
+      <w:rPr>
+        <w:rFonts w:ascii="Wingdings" w:hAnsi="Wingdings" w:hint="default"/>
+        <w:sz w:val="20"/>
+      </w:rPr>
+    </w:lvl>
+    <w:lvl w:ilvl="8" w:tentative="1">
+      <w:start w:val="1"/>
+      <w:numFmt w:val="bullet"/>
+      <w:lvlText w:val=""/>
+      <w:lvlJc w:val="left"/>
+      <w:pPr>
+        <w:tabs>
+          <w:tab w:val="num" w:pos="6480"/>
+        </w:tabs>
+        <w:ind w:left="6480" w:hanging="360"/>
+      </w:pPr>
+      <w:rPr>
+        <w:rFonts w:ascii="Wingdings" w:hAnsi="Wingdings" w:hint="default"/>
+        <w:sz w:val="20"/>
+      </w:rPr>
+    </w:lvl>
+  </w:abstractNum>
+  <w:abstractNum w:abstractNumId="9" w15:restartNumberingAfterBreak="0">
+    <w:nsid w:val="4C3E34D7"/>
+    <w:multiLevelType w:val="multilevel"/>
+    <w:tmpl w:val="68E8ED24"/>
+    <w:lvl w:ilvl="0">
+      <w:start w:val="1"/>
+      <w:numFmt w:val="decimal"/>
+      <w:lvlText w:val="%1"/>
+      <w:lvlJc w:val="left"/>
+      <w:pPr>
+        <w:ind w:left="432" w:hanging="432"/>
+      </w:pPr>
+    </w:lvl>
+    <w:lvl w:ilvl="1">
+      <w:start w:val="1"/>
+      <w:numFmt w:val="decimal"/>
+      <w:lvlText w:val="%1.%2"/>
+      <w:lvlJc w:val="left"/>
+      <w:pPr>
+        <w:ind w:left="576" w:hanging="576"/>
+      </w:pPr>
+    </w:lvl>
+    <w:lvl w:ilvl="2">
+      <w:start w:val="1"/>
+      <w:numFmt w:val="decimal"/>
+      <w:lvlText w:val="%1.%2.%3"/>
+      <w:lvlJc w:val="left"/>
+      <w:pPr>
+        <w:ind w:left="720" w:hanging="720"/>
+      </w:pPr>
+    </w:lvl>
+    <w:lvl w:ilvl="3">
+      <w:start w:val="1"/>
+      <w:numFmt w:val="decimal"/>
+      <w:lvlText w:val="%1.%2.%3.%4"/>
+      <w:lvlJc w:val="left"/>
+      <w:pPr>
+        <w:ind w:left="864" w:hanging="864"/>
+      </w:pPr>
+    </w:lvl>
+    <w:lvl w:ilvl="4">
+      <w:start w:val="1"/>
+      <w:numFmt w:val="decimal"/>
+      <w:lvlText w:val="%1.%2.%3.%4.%5"/>
+      <w:lvlJc w:val="left"/>
+      <w:pPr>
+        <w:ind w:left="1008" w:hanging="1008"/>
+      </w:pPr>
+    </w:lvl>
+    <w:lvl w:ilvl="5">
+      <w:start w:val="1"/>
+      <w:numFmt w:val="decimal"/>
+      <w:lvlText w:val="%1.%2.%3.%4.%5.%6"/>
+      <w:lvlJc w:val="left"/>
+      <w:pPr>
+        <w:ind w:left="1152" w:hanging="1152"/>
+      </w:pPr>
+    </w:lvl>
+    <w:lvl w:ilvl="6">
+      <w:start w:val="1"/>
+      <w:numFmt w:val="decimal"/>
+      <w:lvlText w:val="%1.%2.%3.%4.%5.%6.%7"/>
+      <w:lvlJc w:val="left"/>
+      <w:pPr>
+        <w:ind w:left="1296" w:hanging="1296"/>
+      </w:pPr>
+    </w:lvl>
+    <w:lvl w:ilvl="7">
+      <w:start w:val="1"/>
+      <w:numFmt w:val="decimal"/>
+      <w:lvlText w:val="%1.%2.%3.%4.%5.%6.%7.%8"/>
+      <w:lvlJc w:val="left"/>
+      <w:pPr>
+        <w:ind w:left="1440" w:hanging="1440"/>
+      </w:pPr>
+    </w:lvl>
+    <w:lvl w:ilvl="8">
+      <w:start w:val="1"/>
+      <w:numFmt w:val="decimal"/>
+      <w:lvlText w:val="%1.%2.%3.%4.%5.%6.%7.%8.%9"/>
+      <w:lvlJc w:val="left"/>
+      <w:pPr>
+        <w:ind w:left="1584" w:hanging="1584"/>
+      </w:pPr>
+    </w:lvl>
+  </w:abstractNum>
+  <w:abstractNum w:abstractNumId="10" w15:restartNumberingAfterBreak="0">
+    <w:nsid w:val="4ED03715"/>
+    <w:multiLevelType w:val="multilevel"/>
+    <w:tmpl w:val="82F8DA2A"/>
+    <w:lvl w:ilvl="0">
+      <w:start w:val="1"/>
+      <w:numFmt w:val="decimal"/>
+      <w:lvlText w:val="%1"/>
+      <w:lvlJc w:val="left"/>
+      <w:pPr>
+        <w:ind w:left="432" w:hanging="432"/>
+      </w:pPr>
+    </w:lvl>
+    <w:lvl w:ilvl="1">
+      <w:start w:val="1"/>
+      <w:numFmt w:val="decimal"/>
+      <w:lvlText w:val="%1.%2"/>
+      <w:lvlJc w:val="left"/>
+      <w:pPr>
+        <w:ind w:left="576" w:hanging="576"/>
+      </w:pPr>
+    </w:lvl>
+    <w:lvl w:ilvl="2">
+      <w:start w:val="1"/>
+      <w:numFmt w:val="decimal"/>
+      <w:lvlText w:val="%1.%2.%3"/>
+      <w:lvlJc w:val="left"/>
+      <w:pPr>
+        <w:ind w:left="720" w:hanging="720"/>
+      </w:pPr>
+    </w:lvl>
+    <w:lvl w:ilvl="3">
+      <w:start w:val="1"/>
+      <w:numFmt w:val="decimal"/>
+      <w:lvlText w:val="%1.%2.%3.%4"/>
+      <w:lvlJc w:val="left"/>
+      <w:pPr>
+        <w:ind w:left="864" w:hanging="864"/>
+      </w:pPr>
+    </w:lvl>
+    <w:lvl w:ilvl="4">
+      <w:start w:val="1"/>
+      <w:numFmt w:val="decimal"/>
+      <w:lvlText w:val="%1.%2.%3.%4.%5"/>
+      <w:lvlJc w:val="left"/>
+      <w:pPr>
+        <w:ind w:left="1008" w:hanging="1008"/>
+      </w:pPr>
+    </w:lvl>
+    <w:lvl w:ilvl="5">
+      <w:start w:val="1"/>
+      <w:numFmt w:val="decimal"/>
+      <w:lvlText w:val="%1.%2.%3.%4.%5.%6"/>
+      <w:lvlJc w:val="left"/>
+      <w:pPr>
+        <w:ind w:left="1152" w:hanging="1152"/>
+      </w:pPr>
+    </w:lvl>
+    <w:lvl w:ilvl="6">
+      <w:start w:val="1"/>
+      <w:numFmt w:val="decimal"/>
+      <w:lvlText w:val="%1.%2.%3.%4.%5.%6.%7"/>
+      <w:lvlJc w:val="left"/>
+      <w:pPr>
+        <w:ind w:left="1296" w:hanging="1296"/>
+      </w:pPr>
+    </w:lvl>
+    <w:lvl w:ilvl="7">
+      <w:start w:val="1"/>
+      <w:numFmt w:val="decimal"/>
+      <w:lvlText w:val="%1.%2.%3.%4.%5.%6.%7.%8"/>
+      <w:lvlJc w:val="left"/>
+      <w:pPr>
+        <w:ind w:left="1440" w:hanging="1440"/>
+      </w:pPr>
+    </w:lvl>
+    <w:lvl w:ilvl="8">
+      <w:start w:val="1"/>
+      <w:numFmt w:val="decimal"/>
+      <w:lvlText w:val="%1.%2.%3.%4.%5.%6.%7.%8.%9"/>
+      <w:lvlJc w:val="left"/>
+      <w:pPr>
+        <w:ind w:left="1584" w:hanging="1584"/>
+      </w:pPr>
+    </w:lvl>
+  </w:abstractNum>
+  <w:abstractNum w:abstractNumId="11" w15:restartNumberingAfterBreak="0">
+    <w:nsid w:val="55585EEA"/>
+    <w:multiLevelType w:val="hybridMultilevel"/>
+    <w:tmpl w:val="E48EA1E0"/>
+    <w:lvl w:ilvl="0" w:tplc="18090001">
+      <w:start w:val="1"/>
+      <w:numFmt w:val="bullet"/>
+      <w:lvlText w:val=""/>
+      <w:lvlJc w:val="left"/>
+      <w:pPr>
+        <w:ind w:left="720" w:hanging="360"/>
+      </w:pPr>
+      <w:rPr>
+        <w:rFonts w:ascii="Symbol" w:hAnsi="Symbol" w:hint="default"/>
+      </w:rPr>
+    </w:lvl>
+    <w:lvl w:ilvl="1" w:tplc="18090003" w:tentative="1">
+      <w:start w:val="1"/>
+      <w:numFmt w:val="bullet"/>
+      <w:lvlText w:val="o"/>
+      <w:lvlJc w:val="left"/>
+      <w:pPr>
+        <w:ind w:left="1440" w:hanging="360"/>
+      </w:pPr>
+      <w:rPr>
+        <w:rFonts w:ascii="Courier New" w:hAnsi="Courier New" w:cs="Courier New" w:hint="default"/>
+      </w:rPr>
+    </w:lvl>
+    <w:lvl w:ilvl="2" w:tplc="18090005" w:tentative="1">
+      <w:start w:val="1"/>
+      <w:numFmt w:val="bullet"/>
+      <w:lvlText w:val=""/>
+      <w:lvlJc w:val="left"/>
+      <w:pPr>
+        <w:ind w:left="2160" w:hanging="360"/>
+      </w:pPr>
+      <w:rPr>
+        <w:rFonts w:ascii="Wingdings" w:hAnsi="Wingdings" w:hint="default"/>
+      </w:rPr>
+    </w:lvl>
+    <w:lvl w:ilvl="3" w:tplc="18090001" w:tentative="1">
+      <w:start w:val="1"/>
+      <w:numFmt w:val="bullet"/>
+      <w:lvlText w:val=""/>
+      <w:lvlJc w:val="left"/>
+      <w:pPr>
+        <w:ind w:left="2880" w:hanging="360"/>
+      </w:pPr>
+      <w:rPr>
+        <w:rFonts w:ascii="Symbol" w:hAnsi="Symbol" w:hint="default"/>
+      </w:rPr>
+    </w:lvl>
+    <w:lvl w:ilvl="4" w:tplc="18090003" w:tentative="1">
+      <w:start w:val="1"/>
+      <w:numFmt w:val="bullet"/>
+      <w:lvlText w:val="o"/>
+      <w:lvlJc w:val="left"/>
+      <w:pPr>
+        <w:ind w:left="3600" w:hanging="360"/>
+      </w:pPr>
+      <w:rPr>
+        <w:rFonts w:ascii="Courier New" w:hAnsi="Courier New" w:cs="Courier New" w:hint="default"/>
+      </w:rPr>
+    </w:lvl>
+    <w:lvl w:ilvl="5" w:tplc="18090005" w:tentative="1">
+      <w:start w:val="1"/>
+      <w:numFmt w:val="bullet"/>
+      <w:lvlText w:val=""/>
+      <w:lvlJc w:val="left"/>
+      <w:pPr>
+        <w:ind w:left="4320" w:hanging="360"/>
+      </w:pPr>
+      <w:rPr>
+        <w:rFonts w:ascii="Wingdings" w:hAnsi="Wingdings" w:hint="default"/>
+      </w:rPr>
+    </w:lvl>
+    <w:lvl w:ilvl="6" w:tplc="18090001" w:tentative="1">
+      <w:start w:val="1"/>
+      <w:numFmt w:val="bullet"/>
+      <w:lvlText w:val=""/>
+      <w:lvlJc w:val="left"/>
+      <w:pPr>
+        <w:ind w:left="5040" w:hanging="360"/>
+      </w:pPr>
+      <w:rPr>
+        <w:rFonts w:ascii="Symbol" w:hAnsi="Symbol" w:hint="default"/>
+      </w:rPr>
+    </w:lvl>
+    <w:lvl w:ilvl="7" w:tplc="18090003" w:tentative="1">
+      <w:start w:val="1"/>
+      <w:numFmt w:val="bullet"/>
+      <w:lvlText w:val="o"/>
+      <w:lvlJc w:val="left"/>
+      <w:pPr>
+        <w:ind w:left="5760" w:hanging="360"/>
+      </w:pPr>
+      <w:rPr>
+        <w:rFonts w:ascii="Courier New" w:hAnsi="Courier New" w:cs="Courier New" w:hint="default"/>
+      </w:rPr>
+    </w:lvl>
+    <w:lvl w:ilvl="8" w:tplc="18090005" w:tentative="1">
+      <w:start w:val="1"/>
+      <w:numFmt w:val="bullet"/>
+      <w:lvlText w:val=""/>
+      <w:lvlJc w:val="left"/>
+      <w:pPr>
+        <w:ind w:left="6480" w:hanging="360"/>
+      </w:pPr>
+      <w:rPr>
+        <w:rFonts w:ascii="Wingdings" w:hAnsi="Wingdings" w:hint="default"/>
+      </w:rPr>
+    </w:lvl>
+  </w:abstractNum>
+  <w:abstractNum w:abstractNumId="12" w15:restartNumberingAfterBreak="0">
     <w:nsid w:val="5BB90BF9"/>
     <w:multiLevelType w:val="multilevel"/>
-    <w:tmpl w:val="F642DCEE"/>
+    <w:tmpl w:val="FA0A0490"/>
     <w:styleLink w:val="WWOutlineListStyle"/>
     <w:lvl w:ilvl="0">
       <w:start w:val="1"/>
@@ -2239,7 +3651,7 @@
       </w:pPr>
     </w:lvl>
   </w:abstractNum>
-  <w:abstractNum w:abstractNumId="3" w15:restartNumberingAfterBreak="0">
+  <w:abstractNum w:abstractNumId="13" w15:restartNumberingAfterBreak="0">
     <w:nsid w:val="6B1D01B3"/>
     <w:multiLevelType w:val="hybridMultilevel"/>
     <w:tmpl w:val="BA98D752"/>
@@ -2352,7 +3764,251 @@
       </w:rPr>
     </w:lvl>
   </w:abstractNum>
-  <w:abstractNum w:abstractNumId="4" w15:restartNumberingAfterBreak="0">
+  <w:abstractNum w:abstractNumId="14" w15:restartNumberingAfterBreak="0">
+    <w:nsid w:val="76253744"/>
+    <w:multiLevelType w:val="multilevel"/>
+    <w:tmpl w:val="18090025"/>
+    <w:lvl w:ilvl="0">
+      <w:start w:val="1"/>
+      <w:numFmt w:val="decimal"/>
+      <w:pStyle w:val="Heading1"/>
+      <w:lvlText w:val="%1"/>
+      <w:lvlJc w:val="left"/>
+      <w:pPr>
+        <w:ind w:left="432" w:hanging="432"/>
+      </w:pPr>
+    </w:lvl>
+    <w:lvl w:ilvl="1">
+      <w:start w:val="1"/>
+      <w:numFmt w:val="decimal"/>
+      <w:pStyle w:val="Heading2"/>
+      <w:lvlText w:val="%1.%2"/>
+      <w:lvlJc w:val="left"/>
+      <w:pPr>
+        <w:ind w:left="576" w:hanging="576"/>
+      </w:pPr>
+    </w:lvl>
+    <w:lvl w:ilvl="2">
+      <w:start w:val="1"/>
+      <w:numFmt w:val="decimal"/>
+      <w:pStyle w:val="Heading3"/>
+      <w:lvlText w:val="%1.%2.%3"/>
+      <w:lvlJc w:val="left"/>
+      <w:pPr>
+        <w:ind w:left="720" w:hanging="720"/>
+      </w:pPr>
+    </w:lvl>
+    <w:lvl w:ilvl="3">
+      <w:start w:val="1"/>
+      <w:numFmt w:val="decimal"/>
+      <w:pStyle w:val="Heading4"/>
+      <w:lvlText w:val="%1.%2.%3.%4"/>
+      <w:lvlJc w:val="left"/>
+      <w:pPr>
+        <w:ind w:left="864" w:hanging="864"/>
+      </w:pPr>
+    </w:lvl>
+    <w:lvl w:ilvl="4">
+      <w:start w:val="1"/>
+      <w:numFmt w:val="decimal"/>
+      <w:pStyle w:val="Heading5"/>
+      <w:lvlText w:val="%1.%2.%3.%4.%5"/>
+      <w:lvlJc w:val="left"/>
+      <w:pPr>
+        <w:ind w:left="1008" w:hanging="1008"/>
+      </w:pPr>
+    </w:lvl>
+    <w:lvl w:ilvl="5">
+      <w:start w:val="1"/>
+      <w:numFmt w:val="decimal"/>
+      <w:pStyle w:val="Heading6"/>
+      <w:lvlText w:val="%1.%2.%3.%4.%5.%6"/>
+      <w:lvlJc w:val="left"/>
+      <w:pPr>
+        <w:ind w:left="1152" w:hanging="1152"/>
+      </w:pPr>
+    </w:lvl>
+    <w:lvl w:ilvl="6">
+      <w:start w:val="1"/>
+      <w:numFmt w:val="decimal"/>
+      <w:pStyle w:val="Heading7"/>
+      <w:lvlText w:val="%1.%2.%3.%4.%5.%6.%7"/>
+      <w:lvlJc w:val="left"/>
+      <w:pPr>
+        <w:ind w:left="1296" w:hanging="1296"/>
+      </w:pPr>
+    </w:lvl>
+    <w:lvl w:ilvl="7">
+      <w:start w:val="1"/>
+      <w:numFmt w:val="decimal"/>
+      <w:pStyle w:val="Heading8"/>
+      <w:lvlText w:val="%1.%2.%3.%4.%5.%6.%7.%8"/>
+      <w:lvlJc w:val="left"/>
+      <w:pPr>
+        <w:ind w:left="1440" w:hanging="1440"/>
+      </w:pPr>
+    </w:lvl>
+    <w:lvl w:ilvl="8">
+      <w:start w:val="1"/>
+      <w:numFmt w:val="decimal"/>
+      <w:pStyle w:val="Heading9"/>
+      <w:lvlText w:val="%1.%2.%3.%4.%5.%6.%7.%8.%9"/>
+      <w:lvlJc w:val="left"/>
+      <w:pPr>
+        <w:ind w:left="1584" w:hanging="1584"/>
+      </w:pPr>
+    </w:lvl>
+  </w:abstractNum>
+  <w:abstractNum w:abstractNumId="15" w15:restartNumberingAfterBreak="0">
+    <w:nsid w:val="764D314C"/>
+    <w:multiLevelType w:val="multilevel"/>
+    <w:tmpl w:val="F2427B26"/>
+    <w:lvl w:ilvl="0">
+      <w:start w:val="1"/>
+      <w:numFmt w:val="bullet"/>
+      <w:lvlText w:val=""/>
+      <w:lvlJc w:val="left"/>
+      <w:pPr>
+        <w:tabs>
+          <w:tab w:val="num" w:pos="720"/>
+        </w:tabs>
+        <w:ind w:left="720" w:hanging="360"/>
+      </w:pPr>
+      <w:rPr>
+        <w:rFonts w:ascii="Symbol" w:hAnsi="Symbol" w:hint="default"/>
+        <w:sz w:val="20"/>
+      </w:rPr>
+    </w:lvl>
+    <w:lvl w:ilvl="1" w:tentative="1">
+      <w:start w:val="1"/>
+      <w:numFmt w:val="bullet"/>
+      <w:lvlText w:val="o"/>
+      <w:lvlJc w:val="left"/>
+      <w:pPr>
+        <w:tabs>
+          <w:tab w:val="num" w:pos="1440"/>
+        </w:tabs>
+        <w:ind w:left="1440" w:hanging="360"/>
+      </w:pPr>
+      <w:rPr>
+        <w:rFonts w:ascii="Courier New" w:hAnsi="Courier New" w:hint="default"/>
+        <w:sz w:val="20"/>
+      </w:rPr>
+    </w:lvl>
+    <w:lvl w:ilvl="2" w:tentative="1">
+      <w:start w:val="1"/>
+      <w:numFmt w:val="bullet"/>
+      <w:lvlText w:val=""/>
+      <w:lvlJc w:val="left"/>
+      <w:pPr>
+        <w:tabs>
+          <w:tab w:val="num" w:pos="2160"/>
+        </w:tabs>
+        <w:ind w:left="2160" w:hanging="360"/>
+      </w:pPr>
+      <w:rPr>
+        <w:rFonts w:ascii="Wingdings" w:hAnsi="Wingdings" w:hint="default"/>
+        <w:sz w:val="20"/>
+      </w:rPr>
+    </w:lvl>
+    <w:lvl w:ilvl="3" w:tentative="1">
+      <w:start w:val="1"/>
+      <w:numFmt w:val="bullet"/>
+      <w:lvlText w:val=""/>
+      <w:lvlJc w:val="left"/>
+      <w:pPr>
+        <w:tabs>
+          <w:tab w:val="num" w:pos="2880"/>
+        </w:tabs>
+        <w:ind w:left="2880" w:hanging="360"/>
+      </w:pPr>
+      <w:rPr>
+        <w:rFonts w:ascii="Wingdings" w:hAnsi="Wingdings" w:hint="default"/>
+        <w:sz w:val="20"/>
+      </w:rPr>
+    </w:lvl>
+    <w:lvl w:ilvl="4" w:tentative="1">
+      <w:start w:val="1"/>
+      <w:numFmt w:val="bullet"/>
+      <w:lvlText w:val=""/>
+      <w:lvlJc w:val="left"/>
+      <w:pPr>
+        <w:tabs>
+          <w:tab w:val="num" w:pos="3600"/>
+        </w:tabs>
+        <w:ind w:left="3600" w:hanging="360"/>
+      </w:pPr>
+      <w:rPr>
+        <w:rFonts w:ascii="Wingdings" w:hAnsi="Wingdings" w:hint="default"/>
+        <w:sz w:val="20"/>
+      </w:rPr>
+    </w:lvl>
+    <w:lvl w:ilvl="5" w:tentative="1">
+      <w:start w:val="1"/>
+      <w:numFmt w:val="bullet"/>
+      <w:lvlText w:val=""/>
+      <w:lvlJc w:val="left"/>
+      <w:pPr>
+        <w:tabs>
+          <w:tab w:val="num" w:pos="4320"/>
+        </w:tabs>
+        <w:ind w:left="4320" w:hanging="360"/>
+      </w:pPr>
+      <w:rPr>
+        <w:rFonts w:ascii="Wingdings" w:hAnsi="Wingdings" w:hint="default"/>
+        <w:sz w:val="20"/>
+      </w:rPr>
+    </w:lvl>
+    <w:lvl w:ilvl="6" w:tentative="1">
+      <w:start w:val="1"/>
+      <w:numFmt w:val="bullet"/>
+      <w:lvlText w:val=""/>
+      <w:lvlJc w:val="left"/>
+      <w:pPr>
+        <w:tabs>
+          <w:tab w:val="num" w:pos="5040"/>
+        </w:tabs>
+        <w:ind w:left="5040" w:hanging="360"/>
+      </w:pPr>
+      <w:rPr>
+        <w:rFonts w:ascii="Wingdings" w:hAnsi="Wingdings" w:hint="default"/>
+        <w:sz w:val="20"/>
+      </w:rPr>
+    </w:lvl>
+    <w:lvl w:ilvl="7" w:tentative="1">
+      <w:start w:val="1"/>
+      <w:numFmt w:val="bullet"/>
+      <w:lvlText w:val=""/>
+      <w:lvlJc w:val="left"/>
+      <w:pPr>
+        <w:tabs>
+          <w:tab w:val="num" w:pos="5760"/>
+        </w:tabs>
+        <w:ind w:left="5760" w:hanging="360"/>
+      </w:pPr>
+      <w:rPr>
+        <w:rFonts w:ascii="Wingdings" w:hAnsi="Wingdings" w:hint="default"/>
+        <w:sz w:val="20"/>
+      </w:rPr>
+    </w:lvl>
+    <w:lvl w:ilvl="8" w:tentative="1">
+      <w:start w:val="1"/>
+      <w:numFmt w:val="bullet"/>
+      <w:lvlText w:val=""/>
+      <w:lvlJc w:val="left"/>
+      <w:pPr>
+        <w:tabs>
+          <w:tab w:val="num" w:pos="6480"/>
+        </w:tabs>
+        <w:ind w:left="6480" w:hanging="360"/>
+      </w:pPr>
+      <w:rPr>
+        <w:rFonts w:ascii="Wingdings" w:hAnsi="Wingdings" w:hint="default"/>
+        <w:sz w:val="20"/>
+      </w:rPr>
+    </w:lvl>
+  </w:abstractNum>
+  <w:abstractNum w:abstractNumId="16" w15:restartNumberingAfterBreak="0">
     <w:nsid w:val="76737565"/>
     <w:multiLevelType w:val="hybridMultilevel"/>
     <w:tmpl w:val="E3A4BA88"/>
@@ -2465,11 +4121,146 @@
       </w:rPr>
     </w:lvl>
   </w:abstractNum>
+  <w:abstractNum w:abstractNumId="17" w15:restartNumberingAfterBreak="0">
+    <w:nsid w:val="79075C2B"/>
+    <w:multiLevelType w:val="hybridMultilevel"/>
+    <w:tmpl w:val="3B28CA4E"/>
+    <w:lvl w:ilvl="0" w:tplc="1809000D">
+      <w:start w:val="1"/>
+      <w:numFmt w:val="bullet"/>
+      <w:lvlText w:val=""/>
+      <w:lvlJc w:val="left"/>
+      <w:pPr>
+        <w:ind w:left="1440" w:hanging="360"/>
+      </w:pPr>
+      <w:rPr>
+        <w:rFonts w:ascii="Wingdings" w:hAnsi="Wingdings" w:hint="default"/>
+      </w:rPr>
+    </w:lvl>
+    <w:lvl w:ilvl="1" w:tplc="18090003" w:tentative="1">
+      <w:start w:val="1"/>
+      <w:numFmt w:val="bullet"/>
+      <w:lvlText w:val="o"/>
+      <w:lvlJc w:val="left"/>
+      <w:pPr>
+        <w:ind w:left="2160" w:hanging="360"/>
+      </w:pPr>
+      <w:rPr>
+        <w:rFonts w:ascii="Courier New" w:hAnsi="Courier New" w:cs="Courier New" w:hint="default"/>
+      </w:rPr>
+    </w:lvl>
+    <w:lvl w:ilvl="2" w:tplc="18090005" w:tentative="1">
+      <w:start w:val="1"/>
+      <w:numFmt w:val="bullet"/>
+      <w:lvlText w:val=""/>
+      <w:lvlJc w:val="left"/>
+      <w:pPr>
+        <w:ind w:left="2880" w:hanging="360"/>
+      </w:pPr>
+      <w:rPr>
+        <w:rFonts w:ascii="Wingdings" w:hAnsi="Wingdings" w:hint="default"/>
+      </w:rPr>
+    </w:lvl>
+    <w:lvl w:ilvl="3" w:tplc="18090001" w:tentative="1">
+      <w:start w:val="1"/>
+      <w:numFmt w:val="bullet"/>
+      <w:lvlText w:val=""/>
+      <w:lvlJc w:val="left"/>
+      <w:pPr>
+        <w:ind w:left="3600" w:hanging="360"/>
+      </w:pPr>
+      <w:rPr>
+        <w:rFonts w:ascii="Symbol" w:hAnsi="Symbol" w:hint="default"/>
+      </w:rPr>
+    </w:lvl>
+    <w:lvl w:ilvl="4" w:tplc="18090003" w:tentative="1">
+      <w:start w:val="1"/>
+      <w:numFmt w:val="bullet"/>
+      <w:lvlText w:val="o"/>
+      <w:lvlJc w:val="left"/>
+      <w:pPr>
+        <w:ind w:left="4320" w:hanging="360"/>
+      </w:pPr>
+      <w:rPr>
+        <w:rFonts w:ascii="Courier New" w:hAnsi="Courier New" w:cs="Courier New" w:hint="default"/>
+      </w:rPr>
+    </w:lvl>
+    <w:lvl w:ilvl="5" w:tplc="18090005" w:tentative="1">
+      <w:start w:val="1"/>
+      <w:numFmt w:val="bullet"/>
+      <w:lvlText w:val=""/>
+      <w:lvlJc w:val="left"/>
+      <w:pPr>
+        <w:ind w:left="5040" w:hanging="360"/>
+      </w:pPr>
+      <w:rPr>
+        <w:rFonts w:ascii="Wingdings" w:hAnsi="Wingdings" w:hint="default"/>
+      </w:rPr>
+    </w:lvl>
+    <w:lvl w:ilvl="6" w:tplc="18090001" w:tentative="1">
+      <w:start w:val="1"/>
+      <w:numFmt w:val="bullet"/>
+      <w:lvlText w:val=""/>
+      <w:lvlJc w:val="left"/>
+      <w:pPr>
+        <w:ind w:left="5760" w:hanging="360"/>
+      </w:pPr>
+      <w:rPr>
+        <w:rFonts w:ascii="Symbol" w:hAnsi="Symbol" w:hint="default"/>
+      </w:rPr>
+    </w:lvl>
+    <w:lvl w:ilvl="7" w:tplc="18090003" w:tentative="1">
+      <w:start w:val="1"/>
+      <w:numFmt w:val="bullet"/>
+      <w:lvlText w:val="o"/>
+      <w:lvlJc w:val="left"/>
+      <w:pPr>
+        <w:ind w:left="6480" w:hanging="360"/>
+      </w:pPr>
+      <w:rPr>
+        <w:rFonts w:ascii="Courier New" w:hAnsi="Courier New" w:cs="Courier New" w:hint="default"/>
+      </w:rPr>
+    </w:lvl>
+    <w:lvl w:ilvl="8" w:tplc="18090005" w:tentative="1">
+      <w:start w:val="1"/>
+      <w:numFmt w:val="bullet"/>
+      <w:lvlText w:val=""/>
+      <w:lvlJc w:val="left"/>
+      <w:pPr>
+        <w:ind w:left="7200" w:hanging="360"/>
+      </w:pPr>
+      <w:rPr>
+        <w:rFonts w:ascii="Wingdings" w:hAnsi="Wingdings" w:hint="default"/>
+      </w:rPr>
+    </w:lvl>
+  </w:abstractNum>
   <w:num w:numId="1" w16cid:durableId="1132360671">
-    <w:abstractNumId w:val="0"/>
+    <w:abstractNumId w:val="2"/>
   </w:num>
   <w:num w:numId="2" w16cid:durableId="371420007">
-    <w:abstractNumId w:val="2"/>
+    <w:abstractNumId w:val="12"/>
+    <w:lvlOverride w:ilvl="0">
+      <w:lvl w:ilvl="0">
+        <w:start w:val="1"/>
+        <w:numFmt w:val="decimal"/>
+        <w:lvlText w:val="%1"/>
+        <w:lvlJc w:val="left"/>
+        <w:pPr>
+          <w:ind w:left="432" w:hanging="432"/>
+        </w:pPr>
+      </w:lvl>
+    </w:lvlOverride>
+    <w:lvlOverride w:ilvl="1">
+      <w:lvl w:ilvl="1">
+        <w:start w:val="1"/>
+        <w:numFmt w:val="decimal"/>
+        <w:lvlText w:val="%1.%2"/>
+        <w:lvlJc w:val="left"/>
+        <w:pPr>
+          <w:ind w:left="576" w:hanging="576"/>
+        </w:pPr>
+      </w:lvl>
+    </w:lvlOverride>
     <w:lvlOverride w:ilvl="2">
       <w:lvl w:ilvl="2">
         <w:start w:val="1"/>
@@ -2477,22 +4268,127 @@
         <w:lvlText w:val="%1.%2.%3"/>
         <w:lvlJc w:val="left"/>
         <w:pPr>
-          <w:ind w:left="2422" w:hanging="720"/>
+          <w:ind w:left="720" w:hanging="720"/>
+        </w:pPr>
+      </w:lvl>
+    </w:lvlOverride>
+    <w:lvlOverride w:ilvl="3">
+      <w:lvl w:ilvl="3">
+        <w:start w:val="1"/>
+        <w:numFmt w:val="decimal"/>
+        <w:lvlText w:val="%1.%2.%3.%4"/>
+        <w:lvlJc w:val="left"/>
+        <w:pPr>
+          <w:ind w:left="864" w:hanging="864"/>
+        </w:pPr>
+      </w:lvl>
+    </w:lvlOverride>
+    <w:lvlOverride w:ilvl="4">
+      <w:lvl w:ilvl="4">
+        <w:start w:val="1"/>
+        <w:numFmt w:val="decimal"/>
+        <w:lvlText w:val="%1.%2.%3.%4.%5"/>
+        <w:lvlJc w:val="left"/>
+        <w:pPr>
+          <w:ind w:left="1008" w:hanging="1008"/>
+        </w:pPr>
+      </w:lvl>
+    </w:lvlOverride>
+    <w:lvlOverride w:ilvl="5">
+      <w:lvl w:ilvl="5">
+        <w:start w:val="1"/>
+        <w:numFmt w:val="decimal"/>
+        <w:lvlText w:val="%1.%2.%3.%4.%5.%6"/>
+        <w:lvlJc w:val="left"/>
+        <w:pPr>
+          <w:ind w:left="1152" w:hanging="1152"/>
+        </w:pPr>
+      </w:lvl>
+    </w:lvlOverride>
+    <w:lvlOverride w:ilvl="6">
+      <w:lvl w:ilvl="6">
+        <w:start w:val="1"/>
+        <w:numFmt w:val="decimal"/>
+        <w:lvlText w:val="%1.%2.%3.%4.%5.%6.%7"/>
+        <w:lvlJc w:val="left"/>
+        <w:pPr>
+          <w:ind w:left="1296" w:hanging="1296"/>
+        </w:pPr>
+      </w:lvl>
+    </w:lvlOverride>
+    <w:lvlOverride w:ilvl="7">
+      <w:lvl w:ilvl="7">
+        <w:start w:val="1"/>
+        <w:numFmt w:val="decimal"/>
+        <w:lvlText w:val="%1.%2.%3.%4.%5.%6.%7.%8"/>
+        <w:lvlJc w:val="left"/>
+        <w:pPr>
+          <w:ind w:left="1440" w:hanging="1440"/>
+        </w:pPr>
+      </w:lvl>
+    </w:lvlOverride>
+    <w:lvlOverride w:ilvl="8">
+      <w:lvl w:ilvl="8">
+        <w:start w:val="1"/>
+        <w:numFmt w:val="decimal"/>
+        <w:lvlText w:val="%1.%2.%3.%4.%5.%6.%7.%8.%9"/>
+        <w:lvlJc w:val="left"/>
+        <w:pPr>
+          <w:ind w:left="1584" w:hanging="1584"/>
         </w:pPr>
       </w:lvl>
     </w:lvlOverride>
   </w:num>
   <w:num w:numId="3" w16cid:durableId="1008874821">
-    <w:abstractNumId w:val="2"/>
+    <w:abstractNumId w:val="12"/>
   </w:num>
   <w:num w:numId="4" w16cid:durableId="685447713">
+    <w:abstractNumId w:val="4"/>
+  </w:num>
+  <w:num w:numId="5" w16cid:durableId="936714474">
+    <w:abstractNumId w:val="16"/>
+  </w:num>
+  <w:num w:numId="6" w16cid:durableId="1715882434">
+    <w:abstractNumId w:val="13"/>
+  </w:num>
+  <w:num w:numId="7" w16cid:durableId="2133857912">
+    <w:abstractNumId w:val="15"/>
+  </w:num>
+  <w:num w:numId="8" w16cid:durableId="920069637">
+    <w:abstractNumId w:val="8"/>
+  </w:num>
+  <w:num w:numId="9" w16cid:durableId="782194550">
+    <w:abstractNumId w:val="5"/>
+  </w:num>
+  <w:num w:numId="10" w16cid:durableId="1686783558">
+    <w:abstractNumId w:val="6"/>
+  </w:num>
+  <w:num w:numId="11" w16cid:durableId="702947228">
+    <w:abstractNumId w:val="9"/>
+  </w:num>
+  <w:num w:numId="12" w16cid:durableId="1029377723">
+    <w:abstractNumId w:val="10"/>
+  </w:num>
+  <w:num w:numId="13" w16cid:durableId="786655747">
+    <w:abstractNumId w:val="11"/>
+  </w:num>
+  <w:num w:numId="14" w16cid:durableId="616837293">
+    <w:abstractNumId w:val="3"/>
+  </w:num>
+  <w:num w:numId="15" w16cid:durableId="2094037611">
     <w:abstractNumId w:val="1"/>
   </w:num>
-  <w:num w:numId="5" w16cid:durableId="936714474">
-    <w:abstractNumId w:val="4"/>
+  <w:num w:numId="16" w16cid:durableId="1811707444">
+    <w:abstractNumId w:val="0"/>
   </w:num>
-  <w:num w:numId="6" w16cid:durableId="1715882434">
-    <w:abstractNumId w:val="3"/>
+  <w:num w:numId="17" w16cid:durableId="1780561158">
+    <w:abstractNumId w:val="14"/>
+  </w:num>
+  <w:num w:numId="18" w16cid:durableId="1952086178">
+    <w:abstractNumId w:val="7"/>
+  </w:num>
+  <w:num w:numId="19" w16cid:durableId="179587092">
+    <w:abstractNumId w:val="17"/>
   </w:num>
 </w:numbering>
 </file>
@@ -2914,19 +4810,19 @@
     <w:autoRedefine/>
     <w:uiPriority w:val="9"/>
     <w:qFormat/>
-    <w:rsid w:val="000D2F00"/>
+    <w:rsid w:val="00681209"/>
     <w:pPr>
       <w:keepNext/>
       <w:keepLines/>
       <w:numPr>
-        <w:numId w:val="4"/>
+        <w:numId w:val="17"/>
       </w:numPr>
       <w:spacing w:before="360" w:after="80"/>
       <w:jc w:val="both"/>
       <w:outlineLvl w:val="0"/>
     </w:pPr>
     <w:rPr>
-      <w:rFonts w:eastAsiaTheme="majorEastAsia" w:cstheme="majorBidi"/>
+      <w:rFonts w:eastAsia="Times New Roman" w:cstheme="majorBidi"/>
       <w:b/>
       <w:color w:val="2F5496" w:themeColor="accent1" w:themeShade="BF"/>
       <w:sz w:val="28"/>
@@ -2942,13 +4838,13 @@
     <w:uiPriority w:val="9"/>
     <w:unhideWhenUsed/>
     <w:qFormat/>
-    <w:rsid w:val="000D2F00"/>
+    <w:rsid w:val="0073671C"/>
     <w:pPr>
       <w:keepNext/>
       <w:keepLines/>
       <w:numPr>
         <w:ilvl w:val="1"/>
-        <w:numId w:val="4"/>
+        <w:numId w:val="17"/>
       </w:numPr>
       <w:spacing w:before="160" w:after="80"/>
       <w:outlineLvl w:val="1"/>
@@ -2974,7 +4870,7 @@
       <w:keepLines/>
       <w:numPr>
         <w:ilvl w:val="2"/>
-        <w:numId w:val="4"/>
+        <w:numId w:val="17"/>
       </w:numPr>
       <w:spacing w:before="160" w:after="80"/>
       <w:outlineLvl w:val="2"/>
@@ -2992,7 +4888,6 @@
     <w:link w:val="Heading4Char"/>
     <w:autoRedefine/>
     <w:uiPriority w:val="9"/>
-    <w:semiHidden/>
     <w:unhideWhenUsed/>
     <w:qFormat/>
     <w:rsid w:val="00514062"/>
@@ -3001,7 +4896,7 @@
       <w:keepLines/>
       <w:numPr>
         <w:ilvl w:val="3"/>
-        <w:numId w:val="4"/>
+        <w:numId w:val="17"/>
       </w:numPr>
       <w:spacing w:before="80" w:after="40"/>
       <w:outlineLvl w:val="3"/>
@@ -3028,7 +4923,7 @@
       <w:keepLines/>
       <w:numPr>
         <w:ilvl w:val="4"/>
-        <w:numId w:val="4"/>
+        <w:numId w:val="17"/>
       </w:numPr>
       <w:spacing w:before="80" w:after="40"/>
       <w:outlineLvl w:val="4"/>
@@ -3053,7 +4948,7 @@
       <w:keepLines/>
       <w:numPr>
         <w:ilvl w:val="5"/>
-        <w:numId w:val="4"/>
+        <w:numId w:val="17"/>
       </w:numPr>
       <w:spacing w:before="40" w:after="0"/>
       <w:outlineLvl w:val="5"/>
@@ -3079,7 +4974,7 @@
       <w:keepLines/>
       <w:numPr>
         <w:ilvl w:val="6"/>
-        <w:numId w:val="4"/>
+        <w:numId w:val="17"/>
       </w:numPr>
       <w:spacing w:before="40" w:after="0"/>
       <w:outlineLvl w:val="6"/>
@@ -3103,7 +4998,7 @@
       <w:keepLines/>
       <w:numPr>
         <w:ilvl w:val="7"/>
-        <w:numId w:val="4"/>
+        <w:numId w:val="17"/>
       </w:numPr>
       <w:spacing w:after="0"/>
       <w:outlineLvl w:val="7"/>
@@ -3129,7 +5024,7 @@
       <w:keepLines/>
       <w:numPr>
         <w:ilvl w:val="8"/>
-        <w:numId w:val="4"/>
+        <w:numId w:val="17"/>
       </w:numPr>
       <w:spacing w:after="0"/>
       <w:outlineLvl w:val="8"/>
@@ -3171,9 +5066,9 @@
     <w:basedOn w:val="DefaultParagraphFont"/>
     <w:link w:val="Heading1"/>
     <w:uiPriority w:val="9"/>
-    <w:rsid w:val="000D2F00"/>
+    <w:rsid w:val="00681209"/>
     <w:rPr>
-      <w:rFonts w:ascii="Times New Roman" w:eastAsiaTheme="majorEastAsia" w:hAnsi="Times New Roman" w:cstheme="majorBidi"/>
+      <w:rFonts w:ascii="Times New Roman" w:eastAsia="Times New Roman" w:hAnsi="Times New Roman" w:cstheme="majorBidi"/>
       <w:b/>
       <w:color w:val="2F5496" w:themeColor="accent1" w:themeShade="BF"/>
       <w:sz w:val="28"/>
@@ -3185,7 +5080,7 @@
     <w:basedOn w:val="DefaultParagraphFont"/>
     <w:link w:val="Heading2"/>
     <w:uiPriority w:val="9"/>
-    <w:rsid w:val="000D2F00"/>
+    <w:rsid w:val="0073671C"/>
     <w:rPr>
       <w:rFonts w:ascii="Times New Roman" w:eastAsiaTheme="majorEastAsia" w:hAnsi="Times New Roman" w:cstheme="majorBidi"/>
       <w:b/>
@@ -3703,6 +5598,7 @@
     <w:rsid w:val="0028766F"/>
     <w:rsid w:val="003A7EE9"/>
     <w:rsid w:val="006F1605"/>
+    <w:rsid w:val="00742BAC"/>
     <w:rsid w:val="00977BC4"/>
     <w:rsid w:val="00CA4A96"/>
   </w:rsids>

--- a/Capstone_Project_2026.docx
+++ b/Capstone_Project_2026.docx
@@ -2084,18 +2084,141 @@
       </w:r>
     </w:p>
     <w:p>
-      <w:r>
-        <w:t>The proposed architecture illustrates the process from data collection to business reporting. The UCI dataset will be analysed and prepared using Python to develop and evaluate machine learning classification models. The findings will be presented through a Tableau dashboard and final report, supporting data-driven business recommendations.</w:t>
+      <w:pPr>
+        <w:jc w:val="both"/>
+      </w:pPr>
+      <w:r>
+        <w:t>Figure 1 illustrates the proposed workflow from data acquisition to business reporting. The UCI dataset will be explored and prepared using Python before developing and evaluating three machine learning classification models. The results will be presented through a Tableau dashboard and final report, supporting recommendations to improve marketing decisions, conversion strategies and sales opportunities. Live system integration is outside the project scope.</w:t>
+      </w:r>
+      <w:r>
+        <w:br w:type="page"/>
+      </w:r>
+    </w:p>
+    <w:p>
+      <w:pPr>
+        <w:jc w:val="center"/>
+        <w:rPr>
+          <w:b/>
+          <w:bCs/>
+          <w:sz w:val="32"/>
+          <w:szCs w:val="32"/>
+        </w:rPr>
+      </w:pPr>
+      <w:r>
+        <w:rPr>
+          <w:b/>
+          <w:bCs/>
+          <w:sz w:val="32"/>
+          <w:szCs w:val="32"/>
+        </w:rPr>
+        <w:lastRenderedPageBreak/>
+        <w:t>Online Purchase Intention Prediction</w:t>
+      </w:r>
+    </w:p>
+    <w:p>
+      <w:pPr>
+        <w:jc w:val="center"/>
+        <w:rPr>
+          <w:b/>
+          <w:bCs/>
+          <w:sz w:val="32"/>
+          <w:szCs w:val="32"/>
+        </w:rPr>
+      </w:pPr>
+      <w:r>
+        <w:rPr>
+          <w:b/>
+          <w:bCs/>
+          <w:sz w:val="32"/>
+          <w:szCs w:val="32"/>
+        </w:rPr>
+        <w:t>Proposed High-Level System Architecture</w:t>
       </w:r>
     </w:p>
     <w:p/>
-    <w:p/>
+    <w:p>
+      <w:pPr>
+        <w:keepNext/>
+      </w:pPr>
+      <w:r>
+        <w:rPr>
+          <w:noProof/>
+        </w:rPr>
+        <w:drawing>
+          <wp:inline distT="0" distB="0" distL="0" distR="0" wp14:anchorId="6A343D5C" wp14:editId="7A67FFCF">
+            <wp:extent cx="6913245" cy="5505450"/>
+            <wp:effectExtent l="0" t="0" r="0" b="0"/>
+            <wp:docPr id="489784198" name="Picture 4"/>
+            <wp:cNvGraphicFramePr>
+              <a:graphicFrameLocks xmlns:a="http://schemas.openxmlformats.org/drawingml/2006/main" noChangeAspect="1"/>
+            </wp:cNvGraphicFramePr>
+            <a:graphic xmlns:a="http://schemas.openxmlformats.org/drawingml/2006/main">
+              <a:graphicData uri="http://schemas.openxmlformats.org/drawingml/2006/picture">
+                <pic:pic xmlns:pic="http://schemas.openxmlformats.org/drawingml/2006/picture">
+                  <pic:nvPicPr>
+                    <pic:cNvPr id="0" name="Picture 2"/>
+                    <pic:cNvPicPr>
+                      <a:picLocks noChangeAspect="1" noChangeArrowheads="1"/>
+                    </pic:cNvPicPr>
+                  </pic:nvPicPr>
+                  <pic:blipFill>
+                    <a:blip r:embed="rId7">
+                      <a:extLst>
+                        <a:ext uri="{28A0092B-C50C-407E-A947-70E740481C1C}">
+                          <a14:useLocalDpi xmlns:a14="http://schemas.microsoft.com/office/drawing/2010/main" val="0"/>
+                        </a:ext>
+                      </a:extLst>
+                    </a:blip>
+                    <a:srcRect/>
+                    <a:stretch>
+                      <a:fillRect/>
+                    </a:stretch>
+                  </pic:blipFill>
+                  <pic:spPr bwMode="auto">
+                    <a:xfrm>
+                      <a:off x="0" y="0"/>
+                      <a:ext cx="6913245" cy="5505450"/>
+                    </a:xfrm>
+                    <a:prstGeom prst="rect">
+                      <a:avLst/>
+                    </a:prstGeom>
+                    <a:noFill/>
+                  </pic:spPr>
+                </pic:pic>
+              </a:graphicData>
+            </a:graphic>
+          </wp:inline>
+        </w:drawing>
+      </w:r>
+    </w:p>
+    <w:p>
+      <w:pPr>
+        <w:pStyle w:val="Caption"/>
+      </w:pPr>
+      <w:r>
+        <w:t xml:space="preserve">Figure </w:t>
+      </w:r>
+      <w:fldSimple w:instr=" SEQ Figure \* ARABIC ">
+        <w:r>
+          <w:rPr>
+            <w:noProof/>
+          </w:rPr>
+          <w:t>1</w:t>
+        </w:r>
+      </w:fldSimple>
+      <w:r>
+        <w:t xml:space="preserve"> H</w:t>
+      </w:r>
+      <w:r>
+        <w:t>igh-level architectural diagram</w:t>
+      </w:r>
+    </w:p>
     <w:p/>
     <w:p/>
     <w:sectPr>
-      <w:headerReference w:type="default" r:id="rId7"/>
-      <w:footerReference w:type="default" r:id="rId8"/>
-      <w:headerReference w:type="first" r:id="rId9"/>
+      <w:headerReference w:type="default" r:id="rId8"/>
+      <w:footerReference w:type="default" r:id="rId9"/>
+      <w:headerReference w:type="first" r:id="rId10"/>
       <w:pgSz w:w="11906" w:h="16838"/>
       <w:pgMar w:top="1440" w:right="1440" w:bottom="1440" w:left="1440" w:header="708" w:footer="708" w:gutter="0"/>
       <w:pgNumType w:start="0"/>
@@ -5037,7 +5160,6 @@
   <w:style w:type="character" w:default="1" w:styleId="DefaultParagraphFont">
     <w:name w:val="Default Paragraph Font"/>
     <w:uiPriority w:val="1"/>
-    <w:semiHidden/>
     <w:unhideWhenUsed/>
   </w:style>
   <w:style w:type="table" w:default="1" w:styleId="TableNormal">
@@ -5477,6 +5599,25 @@
       </w:numPr>
     </w:pPr>
   </w:style>
+  <w:style w:type="paragraph" w:styleId="Caption">
+    <w:name w:val="caption"/>
+    <w:basedOn w:val="Normal"/>
+    <w:next w:val="Normal"/>
+    <w:uiPriority w:val="35"/>
+    <w:unhideWhenUsed/>
+    <w:qFormat/>
+    <w:rsid w:val="005C5DC1"/>
+    <w:pPr>
+      <w:spacing w:after="200" w:line="240" w:lineRule="auto"/>
+    </w:pPr>
+    <w:rPr>
+      <w:i/>
+      <w:iCs/>
+      <w:color w:val="44546A" w:themeColor="text2"/>
+      <w:sz w:val="18"/>
+      <w:szCs w:val="18"/>
+    </w:rPr>
+  </w:style>
 </w:styles>
 </file>
 
@@ -5595,6 +5736,7 @@
   </w:compat>
   <w:rsids>
     <w:rsidRoot w:val="0028766F"/>
+    <w:rsid w:val="000F4124"/>
     <w:rsid w:val="0028766F"/>
     <w:rsid w:val="003A7EE9"/>
     <w:rsid w:val="006F1605"/>

--- a/Capstone_Project_2026.docx
+++ b/Capstone_Project_2026.docx
@@ -2214,11 +2214,176 @@
       </w:r>
     </w:p>
     <w:p/>
+    <w:p>
+      <w:pPr>
+        <w:suppressAutoHyphens w:val="0"/>
+        <w:autoSpaceDN/>
+        <w:spacing w:line="259" w:lineRule="auto"/>
+      </w:pPr>
+      <w:r>
+        <w:br w:type="page"/>
+      </w:r>
+    </w:p>
+    <w:p>
+      <w:pPr>
+        <w:pStyle w:val="Heading1"/>
+      </w:pPr>
+      <w:r>
+        <w:lastRenderedPageBreak/>
+        <w:t>Data Sources</w:t>
+      </w:r>
+    </w:p>
+    <w:p>
+      <w:pPr>
+        <w:jc w:val="both"/>
+      </w:pPr>
+      <w:r>
+        <w:t xml:space="preserve">The project will use the </w:t>
+      </w:r>
+      <w:r>
+        <w:rPr>
+          <w:b/>
+          <w:bCs/>
+        </w:rPr>
+        <w:t>Online Shoppers Purchasing Intention dataset</w:t>
+      </w:r>
+      <w:r>
+        <w:t xml:space="preserve">, available from the UCI Machine Learning Repository (Sakar and </w:t>
+      </w:r>
+      <w:proofErr w:type="spellStart"/>
+      <w:r>
+        <w:t>Kastro</w:t>
+      </w:r>
+      <w:proofErr w:type="spellEnd"/>
+      <w:r>
+        <w:t>, 2018).</w:t>
+      </w:r>
+    </w:p>
+    <w:p>
+      <w:pPr>
+        <w:jc w:val="both"/>
+      </w:pPr>
+      <w:r>
+        <w:t xml:space="preserve">The dataset contains approximately </w:t>
+      </w:r>
+      <w:r>
+        <w:rPr>
+          <w:b/>
+          <w:bCs/>
+        </w:rPr>
+        <w:t>12,330 website sessions, with 17 independent  variables and one target variable, Revenue,</w:t>
+      </w:r>
+      <w:r>
+        <w:t xml:space="preserve"> indicating whether a purchase occurred. The variables include product-page visits, browsing duration, bounce rates, exit rates, visitor type and other session characteristics. Figure 2.</w:t>
+      </w:r>
+    </w:p>
+    <w:p>
+      <w:pPr>
+        <w:jc w:val="both"/>
+      </w:pPr>
+      <w:r>
+        <w:t>This dataset is appropriate because it directly supports binary classification of purchasing outcomes and allows investigation of browsing patterns associated with completed purchases.</w:t>
+      </w:r>
+    </w:p>
+    <w:p>
+      <w:pPr>
+        <w:jc w:val="both"/>
+      </w:pPr>
+      <w:r>
+        <w:t>The dataset is publicly available under the Creative Commons Attribution 4.0 (CC BY 4.0) licence, allowing its use for academic research with appropriate acknowledgement of the original authors and source.</w:t>
+      </w:r>
+    </w:p>
+    <w:p/>
+    <w:p/>
+    <w:p>
+      <w:r>
+        <w:t xml:space="preserve"> </w:t>
+      </w:r>
+    </w:p>
+    <w:p>
+      <w:pPr>
+        <w:keepNext/>
+      </w:pPr>
+      <w:r>
+        <w:drawing>
+          <wp:inline distT="0" distB="0" distL="0" distR="0" wp14:anchorId="3FE08B5A" wp14:editId="244ED550">
+            <wp:extent cx="2838596" cy="3149762"/>
+            <wp:effectExtent l="0" t="0" r="0" b="0"/>
+            <wp:docPr id="657430283" name="Picture 1"/>
+            <wp:cNvGraphicFramePr>
+              <a:graphicFrameLocks xmlns:a="http://schemas.openxmlformats.org/drawingml/2006/main" noChangeAspect="1"/>
+            </wp:cNvGraphicFramePr>
+            <a:graphic xmlns:a="http://schemas.openxmlformats.org/drawingml/2006/main">
+              <a:graphicData uri="http://schemas.openxmlformats.org/drawingml/2006/picture">
+                <pic:pic xmlns:pic="http://schemas.openxmlformats.org/drawingml/2006/picture">
+                  <pic:nvPicPr>
+                    <pic:cNvPr id="657430283" name=""/>
+                    <pic:cNvPicPr/>
+                  </pic:nvPicPr>
+                  <pic:blipFill>
+                    <a:blip r:embed="rId8"/>
+                    <a:stretch>
+                      <a:fillRect/>
+                    </a:stretch>
+                  </pic:blipFill>
+                  <pic:spPr>
+                    <a:xfrm>
+                      <a:off x="0" y="0"/>
+                      <a:ext cx="2838596" cy="3149762"/>
+                    </a:xfrm>
+                    <a:prstGeom prst="rect">
+                      <a:avLst/>
+                    </a:prstGeom>
+                  </pic:spPr>
+                </pic:pic>
+              </a:graphicData>
+            </a:graphic>
+          </wp:inline>
+        </w:drawing>
+      </w:r>
+    </w:p>
+    <w:p>
+      <w:pPr>
+        <w:pStyle w:val="Caption"/>
+      </w:pPr>
+      <w:r>
+        <w:t xml:space="preserve">Figure </w:t>
+      </w:r>
+      <w:fldSimple w:instr=" SEQ Figure \* ARABIC ">
+        <w:r>
+          <w:rPr>
+            <w:noProof/>
+          </w:rPr>
+          <w:t>2</w:t>
+        </w:r>
+      </w:fldSimple>
+      <w:r>
+        <w:t xml:space="preserve"> </w:t>
+      </w:r>
+      <w:r>
+        <w:t xml:space="preserve"> Data Info</w:t>
+      </w:r>
+    </w:p>
+    <w:p>
+      <w:r>
+        <w:t xml:space="preserve"> </w:t>
+      </w:r>
+    </w:p>
+    <w:p>
+      <w:pPr>
+        <w:suppressAutoHyphens w:val="0"/>
+        <w:autoSpaceDN/>
+        <w:spacing w:line="259" w:lineRule="auto"/>
+      </w:pPr>
+      <w:r>
+        <w:br w:type="page"/>
+      </w:r>
+    </w:p>
     <w:p/>
     <w:sectPr>
-      <w:headerReference w:type="default" r:id="rId8"/>
-      <w:footerReference w:type="default" r:id="rId9"/>
-      <w:headerReference w:type="first" r:id="rId10"/>
+      <w:headerReference w:type="default" r:id="rId9"/>
+      <w:footerReference w:type="default" r:id="rId10"/>
+      <w:headerReference w:type="first" r:id="rId11"/>
       <w:pgSz w:w="11906" w:h="16838"/>
       <w:pgMar w:top="1440" w:right="1440" w:bottom="1440" w:left="1440" w:header="708" w:footer="708" w:gutter="0"/>
       <w:pgNumType w:start="0"/>
@@ -5160,6 +5325,7 @@
   <w:style w:type="character" w:default="1" w:styleId="DefaultParagraphFont">
     <w:name w:val="Default Paragraph Font"/>
     <w:uiPriority w:val="1"/>
+    <w:semiHidden/>
     <w:unhideWhenUsed/>
   </w:style>
   <w:style w:type="table" w:default="1" w:styleId="TableNormal">
@@ -5743,6 +5909,7 @@
     <w:rsid w:val="00742BAC"/>
     <w:rsid w:val="00977BC4"/>
     <w:rsid w:val="00CA4A96"/>
+    <w:rsid w:val="00ED5DA6"/>
   </w:rsids>
   <m:mathPr>
     <m:mathFont m:val="Cambria Math"/>

--- a/Capstone_Project_2026.docx
+++ b/Capstone_Project_2026.docx
@@ -1459,16 +1459,15 @@
       </w:r>
     </w:p>
     <w:p>
-      <w:r>
-        <w:t>To identify browsing patterns associated with purchases and use these findings to recommend ways online retailers could improve their conversion strategies and identify additional sales opportunities.</w:t>
-      </w:r>
-    </w:p>
-    <w:p>
       <w:pPr>
         <w:suppressAutoHyphens w:val="0"/>
         <w:autoSpaceDN/>
         <w:spacing w:line="259" w:lineRule="auto"/>
-      </w:pPr>
+        <w:jc w:val="both"/>
+      </w:pPr>
+      <w:r>
+        <w:t>To identify browsing patterns associated with purchases and provide data-driven recommendations to help online retailers improve conversion strategies and identify additional sales opportunities.</w:t>
+      </w:r>
       <w:r>
         <w:br w:type="page"/>
       </w:r>
@@ -2379,7 +2378,114 @@
         <w:br w:type="page"/>
       </w:r>
     </w:p>
-    <w:p/>
+    <w:p>
+      <w:pPr>
+        <w:pStyle w:val="Heading1"/>
+      </w:pPr>
+      <w:r>
+        <w:lastRenderedPageBreak/>
+        <w:t xml:space="preserve">Expected Deliverables </w:t>
+      </w:r>
+    </w:p>
+    <w:p>
+      <w:r>
+        <w:t>By the end of Semester 2, the project is expected to produce:</w:t>
+      </w:r>
+    </w:p>
+    <w:p>
+      <w:pPr>
+        <w:pStyle w:val="ListParagraph"/>
+        <w:numPr>
+          <w:ilvl w:val="0"/>
+          <w:numId w:val="22"/>
+        </w:numPr>
+      </w:pPr>
+      <w:r>
+        <w:t>A cleaned and prepared dataset, supported by documented exploratory analysis.</w:t>
+      </w:r>
+    </w:p>
+    <w:p>
+      <w:pPr>
+        <w:pStyle w:val="ListParagraph"/>
+        <w:numPr>
+          <w:ilvl w:val="0"/>
+          <w:numId w:val="22"/>
+        </w:numPr>
+      </w:pPr>
+      <w:r>
+        <w:t>Visualisations identifying browsing patterns associated with purchases.</w:t>
+      </w:r>
+    </w:p>
+    <w:p>
+      <w:pPr>
+        <w:pStyle w:val="ListParagraph"/>
+        <w:numPr>
+          <w:ilvl w:val="0"/>
+          <w:numId w:val="22"/>
+        </w:numPr>
+      </w:pPr>
+      <w:r>
+        <w:t>Three trained classification models: Logistic Regression, Decision Tree and Random Forest.</w:t>
+      </w:r>
+    </w:p>
+    <w:p>
+      <w:pPr>
+        <w:pStyle w:val="ListParagraph"/>
+        <w:numPr>
+          <w:ilvl w:val="0"/>
+          <w:numId w:val="22"/>
+        </w:numPr>
+      </w:pPr>
+      <w:r>
+        <w:t>A comparative evaluation using classification metrics and confusion matrices.</w:t>
+      </w:r>
+    </w:p>
+    <w:p>
+      <w:pPr>
+        <w:pStyle w:val="ListParagraph"/>
+        <w:numPr>
+          <w:ilvl w:val="0"/>
+          <w:numId w:val="22"/>
+        </w:numPr>
+      </w:pPr>
+      <w:r>
+        <w:t>An interactive Tableau dashboard presenting key business insights.</w:t>
+      </w:r>
+    </w:p>
+    <w:p>
+      <w:pPr>
+        <w:pStyle w:val="ListParagraph"/>
+        <w:numPr>
+          <w:ilvl w:val="0"/>
+          <w:numId w:val="22"/>
+        </w:numPr>
+      </w:pPr>
+      <w:r>
+        <w:t>A final report explaining the findings, limitations and recommendations for improving marketing and conversion strategies.</w:t>
+      </w:r>
+    </w:p>
+    <w:p>
+      <w:pPr>
+        <w:pStyle w:val="ListParagraph"/>
+        <w:numPr>
+          <w:ilvl w:val="0"/>
+          <w:numId w:val="22"/>
+        </w:numPr>
+      </w:pPr>
+      <w:r>
+        <w:t>A GitHub repository containing the code, notebooks and project documentation.</w:t>
+      </w:r>
+    </w:p>
+    <w:p>
+      <w:r>
+        <w:t>The main outcome will be evaluated predictive models and recommendations to improve customer engagement, marketing decisions, conversion strategies and sales opportunities.</w:t>
+      </w:r>
+    </w:p>
+    <w:p>
+      <w:r>
+        <w:t xml:space="preserve"> </w:t>
+      </w:r>
+    </w:p>
     <w:sectPr>
       <w:headerReference w:type="default" r:id="rId9"/>
       <w:footerReference w:type="default" r:id="rId10"/>
@@ -3048,6 +3154,101 @@
     </w:lvl>
   </w:abstractNum>
   <w:abstractNum w:abstractNumId="4" w15:restartNumberingAfterBreak="0">
+    <w:nsid w:val="0DAE7947"/>
+    <w:multiLevelType w:val="multilevel"/>
+    <w:tmpl w:val="18090025"/>
+    <w:lvl w:ilvl="0">
+      <w:start w:val="1"/>
+      <w:numFmt w:val="decimal"/>
+      <w:pStyle w:val="Heading1"/>
+      <w:lvlText w:val="%1"/>
+      <w:lvlJc w:val="left"/>
+      <w:pPr>
+        <w:ind w:left="432" w:hanging="432"/>
+      </w:pPr>
+    </w:lvl>
+    <w:lvl w:ilvl="1">
+      <w:start w:val="1"/>
+      <w:numFmt w:val="decimal"/>
+      <w:pStyle w:val="Heading2"/>
+      <w:lvlText w:val="%1.%2"/>
+      <w:lvlJc w:val="left"/>
+      <w:pPr>
+        <w:ind w:left="576" w:hanging="576"/>
+      </w:pPr>
+    </w:lvl>
+    <w:lvl w:ilvl="2">
+      <w:start w:val="1"/>
+      <w:numFmt w:val="decimal"/>
+      <w:pStyle w:val="Heading3"/>
+      <w:lvlText w:val="%1.%2.%3"/>
+      <w:lvlJc w:val="left"/>
+      <w:pPr>
+        <w:ind w:left="720" w:hanging="720"/>
+      </w:pPr>
+    </w:lvl>
+    <w:lvl w:ilvl="3">
+      <w:start w:val="1"/>
+      <w:numFmt w:val="decimal"/>
+      <w:pStyle w:val="Heading4"/>
+      <w:lvlText w:val="%1.%2.%3.%4"/>
+      <w:lvlJc w:val="left"/>
+      <w:pPr>
+        <w:ind w:left="864" w:hanging="864"/>
+      </w:pPr>
+    </w:lvl>
+    <w:lvl w:ilvl="4">
+      <w:start w:val="1"/>
+      <w:numFmt w:val="decimal"/>
+      <w:pStyle w:val="Heading5"/>
+      <w:lvlText w:val="%1.%2.%3.%4.%5"/>
+      <w:lvlJc w:val="left"/>
+      <w:pPr>
+        <w:ind w:left="1008" w:hanging="1008"/>
+      </w:pPr>
+    </w:lvl>
+    <w:lvl w:ilvl="5">
+      <w:start w:val="1"/>
+      <w:numFmt w:val="decimal"/>
+      <w:pStyle w:val="Heading6"/>
+      <w:lvlText w:val="%1.%2.%3.%4.%5.%6"/>
+      <w:lvlJc w:val="left"/>
+      <w:pPr>
+        <w:ind w:left="1152" w:hanging="1152"/>
+      </w:pPr>
+    </w:lvl>
+    <w:lvl w:ilvl="6">
+      <w:start w:val="1"/>
+      <w:numFmt w:val="decimal"/>
+      <w:pStyle w:val="Heading7"/>
+      <w:lvlText w:val="%1.%2.%3.%4.%5.%6.%7"/>
+      <w:lvlJc w:val="left"/>
+      <w:pPr>
+        <w:ind w:left="1296" w:hanging="1296"/>
+      </w:pPr>
+    </w:lvl>
+    <w:lvl w:ilvl="7">
+      <w:start w:val="1"/>
+      <w:numFmt w:val="decimal"/>
+      <w:pStyle w:val="Heading8"/>
+      <w:lvlText w:val="%1.%2.%3.%4.%5.%6.%7.%8"/>
+      <w:lvlJc w:val="left"/>
+      <w:pPr>
+        <w:ind w:left="1440" w:hanging="1440"/>
+      </w:pPr>
+    </w:lvl>
+    <w:lvl w:ilvl="8">
+      <w:start w:val="1"/>
+      <w:numFmt w:val="decimal"/>
+      <w:pStyle w:val="Heading9"/>
+      <w:lvlText w:val="%1.%2.%3.%4.%5.%6.%7.%8.%9"/>
+      <w:lvlJc w:val="left"/>
+      <w:pPr>
+        <w:ind w:left="1584" w:hanging="1584"/>
+      </w:pPr>
+    </w:lvl>
+  </w:abstractNum>
+  <w:abstractNum w:abstractNumId="5" w15:restartNumberingAfterBreak="0">
     <w:nsid w:val="165A2448"/>
     <w:multiLevelType w:val="multilevel"/>
     <w:tmpl w:val="C5CE2D08"/>
@@ -3133,7 +3334,96 @@
       </w:pPr>
     </w:lvl>
   </w:abstractNum>
-  <w:abstractNum w:abstractNumId="5" w15:restartNumberingAfterBreak="0">
+  <w:abstractNum w:abstractNumId="6" w15:restartNumberingAfterBreak="0">
+    <w:nsid w:val="176406F4"/>
+    <w:multiLevelType w:val="hybridMultilevel"/>
+    <w:tmpl w:val="D4DA671C"/>
+    <w:lvl w:ilvl="0" w:tplc="3880F6F6">
+      <w:start w:val="1"/>
+      <w:numFmt w:val="decimal"/>
+      <w:lvlText w:val="%1."/>
+      <w:lvlJc w:val="left"/>
+      <w:pPr>
+        <w:ind w:left="1080" w:hanging="720"/>
+      </w:pPr>
+      <w:rPr>
+        <w:rFonts w:hint="default"/>
+      </w:rPr>
+    </w:lvl>
+    <w:lvl w:ilvl="1" w:tplc="18090019" w:tentative="1">
+      <w:start w:val="1"/>
+      <w:numFmt w:val="lowerLetter"/>
+      <w:lvlText w:val="%2."/>
+      <w:lvlJc w:val="left"/>
+      <w:pPr>
+        <w:ind w:left="1440" w:hanging="360"/>
+      </w:pPr>
+    </w:lvl>
+    <w:lvl w:ilvl="2" w:tplc="1809001B" w:tentative="1">
+      <w:start w:val="1"/>
+      <w:numFmt w:val="lowerRoman"/>
+      <w:lvlText w:val="%3."/>
+      <w:lvlJc w:val="right"/>
+      <w:pPr>
+        <w:ind w:left="2160" w:hanging="180"/>
+      </w:pPr>
+    </w:lvl>
+    <w:lvl w:ilvl="3" w:tplc="1809000F" w:tentative="1">
+      <w:start w:val="1"/>
+      <w:numFmt w:val="decimal"/>
+      <w:lvlText w:val="%4."/>
+      <w:lvlJc w:val="left"/>
+      <w:pPr>
+        <w:ind w:left="2880" w:hanging="360"/>
+      </w:pPr>
+    </w:lvl>
+    <w:lvl w:ilvl="4" w:tplc="18090019" w:tentative="1">
+      <w:start w:val="1"/>
+      <w:numFmt w:val="lowerLetter"/>
+      <w:lvlText w:val="%5."/>
+      <w:lvlJc w:val="left"/>
+      <w:pPr>
+        <w:ind w:left="3600" w:hanging="360"/>
+      </w:pPr>
+    </w:lvl>
+    <w:lvl w:ilvl="5" w:tplc="1809001B" w:tentative="1">
+      <w:start w:val="1"/>
+      <w:numFmt w:val="lowerRoman"/>
+      <w:lvlText w:val="%6."/>
+      <w:lvlJc w:val="right"/>
+      <w:pPr>
+        <w:ind w:left="4320" w:hanging="180"/>
+      </w:pPr>
+    </w:lvl>
+    <w:lvl w:ilvl="6" w:tplc="1809000F" w:tentative="1">
+      <w:start w:val="1"/>
+      <w:numFmt w:val="decimal"/>
+      <w:lvlText w:val="%7."/>
+      <w:lvlJc w:val="left"/>
+      <w:pPr>
+        <w:ind w:left="5040" w:hanging="360"/>
+      </w:pPr>
+    </w:lvl>
+    <w:lvl w:ilvl="7" w:tplc="18090019" w:tentative="1">
+      <w:start w:val="1"/>
+      <w:numFmt w:val="lowerLetter"/>
+      <w:lvlText w:val="%8."/>
+      <w:lvlJc w:val="left"/>
+      <w:pPr>
+        <w:ind w:left="5760" w:hanging="360"/>
+      </w:pPr>
+    </w:lvl>
+    <w:lvl w:ilvl="8" w:tplc="1809001B" w:tentative="1">
+      <w:start w:val="1"/>
+      <w:numFmt w:val="lowerRoman"/>
+      <w:lvlText w:val="%9."/>
+      <w:lvlJc w:val="right"/>
+      <w:pPr>
+        <w:ind w:left="6480" w:hanging="180"/>
+      </w:pPr>
+    </w:lvl>
+  </w:abstractNum>
+  <w:abstractNum w:abstractNumId="7" w15:restartNumberingAfterBreak="0">
     <w:nsid w:val="1FB75C42"/>
     <w:multiLevelType w:val="hybridMultilevel"/>
     <w:tmpl w:val="49CC9580"/>
@@ -3219,7 +3509,7 @@
       </w:pPr>
     </w:lvl>
   </w:abstractNum>
-  <w:abstractNum w:abstractNumId="6" w15:restartNumberingAfterBreak="0">
+  <w:abstractNum w:abstractNumId="8" w15:restartNumberingAfterBreak="0">
     <w:nsid w:val="23CD32C2"/>
     <w:multiLevelType w:val="multilevel"/>
     <w:tmpl w:val="18090025"/>
@@ -3305,7 +3595,7 @@
       </w:pPr>
     </w:lvl>
   </w:abstractNum>
-  <w:abstractNum w:abstractNumId="7" w15:restartNumberingAfterBreak="0">
+  <w:abstractNum w:abstractNumId="9" w15:restartNumberingAfterBreak="0">
     <w:nsid w:val="36E7080E"/>
     <w:multiLevelType w:val="hybridMultilevel"/>
     <w:tmpl w:val="4C5CD92E"/>
@@ -3418,7 +3708,7 @@
       </w:rPr>
     </w:lvl>
   </w:abstractNum>
-  <w:abstractNum w:abstractNumId="8" w15:restartNumberingAfterBreak="0">
+  <w:abstractNum w:abstractNumId="10" w15:restartNumberingAfterBreak="0">
     <w:nsid w:val="40082318"/>
     <w:multiLevelType w:val="multilevel"/>
     <w:tmpl w:val="F2427B26"/>
@@ -3567,7 +3857,7 @@
       </w:rPr>
     </w:lvl>
   </w:abstractNum>
-  <w:abstractNum w:abstractNumId="9" w15:restartNumberingAfterBreak="0">
+  <w:abstractNum w:abstractNumId="11" w15:restartNumberingAfterBreak="0">
     <w:nsid w:val="4C3E34D7"/>
     <w:multiLevelType w:val="multilevel"/>
     <w:tmpl w:val="68E8ED24"/>
@@ -3653,7 +3943,7 @@
       </w:pPr>
     </w:lvl>
   </w:abstractNum>
-  <w:abstractNum w:abstractNumId="10" w15:restartNumberingAfterBreak="0">
+  <w:abstractNum w:abstractNumId="12" w15:restartNumberingAfterBreak="0">
     <w:nsid w:val="4ED03715"/>
     <w:multiLevelType w:val="multilevel"/>
     <w:tmpl w:val="82F8DA2A"/>
@@ -3739,7 +4029,7 @@
       </w:pPr>
     </w:lvl>
   </w:abstractNum>
-  <w:abstractNum w:abstractNumId="11" w15:restartNumberingAfterBreak="0">
+  <w:abstractNum w:abstractNumId="13" w15:restartNumberingAfterBreak="0">
     <w:nsid w:val="55585EEA"/>
     <w:multiLevelType w:val="hybridMultilevel"/>
     <w:tmpl w:val="E48EA1E0"/>
@@ -3852,7 +4142,7 @@
       </w:rPr>
     </w:lvl>
   </w:abstractNum>
-  <w:abstractNum w:abstractNumId="12" w15:restartNumberingAfterBreak="0">
+  <w:abstractNum w:abstractNumId="14" w15:restartNumberingAfterBreak="0">
     <w:nsid w:val="5BB90BF9"/>
     <w:multiLevelType w:val="multilevel"/>
     <w:tmpl w:val="FA0A0490"/>
@@ -3939,7 +4229,7 @@
       </w:pPr>
     </w:lvl>
   </w:abstractNum>
-  <w:abstractNum w:abstractNumId="13" w15:restartNumberingAfterBreak="0">
+  <w:abstractNum w:abstractNumId="15" w15:restartNumberingAfterBreak="0">
     <w:nsid w:val="6B1D01B3"/>
     <w:multiLevelType w:val="hybridMultilevel"/>
     <w:tmpl w:val="BA98D752"/>
@@ -4052,14 +4342,99 @@
       </w:rPr>
     </w:lvl>
   </w:abstractNum>
-  <w:abstractNum w:abstractNumId="14" w15:restartNumberingAfterBreak="0">
+  <w:abstractNum w:abstractNumId="16" w15:restartNumberingAfterBreak="0">
+    <w:nsid w:val="70E437A6"/>
+    <w:multiLevelType w:val="hybridMultilevel"/>
+    <w:tmpl w:val="36E4189E"/>
+    <w:lvl w:ilvl="0" w:tplc="AFEC7028">
+      <w:start w:val="1"/>
+      <w:numFmt w:val="decimal"/>
+      <w:lvlText w:val="%1."/>
+      <w:lvlJc w:val="left"/>
+      <w:pPr>
+        <w:ind w:left="720" w:hanging="360"/>
+      </w:pPr>
+    </w:lvl>
+    <w:lvl w:ilvl="1" w:tplc="18090019" w:tentative="1">
+      <w:start w:val="1"/>
+      <w:numFmt w:val="lowerLetter"/>
+      <w:lvlText w:val="%2."/>
+      <w:lvlJc w:val="left"/>
+      <w:pPr>
+        <w:ind w:left="1440" w:hanging="360"/>
+      </w:pPr>
+    </w:lvl>
+    <w:lvl w:ilvl="2" w:tplc="1809001B" w:tentative="1">
+      <w:start w:val="1"/>
+      <w:numFmt w:val="lowerRoman"/>
+      <w:lvlText w:val="%3."/>
+      <w:lvlJc w:val="right"/>
+      <w:pPr>
+        <w:ind w:left="2160" w:hanging="180"/>
+      </w:pPr>
+    </w:lvl>
+    <w:lvl w:ilvl="3" w:tplc="1809000F" w:tentative="1">
+      <w:start w:val="1"/>
+      <w:numFmt w:val="decimal"/>
+      <w:lvlText w:val="%4."/>
+      <w:lvlJc w:val="left"/>
+      <w:pPr>
+        <w:ind w:left="2880" w:hanging="360"/>
+      </w:pPr>
+    </w:lvl>
+    <w:lvl w:ilvl="4" w:tplc="18090019" w:tentative="1">
+      <w:start w:val="1"/>
+      <w:numFmt w:val="lowerLetter"/>
+      <w:lvlText w:val="%5."/>
+      <w:lvlJc w:val="left"/>
+      <w:pPr>
+        <w:ind w:left="3600" w:hanging="360"/>
+      </w:pPr>
+    </w:lvl>
+    <w:lvl w:ilvl="5" w:tplc="1809001B" w:tentative="1">
+      <w:start w:val="1"/>
+      <w:numFmt w:val="lowerRoman"/>
+      <w:lvlText w:val="%6."/>
+      <w:lvlJc w:val="right"/>
+      <w:pPr>
+        <w:ind w:left="4320" w:hanging="180"/>
+      </w:pPr>
+    </w:lvl>
+    <w:lvl w:ilvl="6" w:tplc="1809000F" w:tentative="1">
+      <w:start w:val="1"/>
+      <w:numFmt w:val="decimal"/>
+      <w:lvlText w:val="%7."/>
+      <w:lvlJc w:val="left"/>
+      <w:pPr>
+        <w:ind w:left="5040" w:hanging="360"/>
+      </w:pPr>
+    </w:lvl>
+    <w:lvl w:ilvl="7" w:tplc="18090019" w:tentative="1">
+      <w:start w:val="1"/>
+      <w:numFmt w:val="lowerLetter"/>
+      <w:lvlText w:val="%8."/>
+      <w:lvlJc w:val="left"/>
+      <w:pPr>
+        <w:ind w:left="5760" w:hanging="360"/>
+      </w:pPr>
+    </w:lvl>
+    <w:lvl w:ilvl="8" w:tplc="1809001B" w:tentative="1">
+      <w:start w:val="1"/>
+      <w:numFmt w:val="lowerRoman"/>
+      <w:lvlText w:val="%9."/>
+      <w:lvlJc w:val="right"/>
+      <w:pPr>
+        <w:ind w:left="6480" w:hanging="180"/>
+      </w:pPr>
+    </w:lvl>
+  </w:abstractNum>
+  <w:abstractNum w:abstractNumId="17" w15:restartNumberingAfterBreak="0">
     <w:nsid w:val="76253744"/>
     <w:multiLevelType w:val="multilevel"/>
-    <w:tmpl w:val="18090025"/>
+    <w:tmpl w:val="423C7548"/>
     <w:lvl w:ilvl="0">
       <w:start w:val="1"/>
       <w:numFmt w:val="decimal"/>
-      <w:pStyle w:val="Heading1"/>
       <w:lvlText w:val="%1"/>
       <w:lvlJc w:val="left"/>
       <w:pPr>
@@ -4069,7 +4444,6 @@
     <w:lvl w:ilvl="1">
       <w:start w:val="1"/>
       <w:numFmt w:val="decimal"/>
-      <w:pStyle w:val="Heading2"/>
       <w:lvlText w:val="%1.%2"/>
       <w:lvlJc w:val="left"/>
       <w:pPr>
@@ -4079,7 +4453,6 @@
     <w:lvl w:ilvl="2">
       <w:start w:val="1"/>
       <w:numFmt w:val="decimal"/>
-      <w:pStyle w:val="Heading3"/>
       <w:lvlText w:val="%1.%2.%3"/>
       <w:lvlJc w:val="left"/>
       <w:pPr>
@@ -4089,7 +4462,6 @@
     <w:lvl w:ilvl="3">
       <w:start w:val="1"/>
       <w:numFmt w:val="decimal"/>
-      <w:pStyle w:val="Heading4"/>
       <w:lvlText w:val="%1.%2.%3.%4"/>
       <w:lvlJc w:val="left"/>
       <w:pPr>
@@ -4099,7 +4471,6 @@
     <w:lvl w:ilvl="4">
       <w:start w:val="1"/>
       <w:numFmt w:val="decimal"/>
-      <w:pStyle w:val="Heading5"/>
       <w:lvlText w:val="%1.%2.%3.%4.%5"/>
       <w:lvlJc w:val="left"/>
       <w:pPr>
@@ -4109,7 +4480,6 @@
     <w:lvl w:ilvl="5">
       <w:start w:val="1"/>
       <w:numFmt w:val="decimal"/>
-      <w:pStyle w:val="Heading6"/>
       <w:lvlText w:val="%1.%2.%3.%4.%5.%6"/>
       <w:lvlJc w:val="left"/>
       <w:pPr>
@@ -4119,7 +4489,6 @@
     <w:lvl w:ilvl="6">
       <w:start w:val="1"/>
       <w:numFmt w:val="decimal"/>
-      <w:pStyle w:val="Heading7"/>
       <w:lvlText w:val="%1.%2.%3.%4.%5.%6.%7"/>
       <w:lvlJc w:val="left"/>
       <w:pPr>
@@ -4129,7 +4498,6 @@
     <w:lvl w:ilvl="7">
       <w:start w:val="1"/>
       <w:numFmt w:val="decimal"/>
-      <w:pStyle w:val="Heading8"/>
       <w:lvlText w:val="%1.%2.%3.%4.%5.%6.%7.%8"/>
       <w:lvlJc w:val="left"/>
       <w:pPr>
@@ -4139,7 +4507,6 @@
     <w:lvl w:ilvl="8">
       <w:start w:val="1"/>
       <w:numFmt w:val="decimal"/>
-      <w:pStyle w:val="Heading9"/>
       <w:lvlText w:val="%1.%2.%3.%4.%5.%6.%7.%8.%9"/>
       <w:lvlJc w:val="left"/>
       <w:pPr>
@@ -4147,7 +4514,7 @@
       </w:pPr>
     </w:lvl>
   </w:abstractNum>
-  <w:abstractNum w:abstractNumId="15" w15:restartNumberingAfterBreak="0">
+  <w:abstractNum w:abstractNumId="18" w15:restartNumberingAfterBreak="0">
     <w:nsid w:val="764D314C"/>
     <w:multiLevelType w:val="multilevel"/>
     <w:tmpl w:val="F2427B26"/>
@@ -4296,7 +4663,7 @@
       </w:rPr>
     </w:lvl>
   </w:abstractNum>
-  <w:abstractNum w:abstractNumId="16" w15:restartNumberingAfterBreak="0">
+  <w:abstractNum w:abstractNumId="19" w15:restartNumberingAfterBreak="0">
     <w:nsid w:val="76737565"/>
     <w:multiLevelType w:val="hybridMultilevel"/>
     <w:tmpl w:val="E3A4BA88"/>
@@ -4409,7 +4776,7 @@
       </w:rPr>
     </w:lvl>
   </w:abstractNum>
-  <w:abstractNum w:abstractNumId="17" w15:restartNumberingAfterBreak="0">
+  <w:abstractNum w:abstractNumId="20" w15:restartNumberingAfterBreak="0">
     <w:nsid w:val="79075C2B"/>
     <w:multiLevelType w:val="hybridMultilevel"/>
     <w:tmpl w:val="3B28CA4E"/>
@@ -4526,7 +4893,7 @@
     <w:abstractNumId w:val="2"/>
   </w:num>
   <w:num w:numId="2" w16cid:durableId="371420007">
-    <w:abstractNumId w:val="12"/>
+    <w:abstractNumId w:val="14"/>
     <w:lvlOverride w:ilvl="0">
       <w:lvl w:ilvl="0">
         <w:start w:val="1"/>
@@ -4628,37 +4995,37 @@
     </w:lvlOverride>
   </w:num>
   <w:num w:numId="3" w16cid:durableId="1008874821">
+    <w:abstractNumId w:val="14"/>
+  </w:num>
+  <w:num w:numId="4" w16cid:durableId="685447713">
+    <w:abstractNumId w:val="5"/>
+  </w:num>
+  <w:num w:numId="5" w16cid:durableId="936714474">
+    <w:abstractNumId w:val="19"/>
+  </w:num>
+  <w:num w:numId="6" w16cid:durableId="1715882434">
+    <w:abstractNumId w:val="15"/>
+  </w:num>
+  <w:num w:numId="7" w16cid:durableId="2133857912">
+    <w:abstractNumId w:val="18"/>
+  </w:num>
+  <w:num w:numId="8" w16cid:durableId="920069637">
+    <w:abstractNumId w:val="10"/>
+  </w:num>
+  <w:num w:numId="9" w16cid:durableId="782194550">
+    <w:abstractNumId w:val="7"/>
+  </w:num>
+  <w:num w:numId="10" w16cid:durableId="1686783558">
+    <w:abstractNumId w:val="8"/>
+  </w:num>
+  <w:num w:numId="11" w16cid:durableId="702947228">
+    <w:abstractNumId w:val="11"/>
+  </w:num>
+  <w:num w:numId="12" w16cid:durableId="1029377723">
     <w:abstractNumId w:val="12"/>
   </w:num>
-  <w:num w:numId="4" w16cid:durableId="685447713">
-    <w:abstractNumId w:val="4"/>
-  </w:num>
-  <w:num w:numId="5" w16cid:durableId="936714474">
-    <w:abstractNumId w:val="16"/>
-  </w:num>
-  <w:num w:numId="6" w16cid:durableId="1715882434">
+  <w:num w:numId="13" w16cid:durableId="786655747">
     <w:abstractNumId w:val="13"/>
-  </w:num>
-  <w:num w:numId="7" w16cid:durableId="2133857912">
-    <w:abstractNumId w:val="15"/>
-  </w:num>
-  <w:num w:numId="8" w16cid:durableId="920069637">
-    <w:abstractNumId w:val="8"/>
-  </w:num>
-  <w:num w:numId="9" w16cid:durableId="782194550">
-    <w:abstractNumId w:val="5"/>
-  </w:num>
-  <w:num w:numId="10" w16cid:durableId="1686783558">
-    <w:abstractNumId w:val="6"/>
-  </w:num>
-  <w:num w:numId="11" w16cid:durableId="702947228">
-    <w:abstractNumId w:val="9"/>
-  </w:num>
-  <w:num w:numId="12" w16cid:durableId="1029377723">
-    <w:abstractNumId w:val="10"/>
-  </w:num>
-  <w:num w:numId="13" w16cid:durableId="786655747">
-    <w:abstractNumId w:val="11"/>
   </w:num>
   <w:num w:numId="14" w16cid:durableId="616837293">
     <w:abstractNumId w:val="3"/>
@@ -4670,13 +5037,22 @@
     <w:abstractNumId w:val="0"/>
   </w:num>
   <w:num w:numId="17" w16cid:durableId="1780561158">
-    <w:abstractNumId w:val="14"/>
+    <w:abstractNumId w:val="17"/>
   </w:num>
   <w:num w:numId="18" w16cid:durableId="1952086178">
-    <w:abstractNumId w:val="7"/>
+    <w:abstractNumId w:val="9"/>
   </w:num>
   <w:num w:numId="19" w16cid:durableId="179587092">
-    <w:abstractNumId w:val="17"/>
+    <w:abstractNumId w:val="20"/>
+  </w:num>
+  <w:num w:numId="20" w16cid:durableId="201359231">
+    <w:abstractNumId w:val="16"/>
+  </w:num>
+  <w:num w:numId="21" w16cid:durableId="1069306221">
+    <w:abstractNumId w:val="4"/>
+  </w:num>
+  <w:num w:numId="22" w16cid:durableId="194736339">
+    <w:abstractNumId w:val="6"/>
   </w:num>
 </w:numbering>
 </file>
@@ -5098,12 +5474,12 @@
     <w:autoRedefine/>
     <w:uiPriority w:val="9"/>
     <w:qFormat/>
-    <w:rsid w:val="00681209"/>
+    <w:rsid w:val="00BF775D"/>
     <w:pPr>
       <w:keepNext/>
       <w:keepLines/>
       <w:numPr>
-        <w:numId w:val="17"/>
+        <w:numId w:val="21"/>
       </w:numPr>
       <w:spacing w:before="360" w:after="80"/>
       <w:jc w:val="both"/>
@@ -5132,7 +5508,7 @@
       <w:keepLines/>
       <w:numPr>
         <w:ilvl w:val="1"/>
-        <w:numId w:val="17"/>
+        <w:numId w:val="21"/>
       </w:numPr>
       <w:spacing w:before="160" w:after="80"/>
       <w:outlineLvl w:val="1"/>
@@ -5158,7 +5534,7 @@
       <w:keepLines/>
       <w:numPr>
         <w:ilvl w:val="2"/>
-        <w:numId w:val="17"/>
+        <w:numId w:val="21"/>
       </w:numPr>
       <w:spacing w:before="160" w:after="80"/>
       <w:outlineLvl w:val="2"/>
@@ -5184,7 +5560,7 @@
       <w:keepLines/>
       <w:numPr>
         <w:ilvl w:val="3"/>
-        <w:numId w:val="17"/>
+        <w:numId w:val="21"/>
       </w:numPr>
       <w:spacing w:before="80" w:after="40"/>
       <w:outlineLvl w:val="3"/>
@@ -5211,7 +5587,7 @@
       <w:keepLines/>
       <w:numPr>
         <w:ilvl w:val="4"/>
-        <w:numId w:val="17"/>
+        <w:numId w:val="21"/>
       </w:numPr>
       <w:spacing w:before="80" w:after="40"/>
       <w:outlineLvl w:val="4"/>
@@ -5236,7 +5612,7 @@
       <w:keepLines/>
       <w:numPr>
         <w:ilvl w:val="5"/>
-        <w:numId w:val="17"/>
+        <w:numId w:val="21"/>
       </w:numPr>
       <w:spacing w:before="40" w:after="0"/>
       <w:outlineLvl w:val="5"/>
@@ -5262,7 +5638,7 @@
       <w:keepLines/>
       <w:numPr>
         <w:ilvl w:val="6"/>
-        <w:numId w:val="17"/>
+        <w:numId w:val="21"/>
       </w:numPr>
       <w:spacing w:before="40" w:after="0"/>
       <w:outlineLvl w:val="6"/>
@@ -5286,7 +5662,7 @@
       <w:keepLines/>
       <w:numPr>
         <w:ilvl w:val="7"/>
-        <w:numId w:val="17"/>
+        <w:numId w:val="21"/>
       </w:numPr>
       <w:spacing w:after="0"/>
       <w:outlineLvl w:val="7"/>
@@ -5312,7 +5688,7 @@
       <w:keepLines/>
       <w:numPr>
         <w:ilvl w:val="8"/>
-        <w:numId w:val="17"/>
+        <w:numId w:val="21"/>
       </w:numPr>
       <w:spacing w:after="0"/>
       <w:outlineLvl w:val="8"/>
@@ -5354,7 +5730,7 @@
     <w:basedOn w:val="DefaultParagraphFont"/>
     <w:link w:val="Heading1"/>
     <w:uiPriority w:val="9"/>
-    <w:rsid w:val="00681209"/>
+    <w:rsid w:val="00BF775D"/>
     <w:rPr>
       <w:rFonts w:ascii="Times New Roman" w:eastAsia="Times New Roman" w:hAnsi="Times New Roman" w:cstheme="majorBidi"/>
       <w:b/>
@@ -5909,7 +6285,7 @@
     <w:rsid w:val="00742BAC"/>
     <w:rsid w:val="00977BC4"/>
     <w:rsid w:val="00CA4A96"/>
-    <w:rsid w:val="00ED5DA6"/>
+    <w:rsid w:val="00FE467E"/>
   </w:rsids>
   <m:mathPr>
     <m:mathFont m:val="Cambria Math"/>

--- a/Capstone_Project_2026.docx
+++ b/Capstone_Project_2026.docx
@@ -1248,6 +1248,49 @@
       </w:pPr>
       <w:r>
         <w:lastRenderedPageBreak/>
+        <w:t>Project Title</w:t>
+      </w:r>
+    </w:p>
+    <w:p>
+      <w:pPr>
+        <w:jc w:val="center"/>
+        <w:rPr>
+          <w:b/>
+          <w:bCs/>
+        </w:rPr>
+      </w:pPr>
+      <w:r>
+        <w:rPr>
+          <w:b/>
+          <w:bCs/>
+        </w:rPr>
+        <w:t>Predicting Online Purchase Intention Using Machine Learning to Support E-commerce Conversion Strategies</w:t>
+      </w:r>
+    </w:p>
+    <w:p>
+      <w:pPr>
+        <w:suppressAutoHyphens w:val="0"/>
+        <w:autoSpaceDN/>
+        <w:spacing w:line="259" w:lineRule="auto"/>
+        <w:rPr>
+          <w:b/>
+          <w:bCs/>
+        </w:rPr>
+      </w:pPr>
+      <w:r>
+        <w:rPr>
+          <w:b/>
+          <w:bCs/>
+        </w:rPr>
+        <w:br w:type="page"/>
+      </w:r>
+    </w:p>
+    <w:p>
+      <w:pPr>
+        <w:pStyle w:val="Heading1"/>
+      </w:pPr>
+      <w:r>
+        <w:lastRenderedPageBreak/>
         <w:t>Problem Definition</w:t>
       </w:r>
     </w:p>
@@ -2197,14 +2240,27 @@
       <w:r>
         <w:t xml:space="preserve">Figure </w:t>
       </w:r>
-      <w:fldSimple w:instr=" SEQ Figure \* ARABIC ">
-        <w:r>
-          <w:rPr>
-            <w:noProof/>
-          </w:rPr>
-          <w:t>1</w:t>
-        </w:r>
-      </w:fldSimple>
+      <w:r>
+        <w:fldChar w:fldCharType="begin"/>
+      </w:r>
+      <w:r>
+        <w:instrText xml:space="preserve"> SEQ Figure \* ARABIC </w:instrText>
+      </w:r>
+      <w:r>
+        <w:fldChar w:fldCharType="separate"/>
+      </w:r>
+      <w:r>
+        <w:rPr>
+          <w:noProof/>
+        </w:rPr>
+        <w:t>1</w:t>
+      </w:r>
+      <w:r>
+        <w:rPr>
+          <w:noProof/>
+        </w:rPr>
+        <w:fldChar w:fldCharType="end"/>
+      </w:r>
       <w:r>
         <w:t xml:space="preserve"> H</w:t>
       </w:r>
@@ -2348,14 +2404,24 @@
       <w:r>
         <w:t xml:space="preserve">Figure </w:t>
       </w:r>
-      <w:fldSimple w:instr=" SEQ Figure \* ARABIC ">
-        <w:r>
-          <w:rPr>
-            <w:noProof/>
-          </w:rPr>
-          <w:t>2</w:t>
-        </w:r>
-      </w:fldSimple>
+      <w:r>
+        <w:fldChar w:fldCharType="begin"/>
+      </w:r>
+      <w:r>
+        <w:instrText xml:space="preserve"> SEQ Figure \* ARABIC </w:instrText>
+      </w:r>
+      <w:r>
+        <w:fldChar w:fldCharType="separate"/>
+      </w:r>
+      <w:r>
+        <w:rPr>
+          <w:noProof/>
+        </w:rPr>
+        <w:t>2</w:t>
+      </w:r>
+      <w:r>
+        <w:fldChar w:fldCharType="end"/>
+      </w:r>
       <w:r>
         <w:t xml:space="preserve"> </w:t>
       </w:r>
@@ -2482,14 +2548,285 @@
       </w:r>
     </w:p>
     <w:p>
+      <w:pPr>
+        <w:suppressAutoHyphens w:val="0"/>
+        <w:autoSpaceDN/>
+        <w:spacing w:line="259" w:lineRule="auto"/>
+      </w:pPr>
+      <w:r>
+        <w:br w:type="page"/>
+      </w:r>
+    </w:p>
+    <w:p>
+      <w:pPr>
+        <w:pStyle w:val="Heading1"/>
+      </w:pPr>
+      <w:r>
+        <w:lastRenderedPageBreak/>
+        <w:t>Project Timeline</w:t>
+      </w:r>
+    </w:p>
+    <w:p>
+      <w:pPr>
+        <w:jc w:val="both"/>
+      </w:pPr>
+      <w:r>
+        <w:t>The project will be completed over two semesters, from September 2026 to May 2027.</w:t>
+      </w:r>
+    </w:p>
+    <w:p>
+      <w:pPr>
+        <w:jc w:val="both"/>
+      </w:pPr>
+      <w:r>
+        <w:rPr>
+          <w:b/>
+          <w:bCs/>
+        </w:rPr>
+        <w:t>Semester 1</w:t>
+      </w:r>
+      <w:r>
+        <w:t xml:space="preserve"> will focus on research, defining the business problem, dataset exploration and data preparation. </w:t>
+      </w:r>
+    </w:p>
+    <w:p>
+      <w:pPr>
+        <w:jc w:val="both"/>
+      </w:pPr>
+      <w:r>
+        <w:rPr>
+          <w:b/>
+          <w:bCs/>
+        </w:rPr>
+        <w:t>Semester 2</w:t>
+      </w:r>
+      <w:r>
+        <w:t xml:space="preserve"> will focus on feature engineering, predictive modelling, model evaluation, Tableau dashboard development, business recommendations and the final report.</w:t>
+      </w:r>
+    </w:p>
+    <w:p>
+      <w:r>
+        <w:t xml:space="preserve">The project will follow </w:t>
+      </w:r>
+      <w:r>
+        <w:rPr>
+          <w:b/>
+          <w:bCs/>
+        </w:rPr>
+        <w:t>five key milestones</w:t>
+      </w:r>
+      <w:r>
+        <w:t>:</w:t>
+      </w:r>
+    </w:p>
+    <w:p>
+      <w:pPr>
+        <w:numPr>
+          <w:ilvl w:val="0"/>
+          <w:numId w:val="24"/>
+        </w:numPr>
+      </w:pPr>
+      <w:r>
+        <w:rPr>
+          <w:b/>
+          <w:bCs/>
+        </w:rPr>
+        <w:t>M1 – 25 October 2026:</w:t>
+      </w:r>
+      <w:r>
+        <w:t xml:space="preserve"> Project proposal submitted.</w:t>
+      </w:r>
+    </w:p>
+    <w:p>
+      <w:pPr>
+        <w:numPr>
+          <w:ilvl w:val="0"/>
+          <w:numId w:val="24"/>
+        </w:numPr>
+      </w:pPr>
+      <w:r>
+        <w:rPr>
+          <w:b/>
+          <w:bCs/>
+        </w:rPr>
+        <w:t>M2 – 23 January 2027:</w:t>
+      </w:r>
+      <w:r>
+        <w:t xml:space="preserve"> Data preparation completed.</w:t>
+      </w:r>
+    </w:p>
+    <w:p>
+      <w:pPr>
+        <w:numPr>
+          <w:ilvl w:val="0"/>
+          <w:numId w:val="24"/>
+        </w:numPr>
+      </w:pPr>
+      <w:r>
+        <w:rPr>
+          <w:b/>
+          <w:bCs/>
+        </w:rPr>
+        <w:t xml:space="preserve">M3 – </w:t>
+      </w:r>
+      <w:r>
+        <w:rPr>
+          <w:b/>
+          <w:bCs/>
+        </w:rPr>
+        <w:t>28</w:t>
+      </w:r>
+      <w:r>
+        <w:rPr>
+          <w:b/>
+          <w:bCs/>
+        </w:rPr>
+        <w:t xml:space="preserve"> March 2027:</w:t>
+      </w:r>
+      <w:r>
+        <w:t xml:space="preserve"> Machine learning models developed.</w:t>
+      </w:r>
+    </w:p>
+    <w:p>
+      <w:pPr>
+        <w:numPr>
+          <w:ilvl w:val="0"/>
+          <w:numId w:val="24"/>
+        </w:numPr>
+      </w:pPr>
+      <w:r>
+        <w:rPr>
+          <w:b/>
+          <w:bCs/>
+        </w:rPr>
+        <w:t xml:space="preserve">M4 – </w:t>
+      </w:r>
+      <w:r>
+        <w:rPr>
+          <w:b/>
+          <w:bCs/>
+        </w:rPr>
+        <w:t>23</w:t>
+      </w:r>
+      <w:r>
+        <w:rPr>
+          <w:b/>
+          <w:bCs/>
+        </w:rPr>
+        <w:t xml:space="preserve"> April 2027:</w:t>
+      </w:r>
+      <w:r>
+        <w:t xml:space="preserve"> Model evaluation completed.</w:t>
+      </w:r>
+    </w:p>
+    <w:p>
+      <w:pPr>
+        <w:numPr>
+          <w:ilvl w:val="0"/>
+          <w:numId w:val="24"/>
+        </w:numPr>
+      </w:pPr>
+      <w:r>
+        <w:rPr>
+          <w:b/>
+          <w:bCs/>
+        </w:rPr>
+        <w:t>M5 – 30 May 2027:</w:t>
+      </w:r>
+      <w:r>
+        <w:t xml:space="preserve"> Final project submission.</w:t>
+      </w:r>
+    </w:p>
+    <w:p>
+      <w:r>
+        <w:t xml:space="preserve">The proposed schedule, activities and milestones are illustrated in </w:t>
+      </w:r>
+      <w:r>
+        <w:t xml:space="preserve">the </w:t>
+      </w:r>
+      <w:r>
+        <w:t>Gantt chart below.</w:t>
+      </w:r>
+    </w:p>
+    <w:p>
+      <w:pPr>
+        <w:keepNext/>
+      </w:pPr>
       <w:r>
         <w:t xml:space="preserve"> </w:t>
       </w:r>
-    </w:p>
+      <w:r>
+        <w:drawing>
+          <wp:inline distT="0" distB="0" distL="0" distR="0" wp14:anchorId="3F257EF7" wp14:editId="12002EE7">
+            <wp:extent cx="5657850" cy="3220278"/>
+            <wp:effectExtent l="0" t="0" r="0" b="0"/>
+            <wp:docPr id="1417010127" name="Picture 1"/>
+            <wp:cNvGraphicFramePr>
+              <a:graphicFrameLocks xmlns:a="http://schemas.openxmlformats.org/drawingml/2006/main" noChangeAspect="1"/>
+            </wp:cNvGraphicFramePr>
+            <a:graphic xmlns:a="http://schemas.openxmlformats.org/drawingml/2006/main">
+              <a:graphicData uri="http://schemas.openxmlformats.org/drawingml/2006/picture">
+                <pic:pic xmlns:pic="http://schemas.openxmlformats.org/drawingml/2006/picture">
+                  <pic:nvPicPr>
+                    <pic:cNvPr id="1417010127" name=""/>
+                    <pic:cNvPicPr/>
+                  </pic:nvPicPr>
+                  <pic:blipFill>
+                    <a:blip r:embed="rId9"/>
+                    <a:stretch>
+                      <a:fillRect/>
+                    </a:stretch>
+                  </pic:blipFill>
+                  <pic:spPr>
+                    <a:xfrm>
+                      <a:off x="0" y="0"/>
+                      <a:ext cx="5665711" cy="3224752"/>
+                    </a:xfrm>
+                    <a:prstGeom prst="rect">
+                      <a:avLst/>
+                    </a:prstGeom>
+                  </pic:spPr>
+                </pic:pic>
+              </a:graphicData>
+            </a:graphic>
+          </wp:inline>
+        </w:drawing>
+      </w:r>
+    </w:p>
+    <w:p>
+      <w:pPr>
+        <w:pStyle w:val="Caption"/>
+      </w:pPr>
+      <w:r>
+        <w:t xml:space="preserve">Figure </w:t>
+      </w:r>
+      <w:r>
+        <w:fldChar w:fldCharType="begin"/>
+      </w:r>
+      <w:r>
+        <w:instrText xml:space="preserve"> SEQ Figure \* ARABIC </w:instrText>
+      </w:r>
+      <w:r>
+        <w:fldChar w:fldCharType="separate"/>
+      </w:r>
+      <w:r>
+        <w:rPr>
+          <w:noProof/>
+        </w:rPr>
+        <w:t>3</w:t>
+      </w:r>
+      <w:r>
+        <w:fldChar w:fldCharType="end"/>
+      </w:r>
+      <w:r>
+        <w:t xml:space="preserve"> Gantt chart</w:t>
+      </w:r>
+    </w:p>
+    <w:p/>
     <w:sectPr>
-      <w:headerReference w:type="default" r:id="rId9"/>
-      <w:footerReference w:type="default" r:id="rId10"/>
-      <w:headerReference w:type="first" r:id="rId11"/>
+      <w:headerReference w:type="default" r:id="rId10"/>
+      <w:footerReference w:type="default" r:id="rId11"/>
+      <w:headerReference w:type="first" r:id="rId12"/>
       <w:pgSz w:w="11906" w:h="16838"/>
       <w:pgMar w:top="1440" w:right="1440" w:bottom="1440" w:left="1440" w:header="708" w:footer="708" w:gutter="0"/>
       <w:pgNumType w:start="0"/>
@@ -3424,6 +3761,155 @@
     </w:lvl>
   </w:abstractNum>
   <w:abstractNum w:abstractNumId="7" w15:restartNumberingAfterBreak="0">
+    <w:nsid w:val="1DDA5CD1"/>
+    <w:multiLevelType w:val="multilevel"/>
+    <w:tmpl w:val="DAD82C74"/>
+    <w:lvl w:ilvl="0">
+      <w:start w:val="1"/>
+      <w:numFmt w:val="bullet"/>
+      <w:lvlText w:val=""/>
+      <w:lvlJc w:val="left"/>
+      <w:pPr>
+        <w:tabs>
+          <w:tab w:val="num" w:pos="720"/>
+        </w:tabs>
+        <w:ind w:left="720" w:hanging="360"/>
+      </w:pPr>
+      <w:rPr>
+        <w:rFonts w:ascii="Wingdings" w:hAnsi="Wingdings" w:hint="default"/>
+        <w:sz w:val="20"/>
+      </w:rPr>
+    </w:lvl>
+    <w:lvl w:ilvl="1" w:tentative="1">
+      <w:start w:val="1"/>
+      <w:numFmt w:val="bullet"/>
+      <w:lvlText w:val="o"/>
+      <w:lvlJc w:val="left"/>
+      <w:pPr>
+        <w:tabs>
+          <w:tab w:val="num" w:pos="1440"/>
+        </w:tabs>
+        <w:ind w:left="1440" w:hanging="360"/>
+      </w:pPr>
+      <w:rPr>
+        <w:rFonts w:ascii="Courier New" w:hAnsi="Courier New" w:hint="default"/>
+        <w:sz w:val="20"/>
+      </w:rPr>
+    </w:lvl>
+    <w:lvl w:ilvl="2" w:tentative="1">
+      <w:start w:val="1"/>
+      <w:numFmt w:val="bullet"/>
+      <w:lvlText w:val=""/>
+      <w:lvlJc w:val="left"/>
+      <w:pPr>
+        <w:tabs>
+          <w:tab w:val="num" w:pos="2160"/>
+        </w:tabs>
+        <w:ind w:left="2160" w:hanging="360"/>
+      </w:pPr>
+      <w:rPr>
+        <w:rFonts w:ascii="Wingdings" w:hAnsi="Wingdings" w:hint="default"/>
+        <w:sz w:val="20"/>
+      </w:rPr>
+    </w:lvl>
+    <w:lvl w:ilvl="3" w:tentative="1">
+      <w:start w:val="1"/>
+      <w:numFmt w:val="bullet"/>
+      <w:lvlText w:val=""/>
+      <w:lvlJc w:val="left"/>
+      <w:pPr>
+        <w:tabs>
+          <w:tab w:val="num" w:pos="2880"/>
+        </w:tabs>
+        <w:ind w:left="2880" w:hanging="360"/>
+      </w:pPr>
+      <w:rPr>
+        <w:rFonts w:ascii="Wingdings" w:hAnsi="Wingdings" w:hint="default"/>
+        <w:sz w:val="20"/>
+      </w:rPr>
+    </w:lvl>
+    <w:lvl w:ilvl="4" w:tentative="1">
+      <w:start w:val="1"/>
+      <w:numFmt w:val="bullet"/>
+      <w:lvlText w:val=""/>
+      <w:lvlJc w:val="left"/>
+      <w:pPr>
+        <w:tabs>
+          <w:tab w:val="num" w:pos="3600"/>
+        </w:tabs>
+        <w:ind w:left="3600" w:hanging="360"/>
+      </w:pPr>
+      <w:rPr>
+        <w:rFonts w:ascii="Wingdings" w:hAnsi="Wingdings" w:hint="default"/>
+        <w:sz w:val="20"/>
+      </w:rPr>
+    </w:lvl>
+    <w:lvl w:ilvl="5" w:tentative="1">
+      <w:start w:val="1"/>
+      <w:numFmt w:val="bullet"/>
+      <w:lvlText w:val=""/>
+      <w:lvlJc w:val="left"/>
+      <w:pPr>
+        <w:tabs>
+          <w:tab w:val="num" w:pos="4320"/>
+        </w:tabs>
+        <w:ind w:left="4320" w:hanging="360"/>
+      </w:pPr>
+      <w:rPr>
+        <w:rFonts w:ascii="Wingdings" w:hAnsi="Wingdings" w:hint="default"/>
+        <w:sz w:val="20"/>
+      </w:rPr>
+    </w:lvl>
+    <w:lvl w:ilvl="6" w:tentative="1">
+      <w:start w:val="1"/>
+      <w:numFmt w:val="bullet"/>
+      <w:lvlText w:val=""/>
+      <w:lvlJc w:val="left"/>
+      <w:pPr>
+        <w:tabs>
+          <w:tab w:val="num" w:pos="5040"/>
+        </w:tabs>
+        <w:ind w:left="5040" w:hanging="360"/>
+      </w:pPr>
+      <w:rPr>
+        <w:rFonts w:ascii="Wingdings" w:hAnsi="Wingdings" w:hint="default"/>
+        <w:sz w:val="20"/>
+      </w:rPr>
+    </w:lvl>
+    <w:lvl w:ilvl="7" w:tentative="1">
+      <w:start w:val="1"/>
+      <w:numFmt w:val="bullet"/>
+      <w:lvlText w:val=""/>
+      <w:lvlJc w:val="left"/>
+      <w:pPr>
+        <w:tabs>
+          <w:tab w:val="num" w:pos="5760"/>
+        </w:tabs>
+        <w:ind w:left="5760" w:hanging="360"/>
+      </w:pPr>
+      <w:rPr>
+        <w:rFonts w:ascii="Wingdings" w:hAnsi="Wingdings" w:hint="default"/>
+        <w:sz w:val="20"/>
+      </w:rPr>
+    </w:lvl>
+    <w:lvl w:ilvl="8" w:tentative="1">
+      <w:start w:val="1"/>
+      <w:numFmt w:val="bullet"/>
+      <w:lvlText w:val=""/>
+      <w:lvlJc w:val="left"/>
+      <w:pPr>
+        <w:tabs>
+          <w:tab w:val="num" w:pos="6480"/>
+        </w:tabs>
+        <w:ind w:left="6480" w:hanging="360"/>
+      </w:pPr>
+      <w:rPr>
+        <w:rFonts w:ascii="Wingdings" w:hAnsi="Wingdings" w:hint="default"/>
+        <w:sz w:val="20"/>
+      </w:rPr>
+    </w:lvl>
+  </w:abstractNum>
+  <w:abstractNum w:abstractNumId="8" w15:restartNumberingAfterBreak="0">
     <w:nsid w:val="1FB75C42"/>
     <w:multiLevelType w:val="hybridMultilevel"/>
     <w:tmpl w:val="49CC9580"/>
@@ -3509,7 +3995,7 @@
       </w:pPr>
     </w:lvl>
   </w:abstractNum>
-  <w:abstractNum w:abstractNumId="8" w15:restartNumberingAfterBreak="0">
+  <w:abstractNum w:abstractNumId="9" w15:restartNumberingAfterBreak="0">
     <w:nsid w:val="23CD32C2"/>
     <w:multiLevelType w:val="multilevel"/>
     <w:tmpl w:val="18090025"/>
@@ -3595,7 +4081,7 @@
       </w:pPr>
     </w:lvl>
   </w:abstractNum>
-  <w:abstractNum w:abstractNumId="9" w15:restartNumberingAfterBreak="0">
+  <w:abstractNum w:abstractNumId="10" w15:restartNumberingAfterBreak="0">
     <w:nsid w:val="36E7080E"/>
     <w:multiLevelType w:val="hybridMultilevel"/>
     <w:tmpl w:val="4C5CD92E"/>
@@ -3708,7 +4194,7 @@
       </w:rPr>
     </w:lvl>
   </w:abstractNum>
-  <w:abstractNum w:abstractNumId="10" w15:restartNumberingAfterBreak="0">
+  <w:abstractNum w:abstractNumId="11" w15:restartNumberingAfterBreak="0">
     <w:nsid w:val="40082318"/>
     <w:multiLevelType w:val="multilevel"/>
     <w:tmpl w:val="F2427B26"/>
@@ -3857,7 +4343,156 @@
       </w:rPr>
     </w:lvl>
   </w:abstractNum>
-  <w:abstractNum w:abstractNumId="11" w15:restartNumberingAfterBreak="0">
+  <w:abstractNum w:abstractNumId="12" w15:restartNumberingAfterBreak="0">
+    <w:nsid w:val="4B775AD4"/>
+    <w:multiLevelType w:val="multilevel"/>
+    <w:tmpl w:val="F2427B26"/>
+    <w:lvl w:ilvl="0">
+      <w:start w:val="1"/>
+      <w:numFmt w:val="bullet"/>
+      <w:lvlText w:val=""/>
+      <w:lvlJc w:val="left"/>
+      <w:pPr>
+        <w:tabs>
+          <w:tab w:val="num" w:pos="720"/>
+        </w:tabs>
+        <w:ind w:left="720" w:hanging="360"/>
+      </w:pPr>
+      <w:rPr>
+        <w:rFonts w:ascii="Symbol" w:hAnsi="Symbol" w:hint="default"/>
+        <w:sz w:val="20"/>
+      </w:rPr>
+    </w:lvl>
+    <w:lvl w:ilvl="1" w:tentative="1">
+      <w:start w:val="1"/>
+      <w:numFmt w:val="bullet"/>
+      <w:lvlText w:val="o"/>
+      <w:lvlJc w:val="left"/>
+      <w:pPr>
+        <w:tabs>
+          <w:tab w:val="num" w:pos="1440"/>
+        </w:tabs>
+        <w:ind w:left="1440" w:hanging="360"/>
+      </w:pPr>
+      <w:rPr>
+        <w:rFonts w:ascii="Courier New" w:hAnsi="Courier New" w:hint="default"/>
+        <w:sz w:val="20"/>
+      </w:rPr>
+    </w:lvl>
+    <w:lvl w:ilvl="2" w:tentative="1">
+      <w:start w:val="1"/>
+      <w:numFmt w:val="bullet"/>
+      <w:lvlText w:val=""/>
+      <w:lvlJc w:val="left"/>
+      <w:pPr>
+        <w:tabs>
+          <w:tab w:val="num" w:pos="2160"/>
+        </w:tabs>
+        <w:ind w:left="2160" w:hanging="360"/>
+      </w:pPr>
+      <w:rPr>
+        <w:rFonts w:ascii="Wingdings" w:hAnsi="Wingdings" w:hint="default"/>
+        <w:sz w:val="20"/>
+      </w:rPr>
+    </w:lvl>
+    <w:lvl w:ilvl="3" w:tentative="1">
+      <w:start w:val="1"/>
+      <w:numFmt w:val="bullet"/>
+      <w:lvlText w:val=""/>
+      <w:lvlJc w:val="left"/>
+      <w:pPr>
+        <w:tabs>
+          <w:tab w:val="num" w:pos="2880"/>
+        </w:tabs>
+        <w:ind w:left="2880" w:hanging="360"/>
+      </w:pPr>
+      <w:rPr>
+        <w:rFonts w:ascii="Wingdings" w:hAnsi="Wingdings" w:hint="default"/>
+        <w:sz w:val="20"/>
+      </w:rPr>
+    </w:lvl>
+    <w:lvl w:ilvl="4" w:tentative="1">
+      <w:start w:val="1"/>
+      <w:numFmt w:val="bullet"/>
+      <w:lvlText w:val=""/>
+      <w:lvlJc w:val="left"/>
+      <w:pPr>
+        <w:tabs>
+          <w:tab w:val="num" w:pos="3600"/>
+        </w:tabs>
+        <w:ind w:left="3600" w:hanging="360"/>
+      </w:pPr>
+      <w:rPr>
+        <w:rFonts w:ascii="Wingdings" w:hAnsi="Wingdings" w:hint="default"/>
+        <w:sz w:val="20"/>
+      </w:rPr>
+    </w:lvl>
+    <w:lvl w:ilvl="5" w:tentative="1">
+      <w:start w:val="1"/>
+      <w:numFmt w:val="bullet"/>
+      <w:lvlText w:val=""/>
+      <w:lvlJc w:val="left"/>
+      <w:pPr>
+        <w:tabs>
+          <w:tab w:val="num" w:pos="4320"/>
+        </w:tabs>
+        <w:ind w:left="4320" w:hanging="360"/>
+      </w:pPr>
+      <w:rPr>
+        <w:rFonts w:ascii="Wingdings" w:hAnsi="Wingdings" w:hint="default"/>
+        <w:sz w:val="20"/>
+      </w:rPr>
+    </w:lvl>
+    <w:lvl w:ilvl="6" w:tentative="1">
+      <w:start w:val="1"/>
+      <w:numFmt w:val="bullet"/>
+      <w:lvlText w:val=""/>
+      <w:lvlJc w:val="left"/>
+      <w:pPr>
+        <w:tabs>
+          <w:tab w:val="num" w:pos="5040"/>
+        </w:tabs>
+        <w:ind w:left="5040" w:hanging="360"/>
+      </w:pPr>
+      <w:rPr>
+        <w:rFonts w:ascii="Wingdings" w:hAnsi="Wingdings" w:hint="default"/>
+        <w:sz w:val="20"/>
+      </w:rPr>
+    </w:lvl>
+    <w:lvl w:ilvl="7" w:tentative="1">
+      <w:start w:val="1"/>
+      <w:numFmt w:val="bullet"/>
+      <w:lvlText w:val=""/>
+      <w:lvlJc w:val="left"/>
+      <w:pPr>
+        <w:tabs>
+          <w:tab w:val="num" w:pos="5760"/>
+        </w:tabs>
+        <w:ind w:left="5760" w:hanging="360"/>
+      </w:pPr>
+      <w:rPr>
+        <w:rFonts w:ascii="Wingdings" w:hAnsi="Wingdings" w:hint="default"/>
+        <w:sz w:val="20"/>
+      </w:rPr>
+    </w:lvl>
+    <w:lvl w:ilvl="8" w:tentative="1">
+      <w:start w:val="1"/>
+      <w:numFmt w:val="bullet"/>
+      <w:lvlText w:val=""/>
+      <w:lvlJc w:val="left"/>
+      <w:pPr>
+        <w:tabs>
+          <w:tab w:val="num" w:pos="6480"/>
+        </w:tabs>
+        <w:ind w:left="6480" w:hanging="360"/>
+      </w:pPr>
+      <w:rPr>
+        <w:rFonts w:ascii="Wingdings" w:hAnsi="Wingdings" w:hint="default"/>
+        <w:sz w:val="20"/>
+      </w:rPr>
+    </w:lvl>
+  </w:abstractNum>
+  <w:abstractNum w:abstractNumId="13" w15:restartNumberingAfterBreak="0">
     <w:nsid w:val="4C3E34D7"/>
     <w:multiLevelType w:val="multilevel"/>
     <w:tmpl w:val="68E8ED24"/>
@@ -3943,7 +4578,7 @@
       </w:pPr>
     </w:lvl>
   </w:abstractNum>
-  <w:abstractNum w:abstractNumId="12" w15:restartNumberingAfterBreak="0">
+  <w:abstractNum w:abstractNumId="14" w15:restartNumberingAfterBreak="0">
     <w:nsid w:val="4ED03715"/>
     <w:multiLevelType w:val="multilevel"/>
     <w:tmpl w:val="82F8DA2A"/>
@@ -4029,7 +4664,7 @@
       </w:pPr>
     </w:lvl>
   </w:abstractNum>
-  <w:abstractNum w:abstractNumId="13" w15:restartNumberingAfterBreak="0">
+  <w:abstractNum w:abstractNumId="15" w15:restartNumberingAfterBreak="0">
     <w:nsid w:val="55585EEA"/>
     <w:multiLevelType w:val="hybridMultilevel"/>
     <w:tmpl w:val="E48EA1E0"/>
@@ -4142,7 +4777,7 @@
       </w:rPr>
     </w:lvl>
   </w:abstractNum>
-  <w:abstractNum w:abstractNumId="14" w15:restartNumberingAfterBreak="0">
+  <w:abstractNum w:abstractNumId="16" w15:restartNumberingAfterBreak="0">
     <w:nsid w:val="5BB90BF9"/>
     <w:multiLevelType w:val="multilevel"/>
     <w:tmpl w:val="FA0A0490"/>
@@ -4229,7 +4864,7 @@
       </w:pPr>
     </w:lvl>
   </w:abstractNum>
-  <w:abstractNum w:abstractNumId="15" w15:restartNumberingAfterBreak="0">
+  <w:abstractNum w:abstractNumId="17" w15:restartNumberingAfterBreak="0">
     <w:nsid w:val="6B1D01B3"/>
     <w:multiLevelType w:val="hybridMultilevel"/>
     <w:tmpl w:val="BA98D752"/>
@@ -4342,7 +4977,7 @@
       </w:rPr>
     </w:lvl>
   </w:abstractNum>
-  <w:abstractNum w:abstractNumId="16" w15:restartNumberingAfterBreak="0">
+  <w:abstractNum w:abstractNumId="18" w15:restartNumberingAfterBreak="0">
     <w:nsid w:val="70E437A6"/>
     <w:multiLevelType w:val="hybridMultilevel"/>
     <w:tmpl w:val="36E4189E"/>
@@ -4428,7 +5063,7 @@
       </w:pPr>
     </w:lvl>
   </w:abstractNum>
-  <w:abstractNum w:abstractNumId="17" w15:restartNumberingAfterBreak="0">
+  <w:abstractNum w:abstractNumId="19" w15:restartNumberingAfterBreak="0">
     <w:nsid w:val="76253744"/>
     <w:multiLevelType w:val="multilevel"/>
     <w:tmpl w:val="423C7548"/>
@@ -4514,7 +5149,7 @@
       </w:pPr>
     </w:lvl>
   </w:abstractNum>
-  <w:abstractNum w:abstractNumId="18" w15:restartNumberingAfterBreak="0">
+  <w:abstractNum w:abstractNumId="20" w15:restartNumberingAfterBreak="0">
     <w:nsid w:val="764D314C"/>
     <w:multiLevelType w:val="multilevel"/>
     <w:tmpl w:val="F2427B26"/>
@@ -4663,7 +5298,7 @@
       </w:rPr>
     </w:lvl>
   </w:abstractNum>
-  <w:abstractNum w:abstractNumId="19" w15:restartNumberingAfterBreak="0">
+  <w:abstractNum w:abstractNumId="21" w15:restartNumberingAfterBreak="0">
     <w:nsid w:val="76737565"/>
     <w:multiLevelType w:val="hybridMultilevel"/>
     <w:tmpl w:val="E3A4BA88"/>
@@ -4776,7 +5411,7 @@
       </w:rPr>
     </w:lvl>
   </w:abstractNum>
-  <w:abstractNum w:abstractNumId="20" w15:restartNumberingAfterBreak="0">
+  <w:abstractNum w:abstractNumId="22" w15:restartNumberingAfterBreak="0">
     <w:nsid w:val="79075C2B"/>
     <w:multiLevelType w:val="hybridMultilevel"/>
     <w:tmpl w:val="3B28CA4E"/>
@@ -4893,7 +5528,7 @@
     <w:abstractNumId w:val="2"/>
   </w:num>
   <w:num w:numId="2" w16cid:durableId="371420007">
-    <w:abstractNumId w:val="14"/>
+    <w:abstractNumId w:val="16"/>
     <w:lvlOverride w:ilvl="0">
       <w:lvl w:ilvl="0">
         <w:start w:val="1"/>
@@ -4995,37 +5630,37 @@
     </w:lvlOverride>
   </w:num>
   <w:num w:numId="3" w16cid:durableId="1008874821">
-    <w:abstractNumId w:val="14"/>
+    <w:abstractNumId w:val="16"/>
   </w:num>
   <w:num w:numId="4" w16cid:durableId="685447713">
     <w:abstractNumId w:val="5"/>
   </w:num>
   <w:num w:numId="5" w16cid:durableId="936714474">
-    <w:abstractNumId w:val="19"/>
+    <w:abstractNumId w:val="21"/>
   </w:num>
   <w:num w:numId="6" w16cid:durableId="1715882434">
-    <w:abstractNumId w:val="15"/>
+    <w:abstractNumId w:val="17"/>
   </w:num>
   <w:num w:numId="7" w16cid:durableId="2133857912">
-    <w:abstractNumId w:val="18"/>
+    <w:abstractNumId w:val="20"/>
   </w:num>
   <w:num w:numId="8" w16cid:durableId="920069637">
-    <w:abstractNumId w:val="10"/>
+    <w:abstractNumId w:val="11"/>
   </w:num>
   <w:num w:numId="9" w16cid:durableId="782194550">
-    <w:abstractNumId w:val="7"/>
+    <w:abstractNumId w:val="8"/>
   </w:num>
   <w:num w:numId="10" w16cid:durableId="1686783558">
-    <w:abstractNumId w:val="8"/>
+    <w:abstractNumId w:val="9"/>
   </w:num>
   <w:num w:numId="11" w16cid:durableId="702947228">
-    <w:abstractNumId w:val="11"/>
+    <w:abstractNumId w:val="13"/>
   </w:num>
   <w:num w:numId="12" w16cid:durableId="1029377723">
-    <w:abstractNumId w:val="12"/>
+    <w:abstractNumId w:val="14"/>
   </w:num>
   <w:num w:numId="13" w16cid:durableId="786655747">
-    <w:abstractNumId w:val="13"/>
+    <w:abstractNumId w:val="15"/>
   </w:num>
   <w:num w:numId="14" w16cid:durableId="616837293">
     <w:abstractNumId w:val="3"/>
@@ -5037,22 +5672,28 @@
     <w:abstractNumId w:val="0"/>
   </w:num>
   <w:num w:numId="17" w16cid:durableId="1780561158">
-    <w:abstractNumId w:val="17"/>
+    <w:abstractNumId w:val="19"/>
   </w:num>
   <w:num w:numId="18" w16cid:durableId="1952086178">
-    <w:abstractNumId w:val="9"/>
+    <w:abstractNumId w:val="10"/>
   </w:num>
   <w:num w:numId="19" w16cid:durableId="179587092">
-    <w:abstractNumId w:val="20"/>
+    <w:abstractNumId w:val="22"/>
   </w:num>
   <w:num w:numId="20" w16cid:durableId="201359231">
-    <w:abstractNumId w:val="16"/>
+    <w:abstractNumId w:val="18"/>
   </w:num>
   <w:num w:numId="21" w16cid:durableId="1069306221">
     <w:abstractNumId w:val="4"/>
   </w:num>
   <w:num w:numId="22" w16cid:durableId="194736339">
     <w:abstractNumId w:val="6"/>
+  </w:num>
+  <w:num w:numId="23" w16cid:durableId="1164129083">
+    <w:abstractNumId w:val="12"/>
+  </w:num>
+  <w:num w:numId="24" w16cid:durableId="406808265">
+    <w:abstractNumId w:val="7"/>
   </w:num>
 </w:numbering>
 </file>
@@ -5701,7 +6342,6 @@
   <w:style w:type="character" w:default="1" w:styleId="DefaultParagraphFont">
     <w:name w:val="Default Paragraph Font"/>
     <w:uiPriority w:val="1"/>
-    <w:semiHidden/>
     <w:unhideWhenUsed/>
   </w:style>
   <w:style w:type="table" w:default="1" w:styleId="TableNormal">
@@ -6283,9 +6923,9 @@
     <w:rsid w:val="003A7EE9"/>
     <w:rsid w:val="006F1605"/>
     <w:rsid w:val="00742BAC"/>
+    <w:rsid w:val="008828F7"/>
     <w:rsid w:val="00977BC4"/>
     <w:rsid w:val="00CA4A96"/>
-    <w:rsid w:val="00FE467E"/>
   </w:rsids>
   <m:mathPr>
     <m:mathFont m:val="Cambria Math"/>

--- a/Capstone_Project_2026.docx
+++ b/Capstone_Project_2026.docx
@@ -2240,27 +2240,14 @@
       <w:r>
         <w:t xml:space="preserve">Figure </w:t>
       </w:r>
-      <w:r>
-        <w:fldChar w:fldCharType="begin"/>
-      </w:r>
-      <w:r>
-        <w:instrText xml:space="preserve"> SEQ Figure \* ARABIC </w:instrText>
-      </w:r>
-      <w:r>
-        <w:fldChar w:fldCharType="separate"/>
-      </w:r>
-      <w:r>
-        <w:rPr>
-          <w:noProof/>
-        </w:rPr>
-        <w:t>1</w:t>
-      </w:r>
-      <w:r>
-        <w:rPr>
-          <w:noProof/>
-        </w:rPr>
-        <w:fldChar w:fldCharType="end"/>
-      </w:r>
+      <w:fldSimple w:instr=" SEQ Figure \* ARABIC ">
+        <w:r>
+          <w:rPr>
+            <w:noProof/>
+          </w:rPr>
+          <w:t>1</w:t>
+        </w:r>
+      </w:fldSimple>
       <w:r>
         <w:t xml:space="preserve"> H</w:t>
       </w:r>
@@ -2360,6 +2347,9 @@
         <w:keepNext/>
       </w:pPr>
       <w:r>
+        <w:rPr>
+          <w:noProof/>
+        </w:rPr>
         <w:drawing>
           <wp:inline distT="0" distB="0" distL="0" distR="0" wp14:anchorId="3FE08B5A" wp14:editId="244ED550">
             <wp:extent cx="2838596" cy="3149762"/>
@@ -2404,24 +2394,14 @@
       <w:r>
         <w:t xml:space="preserve">Figure </w:t>
       </w:r>
-      <w:r>
-        <w:fldChar w:fldCharType="begin"/>
-      </w:r>
-      <w:r>
-        <w:instrText xml:space="preserve"> SEQ Figure \* ARABIC </w:instrText>
-      </w:r>
-      <w:r>
-        <w:fldChar w:fldCharType="separate"/>
-      </w:r>
-      <w:r>
-        <w:rPr>
-          <w:noProof/>
-        </w:rPr>
-        <w:t>2</w:t>
-      </w:r>
-      <w:r>
-        <w:fldChar w:fldCharType="end"/>
-      </w:r>
+      <w:fldSimple w:instr=" SEQ Figure \* ARABIC ">
+        <w:r>
+          <w:rPr>
+            <w:noProof/>
+          </w:rPr>
+          <w:t>2</w:t>
+        </w:r>
+      </w:fldSimple>
       <w:r>
         <w:t xml:space="preserve"> </w:t>
       </w:r>
@@ -2756,6 +2736,9 @@
         <w:t xml:space="preserve"> </w:t>
       </w:r>
       <w:r>
+        <w:rPr>
+          <w:noProof/>
+        </w:rPr>
         <w:drawing>
           <wp:inline distT="0" distB="0" distL="0" distR="0" wp14:anchorId="3F257EF7" wp14:editId="12002EE7">
             <wp:extent cx="5657850" cy="3220278"/>
@@ -2800,27 +2783,80 @@
       <w:r>
         <w:t xml:space="preserve">Figure </w:t>
       </w:r>
-      <w:r>
-        <w:fldChar w:fldCharType="begin"/>
-      </w:r>
-      <w:r>
-        <w:instrText xml:space="preserve"> SEQ Figure \* ARABIC </w:instrText>
-      </w:r>
-      <w:r>
-        <w:fldChar w:fldCharType="separate"/>
-      </w:r>
-      <w:r>
+      <w:fldSimple w:instr=" SEQ Figure \* ARABIC ">
+        <w:r>
+          <w:rPr>
+            <w:noProof/>
+          </w:rPr>
+          <w:t>3</w:t>
+        </w:r>
+      </w:fldSimple>
+      <w:r>
+        <w:t xml:space="preserve"> Gantt chart</w:t>
+      </w:r>
+    </w:p>
+    <w:p>
+      <w:pPr>
+        <w:suppressAutoHyphens w:val="0"/>
+        <w:autoSpaceDN/>
+        <w:spacing w:line="259" w:lineRule="auto"/>
         <w:rPr>
-          <w:noProof/>
+          <w:i/>
+          <w:iCs/>
+          <w:color w:val="44546A" w:themeColor="text2"/>
+          <w:sz w:val="18"/>
+          <w:szCs w:val="18"/>
         </w:rPr>
-        <w:t>3</w:t>
-      </w:r>
-      <w:r>
-        <w:fldChar w:fldCharType="end"/>
-      </w:r>
-      <w:r>
-        <w:t xml:space="preserve"> Gantt chart</w:t>
-      </w:r>
+      </w:pPr>
+      <w:r>
+        <w:br w:type="page"/>
+      </w:r>
+    </w:p>
+    <w:p>
+      <w:pPr>
+        <w:pStyle w:val="Heading1"/>
+      </w:pPr>
+      <w:r>
+        <w:lastRenderedPageBreak/>
+        <w:t>Ethical and Legal Considerations References</w:t>
+      </w:r>
+    </w:p>
+    <w:p>
+      <w:pPr>
+        <w:jc w:val="both"/>
+      </w:pPr>
+      <w:r>
+        <w:t>The project will use a publicly available dataset without collecting personal customer information or direct identifiers.</w:t>
+      </w:r>
+    </w:p>
+    <w:p>
+      <w:pPr>
+        <w:jc w:val="both"/>
+      </w:pPr>
+      <w:r>
+        <w:t>GDPR principles, including data minimisation, purpose limitation and secure storage, will guide responsible data handling (European Union, 2016). The dataset's CC BY 4.0 licence will be respected through proper attribution, and GitHub uploads will be checked for confidential information.</w:t>
+      </w:r>
+    </w:p>
+    <w:p>
+      <w:pPr>
+        <w:jc w:val="both"/>
+      </w:pPr>
+      <w:r>
+        <w:t>Ethical considerations will include class imbalance, potential model bias, misleading predictions and data leakage.</w:t>
+      </w:r>
+    </w:p>
+    <w:p>
+      <w:pPr>
+        <w:jc w:val="both"/>
+      </w:pPr>
+      <w:r>
+        <w:t>As the dataset is historical, findings may not fully reflect current e-commerce behaviour. Recommendations will therefore be evidence-based rather than guarantees of increased sales.</w:t>
+      </w:r>
+    </w:p>
+    <w:p>
+      <w:pPr>
+        <w:pStyle w:val="Caption"/>
+      </w:pPr>
     </w:p>
     <w:p/>
     <w:sectPr>
@@ -2965,30 +3001,9 @@
       </w:rPr>
       <w:ptab w:relativeTo="margin" w:alignment="center" w:leader="none"/>
     </w:r>
-    <w:sdt>
-      <w:sdtPr>
-        <w:rPr>
-          <w:sz w:val="16"/>
-          <w:szCs w:val="16"/>
-        </w:rPr>
-        <w:id w:val="968859947"/>
-        <w:placeholder>
-          <w:docPart w:val="F099E52B622147899990FA8EB9929F0F"/>
-        </w:placeholder>
-        <w:temporary/>
-        <w:showingPlcHdr/>
-        <w15:appearance w15:val="hidden"/>
-      </w:sdtPr>
-      <w:sdtContent>
-        <w:r>
-          <w:rPr>
-            <w:sz w:val="16"/>
-            <w:szCs w:val="16"/>
-          </w:rPr>
-          <w:t>[Type here]</w:t>
-        </w:r>
-      </w:sdtContent>
-    </w:sdt>
+    <w:r>
+      <w:t xml:space="preserve">sba25049 </w:t>
+    </w:r>
     <w:r>
       <w:rPr>
         <w:sz w:val="16"/>
@@ -3910,6 +3925,119 @@
     </w:lvl>
   </w:abstractNum>
   <w:abstractNum w:abstractNumId="8" w15:restartNumberingAfterBreak="0">
+    <w:nsid w:val="1DDC3853"/>
+    <w:multiLevelType w:val="multilevel"/>
+    <w:tmpl w:val="11EE51D4"/>
+    <w:lvl w:ilvl="0">
+      <w:start w:val="1"/>
+      <w:numFmt w:val="decimal"/>
+      <w:lvlText w:val="%1."/>
+      <w:lvlJc w:val="left"/>
+      <w:pPr>
+        <w:tabs>
+          <w:tab w:val="num" w:pos="720"/>
+        </w:tabs>
+        <w:ind w:left="720" w:hanging="360"/>
+      </w:pPr>
+    </w:lvl>
+    <w:lvl w:ilvl="1" w:tentative="1">
+      <w:start w:val="1"/>
+      <w:numFmt w:val="decimal"/>
+      <w:lvlText w:val="%2."/>
+      <w:lvlJc w:val="left"/>
+      <w:pPr>
+        <w:tabs>
+          <w:tab w:val="num" w:pos="1440"/>
+        </w:tabs>
+        <w:ind w:left="1440" w:hanging="360"/>
+      </w:pPr>
+    </w:lvl>
+    <w:lvl w:ilvl="2" w:tentative="1">
+      <w:start w:val="1"/>
+      <w:numFmt w:val="decimal"/>
+      <w:lvlText w:val="%3."/>
+      <w:lvlJc w:val="left"/>
+      <w:pPr>
+        <w:tabs>
+          <w:tab w:val="num" w:pos="2160"/>
+        </w:tabs>
+        <w:ind w:left="2160" w:hanging="360"/>
+      </w:pPr>
+    </w:lvl>
+    <w:lvl w:ilvl="3" w:tentative="1">
+      <w:start w:val="1"/>
+      <w:numFmt w:val="decimal"/>
+      <w:lvlText w:val="%4."/>
+      <w:lvlJc w:val="left"/>
+      <w:pPr>
+        <w:tabs>
+          <w:tab w:val="num" w:pos="2880"/>
+        </w:tabs>
+        <w:ind w:left="2880" w:hanging="360"/>
+      </w:pPr>
+    </w:lvl>
+    <w:lvl w:ilvl="4" w:tentative="1">
+      <w:start w:val="1"/>
+      <w:numFmt w:val="decimal"/>
+      <w:lvlText w:val="%5."/>
+      <w:lvlJc w:val="left"/>
+      <w:pPr>
+        <w:tabs>
+          <w:tab w:val="num" w:pos="3600"/>
+        </w:tabs>
+        <w:ind w:left="3600" w:hanging="360"/>
+      </w:pPr>
+    </w:lvl>
+    <w:lvl w:ilvl="5" w:tentative="1">
+      <w:start w:val="1"/>
+      <w:numFmt w:val="decimal"/>
+      <w:lvlText w:val="%6."/>
+      <w:lvlJc w:val="left"/>
+      <w:pPr>
+        <w:tabs>
+          <w:tab w:val="num" w:pos="4320"/>
+        </w:tabs>
+        <w:ind w:left="4320" w:hanging="360"/>
+      </w:pPr>
+    </w:lvl>
+    <w:lvl w:ilvl="6" w:tentative="1">
+      <w:start w:val="1"/>
+      <w:numFmt w:val="decimal"/>
+      <w:lvlText w:val="%7."/>
+      <w:lvlJc w:val="left"/>
+      <w:pPr>
+        <w:tabs>
+          <w:tab w:val="num" w:pos="5040"/>
+        </w:tabs>
+        <w:ind w:left="5040" w:hanging="360"/>
+      </w:pPr>
+    </w:lvl>
+    <w:lvl w:ilvl="7" w:tentative="1">
+      <w:start w:val="1"/>
+      <w:numFmt w:val="decimal"/>
+      <w:lvlText w:val="%8."/>
+      <w:lvlJc w:val="left"/>
+      <w:pPr>
+        <w:tabs>
+          <w:tab w:val="num" w:pos="5760"/>
+        </w:tabs>
+        <w:ind w:left="5760" w:hanging="360"/>
+      </w:pPr>
+    </w:lvl>
+    <w:lvl w:ilvl="8" w:tentative="1">
+      <w:start w:val="1"/>
+      <w:numFmt w:val="decimal"/>
+      <w:lvlText w:val="%9."/>
+      <w:lvlJc w:val="left"/>
+      <w:pPr>
+        <w:tabs>
+          <w:tab w:val="num" w:pos="6480"/>
+        </w:tabs>
+        <w:ind w:left="6480" w:hanging="360"/>
+      </w:pPr>
+    </w:lvl>
+  </w:abstractNum>
+  <w:abstractNum w:abstractNumId="9" w15:restartNumberingAfterBreak="0">
     <w:nsid w:val="1FB75C42"/>
     <w:multiLevelType w:val="hybridMultilevel"/>
     <w:tmpl w:val="49CC9580"/>
@@ -3995,7 +4123,7 @@
       </w:pPr>
     </w:lvl>
   </w:abstractNum>
-  <w:abstractNum w:abstractNumId="9" w15:restartNumberingAfterBreak="0">
+  <w:abstractNum w:abstractNumId="10" w15:restartNumberingAfterBreak="0">
     <w:nsid w:val="23CD32C2"/>
     <w:multiLevelType w:val="multilevel"/>
     <w:tmpl w:val="18090025"/>
@@ -4081,7 +4209,7 @@
       </w:pPr>
     </w:lvl>
   </w:abstractNum>
-  <w:abstractNum w:abstractNumId="10" w15:restartNumberingAfterBreak="0">
+  <w:abstractNum w:abstractNumId="11" w15:restartNumberingAfterBreak="0">
     <w:nsid w:val="36E7080E"/>
     <w:multiLevelType w:val="hybridMultilevel"/>
     <w:tmpl w:val="4C5CD92E"/>
@@ -4194,7 +4322,7 @@
       </w:rPr>
     </w:lvl>
   </w:abstractNum>
-  <w:abstractNum w:abstractNumId="11" w15:restartNumberingAfterBreak="0">
+  <w:abstractNum w:abstractNumId="12" w15:restartNumberingAfterBreak="0">
     <w:nsid w:val="40082318"/>
     <w:multiLevelType w:val="multilevel"/>
     <w:tmpl w:val="F2427B26"/>
@@ -4343,7 +4471,7 @@
       </w:rPr>
     </w:lvl>
   </w:abstractNum>
-  <w:abstractNum w:abstractNumId="12" w15:restartNumberingAfterBreak="0">
+  <w:abstractNum w:abstractNumId="13" w15:restartNumberingAfterBreak="0">
     <w:nsid w:val="4B775AD4"/>
     <w:multiLevelType w:val="multilevel"/>
     <w:tmpl w:val="F2427B26"/>
@@ -4492,7 +4620,7 @@
       </w:rPr>
     </w:lvl>
   </w:abstractNum>
-  <w:abstractNum w:abstractNumId="13" w15:restartNumberingAfterBreak="0">
+  <w:abstractNum w:abstractNumId="14" w15:restartNumberingAfterBreak="0">
     <w:nsid w:val="4C3E34D7"/>
     <w:multiLevelType w:val="multilevel"/>
     <w:tmpl w:val="68E8ED24"/>
@@ -4578,7 +4706,7 @@
       </w:pPr>
     </w:lvl>
   </w:abstractNum>
-  <w:abstractNum w:abstractNumId="14" w15:restartNumberingAfterBreak="0">
+  <w:abstractNum w:abstractNumId="15" w15:restartNumberingAfterBreak="0">
     <w:nsid w:val="4ED03715"/>
     <w:multiLevelType w:val="multilevel"/>
     <w:tmpl w:val="82F8DA2A"/>
@@ -4664,7 +4792,7 @@
       </w:pPr>
     </w:lvl>
   </w:abstractNum>
-  <w:abstractNum w:abstractNumId="15" w15:restartNumberingAfterBreak="0">
+  <w:abstractNum w:abstractNumId="16" w15:restartNumberingAfterBreak="0">
     <w:nsid w:val="55585EEA"/>
     <w:multiLevelType w:val="hybridMultilevel"/>
     <w:tmpl w:val="E48EA1E0"/>
@@ -4777,7 +4905,7 @@
       </w:rPr>
     </w:lvl>
   </w:abstractNum>
-  <w:abstractNum w:abstractNumId="16" w15:restartNumberingAfterBreak="0">
+  <w:abstractNum w:abstractNumId="17" w15:restartNumberingAfterBreak="0">
     <w:nsid w:val="5BB90BF9"/>
     <w:multiLevelType w:val="multilevel"/>
     <w:tmpl w:val="FA0A0490"/>
@@ -4864,7 +4992,7 @@
       </w:pPr>
     </w:lvl>
   </w:abstractNum>
-  <w:abstractNum w:abstractNumId="17" w15:restartNumberingAfterBreak="0">
+  <w:abstractNum w:abstractNumId="18" w15:restartNumberingAfterBreak="0">
     <w:nsid w:val="6B1D01B3"/>
     <w:multiLevelType w:val="hybridMultilevel"/>
     <w:tmpl w:val="BA98D752"/>
@@ -4977,7 +5105,7 @@
       </w:rPr>
     </w:lvl>
   </w:abstractNum>
-  <w:abstractNum w:abstractNumId="18" w15:restartNumberingAfterBreak="0">
+  <w:abstractNum w:abstractNumId="19" w15:restartNumberingAfterBreak="0">
     <w:nsid w:val="70E437A6"/>
     <w:multiLevelType w:val="hybridMultilevel"/>
     <w:tmpl w:val="36E4189E"/>
@@ -5063,7 +5191,7 @@
       </w:pPr>
     </w:lvl>
   </w:abstractNum>
-  <w:abstractNum w:abstractNumId="19" w15:restartNumberingAfterBreak="0">
+  <w:abstractNum w:abstractNumId="20" w15:restartNumberingAfterBreak="0">
     <w:nsid w:val="76253744"/>
     <w:multiLevelType w:val="multilevel"/>
     <w:tmpl w:val="423C7548"/>
@@ -5149,7 +5277,7 @@
       </w:pPr>
     </w:lvl>
   </w:abstractNum>
-  <w:abstractNum w:abstractNumId="20" w15:restartNumberingAfterBreak="0">
+  <w:abstractNum w:abstractNumId="21" w15:restartNumberingAfterBreak="0">
     <w:nsid w:val="764D314C"/>
     <w:multiLevelType w:val="multilevel"/>
     <w:tmpl w:val="F2427B26"/>
@@ -5298,7 +5426,7 @@
       </w:rPr>
     </w:lvl>
   </w:abstractNum>
-  <w:abstractNum w:abstractNumId="21" w15:restartNumberingAfterBreak="0">
+  <w:abstractNum w:abstractNumId="22" w15:restartNumberingAfterBreak="0">
     <w:nsid w:val="76737565"/>
     <w:multiLevelType w:val="hybridMultilevel"/>
     <w:tmpl w:val="E3A4BA88"/>
@@ -5411,7 +5539,7 @@
       </w:rPr>
     </w:lvl>
   </w:abstractNum>
-  <w:abstractNum w:abstractNumId="22" w15:restartNumberingAfterBreak="0">
+  <w:abstractNum w:abstractNumId="23" w15:restartNumberingAfterBreak="0">
     <w:nsid w:val="79075C2B"/>
     <w:multiLevelType w:val="hybridMultilevel"/>
     <w:tmpl w:val="3B28CA4E"/>
@@ -5528,7 +5656,7 @@
     <w:abstractNumId w:val="2"/>
   </w:num>
   <w:num w:numId="2" w16cid:durableId="371420007">
-    <w:abstractNumId w:val="16"/>
+    <w:abstractNumId w:val="17"/>
     <w:lvlOverride w:ilvl="0">
       <w:lvl w:ilvl="0">
         <w:start w:val="1"/>
@@ -5630,37 +5758,37 @@
     </w:lvlOverride>
   </w:num>
   <w:num w:numId="3" w16cid:durableId="1008874821">
-    <w:abstractNumId w:val="16"/>
+    <w:abstractNumId w:val="17"/>
   </w:num>
   <w:num w:numId="4" w16cid:durableId="685447713">
     <w:abstractNumId w:val="5"/>
   </w:num>
   <w:num w:numId="5" w16cid:durableId="936714474">
+    <w:abstractNumId w:val="22"/>
+  </w:num>
+  <w:num w:numId="6" w16cid:durableId="1715882434">
+    <w:abstractNumId w:val="18"/>
+  </w:num>
+  <w:num w:numId="7" w16cid:durableId="2133857912">
     <w:abstractNumId w:val="21"/>
   </w:num>
-  <w:num w:numId="6" w16cid:durableId="1715882434">
-    <w:abstractNumId w:val="17"/>
-  </w:num>
-  <w:num w:numId="7" w16cid:durableId="2133857912">
-    <w:abstractNumId w:val="20"/>
-  </w:num>
   <w:num w:numId="8" w16cid:durableId="920069637">
-    <w:abstractNumId w:val="11"/>
+    <w:abstractNumId w:val="12"/>
   </w:num>
   <w:num w:numId="9" w16cid:durableId="782194550">
-    <w:abstractNumId w:val="8"/>
+    <w:abstractNumId w:val="9"/>
   </w:num>
   <w:num w:numId="10" w16cid:durableId="1686783558">
-    <w:abstractNumId w:val="9"/>
+    <w:abstractNumId w:val="10"/>
   </w:num>
   <w:num w:numId="11" w16cid:durableId="702947228">
-    <w:abstractNumId w:val="13"/>
+    <w:abstractNumId w:val="14"/>
   </w:num>
   <w:num w:numId="12" w16cid:durableId="1029377723">
-    <w:abstractNumId w:val="14"/>
+    <w:abstractNumId w:val="15"/>
   </w:num>
   <w:num w:numId="13" w16cid:durableId="786655747">
-    <w:abstractNumId w:val="15"/>
+    <w:abstractNumId w:val="16"/>
   </w:num>
   <w:num w:numId="14" w16cid:durableId="616837293">
     <w:abstractNumId w:val="3"/>
@@ -5672,16 +5800,16 @@
     <w:abstractNumId w:val="0"/>
   </w:num>
   <w:num w:numId="17" w16cid:durableId="1780561158">
-    <w:abstractNumId w:val="19"/>
+    <w:abstractNumId w:val="20"/>
   </w:num>
   <w:num w:numId="18" w16cid:durableId="1952086178">
-    <w:abstractNumId w:val="10"/>
+    <w:abstractNumId w:val="11"/>
   </w:num>
   <w:num w:numId="19" w16cid:durableId="179587092">
-    <w:abstractNumId w:val="22"/>
+    <w:abstractNumId w:val="23"/>
   </w:num>
   <w:num w:numId="20" w16cid:durableId="201359231">
-    <w:abstractNumId w:val="18"/>
+    <w:abstractNumId w:val="19"/>
   </w:num>
   <w:num w:numId="21" w16cid:durableId="1069306221">
     <w:abstractNumId w:val="4"/>
@@ -5690,10 +5818,13 @@
     <w:abstractNumId w:val="6"/>
   </w:num>
   <w:num w:numId="23" w16cid:durableId="1164129083">
-    <w:abstractNumId w:val="12"/>
+    <w:abstractNumId w:val="13"/>
   </w:num>
   <w:num w:numId="24" w16cid:durableId="406808265">
     <w:abstractNumId w:val="7"/>
+  </w:num>
+  <w:num w:numId="25" w16cid:durableId="1359509216">
+    <w:abstractNumId w:val="8"/>
   </w:num>
 </w:numbering>
 </file>
@@ -6342,6 +6473,7 @@
   <w:style w:type="character" w:default="1" w:styleId="DefaultParagraphFont">
     <w:name w:val="Default Paragraph Font"/>
     <w:uiPriority w:val="1"/>
+    <w:semiHidden/>
     <w:unhideWhenUsed/>
   </w:style>
   <w:style w:type="table" w:default="1" w:styleId="TableNormal">
@@ -6803,593 +6935,6 @@
 </w:styles>
 </file>
 
-<file path=word/glossary/document.xml><?xml version="1.0" encoding="utf-8"?>
-<w:glossaryDocument xmlns:wpc="http://schemas.microsoft.com/office/word/2010/wordprocessingCanvas" xmlns:cx="http://schemas.microsoft.com/office/drawing/2014/chartex" xmlns:cx1="http://schemas.microsoft.com/office/drawing/2015/9/8/chartex" xmlns:cx2="http://schemas.microsoft.com/office/drawing/2015/10/21/chartex" xmlns:cx3="http://schemas.microsoft.com/office/drawing/2016/5/9/chartex" xmlns:cx4="http://schemas.microsoft.com/office/drawing/2016/5/10/chartex" xmlns:cx5="http://schemas.microsoft.com/office/drawing/2016/5/11/chartex" xmlns:cx6="http://schemas.microsoft.com/office/drawing/2016/5/12/chartex" xmlns:cx7="http://schemas.microsoft.com/office/drawing/2016/5/13/chartex" xmlns:cx8="http://schemas.microsoft.com/office/drawing/2016/5/14/chartex" xmlns:mc="http://schemas.openxmlformats.org/markup-compatibility/2006" xmlns:aink="http://schemas.microsoft.com/office/drawing/2016/ink" xmlns:am3d="http://schemas.microsoft.com/office/drawing/2017/model3d" xmlns:o="urn:schemas-microsoft-com:office:office" xmlns:oel="http://schemas.microsoft.com/office/2019/extlst" xmlns:r="http://schemas.openxmlformats.org/officeDocument/2006/relationships" xmlns:m="http://schemas.openxmlformats.org/officeDocument/2006/math" xmlns:v="urn:schemas-microsoft-com:vml" xmlns:wp14="http://schemas.microsoft.com/office/word/2010/wordprocessingDrawing" xmlns:wp="http://schemas.openxmlformats.org/drawingml/2006/wordprocessingDrawing" xmlns:w10="urn:schemas-microsoft-com:office:word" xmlns:w="http://schemas.openxmlformats.org/wordprocessingml/2006/main" xmlns:w14="http://schemas.microsoft.com/office/word/2010/wordml" xmlns:w15="http://schemas.microsoft.com/office/word/2012/wordml" xmlns:w16cex="http://schemas.microsoft.com/office/word/2018/wordml/cex" xmlns:w16cid="http://schemas.microsoft.com/office/word/2016/wordml/cid" xmlns:w16="http://schemas.microsoft.com/office/word/2018/wordml" xmlns:w16du="http://schemas.microsoft.com/office/word/2023/wordml/word16du" xmlns:w16sdtdh="http://schemas.microsoft.com/office/word/2020/wordml/sdtdatahash" xmlns:w16sdtfl="http://schemas.microsoft.com/office/word/2024/wordml/sdtformatlock" xmlns:w16se="http://schemas.microsoft.com/office/word/2015/wordml/symex" xmlns:wpg="http://schemas.microsoft.com/office/word/2010/wordprocessingGroup" xmlns:wpi="http://schemas.microsoft.com/office/word/2010/wordprocessingInk" xmlns:wne="http://schemas.microsoft.com/office/word/2006/wordml" xmlns:wps="http://schemas.microsoft.com/office/word/2010/wordprocessingShape" mc:Ignorable="w14 w15 w16se w16cid w16 w16cex w16sdtdh w16sdtfl w16du wp14">
-  <w:docParts>
-    <w:docPart>
-      <w:docPartPr>
-        <w:name w:val="F099E52B622147899990FA8EB9929F0F"/>
-        <w:category>
-          <w:name w:val="General"/>
-          <w:gallery w:val="placeholder"/>
-        </w:category>
-        <w:types>
-          <w:type w:val="bbPlcHdr"/>
-        </w:types>
-        <w:behaviors>
-          <w:behavior w:val="content"/>
-        </w:behaviors>
-        <w:guid w:val="{45505313-4613-4D5E-8092-90B5AF989865}"/>
-      </w:docPartPr>
-      <w:docPartBody>
-        <w:p>
-          <w:pPr>
-            <w:pStyle w:val="F099E52B622147899990FA8EB9929F0F"/>
-          </w:pPr>
-          <w:r>
-            <w:t>[Type here]</w:t>
-          </w:r>
-        </w:p>
-      </w:docPartBody>
-    </w:docPart>
-  </w:docParts>
-</w:glossaryDocument>
-</file>
-
-<file path=word/glossary/fontTable.xml><?xml version="1.0" encoding="utf-8"?>
-<w:fonts xmlns:mc="http://schemas.openxmlformats.org/markup-compatibility/2006" xmlns:r="http://schemas.openxmlformats.org/officeDocument/2006/relationships" xmlns:w="http://schemas.openxmlformats.org/wordprocessingml/2006/main" xmlns:w14="http://schemas.microsoft.com/office/word/2010/wordml" xmlns:w15="http://schemas.microsoft.com/office/word/2012/wordml" xmlns:w16cex="http://schemas.microsoft.com/office/word/2018/wordml/cex" xmlns:w16cid="http://schemas.microsoft.com/office/word/2016/wordml/cid" xmlns:w16="http://schemas.microsoft.com/office/word/2018/wordml" xmlns:w16du="http://schemas.microsoft.com/office/word/2023/wordml/word16du" xmlns:w16sdtdh="http://schemas.microsoft.com/office/word/2020/wordml/sdtdatahash" xmlns:w16sdtfl="http://schemas.microsoft.com/office/word/2024/wordml/sdtformatlock" xmlns:w16se="http://schemas.microsoft.com/office/word/2015/wordml/symex" mc:Ignorable="w14 w15 w16se w16cid w16 w16cex w16sdtdh w16sdtfl w16du">
-  <w:font w:name="Symbol">
-    <w:panose1 w:val="05050102010706020507"/>
-    <w:charset w:val="02"/>
-    <w:family w:val="roman"/>
-    <w:pitch w:val="variable"/>
-    <w:sig w:usb0="00000000" w:usb1="10000000" w:usb2="00000000" w:usb3="00000000" w:csb0="80000000" w:csb1="00000000"/>
-  </w:font>
-  <w:font w:name="Times New Roman">
-    <w:panose1 w:val="02020603050405020304"/>
-    <w:charset w:val="00"/>
-    <w:family w:val="roman"/>
-    <w:pitch w:val="variable"/>
-    <w:sig w:usb0="E0002EFF" w:usb1="C000785B" w:usb2="00000009" w:usb3="00000000" w:csb0="000001FF" w:csb1="00000000"/>
-  </w:font>
-  <w:font w:name="Courier New">
-    <w:panose1 w:val="02070309020205020404"/>
-    <w:charset w:val="00"/>
-    <w:family w:val="modern"/>
-    <w:pitch w:val="fixed"/>
-    <w:sig w:usb0="E0002EFF" w:usb1="C0007843" w:usb2="00000009" w:usb3="00000000" w:csb0="000001FF" w:csb1="00000000"/>
-  </w:font>
-  <w:font w:name="Wingdings">
-    <w:panose1 w:val="05000000000000000000"/>
-    <w:charset w:val="02"/>
-    <w:family w:val="auto"/>
-    <w:pitch w:val="variable"/>
-    <w:sig w:usb0="00000000" w:usb1="10000000" w:usb2="00000000" w:usb3="00000000" w:csb0="80000000" w:csb1="00000000"/>
-  </w:font>
-  <w:font w:name="Calibri">
-    <w:panose1 w:val="020F0502020204030204"/>
-    <w:charset w:val="00"/>
-    <w:family w:val="swiss"/>
-    <w:pitch w:val="variable"/>
-    <w:sig w:usb0="E4002EFF" w:usb1="C200247B" w:usb2="00000009" w:usb3="00000000" w:csb0="000001FF" w:csb1="00000000"/>
-  </w:font>
-  <w:font w:name="Calibri Light">
-    <w:panose1 w:val="020F0302020204030204"/>
-    <w:charset w:val="00"/>
-    <w:family w:val="swiss"/>
-    <w:pitch w:val="variable"/>
-    <w:sig w:usb0="E4002EFF" w:usb1="C200247B" w:usb2="00000009" w:usb3="00000000" w:csb0="000001FF" w:csb1="00000000"/>
-  </w:font>
-  <w:font w:name="Arial">
-    <w:panose1 w:val="020B0604020202020204"/>
-    <w:charset w:val="00"/>
-    <w:family w:val="swiss"/>
-    <w:pitch w:val="variable"/>
-    <w:sig w:usb0="E0002EFF" w:usb1="C000785B" w:usb2="00000009" w:usb3="00000000" w:csb0="000001FF" w:csb1="00000000"/>
-  </w:font>
-  <w:font w:name="Aptos">
-    <w:charset w:val="00"/>
-    <w:family w:val="swiss"/>
-    <w:pitch w:val="variable"/>
-    <w:sig w:usb0="20000287" w:usb1="00000003" w:usb2="00000000" w:usb3="00000000" w:csb0="0000019F" w:csb1="00000000"/>
-  </w:font>
-  <w:font w:name="Aptos Display">
-    <w:charset w:val="00"/>
-    <w:family w:val="swiss"/>
-    <w:pitch w:val="variable"/>
-    <w:sig w:usb0="20000287" w:usb1="00000003" w:usb2="00000000" w:usb3="00000000" w:csb0="0000019F" w:csb1="00000000"/>
-  </w:font>
-</w:fonts>
-</file>
-
-<file path=word/glossary/settings.xml><?xml version="1.0" encoding="utf-8"?>
-<w:settings xmlns:mc="http://schemas.openxmlformats.org/markup-compatibility/2006" xmlns:o="urn:schemas-microsoft-com:office:office" xmlns:r="http://schemas.openxmlformats.org/officeDocument/2006/relationships" xmlns:m="http://schemas.openxmlformats.org/officeDocument/2006/math" xmlns:v="urn:schemas-microsoft-com:vml" xmlns:w10="urn:schemas-microsoft-com:office:word" xmlns:w="http://schemas.openxmlformats.org/wordprocessingml/2006/main" xmlns:w14="http://schemas.microsoft.com/office/word/2010/wordml" xmlns:w15="http://schemas.microsoft.com/office/word/2012/wordml" xmlns:w16cex="http://schemas.microsoft.com/office/word/2018/wordml/cex" xmlns:w16cid="http://schemas.microsoft.com/office/word/2016/wordml/cid" xmlns:w16="http://schemas.microsoft.com/office/word/2018/wordml" xmlns:w16du="http://schemas.microsoft.com/office/word/2023/wordml/word16du" xmlns:w16sdtdh="http://schemas.microsoft.com/office/word/2020/wordml/sdtdatahash" xmlns:w16sdtfl="http://schemas.microsoft.com/office/word/2024/wordml/sdtformatlock" xmlns:w16se="http://schemas.microsoft.com/office/word/2015/wordml/symex" xmlns:sl="http://schemas.openxmlformats.org/schemaLibrary/2006/main" mc:Ignorable="w14 w15 w16se w16cid w16 w16cex w16sdtdh w16sdtfl w16du">
-  <w:view w:val="normal"/>
-  <w:defaultTabStop w:val="720"/>
-  <w:characterSpacingControl w:val="doNotCompress"/>
-  <w:compat>
-    <w:useFELayout/>
-    <w:compatSetting w:name="compatibilityMode" w:uri="http://schemas.microsoft.com/office/word" w:val="15"/>
-    <w:compatSetting w:name="overrideTableStyleFontSizeAndJustification" w:uri="http://schemas.microsoft.com/office/word" w:val="1"/>
-    <w:compatSetting w:name="enableOpenTypeFeatures" w:uri="http://schemas.microsoft.com/office/word" w:val="1"/>
-    <w:compatSetting w:name="doNotFlipMirrorIndents" w:uri="http://schemas.microsoft.com/office/word" w:val="1"/>
-    <w:compatSetting w:name="differentiateMultirowTableHeaders" w:uri="http://schemas.microsoft.com/office/word" w:val="1"/>
-    <w:compatSetting w:name="useWord2013TrackBottomHyphenation" w:uri="http://schemas.microsoft.com/office/word" w:val="0"/>
-  </w:compat>
-  <w:rsids>
-    <w:rsidRoot w:val="0028766F"/>
-    <w:rsid w:val="000F4124"/>
-    <w:rsid w:val="0028766F"/>
-    <w:rsid w:val="003A7EE9"/>
-    <w:rsid w:val="006F1605"/>
-    <w:rsid w:val="00742BAC"/>
-    <w:rsid w:val="008828F7"/>
-    <w:rsid w:val="00977BC4"/>
-    <w:rsid w:val="00CA4A96"/>
-  </w:rsids>
-  <m:mathPr>
-    <m:mathFont m:val="Cambria Math"/>
-    <m:brkBin m:val="before"/>
-    <m:brkBinSub m:val="--"/>
-    <m:smallFrac m:val="0"/>
-    <m:dispDef/>
-    <m:lMargin m:val="0"/>
-    <m:rMargin m:val="0"/>
-    <m:defJc m:val="centerGroup"/>
-    <m:wrapIndent m:val="1440"/>
-    <m:intLim m:val="subSup"/>
-    <m:naryLim m:val="undOvr"/>
-  </m:mathPr>
-  <w:themeFontLang w:val="en-IE"/>
-  <w:clrSchemeMapping w:bg1="light1" w:t1="dark1" w:bg2="light2" w:t2="dark2" w:accent1="accent1" w:accent2="accent2" w:accent3="accent3" w:accent4="accent4" w:accent5="accent5" w:accent6="accent6" w:hyperlink="hyperlink" w:followedHyperlink="followedHyperlink"/>
-  <w:decimalSymbol w:val="."/>
-  <w:listSeparator w:val=","/>
-  <w15:chartTrackingRefBased/>
-</w:settings>
-</file>
-
-<file path=word/glossary/styles.xml><?xml version="1.0" encoding="utf-8"?>
-<w:styles xmlns:mc="http://schemas.openxmlformats.org/markup-compatibility/2006" xmlns:r="http://schemas.openxmlformats.org/officeDocument/2006/relationships" xmlns:w="http://schemas.openxmlformats.org/wordprocessingml/2006/main" xmlns:w14="http://schemas.microsoft.com/office/word/2010/wordml" xmlns:w15="http://schemas.microsoft.com/office/word/2012/wordml" xmlns:w16cex="http://schemas.microsoft.com/office/word/2018/wordml/cex" xmlns:w16cid="http://schemas.microsoft.com/office/word/2016/wordml/cid" xmlns:w16="http://schemas.microsoft.com/office/word/2018/wordml" xmlns:w16du="http://schemas.microsoft.com/office/word/2023/wordml/word16du" xmlns:w16sdtdh="http://schemas.microsoft.com/office/word/2020/wordml/sdtdatahash" xmlns:w16sdtfl="http://schemas.microsoft.com/office/word/2024/wordml/sdtformatlock" xmlns:w16se="http://schemas.microsoft.com/office/word/2015/wordml/symex" mc:Ignorable="w14 w15 w16se w16cid w16 w16cex w16sdtdh w16sdtfl w16du">
-  <w:docDefaults>
-    <w:rPrDefault>
-      <w:rPr>
-        <w:rFonts w:asciiTheme="minorHAnsi" w:eastAsiaTheme="minorEastAsia" w:hAnsiTheme="minorHAnsi" w:cstheme="minorBidi"/>
-        <w:kern w:val="2"/>
-        <w:sz w:val="24"/>
-        <w:szCs w:val="24"/>
-        <w:lang w:val="en-IE" w:eastAsia="en-IE" w:bidi="ar-SA"/>
-        <w14:ligatures w14:val="standardContextual"/>
-      </w:rPr>
-    </w:rPrDefault>
-    <w:pPrDefault>
-      <w:pPr>
-        <w:spacing w:after="160" w:line="278" w:lineRule="auto"/>
-      </w:pPr>
-    </w:pPrDefault>
-  </w:docDefaults>
-  <w:latentStyles w:defLockedState="0" w:defUIPriority="99" w:defSemiHidden="0" w:defUnhideWhenUsed="0" w:defQFormat="0" w:count="376">
-    <w:lsdException w:name="Normal" w:uiPriority="0" w:qFormat="1"/>
-    <w:lsdException w:name="heading 1" w:uiPriority="9" w:qFormat="1"/>
-    <w:lsdException w:name="heading 2" w:semiHidden="1" w:uiPriority="9" w:unhideWhenUsed="1" w:qFormat="1"/>
-    <w:lsdException w:name="heading 3" w:semiHidden="1" w:uiPriority="9" w:unhideWhenUsed="1" w:qFormat="1"/>
-    <w:lsdException w:name="heading 4" w:semiHidden="1" w:uiPriority="9" w:unhideWhenUsed="1" w:qFormat="1"/>
-    <w:lsdException w:name="heading 5" w:semiHidden="1" w:uiPriority="9" w:unhideWhenUsed="1" w:qFormat="1"/>
-    <w:lsdException w:name="heading 6" w:semiHidden="1" w:uiPriority="9" w:unhideWhenUsed="1" w:qFormat="1"/>
-    <w:lsdException w:name="heading 7" w:semiHidden="1" w:uiPriority="9" w:unhideWhenUsed="1" w:qFormat="1"/>
-    <w:lsdException w:name="heading 8" w:semiHidden="1" w:uiPriority="9" w:unhideWhenUsed="1" w:qFormat="1"/>
-    <w:lsdException w:name="heading 9" w:semiHidden="1" w:uiPriority="9" w:unhideWhenUsed="1" w:qFormat="1"/>
-    <w:lsdException w:name="index 1" w:semiHidden="1" w:unhideWhenUsed="1"/>
-    <w:lsdException w:name="index 2" w:semiHidden="1" w:unhideWhenUsed="1"/>
-    <w:lsdException w:name="index 3" w:semiHidden="1" w:unhideWhenUsed="1"/>
-    <w:lsdException w:name="index 4" w:semiHidden="1" w:unhideWhenUsed="1"/>
-    <w:lsdException w:name="index 5" w:semiHidden="1" w:unhideWhenUsed="1"/>
-    <w:lsdException w:name="index 6" w:semiHidden="1" w:unhideWhenUsed="1"/>
-    <w:lsdException w:name="index 7" w:semiHidden="1" w:unhideWhenUsed="1"/>
-    <w:lsdException w:name="index 8" w:semiHidden="1" w:unhideWhenUsed="1"/>
-    <w:lsdException w:name="index 9" w:semiHidden="1" w:unhideWhenUsed="1"/>
-    <w:lsdException w:name="toc 1" w:semiHidden="1" w:uiPriority="39" w:unhideWhenUsed="1"/>
-    <w:lsdException w:name="toc 2" w:semiHidden="1" w:uiPriority="39" w:unhideWhenUsed="1"/>
-    <w:lsdException w:name="toc 3" w:semiHidden="1" w:uiPriority="39" w:unhideWhenUsed="1"/>
-    <w:lsdException w:name="toc 4" w:semiHidden="1" w:uiPriority="39" w:unhideWhenUsed="1"/>
-    <w:lsdException w:name="toc 5" w:semiHidden="1" w:uiPriority="39" w:unhideWhenUsed="1"/>
-    <w:lsdException w:name="toc 6" w:semiHidden="1" w:uiPriority="39" w:unhideWhenUsed="1"/>
-    <w:lsdException w:name="toc 7" w:semiHidden="1" w:uiPriority="39" w:unhideWhenUsed="1"/>
-    <w:lsdException w:name="toc 8" w:semiHidden="1" w:uiPriority="39" w:unhideWhenUsed="1"/>
-    <w:lsdException w:name="toc 9" w:semiHidden="1" w:uiPriority="39" w:unhideWhenUsed="1"/>
-    <w:lsdException w:name="Normal Indent" w:semiHidden="1" w:unhideWhenUsed="1"/>
-    <w:lsdException w:name="footnote text" w:semiHidden="1" w:unhideWhenUsed="1"/>
-    <w:lsdException w:name="annotation text" w:semiHidden="1" w:unhideWhenUsed="1"/>
-    <w:lsdException w:name="header" w:semiHidden="1" w:unhideWhenUsed="1"/>
-    <w:lsdException w:name="footer" w:semiHidden="1" w:unhideWhenUsed="1"/>
-    <w:lsdException w:name="index heading" w:semiHidden="1" w:unhideWhenUsed="1"/>
-    <w:lsdException w:name="caption" w:semiHidden="1" w:uiPriority="35" w:unhideWhenUsed="1" w:qFormat="1"/>
-    <w:lsdException w:name="table of figures" w:semiHidden="1" w:unhideWhenUsed="1"/>
-    <w:lsdException w:name="envelope address" w:semiHidden="1" w:unhideWhenUsed="1"/>
-    <w:lsdException w:name="envelope return" w:semiHidden="1" w:unhideWhenUsed="1"/>
-    <w:lsdException w:name="footnote reference" w:semiHidden="1" w:unhideWhenUsed="1"/>
-    <w:lsdException w:name="annotation reference" w:semiHidden="1" w:unhideWhenUsed="1"/>
-    <w:lsdException w:name="line number" w:semiHidden="1" w:unhideWhenUsed="1"/>
-    <w:lsdException w:name="page number" w:semiHidden="1" w:unhideWhenUsed="1"/>
-    <w:lsdException w:name="endnote reference" w:semiHidden="1" w:unhideWhenUsed="1"/>
-    <w:lsdException w:name="endnote text" w:semiHidden="1" w:unhideWhenUsed="1"/>
-    <w:lsdException w:name="table of authorities" w:semiHidden="1" w:unhideWhenUsed="1"/>
-    <w:lsdException w:name="macro" w:semiHidden="1" w:unhideWhenUsed="1"/>
-    <w:lsdException w:name="toa heading" w:semiHidden="1" w:unhideWhenUsed="1"/>
-    <w:lsdException w:name="List" w:semiHidden="1" w:unhideWhenUsed="1"/>
-    <w:lsdException w:name="List Bullet" w:semiHidden="1" w:unhideWhenUsed="1"/>
-    <w:lsdException w:name="List Number" w:semiHidden="1" w:unhideWhenUsed="1"/>
-    <w:lsdException w:name="List 2" w:semiHidden="1" w:unhideWhenUsed="1"/>
-    <w:lsdException w:name="List 3" w:semiHidden="1" w:unhideWhenUsed="1"/>
-    <w:lsdException w:name="List 4" w:semiHidden="1" w:unhideWhenUsed="1"/>
-    <w:lsdException w:name="List 5" w:semiHidden="1" w:unhideWhenUsed="1"/>
-    <w:lsdException w:name="List Bullet 2" w:semiHidden="1" w:unhideWhenUsed="1"/>
-    <w:lsdException w:name="List Bullet 3" w:semiHidden="1" w:unhideWhenUsed="1"/>
-    <w:lsdException w:name="List Bullet 4" w:semiHidden="1" w:unhideWhenUsed="1"/>
-    <w:lsdException w:name="List Bullet 5" w:semiHidden="1" w:unhideWhenUsed="1"/>
-    <w:lsdException w:name="List Number 2" w:semiHidden="1" w:unhideWhenUsed="1"/>
-    <w:lsdException w:name="List Number 3" w:semiHidden="1" w:unhideWhenUsed="1"/>
-    <w:lsdException w:name="List Number 4" w:semiHidden="1" w:unhideWhenUsed="1"/>
-    <w:lsdException w:name="List Number 5" w:semiHidden="1" w:unhideWhenUsed="1"/>
-    <w:lsdException w:name="Title" w:uiPriority="10" w:qFormat="1"/>
-    <w:lsdException w:name="Closing" w:semiHidden="1" w:unhideWhenUsed="1"/>
-    <w:lsdException w:name="Signature" w:semiHidden="1" w:unhideWhenUsed="1"/>
-    <w:lsdException w:name="Default Paragraph Font" w:semiHidden="1" w:uiPriority="1" w:unhideWhenUsed="1"/>
-    <w:lsdException w:name="Body Text" w:semiHidden="1" w:unhideWhenUsed="1"/>
-    <w:lsdException w:name="Body Text Indent" w:semiHidden="1" w:unhideWhenUsed="1"/>
-    <w:lsdException w:name="List Continue" w:semiHidden="1" w:unhideWhenUsed="1"/>
-    <w:lsdException w:name="List Continue 2" w:semiHidden="1" w:unhideWhenUsed="1"/>
-    <w:lsdException w:name="List Continue 3" w:semiHidden="1" w:unhideWhenUsed="1"/>
-    <w:lsdException w:name="List Continue 4" w:semiHidden="1" w:unhideWhenUsed="1"/>
-    <w:lsdException w:name="List Continue 5" w:semiHidden="1" w:unhideWhenUsed="1"/>
-    <w:lsdException w:name="Message Header" w:semiHidden="1" w:unhideWhenUsed="1"/>
-    <w:lsdException w:name="Subtitle" w:uiPriority="11" w:qFormat="1"/>
-    <w:lsdException w:name="Salutation" w:semiHidden="1" w:unhideWhenUsed="1"/>
-    <w:lsdException w:name="Date" w:semiHidden="1" w:unhideWhenUsed="1"/>
-    <w:lsdException w:name="Body Text First Indent" w:semiHidden="1" w:unhideWhenUsed="1"/>
-    <w:lsdException w:name="Body Text First Indent 2" w:semiHidden="1" w:unhideWhenUsed="1"/>
-    <w:lsdException w:name="Note Heading" w:semiHidden="1" w:unhideWhenUsed="1"/>
-    <w:lsdException w:name="Body Text 2" w:semiHidden="1" w:unhideWhenUsed="1"/>
-    <w:lsdException w:name="Body Text 3" w:semiHidden="1" w:unhideWhenUsed="1"/>
-    <w:lsdException w:name="Body Text Indent 2" w:semiHidden="1" w:unhideWhenUsed="1"/>
-    <w:lsdException w:name="Body Text Indent 3" w:semiHidden="1" w:unhideWhenUsed="1"/>
-    <w:lsdException w:name="Block Text" w:semiHidden="1" w:unhideWhenUsed="1"/>
-    <w:lsdException w:name="Hyperlink" w:semiHidden="1" w:unhideWhenUsed="1"/>
-    <w:lsdException w:name="FollowedHyperlink" w:semiHidden="1" w:unhideWhenUsed="1"/>
-    <w:lsdException w:name="Strong" w:uiPriority="22" w:qFormat="1"/>
-    <w:lsdException w:name="Emphasis" w:uiPriority="20" w:qFormat="1"/>
-    <w:lsdException w:name="Document Map" w:semiHidden="1" w:unhideWhenUsed="1"/>
-    <w:lsdException w:name="Plain Text" w:semiHidden="1" w:unhideWhenUsed="1"/>
-    <w:lsdException w:name="E-mail Signature" w:semiHidden="1" w:unhideWhenUsed="1"/>
-    <w:lsdException w:name="HTML Top of Form" w:semiHidden="1" w:unhideWhenUsed="1"/>
-    <w:lsdException w:name="HTML Bottom of Form" w:semiHidden="1" w:unhideWhenUsed="1"/>
-    <w:lsdException w:name="Normal (Web)" w:semiHidden="1" w:unhideWhenUsed="1"/>
-    <w:lsdException w:name="HTML Acronym" w:semiHidden="1" w:unhideWhenUsed="1"/>
-    <w:lsdException w:name="HTML Address" w:semiHidden="1" w:unhideWhenUsed="1"/>
-    <w:lsdException w:name="HTML Cite" w:semiHidden="1" w:unhideWhenUsed="1"/>
-    <w:lsdException w:name="HTML Code" w:semiHidden="1" w:unhideWhenUsed="1"/>
-    <w:lsdException w:name="HTML Definition" w:semiHidden="1" w:unhideWhenUsed="1"/>
-    <w:lsdException w:name="HTML Keyboard" w:semiHidden="1" w:unhideWhenUsed="1"/>
-    <w:lsdException w:name="HTML Preformatted" w:semiHidden="1" w:unhideWhenUsed="1"/>
-    <w:lsdException w:name="HTML Sample" w:semiHidden="1" w:unhideWhenUsed="1"/>
-    <w:lsdException w:name="HTML Typewriter" w:semiHidden="1" w:unhideWhenUsed="1"/>
-    <w:lsdException w:name="HTML Variable" w:semiHidden="1" w:unhideWhenUsed="1"/>
-    <w:lsdException w:name="Normal Table" w:semiHidden="1" w:unhideWhenUsed="1"/>
-    <w:lsdException w:name="annotation subject" w:semiHidden="1" w:unhideWhenUsed="1"/>
-    <w:lsdException w:name="No List" w:semiHidden="1" w:unhideWhenUsed="1"/>
-    <w:lsdException w:name="Outline List 1" w:semiHidden="1" w:unhideWhenUsed="1"/>
-    <w:lsdException w:name="Outline List 2" w:semiHidden="1" w:unhideWhenUsed="1"/>
-    <w:lsdException w:name="Outline List 3" w:semiHidden="1" w:unhideWhenUsed="1"/>
-    <w:lsdException w:name="Table Simple 1" w:semiHidden="1" w:unhideWhenUsed="1"/>
-    <w:lsdException w:name="Table Simple 2" w:semiHidden="1" w:unhideWhenUsed="1"/>
-    <w:lsdException w:name="Table Simple 3" w:semiHidden="1" w:unhideWhenUsed="1"/>
-    <w:lsdException w:name="Table Classic 1" w:semiHidden="1" w:unhideWhenUsed="1"/>
-    <w:lsdException w:name="Table Classic 2" w:semiHidden="1" w:unhideWhenUsed="1"/>
-    <w:lsdException w:name="Table Classic 3" w:semiHidden="1" w:unhideWhenUsed="1"/>
-    <w:lsdException w:name="Table Classic 4" w:semiHidden="1" w:unhideWhenUsed="1"/>
-    <w:lsdException w:name="Table Colorful 1" w:semiHidden="1" w:unhideWhenUsed="1"/>
-    <w:lsdException w:name="Table Colorful 2" w:semiHidden="1" w:unhideWhenUsed="1"/>
-    <w:lsdException w:name="Table Colorful 3" w:semiHidden="1" w:unhideWhenUsed="1"/>
-    <w:lsdException w:name="Table Columns 1" w:semiHidden="1" w:unhideWhenUsed="1"/>
-    <w:lsdException w:name="Table Columns 2" w:semiHidden="1" w:unhideWhenUsed="1"/>
-    <w:lsdException w:name="Table Columns 3" w:semiHidden="1" w:unhideWhenUsed="1"/>
-    <w:lsdException w:name="Table Columns 4" w:semiHidden="1" w:unhideWhenUsed="1"/>
-    <w:lsdException w:name="Table Columns 5" w:semiHidden="1" w:unhideWhenUsed="1"/>
-    <w:lsdException w:name="Table Grid 1" w:semiHidden="1" w:unhideWhenUsed="1"/>
-    <w:lsdException w:name="Table Grid 2" w:semiHidden="1" w:unhideWhenUsed="1"/>
-    <w:lsdException w:name="Table Grid 3" w:semiHidden="1" w:unhideWhenUsed="1"/>
-    <w:lsdException w:name="Table Grid 4" w:semiHidden="1" w:unhideWhenUsed="1"/>
-    <w:lsdException w:name="Table Grid 5" w:semiHidden="1" w:unhideWhenUsed="1"/>
-    <w:lsdException w:name="Table Grid 6" w:semiHidden="1" w:unhideWhenUsed="1"/>
-    <w:lsdException w:name="Table Grid 7" w:semiHidden="1" w:unhideWhenUsed="1"/>
-    <w:lsdException w:name="Table Grid 8" w:semiHidden="1" w:unhideWhenUsed="1"/>
-    <w:lsdException w:name="Table List 1" w:semiHidden="1" w:unhideWhenUsed="1"/>
-    <w:lsdException w:name="Table List 2" w:semiHidden="1" w:unhideWhenUsed="1"/>
-    <w:lsdException w:name="Table List 3" w:semiHidden="1" w:unhideWhenUsed="1"/>
-    <w:lsdException w:name="Table List 4" w:semiHidden="1" w:unhideWhenUsed="1"/>
-    <w:lsdException w:name="Table List 5" w:semiHidden="1" w:unhideWhenUsed="1"/>
-    <w:lsdException w:name="Table List 6" w:semiHidden="1" w:unhideWhenUsed="1"/>
-    <w:lsdException w:name="Table List 7" w:semiHidden="1" w:unhideWhenUsed="1"/>
-    <w:lsdException w:name="Table List 8" w:semiHidden="1" w:unhideWhenUsed="1"/>
-    <w:lsdException w:name="Table 3D effects 1" w:semiHidden="1" w:unhideWhenUsed="1"/>
-    <w:lsdException w:name="Table 3D effects 2" w:semiHidden="1" w:unhideWhenUsed="1"/>
-    <w:lsdException w:name="Table 3D effects 3" w:semiHidden="1" w:unhideWhenUsed="1"/>
-    <w:lsdException w:name="Table Contemporary" w:semiHidden="1" w:unhideWhenUsed="1"/>
-    <w:lsdException w:name="Table Elegant" w:semiHidden="1" w:unhideWhenUsed="1"/>
-    <w:lsdException w:name="Table Professional" w:semiHidden="1" w:unhideWhenUsed="1"/>
-    <w:lsdException w:name="Table Subtle 1" w:semiHidden="1" w:unhideWhenUsed="1"/>
-    <w:lsdException w:name="Table Subtle 2" w:semiHidden="1" w:unhideWhenUsed="1"/>
-    <w:lsdException w:name="Table Web 1" w:semiHidden="1" w:unhideWhenUsed="1"/>
-    <w:lsdException w:name="Table Web 2" w:semiHidden="1" w:unhideWhenUsed="1"/>
-    <w:lsdException w:name="Table Web 3" w:semiHidden="1" w:unhideWhenUsed="1"/>
-    <w:lsdException w:name="Balloon Text" w:semiHidden="1" w:unhideWhenUsed="1"/>
-    <w:lsdException w:name="Table Grid" w:uiPriority="39"/>
-    <w:lsdException w:name="Table Theme" w:semiHidden="1" w:unhideWhenUsed="1"/>
-    <w:lsdException w:name="Placeholder Text" w:semiHidden="1"/>
-    <w:lsdException w:name="No Spacing" w:uiPriority="1" w:qFormat="1"/>
-    <w:lsdException w:name="Light Shading" w:uiPriority="60"/>
-    <w:lsdException w:name="Light List" w:uiPriority="61"/>
-    <w:lsdException w:name="Light Grid" w:uiPriority="62"/>
-    <w:lsdException w:name="Medium Shading 1" w:uiPriority="63"/>
-    <w:lsdException w:name="Medium Shading 2" w:uiPriority="64"/>
-    <w:lsdException w:name="Medium List 1" w:uiPriority="65"/>
-    <w:lsdException w:name="Medium List 2" w:uiPriority="66"/>
-    <w:lsdException w:name="Medium Grid 1" w:uiPriority="67"/>
-    <w:lsdException w:name="Medium Grid 2" w:uiPriority="68"/>
-    <w:lsdException w:name="Medium Grid 3" w:uiPriority="69"/>
-    <w:lsdException w:name="Dark List" w:uiPriority="70"/>
-    <w:lsdException w:name="Colorful Shading" w:uiPriority="71"/>
-    <w:lsdException w:name="Colorful List" w:uiPriority="72"/>
-    <w:lsdException w:name="Colorful Grid" w:uiPriority="73"/>
-    <w:lsdException w:name="Light Shading Accent 1" w:uiPriority="60"/>
-    <w:lsdException w:name="Light List Accent 1" w:uiPriority="61"/>
-    <w:lsdException w:name="Light Grid Accent 1" w:uiPriority="62"/>
-    <w:lsdException w:name="Medium Shading 1 Accent 1" w:uiPriority="63"/>
-    <w:lsdException w:name="Medium Shading 2 Accent 1" w:uiPriority="64"/>
-    <w:lsdException w:name="Medium List 1 Accent 1" w:uiPriority="65"/>
-    <w:lsdException w:name="Revision" w:semiHidden="1"/>
-    <w:lsdException w:name="List Paragraph" w:uiPriority="34" w:qFormat="1"/>
-    <w:lsdException w:name="Quote" w:uiPriority="29" w:qFormat="1"/>
-    <w:lsdException w:name="Intense Quote" w:uiPriority="30" w:qFormat="1"/>
-    <w:lsdException w:name="Medium List 2 Accent 1" w:uiPriority="66"/>
-    <w:lsdException w:name="Medium Grid 1 Accent 1" w:uiPriority="67"/>
-    <w:lsdException w:name="Medium Grid 2 Accent 1" w:uiPriority="68"/>
-    <w:lsdException w:name="Medium Grid 3 Accent 1" w:uiPriority="69"/>
-    <w:lsdException w:name="Dark List Accent 1" w:uiPriority="70"/>
-    <w:lsdException w:name="Colorful Shading Accent 1" w:uiPriority="71"/>
-    <w:lsdException w:name="Colorful List Accent 1" w:uiPriority="72"/>
-    <w:lsdException w:name="Colorful Grid Accent 1" w:uiPriority="73"/>
-    <w:lsdException w:name="Light Shading Accent 2" w:uiPriority="60"/>
-    <w:lsdException w:name="Light List Accent 2" w:uiPriority="61"/>
-    <w:lsdException w:name="Light Grid Accent 2" w:uiPriority="62"/>
-    <w:lsdException w:name="Medium Shading 1 Accent 2" w:uiPriority="63"/>
-    <w:lsdException w:name="Medium Shading 2 Accent 2" w:uiPriority="64"/>
-    <w:lsdException w:name="Medium List 1 Accent 2" w:uiPriority="65"/>
-    <w:lsdException w:name="Medium List 2 Accent 2" w:uiPriority="66"/>
-    <w:lsdException w:name="Medium Grid 1 Accent 2" w:uiPriority="67"/>
-    <w:lsdException w:name="Medium Grid 2 Accent 2" w:uiPriority="68"/>
-    <w:lsdException w:name="Medium Grid 3 Accent 2" w:uiPriority="69"/>
-    <w:lsdException w:name="Dark List Accent 2" w:uiPriority="70"/>
-    <w:lsdException w:name="Colorful Shading Accent 2" w:uiPriority="71"/>
-    <w:lsdException w:name="Colorful List Accent 2" w:uiPriority="72"/>
-    <w:lsdException w:name="Colorful Grid Accent 2" w:uiPriority="73"/>
-    <w:lsdException w:name="Light Shading Accent 3" w:uiPriority="60"/>
-    <w:lsdException w:name="Light List Accent 3" w:uiPriority="61"/>
-    <w:lsdException w:name="Light Grid Accent 3" w:uiPriority="62"/>
-    <w:lsdException w:name="Medium Shading 1 Accent 3" w:uiPriority="63"/>
-    <w:lsdException w:name="Medium Shading 2 Accent 3" w:uiPriority="64"/>
-    <w:lsdException w:name="Medium List 1 Accent 3" w:uiPriority="65"/>
-    <w:lsdException w:name="Medium List 2 Accent 3" w:uiPriority="66"/>
-    <w:lsdException w:name="Medium Grid 1 Accent 3" w:uiPriority="67"/>
-    <w:lsdException w:name="Medium Grid 2 Accent 3" w:uiPriority="68"/>
-    <w:lsdException w:name="Medium Grid 3 Accent 3" w:uiPriority="69"/>
-    <w:lsdException w:name="Dark List Accent 3" w:uiPriority="70"/>
-    <w:lsdException w:name="Colorful Shading Accent 3" w:uiPriority="71"/>
-    <w:lsdException w:name="Colorful List Accent 3" w:uiPriority="72"/>
-    <w:lsdException w:name="Colorful Grid Accent 3" w:uiPriority="73"/>
-    <w:lsdException w:name="Light Shading Accent 4" w:uiPriority="60"/>
-    <w:lsdException w:name="Light List Accent 4" w:uiPriority="61"/>
-    <w:lsdException w:name="Light Grid Accent 4" w:uiPriority="62"/>
-    <w:lsdException w:name="Medium Shading 1 Accent 4" w:uiPriority="63"/>
-    <w:lsdException w:name="Medium Shading 2 Accent 4" w:uiPriority="64"/>
-    <w:lsdException w:name="Medium List 1 Accent 4" w:uiPriority="65"/>
-    <w:lsdException w:name="Medium List 2 Accent 4" w:uiPriority="66"/>
-    <w:lsdException w:name="Medium Grid 1 Accent 4" w:uiPriority="67"/>
-    <w:lsdException w:name="Medium Grid 2 Accent 4" w:uiPriority="68"/>
-    <w:lsdException w:name="Medium Grid 3 Accent 4" w:uiPriority="69"/>
-    <w:lsdException w:name="Dark List Accent 4" w:uiPriority="70"/>
-    <w:lsdException w:name="Colorful Shading Accent 4" w:uiPriority="71"/>
-    <w:lsdException w:name="Colorful List Accent 4" w:uiPriority="72"/>
-    <w:lsdException w:name="Colorful Grid Accent 4" w:uiPriority="73"/>
-    <w:lsdException w:name="Light Shading Accent 5" w:uiPriority="60"/>
-    <w:lsdException w:name="Light List Accent 5" w:uiPriority="61"/>
-    <w:lsdException w:name="Light Grid Accent 5" w:uiPriority="62"/>
-    <w:lsdException w:name="Medium Shading 1 Accent 5" w:uiPriority="63"/>
-    <w:lsdException w:name="Medium Shading 2 Accent 5" w:uiPriority="64"/>
-    <w:lsdException w:name="Medium List 1 Accent 5" w:uiPriority="65"/>
-    <w:lsdException w:name="Medium List 2 Accent 5" w:uiPriority="66"/>
-    <w:lsdException w:name="Medium Grid 1 Accent 5" w:uiPriority="67"/>
-    <w:lsdException w:name="Medium Grid 2 Accent 5" w:uiPriority="68"/>
-    <w:lsdException w:name="Medium Grid 3 Accent 5" w:uiPriority="69"/>
-    <w:lsdException w:name="Dark List Accent 5" w:uiPriority="70"/>
-    <w:lsdException w:name="Colorful Shading Accent 5" w:uiPriority="71"/>
-    <w:lsdException w:name="Colorful List Accent 5" w:uiPriority="72"/>
-    <w:lsdException w:name="Colorful Grid Accent 5" w:uiPriority="73"/>
-    <w:lsdException w:name="Light Shading Accent 6" w:uiPriority="60"/>
-    <w:lsdException w:name="Light List Accent 6" w:uiPriority="61"/>
-    <w:lsdException w:name="Light Grid Accent 6" w:uiPriority="62"/>
-    <w:lsdException w:name="Medium Shading 1 Accent 6" w:uiPriority="63"/>
-    <w:lsdException w:name="Medium Shading 2 Accent 6" w:uiPriority="64"/>
-    <w:lsdException w:name="Medium List 1 Accent 6" w:uiPriority="65"/>
-    <w:lsdException w:name="Medium List 2 Accent 6" w:uiPriority="66"/>
-    <w:lsdException w:name="Medium Grid 1 Accent 6" w:uiPriority="67"/>
-    <w:lsdException w:name="Medium Grid 2 Accent 6" w:uiPriority="68"/>
-    <w:lsdException w:name="Medium Grid 3 Accent 6" w:uiPriority="69"/>
-    <w:lsdException w:name="Dark List Accent 6" w:uiPriority="70"/>
-    <w:lsdException w:name="Colorful Shading Accent 6" w:uiPriority="71"/>
-    <w:lsdException w:name="Colorful List Accent 6" w:uiPriority="72"/>
-    <w:lsdException w:name="Colorful Grid Accent 6" w:uiPriority="73"/>
-    <w:lsdException w:name="Subtle Emphasis" w:uiPriority="19" w:qFormat="1"/>
-    <w:lsdException w:name="Intense Emphasis" w:uiPriority="21" w:qFormat="1"/>
-    <w:lsdException w:name="Subtle Reference" w:uiPriority="31" w:qFormat="1"/>
-    <w:lsdException w:name="Intense Reference" w:uiPriority="32" w:qFormat="1"/>
-    <w:lsdException w:name="Book Title" w:uiPriority="33" w:qFormat="1"/>
-    <w:lsdException w:name="Bibliography" w:semiHidden="1" w:uiPriority="37" w:unhideWhenUsed="1"/>
-    <w:lsdException w:name="TOC Heading" w:semiHidden="1" w:uiPriority="39" w:unhideWhenUsed="1" w:qFormat="1"/>
-    <w:lsdException w:name="Plain Table 1" w:uiPriority="41"/>
-    <w:lsdException w:name="Plain Table 2" w:uiPriority="42"/>
-    <w:lsdException w:name="Plain Table 3" w:uiPriority="43"/>
-    <w:lsdException w:name="Plain Table 4" w:uiPriority="44"/>
-    <w:lsdException w:name="Plain Table 5" w:uiPriority="45"/>
-    <w:lsdException w:name="Grid Table Light" w:uiPriority="40"/>
-    <w:lsdException w:name="Grid Table 1 Light" w:uiPriority="46"/>
-    <w:lsdException w:name="Grid Table 2" w:uiPriority="47"/>
-    <w:lsdException w:name="Grid Table 3" w:uiPriority="48"/>
-    <w:lsdException w:name="Grid Table 4" w:uiPriority="49"/>
-    <w:lsdException w:name="Grid Table 5 Dark" w:uiPriority="50"/>
-    <w:lsdException w:name="Grid Table 6 Colorful" w:uiPriority="51"/>
-    <w:lsdException w:name="Grid Table 7 Colorful" w:uiPriority="52"/>
-    <w:lsdException w:name="Grid Table 1 Light Accent 1" w:uiPriority="46"/>
-    <w:lsdException w:name="Grid Table 2 Accent 1" w:uiPriority="47"/>
-    <w:lsdException w:name="Grid Table 3 Accent 1" w:uiPriority="48"/>
-    <w:lsdException w:name="Grid Table 4 Accent 1" w:uiPriority="49"/>
-    <w:lsdException w:name="Grid Table 5 Dark Accent 1" w:uiPriority="50"/>
-    <w:lsdException w:name="Grid Table 6 Colorful Accent 1" w:uiPriority="51"/>
-    <w:lsdException w:name="Grid Table 7 Colorful Accent 1" w:uiPriority="52"/>
-    <w:lsdException w:name="Grid Table 1 Light Accent 2" w:uiPriority="46"/>
-    <w:lsdException w:name="Grid Table 2 Accent 2" w:uiPriority="47"/>
-    <w:lsdException w:name="Grid Table 3 Accent 2" w:uiPriority="48"/>
-    <w:lsdException w:name="Grid Table 4 Accent 2" w:uiPriority="49"/>
-    <w:lsdException w:name="Grid Table 5 Dark Accent 2" w:uiPriority="50"/>
-    <w:lsdException w:name="Grid Table 6 Colorful Accent 2" w:uiPriority="51"/>
-    <w:lsdException w:name="Grid Table 7 Colorful Accent 2" w:uiPriority="52"/>
-    <w:lsdException w:name="Grid Table 1 Light Accent 3" w:uiPriority="46"/>
-    <w:lsdException w:name="Grid Table 2 Accent 3" w:uiPriority="47"/>
-    <w:lsdException w:name="Grid Table 3 Accent 3" w:uiPriority="48"/>
-    <w:lsdException w:name="Grid Table 4 Accent 3" w:uiPriority="49"/>
-    <w:lsdException w:name="Grid Table 5 Dark Accent 3" w:uiPriority="50"/>
-    <w:lsdException w:name="Grid Table 6 Colorful Accent 3" w:uiPriority="51"/>
-    <w:lsdException w:name="Grid Table 7 Colorful Accent 3" w:uiPriority="52"/>
-    <w:lsdException w:name="Grid Table 1 Light Accent 4" w:uiPriority="46"/>
-    <w:lsdException w:name="Grid Table 2 Accent 4" w:uiPriority="47"/>
-    <w:lsdException w:name="Grid Table 3 Accent 4" w:uiPriority="48"/>
-    <w:lsdException w:name="Grid Table 4 Accent 4" w:uiPriority="49"/>
-    <w:lsdException w:name="Grid Table 5 Dark Accent 4" w:uiPriority="50"/>
-    <w:lsdException w:name="Grid Table 6 Colorful Accent 4" w:uiPriority="51"/>
-    <w:lsdException w:name="Grid Table 7 Colorful Accent 4" w:uiPriority="52"/>
-    <w:lsdException w:name="Grid Table 1 Light Accent 5" w:uiPriority="46"/>
-    <w:lsdException w:name="Grid Table 2 Accent 5" w:uiPriority="47"/>
-    <w:lsdException w:name="Grid Table 3 Accent 5" w:uiPriority="48"/>
-    <w:lsdException w:name="Grid Table 4 Accent 5" w:uiPriority="49"/>
-    <w:lsdException w:name="Grid Table 5 Dark Accent 5" w:uiPriority="50"/>
-    <w:lsdException w:name="Grid Table 6 Colorful Accent 5" w:uiPriority="51"/>
-    <w:lsdException w:name="Grid Table 7 Colorful Accent 5" w:uiPriority="52"/>
-    <w:lsdException w:name="Grid Table 1 Light Accent 6" w:uiPriority="46"/>
-    <w:lsdException w:name="Grid Table 2 Accent 6" w:uiPriority="47"/>
-    <w:lsdException w:name="Grid Table 3 Accent 6" w:uiPriority="48"/>
-    <w:lsdException w:name="Grid Table 4 Accent 6" w:uiPriority="49"/>
-    <w:lsdException w:name="Grid Table 5 Dark Accent 6" w:uiPriority="50"/>
-    <w:lsdException w:name="Grid Table 6 Colorful Accent 6" w:uiPriority="51"/>
-    <w:lsdException w:name="Grid Table 7 Colorful Accent 6" w:uiPriority="52"/>
-    <w:lsdException w:name="List Table 1 Light" w:uiPriority="46"/>
-    <w:lsdException w:name="List Table 2" w:uiPriority="47"/>
-    <w:lsdException w:name="List Table 3" w:uiPriority="48"/>
-    <w:lsdException w:name="List Table 4" w:uiPriority="49"/>
-    <w:lsdException w:name="List Table 5 Dark" w:uiPriority="50"/>
-    <w:lsdException w:name="List Table 6 Colorful" w:uiPriority="51"/>
-    <w:lsdException w:name="List Table 7 Colorful" w:uiPriority="52"/>
-    <w:lsdException w:name="List Table 1 Light Accent 1" w:uiPriority="46"/>
-    <w:lsdException w:name="List Table 2 Accent 1" w:uiPriority="47"/>
-    <w:lsdException w:name="List Table 3 Accent 1" w:uiPriority="48"/>
-    <w:lsdException w:name="List Table 4 Accent 1" w:uiPriority="49"/>
-    <w:lsdException w:name="List Table 5 Dark Accent 1" w:uiPriority="50"/>
-    <w:lsdException w:name="List Table 6 Colorful Accent 1" w:uiPriority="51"/>
-    <w:lsdException w:name="List Table 7 Colorful Accent 1" w:uiPriority="52"/>
-    <w:lsdException w:name="List Table 1 Light Accent 2" w:uiPriority="46"/>
-    <w:lsdException w:name="List Table 2 Accent 2" w:uiPriority="47"/>
-    <w:lsdException w:name="List Table 3 Accent 2" w:uiPriority="48"/>
-    <w:lsdException w:name="List Table 4 Accent 2" w:uiPriority="49"/>
-    <w:lsdException w:name="List Table 5 Dark Accent 2" w:uiPriority="50"/>
-    <w:lsdException w:name="List Table 6 Colorful Accent 2" w:uiPriority="51"/>
-    <w:lsdException w:name="List Table 7 Colorful Accent 2" w:uiPriority="52"/>
-    <w:lsdException w:name="List Table 1 Light Accent 3" w:uiPriority="46"/>
-    <w:lsdException w:name="List Table 2 Accent 3" w:uiPriority="47"/>
-    <w:lsdException w:name="List Table 3 Accent 3" w:uiPriority="48"/>
-    <w:lsdException w:name="List Table 4 Accent 3" w:uiPriority="49"/>
-    <w:lsdException w:name="List Table 5 Dark Accent 3" w:uiPriority="50"/>
-    <w:lsdException w:name="List Table 6 Colorful Accent 3" w:uiPriority="51"/>
-    <w:lsdException w:name="List Table 7 Colorful Accent 3" w:uiPriority="52"/>
-    <w:lsdException w:name="List Table 1 Light Accent 4" w:uiPriority="46"/>
-    <w:lsdException w:name="List Table 2 Accent 4" w:uiPriority="47"/>
-    <w:lsdException w:name="List Table 3 Accent 4" w:uiPriority="48"/>
-    <w:lsdException w:name="List Table 4 Accent 4" w:uiPriority="49"/>
-    <w:lsdException w:name="List Table 5 Dark Accent 4" w:uiPriority="50"/>
-    <w:lsdException w:name="List Table 6 Colorful Accent 4" w:uiPriority="51"/>
-    <w:lsdException w:name="List Table 7 Colorful Accent 4" w:uiPriority="52"/>
-    <w:lsdException w:name="List Table 1 Light Accent 5" w:uiPriority="46"/>
-    <w:lsdException w:name="List Table 2 Accent 5" w:uiPriority="47"/>
-    <w:lsdException w:name="List Table 3 Accent 5" w:uiPriority="48"/>
-    <w:lsdException w:name="List Table 4 Accent 5" w:uiPriority="49"/>
-    <w:lsdException w:name="List Table 5 Dark Accent 5" w:uiPriority="50"/>
-    <w:lsdException w:name="List Table 6 Colorful Accent 5" w:uiPriority="51"/>
-    <w:lsdException w:name="List Table 7 Colorful Accent 5" w:uiPriority="52"/>
-    <w:lsdException w:name="List Table 1 Light Accent 6" w:uiPriority="46"/>
-    <w:lsdException w:name="List Table 2 Accent 6" w:uiPriority="47"/>
-    <w:lsdException w:name="List Table 3 Accent 6" w:uiPriority="48"/>
-    <w:lsdException w:name="List Table 4 Accent 6" w:uiPriority="49"/>
-    <w:lsdException w:name="List Table 5 Dark Accent 6" w:uiPriority="50"/>
-    <w:lsdException w:name="List Table 6 Colorful Accent 6" w:uiPriority="51"/>
-    <w:lsdException w:name="List Table 7 Colorful Accent 6" w:uiPriority="52"/>
-    <w:lsdException w:name="Mention" w:semiHidden="1" w:unhideWhenUsed="1"/>
-    <w:lsdException w:name="Smart Hyperlink" w:semiHidden="1" w:unhideWhenUsed="1"/>
-    <w:lsdException w:name="Hashtag" w:semiHidden="1" w:unhideWhenUsed="1"/>
-    <w:lsdException w:name="Unresolved Mention" w:semiHidden="1" w:unhideWhenUsed="1"/>
-    <w:lsdException w:name="Smart Link" w:semiHidden="1" w:unhideWhenUsed="1"/>
-  </w:latentStyles>
-  <w:style w:type="paragraph" w:default="1" w:styleId="Normal">
-    <w:name w:val="Normal"/>
-    <w:qFormat/>
-  </w:style>
-  <w:style w:type="character" w:default="1" w:styleId="DefaultParagraphFont">
-    <w:name w:val="Default Paragraph Font"/>
-    <w:uiPriority w:val="1"/>
-    <w:semiHidden/>
-    <w:unhideWhenUsed/>
-  </w:style>
-  <w:style w:type="table" w:default="1" w:styleId="TableNormal">
-    <w:name w:val="Normal Table"/>
-    <w:uiPriority w:val="99"/>
-    <w:semiHidden/>
-    <w:unhideWhenUsed/>
-    <w:tblPr>
-      <w:tblInd w:w="0" w:type="dxa"/>
-      <w:tblCellMar>
-        <w:top w:w="0" w:type="dxa"/>
-        <w:left w:w="108" w:type="dxa"/>
-        <w:bottom w:w="0" w:type="dxa"/>
-        <w:right w:w="108" w:type="dxa"/>
-      </w:tblCellMar>
-    </w:tblPr>
-  </w:style>
-  <w:style w:type="numbering" w:default="1" w:styleId="NoList">
-    <w:name w:val="No List"/>
-    <w:uiPriority w:val="99"/>
-    <w:semiHidden/>
-    <w:unhideWhenUsed/>
-  </w:style>
-  <w:style w:type="paragraph" w:customStyle="1" w:styleId="F099E52B622147899990FA8EB9929F0F">
-    <w:name w:val="F099E52B622147899990FA8EB9929F0F"/>
-    <w:rsid w:val="0028766F"/>
-  </w:style>
-</w:styles>
-</file>
-
-<file path=word/glossary/webSettings.xml><?xml version="1.0" encoding="utf-8"?>
-<w:webSettings xmlns:mc="http://schemas.openxmlformats.org/markup-compatibility/2006" xmlns:r="http://schemas.openxmlformats.org/officeDocument/2006/relationships" xmlns:w="http://schemas.openxmlformats.org/wordprocessingml/2006/main" xmlns:w14="http://schemas.microsoft.com/office/word/2010/wordml" xmlns:w15="http://schemas.microsoft.com/office/word/2012/wordml" xmlns:w16cex="http://schemas.microsoft.com/office/word/2018/wordml/cex" xmlns:w16cid="http://schemas.microsoft.com/office/word/2016/wordml/cid" xmlns:w16="http://schemas.microsoft.com/office/word/2018/wordml" xmlns:w16du="http://schemas.microsoft.com/office/word/2023/wordml/word16du" xmlns:w16sdtdh="http://schemas.microsoft.com/office/word/2020/wordml/sdtdatahash" xmlns:w16sdtfl="http://schemas.microsoft.com/office/word/2024/wordml/sdtformatlock" xmlns:w16se="http://schemas.microsoft.com/office/word/2015/wordml/symex" mc:Ignorable="w14 w15 w16se w16cid w16 w16cex w16sdtdh w16sdtfl w16du">
-  <w:optimizeForBrowser/>
-  <w:allowPNG/>
-</w:webSettings>
-</file>
-
 <file path=word/theme/theme1.xml><?xml version="1.0" encoding="utf-8"?>
 <a:theme xmlns:a="http://schemas.openxmlformats.org/drawingml/2006/main" name="Office Theme">
   <a:themeElements>

--- a/Capstone_Project_2026.docx
+++ b/Capstone_Project_2026.docx
@@ -1142,6 +1142,2934 @@
         <w:br w:type="page"/>
       </w:r>
     </w:p>
+    <w:sdt>
+      <w:sdtPr>
+        <w:id w:val="-1350630491"/>
+        <w:docPartObj>
+          <w:docPartGallery w:val="Table of Contents"/>
+          <w:docPartUnique/>
+        </w:docPartObj>
+      </w:sdtPr>
+      <w:sdtEndPr>
+        <w:rPr>
+          <w:rFonts w:ascii="Times New Roman" w:eastAsia="Calibri" w:hAnsi="Times New Roman" w:cs="Times New Roman"/>
+          <w:b/>
+          <w:bCs/>
+          <w:noProof/>
+          <w:color w:val="auto"/>
+          <w:sz w:val="24"/>
+          <w:szCs w:val="22"/>
+          <w:lang w:val="en-IE"/>
+        </w:rPr>
+      </w:sdtEndPr>
+      <w:sdtContent>
+        <w:p>
+          <w:pPr>
+            <w:pStyle w:val="TOCHeading"/>
+          </w:pPr>
+          <w:r>
+            <w:t>Table of Contents</w:t>
+          </w:r>
+        </w:p>
+        <w:p>
+          <w:pPr>
+            <w:pStyle w:val="TOC1"/>
+            <w:rPr>
+              <w:rFonts w:asciiTheme="minorHAnsi" w:eastAsiaTheme="minorEastAsia" w:hAnsiTheme="minorHAnsi" w:cstheme="minorBidi"/>
+              <w:noProof/>
+              <w:kern w:val="2"/>
+              <w:szCs w:val="24"/>
+              <w:lang w:eastAsia="en-IE"/>
+              <w14:ligatures w14:val="standardContextual"/>
+            </w:rPr>
+          </w:pPr>
+          <w:r>
+            <w:fldChar w:fldCharType="begin"/>
+          </w:r>
+          <w:r>
+            <w:instrText xml:space="preserve"> TOC \o "1-3" \h \z \u </w:instrText>
+          </w:r>
+          <w:r>
+            <w:fldChar w:fldCharType="separate"/>
+          </w:r>
+          <w:hyperlink w:anchor="_Toc242875084" w:history="1">
+            <w:r>
+              <w:rPr>
+                <w:rStyle w:val="Hyperlink"/>
+                <w:noProof/>
+              </w:rPr>
+              <w:t>1</w:t>
+            </w:r>
+            <w:r>
+              <w:rPr>
+                <w:rFonts w:asciiTheme="minorHAnsi" w:eastAsiaTheme="minorEastAsia" w:hAnsiTheme="minorHAnsi" w:cstheme="minorBidi"/>
+                <w:noProof/>
+                <w:kern w:val="2"/>
+                <w:szCs w:val="24"/>
+                <w:lang w:eastAsia="en-IE"/>
+                <w14:ligatures w14:val="standardContextual"/>
+              </w:rPr>
+              <w:tab/>
+            </w:r>
+            <w:r>
+              <w:rPr>
+                <w:rStyle w:val="Hyperlink"/>
+                <w:noProof/>
+              </w:rPr>
+              <w:t>Introduction</w:t>
+            </w:r>
+            <w:r>
+              <w:rPr>
+                <w:noProof/>
+                <w:webHidden/>
+              </w:rPr>
+              <w:tab/>
+            </w:r>
+            <w:r>
+              <w:rPr>
+                <w:noProof/>
+                <w:webHidden/>
+              </w:rPr>
+              <w:fldChar w:fldCharType="begin"/>
+            </w:r>
+            <w:r>
+              <w:rPr>
+                <w:noProof/>
+                <w:webHidden/>
+              </w:rPr>
+              <w:instrText xml:space="preserve"> PAGEREF _Toc242875084 \h </w:instrText>
+            </w:r>
+            <w:r>
+              <w:rPr>
+                <w:noProof/>
+                <w:webHidden/>
+              </w:rPr>
+            </w:r>
+            <w:r>
+              <w:rPr>
+                <w:noProof/>
+                <w:webHidden/>
+              </w:rPr>
+              <w:fldChar w:fldCharType="separate"/>
+            </w:r>
+            <w:r>
+              <w:rPr>
+                <w:noProof/>
+                <w:webHidden/>
+              </w:rPr>
+              <w:t>5</w:t>
+            </w:r>
+            <w:r>
+              <w:rPr>
+                <w:noProof/>
+                <w:webHidden/>
+              </w:rPr>
+              <w:fldChar w:fldCharType="end"/>
+            </w:r>
+          </w:hyperlink>
+        </w:p>
+        <w:p>
+          <w:pPr>
+            <w:pStyle w:val="TOC1"/>
+            <w:rPr>
+              <w:rFonts w:asciiTheme="minorHAnsi" w:eastAsiaTheme="minorEastAsia" w:hAnsiTheme="minorHAnsi" w:cstheme="minorBidi"/>
+              <w:noProof/>
+              <w:kern w:val="2"/>
+              <w:szCs w:val="24"/>
+              <w:lang w:eastAsia="en-IE"/>
+              <w14:ligatures w14:val="standardContextual"/>
+            </w:rPr>
+          </w:pPr>
+          <w:hyperlink w:anchor="_Toc242875085" w:history="1">
+            <w:r>
+              <w:rPr>
+                <w:rStyle w:val="Hyperlink"/>
+                <w:noProof/>
+              </w:rPr>
+              <w:t>2</w:t>
+            </w:r>
+            <w:r>
+              <w:rPr>
+                <w:rFonts w:asciiTheme="minorHAnsi" w:eastAsiaTheme="minorEastAsia" w:hAnsiTheme="minorHAnsi" w:cstheme="minorBidi"/>
+                <w:noProof/>
+                <w:kern w:val="2"/>
+                <w:szCs w:val="24"/>
+                <w:lang w:eastAsia="en-IE"/>
+                <w14:ligatures w14:val="standardContextual"/>
+              </w:rPr>
+              <w:tab/>
+            </w:r>
+            <w:r>
+              <w:rPr>
+                <w:rStyle w:val="Hyperlink"/>
+                <w:noProof/>
+              </w:rPr>
+              <w:t>Project Title</w:t>
+            </w:r>
+            <w:r>
+              <w:rPr>
+                <w:noProof/>
+                <w:webHidden/>
+              </w:rPr>
+              <w:tab/>
+            </w:r>
+            <w:r>
+              <w:rPr>
+                <w:noProof/>
+                <w:webHidden/>
+              </w:rPr>
+              <w:fldChar w:fldCharType="begin"/>
+            </w:r>
+            <w:r>
+              <w:rPr>
+                <w:noProof/>
+                <w:webHidden/>
+              </w:rPr>
+              <w:instrText xml:space="preserve"> PAGEREF _Toc242875085 \h </w:instrText>
+            </w:r>
+            <w:r>
+              <w:rPr>
+                <w:noProof/>
+                <w:webHidden/>
+              </w:rPr>
+            </w:r>
+            <w:r>
+              <w:rPr>
+                <w:noProof/>
+                <w:webHidden/>
+              </w:rPr>
+              <w:fldChar w:fldCharType="separate"/>
+            </w:r>
+            <w:r>
+              <w:rPr>
+                <w:noProof/>
+                <w:webHidden/>
+              </w:rPr>
+              <w:t>6</w:t>
+            </w:r>
+            <w:r>
+              <w:rPr>
+                <w:noProof/>
+                <w:webHidden/>
+              </w:rPr>
+              <w:fldChar w:fldCharType="end"/>
+            </w:r>
+          </w:hyperlink>
+        </w:p>
+        <w:p>
+          <w:pPr>
+            <w:pStyle w:val="TOC1"/>
+            <w:rPr>
+              <w:rFonts w:asciiTheme="minorHAnsi" w:eastAsiaTheme="minorEastAsia" w:hAnsiTheme="minorHAnsi" w:cstheme="minorBidi"/>
+              <w:noProof/>
+              <w:kern w:val="2"/>
+              <w:szCs w:val="24"/>
+              <w:lang w:eastAsia="en-IE"/>
+              <w14:ligatures w14:val="standardContextual"/>
+            </w:rPr>
+          </w:pPr>
+          <w:hyperlink w:anchor="_Toc242875086" w:history="1">
+            <w:r>
+              <w:rPr>
+                <w:rStyle w:val="Hyperlink"/>
+                <w:noProof/>
+              </w:rPr>
+              <w:t>3</w:t>
+            </w:r>
+            <w:r>
+              <w:rPr>
+                <w:rFonts w:asciiTheme="minorHAnsi" w:eastAsiaTheme="minorEastAsia" w:hAnsiTheme="minorHAnsi" w:cstheme="minorBidi"/>
+                <w:noProof/>
+                <w:kern w:val="2"/>
+                <w:szCs w:val="24"/>
+                <w:lang w:eastAsia="en-IE"/>
+                <w14:ligatures w14:val="standardContextual"/>
+              </w:rPr>
+              <w:tab/>
+            </w:r>
+            <w:r>
+              <w:rPr>
+                <w:rStyle w:val="Hyperlink"/>
+                <w:noProof/>
+              </w:rPr>
+              <w:t>Problem Definition</w:t>
+            </w:r>
+            <w:r>
+              <w:rPr>
+                <w:noProof/>
+                <w:webHidden/>
+              </w:rPr>
+              <w:tab/>
+            </w:r>
+            <w:r>
+              <w:rPr>
+                <w:noProof/>
+                <w:webHidden/>
+              </w:rPr>
+              <w:fldChar w:fldCharType="begin"/>
+            </w:r>
+            <w:r>
+              <w:rPr>
+                <w:noProof/>
+                <w:webHidden/>
+              </w:rPr>
+              <w:instrText xml:space="preserve"> PAGEREF _Toc242875086 \h </w:instrText>
+            </w:r>
+            <w:r>
+              <w:rPr>
+                <w:noProof/>
+                <w:webHidden/>
+              </w:rPr>
+            </w:r>
+            <w:r>
+              <w:rPr>
+                <w:noProof/>
+                <w:webHidden/>
+              </w:rPr>
+              <w:fldChar w:fldCharType="separate"/>
+            </w:r>
+            <w:r>
+              <w:rPr>
+                <w:noProof/>
+                <w:webHidden/>
+              </w:rPr>
+              <w:t>7</w:t>
+            </w:r>
+            <w:r>
+              <w:rPr>
+                <w:noProof/>
+                <w:webHidden/>
+              </w:rPr>
+              <w:fldChar w:fldCharType="end"/>
+            </w:r>
+          </w:hyperlink>
+        </w:p>
+        <w:p>
+          <w:pPr>
+            <w:pStyle w:val="TOC1"/>
+            <w:rPr>
+              <w:rFonts w:asciiTheme="minorHAnsi" w:eastAsiaTheme="minorEastAsia" w:hAnsiTheme="minorHAnsi" w:cstheme="minorBidi"/>
+              <w:noProof/>
+              <w:kern w:val="2"/>
+              <w:szCs w:val="24"/>
+              <w:lang w:eastAsia="en-IE"/>
+              <w14:ligatures w14:val="standardContextual"/>
+            </w:rPr>
+          </w:pPr>
+          <w:hyperlink w:anchor="_Toc242875087" w:history="1">
+            <w:r>
+              <w:rPr>
+                <w:rStyle w:val="Hyperlink"/>
+                <w:noProof/>
+              </w:rPr>
+              <w:t>4</w:t>
+            </w:r>
+            <w:r>
+              <w:rPr>
+                <w:rFonts w:asciiTheme="minorHAnsi" w:eastAsiaTheme="minorEastAsia" w:hAnsiTheme="minorHAnsi" w:cstheme="minorBidi"/>
+                <w:noProof/>
+                <w:kern w:val="2"/>
+                <w:szCs w:val="24"/>
+                <w:lang w:eastAsia="en-IE"/>
+                <w14:ligatures w14:val="standardContextual"/>
+              </w:rPr>
+              <w:tab/>
+            </w:r>
+            <w:r>
+              <w:rPr>
+                <w:rStyle w:val="Hyperlink"/>
+                <w:noProof/>
+              </w:rPr>
+              <w:t>Aim and Objectives</w:t>
+            </w:r>
+            <w:r>
+              <w:rPr>
+                <w:noProof/>
+                <w:webHidden/>
+              </w:rPr>
+              <w:tab/>
+            </w:r>
+            <w:r>
+              <w:rPr>
+                <w:noProof/>
+                <w:webHidden/>
+              </w:rPr>
+              <w:fldChar w:fldCharType="begin"/>
+            </w:r>
+            <w:r>
+              <w:rPr>
+                <w:noProof/>
+                <w:webHidden/>
+              </w:rPr>
+              <w:instrText xml:space="preserve"> PAGEREF _Toc242875087 \h </w:instrText>
+            </w:r>
+            <w:r>
+              <w:rPr>
+                <w:noProof/>
+                <w:webHidden/>
+              </w:rPr>
+            </w:r>
+            <w:r>
+              <w:rPr>
+                <w:noProof/>
+                <w:webHidden/>
+              </w:rPr>
+              <w:fldChar w:fldCharType="separate"/>
+            </w:r>
+            <w:r>
+              <w:rPr>
+                <w:noProof/>
+                <w:webHidden/>
+              </w:rPr>
+              <w:t>8</w:t>
+            </w:r>
+            <w:r>
+              <w:rPr>
+                <w:noProof/>
+                <w:webHidden/>
+              </w:rPr>
+              <w:fldChar w:fldCharType="end"/>
+            </w:r>
+          </w:hyperlink>
+        </w:p>
+        <w:p>
+          <w:pPr>
+            <w:pStyle w:val="TOC2"/>
+            <w:tabs>
+              <w:tab w:val="left" w:pos="960"/>
+              <w:tab w:val="right" w:leader="dot" w:pos="9016"/>
+            </w:tabs>
+            <w:rPr>
+              <w:rFonts w:asciiTheme="minorHAnsi" w:eastAsiaTheme="minorEastAsia" w:hAnsiTheme="minorHAnsi" w:cstheme="minorBidi"/>
+              <w:noProof/>
+              <w:kern w:val="2"/>
+              <w:szCs w:val="24"/>
+              <w:lang w:eastAsia="en-IE"/>
+              <w14:ligatures w14:val="standardContextual"/>
+            </w:rPr>
+          </w:pPr>
+          <w:hyperlink w:anchor="_Toc242875088" w:history="1">
+            <w:r>
+              <w:rPr>
+                <w:rStyle w:val="Hyperlink"/>
+                <w:noProof/>
+              </w:rPr>
+              <w:t>4.1</w:t>
+            </w:r>
+            <w:r>
+              <w:rPr>
+                <w:rFonts w:asciiTheme="minorHAnsi" w:eastAsiaTheme="minorEastAsia" w:hAnsiTheme="minorHAnsi" w:cstheme="minorBidi"/>
+                <w:noProof/>
+                <w:kern w:val="2"/>
+                <w:szCs w:val="24"/>
+                <w:lang w:eastAsia="en-IE"/>
+                <w14:ligatures w14:val="standardContextual"/>
+              </w:rPr>
+              <w:tab/>
+            </w:r>
+            <w:r>
+              <w:rPr>
+                <w:rStyle w:val="Hyperlink"/>
+                <w:noProof/>
+              </w:rPr>
+              <w:t>Aim</w:t>
+            </w:r>
+            <w:r>
+              <w:rPr>
+                <w:noProof/>
+                <w:webHidden/>
+              </w:rPr>
+              <w:tab/>
+            </w:r>
+            <w:r>
+              <w:rPr>
+                <w:noProof/>
+                <w:webHidden/>
+              </w:rPr>
+              <w:fldChar w:fldCharType="begin"/>
+            </w:r>
+            <w:r>
+              <w:rPr>
+                <w:noProof/>
+                <w:webHidden/>
+              </w:rPr>
+              <w:instrText xml:space="preserve"> PAGEREF _Toc242875088 \h </w:instrText>
+            </w:r>
+            <w:r>
+              <w:rPr>
+                <w:noProof/>
+                <w:webHidden/>
+              </w:rPr>
+            </w:r>
+            <w:r>
+              <w:rPr>
+                <w:noProof/>
+                <w:webHidden/>
+              </w:rPr>
+              <w:fldChar w:fldCharType="separate"/>
+            </w:r>
+            <w:r>
+              <w:rPr>
+                <w:noProof/>
+                <w:webHidden/>
+              </w:rPr>
+              <w:t>8</w:t>
+            </w:r>
+            <w:r>
+              <w:rPr>
+                <w:noProof/>
+                <w:webHidden/>
+              </w:rPr>
+              <w:fldChar w:fldCharType="end"/>
+            </w:r>
+          </w:hyperlink>
+        </w:p>
+        <w:p>
+          <w:pPr>
+            <w:pStyle w:val="TOC2"/>
+            <w:tabs>
+              <w:tab w:val="left" w:pos="960"/>
+              <w:tab w:val="right" w:leader="dot" w:pos="9016"/>
+            </w:tabs>
+            <w:rPr>
+              <w:rFonts w:asciiTheme="minorHAnsi" w:eastAsiaTheme="minorEastAsia" w:hAnsiTheme="minorHAnsi" w:cstheme="minorBidi"/>
+              <w:noProof/>
+              <w:kern w:val="2"/>
+              <w:szCs w:val="24"/>
+              <w:lang w:eastAsia="en-IE"/>
+              <w14:ligatures w14:val="standardContextual"/>
+            </w:rPr>
+          </w:pPr>
+          <w:hyperlink w:anchor="_Toc242875089" w:history="1">
+            <w:r>
+              <w:rPr>
+                <w:rStyle w:val="Hyperlink"/>
+                <w:noProof/>
+              </w:rPr>
+              <w:t>4.2</w:t>
+            </w:r>
+            <w:r>
+              <w:rPr>
+                <w:rFonts w:asciiTheme="minorHAnsi" w:eastAsiaTheme="minorEastAsia" w:hAnsiTheme="minorHAnsi" w:cstheme="minorBidi"/>
+                <w:noProof/>
+                <w:kern w:val="2"/>
+                <w:szCs w:val="24"/>
+                <w:lang w:eastAsia="en-IE"/>
+                <w14:ligatures w14:val="standardContextual"/>
+              </w:rPr>
+              <w:tab/>
+            </w:r>
+            <w:r>
+              <w:rPr>
+                <w:rStyle w:val="Hyperlink"/>
+                <w:noProof/>
+              </w:rPr>
+              <w:t>Project Objectives</w:t>
+            </w:r>
+            <w:r>
+              <w:rPr>
+                <w:noProof/>
+                <w:webHidden/>
+              </w:rPr>
+              <w:tab/>
+            </w:r>
+            <w:r>
+              <w:rPr>
+                <w:noProof/>
+                <w:webHidden/>
+              </w:rPr>
+              <w:fldChar w:fldCharType="begin"/>
+            </w:r>
+            <w:r>
+              <w:rPr>
+                <w:noProof/>
+                <w:webHidden/>
+              </w:rPr>
+              <w:instrText xml:space="preserve"> PAGEREF _Toc242875089 \h </w:instrText>
+            </w:r>
+            <w:r>
+              <w:rPr>
+                <w:noProof/>
+                <w:webHidden/>
+              </w:rPr>
+            </w:r>
+            <w:r>
+              <w:rPr>
+                <w:noProof/>
+                <w:webHidden/>
+              </w:rPr>
+              <w:fldChar w:fldCharType="separate"/>
+            </w:r>
+            <w:r>
+              <w:rPr>
+                <w:noProof/>
+                <w:webHidden/>
+              </w:rPr>
+              <w:t>8</w:t>
+            </w:r>
+            <w:r>
+              <w:rPr>
+                <w:noProof/>
+                <w:webHidden/>
+              </w:rPr>
+              <w:fldChar w:fldCharType="end"/>
+            </w:r>
+          </w:hyperlink>
+        </w:p>
+        <w:p>
+          <w:pPr>
+            <w:pStyle w:val="TOC3"/>
+            <w:tabs>
+              <w:tab w:val="left" w:pos="1440"/>
+              <w:tab w:val="right" w:leader="dot" w:pos="9016"/>
+            </w:tabs>
+            <w:rPr>
+              <w:rFonts w:asciiTheme="minorHAnsi" w:eastAsiaTheme="minorEastAsia" w:hAnsiTheme="minorHAnsi" w:cstheme="minorBidi"/>
+              <w:noProof/>
+              <w:kern w:val="2"/>
+              <w:szCs w:val="24"/>
+              <w:lang w:eastAsia="en-IE"/>
+              <w14:ligatures w14:val="standardContextual"/>
+            </w:rPr>
+          </w:pPr>
+          <w:hyperlink w:anchor="_Toc242875090" w:history="1">
+            <w:r>
+              <w:rPr>
+                <w:rStyle w:val="Hyperlink"/>
+                <w:noProof/>
+              </w:rPr>
+              <w:t>4.2.1</w:t>
+            </w:r>
+            <w:r>
+              <w:rPr>
+                <w:rFonts w:asciiTheme="minorHAnsi" w:eastAsiaTheme="minorEastAsia" w:hAnsiTheme="minorHAnsi" w:cstheme="minorBidi"/>
+                <w:noProof/>
+                <w:kern w:val="2"/>
+                <w:szCs w:val="24"/>
+                <w:lang w:eastAsia="en-IE"/>
+                <w14:ligatures w14:val="standardContextual"/>
+              </w:rPr>
+              <w:tab/>
+            </w:r>
+            <w:r>
+              <w:rPr>
+                <w:rStyle w:val="Hyperlink"/>
+                <w:noProof/>
+              </w:rPr>
+              <w:t>Objective #1</w:t>
+            </w:r>
+            <w:r>
+              <w:rPr>
+                <w:noProof/>
+                <w:webHidden/>
+              </w:rPr>
+              <w:tab/>
+            </w:r>
+            <w:r>
+              <w:rPr>
+                <w:noProof/>
+                <w:webHidden/>
+              </w:rPr>
+              <w:fldChar w:fldCharType="begin"/>
+            </w:r>
+            <w:r>
+              <w:rPr>
+                <w:noProof/>
+                <w:webHidden/>
+              </w:rPr>
+              <w:instrText xml:space="preserve"> PAGEREF _Toc242875090 \h </w:instrText>
+            </w:r>
+            <w:r>
+              <w:rPr>
+                <w:noProof/>
+                <w:webHidden/>
+              </w:rPr>
+            </w:r>
+            <w:r>
+              <w:rPr>
+                <w:noProof/>
+                <w:webHidden/>
+              </w:rPr>
+              <w:fldChar w:fldCharType="separate"/>
+            </w:r>
+            <w:r>
+              <w:rPr>
+                <w:noProof/>
+                <w:webHidden/>
+              </w:rPr>
+              <w:t>8</w:t>
+            </w:r>
+            <w:r>
+              <w:rPr>
+                <w:noProof/>
+                <w:webHidden/>
+              </w:rPr>
+              <w:fldChar w:fldCharType="end"/>
+            </w:r>
+          </w:hyperlink>
+        </w:p>
+        <w:p>
+          <w:pPr>
+            <w:pStyle w:val="TOC3"/>
+            <w:tabs>
+              <w:tab w:val="left" w:pos="1440"/>
+              <w:tab w:val="right" w:leader="dot" w:pos="9016"/>
+            </w:tabs>
+            <w:rPr>
+              <w:rFonts w:asciiTheme="minorHAnsi" w:eastAsiaTheme="minorEastAsia" w:hAnsiTheme="minorHAnsi" w:cstheme="minorBidi"/>
+              <w:noProof/>
+              <w:kern w:val="2"/>
+              <w:szCs w:val="24"/>
+              <w:lang w:eastAsia="en-IE"/>
+              <w14:ligatures w14:val="standardContextual"/>
+            </w:rPr>
+          </w:pPr>
+          <w:hyperlink w:anchor="_Toc242875091" w:history="1">
+            <w:r>
+              <w:rPr>
+                <w:rStyle w:val="Hyperlink"/>
+                <w:noProof/>
+              </w:rPr>
+              <w:t>4.2.2</w:t>
+            </w:r>
+            <w:r>
+              <w:rPr>
+                <w:rFonts w:asciiTheme="minorHAnsi" w:eastAsiaTheme="minorEastAsia" w:hAnsiTheme="minorHAnsi" w:cstheme="minorBidi"/>
+                <w:noProof/>
+                <w:kern w:val="2"/>
+                <w:szCs w:val="24"/>
+                <w:lang w:eastAsia="en-IE"/>
+                <w14:ligatures w14:val="standardContextual"/>
+              </w:rPr>
+              <w:tab/>
+            </w:r>
+            <w:r>
+              <w:rPr>
+                <w:rStyle w:val="Hyperlink"/>
+                <w:noProof/>
+              </w:rPr>
+              <w:t>Objective #2</w:t>
+            </w:r>
+            <w:r>
+              <w:rPr>
+                <w:noProof/>
+                <w:webHidden/>
+              </w:rPr>
+              <w:tab/>
+            </w:r>
+            <w:r>
+              <w:rPr>
+                <w:noProof/>
+                <w:webHidden/>
+              </w:rPr>
+              <w:fldChar w:fldCharType="begin"/>
+            </w:r>
+            <w:r>
+              <w:rPr>
+                <w:noProof/>
+                <w:webHidden/>
+              </w:rPr>
+              <w:instrText xml:space="preserve"> PAGEREF _Toc242875091 \h </w:instrText>
+            </w:r>
+            <w:r>
+              <w:rPr>
+                <w:noProof/>
+                <w:webHidden/>
+              </w:rPr>
+            </w:r>
+            <w:r>
+              <w:rPr>
+                <w:noProof/>
+                <w:webHidden/>
+              </w:rPr>
+              <w:fldChar w:fldCharType="separate"/>
+            </w:r>
+            <w:r>
+              <w:rPr>
+                <w:noProof/>
+                <w:webHidden/>
+              </w:rPr>
+              <w:t>8</w:t>
+            </w:r>
+            <w:r>
+              <w:rPr>
+                <w:noProof/>
+                <w:webHidden/>
+              </w:rPr>
+              <w:fldChar w:fldCharType="end"/>
+            </w:r>
+          </w:hyperlink>
+        </w:p>
+        <w:p>
+          <w:pPr>
+            <w:pStyle w:val="TOC3"/>
+            <w:tabs>
+              <w:tab w:val="left" w:pos="1440"/>
+              <w:tab w:val="right" w:leader="dot" w:pos="9016"/>
+            </w:tabs>
+            <w:rPr>
+              <w:rFonts w:asciiTheme="minorHAnsi" w:eastAsiaTheme="minorEastAsia" w:hAnsiTheme="minorHAnsi" w:cstheme="minorBidi"/>
+              <w:noProof/>
+              <w:kern w:val="2"/>
+              <w:szCs w:val="24"/>
+              <w:lang w:eastAsia="en-IE"/>
+              <w14:ligatures w14:val="standardContextual"/>
+            </w:rPr>
+          </w:pPr>
+          <w:hyperlink w:anchor="_Toc242875092" w:history="1">
+            <w:r>
+              <w:rPr>
+                <w:rStyle w:val="Hyperlink"/>
+                <w:noProof/>
+              </w:rPr>
+              <w:t>4.2.3</w:t>
+            </w:r>
+            <w:r>
+              <w:rPr>
+                <w:rFonts w:asciiTheme="minorHAnsi" w:eastAsiaTheme="minorEastAsia" w:hAnsiTheme="minorHAnsi" w:cstheme="minorBidi"/>
+                <w:noProof/>
+                <w:kern w:val="2"/>
+                <w:szCs w:val="24"/>
+                <w:lang w:eastAsia="en-IE"/>
+                <w14:ligatures w14:val="standardContextual"/>
+              </w:rPr>
+              <w:tab/>
+            </w:r>
+            <w:r>
+              <w:rPr>
+                <w:rStyle w:val="Hyperlink"/>
+                <w:noProof/>
+              </w:rPr>
+              <w:t>Objective #3</w:t>
+            </w:r>
+            <w:r>
+              <w:rPr>
+                <w:noProof/>
+                <w:webHidden/>
+              </w:rPr>
+              <w:tab/>
+            </w:r>
+            <w:r>
+              <w:rPr>
+                <w:noProof/>
+                <w:webHidden/>
+              </w:rPr>
+              <w:fldChar w:fldCharType="begin"/>
+            </w:r>
+            <w:r>
+              <w:rPr>
+                <w:noProof/>
+                <w:webHidden/>
+              </w:rPr>
+              <w:instrText xml:space="preserve"> PAGEREF _Toc242875092 \h </w:instrText>
+            </w:r>
+            <w:r>
+              <w:rPr>
+                <w:noProof/>
+                <w:webHidden/>
+              </w:rPr>
+            </w:r>
+            <w:r>
+              <w:rPr>
+                <w:noProof/>
+                <w:webHidden/>
+              </w:rPr>
+              <w:fldChar w:fldCharType="separate"/>
+            </w:r>
+            <w:r>
+              <w:rPr>
+                <w:noProof/>
+                <w:webHidden/>
+              </w:rPr>
+              <w:t>8</w:t>
+            </w:r>
+            <w:r>
+              <w:rPr>
+                <w:noProof/>
+                <w:webHidden/>
+              </w:rPr>
+              <w:fldChar w:fldCharType="end"/>
+            </w:r>
+          </w:hyperlink>
+        </w:p>
+        <w:p>
+          <w:pPr>
+            <w:pStyle w:val="TOC3"/>
+            <w:tabs>
+              <w:tab w:val="left" w:pos="1440"/>
+              <w:tab w:val="right" w:leader="dot" w:pos="9016"/>
+            </w:tabs>
+            <w:rPr>
+              <w:rFonts w:asciiTheme="minorHAnsi" w:eastAsiaTheme="minorEastAsia" w:hAnsiTheme="minorHAnsi" w:cstheme="minorBidi"/>
+              <w:noProof/>
+              <w:kern w:val="2"/>
+              <w:szCs w:val="24"/>
+              <w:lang w:eastAsia="en-IE"/>
+              <w14:ligatures w14:val="standardContextual"/>
+            </w:rPr>
+          </w:pPr>
+          <w:hyperlink w:anchor="_Toc242875093" w:history="1">
+            <w:r>
+              <w:rPr>
+                <w:rStyle w:val="Hyperlink"/>
+                <w:noProof/>
+              </w:rPr>
+              <w:t>4.2.4</w:t>
+            </w:r>
+            <w:r>
+              <w:rPr>
+                <w:rFonts w:asciiTheme="minorHAnsi" w:eastAsiaTheme="minorEastAsia" w:hAnsiTheme="minorHAnsi" w:cstheme="minorBidi"/>
+                <w:noProof/>
+                <w:kern w:val="2"/>
+                <w:szCs w:val="24"/>
+                <w:lang w:eastAsia="en-IE"/>
+                <w14:ligatures w14:val="standardContextual"/>
+              </w:rPr>
+              <w:tab/>
+            </w:r>
+            <w:r>
+              <w:rPr>
+                <w:rStyle w:val="Hyperlink"/>
+                <w:noProof/>
+              </w:rPr>
+              <w:t>Objective #4</w:t>
+            </w:r>
+            <w:r>
+              <w:rPr>
+                <w:noProof/>
+                <w:webHidden/>
+              </w:rPr>
+              <w:tab/>
+            </w:r>
+            <w:r>
+              <w:rPr>
+                <w:noProof/>
+                <w:webHidden/>
+              </w:rPr>
+              <w:fldChar w:fldCharType="begin"/>
+            </w:r>
+            <w:r>
+              <w:rPr>
+                <w:noProof/>
+                <w:webHidden/>
+              </w:rPr>
+              <w:instrText xml:space="preserve"> PAGEREF _Toc242875093 \h </w:instrText>
+            </w:r>
+            <w:r>
+              <w:rPr>
+                <w:noProof/>
+                <w:webHidden/>
+              </w:rPr>
+            </w:r>
+            <w:r>
+              <w:rPr>
+                <w:noProof/>
+                <w:webHidden/>
+              </w:rPr>
+              <w:fldChar w:fldCharType="separate"/>
+            </w:r>
+            <w:r>
+              <w:rPr>
+                <w:noProof/>
+                <w:webHidden/>
+              </w:rPr>
+              <w:t>8</w:t>
+            </w:r>
+            <w:r>
+              <w:rPr>
+                <w:noProof/>
+                <w:webHidden/>
+              </w:rPr>
+              <w:fldChar w:fldCharType="end"/>
+            </w:r>
+          </w:hyperlink>
+        </w:p>
+        <w:p>
+          <w:pPr>
+            <w:pStyle w:val="TOC3"/>
+            <w:tabs>
+              <w:tab w:val="left" w:pos="1440"/>
+              <w:tab w:val="right" w:leader="dot" w:pos="9016"/>
+            </w:tabs>
+            <w:rPr>
+              <w:rFonts w:asciiTheme="minorHAnsi" w:eastAsiaTheme="minorEastAsia" w:hAnsiTheme="minorHAnsi" w:cstheme="minorBidi"/>
+              <w:noProof/>
+              <w:kern w:val="2"/>
+              <w:szCs w:val="24"/>
+              <w:lang w:eastAsia="en-IE"/>
+              <w14:ligatures w14:val="standardContextual"/>
+            </w:rPr>
+          </w:pPr>
+          <w:hyperlink w:anchor="_Toc242875094" w:history="1">
+            <w:r>
+              <w:rPr>
+                <w:rStyle w:val="Hyperlink"/>
+                <w:noProof/>
+              </w:rPr>
+              <w:t>4.2.5</w:t>
+            </w:r>
+            <w:r>
+              <w:rPr>
+                <w:rFonts w:asciiTheme="minorHAnsi" w:eastAsiaTheme="minorEastAsia" w:hAnsiTheme="minorHAnsi" w:cstheme="minorBidi"/>
+                <w:noProof/>
+                <w:kern w:val="2"/>
+                <w:szCs w:val="24"/>
+                <w:lang w:eastAsia="en-IE"/>
+                <w14:ligatures w14:val="standardContextual"/>
+              </w:rPr>
+              <w:tab/>
+            </w:r>
+            <w:r>
+              <w:rPr>
+                <w:rStyle w:val="Hyperlink"/>
+                <w:noProof/>
+              </w:rPr>
+              <w:t>Objective #5</w:t>
+            </w:r>
+            <w:r>
+              <w:rPr>
+                <w:noProof/>
+                <w:webHidden/>
+              </w:rPr>
+              <w:tab/>
+            </w:r>
+            <w:r>
+              <w:rPr>
+                <w:noProof/>
+                <w:webHidden/>
+              </w:rPr>
+              <w:fldChar w:fldCharType="begin"/>
+            </w:r>
+            <w:r>
+              <w:rPr>
+                <w:noProof/>
+                <w:webHidden/>
+              </w:rPr>
+              <w:instrText xml:space="preserve"> PAGEREF _Toc242875094 \h </w:instrText>
+            </w:r>
+            <w:r>
+              <w:rPr>
+                <w:noProof/>
+                <w:webHidden/>
+              </w:rPr>
+            </w:r>
+            <w:r>
+              <w:rPr>
+                <w:noProof/>
+                <w:webHidden/>
+              </w:rPr>
+              <w:fldChar w:fldCharType="separate"/>
+            </w:r>
+            <w:r>
+              <w:rPr>
+                <w:noProof/>
+                <w:webHidden/>
+              </w:rPr>
+              <w:t>8</w:t>
+            </w:r>
+            <w:r>
+              <w:rPr>
+                <w:noProof/>
+                <w:webHidden/>
+              </w:rPr>
+              <w:fldChar w:fldCharType="end"/>
+            </w:r>
+          </w:hyperlink>
+        </w:p>
+        <w:p>
+          <w:pPr>
+            <w:pStyle w:val="TOC2"/>
+            <w:tabs>
+              <w:tab w:val="left" w:pos="960"/>
+              <w:tab w:val="right" w:leader="dot" w:pos="9016"/>
+            </w:tabs>
+            <w:rPr>
+              <w:rFonts w:asciiTheme="minorHAnsi" w:eastAsiaTheme="minorEastAsia" w:hAnsiTheme="minorHAnsi" w:cstheme="minorBidi"/>
+              <w:noProof/>
+              <w:kern w:val="2"/>
+              <w:szCs w:val="24"/>
+              <w:lang w:eastAsia="en-IE"/>
+              <w14:ligatures w14:val="standardContextual"/>
+            </w:rPr>
+          </w:pPr>
+          <w:hyperlink w:anchor="_Toc242875095" w:history="1">
+            <w:r>
+              <w:rPr>
+                <w:rStyle w:val="Hyperlink"/>
+                <w:noProof/>
+              </w:rPr>
+              <w:t>4.3</w:t>
+            </w:r>
+            <w:r>
+              <w:rPr>
+                <w:rFonts w:asciiTheme="minorHAnsi" w:eastAsiaTheme="minorEastAsia" w:hAnsiTheme="minorHAnsi" w:cstheme="minorBidi"/>
+                <w:noProof/>
+                <w:kern w:val="2"/>
+                <w:szCs w:val="24"/>
+                <w:lang w:eastAsia="en-IE"/>
+                <w14:ligatures w14:val="standardContextual"/>
+              </w:rPr>
+              <w:tab/>
+            </w:r>
+            <w:r>
+              <w:rPr>
+                <w:rStyle w:val="Hyperlink"/>
+                <w:noProof/>
+              </w:rPr>
+              <w:t>Business objective</w:t>
+            </w:r>
+            <w:r>
+              <w:rPr>
+                <w:noProof/>
+                <w:webHidden/>
+              </w:rPr>
+              <w:tab/>
+            </w:r>
+            <w:r>
+              <w:rPr>
+                <w:noProof/>
+                <w:webHidden/>
+              </w:rPr>
+              <w:fldChar w:fldCharType="begin"/>
+            </w:r>
+            <w:r>
+              <w:rPr>
+                <w:noProof/>
+                <w:webHidden/>
+              </w:rPr>
+              <w:instrText xml:space="preserve"> PAGEREF _Toc242875095 \h </w:instrText>
+            </w:r>
+            <w:r>
+              <w:rPr>
+                <w:noProof/>
+                <w:webHidden/>
+              </w:rPr>
+            </w:r>
+            <w:r>
+              <w:rPr>
+                <w:noProof/>
+                <w:webHidden/>
+              </w:rPr>
+              <w:fldChar w:fldCharType="separate"/>
+            </w:r>
+            <w:r>
+              <w:rPr>
+                <w:noProof/>
+                <w:webHidden/>
+              </w:rPr>
+              <w:t>8</w:t>
+            </w:r>
+            <w:r>
+              <w:rPr>
+                <w:noProof/>
+                <w:webHidden/>
+              </w:rPr>
+              <w:fldChar w:fldCharType="end"/>
+            </w:r>
+          </w:hyperlink>
+        </w:p>
+        <w:p>
+          <w:pPr>
+            <w:pStyle w:val="TOC1"/>
+            <w:rPr>
+              <w:rFonts w:asciiTheme="minorHAnsi" w:eastAsiaTheme="minorEastAsia" w:hAnsiTheme="minorHAnsi" w:cstheme="minorBidi"/>
+              <w:noProof/>
+              <w:kern w:val="2"/>
+              <w:szCs w:val="24"/>
+              <w:lang w:eastAsia="en-IE"/>
+              <w14:ligatures w14:val="standardContextual"/>
+            </w:rPr>
+          </w:pPr>
+          <w:hyperlink w:anchor="_Toc242875096" w:history="1">
+            <w:r>
+              <w:rPr>
+                <w:rStyle w:val="Hyperlink"/>
+                <w:noProof/>
+              </w:rPr>
+              <w:t>5</w:t>
+            </w:r>
+            <w:r>
+              <w:rPr>
+                <w:rFonts w:asciiTheme="minorHAnsi" w:eastAsiaTheme="minorEastAsia" w:hAnsiTheme="minorHAnsi" w:cstheme="minorBidi"/>
+                <w:noProof/>
+                <w:kern w:val="2"/>
+                <w:szCs w:val="24"/>
+                <w:lang w:eastAsia="en-IE"/>
+                <w14:ligatures w14:val="standardContextual"/>
+              </w:rPr>
+              <w:tab/>
+            </w:r>
+            <w:r>
+              <w:rPr>
+                <w:rStyle w:val="Hyperlink"/>
+                <w:noProof/>
+              </w:rPr>
+              <w:t>Scope</w:t>
+            </w:r>
+            <w:r>
+              <w:rPr>
+                <w:noProof/>
+                <w:webHidden/>
+              </w:rPr>
+              <w:tab/>
+            </w:r>
+            <w:r>
+              <w:rPr>
+                <w:noProof/>
+                <w:webHidden/>
+              </w:rPr>
+              <w:fldChar w:fldCharType="begin"/>
+            </w:r>
+            <w:r>
+              <w:rPr>
+                <w:noProof/>
+                <w:webHidden/>
+              </w:rPr>
+              <w:instrText xml:space="preserve"> PAGEREF _Toc242875096 \h </w:instrText>
+            </w:r>
+            <w:r>
+              <w:rPr>
+                <w:noProof/>
+                <w:webHidden/>
+              </w:rPr>
+            </w:r>
+            <w:r>
+              <w:rPr>
+                <w:noProof/>
+                <w:webHidden/>
+              </w:rPr>
+              <w:fldChar w:fldCharType="separate"/>
+            </w:r>
+            <w:r>
+              <w:rPr>
+                <w:noProof/>
+                <w:webHidden/>
+              </w:rPr>
+              <w:t>9</w:t>
+            </w:r>
+            <w:r>
+              <w:rPr>
+                <w:noProof/>
+                <w:webHidden/>
+              </w:rPr>
+              <w:fldChar w:fldCharType="end"/>
+            </w:r>
+          </w:hyperlink>
+        </w:p>
+        <w:p>
+          <w:pPr>
+            <w:pStyle w:val="TOC2"/>
+            <w:tabs>
+              <w:tab w:val="left" w:pos="960"/>
+              <w:tab w:val="right" w:leader="dot" w:pos="9016"/>
+            </w:tabs>
+            <w:rPr>
+              <w:rFonts w:asciiTheme="minorHAnsi" w:eastAsiaTheme="minorEastAsia" w:hAnsiTheme="minorHAnsi" w:cstheme="minorBidi"/>
+              <w:noProof/>
+              <w:kern w:val="2"/>
+              <w:szCs w:val="24"/>
+              <w:lang w:eastAsia="en-IE"/>
+              <w14:ligatures w14:val="standardContextual"/>
+            </w:rPr>
+          </w:pPr>
+          <w:hyperlink w:anchor="_Toc242875097" w:history="1">
+            <w:r>
+              <w:rPr>
+                <w:rStyle w:val="Hyperlink"/>
+                <w:noProof/>
+              </w:rPr>
+              <w:t>5.1</w:t>
+            </w:r>
+            <w:r>
+              <w:rPr>
+                <w:rFonts w:asciiTheme="minorHAnsi" w:eastAsiaTheme="minorEastAsia" w:hAnsiTheme="minorHAnsi" w:cstheme="minorBidi"/>
+                <w:noProof/>
+                <w:kern w:val="2"/>
+                <w:szCs w:val="24"/>
+                <w:lang w:eastAsia="en-IE"/>
+                <w14:ligatures w14:val="standardContextual"/>
+              </w:rPr>
+              <w:tab/>
+            </w:r>
+            <w:r>
+              <w:rPr>
+                <w:rStyle w:val="Hyperlink"/>
+                <w:noProof/>
+              </w:rPr>
+              <w:t>Included:</w:t>
+            </w:r>
+            <w:r>
+              <w:rPr>
+                <w:noProof/>
+                <w:webHidden/>
+              </w:rPr>
+              <w:tab/>
+            </w:r>
+            <w:r>
+              <w:rPr>
+                <w:noProof/>
+                <w:webHidden/>
+              </w:rPr>
+              <w:fldChar w:fldCharType="begin"/>
+            </w:r>
+            <w:r>
+              <w:rPr>
+                <w:noProof/>
+                <w:webHidden/>
+              </w:rPr>
+              <w:instrText xml:space="preserve"> PAGEREF _Toc242875097 \h </w:instrText>
+            </w:r>
+            <w:r>
+              <w:rPr>
+                <w:noProof/>
+                <w:webHidden/>
+              </w:rPr>
+            </w:r>
+            <w:r>
+              <w:rPr>
+                <w:noProof/>
+                <w:webHidden/>
+              </w:rPr>
+              <w:fldChar w:fldCharType="separate"/>
+            </w:r>
+            <w:r>
+              <w:rPr>
+                <w:noProof/>
+                <w:webHidden/>
+              </w:rPr>
+              <w:t>9</w:t>
+            </w:r>
+            <w:r>
+              <w:rPr>
+                <w:noProof/>
+                <w:webHidden/>
+              </w:rPr>
+              <w:fldChar w:fldCharType="end"/>
+            </w:r>
+          </w:hyperlink>
+        </w:p>
+        <w:p>
+          <w:pPr>
+            <w:pStyle w:val="TOC2"/>
+            <w:tabs>
+              <w:tab w:val="left" w:pos="960"/>
+              <w:tab w:val="right" w:leader="dot" w:pos="9016"/>
+            </w:tabs>
+            <w:rPr>
+              <w:rFonts w:asciiTheme="minorHAnsi" w:eastAsiaTheme="minorEastAsia" w:hAnsiTheme="minorHAnsi" w:cstheme="minorBidi"/>
+              <w:noProof/>
+              <w:kern w:val="2"/>
+              <w:szCs w:val="24"/>
+              <w:lang w:eastAsia="en-IE"/>
+              <w14:ligatures w14:val="standardContextual"/>
+            </w:rPr>
+          </w:pPr>
+          <w:hyperlink w:anchor="_Toc242875098" w:history="1">
+            <w:r>
+              <w:rPr>
+                <w:rStyle w:val="Hyperlink"/>
+                <w:noProof/>
+              </w:rPr>
+              <w:t>5.2</w:t>
+            </w:r>
+            <w:r>
+              <w:rPr>
+                <w:rFonts w:asciiTheme="minorHAnsi" w:eastAsiaTheme="minorEastAsia" w:hAnsiTheme="minorHAnsi" w:cstheme="minorBidi"/>
+                <w:noProof/>
+                <w:kern w:val="2"/>
+                <w:szCs w:val="24"/>
+                <w:lang w:eastAsia="en-IE"/>
+                <w14:ligatures w14:val="standardContextual"/>
+              </w:rPr>
+              <w:tab/>
+            </w:r>
+            <w:r>
+              <w:rPr>
+                <w:rStyle w:val="Hyperlink"/>
+                <w:noProof/>
+              </w:rPr>
+              <w:t>Excluded:</w:t>
+            </w:r>
+            <w:r>
+              <w:rPr>
+                <w:noProof/>
+                <w:webHidden/>
+              </w:rPr>
+              <w:tab/>
+            </w:r>
+            <w:r>
+              <w:rPr>
+                <w:noProof/>
+                <w:webHidden/>
+              </w:rPr>
+              <w:fldChar w:fldCharType="begin"/>
+            </w:r>
+            <w:r>
+              <w:rPr>
+                <w:noProof/>
+                <w:webHidden/>
+              </w:rPr>
+              <w:instrText xml:space="preserve"> PAGEREF _Toc242875098 \h </w:instrText>
+            </w:r>
+            <w:r>
+              <w:rPr>
+                <w:noProof/>
+                <w:webHidden/>
+              </w:rPr>
+            </w:r>
+            <w:r>
+              <w:rPr>
+                <w:noProof/>
+                <w:webHidden/>
+              </w:rPr>
+              <w:fldChar w:fldCharType="separate"/>
+            </w:r>
+            <w:r>
+              <w:rPr>
+                <w:noProof/>
+                <w:webHidden/>
+              </w:rPr>
+              <w:t>9</w:t>
+            </w:r>
+            <w:r>
+              <w:rPr>
+                <w:noProof/>
+                <w:webHidden/>
+              </w:rPr>
+              <w:fldChar w:fldCharType="end"/>
+            </w:r>
+          </w:hyperlink>
+        </w:p>
+        <w:p>
+          <w:pPr>
+            <w:pStyle w:val="TOC2"/>
+            <w:tabs>
+              <w:tab w:val="left" w:pos="960"/>
+              <w:tab w:val="right" w:leader="dot" w:pos="9016"/>
+            </w:tabs>
+            <w:rPr>
+              <w:rFonts w:asciiTheme="minorHAnsi" w:eastAsiaTheme="minorEastAsia" w:hAnsiTheme="minorHAnsi" w:cstheme="minorBidi"/>
+              <w:noProof/>
+              <w:kern w:val="2"/>
+              <w:szCs w:val="24"/>
+              <w:lang w:eastAsia="en-IE"/>
+              <w14:ligatures w14:val="standardContextual"/>
+            </w:rPr>
+          </w:pPr>
+          <w:hyperlink w:anchor="_Toc242875099" w:history="1">
+            <w:r>
+              <w:rPr>
+                <w:rStyle w:val="Hyperlink"/>
+                <w:noProof/>
+              </w:rPr>
+              <w:t>5.3</w:t>
+            </w:r>
+            <w:r>
+              <w:rPr>
+                <w:rFonts w:asciiTheme="minorHAnsi" w:eastAsiaTheme="minorEastAsia" w:hAnsiTheme="minorHAnsi" w:cstheme="minorBidi"/>
+                <w:noProof/>
+                <w:kern w:val="2"/>
+                <w:szCs w:val="24"/>
+                <w:lang w:eastAsia="en-IE"/>
+                <w14:ligatures w14:val="standardContextual"/>
+              </w:rPr>
+              <w:tab/>
+            </w:r>
+            <w:r>
+              <w:rPr>
+                <w:rStyle w:val="Hyperlink"/>
+                <w:noProof/>
+              </w:rPr>
+              <w:t>Time Scope:</w:t>
+            </w:r>
+            <w:r>
+              <w:rPr>
+                <w:noProof/>
+                <w:webHidden/>
+              </w:rPr>
+              <w:tab/>
+            </w:r>
+            <w:r>
+              <w:rPr>
+                <w:noProof/>
+                <w:webHidden/>
+              </w:rPr>
+              <w:fldChar w:fldCharType="begin"/>
+            </w:r>
+            <w:r>
+              <w:rPr>
+                <w:noProof/>
+                <w:webHidden/>
+              </w:rPr>
+              <w:instrText xml:space="preserve"> PAGEREF _Toc242875099 \h </w:instrText>
+            </w:r>
+            <w:r>
+              <w:rPr>
+                <w:noProof/>
+                <w:webHidden/>
+              </w:rPr>
+            </w:r>
+            <w:r>
+              <w:rPr>
+                <w:noProof/>
+                <w:webHidden/>
+              </w:rPr>
+              <w:fldChar w:fldCharType="separate"/>
+            </w:r>
+            <w:r>
+              <w:rPr>
+                <w:noProof/>
+                <w:webHidden/>
+              </w:rPr>
+              <w:t>9</w:t>
+            </w:r>
+            <w:r>
+              <w:rPr>
+                <w:noProof/>
+                <w:webHidden/>
+              </w:rPr>
+              <w:fldChar w:fldCharType="end"/>
+            </w:r>
+          </w:hyperlink>
+        </w:p>
+        <w:p>
+          <w:pPr>
+            <w:pStyle w:val="TOC1"/>
+            <w:rPr>
+              <w:rFonts w:asciiTheme="minorHAnsi" w:eastAsiaTheme="minorEastAsia" w:hAnsiTheme="minorHAnsi" w:cstheme="minorBidi"/>
+              <w:noProof/>
+              <w:kern w:val="2"/>
+              <w:szCs w:val="24"/>
+              <w:lang w:eastAsia="en-IE"/>
+              <w14:ligatures w14:val="standardContextual"/>
+            </w:rPr>
+          </w:pPr>
+          <w:hyperlink w:anchor="_Toc242875100" w:history="1">
+            <w:r>
+              <w:rPr>
+                <w:rStyle w:val="Hyperlink"/>
+                <w:noProof/>
+              </w:rPr>
+              <w:t>6</w:t>
+            </w:r>
+            <w:r>
+              <w:rPr>
+                <w:rFonts w:asciiTheme="minorHAnsi" w:eastAsiaTheme="minorEastAsia" w:hAnsiTheme="minorHAnsi" w:cstheme="minorBidi"/>
+                <w:noProof/>
+                <w:kern w:val="2"/>
+                <w:szCs w:val="24"/>
+                <w:lang w:eastAsia="en-IE"/>
+                <w14:ligatures w14:val="standardContextual"/>
+              </w:rPr>
+              <w:tab/>
+            </w:r>
+            <w:r>
+              <w:rPr>
+                <w:rStyle w:val="Hyperlink"/>
+                <w:noProof/>
+              </w:rPr>
+              <w:t>Methodology</w:t>
+            </w:r>
+            <w:r>
+              <w:rPr>
+                <w:noProof/>
+                <w:webHidden/>
+              </w:rPr>
+              <w:tab/>
+            </w:r>
+            <w:r>
+              <w:rPr>
+                <w:noProof/>
+                <w:webHidden/>
+              </w:rPr>
+              <w:fldChar w:fldCharType="begin"/>
+            </w:r>
+            <w:r>
+              <w:rPr>
+                <w:noProof/>
+                <w:webHidden/>
+              </w:rPr>
+              <w:instrText xml:space="preserve"> PAGEREF _Toc242875100 \h </w:instrText>
+            </w:r>
+            <w:r>
+              <w:rPr>
+                <w:noProof/>
+                <w:webHidden/>
+              </w:rPr>
+            </w:r>
+            <w:r>
+              <w:rPr>
+                <w:noProof/>
+                <w:webHidden/>
+              </w:rPr>
+              <w:fldChar w:fldCharType="separate"/>
+            </w:r>
+            <w:r>
+              <w:rPr>
+                <w:noProof/>
+                <w:webHidden/>
+              </w:rPr>
+              <w:t>10</w:t>
+            </w:r>
+            <w:r>
+              <w:rPr>
+                <w:noProof/>
+                <w:webHidden/>
+              </w:rPr>
+              <w:fldChar w:fldCharType="end"/>
+            </w:r>
+          </w:hyperlink>
+        </w:p>
+        <w:p>
+          <w:pPr>
+            <w:pStyle w:val="TOC2"/>
+            <w:tabs>
+              <w:tab w:val="left" w:pos="720"/>
+              <w:tab w:val="right" w:leader="dot" w:pos="9016"/>
+            </w:tabs>
+            <w:rPr>
+              <w:rFonts w:asciiTheme="minorHAnsi" w:eastAsiaTheme="minorEastAsia" w:hAnsiTheme="minorHAnsi" w:cstheme="minorBidi"/>
+              <w:noProof/>
+              <w:kern w:val="2"/>
+              <w:szCs w:val="24"/>
+              <w:lang w:eastAsia="en-IE"/>
+              <w14:ligatures w14:val="standardContextual"/>
+            </w:rPr>
+          </w:pPr>
+          <w:hyperlink w:anchor="_Toc242875101" w:history="1">
+            <w:r>
+              <w:rPr>
+                <w:rStyle w:val="Hyperlink"/>
+                <w:rFonts w:ascii="Symbol" w:hAnsi="Symbol"/>
+                <w:noProof/>
+              </w:rPr>
+              <w:t></w:t>
+            </w:r>
+            <w:r>
+              <w:rPr>
+                <w:rFonts w:asciiTheme="minorHAnsi" w:eastAsiaTheme="minorEastAsia" w:hAnsiTheme="minorHAnsi" w:cstheme="minorBidi"/>
+                <w:noProof/>
+                <w:kern w:val="2"/>
+                <w:szCs w:val="24"/>
+                <w:lang w:eastAsia="en-IE"/>
+                <w14:ligatures w14:val="standardContextual"/>
+              </w:rPr>
+              <w:tab/>
+            </w:r>
+            <w:r>
+              <w:rPr>
+                <w:rStyle w:val="Hyperlink"/>
+                <w:noProof/>
+              </w:rPr>
+              <w:t>Business Understanding:</w:t>
+            </w:r>
+            <w:r>
+              <w:rPr>
+                <w:noProof/>
+                <w:webHidden/>
+              </w:rPr>
+              <w:tab/>
+            </w:r>
+            <w:r>
+              <w:rPr>
+                <w:noProof/>
+                <w:webHidden/>
+              </w:rPr>
+              <w:fldChar w:fldCharType="begin"/>
+            </w:r>
+            <w:r>
+              <w:rPr>
+                <w:noProof/>
+                <w:webHidden/>
+              </w:rPr>
+              <w:instrText xml:space="preserve"> PAGEREF _Toc242875101 \h </w:instrText>
+            </w:r>
+            <w:r>
+              <w:rPr>
+                <w:noProof/>
+                <w:webHidden/>
+              </w:rPr>
+            </w:r>
+            <w:r>
+              <w:rPr>
+                <w:noProof/>
+                <w:webHidden/>
+              </w:rPr>
+              <w:fldChar w:fldCharType="separate"/>
+            </w:r>
+            <w:r>
+              <w:rPr>
+                <w:noProof/>
+                <w:webHidden/>
+              </w:rPr>
+              <w:t>10</w:t>
+            </w:r>
+            <w:r>
+              <w:rPr>
+                <w:noProof/>
+                <w:webHidden/>
+              </w:rPr>
+              <w:fldChar w:fldCharType="end"/>
+            </w:r>
+          </w:hyperlink>
+        </w:p>
+        <w:p>
+          <w:pPr>
+            <w:pStyle w:val="TOC2"/>
+            <w:tabs>
+              <w:tab w:val="left" w:pos="720"/>
+              <w:tab w:val="right" w:leader="dot" w:pos="9016"/>
+            </w:tabs>
+            <w:rPr>
+              <w:rFonts w:asciiTheme="minorHAnsi" w:eastAsiaTheme="minorEastAsia" w:hAnsiTheme="minorHAnsi" w:cstheme="minorBidi"/>
+              <w:noProof/>
+              <w:kern w:val="2"/>
+              <w:szCs w:val="24"/>
+              <w:lang w:eastAsia="en-IE"/>
+              <w14:ligatures w14:val="standardContextual"/>
+            </w:rPr>
+          </w:pPr>
+          <w:hyperlink w:anchor="_Toc242875102" w:history="1">
+            <w:r>
+              <w:rPr>
+                <w:rStyle w:val="Hyperlink"/>
+                <w:rFonts w:ascii="Symbol" w:hAnsi="Symbol"/>
+                <w:noProof/>
+              </w:rPr>
+              <w:t></w:t>
+            </w:r>
+            <w:r>
+              <w:rPr>
+                <w:rFonts w:asciiTheme="minorHAnsi" w:eastAsiaTheme="minorEastAsia" w:hAnsiTheme="minorHAnsi" w:cstheme="minorBidi"/>
+                <w:noProof/>
+                <w:kern w:val="2"/>
+                <w:szCs w:val="24"/>
+                <w:lang w:eastAsia="en-IE"/>
+                <w14:ligatures w14:val="standardContextual"/>
+              </w:rPr>
+              <w:tab/>
+            </w:r>
+            <w:r>
+              <w:rPr>
+                <w:rStyle w:val="Hyperlink"/>
+                <w:noProof/>
+              </w:rPr>
+              <w:t>Data Understanding:</w:t>
+            </w:r>
+            <w:r>
+              <w:rPr>
+                <w:noProof/>
+                <w:webHidden/>
+              </w:rPr>
+              <w:tab/>
+            </w:r>
+            <w:r>
+              <w:rPr>
+                <w:noProof/>
+                <w:webHidden/>
+              </w:rPr>
+              <w:fldChar w:fldCharType="begin"/>
+            </w:r>
+            <w:r>
+              <w:rPr>
+                <w:noProof/>
+                <w:webHidden/>
+              </w:rPr>
+              <w:instrText xml:space="preserve"> PAGEREF _Toc242875102 \h </w:instrText>
+            </w:r>
+            <w:r>
+              <w:rPr>
+                <w:noProof/>
+                <w:webHidden/>
+              </w:rPr>
+            </w:r>
+            <w:r>
+              <w:rPr>
+                <w:noProof/>
+                <w:webHidden/>
+              </w:rPr>
+              <w:fldChar w:fldCharType="separate"/>
+            </w:r>
+            <w:r>
+              <w:rPr>
+                <w:noProof/>
+                <w:webHidden/>
+              </w:rPr>
+              <w:t>10</w:t>
+            </w:r>
+            <w:r>
+              <w:rPr>
+                <w:noProof/>
+                <w:webHidden/>
+              </w:rPr>
+              <w:fldChar w:fldCharType="end"/>
+            </w:r>
+          </w:hyperlink>
+        </w:p>
+        <w:p>
+          <w:pPr>
+            <w:pStyle w:val="TOC2"/>
+            <w:tabs>
+              <w:tab w:val="left" w:pos="720"/>
+              <w:tab w:val="right" w:leader="dot" w:pos="9016"/>
+            </w:tabs>
+            <w:rPr>
+              <w:rFonts w:asciiTheme="minorHAnsi" w:eastAsiaTheme="minorEastAsia" w:hAnsiTheme="minorHAnsi" w:cstheme="minorBidi"/>
+              <w:noProof/>
+              <w:kern w:val="2"/>
+              <w:szCs w:val="24"/>
+              <w:lang w:eastAsia="en-IE"/>
+              <w14:ligatures w14:val="standardContextual"/>
+            </w:rPr>
+          </w:pPr>
+          <w:hyperlink w:anchor="_Toc242875103" w:history="1">
+            <w:r>
+              <w:rPr>
+                <w:rStyle w:val="Hyperlink"/>
+                <w:rFonts w:ascii="Symbol" w:hAnsi="Symbol"/>
+                <w:noProof/>
+              </w:rPr>
+              <w:t></w:t>
+            </w:r>
+            <w:r>
+              <w:rPr>
+                <w:rFonts w:asciiTheme="minorHAnsi" w:eastAsiaTheme="minorEastAsia" w:hAnsiTheme="minorHAnsi" w:cstheme="minorBidi"/>
+                <w:noProof/>
+                <w:kern w:val="2"/>
+                <w:szCs w:val="24"/>
+                <w:lang w:eastAsia="en-IE"/>
+                <w14:ligatures w14:val="standardContextual"/>
+              </w:rPr>
+              <w:tab/>
+            </w:r>
+            <w:r>
+              <w:rPr>
+                <w:rStyle w:val="Hyperlink"/>
+                <w:noProof/>
+              </w:rPr>
+              <w:t>Data Preparation:</w:t>
+            </w:r>
+            <w:r>
+              <w:rPr>
+                <w:noProof/>
+                <w:webHidden/>
+              </w:rPr>
+              <w:tab/>
+            </w:r>
+            <w:r>
+              <w:rPr>
+                <w:noProof/>
+                <w:webHidden/>
+              </w:rPr>
+              <w:fldChar w:fldCharType="begin"/>
+            </w:r>
+            <w:r>
+              <w:rPr>
+                <w:noProof/>
+                <w:webHidden/>
+              </w:rPr>
+              <w:instrText xml:space="preserve"> PAGEREF _Toc242875103 \h </w:instrText>
+            </w:r>
+            <w:r>
+              <w:rPr>
+                <w:noProof/>
+                <w:webHidden/>
+              </w:rPr>
+            </w:r>
+            <w:r>
+              <w:rPr>
+                <w:noProof/>
+                <w:webHidden/>
+              </w:rPr>
+              <w:fldChar w:fldCharType="separate"/>
+            </w:r>
+            <w:r>
+              <w:rPr>
+                <w:noProof/>
+                <w:webHidden/>
+              </w:rPr>
+              <w:t>10</w:t>
+            </w:r>
+            <w:r>
+              <w:rPr>
+                <w:noProof/>
+                <w:webHidden/>
+              </w:rPr>
+              <w:fldChar w:fldCharType="end"/>
+            </w:r>
+          </w:hyperlink>
+        </w:p>
+        <w:p>
+          <w:pPr>
+            <w:pStyle w:val="TOC2"/>
+            <w:tabs>
+              <w:tab w:val="left" w:pos="720"/>
+              <w:tab w:val="right" w:leader="dot" w:pos="9016"/>
+            </w:tabs>
+            <w:rPr>
+              <w:rFonts w:asciiTheme="minorHAnsi" w:eastAsiaTheme="minorEastAsia" w:hAnsiTheme="minorHAnsi" w:cstheme="minorBidi"/>
+              <w:noProof/>
+              <w:kern w:val="2"/>
+              <w:szCs w:val="24"/>
+              <w:lang w:eastAsia="en-IE"/>
+              <w14:ligatures w14:val="standardContextual"/>
+            </w:rPr>
+          </w:pPr>
+          <w:hyperlink w:anchor="_Toc242875104" w:history="1">
+            <w:r>
+              <w:rPr>
+                <w:rStyle w:val="Hyperlink"/>
+                <w:rFonts w:ascii="Symbol" w:hAnsi="Symbol"/>
+                <w:noProof/>
+              </w:rPr>
+              <w:t></w:t>
+            </w:r>
+            <w:r>
+              <w:rPr>
+                <w:rFonts w:asciiTheme="minorHAnsi" w:eastAsiaTheme="minorEastAsia" w:hAnsiTheme="minorHAnsi" w:cstheme="minorBidi"/>
+                <w:noProof/>
+                <w:kern w:val="2"/>
+                <w:szCs w:val="24"/>
+                <w:lang w:eastAsia="en-IE"/>
+                <w14:ligatures w14:val="standardContextual"/>
+              </w:rPr>
+              <w:tab/>
+            </w:r>
+            <w:r>
+              <w:rPr>
+                <w:rStyle w:val="Hyperlink"/>
+                <w:noProof/>
+              </w:rPr>
+              <w:t>Modelling:</w:t>
+            </w:r>
+            <w:r>
+              <w:rPr>
+                <w:noProof/>
+                <w:webHidden/>
+              </w:rPr>
+              <w:tab/>
+            </w:r>
+            <w:r>
+              <w:rPr>
+                <w:noProof/>
+                <w:webHidden/>
+              </w:rPr>
+              <w:fldChar w:fldCharType="begin"/>
+            </w:r>
+            <w:r>
+              <w:rPr>
+                <w:noProof/>
+                <w:webHidden/>
+              </w:rPr>
+              <w:instrText xml:space="preserve"> PAGEREF _Toc242875104 \h </w:instrText>
+            </w:r>
+            <w:r>
+              <w:rPr>
+                <w:noProof/>
+                <w:webHidden/>
+              </w:rPr>
+            </w:r>
+            <w:r>
+              <w:rPr>
+                <w:noProof/>
+                <w:webHidden/>
+              </w:rPr>
+              <w:fldChar w:fldCharType="separate"/>
+            </w:r>
+            <w:r>
+              <w:rPr>
+                <w:noProof/>
+                <w:webHidden/>
+              </w:rPr>
+              <w:t>10</w:t>
+            </w:r>
+            <w:r>
+              <w:rPr>
+                <w:noProof/>
+                <w:webHidden/>
+              </w:rPr>
+              <w:fldChar w:fldCharType="end"/>
+            </w:r>
+          </w:hyperlink>
+        </w:p>
+        <w:p>
+          <w:pPr>
+            <w:pStyle w:val="TOC2"/>
+            <w:tabs>
+              <w:tab w:val="left" w:pos="720"/>
+              <w:tab w:val="right" w:leader="dot" w:pos="9016"/>
+            </w:tabs>
+            <w:rPr>
+              <w:rFonts w:asciiTheme="minorHAnsi" w:eastAsiaTheme="minorEastAsia" w:hAnsiTheme="minorHAnsi" w:cstheme="minorBidi"/>
+              <w:noProof/>
+              <w:kern w:val="2"/>
+              <w:szCs w:val="24"/>
+              <w:lang w:eastAsia="en-IE"/>
+              <w14:ligatures w14:val="standardContextual"/>
+            </w:rPr>
+          </w:pPr>
+          <w:hyperlink w:anchor="_Toc242875105" w:history="1">
+            <w:r>
+              <w:rPr>
+                <w:rStyle w:val="Hyperlink"/>
+                <w:rFonts w:ascii="Symbol" w:hAnsi="Symbol"/>
+                <w:noProof/>
+              </w:rPr>
+              <w:t></w:t>
+            </w:r>
+            <w:r>
+              <w:rPr>
+                <w:rFonts w:asciiTheme="minorHAnsi" w:eastAsiaTheme="minorEastAsia" w:hAnsiTheme="minorHAnsi" w:cstheme="minorBidi"/>
+                <w:noProof/>
+                <w:kern w:val="2"/>
+                <w:szCs w:val="24"/>
+                <w:lang w:eastAsia="en-IE"/>
+                <w14:ligatures w14:val="standardContextual"/>
+              </w:rPr>
+              <w:tab/>
+            </w:r>
+            <w:r>
+              <w:rPr>
+                <w:rStyle w:val="Hyperlink"/>
+                <w:noProof/>
+              </w:rPr>
+              <w:t>Evaluation:</w:t>
+            </w:r>
+            <w:r>
+              <w:rPr>
+                <w:noProof/>
+                <w:webHidden/>
+              </w:rPr>
+              <w:tab/>
+            </w:r>
+            <w:r>
+              <w:rPr>
+                <w:noProof/>
+                <w:webHidden/>
+              </w:rPr>
+              <w:fldChar w:fldCharType="begin"/>
+            </w:r>
+            <w:r>
+              <w:rPr>
+                <w:noProof/>
+                <w:webHidden/>
+              </w:rPr>
+              <w:instrText xml:space="preserve"> PAGEREF _Toc242875105 \h </w:instrText>
+            </w:r>
+            <w:r>
+              <w:rPr>
+                <w:noProof/>
+                <w:webHidden/>
+              </w:rPr>
+            </w:r>
+            <w:r>
+              <w:rPr>
+                <w:noProof/>
+                <w:webHidden/>
+              </w:rPr>
+              <w:fldChar w:fldCharType="separate"/>
+            </w:r>
+            <w:r>
+              <w:rPr>
+                <w:noProof/>
+                <w:webHidden/>
+              </w:rPr>
+              <w:t>10</w:t>
+            </w:r>
+            <w:r>
+              <w:rPr>
+                <w:noProof/>
+                <w:webHidden/>
+              </w:rPr>
+              <w:fldChar w:fldCharType="end"/>
+            </w:r>
+          </w:hyperlink>
+        </w:p>
+        <w:p>
+          <w:pPr>
+            <w:pStyle w:val="TOC2"/>
+            <w:tabs>
+              <w:tab w:val="left" w:pos="720"/>
+              <w:tab w:val="right" w:leader="dot" w:pos="9016"/>
+            </w:tabs>
+            <w:rPr>
+              <w:rFonts w:asciiTheme="minorHAnsi" w:eastAsiaTheme="minorEastAsia" w:hAnsiTheme="minorHAnsi" w:cstheme="minorBidi"/>
+              <w:noProof/>
+              <w:kern w:val="2"/>
+              <w:szCs w:val="24"/>
+              <w:lang w:eastAsia="en-IE"/>
+              <w14:ligatures w14:val="standardContextual"/>
+            </w:rPr>
+          </w:pPr>
+          <w:hyperlink w:anchor="_Toc242875106" w:history="1">
+            <w:r>
+              <w:rPr>
+                <w:rStyle w:val="Hyperlink"/>
+                <w:rFonts w:ascii="Symbol" w:hAnsi="Symbol"/>
+                <w:noProof/>
+              </w:rPr>
+              <w:t></w:t>
+            </w:r>
+            <w:r>
+              <w:rPr>
+                <w:rFonts w:asciiTheme="minorHAnsi" w:eastAsiaTheme="minorEastAsia" w:hAnsiTheme="minorHAnsi" w:cstheme="minorBidi"/>
+                <w:noProof/>
+                <w:kern w:val="2"/>
+                <w:szCs w:val="24"/>
+                <w:lang w:eastAsia="en-IE"/>
+                <w14:ligatures w14:val="standardContextual"/>
+              </w:rPr>
+              <w:tab/>
+            </w:r>
+            <w:r>
+              <w:rPr>
+                <w:rStyle w:val="Hyperlink"/>
+                <w:noProof/>
+              </w:rPr>
+              <w:t>Deployment and Business Recommendations:</w:t>
+            </w:r>
+            <w:r>
+              <w:rPr>
+                <w:noProof/>
+                <w:webHidden/>
+              </w:rPr>
+              <w:tab/>
+            </w:r>
+            <w:r>
+              <w:rPr>
+                <w:noProof/>
+                <w:webHidden/>
+              </w:rPr>
+              <w:fldChar w:fldCharType="begin"/>
+            </w:r>
+            <w:r>
+              <w:rPr>
+                <w:noProof/>
+                <w:webHidden/>
+              </w:rPr>
+              <w:instrText xml:space="preserve"> PAGEREF _Toc242875106 \h </w:instrText>
+            </w:r>
+            <w:r>
+              <w:rPr>
+                <w:noProof/>
+                <w:webHidden/>
+              </w:rPr>
+            </w:r>
+            <w:r>
+              <w:rPr>
+                <w:noProof/>
+                <w:webHidden/>
+              </w:rPr>
+              <w:fldChar w:fldCharType="separate"/>
+            </w:r>
+            <w:r>
+              <w:rPr>
+                <w:noProof/>
+                <w:webHidden/>
+              </w:rPr>
+              <w:t>10</w:t>
+            </w:r>
+            <w:r>
+              <w:rPr>
+                <w:noProof/>
+                <w:webHidden/>
+              </w:rPr>
+              <w:fldChar w:fldCharType="end"/>
+            </w:r>
+          </w:hyperlink>
+        </w:p>
+        <w:p>
+          <w:pPr>
+            <w:pStyle w:val="TOC2"/>
+            <w:tabs>
+              <w:tab w:val="left" w:pos="960"/>
+              <w:tab w:val="right" w:leader="dot" w:pos="9016"/>
+            </w:tabs>
+            <w:rPr>
+              <w:rFonts w:asciiTheme="minorHAnsi" w:eastAsiaTheme="minorEastAsia" w:hAnsiTheme="minorHAnsi" w:cstheme="minorBidi"/>
+              <w:noProof/>
+              <w:kern w:val="2"/>
+              <w:szCs w:val="24"/>
+              <w:lang w:eastAsia="en-IE"/>
+              <w14:ligatures w14:val="standardContextual"/>
+            </w:rPr>
+          </w:pPr>
+          <w:hyperlink w:anchor="_Toc242875107" w:history="1">
+            <w:r>
+              <w:rPr>
+                <w:rStyle w:val="Hyperlink"/>
+                <w:noProof/>
+              </w:rPr>
+              <w:t>6.1</w:t>
+            </w:r>
+            <w:r>
+              <w:rPr>
+                <w:rFonts w:asciiTheme="minorHAnsi" w:eastAsiaTheme="minorEastAsia" w:hAnsiTheme="minorHAnsi" w:cstheme="minorBidi"/>
+                <w:noProof/>
+                <w:kern w:val="2"/>
+                <w:szCs w:val="24"/>
+                <w:lang w:eastAsia="en-IE"/>
+                <w14:ligatures w14:val="standardContextual"/>
+              </w:rPr>
+              <w:tab/>
+            </w:r>
+            <w:r>
+              <w:rPr>
+                <w:rStyle w:val="Hyperlink"/>
+                <w:noProof/>
+              </w:rPr>
+              <w:t>Tools and Technologies</w:t>
+            </w:r>
+            <w:r>
+              <w:rPr>
+                <w:noProof/>
+                <w:webHidden/>
+              </w:rPr>
+              <w:tab/>
+            </w:r>
+            <w:r>
+              <w:rPr>
+                <w:noProof/>
+                <w:webHidden/>
+              </w:rPr>
+              <w:fldChar w:fldCharType="begin"/>
+            </w:r>
+            <w:r>
+              <w:rPr>
+                <w:noProof/>
+                <w:webHidden/>
+              </w:rPr>
+              <w:instrText xml:space="preserve"> PAGEREF _Toc242875107 \h </w:instrText>
+            </w:r>
+            <w:r>
+              <w:rPr>
+                <w:noProof/>
+                <w:webHidden/>
+              </w:rPr>
+            </w:r>
+            <w:r>
+              <w:rPr>
+                <w:noProof/>
+                <w:webHidden/>
+              </w:rPr>
+              <w:fldChar w:fldCharType="separate"/>
+            </w:r>
+            <w:r>
+              <w:rPr>
+                <w:noProof/>
+                <w:webHidden/>
+              </w:rPr>
+              <w:t>10</w:t>
+            </w:r>
+            <w:r>
+              <w:rPr>
+                <w:noProof/>
+                <w:webHidden/>
+              </w:rPr>
+              <w:fldChar w:fldCharType="end"/>
+            </w:r>
+          </w:hyperlink>
+        </w:p>
+        <w:p>
+          <w:pPr>
+            <w:pStyle w:val="TOC2"/>
+            <w:tabs>
+              <w:tab w:val="left" w:pos="960"/>
+              <w:tab w:val="right" w:leader="dot" w:pos="9016"/>
+            </w:tabs>
+            <w:rPr>
+              <w:rFonts w:asciiTheme="minorHAnsi" w:eastAsiaTheme="minorEastAsia" w:hAnsiTheme="minorHAnsi" w:cstheme="minorBidi"/>
+              <w:noProof/>
+              <w:kern w:val="2"/>
+              <w:szCs w:val="24"/>
+              <w:lang w:eastAsia="en-IE"/>
+              <w14:ligatures w14:val="standardContextual"/>
+            </w:rPr>
+          </w:pPr>
+          <w:hyperlink w:anchor="_Toc242875108" w:history="1">
+            <w:r>
+              <w:rPr>
+                <w:rStyle w:val="Hyperlink"/>
+                <w:noProof/>
+              </w:rPr>
+              <w:t>6.2</w:t>
+            </w:r>
+            <w:r>
+              <w:rPr>
+                <w:rFonts w:asciiTheme="minorHAnsi" w:eastAsiaTheme="minorEastAsia" w:hAnsiTheme="minorHAnsi" w:cstheme="minorBidi"/>
+                <w:noProof/>
+                <w:kern w:val="2"/>
+                <w:szCs w:val="24"/>
+                <w:lang w:eastAsia="en-IE"/>
+                <w14:ligatures w14:val="standardContextual"/>
+              </w:rPr>
+              <w:tab/>
+            </w:r>
+            <w:r>
+              <w:rPr>
+                <w:rStyle w:val="Hyperlink"/>
+                <w:noProof/>
+              </w:rPr>
+              <w:t>Proposed System Architecture</w:t>
+            </w:r>
+            <w:r>
+              <w:rPr>
+                <w:noProof/>
+                <w:webHidden/>
+              </w:rPr>
+              <w:tab/>
+            </w:r>
+            <w:r>
+              <w:rPr>
+                <w:noProof/>
+                <w:webHidden/>
+              </w:rPr>
+              <w:fldChar w:fldCharType="begin"/>
+            </w:r>
+            <w:r>
+              <w:rPr>
+                <w:noProof/>
+                <w:webHidden/>
+              </w:rPr>
+              <w:instrText xml:space="preserve"> PAGEREF _Toc242875108 \h </w:instrText>
+            </w:r>
+            <w:r>
+              <w:rPr>
+                <w:noProof/>
+                <w:webHidden/>
+              </w:rPr>
+            </w:r>
+            <w:r>
+              <w:rPr>
+                <w:noProof/>
+                <w:webHidden/>
+              </w:rPr>
+              <w:fldChar w:fldCharType="separate"/>
+            </w:r>
+            <w:r>
+              <w:rPr>
+                <w:noProof/>
+                <w:webHidden/>
+              </w:rPr>
+              <w:t>11</w:t>
+            </w:r>
+            <w:r>
+              <w:rPr>
+                <w:noProof/>
+                <w:webHidden/>
+              </w:rPr>
+              <w:fldChar w:fldCharType="end"/>
+            </w:r>
+          </w:hyperlink>
+        </w:p>
+        <w:p>
+          <w:pPr>
+            <w:pStyle w:val="TOC1"/>
+            <w:rPr>
+              <w:rFonts w:asciiTheme="minorHAnsi" w:eastAsiaTheme="minorEastAsia" w:hAnsiTheme="minorHAnsi" w:cstheme="minorBidi"/>
+              <w:noProof/>
+              <w:kern w:val="2"/>
+              <w:szCs w:val="24"/>
+              <w:lang w:eastAsia="en-IE"/>
+              <w14:ligatures w14:val="standardContextual"/>
+            </w:rPr>
+          </w:pPr>
+          <w:hyperlink w:anchor="_Toc242875109" w:history="1">
+            <w:r>
+              <w:rPr>
+                <w:rStyle w:val="Hyperlink"/>
+                <w:noProof/>
+              </w:rPr>
+              <w:t>7</w:t>
+            </w:r>
+            <w:r>
+              <w:rPr>
+                <w:rFonts w:asciiTheme="minorHAnsi" w:eastAsiaTheme="minorEastAsia" w:hAnsiTheme="minorHAnsi" w:cstheme="minorBidi"/>
+                <w:noProof/>
+                <w:kern w:val="2"/>
+                <w:szCs w:val="24"/>
+                <w:lang w:eastAsia="en-IE"/>
+                <w14:ligatures w14:val="standardContextual"/>
+              </w:rPr>
+              <w:tab/>
+            </w:r>
+            <w:r>
+              <w:rPr>
+                <w:rStyle w:val="Hyperlink"/>
+                <w:noProof/>
+              </w:rPr>
+              <w:t>Data Sources</w:t>
+            </w:r>
+            <w:r>
+              <w:rPr>
+                <w:noProof/>
+                <w:webHidden/>
+              </w:rPr>
+              <w:tab/>
+            </w:r>
+            <w:r>
+              <w:rPr>
+                <w:noProof/>
+                <w:webHidden/>
+              </w:rPr>
+              <w:fldChar w:fldCharType="begin"/>
+            </w:r>
+            <w:r>
+              <w:rPr>
+                <w:noProof/>
+                <w:webHidden/>
+              </w:rPr>
+              <w:instrText xml:space="preserve"> PAGEREF _Toc242875109 \h </w:instrText>
+            </w:r>
+            <w:r>
+              <w:rPr>
+                <w:noProof/>
+                <w:webHidden/>
+              </w:rPr>
+            </w:r>
+            <w:r>
+              <w:rPr>
+                <w:noProof/>
+                <w:webHidden/>
+              </w:rPr>
+              <w:fldChar w:fldCharType="separate"/>
+            </w:r>
+            <w:r>
+              <w:rPr>
+                <w:noProof/>
+                <w:webHidden/>
+              </w:rPr>
+              <w:t>13</w:t>
+            </w:r>
+            <w:r>
+              <w:rPr>
+                <w:noProof/>
+                <w:webHidden/>
+              </w:rPr>
+              <w:fldChar w:fldCharType="end"/>
+            </w:r>
+          </w:hyperlink>
+        </w:p>
+        <w:p>
+          <w:pPr>
+            <w:pStyle w:val="TOC1"/>
+            <w:rPr>
+              <w:rFonts w:asciiTheme="minorHAnsi" w:eastAsiaTheme="minorEastAsia" w:hAnsiTheme="minorHAnsi" w:cstheme="minorBidi"/>
+              <w:noProof/>
+              <w:kern w:val="2"/>
+              <w:szCs w:val="24"/>
+              <w:lang w:eastAsia="en-IE"/>
+              <w14:ligatures w14:val="standardContextual"/>
+            </w:rPr>
+          </w:pPr>
+          <w:hyperlink w:anchor="_Toc242875110" w:history="1">
+            <w:r>
+              <w:rPr>
+                <w:rStyle w:val="Hyperlink"/>
+                <w:noProof/>
+              </w:rPr>
+              <w:t>8</w:t>
+            </w:r>
+            <w:r>
+              <w:rPr>
+                <w:rFonts w:asciiTheme="minorHAnsi" w:eastAsiaTheme="minorEastAsia" w:hAnsiTheme="minorHAnsi" w:cstheme="minorBidi"/>
+                <w:noProof/>
+                <w:kern w:val="2"/>
+                <w:szCs w:val="24"/>
+                <w:lang w:eastAsia="en-IE"/>
+                <w14:ligatures w14:val="standardContextual"/>
+              </w:rPr>
+              <w:tab/>
+            </w:r>
+            <w:r>
+              <w:rPr>
+                <w:rStyle w:val="Hyperlink"/>
+                <w:noProof/>
+              </w:rPr>
+              <w:t>Expected Deliverables</w:t>
+            </w:r>
+            <w:r>
+              <w:rPr>
+                <w:noProof/>
+                <w:webHidden/>
+              </w:rPr>
+              <w:tab/>
+            </w:r>
+            <w:r>
+              <w:rPr>
+                <w:noProof/>
+                <w:webHidden/>
+              </w:rPr>
+              <w:fldChar w:fldCharType="begin"/>
+            </w:r>
+            <w:r>
+              <w:rPr>
+                <w:noProof/>
+                <w:webHidden/>
+              </w:rPr>
+              <w:instrText xml:space="preserve"> PAGEREF _Toc242875110 \h </w:instrText>
+            </w:r>
+            <w:r>
+              <w:rPr>
+                <w:noProof/>
+                <w:webHidden/>
+              </w:rPr>
+            </w:r>
+            <w:r>
+              <w:rPr>
+                <w:noProof/>
+                <w:webHidden/>
+              </w:rPr>
+              <w:fldChar w:fldCharType="separate"/>
+            </w:r>
+            <w:r>
+              <w:rPr>
+                <w:noProof/>
+                <w:webHidden/>
+              </w:rPr>
+              <w:t>14</w:t>
+            </w:r>
+            <w:r>
+              <w:rPr>
+                <w:noProof/>
+                <w:webHidden/>
+              </w:rPr>
+              <w:fldChar w:fldCharType="end"/>
+            </w:r>
+          </w:hyperlink>
+        </w:p>
+        <w:p>
+          <w:pPr>
+            <w:pStyle w:val="TOC1"/>
+            <w:rPr>
+              <w:rFonts w:asciiTheme="minorHAnsi" w:eastAsiaTheme="minorEastAsia" w:hAnsiTheme="minorHAnsi" w:cstheme="minorBidi"/>
+              <w:noProof/>
+              <w:kern w:val="2"/>
+              <w:szCs w:val="24"/>
+              <w:lang w:eastAsia="en-IE"/>
+              <w14:ligatures w14:val="standardContextual"/>
+            </w:rPr>
+          </w:pPr>
+          <w:hyperlink w:anchor="_Toc242875111" w:history="1">
+            <w:r>
+              <w:rPr>
+                <w:rStyle w:val="Hyperlink"/>
+                <w:noProof/>
+              </w:rPr>
+              <w:t>9</w:t>
+            </w:r>
+            <w:r>
+              <w:rPr>
+                <w:rFonts w:asciiTheme="minorHAnsi" w:eastAsiaTheme="minorEastAsia" w:hAnsiTheme="minorHAnsi" w:cstheme="minorBidi"/>
+                <w:noProof/>
+                <w:kern w:val="2"/>
+                <w:szCs w:val="24"/>
+                <w:lang w:eastAsia="en-IE"/>
+                <w14:ligatures w14:val="standardContextual"/>
+              </w:rPr>
+              <w:tab/>
+            </w:r>
+            <w:r>
+              <w:rPr>
+                <w:rStyle w:val="Hyperlink"/>
+                <w:noProof/>
+              </w:rPr>
+              <w:t>Project Timeline</w:t>
+            </w:r>
+            <w:r>
+              <w:rPr>
+                <w:noProof/>
+                <w:webHidden/>
+              </w:rPr>
+              <w:tab/>
+            </w:r>
+            <w:r>
+              <w:rPr>
+                <w:noProof/>
+                <w:webHidden/>
+              </w:rPr>
+              <w:fldChar w:fldCharType="begin"/>
+            </w:r>
+            <w:r>
+              <w:rPr>
+                <w:noProof/>
+                <w:webHidden/>
+              </w:rPr>
+              <w:instrText xml:space="preserve"> PAGEREF _Toc242875111 \h </w:instrText>
+            </w:r>
+            <w:r>
+              <w:rPr>
+                <w:noProof/>
+                <w:webHidden/>
+              </w:rPr>
+            </w:r>
+            <w:r>
+              <w:rPr>
+                <w:noProof/>
+                <w:webHidden/>
+              </w:rPr>
+              <w:fldChar w:fldCharType="separate"/>
+            </w:r>
+            <w:r>
+              <w:rPr>
+                <w:noProof/>
+                <w:webHidden/>
+              </w:rPr>
+              <w:t>15</w:t>
+            </w:r>
+            <w:r>
+              <w:rPr>
+                <w:noProof/>
+                <w:webHidden/>
+              </w:rPr>
+              <w:fldChar w:fldCharType="end"/>
+            </w:r>
+          </w:hyperlink>
+        </w:p>
+        <w:p>
+          <w:pPr>
+            <w:pStyle w:val="TOC1"/>
+            <w:rPr>
+              <w:rFonts w:asciiTheme="minorHAnsi" w:eastAsiaTheme="minorEastAsia" w:hAnsiTheme="minorHAnsi" w:cstheme="minorBidi"/>
+              <w:noProof/>
+              <w:kern w:val="2"/>
+              <w:szCs w:val="24"/>
+              <w:lang w:eastAsia="en-IE"/>
+              <w14:ligatures w14:val="standardContextual"/>
+            </w:rPr>
+          </w:pPr>
+          <w:hyperlink w:anchor="_Toc242875112" w:history="1">
+            <w:r>
+              <w:rPr>
+                <w:rStyle w:val="Hyperlink"/>
+                <w:noProof/>
+              </w:rPr>
+              <w:t>10</w:t>
+            </w:r>
+            <w:r>
+              <w:rPr>
+                <w:rFonts w:asciiTheme="minorHAnsi" w:eastAsiaTheme="minorEastAsia" w:hAnsiTheme="minorHAnsi" w:cstheme="minorBidi"/>
+                <w:noProof/>
+                <w:kern w:val="2"/>
+                <w:szCs w:val="24"/>
+                <w:lang w:eastAsia="en-IE"/>
+                <w14:ligatures w14:val="standardContextual"/>
+              </w:rPr>
+              <w:tab/>
+            </w:r>
+            <w:r>
+              <w:rPr>
+                <w:rStyle w:val="Hyperlink"/>
+                <w:noProof/>
+              </w:rPr>
+              <w:t>Ethical and Legal Considerations References</w:t>
+            </w:r>
+            <w:r>
+              <w:rPr>
+                <w:noProof/>
+                <w:webHidden/>
+              </w:rPr>
+              <w:tab/>
+            </w:r>
+            <w:r>
+              <w:rPr>
+                <w:noProof/>
+                <w:webHidden/>
+              </w:rPr>
+              <w:fldChar w:fldCharType="begin"/>
+            </w:r>
+            <w:r>
+              <w:rPr>
+                <w:noProof/>
+                <w:webHidden/>
+              </w:rPr>
+              <w:instrText xml:space="preserve"> PAGEREF _Toc242875112 \h </w:instrText>
+            </w:r>
+            <w:r>
+              <w:rPr>
+                <w:noProof/>
+                <w:webHidden/>
+              </w:rPr>
+            </w:r>
+            <w:r>
+              <w:rPr>
+                <w:noProof/>
+                <w:webHidden/>
+              </w:rPr>
+              <w:fldChar w:fldCharType="separate"/>
+            </w:r>
+            <w:r>
+              <w:rPr>
+                <w:noProof/>
+                <w:webHidden/>
+              </w:rPr>
+              <w:t>16</w:t>
+            </w:r>
+            <w:r>
+              <w:rPr>
+                <w:noProof/>
+                <w:webHidden/>
+              </w:rPr>
+              <w:fldChar w:fldCharType="end"/>
+            </w:r>
+          </w:hyperlink>
+        </w:p>
+        <w:p>
+          <w:r>
+            <w:rPr>
+              <w:b/>
+              <w:bCs/>
+              <w:noProof/>
+            </w:rPr>
+            <w:fldChar w:fldCharType="end"/>
+          </w:r>
+        </w:p>
+      </w:sdtContent>
+    </w:sdt>
+    <w:p>
+      <w:pPr>
+        <w:suppressAutoHyphens w:val="0"/>
+        <w:autoSpaceDN/>
+        <w:spacing w:line="259" w:lineRule="auto"/>
+        <w:rPr>
+          <w:noProof/>
+          <w:color w:val="4472C4"/>
+        </w:rPr>
+      </w:pPr>
+      <w:r>
+        <w:rPr>
+          <w:noProof/>
+          <w:color w:val="4472C4"/>
+        </w:rPr>
+        <w:br w:type="page"/>
+      </w:r>
+    </w:p>
+    <w:p>
+      <w:pPr>
+        <w:pStyle w:val="TableofFigures"/>
+        <w:tabs>
+          <w:tab w:val="right" w:leader="dot" w:pos="9016"/>
+        </w:tabs>
+        <w:rPr>
+          <w:noProof/>
+        </w:rPr>
+      </w:pPr>
+      <w:r>
+        <w:rPr>
+          <w:noProof/>
+          <w:color w:val="4472C4"/>
+        </w:rPr>
+        <w:lastRenderedPageBreak/>
+        <w:fldChar w:fldCharType="begin"/>
+      </w:r>
+      <w:r>
+        <w:rPr>
+          <w:noProof/>
+          <w:color w:val="4472C4"/>
+        </w:rPr>
+        <w:instrText xml:space="preserve"> TOC \h \z \c "Figure" </w:instrText>
+      </w:r>
+      <w:r>
+        <w:rPr>
+          <w:noProof/>
+          <w:color w:val="4472C4"/>
+        </w:rPr>
+        <w:fldChar w:fldCharType="separate"/>
+      </w:r>
+      <w:hyperlink w:anchor="_Toc242874953" w:history="1">
+        <w:r>
+          <w:rPr>
+            <w:rStyle w:val="Hyperlink"/>
+            <w:noProof/>
+          </w:rPr>
+          <w:t>Figure 1 High-level architectural diagram</w:t>
+        </w:r>
+        <w:r>
+          <w:rPr>
+            <w:noProof/>
+            <w:webHidden/>
+          </w:rPr>
+          <w:tab/>
+        </w:r>
+        <w:r>
+          <w:rPr>
+            <w:noProof/>
+            <w:webHidden/>
+          </w:rPr>
+          <w:fldChar w:fldCharType="begin"/>
+        </w:r>
+        <w:r>
+          <w:rPr>
+            <w:noProof/>
+            <w:webHidden/>
+          </w:rPr>
+          <w:instrText xml:space="preserve"> PAGEREF _Toc242874953 \h </w:instrText>
+        </w:r>
+        <w:r>
+          <w:rPr>
+            <w:noProof/>
+            <w:webHidden/>
+          </w:rPr>
+        </w:r>
+        <w:r>
+          <w:rPr>
+            <w:noProof/>
+            <w:webHidden/>
+          </w:rPr>
+          <w:fldChar w:fldCharType="separate"/>
+        </w:r>
+        <w:r>
+          <w:rPr>
+            <w:noProof/>
+            <w:webHidden/>
+          </w:rPr>
+          <w:t>11</w:t>
+        </w:r>
+        <w:r>
+          <w:rPr>
+            <w:noProof/>
+            <w:webHidden/>
+          </w:rPr>
+          <w:fldChar w:fldCharType="end"/>
+        </w:r>
+      </w:hyperlink>
+    </w:p>
+    <w:p>
+      <w:pPr>
+        <w:pStyle w:val="TableofFigures"/>
+        <w:tabs>
+          <w:tab w:val="right" w:leader="dot" w:pos="9016"/>
+        </w:tabs>
+        <w:rPr>
+          <w:noProof/>
+        </w:rPr>
+      </w:pPr>
+      <w:hyperlink w:anchor="_Toc242874954" w:history="1">
+        <w:r>
+          <w:rPr>
+            <w:rStyle w:val="Hyperlink"/>
+            <w:noProof/>
+          </w:rPr>
+          <w:t>Figure 2  Data Info</w:t>
+        </w:r>
+        <w:r>
+          <w:rPr>
+            <w:noProof/>
+            <w:webHidden/>
+          </w:rPr>
+          <w:tab/>
+        </w:r>
+        <w:r>
+          <w:rPr>
+            <w:noProof/>
+            <w:webHidden/>
+          </w:rPr>
+          <w:fldChar w:fldCharType="begin"/>
+        </w:r>
+        <w:r>
+          <w:rPr>
+            <w:noProof/>
+            <w:webHidden/>
+          </w:rPr>
+          <w:instrText xml:space="preserve"> PAGEREF _Toc242874954 \h </w:instrText>
+        </w:r>
+        <w:r>
+          <w:rPr>
+            <w:noProof/>
+            <w:webHidden/>
+          </w:rPr>
+        </w:r>
+        <w:r>
+          <w:rPr>
+            <w:noProof/>
+            <w:webHidden/>
+          </w:rPr>
+          <w:fldChar w:fldCharType="separate"/>
+        </w:r>
+        <w:r>
+          <w:rPr>
+            <w:noProof/>
+            <w:webHidden/>
+          </w:rPr>
+          <w:t>12</w:t>
+        </w:r>
+        <w:r>
+          <w:rPr>
+            <w:noProof/>
+            <w:webHidden/>
+          </w:rPr>
+          <w:fldChar w:fldCharType="end"/>
+        </w:r>
+      </w:hyperlink>
+    </w:p>
+    <w:p>
+      <w:pPr>
+        <w:pStyle w:val="TableofFigures"/>
+        <w:tabs>
+          <w:tab w:val="right" w:leader="dot" w:pos="9016"/>
+        </w:tabs>
+        <w:rPr>
+          <w:noProof/>
+        </w:rPr>
+      </w:pPr>
+      <w:hyperlink w:anchor="_Toc242874955" w:history="1">
+        <w:r>
+          <w:rPr>
+            <w:rStyle w:val="Hyperlink"/>
+            <w:noProof/>
+          </w:rPr>
+          <w:t>Figure 3 Gantt chart</w:t>
+        </w:r>
+        <w:r>
+          <w:rPr>
+            <w:noProof/>
+            <w:webHidden/>
+          </w:rPr>
+          <w:tab/>
+        </w:r>
+        <w:r>
+          <w:rPr>
+            <w:noProof/>
+            <w:webHidden/>
+          </w:rPr>
+          <w:fldChar w:fldCharType="begin"/>
+        </w:r>
+        <w:r>
+          <w:rPr>
+            <w:noProof/>
+            <w:webHidden/>
+          </w:rPr>
+          <w:instrText xml:space="preserve"> PAGEREF _Toc242874955 \h </w:instrText>
+        </w:r>
+        <w:r>
+          <w:rPr>
+            <w:noProof/>
+            <w:webHidden/>
+          </w:rPr>
+        </w:r>
+        <w:r>
+          <w:rPr>
+            <w:noProof/>
+            <w:webHidden/>
+          </w:rPr>
+          <w:fldChar w:fldCharType="separate"/>
+        </w:r>
+        <w:r>
+          <w:rPr>
+            <w:noProof/>
+            <w:webHidden/>
+          </w:rPr>
+          <w:t>14</w:t>
+        </w:r>
+        <w:r>
+          <w:rPr>
+            <w:noProof/>
+            <w:webHidden/>
+          </w:rPr>
+          <w:fldChar w:fldCharType="end"/>
+        </w:r>
+      </w:hyperlink>
+    </w:p>
     <w:p>
       <w:pPr>
         <w:jc w:val="both"/>
@@ -1150,6 +4078,13 @@
           <w:color w:val="4472C4"/>
         </w:rPr>
       </w:pPr>
+      <w:r>
+        <w:rPr>
+          <w:noProof/>
+          <w:color w:val="4472C4"/>
+        </w:rPr>
+        <w:fldChar w:fldCharType="end"/>
+      </w:r>
     </w:p>
     <w:p>
       <w:pPr>
@@ -1172,9 +4107,14 @@
       <w:pPr>
         <w:pStyle w:val="Heading1"/>
       </w:pPr>
+      <w:bookmarkStart w:id="0" w:name="_Toc242875084"/>
       <w:r>
         <w:lastRenderedPageBreak/>
-        <w:t xml:space="preserve">Introduction </w:t>
+        <w:t>Introduction</w:t>
+      </w:r>
+      <w:bookmarkEnd w:id="0"/>
+      <w:r>
+        <w:t xml:space="preserve"> </w:t>
       </w:r>
     </w:p>
     <w:p>
@@ -1246,10 +4186,12 @@
       <w:pPr>
         <w:pStyle w:val="Heading1"/>
       </w:pPr>
+      <w:bookmarkStart w:id="1" w:name="_Toc242875085"/>
       <w:r>
         <w:lastRenderedPageBreak/>
         <w:t>Project Title</w:t>
       </w:r>
+      <w:bookmarkEnd w:id="1"/>
     </w:p>
     <w:p>
       <w:pPr>
@@ -1289,10 +4231,12 @@
       <w:pPr>
         <w:pStyle w:val="Heading1"/>
       </w:pPr>
+      <w:bookmarkStart w:id="2" w:name="_Toc242875086"/>
       <w:r>
         <w:lastRenderedPageBreak/>
         <w:t>Problem Definition</w:t>
       </w:r>
+      <w:bookmarkEnd w:id="2"/>
     </w:p>
     <w:p>
       <w:pPr>
@@ -1347,18 +4291,25 @@
       <w:pPr>
         <w:pStyle w:val="Heading1"/>
       </w:pPr>
+      <w:bookmarkStart w:id="3" w:name="_Toc242875087"/>
       <w:r>
         <w:lastRenderedPageBreak/>
-        <w:t xml:space="preserve">Aim and Objectives </w:t>
+        <w:t>Aim and Objectives</w:t>
+      </w:r>
+      <w:bookmarkEnd w:id="3"/>
+      <w:r>
+        <w:t xml:space="preserve"> </w:t>
       </w:r>
     </w:p>
     <w:p>
       <w:pPr>
         <w:pStyle w:val="Heading2"/>
       </w:pPr>
+      <w:bookmarkStart w:id="4" w:name="_Toc242875088"/>
       <w:r>
         <w:t>Aim</w:t>
       </w:r>
+      <w:bookmarkEnd w:id="4"/>
     </w:p>
     <w:p>
       <w:pPr>
@@ -1373,17 +4324,21 @@
       <w:pPr>
         <w:pStyle w:val="Heading2"/>
       </w:pPr>
+      <w:bookmarkStart w:id="5" w:name="_Toc242875089"/>
       <w:r>
         <w:t>Project Objectives</w:t>
       </w:r>
+      <w:bookmarkEnd w:id="5"/>
     </w:p>
     <w:p>
       <w:pPr>
         <w:pStyle w:val="Heading3"/>
       </w:pPr>
+      <w:bookmarkStart w:id="6" w:name="_Toc242875090"/>
       <w:r>
         <w:t>Objective #1</w:t>
       </w:r>
+      <w:bookmarkEnd w:id="6"/>
     </w:p>
     <w:p>
       <w:r>
@@ -1404,9 +4359,11 @@
       <w:pPr>
         <w:pStyle w:val="Heading3"/>
       </w:pPr>
+      <w:bookmarkStart w:id="7" w:name="_Toc242875091"/>
       <w:r>
         <w:t>Objective #2</w:t>
       </w:r>
+      <w:bookmarkEnd w:id="7"/>
     </w:p>
     <w:p>
       <w:r>
@@ -1436,9 +4393,11 @@
       <w:pPr>
         <w:pStyle w:val="Heading3"/>
       </w:pPr>
+      <w:bookmarkStart w:id="8" w:name="_Toc242875092"/>
       <w:r>
         <w:t>Objective #3</w:t>
       </w:r>
+      <w:bookmarkEnd w:id="8"/>
     </w:p>
     <w:p>
       <w:r>
@@ -1456,9 +4415,11 @@
       <w:pPr>
         <w:pStyle w:val="Heading3"/>
       </w:pPr>
+      <w:bookmarkStart w:id="9" w:name="_Toc242875093"/>
       <w:r>
         <w:t>Objective #4</w:t>
       </w:r>
+      <w:bookmarkEnd w:id="9"/>
     </w:p>
     <w:p>
       <w:r>
@@ -1476,9 +4437,11 @@
       <w:pPr>
         <w:pStyle w:val="Heading3"/>
       </w:pPr>
+      <w:bookmarkStart w:id="10" w:name="_Toc242875094"/>
       <w:r>
         <w:t>Objective #5</w:t>
       </w:r>
+      <w:bookmarkEnd w:id="10"/>
     </w:p>
     <w:p>
       <w:r>
@@ -1497,9 +4460,11 @@
       <w:pPr>
         <w:pStyle w:val="Heading2"/>
       </w:pPr>
+      <w:bookmarkStart w:id="11" w:name="_Toc242875095"/>
       <w:r>
         <w:t>Business objective</w:t>
       </w:r>
+      <w:bookmarkEnd w:id="11"/>
     </w:p>
     <w:p>
       <w:pPr>
@@ -1519,9 +4484,14 @@
       <w:pPr>
         <w:pStyle w:val="Heading1"/>
       </w:pPr>
+      <w:bookmarkStart w:id="12" w:name="_Toc242875096"/>
       <w:r>
         <w:lastRenderedPageBreak/>
-        <w:t xml:space="preserve">Scope </w:t>
+        <w:t>Scope</w:t>
+      </w:r>
+      <w:bookmarkEnd w:id="12"/>
+      <w:r>
+        <w:t xml:space="preserve"> </w:t>
       </w:r>
     </w:p>
     <w:p>
@@ -1540,8 +4510,13 @@
       <w:pPr>
         <w:pStyle w:val="Heading2"/>
       </w:pPr>
-      <w:r>
-        <w:t xml:space="preserve">Included: </w:t>
+      <w:bookmarkStart w:id="13" w:name="_Toc242875097"/>
+      <w:r>
+        <w:t>Included:</w:t>
+      </w:r>
+      <w:bookmarkEnd w:id="13"/>
+      <w:r>
+        <w:t xml:space="preserve"> </w:t>
       </w:r>
     </w:p>
     <w:p>
@@ -1657,11 +4632,16 @@
       <w:pPr>
         <w:pStyle w:val="Heading2"/>
       </w:pPr>
+      <w:bookmarkStart w:id="14" w:name="_Toc242875098"/>
       <w:r>
         <w:t>Excluded</w:t>
       </w:r>
       <w:r>
-        <w:t xml:space="preserve">: </w:t>
+        <w:t>:</w:t>
+      </w:r>
+      <w:bookmarkEnd w:id="14"/>
+      <w:r>
+        <w:t xml:space="preserve"> </w:t>
       </w:r>
     </w:p>
     <w:p>
@@ -1733,9 +4713,11 @@
       <w:pPr>
         <w:pStyle w:val="Heading2"/>
       </w:pPr>
+      <w:bookmarkStart w:id="15" w:name="_Toc242875099"/>
       <w:r>
         <w:t>Time Scope:</w:t>
       </w:r>
+      <w:bookmarkEnd w:id="15"/>
     </w:p>
     <w:p>
       <w:r>
@@ -1762,10 +4744,12 @@
       <w:pPr>
         <w:pStyle w:val="Heading1"/>
       </w:pPr>
+      <w:bookmarkStart w:id="16" w:name="_Toc242875100"/>
       <w:r>
         <w:lastRenderedPageBreak/>
         <w:t>Methodology</w:t>
       </w:r>
+      <w:bookmarkEnd w:id="16"/>
     </w:p>
     <w:p>
       <w:r>
@@ -1801,9 +4785,11 @@
           <w:numId w:val="18"/>
         </w:numPr>
       </w:pPr>
+      <w:bookmarkStart w:id="17" w:name="_Toc242875101"/>
       <w:r>
         <w:t>Business Understanding:</w:t>
       </w:r>
+      <w:bookmarkEnd w:id="17"/>
     </w:p>
     <w:p>
       <w:pPr>
@@ -1824,8 +4810,13 @@
           <w:numId w:val="18"/>
         </w:numPr>
       </w:pPr>
-      <w:r>
-        <w:t xml:space="preserve">Data Understanding: </w:t>
+      <w:bookmarkStart w:id="18" w:name="_Toc242875102"/>
+      <w:r>
+        <w:t>Data Understanding:</w:t>
+      </w:r>
+      <w:bookmarkEnd w:id="18"/>
+      <w:r>
+        <w:t xml:space="preserve"> </w:t>
       </w:r>
     </w:p>
     <w:p>
@@ -1850,8 +4841,13 @@
           <w:numId w:val="18"/>
         </w:numPr>
       </w:pPr>
-      <w:r>
-        <w:t xml:space="preserve">Data Preparation: </w:t>
+      <w:bookmarkStart w:id="19" w:name="_Toc242875103"/>
+      <w:r>
+        <w:t>Data Preparation:</w:t>
+      </w:r>
+      <w:bookmarkEnd w:id="19"/>
+      <w:r>
+        <w:t xml:space="preserve"> </w:t>
       </w:r>
     </w:p>
     <w:p>
@@ -1870,9 +4866,11 @@
           <w:numId w:val="18"/>
         </w:numPr>
       </w:pPr>
+      <w:bookmarkStart w:id="20" w:name="_Toc242875104"/>
       <w:r>
         <w:t>Modelling:</w:t>
       </w:r>
+      <w:bookmarkEnd w:id="20"/>
     </w:p>
     <w:p>
       <w:pPr>
@@ -1964,8 +4962,13 @@
           <w:numId w:val="18"/>
         </w:numPr>
       </w:pPr>
-      <w:r>
-        <w:t xml:space="preserve">Evaluation: </w:t>
+      <w:bookmarkStart w:id="21" w:name="_Toc242875105"/>
+      <w:r>
+        <w:t>Evaluation:</w:t>
+      </w:r>
+      <w:bookmarkEnd w:id="21"/>
+      <w:r>
+        <w:t xml:space="preserve"> </w:t>
       </w:r>
     </w:p>
     <w:p>
@@ -1992,9 +4995,11 @@
           <w:numId w:val="18"/>
         </w:numPr>
       </w:pPr>
+      <w:bookmarkStart w:id="22" w:name="_Toc242875106"/>
       <w:r>
         <w:t>Deployment and Business Recommendations:</w:t>
       </w:r>
+      <w:bookmarkEnd w:id="22"/>
       <w:r>
         <w:t xml:space="preserve"> </w:t>
       </w:r>
@@ -2020,9 +5025,11 @@
       <w:pPr>
         <w:pStyle w:val="Heading2"/>
       </w:pPr>
+      <w:bookmarkStart w:id="23" w:name="_Toc242875107"/>
       <w:r>
         <w:t>Tools and Technologies</w:t>
       </w:r>
+      <w:bookmarkEnd w:id="23"/>
     </w:p>
     <w:p>
       <w:pPr>
@@ -2118,9 +5125,11 @@
       <w:pPr>
         <w:pStyle w:val="Heading2"/>
       </w:pPr>
+      <w:bookmarkStart w:id="24" w:name="_Toc242875108"/>
       <w:r>
         <w:t>Proposed System Architecture</w:t>
       </w:r>
+      <w:bookmarkEnd w:id="24"/>
       <w:r>
         <w:t xml:space="preserve"> </w:t>
       </w:r>
@@ -2204,7 +5213,7 @@
                     </pic:cNvPicPr>
                   </pic:nvPicPr>
                   <pic:blipFill>
-                    <a:blip r:embed="rId7">
+                    <a:blip r:embed="rId8">
                       <a:extLst>
                         <a:ext uri="{28A0092B-C50C-407E-A947-70E740481C1C}">
                           <a14:useLocalDpi xmlns:a14="http://schemas.microsoft.com/office/drawing/2010/main" val="0"/>
@@ -2237,6 +5246,7 @@
       <w:pPr>
         <w:pStyle w:val="Caption"/>
       </w:pPr>
+      <w:bookmarkStart w:id="25" w:name="_Toc242874953"/>
       <w:r>
         <w:t xml:space="preserve">Figure </w:t>
       </w:r>
@@ -2254,6 +5264,7 @@
       <w:r>
         <w:t>igh-level architectural diagram</w:t>
       </w:r>
+      <w:bookmarkEnd w:id="25"/>
     </w:p>
     <w:p/>
     <w:p>
@@ -2270,10 +5281,12 @@
       <w:pPr>
         <w:pStyle w:val="Heading1"/>
       </w:pPr>
+      <w:bookmarkStart w:id="26" w:name="_Toc242875109"/>
       <w:r>
         <w:lastRenderedPageBreak/>
         <w:t>Data Sources</w:t>
       </w:r>
+      <w:bookmarkEnd w:id="26"/>
     </w:p>
     <w:p>
       <w:pPr>
@@ -2366,7 +5379,7 @@
                     <pic:cNvPicPr/>
                   </pic:nvPicPr>
                   <pic:blipFill>
-                    <a:blip r:embed="rId8"/>
+                    <a:blip r:embed="rId9"/>
                     <a:stretch>
                       <a:fillRect/>
                     </a:stretch>
@@ -2391,6 +5404,7 @@
       <w:pPr>
         <w:pStyle w:val="Caption"/>
       </w:pPr>
+      <w:bookmarkStart w:id="27" w:name="_Toc242874954"/>
       <w:r>
         <w:t xml:space="preserve">Figure </w:t>
       </w:r>
@@ -2408,6 +5422,7 @@
       <w:r>
         <w:t xml:space="preserve"> Data Info</w:t>
       </w:r>
+      <w:bookmarkEnd w:id="27"/>
     </w:p>
     <w:p>
       <w:r>
@@ -2428,9 +5443,14 @@
       <w:pPr>
         <w:pStyle w:val="Heading1"/>
       </w:pPr>
+      <w:bookmarkStart w:id="28" w:name="_Toc242875110"/>
       <w:r>
         <w:lastRenderedPageBreak/>
-        <w:t xml:space="preserve">Expected Deliverables </w:t>
+        <w:t>Expected Deliverables</w:t>
+      </w:r>
+      <w:bookmarkEnd w:id="28"/>
+      <w:r>
+        <w:t xml:space="preserve"> </w:t>
       </w:r>
     </w:p>
     <w:p>
@@ -2541,10 +5561,12 @@
       <w:pPr>
         <w:pStyle w:val="Heading1"/>
       </w:pPr>
+      <w:bookmarkStart w:id="29" w:name="_Toc242875111"/>
       <w:r>
         <w:lastRenderedPageBreak/>
         <w:t>Project Timeline</w:t>
       </w:r>
+      <w:bookmarkEnd w:id="29"/>
     </w:p>
     <w:p>
       <w:pPr>
@@ -2755,7 +5777,7 @@
                     <pic:cNvPicPr/>
                   </pic:nvPicPr>
                   <pic:blipFill>
-                    <a:blip r:embed="rId9"/>
+                    <a:blip r:embed="rId10"/>
                     <a:stretch>
                       <a:fillRect/>
                     </a:stretch>
@@ -2780,6 +5802,7 @@
       <w:pPr>
         <w:pStyle w:val="Caption"/>
       </w:pPr>
+      <w:bookmarkStart w:id="30" w:name="_Toc242874955"/>
       <w:r>
         <w:t xml:space="preserve">Figure </w:t>
       </w:r>
@@ -2794,6 +5817,7 @@
       <w:r>
         <w:t xml:space="preserve"> Gantt chart</w:t>
       </w:r>
+      <w:bookmarkEnd w:id="30"/>
     </w:p>
     <w:p>
       <w:pPr>
@@ -2816,10 +5840,12 @@
       <w:pPr>
         <w:pStyle w:val="Heading1"/>
       </w:pPr>
+      <w:bookmarkStart w:id="31" w:name="_Toc242875112"/>
       <w:r>
         <w:lastRenderedPageBreak/>
         <w:t>Ethical and Legal Considerations References</w:t>
       </w:r>
+      <w:bookmarkEnd w:id="31"/>
     </w:p>
     <w:p>
       <w:pPr>
@@ -2860,9 +5886,9 @@
     </w:p>
     <w:p/>
     <w:sectPr>
-      <w:headerReference w:type="default" r:id="rId10"/>
-      <w:footerReference w:type="default" r:id="rId11"/>
-      <w:headerReference w:type="first" r:id="rId12"/>
+      <w:headerReference w:type="default" r:id="rId11"/>
+      <w:footerReference w:type="default" r:id="rId12"/>
+      <w:headerReference w:type="first" r:id="rId13"/>
       <w:pgSz w:w="11906" w:h="16838"/>
       <w:pgMar w:top="1440" w:right="1440" w:bottom="1440" w:left="1440" w:header="708" w:footer="708" w:gutter="0"/>
       <w:pgNumType w:start="0"/>
@@ -3508,11 +6534,10 @@
   <w:abstractNum w:abstractNumId="4" w15:restartNumberingAfterBreak="0">
     <w:nsid w:val="0DAE7947"/>
     <w:multiLevelType w:val="multilevel"/>
-    <w:tmpl w:val="18090025"/>
+    <w:tmpl w:val="BA5256CE"/>
     <w:lvl w:ilvl="0">
       <w:start w:val="1"/>
       <w:numFmt w:val="decimal"/>
-      <w:pStyle w:val="Heading1"/>
       <w:lvlText w:val="%1"/>
       <w:lvlJc w:val="left"/>
       <w:pPr>
@@ -3522,7 +6547,6 @@
     <w:lvl w:ilvl="1">
       <w:start w:val="1"/>
       <w:numFmt w:val="decimal"/>
-      <w:pStyle w:val="Heading2"/>
       <w:lvlText w:val="%1.%2"/>
       <w:lvlJc w:val="left"/>
       <w:pPr>
@@ -3532,7 +6556,6 @@
     <w:lvl w:ilvl="2">
       <w:start w:val="1"/>
       <w:numFmt w:val="decimal"/>
-      <w:pStyle w:val="Heading3"/>
       <w:lvlText w:val="%1.%2.%3"/>
       <w:lvlJc w:val="left"/>
       <w:pPr>
@@ -3542,7 +6565,6 @@
     <w:lvl w:ilvl="3">
       <w:start w:val="1"/>
       <w:numFmt w:val="decimal"/>
-      <w:pStyle w:val="Heading4"/>
       <w:lvlText w:val="%1.%2.%3.%4"/>
       <w:lvlJc w:val="left"/>
       <w:pPr>
@@ -3552,7 +6574,6 @@
     <w:lvl w:ilvl="4">
       <w:start w:val="1"/>
       <w:numFmt w:val="decimal"/>
-      <w:pStyle w:val="Heading5"/>
       <w:lvlText w:val="%1.%2.%3.%4.%5"/>
       <w:lvlJc w:val="left"/>
       <w:pPr>
@@ -3562,7 +6583,6 @@
     <w:lvl w:ilvl="5">
       <w:start w:val="1"/>
       <w:numFmt w:val="decimal"/>
-      <w:pStyle w:val="Heading6"/>
       <w:lvlText w:val="%1.%2.%3.%4.%5.%6"/>
       <w:lvlJc w:val="left"/>
       <w:pPr>
@@ -3572,7 +6592,6 @@
     <w:lvl w:ilvl="6">
       <w:start w:val="1"/>
       <w:numFmt w:val="decimal"/>
-      <w:pStyle w:val="Heading7"/>
       <w:lvlText w:val="%1.%2.%3.%4.%5.%6.%7"/>
       <w:lvlJc w:val="left"/>
       <w:pPr>
@@ -3582,7 +6601,6 @@
     <w:lvl w:ilvl="7">
       <w:start w:val="1"/>
       <w:numFmt w:val="decimal"/>
-      <w:pStyle w:val="Heading8"/>
       <w:lvlText w:val="%1.%2.%3.%4.%5.%6.%7.%8"/>
       <w:lvlJc w:val="left"/>
       <w:pPr>
@@ -3592,7 +6610,6 @@
     <w:lvl w:ilvl="8">
       <w:start w:val="1"/>
       <w:numFmt w:val="decimal"/>
-      <w:pStyle w:val="Heading9"/>
       <w:lvlText w:val="%1.%2.%3.%4.%5.%6.%7.%8.%9"/>
       <w:lvlJc w:val="left"/>
       <w:pPr>
@@ -4993,6 +8010,101 @@
     </w:lvl>
   </w:abstractNum>
   <w:abstractNum w:abstractNumId="18" w15:restartNumberingAfterBreak="0">
+    <w:nsid w:val="5E4667FF"/>
+    <w:multiLevelType w:val="multilevel"/>
+    <w:tmpl w:val="18090025"/>
+    <w:lvl w:ilvl="0">
+      <w:start w:val="1"/>
+      <w:numFmt w:val="decimal"/>
+      <w:pStyle w:val="Heading1"/>
+      <w:lvlText w:val="%1"/>
+      <w:lvlJc w:val="left"/>
+      <w:pPr>
+        <w:ind w:left="432" w:hanging="432"/>
+      </w:pPr>
+    </w:lvl>
+    <w:lvl w:ilvl="1">
+      <w:start w:val="1"/>
+      <w:numFmt w:val="decimal"/>
+      <w:pStyle w:val="Heading2"/>
+      <w:lvlText w:val="%1.%2"/>
+      <w:lvlJc w:val="left"/>
+      <w:pPr>
+        <w:ind w:left="576" w:hanging="576"/>
+      </w:pPr>
+    </w:lvl>
+    <w:lvl w:ilvl="2">
+      <w:start w:val="1"/>
+      <w:numFmt w:val="decimal"/>
+      <w:pStyle w:val="Heading3"/>
+      <w:lvlText w:val="%1.%2.%3"/>
+      <w:lvlJc w:val="left"/>
+      <w:pPr>
+        <w:ind w:left="720" w:hanging="720"/>
+      </w:pPr>
+    </w:lvl>
+    <w:lvl w:ilvl="3">
+      <w:start w:val="1"/>
+      <w:numFmt w:val="decimal"/>
+      <w:pStyle w:val="Heading4"/>
+      <w:lvlText w:val="%1.%2.%3.%4"/>
+      <w:lvlJc w:val="left"/>
+      <w:pPr>
+        <w:ind w:left="864" w:hanging="864"/>
+      </w:pPr>
+    </w:lvl>
+    <w:lvl w:ilvl="4">
+      <w:start w:val="1"/>
+      <w:numFmt w:val="decimal"/>
+      <w:pStyle w:val="Heading5"/>
+      <w:lvlText w:val="%1.%2.%3.%4.%5"/>
+      <w:lvlJc w:val="left"/>
+      <w:pPr>
+        <w:ind w:left="1008" w:hanging="1008"/>
+      </w:pPr>
+    </w:lvl>
+    <w:lvl w:ilvl="5">
+      <w:start w:val="1"/>
+      <w:numFmt w:val="decimal"/>
+      <w:pStyle w:val="Heading6"/>
+      <w:lvlText w:val="%1.%2.%3.%4.%5.%6"/>
+      <w:lvlJc w:val="left"/>
+      <w:pPr>
+        <w:ind w:left="1152" w:hanging="1152"/>
+      </w:pPr>
+    </w:lvl>
+    <w:lvl w:ilvl="6">
+      <w:start w:val="1"/>
+      <w:numFmt w:val="decimal"/>
+      <w:pStyle w:val="Heading7"/>
+      <w:lvlText w:val="%1.%2.%3.%4.%5.%6.%7"/>
+      <w:lvlJc w:val="left"/>
+      <w:pPr>
+        <w:ind w:left="1296" w:hanging="1296"/>
+      </w:pPr>
+    </w:lvl>
+    <w:lvl w:ilvl="7">
+      <w:start w:val="1"/>
+      <w:numFmt w:val="decimal"/>
+      <w:pStyle w:val="Heading8"/>
+      <w:lvlText w:val="%1.%2.%3.%4.%5.%6.%7.%8"/>
+      <w:lvlJc w:val="left"/>
+      <w:pPr>
+        <w:ind w:left="1440" w:hanging="1440"/>
+      </w:pPr>
+    </w:lvl>
+    <w:lvl w:ilvl="8">
+      <w:start w:val="1"/>
+      <w:numFmt w:val="decimal"/>
+      <w:pStyle w:val="Heading9"/>
+      <w:lvlText w:val="%1.%2.%3.%4.%5.%6.%7.%8.%9"/>
+      <w:lvlJc w:val="left"/>
+      <w:pPr>
+        <w:ind w:left="1584" w:hanging="1584"/>
+      </w:pPr>
+    </w:lvl>
+  </w:abstractNum>
+  <w:abstractNum w:abstractNumId="19" w15:restartNumberingAfterBreak="0">
     <w:nsid w:val="6B1D01B3"/>
     <w:multiLevelType w:val="hybridMultilevel"/>
     <w:tmpl w:val="BA98D752"/>
@@ -5105,7 +8217,7 @@
       </w:rPr>
     </w:lvl>
   </w:abstractNum>
-  <w:abstractNum w:abstractNumId="19" w15:restartNumberingAfterBreak="0">
+  <w:abstractNum w:abstractNumId="20" w15:restartNumberingAfterBreak="0">
     <w:nsid w:val="70E437A6"/>
     <w:multiLevelType w:val="hybridMultilevel"/>
     <w:tmpl w:val="36E4189E"/>
@@ -5191,7 +8303,7 @@
       </w:pPr>
     </w:lvl>
   </w:abstractNum>
-  <w:abstractNum w:abstractNumId="20" w15:restartNumberingAfterBreak="0">
+  <w:abstractNum w:abstractNumId="21" w15:restartNumberingAfterBreak="0">
     <w:nsid w:val="76253744"/>
     <w:multiLevelType w:val="multilevel"/>
     <w:tmpl w:val="423C7548"/>
@@ -5277,7 +8389,7 @@
       </w:pPr>
     </w:lvl>
   </w:abstractNum>
-  <w:abstractNum w:abstractNumId="21" w15:restartNumberingAfterBreak="0">
+  <w:abstractNum w:abstractNumId="22" w15:restartNumberingAfterBreak="0">
     <w:nsid w:val="764D314C"/>
     <w:multiLevelType w:val="multilevel"/>
     <w:tmpl w:val="F2427B26"/>
@@ -5426,7 +8538,7 @@
       </w:rPr>
     </w:lvl>
   </w:abstractNum>
-  <w:abstractNum w:abstractNumId="22" w15:restartNumberingAfterBreak="0">
+  <w:abstractNum w:abstractNumId="23" w15:restartNumberingAfterBreak="0">
     <w:nsid w:val="76737565"/>
     <w:multiLevelType w:val="hybridMultilevel"/>
     <w:tmpl w:val="E3A4BA88"/>
@@ -5539,7 +8651,7 @@
       </w:rPr>
     </w:lvl>
   </w:abstractNum>
-  <w:abstractNum w:abstractNumId="23" w15:restartNumberingAfterBreak="0">
+  <w:abstractNum w:abstractNumId="24" w15:restartNumberingAfterBreak="0">
     <w:nsid w:val="79075C2B"/>
     <w:multiLevelType w:val="hybridMultilevel"/>
     <w:tmpl w:val="3B28CA4E"/>
@@ -5764,13 +8876,13 @@
     <w:abstractNumId w:val="5"/>
   </w:num>
   <w:num w:numId="5" w16cid:durableId="936714474">
-    <w:abstractNumId w:val="22"/>
+    <w:abstractNumId w:val="23"/>
   </w:num>
   <w:num w:numId="6" w16cid:durableId="1715882434">
-    <w:abstractNumId w:val="18"/>
+    <w:abstractNumId w:val="19"/>
   </w:num>
   <w:num w:numId="7" w16cid:durableId="2133857912">
-    <w:abstractNumId w:val="21"/>
+    <w:abstractNumId w:val="22"/>
   </w:num>
   <w:num w:numId="8" w16cid:durableId="920069637">
     <w:abstractNumId w:val="12"/>
@@ -5800,16 +8912,16 @@
     <w:abstractNumId w:val="0"/>
   </w:num>
   <w:num w:numId="17" w16cid:durableId="1780561158">
-    <w:abstractNumId w:val="20"/>
+    <w:abstractNumId w:val="21"/>
   </w:num>
   <w:num w:numId="18" w16cid:durableId="1952086178">
     <w:abstractNumId w:val="11"/>
   </w:num>
   <w:num w:numId="19" w16cid:durableId="179587092">
-    <w:abstractNumId w:val="23"/>
+    <w:abstractNumId w:val="24"/>
   </w:num>
   <w:num w:numId="20" w16cid:durableId="201359231">
-    <w:abstractNumId w:val="19"/>
+    <w:abstractNumId w:val="20"/>
   </w:num>
   <w:num w:numId="21" w16cid:durableId="1069306221">
     <w:abstractNumId w:val="4"/>
@@ -5825,6 +8937,9 @@
   </w:num>
   <w:num w:numId="25" w16cid:durableId="1359509216">
     <w:abstractNumId w:val="8"/>
+  </w:num>
+  <w:num w:numId="26" w16cid:durableId="847184444">
+    <w:abstractNumId w:val="18"/>
   </w:num>
 </w:numbering>
 </file>
@@ -6246,12 +9361,12 @@
     <w:autoRedefine/>
     <w:uiPriority w:val="9"/>
     <w:qFormat/>
-    <w:rsid w:val="00BF775D"/>
+    <w:rsid w:val="00BE24C6"/>
     <w:pPr>
       <w:keepNext/>
       <w:keepLines/>
       <w:numPr>
-        <w:numId w:val="21"/>
+        <w:numId w:val="26"/>
       </w:numPr>
       <w:spacing w:before="360" w:after="80"/>
       <w:jc w:val="both"/>
@@ -6280,7 +9395,7 @@
       <w:keepLines/>
       <w:numPr>
         <w:ilvl w:val="1"/>
-        <w:numId w:val="21"/>
+        <w:numId w:val="26"/>
       </w:numPr>
       <w:spacing w:before="160" w:after="80"/>
       <w:outlineLvl w:val="1"/>
@@ -6306,7 +9421,7 @@
       <w:keepLines/>
       <w:numPr>
         <w:ilvl w:val="2"/>
-        <w:numId w:val="21"/>
+        <w:numId w:val="26"/>
       </w:numPr>
       <w:spacing w:before="160" w:after="80"/>
       <w:outlineLvl w:val="2"/>
@@ -6332,7 +9447,7 @@
       <w:keepLines/>
       <w:numPr>
         <w:ilvl w:val="3"/>
-        <w:numId w:val="21"/>
+        <w:numId w:val="26"/>
       </w:numPr>
       <w:spacing w:before="80" w:after="40"/>
       <w:outlineLvl w:val="3"/>
@@ -6359,7 +9474,7 @@
       <w:keepLines/>
       <w:numPr>
         <w:ilvl w:val="4"/>
-        <w:numId w:val="21"/>
+        <w:numId w:val="26"/>
       </w:numPr>
       <w:spacing w:before="80" w:after="40"/>
       <w:outlineLvl w:val="4"/>
@@ -6384,7 +9499,7 @@
       <w:keepLines/>
       <w:numPr>
         <w:ilvl w:val="5"/>
-        <w:numId w:val="21"/>
+        <w:numId w:val="26"/>
       </w:numPr>
       <w:spacing w:before="40" w:after="0"/>
       <w:outlineLvl w:val="5"/>
@@ -6410,7 +9525,7 @@
       <w:keepLines/>
       <w:numPr>
         <w:ilvl w:val="6"/>
-        <w:numId w:val="21"/>
+        <w:numId w:val="26"/>
       </w:numPr>
       <w:spacing w:before="40" w:after="0"/>
       <w:outlineLvl w:val="6"/>
@@ -6434,7 +9549,7 @@
       <w:keepLines/>
       <w:numPr>
         <w:ilvl w:val="7"/>
-        <w:numId w:val="21"/>
+        <w:numId w:val="26"/>
       </w:numPr>
       <w:spacing w:after="0"/>
       <w:outlineLvl w:val="7"/>
@@ -6460,7 +9575,7 @@
       <w:keepLines/>
       <w:numPr>
         <w:ilvl w:val="8"/>
-        <w:numId w:val="21"/>
+        <w:numId w:val="26"/>
       </w:numPr>
       <w:spacing w:after="0"/>
       <w:outlineLvl w:val="8"/>
@@ -6502,7 +9617,7 @@
     <w:basedOn w:val="DefaultParagraphFont"/>
     <w:link w:val="Heading1"/>
     <w:uiPriority w:val="9"/>
-    <w:rsid w:val="00BF775D"/>
+    <w:rsid w:val="00BE24C6"/>
     <w:rPr>
       <w:rFonts w:ascii="Times New Roman" w:eastAsia="Times New Roman" w:hAnsi="Times New Roman" w:cstheme="majorBidi"/>
       <w:b/>
@@ -6932,6 +10047,96 @@
       <w:szCs w:val="18"/>
     </w:rPr>
   </w:style>
+  <w:style w:type="paragraph" w:styleId="TableofFigures">
+    <w:name w:val="table of figures"/>
+    <w:basedOn w:val="Normal"/>
+    <w:next w:val="Normal"/>
+    <w:uiPriority w:val="99"/>
+    <w:unhideWhenUsed/>
+    <w:rsid w:val="00BE24C6"/>
+    <w:pPr>
+      <w:spacing w:after="0"/>
+    </w:pPr>
+  </w:style>
+  <w:style w:type="character" w:styleId="Hyperlink">
+    <w:name w:val="Hyperlink"/>
+    <w:basedOn w:val="DefaultParagraphFont"/>
+    <w:uiPriority w:val="99"/>
+    <w:unhideWhenUsed/>
+    <w:rsid w:val="00BE24C6"/>
+    <w:rPr>
+      <w:color w:val="0563C1" w:themeColor="hyperlink"/>
+      <w:u w:val="single"/>
+    </w:rPr>
+  </w:style>
+  <w:style w:type="paragraph" w:styleId="TOCHeading">
+    <w:name w:val="TOC Heading"/>
+    <w:basedOn w:val="Heading1"/>
+    <w:next w:val="Normal"/>
+    <w:uiPriority w:val="39"/>
+    <w:unhideWhenUsed/>
+    <w:qFormat/>
+    <w:rsid w:val="00BE24C6"/>
+    <w:pPr>
+      <w:numPr>
+        <w:numId w:val="0"/>
+      </w:numPr>
+      <w:suppressAutoHyphens w:val="0"/>
+      <w:autoSpaceDN/>
+      <w:spacing w:before="240" w:after="0" w:line="259" w:lineRule="auto"/>
+      <w:jc w:val="left"/>
+      <w:outlineLvl w:val="9"/>
+    </w:pPr>
+    <w:rPr>
+      <w:rFonts w:asciiTheme="majorHAnsi" w:eastAsiaTheme="majorEastAsia" w:hAnsiTheme="majorHAnsi"/>
+      <w:b w:val="0"/>
+      <w:sz w:val="32"/>
+      <w:szCs w:val="32"/>
+      <w:lang w:val="en-US"/>
+    </w:rPr>
+  </w:style>
+  <w:style w:type="paragraph" w:styleId="TOC1">
+    <w:name w:val="toc 1"/>
+    <w:basedOn w:val="Normal"/>
+    <w:next w:val="Normal"/>
+    <w:autoRedefine/>
+    <w:uiPriority w:val="39"/>
+    <w:unhideWhenUsed/>
+    <w:rsid w:val="00BE24C6"/>
+    <w:pPr>
+      <w:tabs>
+        <w:tab w:val="left" w:pos="480"/>
+        <w:tab w:val="right" w:leader="dot" w:pos="9016"/>
+      </w:tabs>
+      <w:spacing w:after="100"/>
+    </w:pPr>
+  </w:style>
+  <w:style w:type="paragraph" w:styleId="TOC2">
+    <w:name w:val="toc 2"/>
+    <w:basedOn w:val="Normal"/>
+    <w:next w:val="Normal"/>
+    <w:autoRedefine/>
+    <w:uiPriority w:val="39"/>
+    <w:unhideWhenUsed/>
+    <w:rsid w:val="00BE24C6"/>
+    <w:pPr>
+      <w:spacing w:after="100"/>
+      <w:ind w:left="240"/>
+    </w:pPr>
+  </w:style>
+  <w:style w:type="paragraph" w:styleId="TOC3">
+    <w:name w:val="toc 3"/>
+    <w:basedOn w:val="Normal"/>
+    <w:next w:val="Normal"/>
+    <w:autoRedefine/>
+    <w:uiPriority w:val="39"/>
+    <w:unhideWhenUsed/>
+    <w:rsid w:val="00BE24C6"/>
+    <w:pPr>
+      <w:spacing w:after="100"/>
+      <w:ind w:left="480"/>
+    </w:pPr>
+  </w:style>
 </w:styles>
 </file>
 
@@ -7228,4 +10433,16 @@
     </a:ext>
   </a:extLst>
 </a:theme>
+</file>
+
+<file path=customXml/item1.xml><?xml version="1.0" encoding="utf-8"?>
+<b:Sources xmlns:b="http://schemas.openxmlformats.org/officeDocument/2006/bibliography" xmlns="http://schemas.openxmlformats.org/officeDocument/2006/bibliography" SelectedStyle="\APASixthEditionOfficeOnline.xsl" StyleName="APA" Version="6"/>
+</file>
+
+<file path=customXml/itemProps1.xml><?xml version="1.0" encoding="utf-8"?>
+<ds:datastoreItem xmlns:ds="http://schemas.openxmlformats.org/officeDocument/2006/customXml" ds:itemID="{75C0ECB2-94D2-4D2E-9143-A422D84C2094}">
+  <ds:schemaRefs>
+    <ds:schemaRef ds:uri="http://schemas.openxmlformats.org/officeDocument/2006/bibliography"/>
+  </ds:schemaRefs>
+</ds:datastoreItem>
 </file>
--- a/Capstone_Project_2026.docx
+++ b/Capstone_Project_2026.docx
@@ -484,6 +484,9 @@
                   <w:spacing w:line="240" w:lineRule="auto"/>
                   <w:jc w:val="both"/>
                 </w:pPr>
+                <w:r>
+                  <w:t>Saturday, 24 October 2026, 11:00 AM</w:t>
+                </w:r>
               </w:p>
             </w:tc>
           </w:tr>
@@ -1144,6 +1147,13 @@
     </w:p>
     <w:sdt>
       <w:sdtPr>
+        <w:rPr>
+          <w:rFonts w:ascii="Times New Roman" w:eastAsia="Calibri" w:hAnsi="Times New Roman" w:cs="Times New Roman"/>
+          <w:color w:val="auto"/>
+          <w:sz w:val="24"/>
+          <w:szCs w:val="22"/>
+          <w:lang w:val="en-IE"/>
+        </w:rPr>
         <w:id w:val="-1350630491"/>
         <w:docPartObj>
           <w:docPartGallery w:val="Table of Contents"/>
@@ -1152,14 +1162,9 @@
       </w:sdtPr>
       <w:sdtEndPr>
         <w:rPr>
-          <w:rFonts w:ascii="Times New Roman" w:eastAsia="Calibri" w:hAnsi="Times New Roman" w:cs="Times New Roman"/>
           <w:b/>
           <w:bCs/>
           <w:noProof/>
-          <w:color w:val="auto"/>
-          <w:sz w:val="24"/>
-          <w:szCs w:val="22"/>
-          <w:lang w:val="en-IE"/>
         </w:rPr>
       </w:sdtEndPr>
       <w:sdtContent>
@@ -5040,7 +5045,13 @@
         </w:numPr>
       </w:pPr>
       <w:r>
-        <w:t xml:space="preserve">Python, Pandas and NumPy will be used for data preparation and analysis, </w:t>
+        <w:t>Python, Pandas and NumPy will be used for data preparation and analysis</w:t>
+      </w:r>
+      <w:r>
+        <w:t>.</w:t>
+      </w:r>
+      <w:r>
+        <w:t xml:space="preserve"> </w:t>
       </w:r>
     </w:p>
     <w:p>
@@ -5066,6 +5077,9 @@
       <w:r>
         <w:t>Scikit-learn will support model development and evaluation</w:t>
       </w:r>
+      <w:r>
+        <w:t>.</w:t>
+      </w:r>
     </w:p>
     <w:p>
       <w:pPr>
@@ -5079,6 +5093,9 @@
         <w:lastRenderedPageBreak/>
         <w:t>Jupyter Notebook will document the analysis</w:t>
       </w:r>
+      <w:r>
+        <w:t>.</w:t>
+      </w:r>
     </w:p>
     <w:p>
       <w:pPr>
@@ -5147,59 +5164,15 @@
     </w:p>
     <w:p>
       <w:pPr>
-        <w:jc w:val="center"/>
-        <w:rPr>
-          <w:b/>
-          <w:bCs/>
-          <w:sz w:val="32"/>
-          <w:szCs w:val="32"/>
-        </w:rPr>
-      </w:pPr>
-      <w:r>
-        <w:rPr>
-          <w:b/>
-          <w:bCs/>
-          <w:sz w:val="32"/>
-          <w:szCs w:val="32"/>
-        </w:rPr>
+        <w:keepNext/>
+      </w:pPr>
+      <w:r>
         <w:lastRenderedPageBreak/>
-        <w:t>Online Purchase Intention Prediction</w:t>
-      </w:r>
-    </w:p>
-    <w:p>
-      <w:pPr>
-        <w:jc w:val="center"/>
-        <w:rPr>
-          <w:b/>
-          <w:bCs/>
-          <w:sz w:val="32"/>
-          <w:szCs w:val="32"/>
-        </w:rPr>
-      </w:pPr>
-      <w:r>
-        <w:rPr>
-          <w:b/>
-          <w:bCs/>
-          <w:sz w:val="32"/>
-          <w:szCs w:val="32"/>
-        </w:rPr>
-        <w:t>Proposed High-Level System Architecture</w:t>
-      </w:r>
-    </w:p>
-    <w:p/>
-    <w:p>
-      <w:pPr>
-        <w:keepNext/>
-      </w:pPr>
-      <w:r>
-        <w:rPr>
-          <w:noProof/>
-        </w:rPr>
         <w:drawing>
-          <wp:inline distT="0" distB="0" distL="0" distR="0" wp14:anchorId="6A343D5C" wp14:editId="7A67FFCF">
-            <wp:extent cx="6913245" cy="5505450"/>
-            <wp:effectExtent l="0" t="0" r="0" b="0"/>
-            <wp:docPr id="489784198" name="Picture 4"/>
+          <wp:inline distT="0" distB="0" distL="0" distR="0" wp14:anchorId="350F162B" wp14:editId="5BC58C1D">
+            <wp:extent cx="5731510" cy="6489700"/>
+            <wp:effectExtent l="0" t="0" r="2540" b="0"/>
+            <wp:docPr id="244346418" name="Picture 6"/>
             <wp:cNvGraphicFramePr>
               <a:graphicFrameLocks xmlns:a="http://schemas.openxmlformats.org/drawingml/2006/main" noChangeAspect="1"/>
             </wp:cNvGraphicFramePr>
@@ -5207,7 +5180,7 @@
               <a:graphicData uri="http://schemas.openxmlformats.org/drawingml/2006/picture">
                 <pic:pic xmlns:pic="http://schemas.openxmlformats.org/drawingml/2006/picture">
                   <pic:nvPicPr>
-                    <pic:cNvPr id="0" name="Picture 2"/>
+                    <pic:cNvPr id="0" name="Picture 3"/>
                     <pic:cNvPicPr>
                       <a:picLocks noChangeAspect="1" noChangeArrowheads="1"/>
                     </pic:cNvPicPr>
@@ -5228,12 +5201,15 @@
                   <pic:spPr bwMode="auto">
                     <a:xfrm>
                       <a:off x="0" y="0"/>
-                      <a:ext cx="6913245" cy="5505450"/>
+                      <a:ext cx="5731510" cy="6489700"/>
                     </a:xfrm>
                     <a:prstGeom prst="rect">
                       <a:avLst/>
                     </a:prstGeom>
                     <a:noFill/>
+                    <a:ln>
+                      <a:noFill/>
+                    </a:ln>
                   </pic:spPr>
                 </pic:pic>
               </a:graphicData>
@@ -5246,7 +5222,6 @@
       <w:pPr>
         <w:pStyle w:val="Caption"/>
       </w:pPr>
-      <w:bookmarkStart w:id="25" w:name="_Toc242874953"/>
       <w:r>
         <w:t xml:space="preserve">Figure </w:t>
       </w:r>
@@ -5259,12 +5234,16 @@
         </w:r>
       </w:fldSimple>
       <w:r>
-        <w:t xml:space="preserve"> H</w:t>
-      </w:r>
-      <w:r>
-        <w:t>igh-level architectural diagram</w:t>
-      </w:r>
-      <w:bookmarkEnd w:id="25"/>
+        <w:t xml:space="preserve"> </w:t>
+      </w:r>
+      <w:r>
+        <w:t>High-level architectural diagram</w:t>
+      </w:r>
+    </w:p>
+    <w:p>
+      <w:pPr>
+        <w:keepNext/>
+      </w:pPr>
     </w:p>
     <w:p/>
     <w:p>
@@ -5281,12 +5260,12 @@
       <w:pPr>
         <w:pStyle w:val="Heading1"/>
       </w:pPr>
-      <w:bookmarkStart w:id="26" w:name="_Toc242875109"/>
+      <w:bookmarkStart w:id="25" w:name="_Toc242875109"/>
       <w:r>
         <w:lastRenderedPageBreak/>
         <w:t>Data Sources</w:t>
       </w:r>
-      <w:bookmarkEnd w:id="26"/>
+      <w:bookmarkEnd w:id="25"/>
     </w:p>
     <w:p>
       <w:pPr>
@@ -5404,7 +5383,7 @@
       <w:pPr>
         <w:pStyle w:val="Caption"/>
       </w:pPr>
-      <w:bookmarkStart w:id="27" w:name="_Toc242874954"/>
+      <w:bookmarkStart w:id="26" w:name="_Toc242874954"/>
       <w:r>
         <w:t xml:space="preserve">Figure </w:t>
       </w:r>
@@ -5422,7 +5401,7 @@
       <w:r>
         <w:t xml:space="preserve"> Data Info</w:t>
       </w:r>
-      <w:bookmarkEnd w:id="27"/>
+      <w:bookmarkEnd w:id="26"/>
     </w:p>
     <w:p>
       <w:r>
@@ -5443,12 +5422,12 @@
       <w:pPr>
         <w:pStyle w:val="Heading1"/>
       </w:pPr>
-      <w:bookmarkStart w:id="28" w:name="_Toc242875110"/>
+      <w:bookmarkStart w:id="27" w:name="_Toc242875110"/>
       <w:r>
         <w:lastRenderedPageBreak/>
         <w:t>Expected Deliverables</w:t>
       </w:r>
-      <w:bookmarkEnd w:id="28"/>
+      <w:bookmarkEnd w:id="27"/>
       <w:r>
         <w:t xml:space="preserve"> </w:t>
       </w:r>
@@ -5561,12 +5540,12 @@
       <w:pPr>
         <w:pStyle w:val="Heading1"/>
       </w:pPr>
-      <w:bookmarkStart w:id="29" w:name="_Toc242875111"/>
+      <w:bookmarkStart w:id="28" w:name="_Toc242875111"/>
       <w:r>
         <w:lastRenderedPageBreak/>
         <w:t>Project Timeline</w:t>
       </w:r>
-      <w:bookmarkEnd w:id="29"/>
+      <w:bookmarkEnd w:id="28"/>
     </w:p>
     <w:p>
       <w:pPr>
@@ -5802,7 +5781,7 @@
       <w:pPr>
         <w:pStyle w:val="Caption"/>
       </w:pPr>
-      <w:bookmarkStart w:id="30" w:name="_Toc242874955"/>
+      <w:bookmarkStart w:id="29" w:name="_Toc242874955"/>
       <w:r>
         <w:t xml:space="preserve">Figure </w:t>
       </w:r>
@@ -5817,7 +5796,7 @@
       <w:r>
         <w:t xml:space="preserve"> Gantt chart</w:t>
       </w:r>
-      <w:bookmarkEnd w:id="30"/>
+      <w:bookmarkEnd w:id="29"/>
     </w:p>
     <w:p>
       <w:pPr>
@@ -5840,12 +5819,12 @@
       <w:pPr>
         <w:pStyle w:val="Heading1"/>
       </w:pPr>
-      <w:bookmarkStart w:id="31" w:name="_Toc242875112"/>
+      <w:bookmarkStart w:id="30" w:name="_Toc242875112"/>
       <w:r>
         <w:lastRenderedPageBreak/>
         <w:t>Ethical and Legal Considerations References</w:t>
       </w:r>
-      <w:bookmarkEnd w:id="31"/>
+      <w:bookmarkEnd w:id="30"/>
     </w:p>
     <w:p>
       <w:pPr>
@@ -9588,7 +9567,6 @@
   <w:style w:type="character" w:default="1" w:styleId="DefaultParagraphFont">
     <w:name w:val="Default Paragraph Font"/>
     <w:uiPriority w:val="1"/>
-    <w:semiHidden/>
     <w:unhideWhenUsed/>
   </w:style>
   <w:style w:type="table" w:default="1" w:styleId="TableNormal">

--- a/Capstone_Project_2026.docx
+++ b/Capstone_Project_2026.docx
@@ -281,19 +281,11 @@
                     <w:rFonts w:cstheme="minorHAnsi"/>
                   </w:rPr>
                 </w:pPr>
-                <w:proofErr w:type="spellStart"/>
                 <w:r>
                   <w:rPr>
                     <w:rFonts w:cstheme="minorHAnsi"/>
                   </w:rPr>
-                  <w:t>Taufique</w:t>
-                </w:r>
-                <w:proofErr w:type="spellEnd"/>
-                <w:r>
-                  <w:rPr>
-                    <w:rFonts w:cstheme="minorHAnsi"/>
-                  </w:rPr>
-                  <w:t xml:space="preserve"> Ahmed</w:t>
+                  <w:t>Taufique Ahmed</w:t>
                 </w:r>
               </w:p>
             </w:tc>
@@ -4127,7 +4119,10 @@
         <w:jc w:val="both"/>
       </w:pPr>
       <w:r>
-        <w:t xml:space="preserve">Nowadays, E-commerce plays a significant role in the retail industry, allowing businesses to reach customers through online platforms. However, attracting visitors to a website does not always lead to sales, as many browsing sessions end without a purchase. </w:t>
+        <w:t xml:space="preserve">Nowadays, E-commerce plays a significant role in the retail industry, allowing businesses to reach customers through online platforms. </w:t>
+      </w:r>
+      <w:r>
+        <w:t>However, attracting visitors to a website does not always lead to sales, as customers may browse products without making a purchase (Moe and Fader, 2004).</w:t>
       </w:r>
     </w:p>
     <w:p>
@@ -4136,6 +4131,12 @@
       </w:pPr>
       <w:r>
         <w:t>Understanding online customer purchasing behaviour is therefore important for identifying opportunities to increase conversion rates and improve sales.</w:t>
+      </w:r>
+      <w:r>
+        <w:t xml:space="preserve"> </w:t>
+      </w:r>
+      <w:r>
+        <w:t>Research has shown that browsing patterns can provide useful information for predicting purchasing behaviour (Montgomery et al., 2004).</w:t>
       </w:r>
     </w:p>
     <w:p>
@@ -4248,7 +4249,17 @@
         <w:jc w:val="both"/>
       </w:pPr>
       <w:r>
-        <w:t>One of the main challenges faced by e-commerce businesses is identifying the browsing behaviours that distinguish customers who make a purchase from those who leave without buying anything. Although browsing data is available, analysing customer behaviour and identifying meaningful purchasing patterns remains challenging.</w:t>
+        <w:t xml:space="preserve">One of the main challenges faced by e-commerce businesses is </w:t>
+      </w:r>
+      <w:r>
+        <w:rPr>
+          <w:b/>
+          <w:bCs/>
+        </w:rPr>
+        <w:t>identifying the browsing behaviours that distinguish customers who make a purchase from those who leave without buying anything.</w:t>
+      </w:r>
+      <w:r>
+        <w:t xml:space="preserve"> Although browsing data is available, analysing customer behaviour and identifying meaningful purchasing patterns remains challenging.</w:t>
       </w:r>
     </w:p>
     <w:p>
@@ -4271,8 +4282,35 @@
         <w:t>Data analytics</w:t>
       </w:r>
       <w:r>
-        <w:t xml:space="preserve"> can help businesses identify patterns and relationships in customer browsing behaviour. While traditional website analytics can describe past customer activity, </w:t>
-      </w:r>
+        <w:t xml:space="preserve"> </w:t>
+      </w:r>
+      <w:r>
+        <w:t xml:space="preserve">can help businesses </w:t>
+      </w:r>
+      <w:r>
+        <w:rPr>
+          <w:b/>
+          <w:bCs/>
+        </w:rPr>
+        <w:t xml:space="preserve">identify patterns and relationships in customer browsing behaviour </w:t>
+      </w:r>
+      <w:r>
+        <w:t>(Tavares, 2024).</w:t>
+      </w:r>
+      <w:r>
+        <w:t xml:space="preserve"> </w:t>
+      </w:r>
+      <w:r>
+        <w:t>Research by Montgomery et al. (2004) demonstrates that website navigation patterns can provide useful information for predicting purchasing behaviour.</w:t>
+      </w:r>
+      <w:r>
+        <w:t xml:space="preserve"> </w:t>
+      </w:r>
+    </w:p>
+    <w:p>
+      <w:pPr>
+        <w:jc w:val="both"/>
+      </w:pPr>
       <w:r>
         <w:rPr>
           <w:b/>
@@ -4281,7 +4319,50 @@
         <w:t>Machine Learning</w:t>
       </w:r>
       <w:r>
-        <w:t xml:space="preserve"> can go further by predicting purchasing outcomes based on browsing patterns. These predictions could provide valuable insights to help online retailers make more informed marketing decisions and identify opportunities to improve conversion rates.</w:t>
+        <w:t xml:space="preserve"> </w:t>
+      </w:r>
+      <w:r>
+        <w:t xml:space="preserve">can be used to </w:t>
+      </w:r>
+      <w:r>
+        <w:rPr>
+          <w:b/>
+          <w:bCs/>
+        </w:rPr>
+        <w:t>predict online purchasing intention</w:t>
+      </w:r>
+      <w:r>
+        <w:t xml:space="preserve"> by analysing customer browsing patterns, as demonstrated by Sakar et al. (2019). These predictions could </w:t>
+      </w:r>
+      <w:r>
+        <w:rPr>
+          <w:b/>
+          <w:bCs/>
+        </w:rPr>
+        <w:t>help</w:t>
+      </w:r>
+      <w:r>
+        <w:t xml:space="preserve"> online retailers </w:t>
+      </w:r>
+      <w:r>
+        <w:rPr>
+          <w:b/>
+          <w:bCs/>
+        </w:rPr>
+        <w:t>make more informed marketing decisions</w:t>
+      </w:r>
+      <w:r>
+        <w:t xml:space="preserve"> and </w:t>
+      </w:r>
+      <w:r>
+        <w:rPr>
+          <w:b/>
+          <w:bCs/>
+        </w:rPr>
+        <w:t>identify opportunities</w:t>
+      </w:r>
+      <w:r>
+        <w:t xml:space="preserve"> to improve conversion rates.</w:t>
       </w:r>
     </w:p>
     <w:p>
@@ -4473,14 +4554,27 @@
     </w:p>
     <w:p>
       <w:pPr>
+        <w:pStyle w:val="NormalWeb"/>
+        <w:jc w:val="both"/>
+      </w:pPr>
+      <w:bookmarkStart w:id="12" w:name="_Toc242875096"/>
+      <w:r>
+        <w:t>To identify browsing patterns associated with completed purchases, evaluate the ability of machine learning models to distinguish purchasing from non-purchasing sessions, and provide actionable recommendations that online retailers could test to improve customer engagement and conversion strategies.</w:t>
+      </w:r>
+    </w:p>
+    <w:p>
+      <w:pPr>
         <w:suppressAutoHyphens w:val="0"/>
         <w:autoSpaceDN/>
         <w:spacing w:line="259" w:lineRule="auto"/>
-        <w:jc w:val="both"/>
-      </w:pPr>
-      <w:r>
-        <w:t>To identify browsing patterns associated with purchases and provide data-driven recommendations to help online retailers improve conversion strategies and identify additional sales opportunities.</w:t>
-      </w:r>
+        <w:rPr>
+          <w:rFonts w:eastAsia="Times New Roman" w:cstheme="majorBidi"/>
+          <w:b/>
+          <w:color w:val="2F5496" w:themeColor="accent1" w:themeShade="BF"/>
+          <w:sz w:val="28"/>
+          <w:szCs w:val="40"/>
+        </w:rPr>
+      </w:pPr>
       <w:r>
         <w:br w:type="page"/>
       </w:r>
@@ -4489,7 +4583,6 @@
       <w:pPr>
         <w:pStyle w:val="Heading1"/>
       </w:pPr>
-      <w:bookmarkStart w:id="12" w:name="_Toc242875096"/>
       <w:r>
         <w:lastRenderedPageBreak/>
         <w:t>Scope</w:t>
@@ -4501,13 +4594,7 @@
     </w:p>
     <w:p>
       <w:r>
-        <w:t>The project will focus on analysing historical browsing session data</w:t>
-      </w:r>
-      <w:r>
-        <w:t xml:space="preserve"> and developing machine learning models to predict whether a session will result in </w:t>
-      </w:r>
-      <w:r>
-        <w:t>a purchase.</w:t>
+        <w:t>The project will focus on analysing historical, completed browsing sessions and developing machine learning models to classify purchasing and non-purchasing outcomes.</w:t>
       </w:r>
     </w:p>
     <w:p/>
@@ -4757,6 +4844,9 @@
       <w:bookmarkEnd w:id="16"/>
     </w:p>
     <w:p>
+      <w:pPr>
+        <w:jc w:val="both"/>
+      </w:pPr>
       <w:r>
         <w:t xml:space="preserve">The project will follow the </w:t>
       </w:r>
@@ -4772,6 +4862,9 @@
       </w:r>
     </w:p>
     <w:p>
+      <w:pPr>
+        <w:jc w:val="both"/>
+      </w:pPr>
       <w:r>
         <w:t>CRISP-DM was selected because it aligns business objectives with data analysis and predictive modelling, while allowing data preparation and models to be refined as needed.</w:t>
       </w:r>
@@ -4978,18 +5071,20 @@
     </w:p>
     <w:p>
       <w:pPr>
-        <w:pStyle w:val="ListParagraph"/>
-      </w:pPr>
-      <w:r>
-        <w:t xml:space="preserve">Compare models using precision, recall, F1-score and confusion matrices, focusing on identifying buyers while limiting false positives. </w:t>
-      </w:r>
-    </w:p>
-    <w:p>
-      <w:pPr>
-        <w:pStyle w:val="ListParagraph"/>
-      </w:pPr>
-      <w:r>
-        <w:t>Analyse feature importance to identify factors influencing purchase predictions.</w:t>
+        <w:ind w:left="720"/>
+        <w:jc w:val="both"/>
+        <w:rPr>
+          <w:rFonts w:eastAsiaTheme="majorEastAsia"/>
+        </w:rPr>
+      </w:pPr>
+      <w:r>
+        <w:t xml:space="preserve">The models will be compared using precision, recall, F1-score, and confusion matrices. After training and tuning, the models will be tested on unseen </w:t>
+      </w:r>
+      <w:r>
+        <w:t xml:space="preserve">data </w:t>
+      </w:r>
+      <w:r>
+        <w:t>to evaluate their classification performance. The final model will be selected based on predictive performance and usefulness for business decision-making.</w:t>
       </w:r>
     </w:p>
     <w:p>
@@ -5075,6 +5170,7 @@
         </w:numPr>
       </w:pPr>
       <w:r>
+        <w:lastRenderedPageBreak/>
         <w:t>Scikit-learn will support model development and evaluation</w:t>
       </w:r>
       <w:r>
@@ -5090,7 +5186,6 @@
         </w:numPr>
       </w:pPr>
       <w:r>
-        <w:lastRenderedPageBreak/>
         <w:t>Jupyter Notebook will document the analysis</w:t>
       </w:r>
       <w:r>
@@ -5167,6 +5262,9 @@
         <w:keepNext/>
       </w:pPr>
       <w:r>
+        <w:rPr>
+          <w:noProof/>
+        </w:rPr>
         <w:lastRenderedPageBreak/>
         <w:drawing>
           <wp:inline distT="0" distB="0" distL="0" distR="0" wp14:anchorId="350F162B" wp14:editId="5BC58C1D">
@@ -5282,15 +5380,7 @@
         <w:t>Online Shoppers Purchasing Intention dataset</w:t>
       </w:r>
       <w:r>
-        <w:t xml:space="preserve">, available from the UCI Machine Learning Repository (Sakar and </w:t>
-      </w:r>
-      <w:proofErr w:type="spellStart"/>
-      <w:r>
-        <w:t>Kastro</w:t>
-      </w:r>
-      <w:proofErr w:type="spellEnd"/>
-      <w:r>
-        <w:t>, 2018).</w:t>
+        <w:t>, available from the UCI Machine Learning Repository (Sakar and Kastro, 2018).</w:t>
       </w:r>
     </w:p>
     <w:p>
@@ -5582,7 +5672,13 @@
         <w:t>Semester 2</w:t>
       </w:r>
       <w:r>
-        <w:t xml:space="preserve"> will focus on feature engineering, predictive modelling, model evaluation, Tableau dashboard development, business recommendations and the final report.</w:t>
+        <w:t xml:space="preserve"> will </w:t>
+      </w:r>
+      <w:r>
+        <w:t xml:space="preserve">complete data preparation and then </w:t>
+      </w:r>
+      <w:r>
+        <w:t>focus on feature engineering, predictive modelling, model evaluation, Tableau dashboard development, business recommendations and the final report.</w:t>
       </w:r>
     </w:p>
     <w:p>
@@ -5822,7 +5918,7 @@
       <w:bookmarkStart w:id="30" w:name="_Toc242875112"/>
       <w:r>
         <w:lastRenderedPageBreak/>
-        <w:t>Ethical and Legal Considerations References</w:t>
+        <w:t xml:space="preserve">Ethical and Legal Considerations </w:t>
       </w:r>
       <w:bookmarkEnd w:id="30"/>
     </w:p>
@@ -5861,13 +5957,164 @@
     <w:p>
       <w:pPr>
         <w:pStyle w:val="Caption"/>
+      </w:pPr>
+    </w:p>
+    <w:p>
+      <w:pPr>
+        <w:suppressAutoHyphens w:val="0"/>
+        <w:autoSpaceDN/>
+        <w:spacing w:line="259" w:lineRule="auto"/>
+        <w:rPr>
+          <w:rFonts w:eastAsia="Times New Roman" w:cstheme="majorBidi"/>
+          <w:b/>
+          <w:color w:val="2F5496" w:themeColor="accent1" w:themeShade="BF"/>
+          <w:sz w:val="28"/>
+          <w:szCs w:val="40"/>
+        </w:rPr>
+      </w:pPr>
+      <w:r>
+        <w:br w:type="page"/>
+      </w:r>
+    </w:p>
+    <w:p>
+      <w:pPr>
+        <w:pStyle w:val="Heading1"/>
+      </w:pPr>
+      <w:r>
+        <w:lastRenderedPageBreak/>
+        <w:t>References</w:t>
+      </w:r>
+    </w:p>
+    <w:p>
+      <w:pPr>
+        <w:pStyle w:val="NormalWeb"/>
+      </w:pPr>
+      <w:r>
+        <w:t xml:space="preserve">Tavares, A. (2024) 'The complete guide to predicting customer behavior by leveraging data', </w:t>
+      </w:r>
+      <w:r>
+        <w:rPr>
+          <w:rStyle w:val="Emphasis"/>
+        </w:rPr>
+        <w:t>Noibu</w:t>
+      </w:r>
+      <w:r>
+        <w:t xml:space="preserve">. Available at: </w:t>
+      </w:r>
+      <w:hyperlink r:id="rId11" w:history="1">
+        <w:r>
+          <w:rPr>
+            <w:rStyle w:val="Hyperlink"/>
+          </w:rPr>
+          <w:t>https://www.noibu.com/blog/the-complete-guide-to-predicting-customer-behavior-by-leveraging-data</w:t>
+        </w:r>
+      </w:hyperlink>
+      <w:r>
+        <w:t xml:space="preserve"> (Accessed: 20 October 2026).</w:t>
+      </w:r>
+    </w:p>
+    <w:p>
+      <w:pPr>
+        <w:pStyle w:val="NormalWeb"/>
+      </w:pPr>
+      <w:r>
+        <w:t xml:space="preserve">Moe, W.W. and Fader, P.S. (2004) 'Dynamic conversion behavior at e-commerce sites', </w:t>
+      </w:r>
+      <w:r>
+        <w:rPr>
+          <w:i/>
+          <w:iCs/>
+        </w:rPr>
+        <w:t>Management Science</w:t>
+      </w:r>
+      <w:r>
+        <w:t xml:space="preserve">, 50(3), pp. 326–335. Available at: </w:t>
+      </w:r>
+      <w:hyperlink r:id="rId12" w:history="1">
+        <w:r>
+          <w:rPr>
+            <w:rStyle w:val="Hyperlink"/>
+          </w:rPr>
+          <w:t>https://doi.org/10.1287/mnsc.1040.0153</w:t>
+        </w:r>
+      </w:hyperlink>
+      <w:r>
+        <w:t>.</w:t>
+      </w:r>
+    </w:p>
+    <w:p>
+      <w:pPr>
+        <w:pStyle w:val="NormalWeb"/>
+      </w:pPr>
+      <w:r>
+        <w:t xml:space="preserve">Montgomery, A.L., Li, S., Srinivasan, K. and Liechty, J.C. (2004) 'Modeling online browsing and path analysis using clickstream data', </w:t>
+      </w:r>
+      <w:r>
+        <w:rPr>
+          <w:i/>
+          <w:iCs/>
+        </w:rPr>
+        <w:t>Marketing Science</w:t>
+      </w:r>
+      <w:r>
+        <w:t xml:space="preserve">, 23(4), pp. 579–595. Available at: </w:t>
+      </w:r>
+      <w:hyperlink r:id="rId13" w:history="1">
+        <w:r>
+          <w:rPr>
+            <w:rStyle w:val="Hyperlink"/>
+          </w:rPr>
+          <w:t>https://doi.org/10.1287/mksc.1040.0073</w:t>
+        </w:r>
+      </w:hyperlink>
+      <w:r>
+        <w:t>.</w:t>
+      </w:r>
+    </w:p>
+    <w:p>
+      <w:pPr>
+        <w:pStyle w:val="NormalWeb"/>
+      </w:pPr>
+      <w:r>
+        <w:t xml:space="preserve">Sakar, C.O., Polat, S.O., Katircioglu, M. and Kastro, Y. (2019) 'Real-time prediction of online shoppers’ purchasing intention using multilayer perceptron and LSTM recurrent neural networks', </w:t>
+      </w:r>
+      <w:r>
+        <w:rPr>
+          <w:i/>
+          <w:iCs/>
+        </w:rPr>
+        <w:t>Neural Computing and Applications</w:t>
+      </w:r>
+      <w:r>
+        <w:t xml:space="preserve">, 31, pp. 6893–6908. Available at: </w:t>
+      </w:r>
+      <w:hyperlink r:id="rId14" w:history="1">
+        <w:r>
+          <w:rPr>
+            <w:rStyle w:val="Hyperlink"/>
+          </w:rPr>
+          <w:t>https://doi.org/10.1007/s00521-018-3523-0</w:t>
+        </w:r>
+      </w:hyperlink>
+      <w:r>
+        <w:t>.</w:t>
+      </w:r>
+    </w:p>
+    <w:p>
+      <w:pPr>
+        <w:pStyle w:val="NormalWeb"/>
+      </w:pPr>
+    </w:p>
+    <w:p>
+      <w:pPr>
+        <w:pStyle w:val="NormalWeb"/>
       </w:pPr>
     </w:p>
     <w:p/>
     <w:sectPr>
-      <w:headerReference w:type="default" r:id="rId11"/>
-      <w:footerReference w:type="default" r:id="rId12"/>
-      <w:headerReference w:type="first" r:id="rId13"/>
+      <w:headerReference w:type="default" r:id="rId15"/>
+      <w:footerReference w:type="default" r:id="rId16"/>
+      <w:headerReference w:type="first" r:id="rId17"/>
       <w:pgSz w:w="11906" w:h="16838"/>
       <w:pgMar w:top="1440" w:right="1440" w:bottom="1440" w:left="1440" w:header="708" w:footer="708" w:gutter="0"/>
       <w:pgNumType w:start="0"/>
@@ -10115,6 +10362,29 @@
       <w:ind w:left="480"/>
     </w:pPr>
   </w:style>
+  <w:style w:type="character" w:styleId="Emphasis">
+    <w:name w:val="Emphasis"/>
+    <w:basedOn w:val="DefaultParagraphFont"/>
+    <w:uiPriority w:val="20"/>
+    <w:qFormat/>
+    <w:rsid w:val="00263C8C"/>
+    <w:rPr>
+      <w:i/>
+      <w:iCs/>
+    </w:rPr>
+  </w:style>
+  <w:style w:type="character" w:styleId="UnresolvedMention">
+    <w:name w:val="Unresolved Mention"/>
+    <w:basedOn w:val="DefaultParagraphFont"/>
+    <w:uiPriority w:val="99"/>
+    <w:semiHidden/>
+    <w:unhideWhenUsed/>
+    <w:rsid w:val="00263C8C"/>
+    <w:rPr>
+      <w:color w:val="605E5C"/>
+      <w:shd w:val="clear" w:color="auto" w:fill="E1DFDD"/>
+    </w:rPr>
+  </w:style>
 </w:styles>
 </file>
 

--- a/Capstone_Project_2026.docx
+++ b/Capstone_Project_2026.docx
@@ -36,7 +36,6 @@
         </w:p>
         <w:p>
           <w:pPr>
-            <w:jc w:val="both"/>
             <w:rPr>
               <w:rFonts w:cs="Arial"/>
               <w:b/>
@@ -50,7 +49,6 @@
             <w:pBdr>
               <w:bottom w:val="single" w:sz="12" w:space="1" w:color="auto"/>
             </w:pBdr>
-            <w:jc w:val="both"/>
             <w:rPr>
               <w:rFonts w:cs="Arial"/>
               <w:b/>
@@ -73,7 +71,6 @@
             <w:pBdr>
               <w:bottom w:val="single" w:sz="12" w:space="1" w:color="auto"/>
             </w:pBdr>
-            <w:jc w:val="both"/>
             <w:rPr>
               <w:rFonts w:cs="Arial"/>
               <w:bCs/>
@@ -98,7 +95,6 @@
             <w:pBdr>
               <w:bottom w:val="single" w:sz="12" w:space="1" w:color="auto"/>
             </w:pBdr>
-            <w:jc w:val="both"/>
             <w:rPr>
               <w:rFonts w:cs="Arial"/>
               <w:b/>
@@ -107,11 +103,7 @@
             </w:rPr>
           </w:pPr>
         </w:p>
-        <w:p>
-          <w:pPr>
-            <w:jc w:val="both"/>
-          </w:pPr>
-        </w:p>
+        <w:p/>
         <w:tbl>
           <w:tblPr>
             <w:tblStyle w:val="TableGrid"/>
@@ -130,7 +122,6 @@
               <w:p>
                 <w:pPr>
                   <w:spacing w:line="240" w:lineRule="auto"/>
-                  <w:jc w:val="both"/>
                   <w:rPr>
                     <w:b/>
                     <w:bCs/>
@@ -147,7 +138,6 @@
               <w:p>
                 <w:pPr>
                   <w:spacing w:line="240" w:lineRule="auto"/>
-                  <w:jc w:val="both"/>
                   <w:rPr>
                     <w:b/>
                     <w:bCs/>
@@ -162,13 +152,11 @@
               <w:p>
                 <w:pPr>
                   <w:spacing w:line="240" w:lineRule="auto"/>
-                  <w:jc w:val="both"/>
                 </w:pPr>
               </w:p>
               <w:p>
                 <w:pPr>
                   <w:spacing w:line="240" w:lineRule="auto"/>
-                  <w:jc w:val="both"/>
                 </w:pPr>
                 <w:r>
                   <w:t>HDSDAB Sep26 PT SB -  Strategic Thinking</w:t>
@@ -177,7 +165,6 @@
               <w:p>
                 <w:pPr>
                   <w:spacing w:line="240" w:lineRule="auto"/>
-                  <w:jc w:val="both"/>
                 </w:pPr>
               </w:p>
             </w:tc>
@@ -190,7 +177,6 @@
               <w:p>
                 <w:pPr>
                   <w:spacing w:line="240" w:lineRule="auto"/>
-                  <w:jc w:val="both"/>
                   <w:rPr>
                     <w:b/>
                     <w:bCs/>
@@ -207,7 +193,6 @@
               <w:p>
                 <w:pPr>
                   <w:spacing w:line="240" w:lineRule="auto"/>
-                  <w:jc w:val="both"/>
                   <w:rPr>
                     <w:b/>
                     <w:bCs/>
@@ -222,7 +207,6 @@
               <w:p>
                 <w:pPr>
                   <w:spacing w:line="240" w:lineRule="auto"/>
-                  <w:jc w:val="both"/>
                 </w:pPr>
                 <w:r>
                   <w:rPr>
@@ -241,7 +225,6 @@
               <w:p>
                 <w:pPr>
                   <w:spacing w:line="240" w:lineRule="auto"/>
-                  <w:jc w:val="both"/>
                   <w:rPr>
                     <w:b/>
                     <w:bCs/>
@@ -258,7 +241,6 @@
               <w:p>
                 <w:pPr>
                   <w:spacing w:line="240" w:lineRule="auto"/>
-                  <w:jc w:val="both"/>
                   <w:rPr>
                     <w:b/>
                     <w:bCs/>
@@ -276,16 +258,23 @@
                     <w:tab w:val="left" w:pos="1277"/>
                   </w:tabs>
                   <w:spacing w:line="240" w:lineRule="auto"/>
-                  <w:jc w:val="both"/>
                   <w:rPr>
                     <w:rFonts w:cstheme="minorHAnsi"/>
                   </w:rPr>
                 </w:pPr>
+                <w:proofErr w:type="spellStart"/>
                 <w:r>
                   <w:rPr>
                     <w:rFonts w:cstheme="minorHAnsi"/>
                   </w:rPr>
-                  <w:t>Taufique Ahmed</w:t>
+                  <w:t>Taufique</w:t>
+                </w:r>
+                <w:proofErr w:type="spellEnd"/>
+                <w:r>
+                  <w:rPr>
+                    <w:rFonts w:cstheme="minorHAnsi"/>
+                  </w:rPr>
+                  <w:t xml:space="preserve"> Ahmed</w:t>
                 </w:r>
               </w:p>
             </w:tc>
@@ -298,7 +287,6 @@
               <w:p>
                 <w:pPr>
                   <w:spacing w:line="240" w:lineRule="auto"/>
-                  <w:jc w:val="both"/>
                   <w:rPr>
                     <w:b/>
                     <w:bCs/>
@@ -315,7 +303,6 @@
               <w:p>
                 <w:pPr>
                   <w:spacing w:line="240" w:lineRule="auto"/>
-                  <w:jc w:val="both"/>
                   <w:rPr>
                     <w:b/>
                     <w:bCs/>
@@ -330,7 +317,6 @@
               <w:p>
                 <w:pPr>
                   <w:spacing w:line="240" w:lineRule="auto"/>
-                  <w:jc w:val="both"/>
                 </w:pPr>
                 <w:r>
                   <w:t>Mariana Garcia</w:t>
@@ -346,7 +332,6 @@
               <w:p>
                 <w:pPr>
                   <w:spacing w:line="240" w:lineRule="auto"/>
-                  <w:jc w:val="both"/>
                   <w:rPr>
                     <w:b/>
                     <w:bCs/>
@@ -363,7 +348,6 @@
               <w:p>
                 <w:pPr>
                   <w:spacing w:line="240" w:lineRule="auto"/>
-                  <w:jc w:val="both"/>
                   <w:rPr>
                     <w:b/>
                     <w:bCs/>
@@ -378,7 +362,6 @@
               <w:p>
                 <w:pPr>
                   <w:spacing w:line="240" w:lineRule="auto"/>
-                  <w:jc w:val="both"/>
                 </w:pPr>
                 <w:r>
                   <w:t xml:space="preserve">sba25049 </w:t>
@@ -394,7 +377,6 @@
               <w:p>
                 <w:pPr>
                   <w:spacing w:line="240" w:lineRule="auto"/>
-                  <w:jc w:val="both"/>
                   <w:rPr>
                     <w:b/>
                     <w:bCs/>
@@ -411,7 +393,6 @@
               <w:p>
                 <w:pPr>
                   <w:spacing w:line="240" w:lineRule="auto"/>
-                  <w:jc w:val="both"/>
                   <w:rPr>
                     <w:b/>
                     <w:bCs/>
@@ -426,7 +407,6 @@
               <w:p>
                 <w:pPr>
                   <w:spacing w:line="240" w:lineRule="auto"/>
-                  <w:jc w:val="both"/>
                 </w:pPr>
                 <w:r>
                   <w:t>Sunday, 25 October 2026, 11:59 PM</w:t>
@@ -442,7 +422,6 @@
               <w:p>
                 <w:pPr>
                   <w:spacing w:line="240" w:lineRule="auto"/>
-                  <w:jc w:val="both"/>
                   <w:rPr>
                     <w:b/>
                     <w:bCs/>
@@ -459,7 +438,6 @@
               <w:p>
                 <w:pPr>
                   <w:spacing w:line="240" w:lineRule="auto"/>
-                  <w:jc w:val="both"/>
                   <w:rPr>
                     <w:b/>
                     <w:bCs/>
@@ -474,7 +452,6 @@
               <w:p>
                 <w:pPr>
                   <w:spacing w:line="240" w:lineRule="auto"/>
-                  <w:jc w:val="both"/>
                 </w:pPr>
                 <w:r>
                   <w:t>Saturday, 24 October 2026, 11:00 AM</w:t>
@@ -483,17 +460,12 @@
             </w:tc>
           </w:tr>
         </w:tbl>
-        <w:p>
-          <w:pPr>
-            <w:jc w:val="both"/>
-          </w:pPr>
-        </w:p>
+        <w:p/>
         <w:p>
           <w:pPr>
             <w:pBdr>
               <w:bottom w:val="single" w:sz="12" w:space="31" w:color="auto"/>
             </w:pBdr>
-            <w:jc w:val="both"/>
             <w:rPr>
               <w:rFonts w:cs="Arial"/>
               <w:b/>
@@ -506,7 +478,6 @@
             <w:pBdr>
               <w:bottom w:val="single" w:sz="12" w:space="31" w:color="auto"/>
             </w:pBdr>
-            <w:jc w:val="both"/>
             <w:rPr>
               <w:rFonts w:cs="Arial"/>
               <w:b/>
@@ -516,7 +487,6 @@
         </w:p>
         <w:p>
           <w:pPr>
-            <w:jc w:val="both"/>
             <w:rPr>
               <w:rFonts w:cs="Arial"/>
               <w:b/>
@@ -526,7 +496,6 @@
         </w:p>
         <w:p>
           <w:pPr>
-            <w:jc w:val="both"/>
             <w:rPr>
               <w:rFonts w:cs="Arial"/>
               <w:b/>
@@ -544,7 +513,6 @@
         </w:p>
         <w:p>
           <w:pPr>
-            <w:jc w:val="both"/>
             <w:rPr>
               <w:rFonts w:cs="Arial"/>
               <w:sz w:val="20"/>
@@ -592,7 +560,6 @@
               <w:p>
                 <w:pPr>
                   <w:spacing w:line="240" w:lineRule="auto"/>
-                  <w:jc w:val="both"/>
                   <w:rPr>
                     <w:rFonts w:cs="Arial"/>
                   </w:rPr>
@@ -607,7 +574,6 @@
               <w:p>
                 <w:pPr>
                   <w:spacing w:line="240" w:lineRule="auto"/>
-                  <w:jc w:val="both"/>
                   <w:rPr>
                     <w:rFonts w:cs="Arial"/>
                     <w:sz w:val="20"/>
@@ -619,7 +585,6 @@
         </w:tbl>
         <w:p>
           <w:pPr>
-            <w:jc w:val="both"/>
             <w:rPr>
               <w:rFonts w:cs="Arial"/>
               <w:sz w:val="20"/>
@@ -633,13 +598,11 @@
               <w:tab w:val="right" w:pos="9026"/>
             </w:tabs>
             <w:spacing w:after="0" w:line="240" w:lineRule="auto"/>
-            <w:jc w:val="both"/>
           </w:pPr>
         </w:p>
         <w:p>
           <w:pPr>
             <w:suppressAutoHyphens w:val="0"/>
-            <w:jc w:val="both"/>
             <w:rPr>
               <w:noProof/>
             </w:rPr>
@@ -647,7 +610,6 @@
         </w:p>
         <w:p>
           <w:pPr>
-            <w:jc w:val="both"/>
             <w:rPr>
               <w:rFonts w:ascii="Calibri" w:eastAsia="Times New Roman" w:hAnsi="Calibri"/>
               <w:color w:val="FFFFFF" w:themeColor="background1"/>
@@ -1081,7 +1043,6 @@
         </w:p>
         <w:p>
           <w:pPr>
-            <w:jc w:val="both"/>
             <w:rPr>
               <w:rFonts w:ascii="Calibri" w:eastAsia="Times New Roman" w:hAnsi="Calibri"/>
               <w:color w:val="FFFFFF" w:themeColor="background1"/>
@@ -1092,7 +1053,6 @@
         </w:p>
         <w:p>
           <w:pPr>
-            <w:jc w:val="both"/>
             <w:rPr>
               <w:rFonts w:ascii="Calibri" w:eastAsia="Times New Roman" w:hAnsi="Calibri"/>
               <w:color w:val="FFFFFF" w:themeColor="background1"/>
@@ -1103,7 +1063,6 @@
         </w:p>
         <w:p>
           <w:pPr>
-            <w:jc w:val="both"/>
             <w:rPr>
               <w:noProof/>
               <w:color w:val="4472C4"/>
@@ -1122,7 +1081,6 @@
     <w:p>
       <w:pPr>
         <w:suppressAutoHyphens w:val="0"/>
-        <w:jc w:val="both"/>
         <w:rPr>
           <w:noProof/>
           <w:color w:val="4472C4"/>
@@ -1137,16 +1095,10 @@
         <w:br w:type="page"/>
       </w:r>
     </w:p>
+    <w:bookmarkStart w:id="0" w:name="_Toc243430763" w:displacedByCustomXml="next"/>
     <w:sdt>
       <w:sdtPr>
-        <w:rPr>
-          <w:rFonts w:ascii="Times New Roman" w:eastAsia="Calibri" w:hAnsi="Times New Roman" w:cs="Times New Roman"/>
-          <w:color w:val="auto"/>
-          <w:sz w:val="24"/>
-          <w:szCs w:val="22"/>
-          <w:lang w:val="en-IE"/>
-        </w:rPr>
-        <w:id w:val="-1350630491"/>
+        <w:id w:val="-1935191373"/>
         <w:docPartObj>
           <w:docPartGallery w:val="Table of Contents"/>
           <w:docPartUnique/>
@@ -1154,9 +1106,14 @@
       </w:sdtPr>
       <w:sdtEndPr>
         <w:rPr>
+          <w:rFonts w:ascii="Times New Roman" w:eastAsia="Calibri" w:hAnsi="Times New Roman" w:cs="Times New Roman"/>
           <w:b/>
           <w:bCs/>
           <w:noProof/>
+          <w:color w:val="auto"/>
+          <w:sz w:val="24"/>
+          <w:szCs w:val="22"/>
+          <w:lang w:val="en-IE"/>
         </w:rPr>
       </w:sdtEndPr>
       <w:sdtContent>
@@ -1165,7 +1122,7 @@
             <w:pStyle w:val="TOCHeading"/>
           </w:pPr>
           <w:r>
-            <w:t>Table of Contents</w:t>
+            <w:t>Contents</w:t>
           </w:r>
         </w:p>
         <w:p>
@@ -1189,7 +1146,7 @@
           <w:r>
             <w:fldChar w:fldCharType="separate"/>
           </w:r>
-          <w:hyperlink w:anchor="_Toc242875084" w:history="1">
+          <w:hyperlink w:anchor="_Toc243431117" w:history="1">
             <w:r>
               <w:rPr>
                 <w:rStyle w:val="Hyperlink"/>
@@ -1213,7 +1170,7 @@
                 <w:rStyle w:val="Hyperlink"/>
                 <w:noProof/>
               </w:rPr>
-              <w:t>Introduction</w:t>
+              <w:t>Project Title</w:t>
             </w:r>
             <w:r>
               <w:rPr>
@@ -1234,7 +1191,7 @@
                 <w:noProof/>
                 <w:webHidden/>
               </w:rPr>
-              <w:instrText xml:space="preserve"> PAGEREF _Toc242875084 \h </w:instrText>
+              <w:instrText xml:space="preserve"> PAGEREF _Toc243431117 \h </w:instrText>
             </w:r>
             <w:r>
               <w:rPr>
@@ -1254,7 +1211,7 @@
                 <w:noProof/>
                 <w:webHidden/>
               </w:rPr>
-              <w:t>5</w:t>
+              <w:t>4</w:t>
             </w:r>
             <w:r>
               <w:rPr>
@@ -1277,7 +1234,7 @@
               <w14:ligatures w14:val="standardContextual"/>
             </w:rPr>
           </w:pPr>
-          <w:hyperlink w:anchor="_Toc242875085" w:history="1">
+          <w:hyperlink w:anchor="_Toc243431118" w:history="1">
             <w:r>
               <w:rPr>
                 <w:rStyle w:val="Hyperlink"/>
@@ -1301,7 +1258,7 @@
                 <w:rStyle w:val="Hyperlink"/>
                 <w:noProof/>
               </w:rPr>
-              <w:t>Project Title</w:t>
+              <w:t>Problem Definition</w:t>
             </w:r>
             <w:r>
               <w:rPr>
@@ -1322,7 +1279,7 @@
                 <w:noProof/>
                 <w:webHidden/>
               </w:rPr>
-              <w:instrText xml:space="preserve"> PAGEREF _Toc242875085 \h </w:instrText>
+              <w:instrText xml:space="preserve"> PAGEREF _Toc243431118 \h </w:instrText>
             </w:r>
             <w:r>
               <w:rPr>
@@ -1342,7 +1299,7 @@
                 <w:noProof/>
                 <w:webHidden/>
               </w:rPr>
-              <w:t>6</w:t>
+              <w:t>5</w:t>
             </w:r>
             <w:r>
               <w:rPr>
@@ -1365,7 +1322,7 @@
               <w14:ligatures w14:val="standardContextual"/>
             </w:rPr>
           </w:pPr>
-          <w:hyperlink w:anchor="_Toc242875086" w:history="1">
+          <w:hyperlink w:anchor="_Toc243431119" w:history="1">
             <w:r>
               <w:rPr>
                 <w:rStyle w:val="Hyperlink"/>
@@ -1389,7 +1346,7 @@
                 <w:rStyle w:val="Hyperlink"/>
                 <w:noProof/>
               </w:rPr>
-              <w:t>Problem Definition</w:t>
+              <w:t>Aim and Objectives</w:t>
             </w:r>
             <w:r>
               <w:rPr>
@@ -1410,7 +1367,7 @@
                 <w:noProof/>
                 <w:webHidden/>
               </w:rPr>
-              <w:instrText xml:space="preserve"> PAGEREF _Toc242875086 \h </w:instrText>
+              <w:instrText xml:space="preserve"> PAGEREF _Toc243431119 \h </w:instrText>
             </w:r>
             <w:r>
               <w:rPr>
@@ -1430,95 +1387,7 @@
                 <w:noProof/>
                 <w:webHidden/>
               </w:rPr>
-              <w:t>7</w:t>
-            </w:r>
-            <w:r>
-              <w:rPr>
-                <w:noProof/>
-                <w:webHidden/>
-              </w:rPr>
-              <w:fldChar w:fldCharType="end"/>
-            </w:r>
-          </w:hyperlink>
-        </w:p>
-        <w:p>
-          <w:pPr>
-            <w:pStyle w:val="TOC1"/>
-            <w:rPr>
-              <w:rFonts w:asciiTheme="minorHAnsi" w:eastAsiaTheme="minorEastAsia" w:hAnsiTheme="minorHAnsi" w:cstheme="minorBidi"/>
-              <w:noProof/>
-              <w:kern w:val="2"/>
-              <w:szCs w:val="24"/>
-              <w:lang w:eastAsia="en-IE"/>
-              <w14:ligatures w14:val="standardContextual"/>
-            </w:rPr>
-          </w:pPr>
-          <w:hyperlink w:anchor="_Toc242875087" w:history="1">
-            <w:r>
-              <w:rPr>
-                <w:rStyle w:val="Hyperlink"/>
-                <w:noProof/>
-              </w:rPr>
-              <w:t>4</w:t>
-            </w:r>
-            <w:r>
-              <w:rPr>
-                <w:rFonts w:asciiTheme="minorHAnsi" w:eastAsiaTheme="minorEastAsia" w:hAnsiTheme="minorHAnsi" w:cstheme="minorBidi"/>
-                <w:noProof/>
-                <w:kern w:val="2"/>
-                <w:szCs w:val="24"/>
-                <w:lang w:eastAsia="en-IE"/>
-                <w14:ligatures w14:val="standardContextual"/>
-              </w:rPr>
-              <w:tab/>
-            </w:r>
-            <w:r>
-              <w:rPr>
-                <w:rStyle w:val="Hyperlink"/>
-                <w:noProof/>
-              </w:rPr>
-              <w:t>Aim and Objectives</w:t>
-            </w:r>
-            <w:r>
-              <w:rPr>
-                <w:noProof/>
-                <w:webHidden/>
-              </w:rPr>
-              <w:tab/>
-            </w:r>
-            <w:r>
-              <w:rPr>
-                <w:noProof/>
-                <w:webHidden/>
-              </w:rPr>
-              <w:fldChar w:fldCharType="begin"/>
-            </w:r>
-            <w:r>
-              <w:rPr>
-                <w:noProof/>
-                <w:webHidden/>
-              </w:rPr>
-              <w:instrText xml:space="preserve"> PAGEREF _Toc242875087 \h </w:instrText>
-            </w:r>
-            <w:r>
-              <w:rPr>
-                <w:noProof/>
-                <w:webHidden/>
-              </w:rPr>
-            </w:r>
-            <w:r>
-              <w:rPr>
-                <w:noProof/>
-                <w:webHidden/>
-              </w:rPr>
-              <w:fldChar w:fldCharType="separate"/>
-            </w:r>
-            <w:r>
-              <w:rPr>
-                <w:noProof/>
-                <w:webHidden/>
-              </w:rPr>
-              <w:t>8</w:t>
+              <w:t>6</w:t>
             </w:r>
             <w:r>
               <w:rPr>
@@ -1545,13 +1414,13 @@
               <w14:ligatures w14:val="standardContextual"/>
             </w:rPr>
           </w:pPr>
-          <w:hyperlink w:anchor="_Toc242875088" w:history="1">
+          <w:hyperlink w:anchor="_Toc243431120" w:history="1">
             <w:r>
               <w:rPr>
                 <w:rStyle w:val="Hyperlink"/>
                 <w:noProof/>
               </w:rPr>
-              <w:t>4.1</w:t>
+              <w:t>3.1</w:t>
             </w:r>
             <w:r>
               <w:rPr>
@@ -1590,7 +1459,7 @@
                 <w:noProof/>
                 <w:webHidden/>
               </w:rPr>
-              <w:instrText xml:space="preserve"> PAGEREF _Toc242875088 \h </w:instrText>
+              <w:instrText xml:space="preserve"> PAGEREF _Toc243431120 \h </w:instrText>
             </w:r>
             <w:r>
               <w:rPr>
@@ -1610,7 +1479,7 @@
                 <w:noProof/>
                 <w:webHidden/>
               </w:rPr>
-              <w:t>8</w:t>
+              <w:t>6</w:t>
             </w:r>
             <w:r>
               <w:rPr>
@@ -1637,13 +1506,13 @@
               <w14:ligatures w14:val="standardContextual"/>
             </w:rPr>
           </w:pPr>
-          <w:hyperlink w:anchor="_Toc242875089" w:history="1">
+          <w:hyperlink w:anchor="_Toc243431121" w:history="1">
             <w:r>
               <w:rPr>
                 <w:rStyle w:val="Hyperlink"/>
                 <w:noProof/>
               </w:rPr>
-              <w:t>4.2</w:t>
+              <w:t>3.2</w:t>
             </w:r>
             <w:r>
               <w:rPr>
@@ -1682,7 +1551,7 @@
                 <w:noProof/>
                 <w:webHidden/>
               </w:rPr>
-              <w:instrText xml:space="preserve"> PAGEREF _Toc242875089 \h </w:instrText>
+              <w:instrText xml:space="preserve"> PAGEREF _Toc243431121 \h </w:instrText>
             </w:r>
             <w:r>
               <w:rPr>
@@ -1702,7 +1571,7 @@
                 <w:noProof/>
                 <w:webHidden/>
               </w:rPr>
-              <w:t>8</w:t>
+              <w:t>6</w:t>
             </w:r>
             <w:r>
               <w:rPr>
@@ -1729,13 +1598,13 @@
               <w14:ligatures w14:val="standardContextual"/>
             </w:rPr>
           </w:pPr>
-          <w:hyperlink w:anchor="_Toc242875090" w:history="1">
+          <w:hyperlink w:anchor="_Toc243431122" w:history="1">
             <w:r>
               <w:rPr>
                 <w:rStyle w:val="Hyperlink"/>
                 <w:noProof/>
               </w:rPr>
-              <w:t>4.2.1</w:t>
+              <w:t>3.2.1</w:t>
             </w:r>
             <w:r>
               <w:rPr>
@@ -1774,7 +1643,7 @@
                 <w:noProof/>
                 <w:webHidden/>
               </w:rPr>
-              <w:instrText xml:space="preserve"> PAGEREF _Toc242875090 \h </w:instrText>
+              <w:instrText xml:space="preserve"> PAGEREF _Toc243431122 \h </w:instrText>
             </w:r>
             <w:r>
               <w:rPr>
@@ -1794,7 +1663,7 @@
                 <w:noProof/>
                 <w:webHidden/>
               </w:rPr>
-              <w:t>8</w:t>
+              <w:t>6</w:t>
             </w:r>
             <w:r>
               <w:rPr>
@@ -1821,13 +1690,13 @@
               <w14:ligatures w14:val="standardContextual"/>
             </w:rPr>
           </w:pPr>
-          <w:hyperlink w:anchor="_Toc242875091" w:history="1">
+          <w:hyperlink w:anchor="_Toc243431123" w:history="1">
             <w:r>
               <w:rPr>
                 <w:rStyle w:val="Hyperlink"/>
                 <w:noProof/>
               </w:rPr>
-              <w:t>4.2.2</w:t>
+              <w:t>3.2.2</w:t>
             </w:r>
             <w:r>
               <w:rPr>
@@ -1866,7 +1735,7 @@
                 <w:noProof/>
                 <w:webHidden/>
               </w:rPr>
-              <w:instrText xml:space="preserve"> PAGEREF _Toc242875091 \h </w:instrText>
+              <w:instrText xml:space="preserve"> PAGEREF _Toc243431123 \h </w:instrText>
             </w:r>
             <w:r>
               <w:rPr>
@@ -1886,7 +1755,7 @@
                 <w:noProof/>
                 <w:webHidden/>
               </w:rPr>
-              <w:t>8</w:t>
+              <w:t>6</w:t>
             </w:r>
             <w:r>
               <w:rPr>
@@ -1913,13 +1782,13 @@
               <w14:ligatures w14:val="standardContextual"/>
             </w:rPr>
           </w:pPr>
-          <w:hyperlink w:anchor="_Toc242875092" w:history="1">
+          <w:hyperlink w:anchor="_Toc243431124" w:history="1">
             <w:r>
               <w:rPr>
                 <w:rStyle w:val="Hyperlink"/>
                 <w:noProof/>
               </w:rPr>
-              <w:t>4.2.3</w:t>
+              <w:t>3.2.3</w:t>
             </w:r>
             <w:r>
               <w:rPr>
@@ -1958,7 +1827,7 @@
                 <w:noProof/>
                 <w:webHidden/>
               </w:rPr>
-              <w:instrText xml:space="preserve"> PAGEREF _Toc242875092 \h </w:instrText>
+              <w:instrText xml:space="preserve"> PAGEREF _Toc243431124 \h </w:instrText>
             </w:r>
             <w:r>
               <w:rPr>
@@ -1978,7 +1847,7 @@
                 <w:noProof/>
                 <w:webHidden/>
               </w:rPr>
-              <w:t>8</w:t>
+              <w:t>6</w:t>
             </w:r>
             <w:r>
               <w:rPr>
@@ -2005,13 +1874,13 @@
               <w14:ligatures w14:val="standardContextual"/>
             </w:rPr>
           </w:pPr>
-          <w:hyperlink w:anchor="_Toc242875093" w:history="1">
+          <w:hyperlink w:anchor="_Toc243431125" w:history="1">
             <w:r>
               <w:rPr>
                 <w:rStyle w:val="Hyperlink"/>
                 <w:noProof/>
               </w:rPr>
-              <w:t>4.2.4</w:t>
+              <w:t>3.2.4</w:t>
             </w:r>
             <w:r>
               <w:rPr>
@@ -2050,7 +1919,7 @@
                 <w:noProof/>
                 <w:webHidden/>
               </w:rPr>
-              <w:instrText xml:space="preserve"> PAGEREF _Toc242875093 \h </w:instrText>
+              <w:instrText xml:space="preserve"> PAGEREF _Toc243431125 \h </w:instrText>
             </w:r>
             <w:r>
               <w:rPr>
@@ -2070,7 +1939,7 @@
                 <w:noProof/>
                 <w:webHidden/>
               </w:rPr>
-              <w:t>8</w:t>
+              <w:t>6</w:t>
             </w:r>
             <w:r>
               <w:rPr>
@@ -2097,13 +1966,13 @@
               <w14:ligatures w14:val="standardContextual"/>
             </w:rPr>
           </w:pPr>
-          <w:hyperlink w:anchor="_Toc242875094" w:history="1">
+          <w:hyperlink w:anchor="_Toc243431126" w:history="1">
             <w:r>
               <w:rPr>
                 <w:rStyle w:val="Hyperlink"/>
                 <w:noProof/>
               </w:rPr>
-              <w:t>4.2.5</w:t>
+              <w:t>3.2.5</w:t>
             </w:r>
             <w:r>
               <w:rPr>
@@ -2142,7 +2011,7 @@
                 <w:noProof/>
                 <w:webHidden/>
               </w:rPr>
-              <w:instrText xml:space="preserve"> PAGEREF _Toc242875094 \h </w:instrText>
+              <w:instrText xml:space="preserve"> PAGEREF _Toc243431126 \h </w:instrText>
             </w:r>
             <w:r>
               <w:rPr>
@@ -2162,7 +2031,7 @@
                 <w:noProof/>
                 <w:webHidden/>
               </w:rPr>
-              <w:t>8</w:t>
+              <w:t>6</w:t>
             </w:r>
             <w:r>
               <w:rPr>
@@ -2189,13 +2058,13 @@
               <w14:ligatures w14:val="standardContextual"/>
             </w:rPr>
           </w:pPr>
-          <w:hyperlink w:anchor="_Toc242875095" w:history="1">
+          <w:hyperlink w:anchor="_Toc243431127" w:history="1">
             <w:r>
               <w:rPr>
                 <w:rStyle w:val="Hyperlink"/>
                 <w:noProof/>
               </w:rPr>
-              <w:t>4.3</w:t>
+              <w:t>3.3</w:t>
             </w:r>
             <w:r>
               <w:rPr>
@@ -2234,7 +2103,7 @@
                 <w:noProof/>
                 <w:webHidden/>
               </w:rPr>
-              <w:instrText xml:space="preserve"> PAGEREF _Toc242875095 \h </w:instrText>
+              <w:instrText xml:space="preserve"> PAGEREF _Toc243431127 \h </w:instrText>
             </w:r>
             <w:r>
               <w:rPr>
@@ -2254,7 +2123,7 @@
                 <w:noProof/>
                 <w:webHidden/>
               </w:rPr>
-              <w:t>8</w:t>
+              <w:t>6</w:t>
             </w:r>
             <w:r>
               <w:rPr>
@@ -2277,13 +2146,13 @@
               <w14:ligatures w14:val="standardContextual"/>
             </w:rPr>
           </w:pPr>
-          <w:hyperlink w:anchor="_Toc242875096" w:history="1">
+          <w:hyperlink w:anchor="_Toc243431128" w:history="1">
             <w:r>
               <w:rPr>
                 <w:rStyle w:val="Hyperlink"/>
                 <w:noProof/>
               </w:rPr>
-              <w:t>5</w:t>
+              <w:t>4</w:t>
             </w:r>
             <w:r>
               <w:rPr>
@@ -2322,7 +2191,7 @@
                 <w:noProof/>
                 <w:webHidden/>
               </w:rPr>
-              <w:instrText xml:space="preserve"> PAGEREF _Toc242875096 \h </w:instrText>
+              <w:instrText xml:space="preserve"> PAGEREF _Toc243431128 \h </w:instrText>
             </w:r>
             <w:r>
               <w:rPr>
@@ -2342,7 +2211,7 @@
                 <w:noProof/>
                 <w:webHidden/>
               </w:rPr>
-              <w:t>9</w:t>
+              <w:t>7</w:t>
             </w:r>
             <w:r>
               <w:rPr>
@@ -2369,13 +2238,13 @@
               <w14:ligatures w14:val="standardContextual"/>
             </w:rPr>
           </w:pPr>
-          <w:hyperlink w:anchor="_Toc242875097" w:history="1">
+          <w:hyperlink w:anchor="_Toc243431129" w:history="1">
             <w:r>
               <w:rPr>
                 <w:rStyle w:val="Hyperlink"/>
                 <w:noProof/>
               </w:rPr>
-              <w:t>5.1</w:t>
+              <w:t>4.1</w:t>
             </w:r>
             <w:r>
               <w:rPr>
@@ -2414,7 +2283,7 @@
                 <w:noProof/>
                 <w:webHidden/>
               </w:rPr>
-              <w:instrText xml:space="preserve"> PAGEREF _Toc242875097 \h </w:instrText>
+              <w:instrText xml:space="preserve"> PAGEREF _Toc243431129 \h </w:instrText>
             </w:r>
             <w:r>
               <w:rPr>
@@ -2434,7 +2303,7 @@
                 <w:noProof/>
                 <w:webHidden/>
               </w:rPr>
-              <w:t>9</w:t>
+              <w:t>7</w:t>
             </w:r>
             <w:r>
               <w:rPr>
@@ -2461,13 +2330,13 @@
               <w14:ligatures w14:val="standardContextual"/>
             </w:rPr>
           </w:pPr>
-          <w:hyperlink w:anchor="_Toc242875098" w:history="1">
+          <w:hyperlink w:anchor="_Toc243431130" w:history="1">
             <w:r>
               <w:rPr>
                 <w:rStyle w:val="Hyperlink"/>
                 <w:noProof/>
               </w:rPr>
-              <w:t>5.2</w:t>
+              <w:t>4.2</w:t>
             </w:r>
             <w:r>
               <w:rPr>
@@ -2506,7 +2375,7 @@
                 <w:noProof/>
                 <w:webHidden/>
               </w:rPr>
-              <w:instrText xml:space="preserve"> PAGEREF _Toc242875098 \h </w:instrText>
+              <w:instrText xml:space="preserve"> PAGEREF _Toc243431130 \h </w:instrText>
             </w:r>
             <w:r>
               <w:rPr>
@@ -2526,7 +2395,7 @@
                 <w:noProof/>
                 <w:webHidden/>
               </w:rPr>
-              <w:t>9</w:t>
+              <w:t>7</w:t>
             </w:r>
             <w:r>
               <w:rPr>
@@ -2553,13 +2422,13 @@
               <w14:ligatures w14:val="standardContextual"/>
             </w:rPr>
           </w:pPr>
-          <w:hyperlink w:anchor="_Toc242875099" w:history="1">
+          <w:hyperlink w:anchor="_Toc243431131" w:history="1">
             <w:r>
               <w:rPr>
                 <w:rStyle w:val="Hyperlink"/>
                 <w:noProof/>
               </w:rPr>
-              <w:t>5.3</w:t>
+              <w:t>4.3</w:t>
             </w:r>
             <w:r>
               <w:rPr>
@@ -2598,7 +2467,7 @@
                 <w:noProof/>
                 <w:webHidden/>
               </w:rPr>
-              <w:instrText xml:space="preserve"> PAGEREF _Toc242875099 \h </w:instrText>
+              <w:instrText xml:space="preserve"> PAGEREF _Toc243431131 \h </w:instrText>
             </w:r>
             <w:r>
               <w:rPr>
@@ -2618,7 +2487,7 @@
                 <w:noProof/>
                 <w:webHidden/>
               </w:rPr>
-              <w:t>9</w:t>
+              <w:t>7</w:t>
             </w:r>
             <w:r>
               <w:rPr>
@@ -2641,13 +2510,13 @@
               <w14:ligatures w14:val="standardContextual"/>
             </w:rPr>
           </w:pPr>
-          <w:hyperlink w:anchor="_Toc242875100" w:history="1">
+          <w:hyperlink w:anchor="_Toc243431132" w:history="1">
             <w:r>
               <w:rPr>
                 <w:rStyle w:val="Hyperlink"/>
                 <w:noProof/>
               </w:rPr>
-              <w:t>6</w:t>
+              <w:t>5</w:t>
             </w:r>
             <w:r>
               <w:rPr>
@@ -2686,7 +2555,7 @@
                 <w:noProof/>
                 <w:webHidden/>
               </w:rPr>
-              <w:instrText xml:space="preserve"> PAGEREF _Toc242875100 \h </w:instrText>
+              <w:instrText xml:space="preserve"> PAGEREF _Toc243431132 \h </w:instrText>
             </w:r>
             <w:r>
               <w:rPr>
@@ -2706,7 +2575,7 @@
                 <w:noProof/>
                 <w:webHidden/>
               </w:rPr>
-              <w:t>10</w:t>
+              <w:t>8</w:t>
             </w:r>
             <w:r>
               <w:rPr>
@@ -2733,7 +2602,7 @@
               <w14:ligatures w14:val="standardContextual"/>
             </w:rPr>
           </w:pPr>
-          <w:hyperlink w:anchor="_Toc242875101" w:history="1">
+          <w:hyperlink w:anchor="_Toc243431133" w:history="1">
             <w:r>
               <w:rPr>
                 <w:rStyle w:val="Hyperlink"/>
@@ -2779,7 +2648,7 @@
                 <w:noProof/>
                 <w:webHidden/>
               </w:rPr>
-              <w:instrText xml:space="preserve"> PAGEREF _Toc242875101 \h </w:instrText>
+              <w:instrText xml:space="preserve"> PAGEREF _Toc243431133 \h </w:instrText>
             </w:r>
             <w:r>
               <w:rPr>
@@ -2799,7 +2668,7 @@
                 <w:noProof/>
                 <w:webHidden/>
               </w:rPr>
-              <w:t>10</w:t>
+              <w:t>8</w:t>
             </w:r>
             <w:r>
               <w:rPr>
@@ -2826,7 +2695,7 @@
               <w14:ligatures w14:val="standardContextual"/>
             </w:rPr>
           </w:pPr>
-          <w:hyperlink w:anchor="_Toc242875102" w:history="1">
+          <w:hyperlink w:anchor="_Toc243431134" w:history="1">
             <w:r>
               <w:rPr>
                 <w:rStyle w:val="Hyperlink"/>
@@ -2872,7 +2741,7 @@
                 <w:noProof/>
                 <w:webHidden/>
               </w:rPr>
-              <w:instrText xml:space="preserve"> PAGEREF _Toc242875102 \h </w:instrText>
+              <w:instrText xml:space="preserve"> PAGEREF _Toc243431134 \h </w:instrText>
             </w:r>
             <w:r>
               <w:rPr>
@@ -2892,7 +2761,7 @@
                 <w:noProof/>
                 <w:webHidden/>
               </w:rPr>
-              <w:t>10</w:t>
+              <w:t>8</w:t>
             </w:r>
             <w:r>
               <w:rPr>
@@ -2919,7 +2788,7 @@
               <w14:ligatures w14:val="standardContextual"/>
             </w:rPr>
           </w:pPr>
-          <w:hyperlink w:anchor="_Toc242875103" w:history="1">
+          <w:hyperlink w:anchor="_Toc243431135" w:history="1">
             <w:r>
               <w:rPr>
                 <w:rStyle w:val="Hyperlink"/>
@@ -2965,7 +2834,7 @@
                 <w:noProof/>
                 <w:webHidden/>
               </w:rPr>
-              <w:instrText xml:space="preserve"> PAGEREF _Toc242875103 \h </w:instrText>
+              <w:instrText xml:space="preserve"> PAGEREF _Toc243431135 \h </w:instrText>
             </w:r>
             <w:r>
               <w:rPr>
@@ -2985,7 +2854,7 @@
                 <w:noProof/>
                 <w:webHidden/>
               </w:rPr>
-              <w:t>10</w:t>
+              <w:t>8</w:t>
             </w:r>
             <w:r>
               <w:rPr>
@@ -3012,7 +2881,7 @@
               <w14:ligatures w14:val="standardContextual"/>
             </w:rPr>
           </w:pPr>
-          <w:hyperlink w:anchor="_Toc242875104" w:history="1">
+          <w:hyperlink w:anchor="_Toc243431136" w:history="1">
             <w:r>
               <w:rPr>
                 <w:rStyle w:val="Hyperlink"/>
@@ -3058,7 +2927,7 @@
                 <w:noProof/>
                 <w:webHidden/>
               </w:rPr>
-              <w:instrText xml:space="preserve"> PAGEREF _Toc242875104 \h </w:instrText>
+              <w:instrText xml:space="preserve"> PAGEREF _Toc243431136 \h </w:instrText>
             </w:r>
             <w:r>
               <w:rPr>
@@ -3078,7 +2947,7 @@
                 <w:noProof/>
                 <w:webHidden/>
               </w:rPr>
-              <w:t>10</w:t>
+              <w:t>8</w:t>
             </w:r>
             <w:r>
               <w:rPr>
@@ -3105,7 +2974,7 @@
               <w14:ligatures w14:val="standardContextual"/>
             </w:rPr>
           </w:pPr>
-          <w:hyperlink w:anchor="_Toc242875105" w:history="1">
+          <w:hyperlink w:anchor="_Toc243431137" w:history="1">
             <w:r>
               <w:rPr>
                 <w:rStyle w:val="Hyperlink"/>
@@ -3151,7 +3020,7 @@
                 <w:noProof/>
                 <w:webHidden/>
               </w:rPr>
-              <w:instrText xml:space="preserve"> PAGEREF _Toc242875105 \h </w:instrText>
+              <w:instrText xml:space="preserve"> PAGEREF _Toc243431137 \h </w:instrText>
             </w:r>
             <w:r>
               <w:rPr>
@@ -3171,7 +3040,7 @@
                 <w:noProof/>
                 <w:webHidden/>
               </w:rPr>
-              <w:t>10</w:t>
+              <w:t>8</w:t>
             </w:r>
             <w:r>
               <w:rPr>
@@ -3198,7 +3067,7 @@
               <w14:ligatures w14:val="standardContextual"/>
             </w:rPr>
           </w:pPr>
-          <w:hyperlink w:anchor="_Toc242875106" w:history="1">
+          <w:hyperlink w:anchor="_Toc243431138" w:history="1">
             <w:r>
               <w:rPr>
                 <w:rStyle w:val="Hyperlink"/>
@@ -3244,7 +3113,7 @@
                 <w:noProof/>
                 <w:webHidden/>
               </w:rPr>
-              <w:instrText xml:space="preserve"> PAGEREF _Toc242875106 \h </w:instrText>
+              <w:instrText xml:space="preserve"> PAGEREF _Toc243431138 \h </w:instrText>
             </w:r>
             <w:r>
               <w:rPr>
@@ -3264,7 +3133,7 @@
                 <w:noProof/>
                 <w:webHidden/>
               </w:rPr>
-              <w:t>10</w:t>
+              <w:t>8</w:t>
             </w:r>
             <w:r>
               <w:rPr>
@@ -3291,13 +3160,13 @@
               <w14:ligatures w14:val="standardContextual"/>
             </w:rPr>
           </w:pPr>
-          <w:hyperlink w:anchor="_Toc242875107" w:history="1">
+          <w:hyperlink w:anchor="_Toc243431139" w:history="1">
             <w:r>
               <w:rPr>
                 <w:rStyle w:val="Hyperlink"/>
                 <w:noProof/>
               </w:rPr>
-              <w:t>6.1</w:t>
+              <w:t>5.1</w:t>
             </w:r>
             <w:r>
               <w:rPr>
@@ -3336,7 +3205,7 @@
                 <w:noProof/>
                 <w:webHidden/>
               </w:rPr>
-              <w:instrText xml:space="preserve"> PAGEREF _Toc242875107 \h </w:instrText>
+              <w:instrText xml:space="preserve"> PAGEREF _Toc243431139 \h </w:instrText>
             </w:r>
             <w:r>
               <w:rPr>
@@ -3356,7 +3225,7 @@
                 <w:noProof/>
                 <w:webHidden/>
               </w:rPr>
-              <w:t>10</w:t>
+              <w:t>9</w:t>
             </w:r>
             <w:r>
               <w:rPr>
@@ -3383,13 +3252,13 @@
               <w14:ligatures w14:val="standardContextual"/>
             </w:rPr>
           </w:pPr>
-          <w:hyperlink w:anchor="_Toc242875108" w:history="1">
+          <w:hyperlink w:anchor="_Toc243431140" w:history="1">
             <w:r>
               <w:rPr>
                 <w:rStyle w:val="Hyperlink"/>
                 <w:noProof/>
               </w:rPr>
-              <w:t>6.2</w:t>
+              <w:t>5.2</w:t>
             </w:r>
             <w:r>
               <w:rPr>
@@ -3428,7 +3297,7 @@
                 <w:noProof/>
                 <w:webHidden/>
               </w:rPr>
-              <w:instrText xml:space="preserve"> PAGEREF _Toc242875108 \h </w:instrText>
+              <w:instrText xml:space="preserve"> PAGEREF _Toc243431140 \h </w:instrText>
             </w:r>
             <w:r>
               <w:rPr>
@@ -3448,7 +3317,7 @@
                 <w:noProof/>
                 <w:webHidden/>
               </w:rPr>
-              <w:t>11</w:t>
+              <w:t>9</w:t>
             </w:r>
             <w:r>
               <w:rPr>
@@ -3471,13 +3340,13 @@
               <w14:ligatures w14:val="standardContextual"/>
             </w:rPr>
           </w:pPr>
-          <w:hyperlink w:anchor="_Toc242875109" w:history="1">
+          <w:hyperlink w:anchor="_Toc243431141" w:history="1">
             <w:r>
               <w:rPr>
                 <w:rStyle w:val="Hyperlink"/>
                 <w:noProof/>
               </w:rPr>
-              <w:t>7</w:t>
+              <w:t>6</w:t>
             </w:r>
             <w:r>
               <w:rPr>
@@ -3516,7 +3385,7 @@
                 <w:noProof/>
                 <w:webHidden/>
               </w:rPr>
-              <w:instrText xml:space="preserve"> PAGEREF _Toc242875109 \h </w:instrText>
+              <w:instrText xml:space="preserve"> PAGEREF _Toc243431141 \h </w:instrText>
             </w:r>
             <w:r>
               <w:rPr>
@@ -3536,7 +3405,7 @@
                 <w:noProof/>
                 <w:webHidden/>
               </w:rPr>
-              <w:t>13</w:t>
+              <w:t>11</w:t>
             </w:r>
             <w:r>
               <w:rPr>
@@ -3559,13 +3428,13 @@
               <w14:ligatures w14:val="standardContextual"/>
             </w:rPr>
           </w:pPr>
-          <w:hyperlink w:anchor="_Toc242875110" w:history="1">
+          <w:hyperlink w:anchor="_Toc243431142" w:history="1">
             <w:r>
               <w:rPr>
                 <w:rStyle w:val="Hyperlink"/>
                 <w:noProof/>
               </w:rPr>
-              <w:t>8</w:t>
+              <w:t>7</w:t>
             </w:r>
             <w:r>
               <w:rPr>
@@ -3604,7 +3473,7 @@
                 <w:noProof/>
                 <w:webHidden/>
               </w:rPr>
-              <w:instrText xml:space="preserve"> PAGEREF _Toc242875110 \h </w:instrText>
+              <w:instrText xml:space="preserve"> PAGEREF _Toc243431142 \h </w:instrText>
             </w:r>
             <w:r>
               <w:rPr>
@@ -3624,7 +3493,7 @@
                 <w:noProof/>
                 <w:webHidden/>
               </w:rPr>
-              <w:t>14</w:t>
+              <w:t>12</w:t>
             </w:r>
             <w:r>
               <w:rPr>
@@ -3647,13 +3516,13 @@
               <w14:ligatures w14:val="standardContextual"/>
             </w:rPr>
           </w:pPr>
-          <w:hyperlink w:anchor="_Toc242875111" w:history="1">
+          <w:hyperlink w:anchor="_Toc243431143" w:history="1">
             <w:r>
               <w:rPr>
                 <w:rStyle w:val="Hyperlink"/>
                 <w:noProof/>
               </w:rPr>
-              <w:t>9</w:t>
+              <w:t>8</w:t>
             </w:r>
             <w:r>
               <w:rPr>
@@ -3692,7 +3561,7 @@
                 <w:noProof/>
                 <w:webHidden/>
               </w:rPr>
-              <w:instrText xml:space="preserve"> PAGEREF _Toc242875111 \h </w:instrText>
+              <w:instrText xml:space="preserve"> PAGEREF _Toc243431143 \h </w:instrText>
             </w:r>
             <w:r>
               <w:rPr>
@@ -3712,7 +3581,7 @@
                 <w:noProof/>
                 <w:webHidden/>
               </w:rPr>
-              <w:t>15</w:t>
+              <w:t>13</w:t>
             </w:r>
             <w:r>
               <w:rPr>
@@ -3735,13 +3604,13 @@
               <w14:ligatures w14:val="standardContextual"/>
             </w:rPr>
           </w:pPr>
-          <w:hyperlink w:anchor="_Toc242875112" w:history="1">
+          <w:hyperlink w:anchor="_Toc243431144" w:history="1">
             <w:r>
               <w:rPr>
                 <w:rStyle w:val="Hyperlink"/>
                 <w:noProof/>
               </w:rPr>
-              <w:t>10</w:t>
+              <w:t>9</w:t>
             </w:r>
             <w:r>
               <w:rPr>
@@ -3759,7 +3628,7 @@
                 <w:rStyle w:val="Hyperlink"/>
                 <w:noProof/>
               </w:rPr>
-              <w:t>Ethical and Legal Considerations References</w:t>
+              <w:t>Ethical and Legal Considerations</w:t>
             </w:r>
             <w:r>
               <w:rPr>
@@ -3780,7 +3649,7 @@
                 <w:noProof/>
                 <w:webHidden/>
               </w:rPr>
-              <w:instrText xml:space="preserve"> PAGEREF _Toc242875112 \h </w:instrText>
+              <w:instrText xml:space="preserve"> PAGEREF _Toc243431144 \h </w:instrText>
             </w:r>
             <w:r>
               <w:rPr>
@@ -3800,7 +3669,95 @@
                 <w:noProof/>
                 <w:webHidden/>
               </w:rPr>
-              <w:t>16</w:t>
+              <w:t>14</w:t>
+            </w:r>
+            <w:r>
+              <w:rPr>
+                <w:noProof/>
+                <w:webHidden/>
+              </w:rPr>
+              <w:fldChar w:fldCharType="end"/>
+            </w:r>
+          </w:hyperlink>
+        </w:p>
+        <w:p>
+          <w:pPr>
+            <w:pStyle w:val="TOC1"/>
+            <w:rPr>
+              <w:rFonts w:asciiTheme="minorHAnsi" w:eastAsiaTheme="minorEastAsia" w:hAnsiTheme="minorHAnsi" w:cstheme="minorBidi"/>
+              <w:noProof/>
+              <w:kern w:val="2"/>
+              <w:szCs w:val="24"/>
+              <w:lang w:eastAsia="en-IE"/>
+              <w14:ligatures w14:val="standardContextual"/>
+            </w:rPr>
+          </w:pPr>
+          <w:hyperlink w:anchor="_Toc243431145" w:history="1">
+            <w:r>
+              <w:rPr>
+                <w:rStyle w:val="Hyperlink"/>
+                <w:noProof/>
+              </w:rPr>
+              <w:t>10</w:t>
+            </w:r>
+            <w:r>
+              <w:rPr>
+                <w:rFonts w:asciiTheme="minorHAnsi" w:eastAsiaTheme="minorEastAsia" w:hAnsiTheme="minorHAnsi" w:cstheme="minorBidi"/>
+                <w:noProof/>
+                <w:kern w:val="2"/>
+                <w:szCs w:val="24"/>
+                <w:lang w:eastAsia="en-IE"/>
+                <w14:ligatures w14:val="standardContextual"/>
+              </w:rPr>
+              <w:tab/>
+            </w:r>
+            <w:r>
+              <w:rPr>
+                <w:rStyle w:val="Hyperlink"/>
+                <w:noProof/>
+              </w:rPr>
+              <w:t>References</w:t>
+            </w:r>
+            <w:r>
+              <w:rPr>
+                <w:noProof/>
+                <w:webHidden/>
+              </w:rPr>
+              <w:tab/>
+            </w:r>
+            <w:r>
+              <w:rPr>
+                <w:noProof/>
+                <w:webHidden/>
+              </w:rPr>
+              <w:fldChar w:fldCharType="begin"/>
+            </w:r>
+            <w:r>
+              <w:rPr>
+                <w:noProof/>
+                <w:webHidden/>
+              </w:rPr>
+              <w:instrText xml:space="preserve"> PAGEREF _Toc243431145 \h </w:instrText>
+            </w:r>
+            <w:r>
+              <w:rPr>
+                <w:noProof/>
+                <w:webHidden/>
+              </w:rPr>
+            </w:r>
+            <w:r>
+              <w:rPr>
+                <w:noProof/>
+                <w:webHidden/>
+              </w:rPr>
+              <w:fldChar w:fldCharType="separate"/>
+            </w:r>
+            <w:r>
+              <w:rPr>
+                <w:noProof/>
+                <w:webHidden/>
+              </w:rPr>
+              <w:t>15</w:t>
             </w:r>
             <w:r>
               <w:rPr>
@@ -3825,21 +3782,59 @@
     </w:sdt>
     <w:p>
       <w:pPr>
-        <w:suppressAutoHyphens w:val="0"/>
-        <w:autoSpaceDN/>
-        <w:spacing w:line="259" w:lineRule="auto"/>
-        <w:rPr>
-          <w:noProof/>
-          <w:color w:val="4472C4"/>
-        </w:rPr>
-      </w:pPr>
-      <w:r>
-        <w:rPr>
-          <w:noProof/>
-          <w:color w:val="4472C4"/>
-        </w:rPr>
-        <w:br w:type="page"/>
-      </w:r>
+        <w:pStyle w:val="TableofFigures"/>
+        <w:tabs>
+          <w:tab w:val="right" w:leader="dot" w:pos="9016"/>
+        </w:tabs>
+      </w:pPr>
+    </w:p>
+    <w:p>
+      <w:pPr>
+        <w:pStyle w:val="TableofFigures"/>
+        <w:tabs>
+          <w:tab w:val="right" w:leader="dot" w:pos="9016"/>
+        </w:tabs>
+      </w:pPr>
+    </w:p>
+    <w:p>
+      <w:pPr>
+        <w:pStyle w:val="TableofFigures"/>
+        <w:tabs>
+          <w:tab w:val="right" w:leader="dot" w:pos="9016"/>
+        </w:tabs>
+      </w:pPr>
+    </w:p>
+    <w:p>
+      <w:pPr>
+        <w:pStyle w:val="TableofFigures"/>
+        <w:tabs>
+          <w:tab w:val="right" w:leader="dot" w:pos="9016"/>
+        </w:tabs>
+      </w:pPr>
+    </w:p>
+    <w:p>
+      <w:pPr>
+        <w:pStyle w:val="TableofFigures"/>
+        <w:tabs>
+          <w:tab w:val="right" w:leader="dot" w:pos="9016"/>
+        </w:tabs>
+      </w:pPr>
+    </w:p>
+    <w:p>
+      <w:pPr>
+        <w:pStyle w:val="TableofFigures"/>
+        <w:tabs>
+          <w:tab w:val="right" w:leader="dot" w:pos="9016"/>
+        </w:tabs>
+      </w:pPr>
+    </w:p>
+    <w:p>
+      <w:pPr>
+        <w:pStyle w:val="TableofFigures"/>
+        <w:tabs>
+          <w:tab w:val="right" w:leader="dot" w:pos="9016"/>
+        </w:tabs>
+      </w:pPr>
     </w:p>
     <w:p>
       <w:pPr>
@@ -3848,32 +3843,24 @@
           <w:tab w:val="right" w:leader="dot" w:pos="9016"/>
         </w:tabs>
         <w:rPr>
+          <w:rFonts w:asciiTheme="minorHAnsi" w:eastAsiaTheme="minorEastAsia" w:hAnsiTheme="minorHAnsi" w:cstheme="minorBidi"/>
           <w:noProof/>
+          <w:kern w:val="2"/>
+          <w:szCs w:val="24"/>
+          <w:lang w:eastAsia="en-IE"/>
+          <w14:ligatures w14:val="standardContextual"/>
         </w:rPr>
       </w:pPr>
       <w:r>
-        <w:rPr>
-          <w:noProof/>
-          <w:color w:val="4472C4"/>
-        </w:rPr>
-        <w:lastRenderedPageBreak/>
         <w:fldChar w:fldCharType="begin"/>
       </w:r>
       <w:r>
-        <w:rPr>
-          <w:noProof/>
-          <w:color w:val="4472C4"/>
-        </w:rPr>
         <w:instrText xml:space="preserve"> TOC \h \z \c "Figure" </w:instrText>
       </w:r>
       <w:r>
-        <w:rPr>
-          <w:noProof/>
-          <w:color w:val="4472C4"/>
-        </w:rPr>
         <w:fldChar w:fldCharType="separate"/>
       </w:r>
-      <w:hyperlink w:anchor="_Toc242874953" w:history="1">
+      <w:hyperlink w:anchor="_Toc243431198" w:history="1">
         <w:r>
           <w:rPr>
             <w:rStyle w:val="Hyperlink"/>
@@ -3900,7 +3887,7 @@
             <w:noProof/>
             <w:webHidden/>
           </w:rPr>
-          <w:instrText xml:space="preserve"> PAGEREF _Toc242874953 \h </w:instrText>
+          <w:instrText xml:space="preserve"> PAGEREF _Toc243431198 \h </w:instrText>
         </w:r>
         <w:r>
           <w:rPr>
@@ -3920,7 +3907,7 @@
             <w:noProof/>
             <w:webHidden/>
           </w:rPr>
-          <w:t>11</w:t>
+          <w:t>13</w:t>
         </w:r>
         <w:r>
           <w:rPr>
@@ -3938,10 +3925,15 @@
           <w:tab w:val="right" w:leader="dot" w:pos="9016"/>
         </w:tabs>
         <w:rPr>
+          <w:rFonts w:asciiTheme="minorHAnsi" w:eastAsiaTheme="minorEastAsia" w:hAnsiTheme="minorHAnsi" w:cstheme="minorBidi"/>
           <w:noProof/>
+          <w:kern w:val="2"/>
+          <w:szCs w:val="24"/>
+          <w:lang w:eastAsia="en-IE"/>
+          <w14:ligatures w14:val="standardContextual"/>
         </w:rPr>
       </w:pPr>
-      <w:hyperlink w:anchor="_Toc242874954" w:history="1">
+      <w:hyperlink w:anchor="_Toc243431199" w:history="1">
         <w:r>
           <w:rPr>
             <w:rStyle w:val="Hyperlink"/>
@@ -3968,75 +3960,7 @@
             <w:noProof/>
             <w:webHidden/>
           </w:rPr>
-          <w:instrText xml:space="preserve"> PAGEREF _Toc242874954 \h </w:instrText>
-        </w:r>
-        <w:r>
-          <w:rPr>
-            <w:noProof/>
-            <w:webHidden/>
-          </w:rPr>
-        </w:r>
-        <w:r>
-          <w:rPr>
-            <w:noProof/>
-            <w:webHidden/>
-          </w:rPr>
-          <w:fldChar w:fldCharType="separate"/>
-        </w:r>
-        <w:r>
-          <w:rPr>
-            <w:noProof/>
-            <w:webHidden/>
-          </w:rPr>
-          <w:t>12</w:t>
-        </w:r>
-        <w:r>
-          <w:rPr>
-            <w:noProof/>
-            <w:webHidden/>
-          </w:rPr>
-          <w:fldChar w:fldCharType="end"/>
-        </w:r>
-      </w:hyperlink>
-    </w:p>
-    <w:p>
-      <w:pPr>
-        <w:pStyle w:val="TableofFigures"/>
-        <w:tabs>
-          <w:tab w:val="right" w:leader="dot" w:pos="9016"/>
-        </w:tabs>
-        <w:rPr>
-          <w:noProof/>
-        </w:rPr>
-      </w:pPr>
-      <w:hyperlink w:anchor="_Toc242874955" w:history="1">
-        <w:r>
-          <w:rPr>
-            <w:rStyle w:val="Hyperlink"/>
-            <w:noProof/>
-          </w:rPr>
-          <w:t>Figure 3 Gantt chart</w:t>
-        </w:r>
-        <w:r>
-          <w:rPr>
-            <w:noProof/>
-            <w:webHidden/>
-          </w:rPr>
-          <w:tab/>
-        </w:r>
-        <w:r>
-          <w:rPr>
-            <w:noProof/>
-            <w:webHidden/>
-          </w:rPr>
-          <w:fldChar w:fldCharType="begin"/>
-        </w:r>
-        <w:r>
-          <w:rPr>
-            <w:noProof/>
-            <w:webHidden/>
-          </w:rPr>
-          <w:instrText xml:space="preserve"> PAGEREF _Toc242874955 \h </w:instrText>
+          <w:instrText xml:space="preserve"> PAGEREF _Toc243431199 \h </w:instrText>
         </w:r>
         <w:r>
           <w:rPr>
@@ -4069,16 +3993,88 @@
     </w:p>
     <w:p>
       <w:pPr>
-        <w:jc w:val="both"/>
+        <w:pStyle w:val="TableofFigures"/>
+        <w:tabs>
+          <w:tab w:val="right" w:leader="dot" w:pos="9016"/>
+        </w:tabs>
         <w:rPr>
+          <w:rFonts w:asciiTheme="minorHAnsi" w:eastAsiaTheme="minorEastAsia" w:hAnsiTheme="minorHAnsi" w:cstheme="minorBidi"/>
           <w:noProof/>
-          <w:color w:val="4472C4"/>
+          <w:kern w:val="2"/>
+          <w:szCs w:val="24"/>
+          <w:lang w:eastAsia="en-IE"/>
+          <w14:ligatures w14:val="standardContextual"/>
         </w:rPr>
       </w:pPr>
+      <w:hyperlink w:anchor="_Toc243431200" w:history="1">
+        <w:r>
+          <w:rPr>
+            <w:rStyle w:val="Hyperlink"/>
+            <w:noProof/>
+          </w:rPr>
+          <w:t>Figure 3 Gantt chart</w:t>
+        </w:r>
+        <w:r>
+          <w:rPr>
+            <w:noProof/>
+            <w:webHidden/>
+          </w:rPr>
+          <w:tab/>
+        </w:r>
+        <w:r>
+          <w:rPr>
+            <w:noProof/>
+            <w:webHidden/>
+          </w:rPr>
+          <w:fldChar w:fldCharType="begin"/>
+        </w:r>
+        <w:r>
+          <w:rPr>
+            <w:noProof/>
+            <w:webHidden/>
+          </w:rPr>
+          <w:instrText xml:space="preserve"> PAGEREF _Toc243431200 \h </w:instrText>
+        </w:r>
+        <w:r>
+          <w:rPr>
+            <w:noProof/>
+            <w:webHidden/>
+          </w:rPr>
+        </w:r>
+        <w:r>
+          <w:rPr>
+            <w:noProof/>
+            <w:webHidden/>
+          </w:rPr>
+          <w:fldChar w:fldCharType="separate"/>
+        </w:r>
+        <w:r>
+          <w:rPr>
+            <w:noProof/>
+            <w:webHidden/>
+          </w:rPr>
+          <w:t>16</w:t>
+        </w:r>
+        <w:r>
+          <w:rPr>
+            <w:noProof/>
+            <w:webHidden/>
+          </w:rPr>
+          <w:fldChar w:fldCharType="end"/>
+        </w:r>
+      </w:hyperlink>
+    </w:p>
+    <w:p>
+      <w:pPr>
+        <w:pStyle w:val="TOCHeading"/>
+      </w:pPr>
       <w:r>
         <w:rPr>
-          <w:noProof/>
-          <w:color w:val="4472C4"/>
+          <w:rFonts w:ascii="Times New Roman" w:eastAsia="Calibri" w:hAnsi="Times New Roman" w:cs="Times New Roman"/>
+          <w:color w:val="auto"/>
+          <w:sz w:val="24"/>
+          <w:szCs w:val="22"/>
+          <w:lang w:val="en-IE"/>
         </w:rPr>
         <w:fldChar w:fldCharType="end"/>
       </w:r>
@@ -4086,25 +4082,30 @@
     <w:p>
       <w:pPr>
         <w:suppressAutoHyphens w:val="0"/>
-        <w:jc w:val="both"/>
+        <w:autoSpaceDN/>
+        <w:spacing w:line="259" w:lineRule="auto"/>
         <w:rPr>
-          <w:noProof/>
-          <w:color w:val="4472C4"/>
+          <w:rFonts w:asciiTheme="majorHAnsi" w:eastAsiaTheme="majorEastAsia" w:hAnsiTheme="majorHAnsi" w:cstheme="majorBidi"/>
+          <w:color w:val="2F5496" w:themeColor="accent1" w:themeShade="BF"/>
+          <w:sz w:val="32"/>
+          <w:szCs w:val="32"/>
+          <w:lang w:val="en-US"/>
         </w:rPr>
       </w:pPr>
       <w:r>
+        <w:br w:type="page"/>
+      </w:r>
+    </w:p>
+    <w:p>
+      <w:pPr>
+        <w:pStyle w:val="Heading1"/>
         <w:rPr>
-          <w:noProof/>
-          <w:color w:val="4472C4"/>
+          <w:rFonts w:asciiTheme="majorHAnsi" w:eastAsiaTheme="majorEastAsia" w:hAnsiTheme="majorHAnsi"/>
+          <w:sz w:val="32"/>
+          <w:szCs w:val="32"/>
+          <w:lang w:val="en-US"/>
         </w:rPr>
-        <w:br w:type="page"/>
-      </w:r>
-    </w:p>
-    <w:p>
-      <w:pPr>
-        <w:pStyle w:val="Heading1"/>
-      </w:pPr>
-      <w:bookmarkStart w:id="0" w:name="_Toc242875084"/>
+      </w:pPr>
       <w:r>
         <w:lastRenderedPageBreak/>
         <w:t>Introduction</w:t>
@@ -4115,9 +4116,6 @@
       </w:r>
     </w:p>
     <w:p>
-      <w:pPr>
-        <w:jc w:val="both"/>
-      </w:pPr>
       <w:r>
         <w:t xml:space="preserve">Nowadays, E-commerce plays a significant role in the retail industry, allowing businesses to reach customers through online platforms. </w:t>
       </w:r>
@@ -4126,9 +4124,6 @@
       </w:r>
     </w:p>
     <w:p>
-      <w:pPr>
-        <w:jc w:val="both"/>
-      </w:pPr>
       <w:r>
         <w:t>Understanding online customer purchasing behaviour is therefore important for identifying opportunities to increase conversion rates and improve sales.</w:t>
       </w:r>
@@ -4140,9 +4135,6 @@
       </w:r>
     </w:p>
     <w:p>
-      <w:pPr>
-        <w:jc w:val="both"/>
-      </w:pPr>
       <w:r>
         <w:t xml:space="preserve">This project will investigate how data analytics and machine learning can help online retailers understand customer behaviour and predict purchasing decisions. </w:t>
       </w:r>
@@ -4164,9 +4156,6 @@
       </w:r>
     </w:p>
     <w:p>
-      <w:pPr>
-        <w:jc w:val="both"/>
-      </w:pPr>
       <w:r>
         <w:t>This project's findings will provide insights into online purchasing behaviour and identify opportunities for retailers to improve customer engagement, marketing decisions,</w:t>
       </w:r>
@@ -4174,16 +4163,8 @@
         <w:t xml:space="preserve"> and conversion strategies.</w:t>
       </w:r>
     </w:p>
-    <w:p>
-      <w:pPr>
-        <w:spacing w:after="0" w:line="259" w:lineRule="auto"/>
-        <w:jc w:val="both"/>
-      </w:pPr>
-    </w:p>
-    <w:p>
-      <w:pPr>
-        <w:suppressAutoHyphens w:val="0"/>
-      </w:pPr>
+    <w:p/>
+    <w:p>
       <w:r>
         <w:br w:type="page"/>
       </w:r>
@@ -4192,12 +4173,14 @@
       <w:pPr>
         <w:pStyle w:val="Heading1"/>
       </w:pPr>
-      <w:bookmarkStart w:id="1" w:name="_Toc242875085"/>
+      <w:bookmarkStart w:id="1" w:name="_Toc243430764"/>
+      <w:bookmarkStart w:id="2" w:name="_Toc243431117"/>
       <w:r>
         <w:lastRenderedPageBreak/>
         <w:t>Project Title</w:t>
       </w:r>
       <w:bookmarkEnd w:id="1"/>
+      <w:bookmarkEnd w:id="2"/>
     </w:p>
     <w:p>
       <w:pPr>
@@ -4237,17 +4220,16 @@
       <w:pPr>
         <w:pStyle w:val="Heading1"/>
       </w:pPr>
-      <w:bookmarkStart w:id="2" w:name="_Toc242875086"/>
+      <w:bookmarkStart w:id="3" w:name="_Toc243430765"/>
+      <w:bookmarkStart w:id="4" w:name="_Toc243431118"/>
       <w:r>
         <w:lastRenderedPageBreak/>
         <w:t>Problem Definition</w:t>
       </w:r>
-      <w:bookmarkEnd w:id="2"/>
-    </w:p>
-    <w:p>
-      <w:pPr>
-        <w:jc w:val="both"/>
-      </w:pPr>
+      <w:bookmarkEnd w:id="3"/>
+      <w:bookmarkEnd w:id="4"/>
+    </w:p>
+    <w:p>
       <w:r>
         <w:t xml:space="preserve">One of the main challenges faced by e-commerce businesses is </w:t>
       </w:r>
@@ -4263,17 +4245,11 @@
       </w:r>
     </w:p>
     <w:p>
-      <w:pPr>
-        <w:jc w:val="both"/>
-      </w:pPr>
       <w:r>
         <w:t>Without these insights, online retailers may miss sales opportunities and struggle to develop effective marketing and customer engagement strategies.</w:t>
       </w:r>
     </w:p>
     <w:p>
-      <w:pPr>
-        <w:jc w:val="both"/>
-      </w:pPr>
       <w:r>
         <w:rPr>
           <w:b/>
@@ -4308,9 +4284,6 @@
       </w:r>
     </w:p>
     <w:p>
-      <w:pPr>
-        <w:jc w:val="both"/>
-      </w:pPr>
       <w:r>
         <w:rPr>
           <w:b/>
@@ -4366,9 +4339,6 @@
       </w:r>
     </w:p>
     <w:p>
-      <w:pPr>
-        <w:jc w:val="both"/>
-      </w:pPr>
       <w:r>
         <w:br w:type="page"/>
       </w:r>
@@ -4377,12 +4347,14 @@
       <w:pPr>
         <w:pStyle w:val="Heading1"/>
       </w:pPr>
-      <w:bookmarkStart w:id="3" w:name="_Toc242875087"/>
+      <w:bookmarkStart w:id="5" w:name="_Toc243430766"/>
+      <w:bookmarkStart w:id="6" w:name="_Toc243431119"/>
       <w:r>
         <w:lastRenderedPageBreak/>
         <w:t>Aim and Objectives</w:t>
       </w:r>
-      <w:bookmarkEnd w:id="3"/>
+      <w:bookmarkEnd w:id="5"/>
+      <w:bookmarkEnd w:id="6"/>
       <w:r>
         <w:t xml:space="preserve"> </w:t>
       </w:r>
@@ -4391,16 +4363,15 @@
       <w:pPr>
         <w:pStyle w:val="Heading2"/>
       </w:pPr>
-      <w:bookmarkStart w:id="4" w:name="_Toc242875088"/>
+      <w:bookmarkStart w:id="7" w:name="_Toc243430767"/>
+      <w:bookmarkStart w:id="8" w:name="_Toc243431120"/>
       <w:r>
         <w:t>Aim</w:t>
       </w:r>
-      <w:bookmarkEnd w:id="4"/>
-    </w:p>
-    <w:p>
-      <w:pPr>
-        <w:jc w:val="both"/>
-      </w:pPr>
+      <w:bookmarkEnd w:id="7"/>
+      <w:bookmarkEnd w:id="8"/>
+    </w:p>
+    <w:p>
       <w:r>
         <w:t>The aim of this project is to use data analytics and machine learning to analyse the Online Shoppers Purchasing Intention dataset, identify browsing patterns associated with purchases, and develop and evaluate predictive models that classify shopping sessions as purchases or non-purchases. The findings will support data-driven recommendations to help online retailers improve customer engagement, identify sales opportunities and improve conversion strategies.</w:t>
       </w:r>
@@ -4410,21 +4381,25 @@
       <w:pPr>
         <w:pStyle w:val="Heading2"/>
       </w:pPr>
-      <w:bookmarkStart w:id="5" w:name="_Toc242875089"/>
+      <w:bookmarkStart w:id="9" w:name="_Toc243430768"/>
+      <w:bookmarkStart w:id="10" w:name="_Toc243431121"/>
       <w:r>
         <w:t>Project Objectives</w:t>
       </w:r>
-      <w:bookmarkEnd w:id="5"/>
+      <w:bookmarkEnd w:id="9"/>
+      <w:bookmarkEnd w:id="10"/>
     </w:p>
     <w:p>
       <w:pPr>
         <w:pStyle w:val="Heading3"/>
       </w:pPr>
-      <w:bookmarkStart w:id="6" w:name="_Toc242875090"/>
+      <w:bookmarkStart w:id="11" w:name="_Toc243430769"/>
+      <w:bookmarkStart w:id="12" w:name="_Toc243431122"/>
       <w:r>
         <w:t>Objective #1</w:t>
       </w:r>
-      <w:bookmarkEnd w:id="6"/>
+      <w:bookmarkEnd w:id="11"/>
+      <w:bookmarkEnd w:id="12"/>
     </w:p>
     <w:p>
       <w:r>
@@ -4445,11 +4420,13 @@
       <w:pPr>
         <w:pStyle w:val="Heading3"/>
       </w:pPr>
-      <w:bookmarkStart w:id="7" w:name="_Toc242875091"/>
+      <w:bookmarkStart w:id="13" w:name="_Toc243430770"/>
+      <w:bookmarkStart w:id="14" w:name="_Toc243431123"/>
       <w:r>
         <w:t>Objective #2</w:t>
       </w:r>
-      <w:bookmarkEnd w:id="7"/>
+      <w:bookmarkEnd w:id="13"/>
+      <w:bookmarkEnd w:id="14"/>
     </w:p>
     <w:p>
       <w:r>
@@ -4479,11 +4456,13 @@
       <w:pPr>
         <w:pStyle w:val="Heading3"/>
       </w:pPr>
-      <w:bookmarkStart w:id="8" w:name="_Toc242875092"/>
+      <w:bookmarkStart w:id="15" w:name="_Toc243430771"/>
+      <w:bookmarkStart w:id="16" w:name="_Toc243431124"/>
       <w:r>
         <w:t>Objective #3</w:t>
       </w:r>
-      <w:bookmarkEnd w:id="8"/>
+      <w:bookmarkEnd w:id="15"/>
+      <w:bookmarkEnd w:id="16"/>
     </w:p>
     <w:p>
       <w:r>
@@ -4501,11 +4480,13 @@
       <w:pPr>
         <w:pStyle w:val="Heading3"/>
       </w:pPr>
-      <w:bookmarkStart w:id="9" w:name="_Toc242875093"/>
+      <w:bookmarkStart w:id="17" w:name="_Toc243430772"/>
+      <w:bookmarkStart w:id="18" w:name="_Toc243431125"/>
       <w:r>
         <w:t>Objective #4</w:t>
       </w:r>
-      <w:bookmarkEnd w:id="9"/>
+      <w:bookmarkEnd w:id="17"/>
+      <w:bookmarkEnd w:id="18"/>
     </w:p>
     <w:p>
       <w:r>
@@ -4523,11 +4504,13 @@
       <w:pPr>
         <w:pStyle w:val="Heading3"/>
       </w:pPr>
-      <w:bookmarkStart w:id="10" w:name="_Toc242875094"/>
+      <w:bookmarkStart w:id="19" w:name="_Toc243430773"/>
+      <w:bookmarkStart w:id="20" w:name="_Toc243431126"/>
       <w:r>
         <w:t>Objective #5</w:t>
       </w:r>
-      <w:bookmarkEnd w:id="10"/>
+      <w:bookmarkEnd w:id="19"/>
+      <w:bookmarkEnd w:id="20"/>
     </w:p>
     <w:p>
       <w:r>
@@ -4546,18 +4529,18 @@
       <w:pPr>
         <w:pStyle w:val="Heading2"/>
       </w:pPr>
-      <w:bookmarkStart w:id="11" w:name="_Toc242875095"/>
+      <w:bookmarkStart w:id="21" w:name="_Toc243430774"/>
+      <w:bookmarkStart w:id="22" w:name="_Toc243431127"/>
       <w:r>
         <w:t>Business objective</w:t>
       </w:r>
-      <w:bookmarkEnd w:id="11"/>
+      <w:bookmarkEnd w:id="21"/>
+      <w:bookmarkEnd w:id="22"/>
     </w:p>
     <w:p>
       <w:pPr>
         <w:pStyle w:val="NormalWeb"/>
-        <w:jc w:val="both"/>
-      </w:pPr>
-      <w:bookmarkStart w:id="12" w:name="_Toc242875096"/>
+      </w:pPr>
       <w:r>
         <w:t>To identify browsing patterns associated with completed purchases, evaluate the ability of machine learning models to distinguish purchasing from non-purchasing sessions, and provide actionable recommendations that online retailers could test to improve customer engagement and conversion strategies.</w:t>
       </w:r>
@@ -4583,11 +4566,14 @@
       <w:pPr>
         <w:pStyle w:val="Heading1"/>
       </w:pPr>
+      <w:bookmarkStart w:id="23" w:name="_Toc243430775"/>
+      <w:bookmarkStart w:id="24" w:name="_Toc243431128"/>
       <w:r>
         <w:lastRenderedPageBreak/>
         <w:t>Scope</w:t>
       </w:r>
-      <w:bookmarkEnd w:id="12"/>
+      <w:bookmarkEnd w:id="23"/>
+      <w:bookmarkEnd w:id="24"/>
       <w:r>
         <w:t xml:space="preserve"> </w:t>
       </w:r>
@@ -4602,11 +4588,13 @@
       <w:pPr>
         <w:pStyle w:val="Heading2"/>
       </w:pPr>
-      <w:bookmarkStart w:id="13" w:name="_Toc242875097"/>
+      <w:bookmarkStart w:id="25" w:name="_Toc243430776"/>
+      <w:bookmarkStart w:id="26" w:name="_Toc243431129"/>
       <w:r>
         <w:t>Included:</w:t>
       </w:r>
-      <w:bookmarkEnd w:id="13"/>
+      <w:bookmarkEnd w:id="25"/>
+      <w:bookmarkEnd w:id="26"/>
       <w:r>
         <w:t xml:space="preserve"> </w:t>
       </w:r>
@@ -4724,14 +4712,16 @@
       <w:pPr>
         <w:pStyle w:val="Heading2"/>
       </w:pPr>
-      <w:bookmarkStart w:id="14" w:name="_Toc242875098"/>
+      <w:bookmarkStart w:id="27" w:name="_Toc243430777"/>
+      <w:bookmarkStart w:id="28" w:name="_Toc243431130"/>
       <w:r>
         <w:t>Excluded</w:t>
       </w:r>
       <w:r>
         <w:t>:</w:t>
       </w:r>
-      <w:bookmarkEnd w:id="14"/>
+      <w:bookmarkEnd w:id="27"/>
+      <w:bookmarkEnd w:id="28"/>
       <w:r>
         <w:t xml:space="preserve"> </w:t>
       </w:r>
@@ -4805,11 +4795,13 @@
       <w:pPr>
         <w:pStyle w:val="Heading2"/>
       </w:pPr>
-      <w:bookmarkStart w:id="15" w:name="_Toc242875099"/>
+      <w:bookmarkStart w:id="29" w:name="_Toc243430778"/>
+      <w:bookmarkStart w:id="30" w:name="_Toc243431131"/>
       <w:r>
         <w:t>Time Scope:</w:t>
       </w:r>
-      <w:bookmarkEnd w:id="15"/>
+      <w:bookmarkEnd w:id="29"/>
+      <w:bookmarkEnd w:id="30"/>
     </w:p>
     <w:p>
       <w:r>
@@ -4836,17 +4828,16 @@
       <w:pPr>
         <w:pStyle w:val="Heading1"/>
       </w:pPr>
-      <w:bookmarkStart w:id="16" w:name="_Toc242875100"/>
+      <w:bookmarkStart w:id="31" w:name="_Toc243430779"/>
+      <w:bookmarkStart w:id="32" w:name="_Toc243431132"/>
       <w:r>
         <w:lastRenderedPageBreak/>
         <w:t>Methodology</w:t>
       </w:r>
-      <w:bookmarkEnd w:id="16"/>
-    </w:p>
-    <w:p>
-      <w:pPr>
-        <w:jc w:val="both"/>
-      </w:pPr>
+      <w:bookmarkEnd w:id="31"/>
+      <w:bookmarkEnd w:id="32"/>
+    </w:p>
+    <w:p>
       <w:r>
         <w:t xml:space="preserve">The project will follow the </w:t>
       </w:r>
@@ -4855,24 +4846,20 @@
           <w:b/>
           <w:bCs/>
         </w:rPr>
-        <w:t>Cross-Industry Standard Process for Data Mining (CRISP-DM),</w:t>
-      </w:r>
-      <w:r>
-        <w:t xml:space="preserve"> a structured framework with six stages: business understanding, data understanding, data preparation, modelling, evaluation and deployment (Chapman et al., 2000).</w:t>
-      </w:r>
-    </w:p>
-    <w:p>
-      <w:pPr>
-        <w:jc w:val="both"/>
-      </w:pPr>
-      <w:r>
-        <w:t>CRISP-DM was selected because it aligns business objectives with data analysis and predictive modelling, while allowing data preparation and models to be refined as needed.</w:t>
-      </w:r>
-      <w:r>
-        <w:t xml:space="preserve"> </w:t>
-      </w:r>
-      <w:r>
-        <w:t>Data analytics identifies purchasing patterns. Machine learning uses those patterns to predict future purchasing outcomes.</w:t>
+        <w:t>Cross-Industry Standard Process for Data Mining (CRISP-DM)</w:t>
+      </w:r>
+      <w:r>
+        <w:t>, a structured framework with six stages: business understanding, data understanding, data preparation, modelling, evaluation and deployment (Chapman et al., 2000).</w:t>
+      </w:r>
+    </w:p>
+    <w:p>
+      <w:r>
+        <w:t>CRISP-DM was selected because it connects business objectives with data analysis and predictive modelling. The process is iterative, allowing further data preparation, feature selection and model tuning based on evaluation results.</w:t>
+      </w:r>
+    </w:p>
+    <w:p>
+      <w:r>
+        <w:t>.</w:t>
       </w:r>
     </w:p>
     <w:p>
@@ -4883,11 +4870,13 @@
           <w:numId w:val="18"/>
         </w:numPr>
       </w:pPr>
-      <w:bookmarkStart w:id="17" w:name="_Toc242875101"/>
+      <w:bookmarkStart w:id="33" w:name="_Toc243430780"/>
+      <w:bookmarkStart w:id="34" w:name="_Toc243431133"/>
       <w:r>
         <w:t>Business Understanding:</w:t>
       </w:r>
-      <w:bookmarkEnd w:id="17"/>
+      <w:bookmarkEnd w:id="33"/>
+      <w:bookmarkEnd w:id="34"/>
     </w:p>
     <w:p>
       <w:pPr>
@@ -4908,11 +4897,13 @@
           <w:numId w:val="18"/>
         </w:numPr>
       </w:pPr>
-      <w:bookmarkStart w:id="18" w:name="_Toc242875102"/>
+      <w:bookmarkStart w:id="35" w:name="_Toc243430781"/>
+      <w:bookmarkStart w:id="36" w:name="_Toc243431134"/>
       <w:r>
         <w:t>Data Understanding:</w:t>
       </w:r>
-      <w:bookmarkEnd w:id="18"/>
+      <w:bookmarkEnd w:id="35"/>
+      <w:bookmarkEnd w:id="36"/>
       <w:r>
         <w:t xml:space="preserve"> </w:t>
       </w:r>
@@ -4939,11 +4930,13 @@
           <w:numId w:val="18"/>
         </w:numPr>
       </w:pPr>
-      <w:bookmarkStart w:id="19" w:name="_Toc242875103"/>
+      <w:bookmarkStart w:id="37" w:name="_Toc243430782"/>
+      <w:bookmarkStart w:id="38" w:name="_Toc243431135"/>
       <w:r>
         <w:t>Data Preparation:</w:t>
       </w:r>
-      <w:bookmarkEnd w:id="19"/>
+      <w:bookmarkEnd w:id="37"/>
+      <w:bookmarkEnd w:id="38"/>
       <w:r>
         <w:t xml:space="preserve"> </w:t>
       </w:r>
@@ -4964,11 +4957,13 @@
           <w:numId w:val="18"/>
         </w:numPr>
       </w:pPr>
-      <w:bookmarkStart w:id="20" w:name="_Toc242875104"/>
+      <w:bookmarkStart w:id="39" w:name="_Toc243430783"/>
+      <w:bookmarkStart w:id="40" w:name="_Toc243431136"/>
       <w:r>
         <w:t>Modelling:</w:t>
       </w:r>
-      <w:bookmarkEnd w:id="20"/>
+      <w:bookmarkEnd w:id="39"/>
+      <w:bookmarkEnd w:id="40"/>
     </w:p>
     <w:p>
       <w:pPr>
@@ -5060,11 +5055,13 @@
           <w:numId w:val="18"/>
         </w:numPr>
       </w:pPr>
-      <w:bookmarkStart w:id="21" w:name="_Toc242875105"/>
+      <w:bookmarkStart w:id="41" w:name="_Toc243430784"/>
+      <w:bookmarkStart w:id="42" w:name="_Toc243431137"/>
       <w:r>
         <w:t>Evaluation:</w:t>
       </w:r>
-      <w:bookmarkEnd w:id="21"/>
+      <w:bookmarkEnd w:id="41"/>
+      <w:bookmarkEnd w:id="42"/>
       <w:r>
         <w:t xml:space="preserve"> </w:t>
       </w:r>
@@ -5072,7 +5069,6 @@
     <w:p>
       <w:pPr>
         <w:ind w:left="720"/>
-        <w:jc w:val="both"/>
         <w:rPr>
           <w:rFonts w:eastAsiaTheme="majorEastAsia"/>
         </w:rPr>
@@ -5095,11 +5091,13 @@
           <w:numId w:val="18"/>
         </w:numPr>
       </w:pPr>
-      <w:bookmarkStart w:id="22" w:name="_Toc242875106"/>
+      <w:bookmarkStart w:id="43" w:name="_Toc243430785"/>
+      <w:bookmarkStart w:id="44" w:name="_Toc243431138"/>
       <w:r>
         <w:t>Deployment and Business Recommendations:</w:t>
       </w:r>
-      <w:bookmarkEnd w:id="22"/>
+      <w:bookmarkEnd w:id="43"/>
+      <w:bookmarkEnd w:id="44"/>
       <w:r>
         <w:t xml:space="preserve"> </w:t>
       </w:r>
@@ -5107,29 +5105,28 @@
     <w:p>
       <w:pPr>
         <w:pStyle w:val="ListParagraph"/>
-        <w:jc w:val="both"/>
-      </w:pPr>
-      <w:r>
-        <w:t xml:space="preserve">Present </w:t>
-      </w:r>
-      <w:r>
-        <w:t>findings through a Tableau dashboard and recommend data-driven strategies that retailers could test to improve customer engagement, marketing decisions, conversion rates and sales opportunities.</w:t>
-      </w:r>
-    </w:p>
-    <w:p>
-      <w:pPr>
-        <w:jc w:val="both"/>
+      </w:pPr>
+      <w:r>
+        <w:t>Present findings through a Tableau dashboard to help e-commerce marketing teams identify purchasing patterns and decide which website pages and engagement strategies to improve to increase conversion rates. Recommendations will be proposed for future testing, while implementation and measuring actual sales improvements remain outside the project's scope.</w:t>
+      </w:r>
+    </w:p>
+    <w:p>
+      <w:pPr>
+        <w:pStyle w:val="ListParagraph"/>
       </w:pPr>
     </w:p>
     <w:p>
       <w:pPr>
         <w:pStyle w:val="Heading2"/>
       </w:pPr>
-      <w:bookmarkStart w:id="23" w:name="_Toc242875107"/>
-      <w:r>
+      <w:bookmarkStart w:id="45" w:name="_Toc243430786"/>
+      <w:bookmarkStart w:id="46" w:name="_Toc243431139"/>
+      <w:r>
+        <w:lastRenderedPageBreak/>
         <w:t>Tools and Technologies</w:t>
       </w:r>
-      <w:bookmarkEnd w:id="23"/>
+      <w:bookmarkEnd w:id="45"/>
+      <w:bookmarkEnd w:id="46"/>
     </w:p>
     <w:p>
       <w:pPr>
@@ -5170,7 +5167,6 @@
         </w:numPr>
       </w:pPr>
       <w:r>
-        <w:lastRenderedPageBreak/>
         <w:t>Scikit-learn will support model development and evaluation</w:t>
       </w:r>
       <w:r>
@@ -5237,19 +5233,18 @@
       <w:pPr>
         <w:pStyle w:val="Heading2"/>
       </w:pPr>
-      <w:bookmarkStart w:id="24" w:name="_Toc242875108"/>
+      <w:bookmarkStart w:id="47" w:name="_Toc243430787"/>
+      <w:bookmarkStart w:id="48" w:name="_Toc243431140"/>
       <w:r>
         <w:t>Proposed System Architecture</w:t>
       </w:r>
-      <w:bookmarkEnd w:id="24"/>
+      <w:bookmarkEnd w:id="47"/>
+      <w:bookmarkEnd w:id="48"/>
       <w:r>
         <w:t xml:space="preserve"> </w:t>
       </w:r>
     </w:p>
     <w:p>
-      <w:pPr>
-        <w:jc w:val="both"/>
-      </w:pPr>
       <w:r>
         <w:t>Figure 1 illustrates the proposed workflow from data acquisition to business reporting. The UCI dataset will be explored and prepared using Python before developing and evaluating three machine learning classification models. The results will be presented through a Tableau dashboard and final report, supporting recommendations to improve marketing decisions, conversion strategies and sales opportunities. Live system integration is outside the project scope.</w:t>
       </w:r>
@@ -5320,23 +5315,40 @@
       <w:pPr>
         <w:pStyle w:val="Caption"/>
       </w:pPr>
+      <w:bookmarkStart w:id="49" w:name="_Toc243431146"/>
+      <w:bookmarkStart w:id="50" w:name="_Toc243431198"/>
       <w:r>
         <w:t xml:space="preserve">Figure </w:t>
       </w:r>
-      <w:fldSimple w:instr=" SEQ Figure \* ARABIC ">
-        <w:r>
-          <w:rPr>
-            <w:noProof/>
-          </w:rPr>
-          <w:t>1</w:t>
-        </w:r>
-      </w:fldSimple>
+      <w:r>
+        <w:fldChar w:fldCharType="begin"/>
+      </w:r>
+      <w:r>
+        <w:instrText xml:space="preserve"> SEQ Figure \* ARABIC </w:instrText>
+      </w:r>
+      <w:r>
+        <w:fldChar w:fldCharType="separate"/>
+      </w:r>
+      <w:r>
+        <w:rPr>
+          <w:noProof/>
+        </w:rPr>
+        <w:t>1</w:t>
+      </w:r>
+      <w:r>
+        <w:rPr>
+          <w:noProof/>
+        </w:rPr>
+        <w:fldChar w:fldCharType="end"/>
+      </w:r>
       <w:r>
         <w:t xml:space="preserve"> </w:t>
       </w:r>
       <w:r>
         <w:t>High-level architectural diagram</w:t>
       </w:r>
+      <w:bookmarkEnd w:id="49"/>
+      <w:bookmarkEnd w:id="50"/>
     </w:p>
     <w:p>
       <w:pPr>
@@ -5358,67 +5370,113 @@
       <w:pPr>
         <w:pStyle w:val="Heading1"/>
       </w:pPr>
-      <w:bookmarkStart w:id="25" w:name="_Toc242875109"/>
+      <w:bookmarkStart w:id="51" w:name="_Toc243430788"/>
+      <w:bookmarkStart w:id="52" w:name="_Toc243431141"/>
       <w:r>
         <w:lastRenderedPageBreak/>
         <w:t>Data Sources</w:t>
       </w:r>
-      <w:bookmarkEnd w:id="25"/>
-    </w:p>
-    <w:p>
-      <w:pPr>
-        <w:jc w:val="both"/>
+      <w:bookmarkEnd w:id="51"/>
+      <w:bookmarkEnd w:id="52"/>
+    </w:p>
+    <w:p>
+      <w:pPr>
+        <w:pStyle w:val="NormalWeb"/>
       </w:pPr>
       <w:r>
         <w:t xml:space="preserve">The project will use the </w:t>
+      </w:r>
+      <w:r>
+        <w:rPr>
+          <w:rStyle w:val="Strong"/>
+        </w:rPr>
+        <w:t>Online Shoppers Purchasing Intention Dataset</w:t>
+      </w:r>
+      <w:r>
+        <w:t xml:space="preserve">, available from the UCI Machine Learning Repository (Sakar and </w:t>
+      </w:r>
+      <w:proofErr w:type="spellStart"/>
+      <w:r>
+        <w:t>Kastro</w:t>
+      </w:r>
+      <w:proofErr w:type="spellEnd"/>
+      <w:r>
+        <w:t>, 2018).</w:t>
+      </w:r>
+    </w:p>
+    <w:p>
+      <w:pPr>
+        <w:pStyle w:val="NormalWeb"/>
+      </w:pPr>
+      <w:r>
+        <w:t xml:space="preserve">The dataset contains </w:t>
+      </w:r>
+      <w:r>
+        <w:rPr>
+          <w:rStyle w:val="Strong"/>
+        </w:rPr>
+        <w:t>12,330 website sessions, 17 independent variables and one target variable, Revenue</w:t>
+      </w:r>
+      <w:r>
+        <w:t>, indicating whether a purchase occurred. The variables include product-page visits, browsing duration, bounce rates, exit rates, visitor type and other session characteristics (Figure 2).</w:t>
+      </w:r>
+    </w:p>
+    <w:p>
+      <w:pPr>
+        <w:pStyle w:val="NormalWeb"/>
+      </w:pPr>
+      <w:r>
+        <w:t xml:space="preserve">This dataset is suitable for the project because it supports binary classification of purchasing outcomes and helps identify browsing patterns </w:t>
+      </w:r>
+      <w:r>
+        <w:t>linked</w:t>
+      </w:r>
+      <w:r>
+        <w:t xml:space="preserve"> </w:t>
+      </w:r>
+      <w:r>
+        <w:t>to</w:t>
+      </w:r>
+      <w:r>
+        <w:t xml:space="preserve"> purchases.</w:t>
+      </w:r>
+    </w:p>
+    <w:p>
+      <w:pPr>
+        <w:pStyle w:val="NormalWeb"/>
+      </w:pPr>
+      <w:r>
+        <w:t xml:space="preserve">The dataset is publicly available under the </w:t>
       </w:r>
       <w:r>
         <w:rPr>
           <w:b/>
           <w:bCs/>
         </w:rPr>
-        <w:t>Online Shoppers Purchasing Intention dataset</w:t>
-      </w:r>
-      <w:r>
-        <w:t>, available from the UCI Machine Learning Repository (Sakar and Kastro, 2018).</w:t>
-      </w:r>
-    </w:p>
-    <w:p>
-      <w:pPr>
-        <w:jc w:val="both"/>
-      </w:pPr>
-      <w:r>
-        <w:t xml:space="preserve">The dataset contains approximately </w:t>
+        <w:t>Creative Commons Attribution 4.0 (CC BY 4.0)</w:t>
+      </w:r>
+      <w:r>
+        <w:t xml:space="preserve"> </w:t>
       </w:r>
       <w:r>
         <w:rPr>
           <w:b/>
           <w:bCs/>
         </w:rPr>
-        <w:t>12,330 website sessions, with 17 independent  variables and one target variable, Revenue,</w:t>
-      </w:r>
-      <w:r>
-        <w:t xml:space="preserve"> indicating whether a purchase occurred. The variables include product-page visits, browsing duration, bounce rates, exit rates, visitor type and other session characteristics. Figure 2.</w:t>
-      </w:r>
-    </w:p>
-    <w:p>
-      <w:pPr>
-        <w:jc w:val="both"/>
-      </w:pPr>
-      <w:r>
-        <w:t>This dataset is appropriate because it directly supports binary classification of purchasing outcomes and allows investigation of browsing patterns associated with completed purchases.</w:t>
-      </w:r>
-    </w:p>
-    <w:p>
-      <w:pPr>
-        <w:jc w:val="both"/>
-      </w:pPr>
-      <w:r>
-        <w:t>The dataset is publicly available under the Creative Commons Attribution 4.0 (CC BY 4.0) licence, allowing its use for academic research with appropriate acknowledgement of the original authors and source.</w:t>
-      </w:r>
-    </w:p>
-    <w:p/>
-    <w:p/>
+        <w:t>licence</w:t>
+      </w:r>
+      <w:r>
+        <w:t>, allowing its use for academic research with appropriate acknowledgement of the original authors and source.</w:t>
+      </w:r>
+    </w:p>
+    <w:p>
+      <w:pPr>
+        <w:pStyle w:val="NormalWeb"/>
+      </w:pPr>
+      <w:r>
+        <w:t>However, the dataset has some limitations. It contains historical data from a specific e-commerce setting, so the findings may not fully reflect current online shopping behaviour or apply to all retailers. These limitations will be considered when interpreting the results and making business recommendations.</w:t>
+      </w:r>
+    </w:p>
     <w:p>
       <w:r>
         <w:t xml:space="preserve"> </w:t>
@@ -5473,25 +5531,42 @@
       <w:pPr>
         <w:pStyle w:val="Caption"/>
       </w:pPr>
-      <w:bookmarkStart w:id="26" w:name="_Toc242874954"/>
+      <w:bookmarkStart w:id="53" w:name="_Toc242874954"/>
+      <w:bookmarkStart w:id="54" w:name="_Toc243431147"/>
+      <w:bookmarkStart w:id="55" w:name="_Toc243431199"/>
       <w:r>
         <w:t xml:space="preserve">Figure </w:t>
       </w:r>
-      <w:fldSimple w:instr=" SEQ Figure \* ARABIC ">
-        <w:r>
-          <w:rPr>
-            <w:noProof/>
-          </w:rPr>
-          <w:t>2</w:t>
-        </w:r>
-      </w:fldSimple>
+      <w:r>
+        <w:fldChar w:fldCharType="begin"/>
+      </w:r>
+      <w:r>
+        <w:instrText xml:space="preserve"> SEQ Figure \* ARABIC </w:instrText>
+      </w:r>
+      <w:r>
+        <w:fldChar w:fldCharType="separate"/>
+      </w:r>
+      <w:r>
+        <w:rPr>
+          <w:noProof/>
+        </w:rPr>
+        <w:t>2</w:t>
+      </w:r>
+      <w:r>
+        <w:rPr>
+          <w:noProof/>
+        </w:rPr>
+        <w:fldChar w:fldCharType="end"/>
+      </w:r>
       <w:r>
         <w:t xml:space="preserve"> </w:t>
       </w:r>
       <w:r>
         <w:t xml:space="preserve"> Data Info</w:t>
       </w:r>
-      <w:bookmarkEnd w:id="26"/>
+      <w:bookmarkEnd w:id="53"/>
+      <w:bookmarkEnd w:id="54"/>
+      <w:bookmarkEnd w:id="55"/>
     </w:p>
     <w:p>
       <w:r>
@@ -5512,12 +5587,14 @@
       <w:pPr>
         <w:pStyle w:val="Heading1"/>
       </w:pPr>
-      <w:bookmarkStart w:id="27" w:name="_Toc242875110"/>
+      <w:bookmarkStart w:id="56" w:name="_Toc243430789"/>
+      <w:bookmarkStart w:id="57" w:name="_Toc243431142"/>
       <w:r>
         <w:lastRenderedPageBreak/>
         <w:t>Expected Deliverables</w:t>
       </w:r>
-      <w:bookmarkEnd w:id="27"/>
+      <w:bookmarkEnd w:id="56"/>
+      <w:bookmarkEnd w:id="57"/>
       <w:r>
         <w:t xml:space="preserve"> </w:t>
       </w:r>
@@ -5612,17 +5689,15 @@
       </w:r>
     </w:p>
     <w:p>
-      <w:r>
-        <w:t>The main outcome will be evaluated predictive models and recommendations to improve customer engagement, marketing decisions, conversion strategies and sales opportunities.</w:t>
-      </w:r>
-    </w:p>
-    <w:p>
       <w:pPr>
         <w:suppressAutoHyphens w:val="0"/>
         <w:autoSpaceDN/>
         <w:spacing w:line="259" w:lineRule="auto"/>
       </w:pPr>
       <w:r>
+        <w:t>The main outcome will be evaluated predictive models and data-driven recommendations to support customer engagement, marketing decisions and future conversion improvement strategies.</w:t>
+      </w:r>
+      <w:r>
         <w:br w:type="page"/>
       </w:r>
     </w:p>
@@ -5630,25 +5705,24 @@
       <w:pPr>
         <w:pStyle w:val="Heading1"/>
       </w:pPr>
-      <w:bookmarkStart w:id="28" w:name="_Toc242875111"/>
+      <w:bookmarkStart w:id="58" w:name="_Toc243430790"/>
+      <w:bookmarkStart w:id="59" w:name="_Toc243431143"/>
       <w:r>
         <w:lastRenderedPageBreak/>
         <w:t>Project Timeline</w:t>
       </w:r>
-      <w:bookmarkEnd w:id="28"/>
-    </w:p>
-    <w:p>
-      <w:pPr>
-        <w:jc w:val="both"/>
-      </w:pPr>
+      <w:bookmarkEnd w:id="58"/>
+      <w:bookmarkEnd w:id="59"/>
+    </w:p>
+    <w:p>
       <w:r>
         <w:t>The project will be completed over two semesters, from September 2026 to May 2027.</w:t>
       </w:r>
     </w:p>
     <w:p>
-      <w:pPr>
-        <w:jc w:val="both"/>
-      </w:pPr>
+      <w:r>
+        <w:t xml:space="preserve">The project will be completed over two semesters, from September 2026 to May 2027. </w:t>
+      </w:r>
       <w:r>
         <w:rPr>
           <w:b/>
@@ -5657,13 +5731,8 @@
         <w:t>Semester 1</w:t>
       </w:r>
       <w:r>
-        <w:t xml:space="preserve"> will focus on research, defining the business problem, dataset exploration and data preparation. </w:t>
-      </w:r>
-    </w:p>
-    <w:p>
-      <w:pPr>
-        <w:jc w:val="both"/>
-      </w:pPr>
+        <w:t xml:space="preserve"> will focus on research, defining the business problem and initial data exploration and preparation. </w:t>
+      </w:r>
       <w:r>
         <w:rPr>
           <w:b/>
@@ -5672,13 +5741,7 @@
         <w:t>Semester 2</w:t>
       </w:r>
       <w:r>
-        <w:t xml:space="preserve"> will </w:t>
-      </w:r>
-      <w:r>
-        <w:t xml:space="preserve">complete data preparation and then </w:t>
-      </w:r>
-      <w:r>
-        <w:t>focus on feature engineering, predictive modelling, model evaluation, Tableau dashboard development, business recommendations and the final report.</w:t>
+        <w:t xml:space="preserve"> will complete data preparation, followed by machine learning development, model evaluation, Tableau dashboard development, business recommendations and the final report.</w:t>
       </w:r>
     </w:p>
     <w:p>
@@ -5822,7 +5885,10 @@
         <w:t xml:space="preserve">the </w:t>
       </w:r>
       <w:r>
-        <w:t>Gantt chart below.</w:t>
+        <w:t>Gantt chart below</w:t>
+      </w:r>
+      <w:r>
+        <w:t xml:space="preserve"> (Fig 3).</w:t>
       </w:r>
     </w:p>
     <w:p>
@@ -5837,10 +5903,10 @@
           <w:noProof/>
         </w:rPr>
         <w:drawing>
-          <wp:inline distT="0" distB="0" distL="0" distR="0" wp14:anchorId="3F257EF7" wp14:editId="12002EE7">
-            <wp:extent cx="5657850" cy="3220278"/>
-            <wp:effectExtent l="0" t="0" r="0" b="0"/>
-            <wp:docPr id="1417010127" name="Picture 1"/>
+          <wp:inline distT="0" distB="0" distL="0" distR="0" wp14:anchorId="559B3F78" wp14:editId="564AB1B3">
+            <wp:extent cx="6233528" cy="3615070"/>
+            <wp:effectExtent l="0" t="0" r="0" b="4445"/>
+            <wp:docPr id="1056951040" name="Picture 4"/>
             <wp:cNvGraphicFramePr>
               <a:graphicFrameLocks xmlns:a="http://schemas.openxmlformats.org/drawingml/2006/main" noChangeAspect="1"/>
             </wp:cNvGraphicFramePr>
@@ -5848,23 +5914,41 @@
               <a:graphicData uri="http://schemas.openxmlformats.org/drawingml/2006/picture">
                 <pic:pic xmlns:pic="http://schemas.openxmlformats.org/drawingml/2006/picture">
                   <pic:nvPicPr>
-                    <pic:cNvPr id="1417010127" name=""/>
-                    <pic:cNvPicPr/>
+                    <pic:cNvPr id="0" name="Picture 2"/>
+                    <pic:cNvPicPr>
+                      <a:picLocks noChangeAspect="1" noChangeArrowheads="1"/>
+                    </pic:cNvPicPr>
                   </pic:nvPicPr>
-                  <pic:blipFill>
-                    <a:blip r:embed="rId10"/>
+                  <pic:blipFill rotWithShape="1">
+                    <a:blip r:embed="rId10">
+                      <a:extLst>
+                        <a:ext uri="{28A0092B-C50C-407E-A947-70E740481C1C}">
+                          <a14:useLocalDpi xmlns:a14="http://schemas.microsoft.com/office/drawing/2010/main" val="0"/>
+                        </a:ext>
+                      </a:extLst>
+                    </a:blip>
+                    <a:srcRect b="19236"/>
                     <a:stretch>
                       <a:fillRect/>
                     </a:stretch>
                   </pic:blipFill>
-                  <pic:spPr>
+                  <pic:spPr bwMode="auto">
                     <a:xfrm>
                       <a:off x="0" y="0"/>
-                      <a:ext cx="5665711" cy="3224752"/>
+                      <a:ext cx="6245131" cy="3621799"/>
                     </a:xfrm>
                     <a:prstGeom prst="rect">
                       <a:avLst/>
                     </a:prstGeom>
+                    <a:noFill/>
+                    <a:ln>
+                      <a:noFill/>
+                    </a:ln>
+                    <a:extLst>
+                      <a:ext uri="{53640926-AAD7-44D8-BBD7-CCE9431645EC}">
+                        <a14:shadowObscured xmlns:a14="http://schemas.microsoft.com/office/drawing/2010/main"/>
+                      </a:ext>
+                    </a:extLst>
                   </pic:spPr>
                 </pic:pic>
               </a:graphicData>
@@ -5876,23 +5960,39 @@
     <w:p>
       <w:pPr>
         <w:pStyle w:val="Caption"/>
-      </w:pPr>
-      <w:bookmarkStart w:id="29" w:name="_Toc242874955"/>
+        <w:jc w:val="left"/>
+      </w:pPr>
+      <w:bookmarkStart w:id="60" w:name="_Toc243431148"/>
+      <w:bookmarkStart w:id="61" w:name="_Toc243431200"/>
       <w:r>
         <w:t xml:space="preserve">Figure </w:t>
       </w:r>
-      <w:fldSimple w:instr=" SEQ Figure \* ARABIC ">
-        <w:r>
-          <w:rPr>
-            <w:noProof/>
-          </w:rPr>
-          <w:t>3</w:t>
-        </w:r>
-      </w:fldSimple>
-      <w:r>
-        <w:t xml:space="preserve"> Gantt chart</w:t>
-      </w:r>
-      <w:bookmarkEnd w:id="29"/>
+      <w:r>
+        <w:fldChar w:fldCharType="begin"/>
+      </w:r>
+      <w:r>
+        <w:instrText xml:space="preserve"> SEQ Figure \* ARABIC </w:instrText>
+      </w:r>
+      <w:r>
+        <w:fldChar w:fldCharType="separate"/>
+      </w:r>
+      <w:r>
+        <w:rPr>
+          <w:noProof/>
+        </w:rPr>
+        <w:t>3</w:t>
+      </w:r>
+      <w:r>
+        <w:fldChar w:fldCharType="end"/>
+      </w:r>
+      <w:r>
+        <w:t xml:space="preserve"> </w:t>
+      </w:r>
+      <w:r>
+        <w:t>Gantt chart</w:t>
+      </w:r>
+      <w:bookmarkEnd w:id="60"/>
+      <w:bookmarkEnd w:id="61"/>
     </w:p>
     <w:p>
       <w:pPr>
@@ -5915,55 +6015,68 @@
       <w:pPr>
         <w:pStyle w:val="Heading1"/>
       </w:pPr>
-      <w:bookmarkStart w:id="30" w:name="_Toc242875112"/>
+      <w:bookmarkStart w:id="62" w:name="_Toc243430791"/>
+      <w:bookmarkStart w:id="63" w:name="_Toc243431144"/>
       <w:r>
         <w:lastRenderedPageBreak/>
-        <w:t xml:space="preserve">Ethical and Legal Considerations </w:t>
-      </w:r>
-      <w:bookmarkEnd w:id="30"/>
-    </w:p>
-    <w:p>
-      <w:pPr>
-        <w:jc w:val="both"/>
-      </w:pPr>
-      <w:r>
-        <w:t>The project will use a publicly available dataset without collecting personal customer information or direct identifiers.</w:t>
-      </w:r>
-    </w:p>
-    <w:p>
-      <w:pPr>
-        <w:jc w:val="both"/>
-      </w:pPr>
-      <w:r>
-        <w:t>GDPR principles, including data minimisation, purpose limitation and secure storage, will guide responsible data handling (European Union, 2016). The dataset's CC BY 4.0 licence will be respected through proper attribution, and GitHub uploads will be checked for confidential information.</w:t>
-      </w:r>
-    </w:p>
-    <w:p>
-      <w:pPr>
-        <w:jc w:val="both"/>
-      </w:pPr>
-      <w:r>
-        <w:t>Ethical considerations will include class imbalance, potential model bias, misleading predictions and data leakage.</w:t>
-      </w:r>
-    </w:p>
-    <w:p>
-      <w:pPr>
-        <w:jc w:val="both"/>
-      </w:pPr>
-      <w:r>
-        <w:t>As the dataset is historical, findings may not fully reflect current e-commerce behaviour. Recommendations will therefore be evidence-based rather than guarantees of increased sales.</w:t>
-      </w:r>
-    </w:p>
-    <w:p>
-      <w:pPr>
-        <w:pStyle w:val="Caption"/>
-      </w:pPr>
-    </w:p>
-    <w:p>
-      <w:pPr>
-        <w:suppressAutoHyphens w:val="0"/>
-        <w:autoSpaceDN/>
-        <w:spacing w:line="259" w:lineRule="auto"/>
+        <w:t>Ethical and Legal Considerations</w:t>
+      </w:r>
+      <w:bookmarkEnd w:id="62"/>
+      <w:bookmarkEnd w:id="63"/>
+      <w:r>
+        <w:t xml:space="preserve"> </w:t>
+      </w:r>
+    </w:p>
+    <w:p>
+      <w:pPr>
+        <w:rPr>
+          <w:rFonts w:eastAsia="Times New Roman"/>
+        </w:rPr>
+      </w:pPr>
+      <w:r>
+        <w:t xml:space="preserve">The project will use a public dataset without direct personal identifiers. GDPR principles, including data minimisation, transparency and security, will be considered (European Union, 2016; Ahmed, n.d.). The dataset will be used under its CC BY 4.0 licence, with appropriate attribution (Sakar and </w:t>
+      </w:r>
+      <w:proofErr w:type="spellStart"/>
+      <w:r>
+        <w:t>Kastro</w:t>
+      </w:r>
+      <w:proofErr w:type="spellEnd"/>
+      <w:r>
+        <w:t>, 2018).</w:t>
+      </w:r>
+    </w:p>
+    <w:p>
+      <w:r>
+        <w:t>Data preparation and modelling decisions will be documented, project files stored securely, and sensitive information excluded from GitHub.</w:t>
+      </w:r>
+    </w:p>
+    <w:p>
+      <w:r>
+        <w:t>Class imbalance and potential bias will be assessed using suitable metrics and comparisons across visitor groups where possible. Data leakage will be prevented by fitting preprocessing steps on training data only.</w:t>
+      </w:r>
+    </w:p>
+    <w:p>
+      <w:r>
+        <w:rPr>
+          <w:rFonts w:eastAsia="Times New Roman"/>
+          <w:i/>
+          <w:iCs/>
+          <w:szCs w:val="24"/>
+          <w:lang w:eastAsia="en-IE"/>
+        </w:rPr>
+        <w:t>A</w:t>
+      </w:r>
+      <w:r>
+        <w:rPr>
+          <w:rFonts w:eastAsia="Times New Roman"/>
+          <w:szCs w:val="24"/>
+          <w:lang w:eastAsia="en-IE"/>
+        </w:rPr>
+        <w:t>s the dataset contains older information, the results may not reflect how people shop online today. The findings will show patterns and connections, but will not prove that one behaviour causes another.</w:t>
+      </w:r>
+    </w:p>
+    <w:p>
+      <w:pPr>
         <w:rPr>
           <w:rFonts w:eastAsia="Times New Roman" w:cstheme="majorBidi"/>
           <w:b/>
@@ -5980,50 +6093,150 @@
       <w:pPr>
         <w:pStyle w:val="Heading1"/>
       </w:pPr>
+      <w:bookmarkStart w:id="64" w:name="_Toc243430792"/>
+      <w:bookmarkStart w:id="65" w:name="_Toc243431145"/>
       <w:r>
         <w:lastRenderedPageBreak/>
         <w:t>References</w:t>
       </w:r>
+      <w:bookmarkEnd w:id="64"/>
+      <w:bookmarkEnd w:id="65"/>
     </w:p>
     <w:p>
       <w:pPr>
         <w:pStyle w:val="NormalWeb"/>
-      </w:pPr>
-      <w:r>
-        <w:t xml:space="preserve">Tavares, A. (2024) 'The complete guide to predicting customer behavior by leveraging data', </w:t>
+        <w:ind w:left="720" w:hanging="720"/>
+      </w:pPr>
+      <w:r>
+        <w:t xml:space="preserve">Ahmed, T. (n.d.-a) </w:t>
       </w:r>
       <w:r>
         <w:rPr>
           <w:rStyle w:val="Emphasis"/>
         </w:rPr>
-        <w:t>Noibu</w:t>
-      </w:r>
-      <w:r>
-        <w:t xml:space="preserve">. Available at: </w:t>
+        <w:t>Data Protection &amp; Privacy</w:t>
+      </w:r>
+      <w:r>
+        <w:t>. Strategic Business &amp; Professional Development. Unpublished lecture slides. CCT College Dublin. Available via Moodle.</w:t>
+      </w:r>
+    </w:p>
+    <w:p>
+      <w:pPr>
+        <w:pStyle w:val="NormalWeb"/>
+        <w:ind w:left="720" w:hanging="720"/>
+      </w:pPr>
+      <w:r>
+        <w:t xml:space="preserve">Ahmed, T. (n.d.-b) </w:t>
+      </w:r>
+      <w:r>
+        <w:rPr>
+          <w:rStyle w:val="Emphasis"/>
+        </w:rPr>
+        <w:t>IT Governance</w:t>
+      </w:r>
+      <w:r>
+        <w:t>. Strategic Business &amp; Professional Development. Unpublished lecture slides. CCT College Dublin. Available via Moodle.</w:t>
+      </w:r>
+    </w:p>
+    <w:p>
+      <w:pPr>
+        <w:pStyle w:val="NormalWeb"/>
+        <w:ind w:left="720" w:hanging="720"/>
+      </w:pPr>
+      <w:r>
+        <w:t xml:space="preserve">Ahmed, T. (n.d.-c) </w:t>
+      </w:r>
+      <w:r>
+        <w:rPr>
+          <w:rStyle w:val="Emphasis"/>
+        </w:rPr>
+        <w:t>Machine Learning: When Should I Use Which Method?</w:t>
+      </w:r>
+      <w:r>
+        <w:t xml:space="preserve"> Student handbook. CCT College Dublin. Available via Moodle.</w:t>
+      </w:r>
+    </w:p>
+    <w:p>
+      <w:pPr>
+        <w:pStyle w:val="NormalWeb"/>
+        <w:ind w:left="720" w:hanging="720"/>
+      </w:pPr>
+      <w:r>
+        <w:t xml:space="preserve">Ahmed, T. (n.d.-d) </w:t>
+      </w:r>
+      <w:r>
+        <w:rPr>
+          <w:rStyle w:val="Emphasis"/>
+        </w:rPr>
+        <w:t>Strategic Business &amp; Professional Development: Understanding Goals, Strategy, Objectives &amp; Tactics with Real-Time Examples</w:t>
+      </w:r>
+      <w:r>
+        <w:t>. Unpublished lecture slides. CCT College Dublin. Available via Moodle.</w:t>
+      </w:r>
+    </w:p>
+    <w:p>
+      <w:pPr>
+        <w:pStyle w:val="NormalWeb"/>
+        <w:ind w:left="720" w:hanging="720"/>
+      </w:pPr>
+      <w:r>
+        <w:t xml:space="preserve">Ahmed, T. (n.d.-e) </w:t>
+      </w:r>
+      <w:r>
+        <w:rPr>
+          <w:rStyle w:val="Emphasis"/>
+        </w:rPr>
+        <w:t>Strategic Thinking: Week 1 – Introduction to Strategic Thinking</w:t>
+      </w:r>
+      <w:r>
+        <w:t>. Student handbook. CCT College Dublin. Available via Moodle.</w:t>
+      </w:r>
+    </w:p>
+    <w:p>
+      <w:pPr>
+        <w:pStyle w:val="NormalWeb"/>
+        <w:ind w:left="720" w:hanging="720"/>
+      </w:pPr>
+      <w:r>
+        <w:t xml:space="preserve">European Union (2016) 'Regulation (EU) 2016/679 of the European Parliament and of the Council of 27 April 2016 (General Data Protection Regulation)', </w:t>
+      </w:r>
+      <w:r>
+        <w:rPr>
+          <w:rStyle w:val="Emphasis"/>
+        </w:rPr>
+        <w:t>Official Journal of the European Union</w:t>
+      </w:r>
+      <w:r>
+        <w:t xml:space="preserve">, L119, pp. 1–88. Available at: </w:t>
       </w:r>
       <w:hyperlink r:id="rId11" w:history="1">
         <w:r>
           <w:rPr>
             <w:rStyle w:val="Hyperlink"/>
           </w:rPr>
-          <w:t>https://www.noibu.com/blog/the-complete-guide-to-predicting-customer-behavior-by-leveraging-data</w:t>
+          <w:t>https://eur-lex.europa.eu/eli/reg/2016/679/oj</w:t>
         </w:r>
       </w:hyperlink>
-      <w:r>
-        <w:t xml:space="preserve"> (Accessed: 20 October 2026).</w:t>
-      </w:r>
     </w:p>
     <w:p>
       <w:pPr>
         <w:pStyle w:val="NormalWeb"/>
-      </w:pPr>
-      <w:r>
-        <w:t xml:space="preserve">Moe, W.W. and Fader, P.S. (2004) 'Dynamic conversion behavior at e-commerce sites', </w:t>
+        <w:ind w:left="720" w:hanging="720"/>
+      </w:pPr>
+      <w:r>
+        <w:t xml:space="preserve">Moe, W.W. and Fader, P.S. (2004) 'Dynamic conversion </w:t>
+      </w:r>
+      <w:proofErr w:type="spellStart"/>
+      <w:r>
+        <w:t>behavior</w:t>
+      </w:r>
+      <w:proofErr w:type="spellEnd"/>
+      <w:r>
+        <w:t xml:space="preserve"> at e-commerce sites', </w:t>
       </w:r>
       <w:r>
         <w:rPr>
-          <w:i/>
-          <w:iCs/>
+          <w:rStyle w:val="Emphasis"/>
         </w:rPr>
         <w:t>Management Science</w:t>
       </w:r>
@@ -6038,21 +6251,26 @@
           <w:t>https://doi.org/10.1287/mnsc.1040.0153</w:t>
         </w:r>
       </w:hyperlink>
-      <w:r>
-        <w:t>.</w:t>
-      </w:r>
     </w:p>
     <w:p>
       <w:pPr>
         <w:pStyle w:val="NormalWeb"/>
-      </w:pPr>
-      <w:r>
-        <w:t xml:space="preserve">Montgomery, A.L., Li, S., Srinivasan, K. and Liechty, J.C. (2004) 'Modeling online browsing and path analysis using clickstream data', </w:t>
+        <w:ind w:left="720" w:hanging="720"/>
+      </w:pPr>
+      <w:r>
+        <w:t>Montgomery, A.L., Li, S., Srinivasan, K. and Liechty, J.C. (2004) '</w:t>
+      </w:r>
+      <w:proofErr w:type="spellStart"/>
+      <w:r>
+        <w:t>Modeling</w:t>
+      </w:r>
+      <w:proofErr w:type="spellEnd"/>
+      <w:r>
+        <w:t xml:space="preserve"> online browsing and path analysis using clickstream data', </w:t>
       </w:r>
       <w:r>
         <w:rPr>
-          <w:i/>
-          <w:iCs/>
+          <w:rStyle w:val="Emphasis"/>
         </w:rPr>
         <w:t>Marketing Science</w:t>
       </w:r>
@@ -6067,28 +6285,78 @@
           <w:t>https://doi.org/10.1287/mksc.1040.0073</w:t>
         </w:r>
       </w:hyperlink>
-      <w:r>
-        <w:t>.</w:t>
-      </w:r>
     </w:p>
     <w:p>
       <w:pPr>
         <w:pStyle w:val="NormalWeb"/>
-      </w:pPr>
-      <w:r>
-        <w:t xml:space="preserve">Sakar, C.O., Polat, S.O., Katircioglu, M. and Kastro, Y. (2019) 'Real-time prediction of online shoppers’ purchasing intention using multilayer perceptron and LSTM recurrent neural networks', </w:t>
+        <w:ind w:left="720" w:hanging="720"/>
+      </w:pPr>
+      <w:r>
+        <w:t xml:space="preserve">Sakar, C. and </w:t>
+      </w:r>
+      <w:proofErr w:type="spellStart"/>
+      <w:r>
+        <w:t>Kastro</w:t>
+      </w:r>
+      <w:proofErr w:type="spellEnd"/>
+      <w:r>
+        <w:t xml:space="preserve">, Y. (2018) </w:t>
       </w:r>
       <w:r>
         <w:rPr>
-          <w:i/>
-          <w:iCs/>
+          <w:rStyle w:val="Emphasis"/>
+        </w:rPr>
+        <w:t>Online Shoppers Purchasing Intention Dataset</w:t>
+      </w:r>
+      <w:r>
+        <w:t xml:space="preserve"> [Dataset]. UCI Machine Learning Repository. Available at: </w:t>
+      </w:r>
+      <w:hyperlink r:id="rId14" w:history="1">
+        <w:r>
+          <w:rPr>
+            <w:rStyle w:val="Hyperlink"/>
+          </w:rPr>
+          <w:t>https://doi.org/10.24432/C5F88Q</w:t>
+        </w:r>
+      </w:hyperlink>
+      <w:r>
+        <w:t xml:space="preserve"> (Accessed: 20 October 2026).</w:t>
+      </w:r>
+    </w:p>
+    <w:p>
+      <w:pPr>
+        <w:pStyle w:val="NormalWeb"/>
+        <w:ind w:left="720" w:hanging="720"/>
+      </w:pPr>
+      <w:r>
+        <w:t xml:space="preserve">Sakar, C.O., Polat, S.O., </w:t>
+      </w:r>
+      <w:proofErr w:type="spellStart"/>
+      <w:r>
+        <w:t>Katircioglu</w:t>
+      </w:r>
+      <w:proofErr w:type="spellEnd"/>
+      <w:r>
+        <w:t xml:space="preserve">, M. and </w:t>
+      </w:r>
+      <w:proofErr w:type="spellStart"/>
+      <w:r>
+        <w:t>Kastro</w:t>
+      </w:r>
+      <w:proofErr w:type="spellEnd"/>
+      <w:r>
+        <w:t xml:space="preserve">, Y. (2019) 'Real-time prediction of online shoppers’ purchasing intention using multilayer perceptron and LSTM recurrent neural networks', </w:t>
+      </w:r>
+      <w:r>
+        <w:rPr>
+          <w:rStyle w:val="Emphasis"/>
         </w:rPr>
         <w:t>Neural Computing and Applications</w:t>
       </w:r>
       <w:r>
         <w:t xml:space="preserve">, 31, pp. 6893–6908. Available at: </w:t>
       </w:r>
-      <w:hyperlink r:id="rId14" w:history="1">
+      <w:hyperlink r:id="rId15" w:history="1">
         <w:r>
           <w:rPr>
             <w:rStyle w:val="Hyperlink"/>
@@ -6096,8 +6364,71 @@
           <w:t>https://doi.org/10.1007/s00521-018-3523-0</w:t>
         </w:r>
       </w:hyperlink>
-      <w:r>
-        <w:t>.</w:t>
+    </w:p>
+    <w:p>
+      <w:pPr>
+        <w:pStyle w:val="NormalWeb"/>
+        <w:ind w:left="720" w:hanging="720"/>
+      </w:pPr>
+      <w:r>
+        <w:t xml:space="preserve">Tavares, A. (2024) 'The complete guide to predicting customer </w:t>
+      </w:r>
+      <w:proofErr w:type="spellStart"/>
+      <w:r>
+        <w:t>behavior</w:t>
+      </w:r>
+      <w:proofErr w:type="spellEnd"/>
+      <w:r>
+        <w:t xml:space="preserve"> by leveraging data', </w:t>
+      </w:r>
+      <w:proofErr w:type="spellStart"/>
+      <w:r>
+        <w:rPr>
+          <w:rStyle w:val="Emphasis"/>
+        </w:rPr>
+        <w:t>Noibu</w:t>
+      </w:r>
+      <w:proofErr w:type="spellEnd"/>
+      <w:r>
+        <w:t xml:space="preserve">. Available at: </w:t>
+      </w:r>
+      <w:hyperlink r:id="rId16" w:history="1">
+        <w:r>
+          <w:rPr>
+            <w:rStyle w:val="Hyperlink"/>
+          </w:rPr>
+          <w:t>https://www.noibu.com/blog/the-complete-guide-to-predicting-customer-behavior-by-leveraging-data</w:t>
+        </w:r>
+      </w:hyperlink>
+      <w:r>
+        <w:t xml:space="preserve"> (Accessed: 20 October 2026).</w:t>
+      </w:r>
+    </w:p>
+    <w:p>
+      <w:pPr>
+        <w:pStyle w:val="NormalWeb"/>
+        <w:ind w:left="720" w:hanging="720"/>
+      </w:pPr>
+    </w:p>
+    <w:p>
+      <w:pPr>
+        <w:pStyle w:val="NormalWeb"/>
+        <w:ind w:left="720" w:hanging="720"/>
+      </w:pPr>
+    </w:p>
+    <w:p>
+      <w:pPr>
+        <w:pStyle w:val="NormalWeb"/>
+        <w:ind w:left="720" w:hanging="720"/>
+      </w:pPr>
+    </w:p>
+    <w:p>
+      <w:pPr>
+        <w:pStyle w:val="Heading1"/>
+      </w:pPr>
+      <w:r>
+        <w:lastRenderedPageBreak/>
+        <w:t xml:space="preserve">Anexo </w:t>
       </w:r>
     </w:p>
     <w:p>
@@ -6112,9 +6443,9 @@
     </w:p>
     <w:p/>
     <w:sectPr>
-      <w:headerReference w:type="default" r:id="rId15"/>
-      <w:footerReference w:type="default" r:id="rId16"/>
-      <w:headerReference w:type="first" r:id="rId17"/>
+      <w:headerReference w:type="default" r:id="rId17"/>
+      <w:footerReference w:type="default" r:id="rId18"/>
+      <w:headerReference w:type="first" r:id="rId19"/>
       <w:pgSz w:w="11906" w:h="16838"/>
       <w:pgMar w:top="1440" w:right="1440" w:bottom="1440" w:left="1440" w:header="708" w:footer="708" w:gutter="0"/>
       <w:pgNumType w:start="0"/>
@@ -6153,53 +6484,43 @@
 
 <file path=word/footer1.xml><?xml version="1.0" encoding="utf-8"?>
 <w:ftr xmlns:wpc="http://schemas.microsoft.com/office/word/2010/wordprocessingCanvas" xmlns:cx="http://schemas.microsoft.com/office/drawing/2014/chartex" xmlns:cx1="http://schemas.microsoft.com/office/drawing/2015/9/8/chartex" xmlns:cx2="http://schemas.microsoft.com/office/drawing/2015/10/21/chartex" xmlns:cx3="http://schemas.microsoft.com/office/drawing/2016/5/9/chartex" xmlns:cx4="http://schemas.microsoft.com/office/drawing/2016/5/10/chartex" xmlns:cx5="http://schemas.microsoft.com/office/drawing/2016/5/11/chartex" xmlns:cx6="http://schemas.microsoft.com/office/drawing/2016/5/12/chartex" xmlns:cx7="http://schemas.microsoft.com/office/drawing/2016/5/13/chartex" xmlns:cx8="http://schemas.microsoft.com/office/drawing/2016/5/14/chartex" xmlns:mc="http://schemas.openxmlformats.org/markup-compatibility/2006" xmlns:aink="http://schemas.microsoft.com/office/drawing/2016/ink" xmlns:am3d="http://schemas.microsoft.com/office/drawing/2017/model3d" xmlns:o="urn:schemas-microsoft-com:office:office" xmlns:oel="http://schemas.microsoft.com/office/2019/extlst" xmlns:r="http://schemas.openxmlformats.org/officeDocument/2006/relationships" xmlns:m="http://schemas.openxmlformats.org/officeDocument/2006/math" xmlns:v="urn:schemas-microsoft-com:vml" xmlns:wp14="http://schemas.microsoft.com/office/word/2010/wordprocessingDrawing" xmlns:wp="http://schemas.openxmlformats.org/drawingml/2006/wordprocessingDrawing" xmlns:w10="urn:schemas-microsoft-com:office:word" xmlns:w="http://schemas.openxmlformats.org/wordprocessingml/2006/main" xmlns:w14="http://schemas.microsoft.com/office/word/2010/wordml" xmlns:w15="http://schemas.microsoft.com/office/word/2012/wordml" xmlns:w16cex="http://schemas.microsoft.com/office/word/2018/wordml/cex" xmlns:w16cid="http://schemas.microsoft.com/office/word/2016/wordml/cid" xmlns:w16="http://schemas.microsoft.com/office/word/2018/wordml" xmlns:w16du="http://schemas.microsoft.com/office/word/2023/wordml/word16du" xmlns:w16sdtdh="http://schemas.microsoft.com/office/word/2020/wordml/sdtdatahash" xmlns:w16sdtfl="http://schemas.microsoft.com/office/word/2024/wordml/sdtformatlock" xmlns:w16se="http://schemas.microsoft.com/office/word/2015/wordml/symex" xmlns:wpg="http://schemas.microsoft.com/office/word/2010/wordprocessingGroup" xmlns:wpi="http://schemas.microsoft.com/office/word/2010/wordprocessingInk" xmlns:wne="http://schemas.microsoft.com/office/word/2006/wordml" xmlns:wps="http://schemas.microsoft.com/office/word/2010/wordprocessingShape" mc:Ignorable="w14 w15 w16se w16cid w16 w16cex w16sdtdh w16sdtfl w16du wp14">
-  <w:sdt>
-    <w:sdtPr>
-      <w:id w:val="1186876748"/>
-      <w:docPartObj>
-        <w:docPartGallery w:val="Page Numbers (Bottom of Page)"/>
-        <w:docPartUnique/>
-      </w:docPartObj>
-    </w:sdtPr>
-    <w:sdtEndPr>
-      <w:rPr>
-        <w:noProof/>
-      </w:rPr>
-    </w:sdtEndPr>
-    <w:sdtContent>
-      <w:p>
-        <w:pPr>
-          <w:pStyle w:val="Footer"/>
-          <w:jc w:val="center"/>
-        </w:pPr>
-        <w:r>
-          <w:fldChar w:fldCharType="begin"/>
-        </w:r>
-        <w:r>
-          <w:instrText xml:space="preserve"> PAGE   \* MERGEFORMAT </w:instrText>
-        </w:r>
-        <w:r>
-          <w:fldChar w:fldCharType="separate"/>
-        </w:r>
-        <w:r>
-          <w:rPr>
-            <w:noProof/>
-          </w:rPr>
-          <w:t>2</w:t>
-        </w:r>
-        <w:r>
-          <w:rPr>
-            <w:noProof/>
-          </w:rPr>
-          <w:fldChar w:fldCharType="end"/>
-        </w:r>
-      </w:p>
-    </w:sdtContent>
-  </w:sdt>
   <w:p>
     <w:pPr>
       <w:pStyle w:val="Footer"/>
     </w:pPr>
+    <w:r>
+      <w:t>HDSDAB Sep26 PT SB -  Strategic Thinking</w:t>
+    </w:r>
+    <w:r>
+      <w:t xml:space="preserve"> </w:t>
+    </w:r>
+    <w:r>
+      <w:ptab w:relativeTo="margin" w:alignment="center" w:leader="none"/>
+    </w:r>
+    <w:r>
+      <w:ptab w:relativeTo="margin" w:alignment="right" w:leader="none"/>
+    </w:r>
+    <w:r>
+      <w:fldChar w:fldCharType="begin"/>
+    </w:r>
+    <w:r>
+      <w:instrText xml:space="preserve"> PAGE   \* MERGEFORMAT </w:instrText>
+    </w:r>
+    <w:r>
+      <w:fldChar w:fldCharType="separate"/>
+    </w:r>
+    <w:r>
+      <w:rPr>
+        <w:noProof/>
+      </w:rPr>
+      <w:t>1</w:t>
+    </w:r>
+    <w:r>
+      <w:rPr>
+        <w:noProof/>
+      </w:rPr>
+      <w:fldChar w:fldCharType="end"/>
+    </w:r>
   </w:p>
 </w:ftr>
 </file>
@@ -9568,11 +9889,12 @@
   <w:style w:type="paragraph" w:default="1" w:styleId="Normal">
     <w:name w:val="Normal"/>
     <w:qFormat/>
-    <w:rsid w:val="00432E09"/>
+    <w:rsid w:val="00BA74F1"/>
     <w:pPr>
       <w:suppressAutoHyphens/>
       <w:autoSpaceDN w:val="0"/>
       <w:spacing w:line="256" w:lineRule="auto"/>
+      <w:jc w:val="both"/>
     </w:pPr>
     <w:rPr>
       <w:rFonts w:ascii="Times New Roman" w:eastAsia="Calibri" w:hAnsi="Times New Roman" w:cs="Times New Roman"/>
@@ -9595,7 +9917,6 @@
         <w:numId w:val="26"/>
       </w:numPr>
       <w:spacing w:before="360" w:after="80"/>
-      <w:jc w:val="both"/>
       <w:outlineLvl w:val="0"/>
     </w:pPr>
     <w:rPr>
@@ -10385,6 +10706,17 @@
       <w:shd w:val="clear" w:color="auto" w:fill="E1DFDD"/>
     </w:rPr>
   </w:style>
+  <w:style w:type="character" w:styleId="Strong">
+    <w:name w:val="Strong"/>
+    <w:basedOn w:val="DefaultParagraphFont"/>
+    <w:uiPriority w:val="22"/>
+    <w:qFormat/>
+    <w:rsid w:val="002541E8"/>
+    <w:rPr>
+      <w:b/>
+      <w:bCs/>
+    </w:rPr>
+  </w:style>
 </w:styles>
 </file>
 

--- a/Capstone_Project_2026.docx
+++ b/Capstone_Project_2026.docx
@@ -625,16 +625,16 @@
             <mc:AlternateContent>
               <mc:Choice Requires="wpg">
                 <w:drawing>
-                  <wp:anchor distT="0" distB="0" distL="114300" distR="114300" simplePos="0" relativeHeight="251659264" behindDoc="1" locked="0" layoutInCell="1" allowOverlap="1" wp14:anchorId="55DDB836" wp14:editId="35F0C02B">
+                  <wp:anchor distT="0" distB="0" distL="114300" distR="114300" simplePos="0" relativeHeight="251659264" behindDoc="1" locked="0" layoutInCell="1" allowOverlap="1" wp14:anchorId="55DDB836" wp14:editId="0ADE501A">
                     <wp:simplePos x="0" y="0"/>
                     <wp:positionH relativeFrom="page">
-                      <wp:posOffset>445135</wp:posOffset>
+                      <wp:posOffset>443986</wp:posOffset>
                     </wp:positionH>
                     <wp:positionV relativeFrom="page">
-                      <wp:posOffset>770890</wp:posOffset>
+                      <wp:posOffset>771690</wp:posOffset>
                     </wp:positionV>
-                    <wp:extent cx="6864350" cy="9123045"/>
-                    <wp:effectExtent l="0" t="0" r="0" b="0"/>
+                    <wp:extent cx="6864350" cy="8774012"/>
+                    <wp:effectExtent l="0" t="0" r="0" b="8255"/>
                     <wp:wrapNone/>
                     <wp:docPr id="1002737273" name="Group 198"/>
                     <wp:cNvGraphicFramePr/>
@@ -645,9 +645,9 @@
                           <wpg:grpSpPr>
                             <a:xfrm>
                               <a:off x="0" y="0"/>
-                              <a:ext cx="6864350" cy="9123045"/>
+                              <a:ext cx="6864350" cy="8774012"/>
                               <a:chOff x="0" y="0"/>
-                              <a:chExt cx="6864824" cy="9123528"/>
+                              <a:chExt cx="6864824" cy="8774477"/>
                             </a:xfrm>
                           </wpg:grpSpPr>
                           <wps:wsp>
@@ -683,8 +683,8 @@
                             <wps:cNvSpPr/>
                             <wps:spPr>
                               <a:xfrm>
-                                <a:off x="0" y="4094328"/>
-                                <a:ext cx="6858000" cy="5029200"/>
+                                <a:off x="0" y="4361925"/>
+                                <a:ext cx="6858000" cy="4412552"/>
                               </a:xfrm>
                               <a:prstGeom prst="rect">
                                 <a:avLst/>
@@ -704,7 +704,10 @@
                                 <w:sdt>
                                   <w:sdtPr>
                                     <w:rPr>
+                                      <w:rFonts w:ascii="Times New Roman" w:eastAsia="Calibri" w:hAnsi="Times New Roman" w:cs="Times New Roman"/>
                                       <w:color w:val="FFFFFF" w:themeColor="background1"/>
+                                      <w:sz w:val="24"/>
+                                      <w:lang w:val="en-IE"/>
                                     </w:rPr>
                                     <w:alias w:val="Author"/>
                                     <w:tag w:val=""/>
@@ -717,16 +720,83 @@
                                       <w:pPr>
                                         <w:pStyle w:val="NoSpacing"/>
                                         <w:spacing w:before="120"/>
-                                        <w:jc w:val="center"/>
                                         <w:rPr>
                                           <w:color w:val="FFFFFF" w:themeColor="background1"/>
                                         </w:rPr>
                                       </w:pPr>
                                       <w:r>
                                         <w:rPr>
+                                          <w:rFonts w:ascii="Times New Roman" w:eastAsia="Calibri" w:hAnsi="Times New Roman" w:cs="Times New Roman"/>
                                           <w:color w:val="FFFFFF" w:themeColor="background1"/>
+                                          <w:sz w:val="24"/>
+                                          <w:lang w:val="en-IE"/>
                                         </w:rPr>
-                                        <w:t>Mariana Garcia</w:t>
+                                        <w:t xml:space="preserve">Module Title: HDSDAB Sep26 PT SB -  Strategic Thinking                                                        Student: Mariana Garcia </w:t>
+                                      </w:r>
+                                      <w:r>
+                                        <w:rPr>
+                                          <w:rFonts w:ascii="Times New Roman" w:eastAsia="Calibri" w:hAnsi="Times New Roman" w:cs="Times New Roman"/>
+                                          <w:color w:val="FFFFFF" w:themeColor="background1"/>
+                                          <w:sz w:val="24"/>
+                                          <w:lang w:val="en-IE"/>
+                                        </w:rPr>
+                                        <w:t xml:space="preserve"> - </w:t>
+                                      </w:r>
+                                      <w:r>
+                                        <w:rPr>
+                                          <w:rFonts w:ascii="Times New Roman" w:eastAsia="Calibri" w:hAnsi="Times New Roman" w:cs="Times New Roman"/>
+                                          <w:color w:val="FFFFFF" w:themeColor="background1"/>
+                                          <w:sz w:val="24"/>
+                                          <w:lang w:val="en-IE"/>
+                                        </w:rPr>
+                                        <w:t xml:space="preserve">sba25049  </w:t>
+                                      </w:r>
+                                      <w:r>
+                                        <w:rPr>
+                                          <w:rFonts w:ascii="Times New Roman" w:eastAsia="Calibri" w:hAnsi="Times New Roman" w:cs="Times New Roman"/>
+                                          <w:color w:val="FFFFFF" w:themeColor="background1"/>
+                                          <w:sz w:val="24"/>
+                                          <w:lang w:val="en-IE"/>
+                                        </w:rPr>
+                                        <w:t xml:space="preserve">                                                                                  </w:t>
+                                      </w:r>
+                                      <w:r>
+                                        <w:rPr>
+                                          <w:rFonts w:ascii="Times New Roman" w:eastAsia="Calibri" w:hAnsi="Times New Roman" w:cs="Times New Roman"/>
+                                          <w:color w:val="FFFFFF" w:themeColor="background1"/>
+                                          <w:sz w:val="24"/>
+                                          <w:lang w:val="en-IE"/>
+                                        </w:rPr>
+                                        <w:t>Lecturer Name:</w:t>
+                                      </w:r>
+                                      <w:r>
+                                        <w:rPr>
+                                          <w:rFonts w:ascii="Times New Roman" w:eastAsia="Calibri" w:hAnsi="Times New Roman" w:cs="Times New Roman"/>
+                                          <w:color w:val="FFFFFF" w:themeColor="background1"/>
+                                          <w:sz w:val="24"/>
+                                          <w:lang w:val="en-IE"/>
+                                        </w:rPr>
+                                        <w:t xml:space="preserve"> </w:t>
+                                      </w:r>
+                                      <w:proofErr w:type="spellStart"/>
+                                      <w:r>
+                                        <w:rPr>
+                                          <w:rFonts w:ascii="Times New Roman" w:eastAsia="Calibri" w:hAnsi="Times New Roman" w:cs="Times New Roman"/>
+                                          <w:color w:val="FFFFFF" w:themeColor="background1"/>
+                                          <w:sz w:val="24"/>
+                                          <w:lang w:val="en-IE"/>
+                                        </w:rPr>
+                                        <w:t>Taufique</w:t>
+                                      </w:r>
+                                      <w:proofErr w:type="spellEnd"/>
+                                      <w:r>
+                                        <w:rPr>
+                                          <w:rFonts w:ascii="Times New Roman" w:eastAsia="Calibri" w:hAnsi="Times New Roman" w:cs="Times New Roman"/>
+                                          <w:color w:val="FFFFFF" w:themeColor="background1"/>
+                                          <w:sz w:val="24"/>
+                                          <w:lang w:val="en-IE"/>
+                                        </w:rPr>
+                                        <w:t xml:space="preserve"> Ahmed                                                                                                    </w:t>
                                       </w:r>
                                     </w:p>
                                   </w:sdtContent>
@@ -878,22 +948,25 @@
                       <wp14:pctWidth>88200</wp14:pctWidth>
                     </wp14:sizeRelH>
                     <wp14:sizeRelV relativeFrom="page">
-                      <wp14:pctHeight>90900</wp14:pctHeight>
+                      <wp14:pctHeight>0</wp14:pctHeight>
                     </wp14:sizeRelV>
                   </wp:anchor>
                 </w:drawing>
               </mc:Choice>
               <mc:Fallback>
                 <w:pict>
-                  <v:group w14:anchorId="55DDB836" id="Group 198" o:spid="_x0000_s1026" style="position:absolute;left:0;text-align:left;margin-left:35.05pt;margin-top:60.7pt;width:540.5pt;height:718.35pt;z-index:-251657216;mso-width-percent:882;mso-height-percent:909;mso-position-horizontal-relative:page;mso-position-vertical-relative:page;mso-width-percent:882;mso-height-percent:909" coordsize="68648,91235" o:gfxdata="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">
+                  <v:group w14:anchorId="55DDB836" id="Group 198" o:spid="_x0000_s1026" style="position:absolute;left:0;text-align:left;margin-left:34.95pt;margin-top:60.75pt;width:540.5pt;height:690.85pt;z-index:-251657216;mso-width-percent:882;mso-position-horizontal-relative:page;mso-position-vertical-relative:page;mso-width-percent:882" coordsize="68648,87744" o:gfxdata="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">
                     <v:rect id="Rectangle 776233169" o:spid="_x0000_s1027" style="position:absolute;width:68580;height:13716;visibility:visible;mso-wrap-style:square;v-text-anchor:middle" o:gfxdata="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" fillcolor="#4472c4" stroked="f" strokeweight="1pt"/>
-                    <v:rect id="Rectangle 1442692755" o:spid="_x0000_s1028" style="position:absolute;top:40943;width:68580;height:50292;visibility:visible;mso-wrap-style:square;v-text-anchor:bottom" o:gfxdata="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" fillcolor="#4472c4" stroked="f" strokeweight="1pt">
+                    <v:rect id="Rectangle 1442692755" o:spid="_x0000_s1028" style="position:absolute;top:43619;width:68580;height:44125;visibility:visible;mso-wrap-style:square;v-text-anchor:bottom" o:gfxdata="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" fillcolor="#4472c4" stroked="f" strokeweight="1pt">
                       <v:textbox inset="36pt,57.6pt,36pt,36pt">
                         <w:txbxContent>
                           <w:sdt>
                             <w:sdtPr>
                               <w:rPr>
+                                <w:rFonts w:ascii="Times New Roman" w:eastAsia="Calibri" w:hAnsi="Times New Roman" w:cs="Times New Roman"/>
                                 <w:color w:val="FFFFFF" w:themeColor="background1"/>
+                                <w:sz w:val="24"/>
+                                <w:lang w:val="en-IE"/>
                               </w:rPr>
                               <w:alias w:val="Author"/>
                               <w:tag w:val=""/>
@@ -906,16 +979,83 @@
                                 <w:pPr>
                                   <w:pStyle w:val="NoSpacing"/>
                                   <w:spacing w:before="120"/>
-                                  <w:jc w:val="center"/>
                                   <w:rPr>
                                     <w:color w:val="FFFFFF" w:themeColor="background1"/>
                                   </w:rPr>
                                 </w:pPr>
                                 <w:r>
                                   <w:rPr>
+                                    <w:rFonts w:ascii="Times New Roman" w:eastAsia="Calibri" w:hAnsi="Times New Roman" w:cs="Times New Roman"/>
                                     <w:color w:val="FFFFFF" w:themeColor="background1"/>
+                                    <w:sz w:val="24"/>
+                                    <w:lang w:val="en-IE"/>
                                   </w:rPr>
-                                  <w:t>Mariana Garcia</w:t>
+                                  <w:t xml:space="preserve">Module Title: HDSDAB Sep26 PT SB -  Strategic Thinking                                                        Student: Mariana Garcia </w:t>
+                                </w:r>
+                                <w:r>
+                                  <w:rPr>
+                                    <w:rFonts w:ascii="Times New Roman" w:eastAsia="Calibri" w:hAnsi="Times New Roman" w:cs="Times New Roman"/>
+                                    <w:color w:val="FFFFFF" w:themeColor="background1"/>
+                                    <w:sz w:val="24"/>
+                                    <w:lang w:val="en-IE"/>
+                                  </w:rPr>
+                                  <w:t xml:space="preserve"> - </w:t>
+                                </w:r>
+                                <w:r>
+                                  <w:rPr>
+                                    <w:rFonts w:ascii="Times New Roman" w:eastAsia="Calibri" w:hAnsi="Times New Roman" w:cs="Times New Roman"/>
+                                    <w:color w:val="FFFFFF" w:themeColor="background1"/>
+                                    <w:sz w:val="24"/>
+                                    <w:lang w:val="en-IE"/>
+                                  </w:rPr>
+                                  <w:t xml:space="preserve">sba25049  </w:t>
+                                </w:r>
+                                <w:r>
+                                  <w:rPr>
+                                    <w:rFonts w:ascii="Times New Roman" w:eastAsia="Calibri" w:hAnsi="Times New Roman" w:cs="Times New Roman"/>
+                                    <w:color w:val="FFFFFF" w:themeColor="background1"/>
+                                    <w:sz w:val="24"/>
+                                    <w:lang w:val="en-IE"/>
+                                  </w:rPr>
+                                  <w:t xml:space="preserve">                                                                                  </w:t>
+                                </w:r>
+                                <w:r>
+                                  <w:rPr>
+                                    <w:rFonts w:ascii="Times New Roman" w:eastAsia="Calibri" w:hAnsi="Times New Roman" w:cs="Times New Roman"/>
+                                    <w:color w:val="FFFFFF" w:themeColor="background1"/>
+                                    <w:sz w:val="24"/>
+                                    <w:lang w:val="en-IE"/>
+                                  </w:rPr>
+                                  <w:t>Lecturer Name:</w:t>
+                                </w:r>
+                                <w:r>
+                                  <w:rPr>
+                                    <w:rFonts w:ascii="Times New Roman" w:eastAsia="Calibri" w:hAnsi="Times New Roman" w:cs="Times New Roman"/>
+                                    <w:color w:val="FFFFFF" w:themeColor="background1"/>
+                                    <w:sz w:val="24"/>
+                                    <w:lang w:val="en-IE"/>
+                                  </w:rPr>
+                                  <w:t xml:space="preserve"> </w:t>
+                                </w:r>
+                                <w:proofErr w:type="spellStart"/>
+                                <w:r>
+                                  <w:rPr>
+                                    <w:rFonts w:ascii="Times New Roman" w:eastAsia="Calibri" w:hAnsi="Times New Roman" w:cs="Times New Roman"/>
+                                    <w:color w:val="FFFFFF" w:themeColor="background1"/>
+                                    <w:sz w:val="24"/>
+                                    <w:lang w:val="en-IE"/>
+                                  </w:rPr>
+                                  <w:t>Taufique</w:t>
+                                </w:r>
+                                <w:proofErr w:type="spellEnd"/>
+                                <w:r>
+                                  <w:rPr>
+                                    <w:rFonts w:ascii="Times New Roman" w:eastAsia="Calibri" w:hAnsi="Times New Roman" w:cs="Times New Roman"/>
+                                    <w:color w:val="FFFFFF" w:themeColor="background1"/>
+                                    <w:sz w:val="24"/>
+                                    <w:lang w:val="en-IE"/>
+                                  </w:rPr>
+                                  <w:t xml:space="preserve"> Ahmed                                                                                                    </w:t>
                                 </w:r>
                               </w:p>
                             </w:sdtContent>
@@ -1078,27 +1218,10 @@
         </w:p>
       </w:sdtContent>
     </w:sdt>
-    <w:p>
-      <w:pPr>
-        <w:suppressAutoHyphens w:val="0"/>
-        <w:rPr>
-          <w:noProof/>
-          <w:color w:val="4472C4"/>
-        </w:rPr>
-      </w:pPr>
-      <w:r>
-        <w:rPr>
-          <w:noProof/>
-          <w:color w:val="4472C4"/>
-        </w:rPr>
-        <w:lastRenderedPageBreak/>
-        <w:br w:type="page"/>
-      </w:r>
-    </w:p>
-    <w:bookmarkStart w:id="0" w:name="_Toc243430763" w:displacedByCustomXml="next"/>
+    <w:bookmarkStart w:id="0" w:name="_Toc243430763" w:displacedByCustomXml="prev"/>
     <w:sdt>
       <w:sdtPr>
-        <w:id w:val="-1935191373"/>
+        <w:id w:val="636848535"/>
         <w:docPartObj>
           <w:docPartGallery w:val="Table of Contents"/>
           <w:docPartUnique/>
@@ -1120,9 +1243,19 @@
         <w:p>
           <w:pPr>
             <w:pStyle w:val="TOCHeading"/>
+            <w:rPr>
+              <w:rFonts w:ascii="Times New Roman" w:hAnsi="Times New Roman" w:cs="Times New Roman"/>
+              <w:b/>
+              <w:bCs/>
+            </w:rPr>
           </w:pPr>
           <w:r>
-            <w:t>Contents</w:t>
+            <w:rPr>
+              <w:rFonts w:ascii="Times New Roman" w:hAnsi="Times New Roman" w:cs="Times New Roman"/>
+              <w:b/>
+              <w:bCs/>
+            </w:rPr>
+            <w:t>Table of Contents</w:t>
           </w:r>
         </w:p>
         <w:p>
@@ -1146,11 +1279,13 @@
           <w:r>
             <w:fldChar w:fldCharType="separate"/>
           </w:r>
-          <w:hyperlink w:anchor="_Toc243431117" w:history="1">
+          <w:hyperlink w:anchor="_Toc243479153" w:history="1">
             <w:r>
               <w:rPr>
                 <w:rStyle w:val="Hyperlink"/>
-                <w:noProof/>
+                <w:rFonts w:asciiTheme="majorHAnsi" w:eastAsiaTheme="majorEastAsia" w:hAnsiTheme="majorHAnsi"/>
+                <w:noProof/>
+                <w:lang w:val="en-US"/>
               </w:rPr>
               <w:t>1</w:t>
             </w:r>
@@ -1170,7 +1305,7 @@
                 <w:rStyle w:val="Hyperlink"/>
                 <w:noProof/>
               </w:rPr>
-              <w:t>Project Title</w:t>
+              <w:t>Introduction</w:t>
             </w:r>
             <w:r>
               <w:rPr>
@@ -1191,7 +1326,7 @@
                 <w:noProof/>
                 <w:webHidden/>
               </w:rPr>
-              <w:instrText xml:space="preserve"> PAGEREF _Toc243431117 \h </w:instrText>
+              <w:instrText xml:space="preserve"> PAGEREF _Toc243479153 \h </w:instrText>
             </w:r>
             <w:r>
               <w:rPr>
@@ -1234,7 +1369,7 @@
               <w14:ligatures w14:val="standardContextual"/>
             </w:rPr>
           </w:pPr>
-          <w:hyperlink w:anchor="_Toc243431118" w:history="1">
+          <w:hyperlink w:anchor="_Toc243479154" w:history="1">
             <w:r>
               <w:rPr>
                 <w:rStyle w:val="Hyperlink"/>
@@ -1258,7 +1393,7 @@
                 <w:rStyle w:val="Hyperlink"/>
                 <w:noProof/>
               </w:rPr>
-              <w:t>Problem Definition</w:t>
+              <w:t>Project Title</w:t>
             </w:r>
             <w:r>
               <w:rPr>
@@ -1279,7 +1414,7 @@
                 <w:noProof/>
                 <w:webHidden/>
               </w:rPr>
-              <w:instrText xml:space="preserve"> PAGEREF _Toc243431118 \h </w:instrText>
+              <w:instrText xml:space="preserve"> PAGEREF _Toc243479154 \h </w:instrText>
             </w:r>
             <w:r>
               <w:rPr>
@@ -1322,7 +1457,7 @@
               <w14:ligatures w14:val="standardContextual"/>
             </w:rPr>
           </w:pPr>
-          <w:hyperlink w:anchor="_Toc243431119" w:history="1">
+          <w:hyperlink w:anchor="_Toc243479155" w:history="1">
             <w:r>
               <w:rPr>
                 <w:rStyle w:val="Hyperlink"/>
@@ -1346,7 +1481,7 @@
                 <w:rStyle w:val="Hyperlink"/>
                 <w:noProof/>
               </w:rPr>
-              <w:t>Aim and Objectives</w:t>
+              <w:t>Problem Definition</w:t>
             </w:r>
             <w:r>
               <w:rPr>
@@ -1367,7 +1502,7 @@
                 <w:noProof/>
                 <w:webHidden/>
               </w:rPr>
-              <w:instrText xml:space="preserve"> PAGEREF _Toc243431119 \h </w:instrText>
+              <w:instrText xml:space="preserve"> PAGEREF _Toc243479155 \h </w:instrText>
             </w:r>
             <w:r>
               <w:rPr>
@@ -1414,7 +1549,7 @@
               <w14:ligatures w14:val="standardContextual"/>
             </w:rPr>
           </w:pPr>
-          <w:hyperlink w:anchor="_Toc243431120" w:history="1">
+          <w:hyperlink w:anchor="_Toc243479156" w:history="1">
             <w:r>
               <w:rPr>
                 <w:rStyle w:val="Hyperlink"/>
@@ -1438,7 +1573,7 @@
                 <w:rStyle w:val="Hyperlink"/>
                 <w:noProof/>
               </w:rPr>
-              <w:t>Aim</w:t>
+              <w:t>Research question</w:t>
             </w:r>
             <w:r>
               <w:rPr>
@@ -1459,7 +1594,7 @@
                 <w:noProof/>
                 <w:webHidden/>
               </w:rPr>
-              <w:instrText xml:space="preserve"> PAGEREF _Toc243431120 \h </w:instrText>
+              <w:instrText xml:space="preserve"> PAGEREF _Toc243479156 \h </w:instrText>
             </w:r>
             <w:r>
               <w:rPr>
@@ -1480,6 +1615,94 @@
                 <w:webHidden/>
               </w:rPr>
               <w:t>6</w:t>
+            </w:r>
+            <w:r>
+              <w:rPr>
+                <w:noProof/>
+                <w:webHidden/>
+              </w:rPr>
+              <w:fldChar w:fldCharType="end"/>
+            </w:r>
+          </w:hyperlink>
+        </w:p>
+        <w:p>
+          <w:pPr>
+            <w:pStyle w:val="TOC1"/>
+            <w:rPr>
+              <w:rFonts w:asciiTheme="minorHAnsi" w:eastAsiaTheme="minorEastAsia" w:hAnsiTheme="minorHAnsi" w:cstheme="minorBidi"/>
+              <w:noProof/>
+              <w:kern w:val="2"/>
+              <w:szCs w:val="24"/>
+              <w:lang w:eastAsia="en-IE"/>
+              <w14:ligatures w14:val="standardContextual"/>
+            </w:rPr>
+          </w:pPr>
+          <w:hyperlink w:anchor="_Toc243479157" w:history="1">
+            <w:r>
+              <w:rPr>
+                <w:rStyle w:val="Hyperlink"/>
+                <w:noProof/>
+              </w:rPr>
+              <w:t>4</w:t>
+            </w:r>
+            <w:r>
+              <w:rPr>
+                <w:rFonts w:asciiTheme="minorHAnsi" w:eastAsiaTheme="minorEastAsia" w:hAnsiTheme="minorHAnsi" w:cstheme="minorBidi"/>
+                <w:noProof/>
+                <w:kern w:val="2"/>
+                <w:szCs w:val="24"/>
+                <w:lang w:eastAsia="en-IE"/>
+                <w14:ligatures w14:val="standardContextual"/>
+              </w:rPr>
+              <w:tab/>
+            </w:r>
+            <w:r>
+              <w:rPr>
+                <w:rStyle w:val="Hyperlink"/>
+                <w:noProof/>
+              </w:rPr>
+              <w:t>Aim and Objectives</w:t>
+            </w:r>
+            <w:r>
+              <w:rPr>
+                <w:noProof/>
+                <w:webHidden/>
+              </w:rPr>
+              <w:tab/>
+            </w:r>
+            <w:r>
+              <w:rPr>
+                <w:noProof/>
+                <w:webHidden/>
+              </w:rPr>
+              <w:fldChar w:fldCharType="begin"/>
+            </w:r>
+            <w:r>
+              <w:rPr>
+                <w:noProof/>
+                <w:webHidden/>
+              </w:rPr>
+              <w:instrText xml:space="preserve"> PAGEREF _Toc243479157 \h </w:instrText>
+            </w:r>
+            <w:r>
+              <w:rPr>
+                <w:noProof/>
+                <w:webHidden/>
+              </w:rPr>
+            </w:r>
+            <w:r>
+              <w:rPr>
+                <w:noProof/>
+                <w:webHidden/>
+              </w:rPr>
+              <w:fldChar w:fldCharType="separate"/>
+            </w:r>
+            <w:r>
+              <w:rPr>
+                <w:noProof/>
+                <w:webHidden/>
+              </w:rPr>
+              <w:t>7</w:t>
             </w:r>
             <w:r>
               <w:rPr>
@@ -1506,13 +1729,13 @@
               <w14:ligatures w14:val="standardContextual"/>
             </w:rPr>
           </w:pPr>
-          <w:hyperlink w:anchor="_Toc243431121" w:history="1">
+          <w:hyperlink w:anchor="_Toc243479158" w:history="1">
             <w:r>
               <w:rPr>
                 <w:rStyle w:val="Hyperlink"/>
                 <w:noProof/>
               </w:rPr>
-              <w:t>3.2</w:t>
+              <w:t>4.1</w:t>
             </w:r>
             <w:r>
               <w:rPr>
@@ -1530,6 +1753,98 @@
                 <w:rStyle w:val="Hyperlink"/>
                 <w:noProof/>
               </w:rPr>
+              <w:t>Aim</w:t>
+            </w:r>
+            <w:r>
+              <w:rPr>
+                <w:noProof/>
+                <w:webHidden/>
+              </w:rPr>
+              <w:tab/>
+            </w:r>
+            <w:r>
+              <w:rPr>
+                <w:noProof/>
+                <w:webHidden/>
+              </w:rPr>
+              <w:fldChar w:fldCharType="begin"/>
+            </w:r>
+            <w:r>
+              <w:rPr>
+                <w:noProof/>
+                <w:webHidden/>
+              </w:rPr>
+              <w:instrText xml:space="preserve"> PAGEREF _Toc243479158 \h </w:instrText>
+            </w:r>
+            <w:r>
+              <w:rPr>
+                <w:noProof/>
+                <w:webHidden/>
+              </w:rPr>
+            </w:r>
+            <w:r>
+              <w:rPr>
+                <w:noProof/>
+                <w:webHidden/>
+              </w:rPr>
+              <w:fldChar w:fldCharType="separate"/>
+            </w:r>
+            <w:r>
+              <w:rPr>
+                <w:noProof/>
+                <w:webHidden/>
+              </w:rPr>
+              <w:t>7</w:t>
+            </w:r>
+            <w:r>
+              <w:rPr>
+                <w:noProof/>
+                <w:webHidden/>
+              </w:rPr>
+              <w:fldChar w:fldCharType="end"/>
+            </w:r>
+          </w:hyperlink>
+        </w:p>
+        <w:p>
+          <w:pPr>
+            <w:pStyle w:val="TOC2"/>
+            <w:tabs>
+              <w:tab w:val="left" w:pos="960"/>
+              <w:tab w:val="right" w:leader="dot" w:pos="9016"/>
+            </w:tabs>
+            <w:rPr>
+              <w:rFonts w:asciiTheme="minorHAnsi" w:eastAsiaTheme="minorEastAsia" w:hAnsiTheme="minorHAnsi" w:cstheme="minorBidi"/>
+              <w:noProof/>
+              <w:kern w:val="2"/>
+              <w:szCs w:val="24"/>
+              <w:lang w:eastAsia="en-IE"/>
+              <w14:ligatures w14:val="standardContextual"/>
+            </w:rPr>
+          </w:pPr>
+          <w:hyperlink w:anchor="_Toc243479159" w:history="1">
+            <w:r>
+              <w:rPr>
+                <w:rStyle w:val="Hyperlink"/>
+                <w:noProof/>
+              </w:rPr>
+              <w:t>4.2</w:t>
+            </w:r>
+            <w:r>
+              <w:rPr>
+                <w:rFonts w:asciiTheme="minorHAnsi" w:eastAsiaTheme="minorEastAsia" w:hAnsiTheme="minorHAnsi" w:cstheme="minorBidi"/>
+                <w:noProof/>
+                <w:kern w:val="2"/>
+                <w:szCs w:val="24"/>
+                <w:lang w:eastAsia="en-IE"/>
+                <w14:ligatures w14:val="standardContextual"/>
+              </w:rPr>
+              <w:tab/>
+            </w:r>
+            <w:r>
+              <w:rPr>
+                <w:rStyle w:val="Hyperlink"/>
+                <w:noProof/>
+              </w:rPr>
               <w:t>Project Objectives</w:t>
             </w:r>
             <w:r>
@@ -1551,7 +1866,7 @@
                 <w:noProof/>
                 <w:webHidden/>
               </w:rPr>
-              <w:instrText xml:space="preserve"> PAGEREF _Toc243431121 \h </w:instrText>
+              <w:instrText xml:space="preserve"> PAGEREF _Toc243479159 \h </w:instrText>
             </w:r>
             <w:r>
               <w:rPr>
@@ -1571,7 +1886,7 @@
                 <w:noProof/>
                 <w:webHidden/>
               </w:rPr>
-              <w:t>6</w:t>
+              <w:t>7</w:t>
             </w:r>
             <w:r>
               <w:rPr>
@@ -1598,13 +1913,13 @@
               <w14:ligatures w14:val="standardContextual"/>
             </w:rPr>
           </w:pPr>
-          <w:hyperlink w:anchor="_Toc243431122" w:history="1">
+          <w:hyperlink w:anchor="_Toc243479160" w:history="1">
             <w:r>
               <w:rPr>
                 <w:rStyle w:val="Hyperlink"/>
                 <w:noProof/>
               </w:rPr>
-              <w:t>3.2.1</w:t>
+              <w:t>4.2.1</w:t>
             </w:r>
             <w:r>
               <w:rPr>
@@ -1643,7 +1958,7 @@
                 <w:noProof/>
                 <w:webHidden/>
               </w:rPr>
-              <w:instrText xml:space="preserve"> PAGEREF _Toc243431122 \h </w:instrText>
+              <w:instrText xml:space="preserve"> PAGEREF _Toc243479160 \h </w:instrText>
             </w:r>
             <w:r>
               <w:rPr>
@@ -1663,7 +1978,7 @@
                 <w:noProof/>
                 <w:webHidden/>
               </w:rPr>
-              <w:t>6</w:t>
+              <w:t>7</w:t>
             </w:r>
             <w:r>
               <w:rPr>
@@ -1690,13 +2005,13 @@
               <w14:ligatures w14:val="standardContextual"/>
             </w:rPr>
           </w:pPr>
-          <w:hyperlink w:anchor="_Toc243431123" w:history="1">
+          <w:hyperlink w:anchor="_Toc243479161" w:history="1">
             <w:r>
               <w:rPr>
                 <w:rStyle w:val="Hyperlink"/>
                 <w:noProof/>
               </w:rPr>
-              <w:t>3.2.2</w:t>
+              <w:t>4.2.2</w:t>
             </w:r>
             <w:r>
               <w:rPr>
@@ -1735,7 +2050,7 @@
                 <w:noProof/>
                 <w:webHidden/>
               </w:rPr>
-              <w:instrText xml:space="preserve"> PAGEREF _Toc243431123 \h </w:instrText>
+              <w:instrText xml:space="preserve"> PAGEREF _Toc243479161 \h </w:instrText>
             </w:r>
             <w:r>
               <w:rPr>
@@ -1755,7 +2070,7 @@
                 <w:noProof/>
                 <w:webHidden/>
               </w:rPr>
-              <w:t>6</w:t>
+              <w:t>7</w:t>
             </w:r>
             <w:r>
               <w:rPr>
@@ -1782,13 +2097,13 @@
               <w14:ligatures w14:val="standardContextual"/>
             </w:rPr>
           </w:pPr>
-          <w:hyperlink w:anchor="_Toc243431124" w:history="1">
+          <w:hyperlink w:anchor="_Toc243479162" w:history="1">
             <w:r>
               <w:rPr>
                 <w:rStyle w:val="Hyperlink"/>
                 <w:noProof/>
               </w:rPr>
-              <w:t>3.2.3</w:t>
+              <w:t>4.2.3</w:t>
             </w:r>
             <w:r>
               <w:rPr>
@@ -1827,7 +2142,7 @@
                 <w:noProof/>
                 <w:webHidden/>
               </w:rPr>
-              <w:instrText xml:space="preserve"> PAGEREF _Toc243431124 \h </w:instrText>
+              <w:instrText xml:space="preserve"> PAGEREF _Toc243479162 \h </w:instrText>
             </w:r>
             <w:r>
               <w:rPr>
@@ -1847,7 +2162,7 @@
                 <w:noProof/>
                 <w:webHidden/>
               </w:rPr>
-              <w:t>6</w:t>
+              <w:t>7</w:t>
             </w:r>
             <w:r>
               <w:rPr>
@@ -1874,13 +2189,13 @@
               <w14:ligatures w14:val="standardContextual"/>
             </w:rPr>
           </w:pPr>
-          <w:hyperlink w:anchor="_Toc243431125" w:history="1">
+          <w:hyperlink w:anchor="_Toc243479163" w:history="1">
             <w:r>
               <w:rPr>
                 <w:rStyle w:val="Hyperlink"/>
                 <w:noProof/>
               </w:rPr>
-              <w:t>3.2.4</w:t>
+              <w:t>4.2.4</w:t>
             </w:r>
             <w:r>
               <w:rPr>
@@ -1919,7 +2234,7 @@
                 <w:noProof/>
                 <w:webHidden/>
               </w:rPr>
-              <w:instrText xml:space="preserve"> PAGEREF _Toc243431125 \h </w:instrText>
+              <w:instrText xml:space="preserve"> PAGEREF _Toc243479163 \h </w:instrText>
             </w:r>
             <w:r>
               <w:rPr>
@@ -1939,7 +2254,7 @@
                 <w:noProof/>
                 <w:webHidden/>
               </w:rPr>
-              <w:t>6</w:t>
+              <w:t>7</w:t>
             </w:r>
             <w:r>
               <w:rPr>
@@ -1966,13 +2281,13 @@
               <w14:ligatures w14:val="standardContextual"/>
             </w:rPr>
           </w:pPr>
-          <w:hyperlink w:anchor="_Toc243431126" w:history="1">
+          <w:hyperlink w:anchor="_Toc243479164" w:history="1">
             <w:r>
               <w:rPr>
                 <w:rStyle w:val="Hyperlink"/>
                 <w:noProof/>
               </w:rPr>
-              <w:t>3.2.5</w:t>
+              <w:t>4.2.5</w:t>
             </w:r>
             <w:r>
               <w:rPr>
@@ -2011,7 +2326,7 @@
                 <w:noProof/>
                 <w:webHidden/>
               </w:rPr>
-              <w:instrText xml:space="preserve"> PAGEREF _Toc243431126 \h </w:instrText>
+              <w:instrText xml:space="preserve"> PAGEREF _Toc243479164 \h </w:instrText>
             </w:r>
             <w:r>
               <w:rPr>
@@ -2031,7 +2346,7 @@
                 <w:noProof/>
                 <w:webHidden/>
               </w:rPr>
-              <w:t>6</w:t>
+              <w:t>7</w:t>
             </w:r>
             <w:r>
               <w:rPr>
@@ -2058,13 +2373,13 @@
               <w14:ligatures w14:val="standardContextual"/>
             </w:rPr>
           </w:pPr>
-          <w:hyperlink w:anchor="_Toc243431127" w:history="1">
+          <w:hyperlink w:anchor="_Toc243479165" w:history="1">
             <w:r>
               <w:rPr>
                 <w:rStyle w:val="Hyperlink"/>
                 <w:noProof/>
               </w:rPr>
-              <w:t>3.3</w:t>
+              <w:t>4.3</w:t>
             </w:r>
             <w:r>
               <w:rPr>
@@ -2103,7 +2418,7 @@
                 <w:noProof/>
                 <w:webHidden/>
               </w:rPr>
-              <w:instrText xml:space="preserve"> PAGEREF _Toc243431127 \h </w:instrText>
+              <w:instrText xml:space="preserve"> PAGEREF _Toc243479165 \h </w:instrText>
             </w:r>
             <w:r>
               <w:rPr>
@@ -2123,7 +2438,7 @@
                 <w:noProof/>
                 <w:webHidden/>
               </w:rPr>
-              <w:t>6</w:t>
+              <w:t>7</w:t>
             </w:r>
             <w:r>
               <w:rPr>
@@ -2146,13 +2461,13 @@
               <w14:ligatures w14:val="standardContextual"/>
             </w:rPr>
           </w:pPr>
-          <w:hyperlink w:anchor="_Toc243431128" w:history="1">
+          <w:hyperlink w:anchor="_Toc243479166" w:history="1">
             <w:r>
               <w:rPr>
                 <w:rStyle w:val="Hyperlink"/>
                 <w:noProof/>
               </w:rPr>
-              <w:t>4</w:t>
+              <w:t>5</w:t>
             </w:r>
             <w:r>
               <w:rPr>
@@ -2191,7 +2506,7 @@
                 <w:noProof/>
                 <w:webHidden/>
               </w:rPr>
-              <w:instrText xml:space="preserve"> PAGEREF _Toc243431128 \h </w:instrText>
+              <w:instrText xml:space="preserve"> PAGEREF _Toc243479166 \h </w:instrText>
             </w:r>
             <w:r>
               <w:rPr>
@@ -2211,7 +2526,7 @@
                 <w:noProof/>
                 <w:webHidden/>
               </w:rPr>
-              <w:t>7</w:t>
+              <w:t>8</w:t>
             </w:r>
             <w:r>
               <w:rPr>
@@ -2238,13 +2553,13 @@
               <w14:ligatures w14:val="standardContextual"/>
             </w:rPr>
           </w:pPr>
-          <w:hyperlink w:anchor="_Toc243431129" w:history="1">
+          <w:hyperlink w:anchor="_Toc243479167" w:history="1">
             <w:r>
               <w:rPr>
                 <w:rStyle w:val="Hyperlink"/>
                 <w:noProof/>
               </w:rPr>
-              <w:t>4.1</w:t>
+              <w:t>5.1</w:t>
             </w:r>
             <w:r>
               <w:rPr>
@@ -2283,7 +2598,7 @@
                 <w:noProof/>
                 <w:webHidden/>
               </w:rPr>
-              <w:instrText xml:space="preserve"> PAGEREF _Toc243431129 \h </w:instrText>
+              <w:instrText xml:space="preserve"> PAGEREF _Toc243479167 \h </w:instrText>
             </w:r>
             <w:r>
               <w:rPr>
@@ -2303,7 +2618,7 @@
                 <w:noProof/>
                 <w:webHidden/>
               </w:rPr>
-              <w:t>7</w:t>
+              <w:t>8</w:t>
             </w:r>
             <w:r>
               <w:rPr>
@@ -2330,13 +2645,13 @@
               <w14:ligatures w14:val="standardContextual"/>
             </w:rPr>
           </w:pPr>
-          <w:hyperlink w:anchor="_Toc243431130" w:history="1">
+          <w:hyperlink w:anchor="_Toc243479168" w:history="1">
             <w:r>
               <w:rPr>
                 <w:rStyle w:val="Hyperlink"/>
                 <w:noProof/>
               </w:rPr>
-              <w:t>4.2</w:t>
+              <w:t>5.2</w:t>
             </w:r>
             <w:r>
               <w:rPr>
@@ -2375,7 +2690,7 @@
                 <w:noProof/>
                 <w:webHidden/>
               </w:rPr>
-              <w:instrText xml:space="preserve"> PAGEREF _Toc243431130 \h </w:instrText>
+              <w:instrText xml:space="preserve"> PAGEREF _Toc243479168 \h </w:instrText>
             </w:r>
             <w:r>
               <w:rPr>
@@ -2395,7 +2710,7 @@
                 <w:noProof/>
                 <w:webHidden/>
               </w:rPr>
-              <w:t>7</w:t>
+              <w:t>8</w:t>
             </w:r>
             <w:r>
               <w:rPr>
@@ -2422,13 +2737,13 @@
               <w14:ligatures w14:val="standardContextual"/>
             </w:rPr>
           </w:pPr>
-          <w:hyperlink w:anchor="_Toc243431131" w:history="1">
+          <w:hyperlink w:anchor="_Toc243479169" w:history="1">
             <w:r>
               <w:rPr>
                 <w:rStyle w:val="Hyperlink"/>
                 <w:noProof/>
               </w:rPr>
-              <w:t>4.3</w:t>
+              <w:t>5.3</w:t>
             </w:r>
             <w:r>
               <w:rPr>
@@ -2467,7 +2782,7 @@
                 <w:noProof/>
                 <w:webHidden/>
               </w:rPr>
-              <w:instrText xml:space="preserve"> PAGEREF _Toc243431131 \h </w:instrText>
+              <w:instrText xml:space="preserve"> PAGEREF _Toc243479169 \h </w:instrText>
             </w:r>
             <w:r>
               <w:rPr>
@@ -2487,7 +2802,7 @@
                 <w:noProof/>
                 <w:webHidden/>
               </w:rPr>
-              <w:t>7</w:t>
+              <w:t>8</w:t>
             </w:r>
             <w:r>
               <w:rPr>
@@ -2510,13 +2825,13 @@
               <w14:ligatures w14:val="standardContextual"/>
             </w:rPr>
           </w:pPr>
-          <w:hyperlink w:anchor="_Toc243431132" w:history="1">
+          <w:hyperlink w:anchor="_Toc243479170" w:history="1">
             <w:r>
               <w:rPr>
                 <w:rStyle w:val="Hyperlink"/>
                 <w:noProof/>
               </w:rPr>
-              <w:t>5</w:t>
+              <w:t>6</w:t>
             </w:r>
             <w:r>
               <w:rPr>
@@ -2555,7 +2870,7 @@
                 <w:noProof/>
                 <w:webHidden/>
               </w:rPr>
-              <w:instrText xml:space="preserve"> PAGEREF _Toc243431132 \h </w:instrText>
+              <w:instrText xml:space="preserve"> PAGEREF _Toc243479170 \h </w:instrText>
             </w:r>
             <w:r>
               <w:rPr>
@@ -2575,7 +2890,7 @@
                 <w:noProof/>
                 <w:webHidden/>
               </w:rPr>
-              <w:t>8</w:t>
+              <w:t>9</w:t>
             </w:r>
             <w:r>
               <w:rPr>
@@ -2602,7 +2917,7 @@
               <w14:ligatures w14:val="standardContextual"/>
             </w:rPr>
           </w:pPr>
-          <w:hyperlink w:anchor="_Toc243431133" w:history="1">
+          <w:hyperlink w:anchor="_Toc243479171" w:history="1">
             <w:r>
               <w:rPr>
                 <w:rStyle w:val="Hyperlink"/>
@@ -2648,7 +2963,7 @@
                 <w:noProof/>
                 <w:webHidden/>
               </w:rPr>
-              <w:instrText xml:space="preserve"> PAGEREF _Toc243431133 \h </w:instrText>
+              <w:instrText xml:space="preserve"> PAGEREF _Toc243479171 \h </w:instrText>
             </w:r>
             <w:r>
               <w:rPr>
@@ -2668,7 +2983,7 @@
                 <w:noProof/>
                 <w:webHidden/>
               </w:rPr>
-              <w:t>8</w:t>
+              <w:t>9</w:t>
             </w:r>
             <w:r>
               <w:rPr>
@@ -2695,7 +3010,7 @@
               <w14:ligatures w14:val="standardContextual"/>
             </w:rPr>
           </w:pPr>
-          <w:hyperlink w:anchor="_Toc243431134" w:history="1">
+          <w:hyperlink w:anchor="_Toc243479172" w:history="1">
             <w:r>
               <w:rPr>
                 <w:rStyle w:val="Hyperlink"/>
@@ -2741,7 +3056,7 @@
                 <w:noProof/>
                 <w:webHidden/>
               </w:rPr>
-              <w:instrText xml:space="preserve"> PAGEREF _Toc243431134 \h </w:instrText>
+              <w:instrText xml:space="preserve"> PAGEREF _Toc243479172 \h </w:instrText>
             </w:r>
             <w:r>
               <w:rPr>
@@ -2761,7 +3076,7 @@
                 <w:noProof/>
                 <w:webHidden/>
               </w:rPr>
-              <w:t>8</w:t>
+              <w:t>9</w:t>
             </w:r>
             <w:r>
               <w:rPr>
@@ -2788,7 +3103,7 @@
               <w14:ligatures w14:val="standardContextual"/>
             </w:rPr>
           </w:pPr>
-          <w:hyperlink w:anchor="_Toc243431135" w:history="1">
+          <w:hyperlink w:anchor="_Toc243479173" w:history="1">
             <w:r>
               <w:rPr>
                 <w:rStyle w:val="Hyperlink"/>
@@ -2834,7 +3149,7 @@
                 <w:noProof/>
                 <w:webHidden/>
               </w:rPr>
-              <w:instrText xml:space="preserve"> PAGEREF _Toc243431135 \h </w:instrText>
+              <w:instrText xml:space="preserve"> PAGEREF _Toc243479173 \h </w:instrText>
             </w:r>
             <w:r>
               <w:rPr>
@@ -2854,7 +3169,7 @@
                 <w:noProof/>
                 <w:webHidden/>
               </w:rPr>
-              <w:t>8</w:t>
+              <w:t>9</w:t>
             </w:r>
             <w:r>
               <w:rPr>
@@ -2881,7 +3196,7 @@
               <w14:ligatures w14:val="standardContextual"/>
             </w:rPr>
           </w:pPr>
-          <w:hyperlink w:anchor="_Toc243431136" w:history="1">
+          <w:hyperlink w:anchor="_Toc243479174" w:history="1">
             <w:r>
               <w:rPr>
                 <w:rStyle w:val="Hyperlink"/>
@@ -2927,7 +3242,7 @@
                 <w:noProof/>
                 <w:webHidden/>
               </w:rPr>
-              <w:instrText xml:space="preserve"> PAGEREF _Toc243431136 \h </w:instrText>
+              <w:instrText xml:space="preserve"> PAGEREF _Toc243479174 \h </w:instrText>
             </w:r>
             <w:r>
               <w:rPr>
@@ -2947,7 +3262,7 @@
                 <w:noProof/>
                 <w:webHidden/>
               </w:rPr>
-              <w:t>8</w:t>
+              <w:t>9</w:t>
             </w:r>
             <w:r>
               <w:rPr>
@@ -2974,7 +3289,7 @@
               <w14:ligatures w14:val="standardContextual"/>
             </w:rPr>
           </w:pPr>
-          <w:hyperlink w:anchor="_Toc243431137" w:history="1">
+          <w:hyperlink w:anchor="_Toc243479175" w:history="1">
             <w:r>
               <w:rPr>
                 <w:rStyle w:val="Hyperlink"/>
@@ -3020,7 +3335,7 @@
                 <w:noProof/>
                 <w:webHidden/>
               </w:rPr>
-              <w:instrText xml:space="preserve"> PAGEREF _Toc243431137 \h </w:instrText>
+              <w:instrText xml:space="preserve"> PAGEREF _Toc243479175 \h </w:instrText>
             </w:r>
             <w:r>
               <w:rPr>
@@ -3040,7 +3355,7 @@
                 <w:noProof/>
                 <w:webHidden/>
               </w:rPr>
-              <w:t>8</w:t>
+              <w:t>9</w:t>
             </w:r>
             <w:r>
               <w:rPr>
@@ -3067,7 +3382,7 @@
               <w14:ligatures w14:val="standardContextual"/>
             </w:rPr>
           </w:pPr>
-          <w:hyperlink w:anchor="_Toc243431138" w:history="1">
+          <w:hyperlink w:anchor="_Toc243479176" w:history="1">
             <w:r>
               <w:rPr>
                 <w:rStyle w:val="Hyperlink"/>
@@ -3113,7 +3428,7 @@
                 <w:noProof/>
                 <w:webHidden/>
               </w:rPr>
-              <w:instrText xml:space="preserve"> PAGEREF _Toc243431138 \h </w:instrText>
+              <w:instrText xml:space="preserve"> PAGEREF _Toc243479176 \h </w:instrText>
             </w:r>
             <w:r>
               <w:rPr>
@@ -3133,7 +3448,7 @@
                 <w:noProof/>
                 <w:webHidden/>
               </w:rPr>
-              <w:t>8</w:t>
+              <w:t>9</w:t>
             </w:r>
             <w:r>
               <w:rPr>
@@ -3160,13 +3475,13 @@
               <w14:ligatures w14:val="standardContextual"/>
             </w:rPr>
           </w:pPr>
-          <w:hyperlink w:anchor="_Toc243431139" w:history="1">
+          <w:hyperlink w:anchor="_Toc243479177" w:history="1">
             <w:r>
               <w:rPr>
                 <w:rStyle w:val="Hyperlink"/>
                 <w:noProof/>
               </w:rPr>
-              <w:t>5.1</w:t>
+              <w:t>6.1</w:t>
             </w:r>
             <w:r>
               <w:rPr>
@@ -3205,7 +3520,7 @@
                 <w:noProof/>
                 <w:webHidden/>
               </w:rPr>
-              <w:instrText xml:space="preserve"> PAGEREF _Toc243431139 \h </w:instrText>
+              <w:instrText xml:space="preserve"> PAGEREF _Toc243479177 \h </w:instrText>
             </w:r>
             <w:r>
               <w:rPr>
@@ -3225,7 +3540,7 @@
                 <w:noProof/>
                 <w:webHidden/>
               </w:rPr>
-              <w:t>9</w:t>
+              <w:t>10</w:t>
             </w:r>
             <w:r>
               <w:rPr>
@@ -3252,13 +3567,13 @@
               <w14:ligatures w14:val="standardContextual"/>
             </w:rPr>
           </w:pPr>
-          <w:hyperlink w:anchor="_Toc243431140" w:history="1">
+          <w:hyperlink w:anchor="_Toc243479178" w:history="1">
             <w:r>
               <w:rPr>
                 <w:rStyle w:val="Hyperlink"/>
                 <w:noProof/>
               </w:rPr>
-              <w:t>5.2</w:t>
+              <w:t>6.2</w:t>
             </w:r>
             <w:r>
               <w:rPr>
@@ -3297,7 +3612,7 @@
                 <w:noProof/>
                 <w:webHidden/>
               </w:rPr>
-              <w:instrText xml:space="preserve"> PAGEREF _Toc243431140 \h </w:instrText>
+              <w:instrText xml:space="preserve"> PAGEREF _Toc243479178 \h </w:instrText>
             </w:r>
             <w:r>
               <w:rPr>
@@ -3317,7 +3632,7 @@
                 <w:noProof/>
                 <w:webHidden/>
               </w:rPr>
-              <w:t>9</w:t>
+              <w:t>10</w:t>
             </w:r>
             <w:r>
               <w:rPr>
@@ -3340,13 +3655,13 @@
               <w14:ligatures w14:val="standardContextual"/>
             </w:rPr>
           </w:pPr>
-          <w:hyperlink w:anchor="_Toc243431141" w:history="1">
+          <w:hyperlink w:anchor="_Toc243479179" w:history="1">
             <w:r>
               <w:rPr>
                 <w:rStyle w:val="Hyperlink"/>
                 <w:noProof/>
               </w:rPr>
-              <w:t>6</w:t>
+              <w:t>7</w:t>
             </w:r>
             <w:r>
               <w:rPr>
@@ -3385,7 +3700,7 @@
                 <w:noProof/>
                 <w:webHidden/>
               </w:rPr>
-              <w:instrText xml:space="preserve"> PAGEREF _Toc243431141 \h </w:instrText>
+              <w:instrText xml:space="preserve"> PAGEREF _Toc243479179 \h </w:instrText>
             </w:r>
             <w:r>
               <w:rPr>
@@ -3405,7 +3720,7 @@
                 <w:noProof/>
                 <w:webHidden/>
               </w:rPr>
-              <w:t>11</w:t>
+              <w:t>12</w:t>
             </w:r>
             <w:r>
               <w:rPr>
@@ -3428,13 +3743,13 @@
               <w14:ligatures w14:val="standardContextual"/>
             </w:rPr>
           </w:pPr>
-          <w:hyperlink w:anchor="_Toc243431142" w:history="1">
+          <w:hyperlink w:anchor="_Toc243479180" w:history="1">
             <w:r>
               <w:rPr>
                 <w:rStyle w:val="Hyperlink"/>
                 <w:noProof/>
               </w:rPr>
-              <w:t>7</w:t>
+              <w:t>8</w:t>
             </w:r>
             <w:r>
               <w:rPr>
@@ -3473,7 +3788,7 @@
                 <w:noProof/>
                 <w:webHidden/>
               </w:rPr>
-              <w:instrText xml:space="preserve"> PAGEREF _Toc243431142 \h </w:instrText>
+              <w:instrText xml:space="preserve"> PAGEREF _Toc243479180 \h </w:instrText>
             </w:r>
             <w:r>
               <w:rPr>
@@ -3493,7 +3808,7 @@
                 <w:noProof/>
                 <w:webHidden/>
               </w:rPr>
-              <w:t>12</w:t>
+              <w:t>13</w:t>
             </w:r>
             <w:r>
               <w:rPr>
@@ -3516,13 +3831,13 @@
               <w14:ligatures w14:val="standardContextual"/>
             </w:rPr>
           </w:pPr>
-          <w:hyperlink w:anchor="_Toc243431143" w:history="1">
+          <w:hyperlink w:anchor="_Toc243479181" w:history="1">
             <w:r>
               <w:rPr>
                 <w:rStyle w:val="Hyperlink"/>
                 <w:noProof/>
               </w:rPr>
-              <w:t>8</w:t>
+              <w:t>9</w:t>
             </w:r>
             <w:r>
               <w:rPr>
@@ -3561,7 +3876,7 @@
                 <w:noProof/>
                 <w:webHidden/>
               </w:rPr>
-              <w:instrText xml:space="preserve"> PAGEREF _Toc243431143 \h </w:instrText>
+              <w:instrText xml:space="preserve"> PAGEREF _Toc243479181 \h </w:instrText>
             </w:r>
             <w:r>
               <w:rPr>
@@ -3581,7 +3896,7 @@
                 <w:noProof/>
                 <w:webHidden/>
               </w:rPr>
-              <w:t>13</w:t>
+              <w:t>14</w:t>
             </w:r>
             <w:r>
               <w:rPr>
@@ -3604,13 +3919,13 @@
               <w14:ligatures w14:val="standardContextual"/>
             </w:rPr>
           </w:pPr>
-          <w:hyperlink w:anchor="_Toc243431144" w:history="1">
+          <w:hyperlink w:anchor="_Toc243479182" w:history="1">
             <w:r>
               <w:rPr>
                 <w:rStyle w:val="Hyperlink"/>
                 <w:noProof/>
               </w:rPr>
-              <w:t>9</w:t>
+              <w:t>10</w:t>
             </w:r>
             <w:r>
               <w:rPr>
@@ -3649,7 +3964,7 @@
                 <w:noProof/>
                 <w:webHidden/>
               </w:rPr>
-              <w:instrText xml:space="preserve"> PAGEREF _Toc243431144 \h </w:instrText>
+              <w:instrText xml:space="preserve"> PAGEREF _Toc243479182 \h </w:instrText>
             </w:r>
             <w:r>
               <w:rPr>
@@ -3669,7 +3984,7 @@
                 <w:noProof/>
                 <w:webHidden/>
               </w:rPr>
-              <w:t>14</w:t>
+              <w:t>15</w:t>
             </w:r>
             <w:r>
               <w:rPr>
@@ -3692,13 +4007,13 @@
               <w14:ligatures w14:val="standardContextual"/>
             </w:rPr>
           </w:pPr>
-          <w:hyperlink w:anchor="_Toc243431145" w:history="1">
+          <w:hyperlink w:anchor="_Toc243479183" w:history="1">
             <w:r>
               <w:rPr>
                 <w:rStyle w:val="Hyperlink"/>
                 <w:noProof/>
               </w:rPr>
-              <w:t>10</w:t>
+              <w:t>11</w:t>
             </w:r>
             <w:r>
               <w:rPr>
@@ -3737,7 +4052,7 @@
                 <w:noProof/>
                 <w:webHidden/>
               </w:rPr>
-              <w:instrText xml:space="preserve"> PAGEREF _Toc243431145 \h </w:instrText>
+              <w:instrText xml:space="preserve"> PAGEREF _Toc243479183 \h </w:instrText>
             </w:r>
             <w:r>
               <w:rPr>
@@ -3757,7 +4072,95 @@
                 <w:noProof/>
                 <w:webHidden/>
               </w:rPr>
-              <w:t>15</w:t>
+              <w:t>16</w:t>
+            </w:r>
+            <w:r>
+              <w:rPr>
+                <w:noProof/>
+                <w:webHidden/>
+              </w:rPr>
+              <w:fldChar w:fldCharType="end"/>
+            </w:r>
+          </w:hyperlink>
+        </w:p>
+        <w:p>
+          <w:pPr>
+            <w:pStyle w:val="TOC1"/>
+            <w:rPr>
+              <w:rFonts w:asciiTheme="minorHAnsi" w:eastAsiaTheme="minorEastAsia" w:hAnsiTheme="minorHAnsi" w:cstheme="minorBidi"/>
+              <w:noProof/>
+              <w:kern w:val="2"/>
+              <w:szCs w:val="24"/>
+              <w:lang w:eastAsia="en-IE"/>
+              <w14:ligatures w14:val="standardContextual"/>
+            </w:rPr>
+          </w:pPr>
+          <w:hyperlink w:anchor="_Toc243479184" w:history="1">
+            <w:r>
+              <w:rPr>
+                <w:rStyle w:val="Hyperlink"/>
+                <w:noProof/>
+              </w:rPr>
+              <w:t>12</w:t>
+            </w:r>
+            <w:r>
+              <w:rPr>
+                <w:rFonts w:asciiTheme="minorHAnsi" w:eastAsiaTheme="minorEastAsia" w:hAnsiTheme="minorHAnsi" w:cstheme="minorBidi"/>
+                <w:noProof/>
+                <w:kern w:val="2"/>
+                <w:szCs w:val="24"/>
+                <w:lang w:eastAsia="en-IE"/>
+                <w14:ligatures w14:val="standardContextual"/>
+              </w:rPr>
+              <w:tab/>
+            </w:r>
+            <w:r>
+              <w:rPr>
+                <w:rStyle w:val="Hyperlink"/>
+                <w:noProof/>
+              </w:rPr>
+              <w:t>Appendix A - AI Use Declaration and Prompt Log</w:t>
+            </w:r>
+            <w:r>
+              <w:rPr>
+                <w:noProof/>
+                <w:webHidden/>
+              </w:rPr>
+              <w:tab/>
+            </w:r>
+            <w:r>
+              <w:rPr>
+                <w:noProof/>
+                <w:webHidden/>
+              </w:rPr>
+              <w:fldChar w:fldCharType="begin"/>
+            </w:r>
+            <w:r>
+              <w:rPr>
+                <w:noProof/>
+                <w:webHidden/>
+              </w:rPr>
+              <w:instrText xml:space="preserve"> PAGEREF _Toc243479184 \h </w:instrText>
+            </w:r>
+            <w:r>
+              <w:rPr>
+                <w:noProof/>
+                <w:webHidden/>
+              </w:rPr>
+            </w:r>
+            <w:r>
+              <w:rPr>
+                <w:noProof/>
+                <w:webHidden/>
+              </w:rPr>
+              <w:fldChar w:fldCharType="separate"/>
+            </w:r>
+            <w:r>
+              <w:rPr>
+                <w:noProof/>
+                <w:webHidden/>
+              </w:rPr>
+              <w:t>18</w:t>
             </w:r>
             <w:r>
               <w:rPr>
@@ -3782,58 +4185,11 @@
     </w:sdt>
     <w:p>
       <w:pPr>
-        <w:pStyle w:val="TableofFigures"/>
-        <w:tabs>
-          <w:tab w:val="right" w:leader="dot" w:pos="9016"/>
-        </w:tabs>
-      </w:pPr>
-    </w:p>
-    <w:p>
-      <w:pPr>
-        <w:pStyle w:val="TableofFigures"/>
-        <w:tabs>
-          <w:tab w:val="right" w:leader="dot" w:pos="9016"/>
-        </w:tabs>
-      </w:pPr>
-    </w:p>
-    <w:p>
-      <w:pPr>
-        <w:pStyle w:val="TableofFigures"/>
-        <w:tabs>
-          <w:tab w:val="right" w:leader="dot" w:pos="9016"/>
-        </w:tabs>
-      </w:pPr>
-    </w:p>
-    <w:p>
-      <w:pPr>
-        <w:pStyle w:val="TableofFigures"/>
-        <w:tabs>
-          <w:tab w:val="right" w:leader="dot" w:pos="9016"/>
-        </w:tabs>
-      </w:pPr>
-    </w:p>
-    <w:p>
-      <w:pPr>
-        <w:pStyle w:val="TableofFigures"/>
-        <w:tabs>
-          <w:tab w:val="right" w:leader="dot" w:pos="9016"/>
-        </w:tabs>
-      </w:pPr>
-    </w:p>
-    <w:p>
-      <w:pPr>
-        <w:pStyle w:val="TableofFigures"/>
-        <w:tabs>
-          <w:tab w:val="right" w:leader="dot" w:pos="9016"/>
-        </w:tabs>
-      </w:pPr>
-    </w:p>
-    <w:p>
-      <w:pPr>
-        <w:pStyle w:val="TableofFigures"/>
-        <w:tabs>
-          <w:tab w:val="right" w:leader="dot" w:pos="9016"/>
-        </w:tabs>
+        <w:suppressAutoHyphens w:val="0"/>
+        <w:rPr>
+          <w:noProof/>
+          <w:color w:val="4472C4"/>
+        </w:rPr>
       </w:pPr>
     </w:p>
     <w:p>
@@ -3852,6 +4208,7 @@
         </w:rPr>
       </w:pPr>
       <w:r>
+        <w:lastRenderedPageBreak/>
         <w:fldChar w:fldCharType="begin"/>
       </w:r>
       <w:r>
@@ -3860,7 +4217,7 @@
       <w:r>
         <w:fldChar w:fldCharType="separate"/>
       </w:r>
-      <w:hyperlink w:anchor="_Toc243431198" w:history="1">
+      <w:hyperlink w:anchor="_Toc243433233" w:history="1">
         <w:r>
           <w:rPr>
             <w:rStyle w:val="Hyperlink"/>
@@ -3887,7 +4244,80 @@
             <w:noProof/>
             <w:webHidden/>
           </w:rPr>
-          <w:instrText xml:space="preserve"> PAGEREF _Toc243431198 \h </w:instrText>
+          <w:instrText xml:space="preserve"> PAGEREF _Toc243433233 \h </w:instrText>
+        </w:r>
+        <w:r>
+          <w:rPr>
+            <w:noProof/>
+            <w:webHidden/>
+          </w:rPr>
+        </w:r>
+        <w:r>
+          <w:rPr>
+            <w:noProof/>
+            <w:webHidden/>
+          </w:rPr>
+          <w:fldChar w:fldCharType="separate"/>
+        </w:r>
+        <w:r>
+          <w:rPr>
+            <w:noProof/>
+            <w:webHidden/>
+          </w:rPr>
+          <w:t>12</w:t>
+        </w:r>
+        <w:r>
+          <w:rPr>
+            <w:noProof/>
+            <w:webHidden/>
+          </w:rPr>
+          <w:fldChar w:fldCharType="end"/>
+        </w:r>
+      </w:hyperlink>
+    </w:p>
+    <w:p>
+      <w:pPr>
+        <w:pStyle w:val="TableofFigures"/>
+        <w:tabs>
+          <w:tab w:val="right" w:leader="dot" w:pos="9016"/>
+        </w:tabs>
+        <w:rPr>
+          <w:rFonts w:asciiTheme="minorHAnsi" w:eastAsiaTheme="minorEastAsia" w:hAnsiTheme="minorHAnsi" w:cstheme="minorBidi"/>
+          <w:noProof/>
+          <w:kern w:val="2"/>
+          <w:szCs w:val="24"/>
+          <w:lang w:eastAsia="en-IE"/>
+          <w14:ligatures w14:val="standardContextual"/>
+        </w:rPr>
+      </w:pPr>
+      <w:hyperlink w:anchor="_Toc243433234" w:history="1">
+        <w:r>
+          <w:rPr>
+            <w:rStyle w:val="Hyperlink"/>
+            <w:noProof/>
+          </w:rPr>
+          <w:t>Figure 2  Dataset Structure and Variables</w:t>
+        </w:r>
+        <w:r>
+          <w:rPr>
+            <w:noProof/>
+            <w:webHidden/>
+          </w:rPr>
+          <w:tab/>
+        </w:r>
+        <w:r>
+          <w:rPr>
+            <w:noProof/>
+            <w:webHidden/>
+          </w:rPr>
+          <w:fldChar w:fldCharType="begin"/>
+        </w:r>
+        <w:r>
+          <w:rPr>
+            <w:noProof/>
+            <w:webHidden/>
+          </w:rPr>
+          <w:instrText xml:space="preserve"> PAGEREF _Toc243433234 \h </w:instrText>
         </w:r>
         <w:r>
           <w:rPr>
@@ -3933,80 +4363,7 @@
           <w14:ligatures w14:val="standardContextual"/>
         </w:rPr>
       </w:pPr>
-      <w:hyperlink w:anchor="_Toc243431199" w:history="1">
-        <w:r>
-          <w:rPr>
-            <w:rStyle w:val="Hyperlink"/>
-            <w:noProof/>
-          </w:rPr>
-          <w:t>Figure 2  Data Info</w:t>
-        </w:r>
-        <w:r>
-          <w:rPr>
-            <w:noProof/>
-            <w:webHidden/>
-          </w:rPr>
-          <w:tab/>
-        </w:r>
-        <w:r>
-          <w:rPr>
-            <w:noProof/>
-            <w:webHidden/>
-          </w:rPr>
-          <w:fldChar w:fldCharType="begin"/>
-        </w:r>
-        <w:r>
-          <w:rPr>
-            <w:noProof/>
-            <w:webHidden/>
-          </w:rPr>
-          <w:instrText xml:space="preserve"> PAGEREF _Toc243431199 \h </w:instrText>
-        </w:r>
-        <w:r>
-          <w:rPr>
-            <w:noProof/>
-            <w:webHidden/>
-          </w:rPr>
-        </w:r>
-        <w:r>
-          <w:rPr>
-            <w:noProof/>
-            <w:webHidden/>
-          </w:rPr>
-          <w:fldChar w:fldCharType="separate"/>
-        </w:r>
-        <w:r>
-          <w:rPr>
-            <w:noProof/>
-            <w:webHidden/>
-          </w:rPr>
-          <w:t>14</w:t>
-        </w:r>
-        <w:r>
-          <w:rPr>
-            <w:noProof/>
-            <w:webHidden/>
-          </w:rPr>
-          <w:fldChar w:fldCharType="end"/>
-        </w:r>
-      </w:hyperlink>
-    </w:p>
-    <w:p>
-      <w:pPr>
-        <w:pStyle w:val="TableofFigures"/>
-        <w:tabs>
-          <w:tab w:val="right" w:leader="dot" w:pos="9016"/>
-        </w:tabs>
-        <w:rPr>
-          <w:rFonts w:asciiTheme="minorHAnsi" w:eastAsiaTheme="minorEastAsia" w:hAnsiTheme="minorHAnsi" w:cstheme="minorBidi"/>
-          <w:noProof/>
-          <w:kern w:val="2"/>
-          <w:szCs w:val="24"/>
-          <w:lang w:eastAsia="en-IE"/>
-          <w14:ligatures w14:val="standardContextual"/>
-        </w:rPr>
-      </w:pPr>
-      <w:hyperlink w:anchor="_Toc243431200" w:history="1">
+      <w:hyperlink w:anchor="_Toc243433235" w:history="1">
         <w:r>
           <w:rPr>
             <w:rStyle w:val="Hyperlink"/>
@@ -4033,7 +4390,7 @@
             <w:noProof/>
             <w:webHidden/>
           </w:rPr>
-          <w:instrText xml:space="preserve"> PAGEREF _Toc243431200 \h </w:instrText>
+          <w:instrText xml:space="preserve"> PAGEREF _Toc243433235 \h </w:instrText>
         </w:r>
         <w:r>
           <w:rPr>
@@ -4053,7 +4410,7 @@
             <w:noProof/>
             <w:webHidden/>
           </w:rPr>
-          <w:t>16</w:t>
+          <w:t>15</w:t>
         </w:r>
         <w:r>
           <w:rPr>
@@ -4106,11 +4463,15 @@
           <w:lang w:val="en-US"/>
         </w:rPr>
       </w:pPr>
+      <w:bookmarkStart w:id="1" w:name="_Toc243433201"/>
+      <w:bookmarkStart w:id="2" w:name="_Toc243479153"/>
       <w:r>
         <w:lastRenderedPageBreak/>
         <w:t>Introduction</w:t>
       </w:r>
       <w:bookmarkEnd w:id="0"/>
+      <w:bookmarkEnd w:id="1"/>
+      <w:bookmarkEnd w:id="2"/>
       <w:r>
         <w:t xml:space="preserve"> </w:t>
       </w:r>
@@ -4173,14 +4534,16 @@
       <w:pPr>
         <w:pStyle w:val="Heading1"/>
       </w:pPr>
-      <w:bookmarkStart w:id="1" w:name="_Toc243430764"/>
-      <w:bookmarkStart w:id="2" w:name="_Toc243431117"/>
+      <w:bookmarkStart w:id="3" w:name="_Toc243430764"/>
+      <w:bookmarkStart w:id="4" w:name="_Toc243433202"/>
+      <w:bookmarkStart w:id="5" w:name="_Toc243479154"/>
       <w:r>
         <w:lastRenderedPageBreak/>
         <w:t>Project Title</w:t>
       </w:r>
-      <w:bookmarkEnd w:id="1"/>
-      <w:bookmarkEnd w:id="2"/>
+      <w:bookmarkEnd w:id="3"/>
+      <w:bookmarkEnd w:id="4"/>
+      <w:bookmarkEnd w:id="5"/>
     </w:p>
     <w:p>
       <w:pPr>
@@ -4220,14 +4583,16 @@
       <w:pPr>
         <w:pStyle w:val="Heading1"/>
       </w:pPr>
-      <w:bookmarkStart w:id="3" w:name="_Toc243430765"/>
-      <w:bookmarkStart w:id="4" w:name="_Toc243431118"/>
+      <w:bookmarkStart w:id="6" w:name="_Toc243430765"/>
+      <w:bookmarkStart w:id="7" w:name="_Toc243433203"/>
+      <w:bookmarkStart w:id="8" w:name="_Toc243479155"/>
       <w:r>
         <w:lastRenderedPageBreak/>
         <w:t>Problem Definition</w:t>
       </w:r>
-      <w:bookmarkEnd w:id="3"/>
-      <w:bookmarkEnd w:id="4"/>
+      <w:bookmarkEnd w:id="6"/>
+      <w:bookmarkEnd w:id="7"/>
+      <w:bookmarkEnd w:id="8"/>
     </w:p>
     <w:p>
       <w:r>
@@ -4339,6 +4704,40 @@
       </w:r>
     </w:p>
     <w:p>
+      <w:pPr>
+        <w:pStyle w:val="Heading2"/>
+      </w:pPr>
+      <w:bookmarkStart w:id="9" w:name="_Toc243433204"/>
+      <w:bookmarkStart w:id="10" w:name="_Toc243479156"/>
+      <w:r>
+        <w:t>Research question</w:t>
+      </w:r>
+      <w:bookmarkEnd w:id="9"/>
+      <w:bookmarkEnd w:id="10"/>
+    </w:p>
+    <w:p>
+      <w:pPr>
+        <w:suppressAutoHyphens w:val="0"/>
+        <w:autoSpaceDN/>
+        <w:spacing w:before="100" w:beforeAutospacing="1" w:after="100" w:afterAutospacing="1" w:line="240" w:lineRule="auto"/>
+        <w:jc w:val="center"/>
+        <w:rPr>
+          <w:rFonts w:eastAsia="Times New Roman"/>
+          <w:szCs w:val="24"/>
+          <w:lang w:eastAsia="en-IE"/>
+        </w:rPr>
+      </w:pPr>
+      <w:r>
+        <w:rPr>
+          <w:rFonts w:eastAsia="Times New Roman"/>
+          <w:szCs w:val="24"/>
+          <w:lang w:eastAsia="en-IE"/>
+        </w:rPr>
+        <w:t>How can machine learning be used to predict online purchasing behaviour and identify browsing patterns that support e-commerce conversion strategies?</w:t>
+      </w:r>
+    </w:p>
+    <w:p/>
+    <w:p>
       <w:r>
         <w:br w:type="page"/>
       </w:r>
@@ -4347,59 +4746,67 @@
       <w:pPr>
         <w:pStyle w:val="Heading1"/>
       </w:pPr>
-      <w:bookmarkStart w:id="5" w:name="_Toc243430766"/>
-      <w:bookmarkStart w:id="6" w:name="_Toc243431119"/>
+      <w:bookmarkStart w:id="11" w:name="_Toc243430766"/>
+      <w:bookmarkStart w:id="12" w:name="_Toc243433205"/>
+      <w:bookmarkStart w:id="13" w:name="_Toc243479157"/>
       <w:r>
         <w:lastRenderedPageBreak/>
         <w:t>Aim and Objectives</w:t>
       </w:r>
-      <w:bookmarkEnd w:id="5"/>
-      <w:bookmarkEnd w:id="6"/>
-      <w:r>
-        <w:t xml:space="preserve"> </w:t>
-      </w:r>
-    </w:p>
-    <w:p>
-      <w:pPr>
-        <w:pStyle w:val="Heading2"/>
-      </w:pPr>
-      <w:bookmarkStart w:id="7" w:name="_Toc243430767"/>
-      <w:bookmarkStart w:id="8" w:name="_Toc243431120"/>
-      <w:r>
-        <w:t>Aim</w:t>
-      </w:r>
-      <w:bookmarkEnd w:id="7"/>
-      <w:bookmarkEnd w:id="8"/>
-    </w:p>
-    <w:p>
-      <w:r>
-        <w:t>The aim of this project is to use data analytics and machine learning to analyse the Online Shoppers Purchasing Intention dataset, identify browsing patterns associated with purchases, and develop and evaluate predictive models that classify shopping sessions as purchases or non-purchases. The findings will support data-driven recommendations to help online retailers improve customer engagement, identify sales opportunities and improve conversion strategies.</w:t>
-      </w:r>
-    </w:p>
-    <w:p/>
-    <w:p>
-      <w:pPr>
-        <w:pStyle w:val="Heading2"/>
-      </w:pPr>
-      <w:bookmarkStart w:id="9" w:name="_Toc243430768"/>
-      <w:bookmarkStart w:id="10" w:name="_Toc243431121"/>
-      <w:r>
-        <w:t>Project Objectives</w:t>
-      </w:r>
-      <w:bookmarkEnd w:id="9"/>
-      <w:bookmarkEnd w:id="10"/>
-    </w:p>
-    <w:p>
-      <w:pPr>
-        <w:pStyle w:val="Heading3"/>
-      </w:pPr>
-      <w:bookmarkStart w:id="11" w:name="_Toc243430769"/>
-      <w:bookmarkStart w:id="12" w:name="_Toc243431122"/>
-      <w:r>
-        <w:t>Objective #1</w:t>
-      </w:r>
       <w:bookmarkEnd w:id="11"/>
       <w:bookmarkEnd w:id="12"/>
+      <w:bookmarkEnd w:id="13"/>
+      <w:r>
+        <w:t xml:space="preserve"> </w:t>
+      </w:r>
+    </w:p>
+    <w:p>
+      <w:pPr>
+        <w:pStyle w:val="Heading2"/>
+      </w:pPr>
+      <w:bookmarkStart w:id="14" w:name="_Toc243430767"/>
+      <w:bookmarkStart w:id="15" w:name="_Toc243433206"/>
+      <w:bookmarkStart w:id="16" w:name="_Toc243479158"/>
+      <w:r>
+        <w:t>Aim</w:t>
+      </w:r>
+      <w:bookmarkEnd w:id="14"/>
+      <w:bookmarkEnd w:id="15"/>
+      <w:bookmarkEnd w:id="16"/>
+    </w:p>
+    <w:p>
+      <w:r>
+        <w:t>The aim of this project is to use data analytics and machine learning to analyse the Online Shoppers Purchasing Intention dataset, identify browsing patterns associated with purchases, and develop and evaluate predictive models that classify shopping sessions as purchases or non-purchases. The findings will support data-driven recommendations to help online retailers improve customer engagement, identify sales opportunities and improve conversion strategies.</w:t>
+      </w:r>
+    </w:p>
+    <w:p/>
+    <w:p>
+      <w:pPr>
+        <w:pStyle w:val="Heading2"/>
+      </w:pPr>
+      <w:bookmarkStart w:id="17" w:name="_Toc243430768"/>
+      <w:bookmarkStart w:id="18" w:name="_Toc243433207"/>
+      <w:bookmarkStart w:id="19" w:name="_Toc243479159"/>
+      <w:r>
+        <w:t>Project Objectives</w:t>
+      </w:r>
+      <w:bookmarkEnd w:id="17"/>
+      <w:bookmarkEnd w:id="18"/>
+      <w:bookmarkEnd w:id="19"/>
+    </w:p>
+    <w:p>
+      <w:pPr>
+        <w:pStyle w:val="Heading3"/>
+      </w:pPr>
+      <w:bookmarkStart w:id="20" w:name="_Toc243430769"/>
+      <w:bookmarkStart w:id="21" w:name="_Toc243433208"/>
+      <w:bookmarkStart w:id="22" w:name="_Toc243479160"/>
+      <w:r>
+        <w:t>Objective #1</w:t>
+      </w:r>
+      <w:bookmarkEnd w:id="20"/>
+      <w:bookmarkEnd w:id="21"/>
+      <w:bookmarkEnd w:id="22"/>
     </w:p>
     <w:p>
       <w:r>
@@ -4420,13 +4827,15 @@
       <w:pPr>
         <w:pStyle w:val="Heading3"/>
       </w:pPr>
-      <w:bookmarkStart w:id="13" w:name="_Toc243430770"/>
-      <w:bookmarkStart w:id="14" w:name="_Toc243431123"/>
+      <w:bookmarkStart w:id="23" w:name="_Toc243430770"/>
+      <w:bookmarkStart w:id="24" w:name="_Toc243433209"/>
+      <w:bookmarkStart w:id="25" w:name="_Toc243479161"/>
       <w:r>
         <w:t>Objective #2</w:t>
       </w:r>
-      <w:bookmarkEnd w:id="13"/>
-      <w:bookmarkEnd w:id="14"/>
+      <w:bookmarkEnd w:id="23"/>
+      <w:bookmarkEnd w:id="24"/>
+      <w:bookmarkEnd w:id="25"/>
     </w:p>
     <w:p>
       <w:r>
@@ -4456,13 +4865,15 @@
       <w:pPr>
         <w:pStyle w:val="Heading3"/>
       </w:pPr>
-      <w:bookmarkStart w:id="15" w:name="_Toc243430771"/>
-      <w:bookmarkStart w:id="16" w:name="_Toc243431124"/>
+      <w:bookmarkStart w:id="26" w:name="_Toc243430771"/>
+      <w:bookmarkStart w:id="27" w:name="_Toc243433210"/>
+      <w:bookmarkStart w:id="28" w:name="_Toc243479162"/>
       <w:r>
         <w:t>Objective #3</w:t>
       </w:r>
-      <w:bookmarkEnd w:id="15"/>
-      <w:bookmarkEnd w:id="16"/>
+      <w:bookmarkEnd w:id="26"/>
+      <w:bookmarkEnd w:id="27"/>
+      <w:bookmarkEnd w:id="28"/>
     </w:p>
     <w:p>
       <w:r>
@@ -4480,13 +4891,15 @@
       <w:pPr>
         <w:pStyle w:val="Heading3"/>
       </w:pPr>
-      <w:bookmarkStart w:id="17" w:name="_Toc243430772"/>
-      <w:bookmarkStart w:id="18" w:name="_Toc243431125"/>
+      <w:bookmarkStart w:id="29" w:name="_Toc243430772"/>
+      <w:bookmarkStart w:id="30" w:name="_Toc243433211"/>
+      <w:bookmarkStart w:id="31" w:name="_Toc243479163"/>
       <w:r>
         <w:t>Objective #4</w:t>
       </w:r>
-      <w:bookmarkEnd w:id="17"/>
-      <w:bookmarkEnd w:id="18"/>
+      <w:bookmarkEnd w:id="29"/>
+      <w:bookmarkEnd w:id="30"/>
+      <w:bookmarkEnd w:id="31"/>
     </w:p>
     <w:p>
       <w:r>
@@ -4504,13 +4917,15 @@
       <w:pPr>
         <w:pStyle w:val="Heading3"/>
       </w:pPr>
-      <w:bookmarkStart w:id="19" w:name="_Toc243430773"/>
-      <w:bookmarkStart w:id="20" w:name="_Toc243431126"/>
+      <w:bookmarkStart w:id="32" w:name="_Toc243430773"/>
+      <w:bookmarkStart w:id="33" w:name="_Toc243433212"/>
+      <w:bookmarkStart w:id="34" w:name="_Toc243479164"/>
       <w:r>
         <w:t>Objective #5</w:t>
       </w:r>
-      <w:bookmarkEnd w:id="19"/>
-      <w:bookmarkEnd w:id="20"/>
+      <w:bookmarkEnd w:id="32"/>
+      <w:bookmarkEnd w:id="33"/>
+      <w:bookmarkEnd w:id="34"/>
     </w:p>
     <w:p>
       <w:r>
@@ -4529,13 +4944,15 @@
       <w:pPr>
         <w:pStyle w:val="Heading2"/>
       </w:pPr>
-      <w:bookmarkStart w:id="21" w:name="_Toc243430774"/>
-      <w:bookmarkStart w:id="22" w:name="_Toc243431127"/>
+      <w:bookmarkStart w:id="35" w:name="_Toc243430774"/>
+      <w:bookmarkStart w:id="36" w:name="_Toc243433213"/>
+      <w:bookmarkStart w:id="37" w:name="_Toc243479165"/>
       <w:r>
         <w:t>Business objective</w:t>
       </w:r>
-      <w:bookmarkEnd w:id="21"/>
-      <w:bookmarkEnd w:id="22"/>
+      <w:bookmarkEnd w:id="35"/>
+      <w:bookmarkEnd w:id="36"/>
+      <w:bookmarkEnd w:id="37"/>
     </w:p>
     <w:p>
       <w:pPr>
@@ -4566,14 +4983,16 @@
       <w:pPr>
         <w:pStyle w:val="Heading1"/>
       </w:pPr>
-      <w:bookmarkStart w:id="23" w:name="_Toc243430775"/>
-      <w:bookmarkStart w:id="24" w:name="_Toc243431128"/>
+      <w:bookmarkStart w:id="38" w:name="_Toc243430775"/>
+      <w:bookmarkStart w:id="39" w:name="_Toc243433214"/>
+      <w:bookmarkStart w:id="40" w:name="_Toc243479166"/>
       <w:r>
         <w:lastRenderedPageBreak/>
         <w:t>Scope</w:t>
       </w:r>
-      <w:bookmarkEnd w:id="23"/>
-      <w:bookmarkEnd w:id="24"/>
+      <w:bookmarkEnd w:id="38"/>
+      <w:bookmarkEnd w:id="39"/>
+      <w:bookmarkEnd w:id="40"/>
       <w:r>
         <w:t xml:space="preserve"> </w:t>
       </w:r>
@@ -4588,13 +5007,15 @@
       <w:pPr>
         <w:pStyle w:val="Heading2"/>
       </w:pPr>
-      <w:bookmarkStart w:id="25" w:name="_Toc243430776"/>
-      <w:bookmarkStart w:id="26" w:name="_Toc243431129"/>
+      <w:bookmarkStart w:id="41" w:name="_Toc243430776"/>
+      <w:bookmarkStart w:id="42" w:name="_Toc243433215"/>
+      <w:bookmarkStart w:id="43" w:name="_Toc243479167"/>
       <w:r>
         <w:t>Included:</w:t>
       </w:r>
-      <w:bookmarkEnd w:id="25"/>
-      <w:bookmarkEnd w:id="26"/>
+      <w:bookmarkEnd w:id="41"/>
+      <w:bookmarkEnd w:id="42"/>
+      <w:bookmarkEnd w:id="43"/>
       <w:r>
         <w:t xml:space="preserve"> </w:t>
       </w:r>
@@ -4712,16 +5133,18 @@
       <w:pPr>
         <w:pStyle w:val="Heading2"/>
       </w:pPr>
-      <w:bookmarkStart w:id="27" w:name="_Toc243430777"/>
-      <w:bookmarkStart w:id="28" w:name="_Toc243431130"/>
+      <w:bookmarkStart w:id="44" w:name="_Toc243430777"/>
+      <w:bookmarkStart w:id="45" w:name="_Toc243433216"/>
+      <w:bookmarkStart w:id="46" w:name="_Toc243479168"/>
       <w:r>
         <w:t>Excluded</w:t>
       </w:r>
       <w:r>
         <w:t>:</w:t>
       </w:r>
-      <w:bookmarkEnd w:id="27"/>
-      <w:bookmarkEnd w:id="28"/>
+      <w:bookmarkEnd w:id="44"/>
+      <w:bookmarkEnd w:id="45"/>
+      <w:bookmarkEnd w:id="46"/>
       <w:r>
         <w:t xml:space="preserve"> </w:t>
       </w:r>
@@ -4795,13 +5218,15 @@
       <w:pPr>
         <w:pStyle w:val="Heading2"/>
       </w:pPr>
-      <w:bookmarkStart w:id="29" w:name="_Toc243430778"/>
-      <w:bookmarkStart w:id="30" w:name="_Toc243431131"/>
+      <w:bookmarkStart w:id="47" w:name="_Toc243430778"/>
+      <w:bookmarkStart w:id="48" w:name="_Toc243433217"/>
+      <w:bookmarkStart w:id="49" w:name="_Toc243479169"/>
       <w:r>
         <w:t>Time Scope:</w:t>
       </w:r>
-      <w:bookmarkEnd w:id="29"/>
-      <w:bookmarkEnd w:id="30"/>
+      <w:bookmarkEnd w:id="47"/>
+      <w:bookmarkEnd w:id="48"/>
+      <w:bookmarkEnd w:id="49"/>
     </w:p>
     <w:p>
       <w:r>
@@ -4828,14 +5253,16 @@
       <w:pPr>
         <w:pStyle w:val="Heading1"/>
       </w:pPr>
-      <w:bookmarkStart w:id="31" w:name="_Toc243430779"/>
-      <w:bookmarkStart w:id="32" w:name="_Toc243431132"/>
+      <w:bookmarkStart w:id="50" w:name="_Toc243430779"/>
+      <w:bookmarkStart w:id="51" w:name="_Toc243433218"/>
+      <w:bookmarkStart w:id="52" w:name="_Toc243479170"/>
       <w:r>
         <w:lastRenderedPageBreak/>
         <w:t>Methodology</w:t>
       </w:r>
-      <w:bookmarkEnd w:id="31"/>
-      <w:bookmarkEnd w:id="32"/>
+      <w:bookmarkEnd w:id="50"/>
+      <w:bookmarkEnd w:id="51"/>
+      <w:bookmarkEnd w:id="52"/>
     </w:p>
     <w:p>
       <w:r>
@@ -4870,13 +5297,15 @@
           <w:numId w:val="18"/>
         </w:numPr>
       </w:pPr>
-      <w:bookmarkStart w:id="33" w:name="_Toc243430780"/>
-      <w:bookmarkStart w:id="34" w:name="_Toc243431133"/>
+      <w:bookmarkStart w:id="53" w:name="_Toc243430780"/>
+      <w:bookmarkStart w:id="54" w:name="_Toc243433219"/>
+      <w:bookmarkStart w:id="55" w:name="_Toc243479171"/>
       <w:r>
         <w:t>Business Understanding:</w:t>
       </w:r>
-      <w:bookmarkEnd w:id="33"/>
-      <w:bookmarkEnd w:id="34"/>
+      <w:bookmarkEnd w:id="53"/>
+      <w:bookmarkEnd w:id="54"/>
+      <w:bookmarkEnd w:id="55"/>
     </w:p>
     <w:p>
       <w:pPr>
@@ -4897,13 +5326,15 @@
           <w:numId w:val="18"/>
         </w:numPr>
       </w:pPr>
-      <w:bookmarkStart w:id="35" w:name="_Toc243430781"/>
-      <w:bookmarkStart w:id="36" w:name="_Toc243431134"/>
+      <w:bookmarkStart w:id="56" w:name="_Toc243430781"/>
+      <w:bookmarkStart w:id="57" w:name="_Toc243433220"/>
+      <w:bookmarkStart w:id="58" w:name="_Toc243479172"/>
       <w:r>
         <w:t>Data Understanding:</w:t>
       </w:r>
-      <w:bookmarkEnd w:id="35"/>
-      <w:bookmarkEnd w:id="36"/>
+      <w:bookmarkEnd w:id="56"/>
+      <w:bookmarkEnd w:id="57"/>
+      <w:bookmarkEnd w:id="58"/>
       <w:r>
         <w:t xml:space="preserve"> </w:t>
       </w:r>
@@ -4930,13 +5361,15 @@
           <w:numId w:val="18"/>
         </w:numPr>
       </w:pPr>
-      <w:bookmarkStart w:id="37" w:name="_Toc243430782"/>
-      <w:bookmarkStart w:id="38" w:name="_Toc243431135"/>
+      <w:bookmarkStart w:id="59" w:name="_Toc243430782"/>
+      <w:bookmarkStart w:id="60" w:name="_Toc243433221"/>
+      <w:bookmarkStart w:id="61" w:name="_Toc243479173"/>
       <w:r>
         <w:t>Data Preparation:</w:t>
       </w:r>
-      <w:bookmarkEnd w:id="37"/>
-      <w:bookmarkEnd w:id="38"/>
+      <w:bookmarkEnd w:id="59"/>
+      <w:bookmarkEnd w:id="60"/>
+      <w:bookmarkEnd w:id="61"/>
       <w:r>
         <w:t xml:space="preserve"> </w:t>
       </w:r>
@@ -4957,13 +5390,15 @@
           <w:numId w:val="18"/>
         </w:numPr>
       </w:pPr>
-      <w:bookmarkStart w:id="39" w:name="_Toc243430783"/>
-      <w:bookmarkStart w:id="40" w:name="_Toc243431136"/>
+      <w:bookmarkStart w:id="62" w:name="_Toc243430783"/>
+      <w:bookmarkStart w:id="63" w:name="_Toc243433222"/>
+      <w:bookmarkStart w:id="64" w:name="_Toc243479174"/>
       <w:r>
         <w:t>Modelling:</w:t>
       </w:r>
-      <w:bookmarkEnd w:id="39"/>
-      <w:bookmarkEnd w:id="40"/>
+      <w:bookmarkEnd w:id="62"/>
+      <w:bookmarkEnd w:id="63"/>
+      <w:bookmarkEnd w:id="64"/>
     </w:p>
     <w:p>
       <w:pPr>
@@ -5055,13 +5490,15 @@
           <w:numId w:val="18"/>
         </w:numPr>
       </w:pPr>
-      <w:bookmarkStart w:id="41" w:name="_Toc243430784"/>
-      <w:bookmarkStart w:id="42" w:name="_Toc243431137"/>
+      <w:bookmarkStart w:id="65" w:name="_Toc243430784"/>
+      <w:bookmarkStart w:id="66" w:name="_Toc243433223"/>
+      <w:bookmarkStart w:id="67" w:name="_Toc243479175"/>
       <w:r>
         <w:t>Evaluation:</w:t>
       </w:r>
-      <w:bookmarkEnd w:id="41"/>
-      <w:bookmarkEnd w:id="42"/>
+      <w:bookmarkEnd w:id="65"/>
+      <w:bookmarkEnd w:id="66"/>
+      <w:bookmarkEnd w:id="67"/>
       <w:r>
         <w:t xml:space="preserve"> </w:t>
       </w:r>
@@ -5074,13 +5511,7 @@
         </w:rPr>
       </w:pPr>
       <w:r>
-        <w:t xml:space="preserve">The models will be compared using precision, recall, F1-score, and confusion matrices. After training and tuning, the models will be tested on unseen </w:t>
-      </w:r>
-      <w:r>
-        <w:t xml:space="preserve">data </w:t>
-      </w:r>
-      <w:r>
-        <w:t>to evaluate their classification performance. The final model will be selected based on predictive performance and usefulness for business decision-making.</w:t>
+        <w:t>The models will be compared using precision, recall, F1-score, and confusion matrices. After training and tuning, the models will be tested on unseen data to evaluate their classification performance. The final model will be selected based on predictive performance and usefulness for business decision-making.</w:t>
       </w:r>
     </w:p>
     <w:p>
@@ -5091,13 +5522,15 @@
           <w:numId w:val="18"/>
         </w:numPr>
       </w:pPr>
-      <w:bookmarkStart w:id="43" w:name="_Toc243430785"/>
-      <w:bookmarkStart w:id="44" w:name="_Toc243431138"/>
+      <w:bookmarkStart w:id="68" w:name="_Toc243430785"/>
+      <w:bookmarkStart w:id="69" w:name="_Toc243433224"/>
+      <w:bookmarkStart w:id="70" w:name="_Toc243479176"/>
       <w:r>
         <w:t>Deployment and Business Recommendations:</w:t>
       </w:r>
-      <w:bookmarkEnd w:id="43"/>
-      <w:bookmarkEnd w:id="44"/>
+      <w:bookmarkEnd w:id="68"/>
+      <w:bookmarkEnd w:id="69"/>
+      <w:bookmarkEnd w:id="70"/>
       <w:r>
         <w:t xml:space="preserve"> </w:t>
       </w:r>
@@ -5119,14 +5552,16 @@
       <w:pPr>
         <w:pStyle w:val="Heading2"/>
       </w:pPr>
-      <w:bookmarkStart w:id="45" w:name="_Toc243430786"/>
-      <w:bookmarkStart w:id="46" w:name="_Toc243431139"/>
+      <w:bookmarkStart w:id="71" w:name="_Toc243430786"/>
+      <w:bookmarkStart w:id="72" w:name="_Toc243433225"/>
+      <w:bookmarkStart w:id="73" w:name="_Toc243479177"/>
       <w:r>
         <w:lastRenderedPageBreak/>
         <w:t>Tools and Technologies</w:t>
       </w:r>
-      <w:bookmarkEnd w:id="45"/>
-      <w:bookmarkEnd w:id="46"/>
+      <w:bookmarkEnd w:id="71"/>
+      <w:bookmarkEnd w:id="72"/>
+      <w:bookmarkEnd w:id="73"/>
     </w:p>
     <w:p>
       <w:pPr>
@@ -5233,13 +5668,15 @@
       <w:pPr>
         <w:pStyle w:val="Heading2"/>
       </w:pPr>
-      <w:bookmarkStart w:id="47" w:name="_Toc243430787"/>
-      <w:bookmarkStart w:id="48" w:name="_Toc243431140"/>
+      <w:bookmarkStart w:id="74" w:name="_Toc243430787"/>
+      <w:bookmarkStart w:id="75" w:name="_Toc243433226"/>
+      <w:bookmarkStart w:id="76" w:name="_Toc243479178"/>
       <w:r>
         <w:t>Proposed System Architecture</w:t>
       </w:r>
-      <w:bookmarkEnd w:id="47"/>
-      <w:bookmarkEnd w:id="48"/>
+      <w:bookmarkEnd w:id="74"/>
+      <w:bookmarkEnd w:id="75"/>
+      <w:bookmarkEnd w:id="76"/>
       <w:r>
         <w:t xml:space="preserve"> </w:t>
       </w:r>
@@ -5315,40 +5752,27 @@
       <w:pPr>
         <w:pStyle w:val="Caption"/>
       </w:pPr>
-      <w:bookmarkStart w:id="49" w:name="_Toc243431146"/>
-      <w:bookmarkStart w:id="50" w:name="_Toc243431198"/>
+      <w:bookmarkStart w:id="77" w:name="_Toc243431146"/>
+      <w:bookmarkStart w:id="78" w:name="_Toc243433233"/>
       <w:r>
         <w:t xml:space="preserve">Figure </w:t>
       </w:r>
-      <w:r>
-        <w:fldChar w:fldCharType="begin"/>
-      </w:r>
-      <w:r>
-        <w:instrText xml:space="preserve"> SEQ Figure \* ARABIC </w:instrText>
-      </w:r>
-      <w:r>
-        <w:fldChar w:fldCharType="separate"/>
-      </w:r>
-      <w:r>
-        <w:rPr>
-          <w:noProof/>
-        </w:rPr>
-        <w:t>1</w:t>
-      </w:r>
-      <w:r>
-        <w:rPr>
-          <w:noProof/>
-        </w:rPr>
-        <w:fldChar w:fldCharType="end"/>
-      </w:r>
+      <w:fldSimple w:instr=" SEQ Figure \* ARABIC ">
+        <w:r>
+          <w:rPr>
+            <w:noProof/>
+          </w:rPr>
+          <w:t>1</w:t>
+        </w:r>
+      </w:fldSimple>
       <w:r>
         <w:t xml:space="preserve"> </w:t>
       </w:r>
       <w:r>
         <w:t>High-level architectural diagram</w:t>
       </w:r>
-      <w:bookmarkEnd w:id="49"/>
-      <w:bookmarkEnd w:id="50"/>
+      <w:bookmarkEnd w:id="77"/>
+      <w:bookmarkEnd w:id="78"/>
     </w:p>
     <w:p>
       <w:pPr>
@@ -5370,14 +5794,16 @@
       <w:pPr>
         <w:pStyle w:val="Heading1"/>
       </w:pPr>
-      <w:bookmarkStart w:id="51" w:name="_Toc243430788"/>
-      <w:bookmarkStart w:id="52" w:name="_Toc243431141"/>
+      <w:bookmarkStart w:id="79" w:name="_Toc243430788"/>
+      <w:bookmarkStart w:id="80" w:name="_Toc243433227"/>
+      <w:bookmarkStart w:id="81" w:name="_Toc243479179"/>
       <w:r>
         <w:lastRenderedPageBreak/>
         <w:t>Data Sources</w:t>
       </w:r>
-      <w:bookmarkEnd w:id="51"/>
-      <w:bookmarkEnd w:id="52"/>
+      <w:bookmarkEnd w:id="79"/>
+      <w:bookmarkEnd w:id="80"/>
+      <w:bookmarkEnd w:id="81"/>
     </w:p>
     <w:p>
       <w:pPr>
@@ -5426,19 +5852,7 @@
         <w:pStyle w:val="NormalWeb"/>
       </w:pPr>
       <w:r>
-        <w:t xml:space="preserve">This dataset is suitable for the project because it supports binary classification of purchasing outcomes and helps identify browsing patterns </w:t>
-      </w:r>
-      <w:r>
-        <w:t>linked</w:t>
-      </w:r>
-      <w:r>
-        <w:t xml:space="preserve"> </w:t>
-      </w:r>
-      <w:r>
-        <w:t>to</w:t>
-      </w:r>
-      <w:r>
-        <w:t xml:space="preserve"> purchases.</w:t>
+        <w:t>This dataset is suitable for the project because it supports binary classification of purchasing outcomes and helps identify browsing patterns linked to purchases.</w:t>
       </w:r>
     </w:p>
     <w:p>
@@ -5531,42 +5945,32 @@
       <w:pPr>
         <w:pStyle w:val="Caption"/>
       </w:pPr>
-      <w:bookmarkStart w:id="53" w:name="_Toc242874954"/>
-      <w:bookmarkStart w:id="54" w:name="_Toc243431147"/>
-      <w:bookmarkStart w:id="55" w:name="_Toc243431199"/>
+      <w:bookmarkStart w:id="82" w:name="_Toc242874954"/>
+      <w:bookmarkStart w:id="83" w:name="_Toc243431147"/>
+      <w:bookmarkStart w:id="84" w:name="_Toc243433234"/>
       <w:r>
         <w:t xml:space="preserve">Figure </w:t>
       </w:r>
-      <w:r>
-        <w:fldChar w:fldCharType="begin"/>
-      </w:r>
-      <w:r>
-        <w:instrText xml:space="preserve"> SEQ Figure \* ARABIC </w:instrText>
-      </w:r>
-      <w:r>
-        <w:fldChar w:fldCharType="separate"/>
-      </w:r>
-      <w:r>
-        <w:rPr>
-          <w:noProof/>
-        </w:rPr>
-        <w:t>2</w:t>
-      </w:r>
-      <w:r>
-        <w:rPr>
-          <w:noProof/>
-        </w:rPr>
-        <w:fldChar w:fldCharType="end"/>
-      </w:r>
+      <w:fldSimple w:instr=" SEQ Figure \* ARABIC ">
+        <w:r>
+          <w:rPr>
+            <w:noProof/>
+          </w:rPr>
+          <w:t>2</w:t>
+        </w:r>
+      </w:fldSimple>
       <w:r>
         <w:t xml:space="preserve"> </w:t>
       </w:r>
       <w:r>
-        <w:t xml:space="preserve"> Data Info</w:t>
-      </w:r>
-      <w:bookmarkEnd w:id="53"/>
-      <w:bookmarkEnd w:id="54"/>
-      <w:bookmarkEnd w:id="55"/>
+        <w:t xml:space="preserve"> </w:t>
+      </w:r>
+      <w:bookmarkEnd w:id="82"/>
+      <w:bookmarkEnd w:id="83"/>
+      <w:r>
+        <w:t>Dataset Structure and Variables</w:t>
+      </w:r>
+      <w:bookmarkEnd w:id="84"/>
     </w:p>
     <w:p>
       <w:r>
@@ -5587,14 +5991,16 @@
       <w:pPr>
         <w:pStyle w:val="Heading1"/>
       </w:pPr>
-      <w:bookmarkStart w:id="56" w:name="_Toc243430789"/>
-      <w:bookmarkStart w:id="57" w:name="_Toc243431142"/>
+      <w:bookmarkStart w:id="85" w:name="_Toc243430789"/>
+      <w:bookmarkStart w:id="86" w:name="_Toc243433228"/>
+      <w:bookmarkStart w:id="87" w:name="_Toc243479180"/>
       <w:r>
         <w:lastRenderedPageBreak/>
         <w:t>Expected Deliverables</w:t>
       </w:r>
-      <w:bookmarkEnd w:id="56"/>
-      <w:bookmarkEnd w:id="57"/>
+      <w:bookmarkEnd w:id="85"/>
+      <w:bookmarkEnd w:id="86"/>
+      <w:bookmarkEnd w:id="87"/>
       <w:r>
         <w:t xml:space="preserve"> </w:t>
       </w:r>
@@ -5705,14 +6111,16 @@
       <w:pPr>
         <w:pStyle w:val="Heading1"/>
       </w:pPr>
-      <w:bookmarkStart w:id="58" w:name="_Toc243430790"/>
-      <w:bookmarkStart w:id="59" w:name="_Toc243431143"/>
+      <w:bookmarkStart w:id="88" w:name="_Toc243430790"/>
+      <w:bookmarkStart w:id="89" w:name="_Toc243433229"/>
+      <w:bookmarkStart w:id="90" w:name="_Toc243479181"/>
       <w:r>
         <w:lastRenderedPageBreak/>
         <w:t>Project Timeline</w:t>
       </w:r>
-      <w:bookmarkEnd w:id="58"/>
-      <w:bookmarkEnd w:id="59"/>
+      <w:bookmarkEnd w:id="88"/>
+      <w:bookmarkEnd w:id="89"/>
+      <w:bookmarkEnd w:id="90"/>
     </w:p>
     <w:p>
       <w:r>
@@ -5721,7 +6129,7 @@
     </w:p>
     <w:p>
       <w:r>
-        <w:t xml:space="preserve">The project will be completed over two semesters, from September 2026 to May 2027. </w:t>
+        <w:t xml:space="preserve"> </w:t>
       </w:r>
       <w:r>
         <w:rPr>
@@ -5733,6 +6141,8 @@
       <w:r>
         <w:t xml:space="preserve"> will focus on research, defining the business problem and initial data exploration and preparation. </w:t>
       </w:r>
+    </w:p>
+    <w:p>
       <w:r>
         <w:rPr>
           <w:b/>
@@ -5814,7 +6224,7 @@
           <w:b/>
           <w:bCs/>
         </w:rPr>
-        <w:t>28</w:t>
+        <w:t>30</w:t>
       </w:r>
       <w:r>
         <w:rPr>
@@ -5846,7 +6256,7 @@
           <w:b/>
           <w:bCs/>
         </w:rPr>
-        <w:t>23</w:t>
+        <w:t>30</w:t>
       </w:r>
       <w:r>
         <w:rPr>
@@ -5899,14 +6309,11 @@
         <w:t xml:space="preserve"> </w:t>
       </w:r>
       <w:r>
-        <w:rPr>
-          <w:noProof/>
-        </w:rPr>
         <w:drawing>
-          <wp:inline distT="0" distB="0" distL="0" distR="0" wp14:anchorId="559B3F78" wp14:editId="564AB1B3">
-            <wp:extent cx="6233528" cy="3615070"/>
-            <wp:effectExtent l="0" t="0" r="0" b="4445"/>
-            <wp:docPr id="1056951040" name="Picture 4"/>
+          <wp:inline distT="0" distB="0" distL="0" distR="0" wp14:anchorId="1ED5AC31" wp14:editId="4DEE5A5E">
+            <wp:extent cx="5731510" cy="2581910"/>
+            <wp:effectExtent l="0" t="0" r="2540" b="8890"/>
+            <wp:docPr id="1410346949" name="Picture 1"/>
             <wp:cNvGraphicFramePr>
               <a:graphicFrameLocks xmlns:a="http://schemas.openxmlformats.org/drawingml/2006/main" noChangeAspect="1"/>
             </wp:cNvGraphicFramePr>
@@ -5914,41 +6321,23 @@
               <a:graphicData uri="http://schemas.openxmlformats.org/drawingml/2006/picture">
                 <pic:pic xmlns:pic="http://schemas.openxmlformats.org/drawingml/2006/picture">
                   <pic:nvPicPr>
-                    <pic:cNvPr id="0" name="Picture 2"/>
-                    <pic:cNvPicPr>
-                      <a:picLocks noChangeAspect="1" noChangeArrowheads="1"/>
-                    </pic:cNvPicPr>
+                    <pic:cNvPr id="1410346949" name=""/>
+                    <pic:cNvPicPr/>
                   </pic:nvPicPr>
-                  <pic:blipFill rotWithShape="1">
-                    <a:blip r:embed="rId10">
-                      <a:extLst>
-                        <a:ext uri="{28A0092B-C50C-407E-A947-70E740481C1C}">
-                          <a14:useLocalDpi xmlns:a14="http://schemas.microsoft.com/office/drawing/2010/main" val="0"/>
-                        </a:ext>
-                      </a:extLst>
-                    </a:blip>
-                    <a:srcRect b="19236"/>
+                  <pic:blipFill>
+                    <a:blip r:embed="rId10"/>
                     <a:stretch>
                       <a:fillRect/>
                     </a:stretch>
                   </pic:blipFill>
-                  <pic:spPr bwMode="auto">
+                  <pic:spPr>
                     <a:xfrm>
                       <a:off x="0" y="0"/>
-                      <a:ext cx="6245131" cy="3621799"/>
+                      <a:ext cx="5731510" cy="2581910"/>
                     </a:xfrm>
                     <a:prstGeom prst="rect">
                       <a:avLst/>
                     </a:prstGeom>
-                    <a:noFill/>
-                    <a:ln>
-                      <a:noFill/>
-                    </a:ln>
-                    <a:extLst>
-                      <a:ext uri="{53640926-AAD7-44D8-BBD7-CCE9431645EC}">
-                        <a14:shadowObscured xmlns:a14="http://schemas.microsoft.com/office/drawing/2010/main"/>
-                      </a:ext>
-                    </a:extLst>
                   </pic:spPr>
                 </pic:pic>
               </a:graphicData>
@@ -5960,39 +6349,24 @@
     <w:p>
       <w:pPr>
         <w:pStyle w:val="Caption"/>
-        <w:jc w:val="left"/>
-      </w:pPr>
-      <w:bookmarkStart w:id="60" w:name="_Toc243431148"/>
-      <w:bookmarkStart w:id="61" w:name="_Toc243431200"/>
+      </w:pPr>
       <w:r>
         <w:t xml:space="preserve">Figure </w:t>
       </w:r>
-      <w:r>
-        <w:fldChar w:fldCharType="begin"/>
-      </w:r>
-      <w:r>
-        <w:instrText xml:space="preserve"> SEQ Figure \* ARABIC </w:instrText>
-      </w:r>
-      <w:r>
-        <w:fldChar w:fldCharType="separate"/>
-      </w:r>
-      <w:r>
-        <w:rPr>
-          <w:noProof/>
-        </w:rPr>
-        <w:t>3</w:t>
-      </w:r>
-      <w:r>
-        <w:fldChar w:fldCharType="end"/>
-      </w:r>
+      <w:fldSimple w:instr=" SEQ Figure \* ARABIC ">
+        <w:r>
+          <w:rPr>
+            <w:noProof/>
+          </w:rPr>
+          <w:t>3</w:t>
+        </w:r>
+      </w:fldSimple>
       <w:r>
         <w:t xml:space="preserve"> </w:t>
       </w:r>
       <w:r>
         <w:t>Gantt chart</w:t>
       </w:r>
-      <w:bookmarkEnd w:id="60"/>
-      <w:bookmarkEnd w:id="61"/>
     </w:p>
     <w:p>
       <w:pPr>
@@ -6015,14 +6389,16 @@
       <w:pPr>
         <w:pStyle w:val="Heading1"/>
       </w:pPr>
-      <w:bookmarkStart w:id="62" w:name="_Toc243430791"/>
-      <w:bookmarkStart w:id="63" w:name="_Toc243431144"/>
+      <w:bookmarkStart w:id="91" w:name="_Toc243430791"/>
+      <w:bookmarkStart w:id="92" w:name="_Toc243433230"/>
+      <w:bookmarkStart w:id="93" w:name="_Toc243479182"/>
       <w:r>
         <w:lastRenderedPageBreak/>
         <w:t>Ethical and Legal Considerations</w:t>
       </w:r>
-      <w:bookmarkEnd w:id="62"/>
-      <w:bookmarkEnd w:id="63"/>
+      <w:bookmarkEnd w:id="91"/>
+      <w:bookmarkEnd w:id="92"/>
+      <w:bookmarkEnd w:id="93"/>
       <w:r>
         <w:t xml:space="preserve"> </w:t>
       </w:r>
@@ -6093,14 +6469,16 @@
       <w:pPr>
         <w:pStyle w:val="Heading1"/>
       </w:pPr>
-      <w:bookmarkStart w:id="64" w:name="_Toc243430792"/>
-      <w:bookmarkStart w:id="65" w:name="_Toc243431145"/>
+      <w:bookmarkStart w:id="94" w:name="_Toc243430792"/>
+      <w:bookmarkStart w:id="95" w:name="_Toc243433231"/>
+      <w:bookmarkStart w:id="96" w:name="_Toc243479183"/>
       <w:r>
         <w:lastRenderedPageBreak/>
         <w:t>References</w:t>
       </w:r>
-      <w:bookmarkEnd w:id="64"/>
-      <w:bookmarkEnd w:id="65"/>
+      <w:bookmarkEnd w:id="94"/>
+      <w:bookmarkEnd w:id="95"/>
+      <w:bookmarkEnd w:id="96"/>
     </w:p>
     <w:p>
       <w:pPr>
@@ -6108,16 +6486,7 @@
         <w:ind w:left="720" w:hanging="720"/>
       </w:pPr>
       <w:r>
-        <w:t xml:space="preserve">Ahmed, T. (n.d.-a) </w:t>
-      </w:r>
-      <w:r>
-        <w:rPr>
-          <w:rStyle w:val="Emphasis"/>
-        </w:rPr>
-        <w:t>Data Protection &amp; Privacy</w:t>
-      </w:r>
-      <w:r>
-        <w:t>. Strategic Business &amp; Professional Development. Unpublished lecture slides. CCT College Dublin. Available via Moodle.</w:t>
+        <w:t>Ahmed, T. (n.d.-a) Data Protection &amp; Privacy. Strategic Business &amp; Professional Development. Unpublished lecture slides. CCT College Dublin. Available via Moodle.</w:t>
       </w:r>
     </w:p>
     <w:p>
@@ -6125,18 +6494,6 @@
         <w:pStyle w:val="NormalWeb"/>
         <w:ind w:left="720" w:hanging="720"/>
       </w:pPr>
-      <w:r>
-        <w:t xml:space="preserve">Ahmed, T. (n.d.-b) </w:t>
-      </w:r>
-      <w:r>
-        <w:rPr>
-          <w:rStyle w:val="Emphasis"/>
-        </w:rPr>
-        <w:t>IT Governance</w:t>
-      </w:r>
-      <w:r>
-        <w:t>. Strategic Business &amp; Professional Development. Unpublished lecture slides. CCT College Dublin. Available via Moodle.</w:t>
-      </w:r>
     </w:p>
     <w:p>
       <w:pPr>
@@ -6144,16 +6501,7 @@
         <w:ind w:left="720" w:hanging="720"/>
       </w:pPr>
       <w:r>
-        <w:t xml:space="preserve">Ahmed, T. (n.d.-c) </w:t>
-      </w:r>
-      <w:r>
-        <w:rPr>
-          <w:rStyle w:val="Emphasis"/>
-        </w:rPr>
-        <w:t>Machine Learning: When Should I Use Which Method?</w:t>
-      </w:r>
-      <w:r>
-        <w:t xml:space="preserve"> Student handbook. CCT College Dublin. Available via Moodle.</w:t>
+        <w:t>Ahmed, T. (n.d.-b) IT Governance. Strategic Business &amp; Professional Development. Unpublished lecture slides. CCT College Dublin. Available via Moodle.</w:t>
       </w:r>
     </w:p>
     <w:p>
@@ -6161,18 +6509,6 @@
         <w:pStyle w:val="NormalWeb"/>
         <w:ind w:left="720" w:hanging="720"/>
       </w:pPr>
-      <w:r>
-        <w:t xml:space="preserve">Ahmed, T. (n.d.-d) </w:t>
-      </w:r>
-      <w:r>
-        <w:rPr>
-          <w:rStyle w:val="Emphasis"/>
-        </w:rPr>
-        <w:t>Strategic Business &amp; Professional Development: Understanding Goals, Strategy, Objectives &amp; Tactics with Real-Time Examples</w:t>
-      </w:r>
-      <w:r>
-        <w:t>. Unpublished lecture slides. CCT College Dublin. Available via Moodle.</w:t>
-      </w:r>
     </w:p>
     <w:p>
       <w:pPr>
@@ -6180,16 +6516,7 @@
         <w:ind w:left="720" w:hanging="720"/>
       </w:pPr>
       <w:r>
-        <w:t xml:space="preserve">Ahmed, T. (n.d.-e) </w:t>
-      </w:r>
-      <w:r>
-        <w:rPr>
-          <w:rStyle w:val="Emphasis"/>
-        </w:rPr>
-        <w:t>Strategic Thinking: Week 1 – Introduction to Strategic Thinking</w:t>
-      </w:r>
-      <w:r>
-        <w:t>. Student handbook. CCT College Dublin. Available via Moodle.</w:t>
+        <w:t>Ahmed, T. (n.d.-c) Machine Learning: When Should I Use Which Method? Student handbook. CCT College Dublin. Available via Moodle.</w:t>
       </w:r>
     </w:p>
     <w:p>
@@ -6197,26 +6524,6 @@
         <w:pStyle w:val="NormalWeb"/>
         <w:ind w:left="720" w:hanging="720"/>
       </w:pPr>
-      <w:r>
-        <w:t xml:space="preserve">European Union (2016) 'Regulation (EU) 2016/679 of the European Parliament and of the Council of 27 April 2016 (General Data Protection Regulation)', </w:t>
-      </w:r>
-      <w:r>
-        <w:rPr>
-          <w:rStyle w:val="Emphasis"/>
-        </w:rPr>
-        <w:t>Official Journal of the European Union</w:t>
-      </w:r>
-      <w:r>
-        <w:t xml:space="preserve">, L119, pp. 1–88. Available at: </w:t>
-      </w:r>
-      <w:hyperlink r:id="rId11" w:history="1">
-        <w:r>
-          <w:rPr>
-            <w:rStyle w:val="Hyperlink"/>
-          </w:rPr>
-          <w:t>https://eur-lex.europa.eu/eli/reg/2016/679/oj</w:t>
-        </w:r>
-      </w:hyperlink>
     </w:p>
     <w:p>
       <w:pPr>
@@ -6224,67 +6531,14 @@
         <w:ind w:left="720" w:hanging="720"/>
       </w:pPr>
       <w:r>
-        <w:t xml:space="preserve">Moe, W.W. and Fader, P.S. (2004) 'Dynamic conversion </w:t>
-      </w:r>
-      <w:proofErr w:type="spellStart"/>
-      <w:r>
-        <w:t>behavior</w:t>
-      </w:r>
-      <w:proofErr w:type="spellEnd"/>
-      <w:r>
-        <w:t xml:space="preserve"> at e-commerce sites', </w:t>
-      </w:r>
-      <w:r>
-        <w:rPr>
-          <w:rStyle w:val="Emphasis"/>
-        </w:rPr>
-        <w:t>Management Science</w:t>
-      </w:r>
-      <w:r>
-        <w:t xml:space="preserve">, 50(3), pp. 326–335. Available at: </w:t>
-      </w:r>
-      <w:hyperlink r:id="rId12" w:history="1">
-        <w:r>
-          <w:rPr>
-            <w:rStyle w:val="Hyperlink"/>
-          </w:rPr>
-          <w:t>https://doi.org/10.1287/mnsc.1040.0153</w:t>
-        </w:r>
-      </w:hyperlink>
+        <w:t>Ahmed, T. (n.d.-d) Strategic Business &amp; Professional Development: Understanding Goals, Strategy, Objectives &amp; Tactics with Real-Time Examples. Unpublished lecture slides. CCT College Dublin. Available via Moodle.</w:t>
+      </w:r>
     </w:p>
     <w:p>
       <w:pPr>
         <w:pStyle w:val="NormalWeb"/>
         <w:ind w:left="720" w:hanging="720"/>
       </w:pPr>
-      <w:r>
-        <w:t>Montgomery, A.L., Li, S., Srinivasan, K. and Liechty, J.C. (2004) '</w:t>
-      </w:r>
-      <w:proofErr w:type="spellStart"/>
-      <w:r>
-        <w:t>Modeling</w:t>
-      </w:r>
-      <w:proofErr w:type="spellEnd"/>
-      <w:r>
-        <w:t xml:space="preserve"> online browsing and path analysis using clickstream data', </w:t>
-      </w:r>
-      <w:r>
-        <w:rPr>
-          <w:rStyle w:val="Emphasis"/>
-        </w:rPr>
-        <w:t>Marketing Science</w:t>
-      </w:r>
-      <w:r>
-        <w:t xml:space="preserve">, 23(4), pp. 579–595. Available at: </w:t>
-      </w:r>
-      <w:hyperlink r:id="rId13" w:history="1">
-        <w:r>
-          <w:rPr>
-            <w:rStyle w:val="Hyperlink"/>
-          </w:rPr>
-          <w:t>https://doi.org/10.1287/mksc.1040.0073</w:t>
-        </w:r>
-      </w:hyperlink>
     </w:p>
     <w:p>
       <w:pPr>
@@ -6292,35 +6546,7 @@
         <w:ind w:left="720" w:hanging="720"/>
       </w:pPr>
       <w:r>
-        <w:t xml:space="preserve">Sakar, C. and </w:t>
-      </w:r>
-      <w:proofErr w:type="spellStart"/>
-      <w:r>
-        <w:t>Kastro</w:t>
-      </w:r>
-      <w:proofErr w:type="spellEnd"/>
-      <w:r>
-        <w:t xml:space="preserve">, Y. (2018) </w:t>
-      </w:r>
-      <w:r>
-        <w:rPr>
-          <w:rStyle w:val="Emphasis"/>
-        </w:rPr>
-        <w:t>Online Shoppers Purchasing Intention Dataset</w:t>
-      </w:r>
-      <w:r>
-        <w:t xml:space="preserve"> [Dataset]. UCI Machine Learning Repository. Available at: </w:t>
-      </w:r>
-      <w:hyperlink r:id="rId14" w:history="1">
-        <w:r>
-          <w:rPr>
-            <w:rStyle w:val="Hyperlink"/>
-          </w:rPr>
-          <w:t>https://doi.org/10.24432/C5F88Q</w:t>
-        </w:r>
-      </w:hyperlink>
-      <w:r>
-        <w:t xml:space="preserve"> (Accessed: 20 October 2026).</w:t>
+        <w:t>Ahmed, T. (n.d.-e) Strategic Thinking: Week 1 – Introduction to Strategic Thinking. Student handbook. CCT College Dublin. Available via Moodle.</w:t>
       </w:r>
     </w:p>
     <w:p>
@@ -6328,42 +6554,6 @@
         <w:pStyle w:val="NormalWeb"/>
         <w:ind w:left="720" w:hanging="720"/>
       </w:pPr>
-      <w:r>
-        <w:t xml:space="preserve">Sakar, C.O., Polat, S.O., </w:t>
-      </w:r>
-      <w:proofErr w:type="spellStart"/>
-      <w:r>
-        <w:t>Katircioglu</w:t>
-      </w:r>
-      <w:proofErr w:type="spellEnd"/>
-      <w:r>
-        <w:t xml:space="preserve">, M. and </w:t>
-      </w:r>
-      <w:proofErr w:type="spellStart"/>
-      <w:r>
-        <w:t>Kastro</w:t>
-      </w:r>
-      <w:proofErr w:type="spellEnd"/>
-      <w:r>
-        <w:t xml:space="preserve">, Y. (2019) 'Real-time prediction of online shoppers’ purchasing intention using multilayer perceptron and LSTM recurrent neural networks', </w:t>
-      </w:r>
-      <w:r>
-        <w:rPr>
-          <w:rStyle w:val="Emphasis"/>
-        </w:rPr>
-        <w:t>Neural Computing and Applications</w:t>
-      </w:r>
-      <w:r>
-        <w:t xml:space="preserve">, 31, pp. 6893–6908. Available at: </w:t>
-      </w:r>
-      <w:hyperlink r:id="rId15" w:history="1">
-        <w:r>
-          <w:rPr>
-            <w:rStyle w:val="Hyperlink"/>
-          </w:rPr>
-          <w:t>https://doi.org/10.1007/s00521-018-3523-0</w:t>
-        </w:r>
-      </w:hyperlink>
     </w:p>
     <w:p>
       <w:pPr>
@@ -6371,37 +6561,15 @@
         <w:ind w:left="720" w:hanging="720"/>
       </w:pPr>
       <w:r>
-        <w:t xml:space="preserve">Tavares, A. (2024) 'The complete guide to predicting customer </w:t>
+        <w:t xml:space="preserve">Chapman, P., Clinton, J., Kerber, R., </w:t>
       </w:r>
       <w:proofErr w:type="spellStart"/>
       <w:r>
-        <w:t>behavior</w:t>
+        <w:t>Khabaza</w:t>
       </w:r>
       <w:proofErr w:type="spellEnd"/>
       <w:r>
-        <w:t xml:space="preserve"> by leveraging data', </w:t>
-      </w:r>
-      <w:proofErr w:type="spellStart"/>
-      <w:r>
-        <w:rPr>
-          <w:rStyle w:val="Emphasis"/>
-        </w:rPr>
-        <w:t>Noibu</w:t>
-      </w:r>
-      <w:proofErr w:type="spellEnd"/>
-      <w:r>
-        <w:t xml:space="preserve">. Available at: </w:t>
-      </w:r>
-      <w:hyperlink r:id="rId16" w:history="1">
-        <w:r>
-          <w:rPr>
-            <w:rStyle w:val="Hyperlink"/>
-          </w:rPr>
-          <w:t>https://www.noibu.com/blog/the-complete-guide-to-predicting-customer-behavior-by-leveraging-data</w:t>
-        </w:r>
-      </w:hyperlink>
-      <w:r>
-        <w:t xml:space="preserve"> (Accessed: 20 October 2026).</w:t>
+        <w:t>, T., Reinartz, T., Shearer, C. and Wirth, R. (2000) CRISP-DM 1.0: Step-by-step data mining guide. CRISP-DM Consortium. Available at: https://www.the-modeling-agency.com/crisp-dm.pdf (Accessed: 20 October 2026).</w:t>
       </w:r>
     </w:p>
     <w:p>
@@ -6415,6 +6583,9 @@
         <w:pStyle w:val="NormalWeb"/>
         <w:ind w:left="720" w:hanging="720"/>
       </w:pPr>
+      <w:r>
+        <w:t>European Union (2016) 'Regulation (EU) 2016/679 of the European Parliament and of the Council of 27 April 2016 (General Data Protection Regulation)', Official Journal of the European Union, L119, pp. 1–88. Available at: https://eur-lex.europa.eu/eli/reg/2016/679/oj</w:t>
+      </w:r>
     </w:p>
     <w:p>
       <w:pPr>
@@ -6424,18 +6595,379 @@
     </w:p>
     <w:p>
       <w:pPr>
+        <w:pStyle w:val="NormalWeb"/>
+        <w:ind w:left="720" w:hanging="720"/>
+      </w:pPr>
+      <w:r>
+        <w:t xml:space="preserve">Moe, W.W. and Fader, P.S. (2004) 'Dynamic conversion </w:t>
+      </w:r>
+      <w:proofErr w:type="spellStart"/>
+      <w:r>
+        <w:t>behavior</w:t>
+      </w:r>
+      <w:proofErr w:type="spellEnd"/>
+      <w:r>
+        <w:t xml:space="preserve"> at e-commerce sites', Management Science, 50(3), pp. 326–335. Available at: https://doi.org/10.1287/mnsc.1040.0153</w:t>
+      </w:r>
+    </w:p>
+    <w:p>
+      <w:pPr>
+        <w:pStyle w:val="NormalWeb"/>
+        <w:ind w:left="720" w:hanging="720"/>
+      </w:pPr>
+    </w:p>
+    <w:p>
+      <w:pPr>
+        <w:pStyle w:val="NormalWeb"/>
+        <w:ind w:left="720" w:hanging="720"/>
+      </w:pPr>
+      <w:r>
+        <w:lastRenderedPageBreak/>
+        <w:t>Montgomery, A.L., Li, S., Srinivasan, K. and Liechty, J.C. (2004) '</w:t>
+      </w:r>
+      <w:proofErr w:type="spellStart"/>
+      <w:r>
+        <w:t>Modeling</w:t>
+      </w:r>
+      <w:proofErr w:type="spellEnd"/>
+      <w:r>
+        <w:t xml:space="preserve"> online browsing and path analysis using clickstream data', Marketing Science, 23(4), pp. 579–595. Available at: https://doi.org/10.1287/mksc.1040.0073</w:t>
+      </w:r>
+    </w:p>
+    <w:p>
+      <w:pPr>
+        <w:pStyle w:val="NormalWeb"/>
+        <w:ind w:left="720" w:hanging="720"/>
+      </w:pPr>
+    </w:p>
+    <w:p>
+      <w:pPr>
+        <w:pStyle w:val="NormalWeb"/>
+        <w:ind w:left="720" w:hanging="720"/>
+      </w:pPr>
+      <w:r>
+        <w:t xml:space="preserve">Sakar, C. and </w:t>
+      </w:r>
+      <w:proofErr w:type="spellStart"/>
+      <w:r>
+        <w:t>Kastro</w:t>
+      </w:r>
+      <w:proofErr w:type="spellEnd"/>
+      <w:r>
+        <w:t>, Y. (2018) Online Shoppers Purchasing Intention Dataset [Dataset]. UCI Machine Learning Repository. Available at: https://doi.org/10.24432/C5F88Q (Accessed: 20 October 2026).</w:t>
+      </w:r>
+    </w:p>
+    <w:p>
+      <w:pPr>
+        <w:pStyle w:val="NormalWeb"/>
+        <w:ind w:left="720" w:hanging="720"/>
+      </w:pPr>
+    </w:p>
+    <w:p>
+      <w:pPr>
+        <w:pStyle w:val="NormalWeb"/>
+        <w:ind w:left="720" w:hanging="720"/>
+      </w:pPr>
+      <w:r>
+        <w:t xml:space="preserve">Sakar, C.O., Polat, S.O., </w:t>
+      </w:r>
+      <w:proofErr w:type="spellStart"/>
+      <w:r>
+        <w:t>Katircioglu</w:t>
+      </w:r>
+      <w:proofErr w:type="spellEnd"/>
+      <w:r>
+        <w:t xml:space="preserve">, M. and </w:t>
+      </w:r>
+      <w:proofErr w:type="spellStart"/>
+      <w:r>
+        <w:t>Kastro</w:t>
+      </w:r>
+      <w:proofErr w:type="spellEnd"/>
+      <w:r>
+        <w:t>, Y. (2019) 'Real-time prediction of online shoppers’ purchasing intention using multilayer perceptron and LSTM recurrent neural networks', Neural Computing and Applications, 31, pp. 6893–6908. Available at: https://doi.org/10.1007/s00521-018-3523-0</w:t>
+      </w:r>
+    </w:p>
+    <w:p>
+      <w:pPr>
+        <w:pStyle w:val="NormalWeb"/>
+        <w:ind w:left="720" w:hanging="720"/>
+      </w:pPr>
+    </w:p>
+    <w:p>
+      <w:pPr>
+        <w:pStyle w:val="NormalWeb"/>
+        <w:ind w:left="720" w:hanging="720"/>
+      </w:pPr>
+      <w:r>
+        <w:t xml:space="preserve">Tavares, A. (2024) 'The complete guide to predicting customer </w:t>
+      </w:r>
+      <w:proofErr w:type="spellStart"/>
+      <w:r>
+        <w:t>behavior</w:t>
+      </w:r>
+      <w:proofErr w:type="spellEnd"/>
+      <w:r>
+        <w:t xml:space="preserve"> by leveraging data', </w:t>
+      </w:r>
+      <w:proofErr w:type="spellStart"/>
+      <w:r>
+        <w:t>Noibu</w:t>
+      </w:r>
+      <w:proofErr w:type="spellEnd"/>
+      <w:r>
+        <w:t>. Available at: https://www.noibu.com/blog/the-complete-guide-to-predicting-customer-behavior-by-leveraging-data (Accessed: 20 October 2026).</w:t>
+      </w:r>
+    </w:p>
+    <w:p>
+      <w:pPr>
+        <w:pStyle w:val="NormalWeb"/>
+        <w:ind w:left="720" w:hanging="720"/>
+      </w:pPr>
+    </w:p>
+    <w:p>
+      <w:pPr>
+        <w:pStyle w:val="NormalWeb"/>
+        <w:ind w:left="720" w:hanging="720"/>
+      </w:pPr>
+    </w:p>
+    <w:p>
+      <w:pPr>
+        <w:suppressAutoHyphens w:val="0"/>
+        <w:autoSpaceDN/>
+        <w:spacing w:line="259" w:lineRule="auto"/>
+        <w:jc w:val="left"/>
+        <w:rPr>
+          <w:rFonts w:eastAsia="Times New Roman" w:cstheme="majorBidi"/>
+          <w:b/>
+          <w:color w:val="2F5496" w:themeColor="accent1" w:themeShade="BF"/>
+          <w:sz w:val="28"/>
+          <w:szCs w:val="40"/>
+          <w:highlight w:val="lightGray"/>
+        </w:rPr>
+      </w:pPr>
+      <w:r>
+        <w:rPr>
+          <w:highlight w:val="lightGray"/>
+        </w:rPr>
+        <w:br w:type="page"/>
+      </w:r>
+    </w:p>
+    <w:p>
+      <w:pPr>
         <w:pStyle w:val="Heading1"/>
       </w:pPr>
+      <w:bookmarkStart w:id="97" w:name="_Toc243433232"/>
+      <w:bookmarkStart w:id="98" w:name="_Toc243479184"/>
       <w:r>
         <w:lastRenderedPageBreak/>
-        <w:t xml:space="preserve">Anexo </w:t>
-      </w:r>
-    </w:p>
-    <w:p>
-      <w:pPr>
-        <w:pStyle w:val="NormalWeb"/>
-      </w:pPr>
-    </w:p>
+        <w:t>Appendix</w:t>
+      </w:r>
+      <w:r>
+        <w:t xml:space="preserve"> </w:t>
+      </w:r>
+      <w:r>
+        <w:t xml:space="preserve">A </w:t>
+      </w:r>
+      <w:r>
+        <w:t xml:space="preserve">- </w:t>
+      </w:r>
+      <w:r>
+        <w:t>AI Use Declaration and Prompt Log</w:t>
+      </w:r>
+      <w:bookmarkEnd w:id="97"/>
+      <w:bookmarkEnd w:id="98"/>
+    </w:p>
+    <w:p>
+      <w:r>
+        <w:rPr>
+          <w:b/>
+          <w:bCs/>
+        </w:rPr>
+        <w:t>AI Tool Used:</w:t>
+      </w:r>
+      <w:r>
+        <w:t xml:space="preserve"> ChatGPT (OpenAI)</w:t>
+      </w:r>
+    </w:p>
+    <w:p>
+      <w:r>
+        <w:rPr>
+          <w:b/>
+          <w:bCs/>
+        </w:rPr>
+        <w:t>Purpose of AI Use:</w:t>
+      </w:r>
+      <w:r>
+        <w:t xml:space="preserve"> ChatGPT was used to support brainstorming, dataset research and referencing during the development of the Capstone Project Proposal.</w:t>
+      </w:r>
+    </w:p>
+    <w:p>
+      <w:pPr>
+        <w:numPr>
+          <w:ilvl w:val="0"/>
+          <w:numId w:val="26"/>
+        </w:numPr>
+        <w:rPr>
+          <w:b/>
+          <w:bCs/>
+        </w:rPr>
+      </w:pPr>
+      <w:r>
+        <w:rPr>
+          <w:b/>
+          <w:bCs/>
+        </w:rPr>
+        <w:t>Prompt 1 – Brainstorming</w:t>
+      </w:r>
+    </w:p>
+    <w:p>
+      <w:r>
+        <w:rPr>
+          <w:b/>
+          <w:bCs/>
+        </w:rPr>
+        <w:t>Prompt:</w:t>
+      </w:r>
+      <w:r>
+        <w:br/>
+        <w:t xml:space="preserve">Brainstorm ideas for </w:t>
+      </w:r>
+      <w:r>
+        <w:t xml:space="preserve">a </w:t>
+      </w:r>
+      <w:r>
+        <w:t>capstone project, focusing on real business problems.</w:t>
+      </w:r>
+    </w:p>
+    <w:p>
+      <w:r>
+        <w:rPr>
+          <w:b/>
+          <w:bCs/>
+        </w:rPr>
+        <w:t>Purpose:</w:t>
+      </w:r>
+      <w:r>
+        <w:br/>
+        <w:t>To explore project ideas and identify a suitable real-world business problem that could be addressed using data analytics and machine learning.</w:t>
+      </w:r>
+    </w:p>
+    <w:p>
+      <w:pPr>
+        <w:numPr>
+          <w:ilvl w:val="0"/>
+          <w:numId w:val="26"/>
+        </w:numPr>
+        <w:rPr>
+          <w:b/>
+          <w:bCs/>
+        </w:rPr>
+      </w:pPr>
+      <w:r>
+        <w:rPr>
+          <w:b/>
+          <w:bCs/>
+        </w:rPr>
+        <w:t>Prompt 2 – Dataset Research</w:t>
+      </w:r>
+    </w:p>
+    <w:p>
+      <w:r>
+        <w:rPr>
+          <w:b/>
+          <w:bCs/>
+        </w:rPr>
+        <w:t>Prompt:</w:t>
+      </w:r>
+      <w:r>
+        <w:br/>
+        <w:t>Help find and compare suitable datasets for my capstone project on online purchasing behaviour.</w:t>
+      </w:r>
+    </w:p>
+    <w:p>
+      <w:r>
+        <w:rPr>
+          <w:b/>
+          <w:bCs/>
+        </w:rPr>
+        <w:t>Purpose:</w:t>
+      </w:r>
+      <w:r>
+        <w:br/>
+        <w:t>To explore and compare publicly available datasets, including government and other free data sources, and identify a suitable dataset for the project.</w:t>
+      </w:r>
+    </w:p>
+    <w:p>
+      <w:pPr>
+        <w:numPr>
+          <w:ilvl w:val="0"/>
+          <w:numId w:val="26"/>
+        </w:numPr>
+        <w:rPr>
+          <w:b/>
+          <w:bCs/>
+        </w:rPr>
+      </w:pPr>
+      <w:r>
+        <w:rPr>
+          <w:b/>
+          <w:bCs/>
+        </w:rPr>
+        <w:t>Prompt 3 – Referencing Support</w:t>
+      </w:r>
+    </w:p>
+    <w:p>
+      <w:r>
+        <w:rPr>
+          <w:b/>
+          <w:bCs/>
+        </w:rPr>
+        <w:t>Prompt:</w:t>
+      </w:r>
+      <w:r>
+        <w:br/>
+        <w:t>Check Harvard references and arrange them in alphabetical order.</w:t>
+      </w:r>
+    </w:p>
+    <w:p>
+      <w:r>
+        <w:rPr>
+          <w:b/>
+          <w:bCs/>
+        </w:rPr>
+        <w:t>Purpose:</w:t>
+      </w:r>
+      <w:r>
+        <w:br/>
+        <w:t>To review the reference list, improve consistency with Harvard referencing guidelines and ensure references are presented in alphabetical order.</w:t>
+      </w:r>
+    </w:p>
+    <w:p>
+      <w:pPr>
+        <w:numPr>
+          <w:ilvl w:val="0"/>
+          <w:numId w:val="26"/>
+        </w:numPr>
+        <w:rPr>
+          <w:b/>
+          <w:bCs/>
+        </w:rPr>
+      </w:pPr>
+      <w:r>
+        <w:rPr>
+          <w:b/>
+          <w:bCs/>
+        </w:rPr>
+        <w:t>AI Use Declaration</w:t>
+      </w:r>
+    </w:p>
+    <w:p>
+      <w:r>
+        <w:t>ChatGPT was used as a supporting tool for brainstorming, dataset exploration and referencing. The final selection of the project topic, dataset and methodology, as well as the submitted work, remains my responsibility.</w:t>
+      </w:r>
+    </w:p>
+    <w:p/>
     <w:p>
       <w:pPr>
         <w:pStyle w:val="NormalWeb"/>
@@ -6443,9 +6975,9 @@
     </w:p>
     <w:p/>
     <w:sectPr>
-      <w:headerReference w:type="default" r:id="rId17"/>
-      <w:footerReference w:type="default" r:id="rId18"/>
-      <w:headerReference w:type="first" r:id="rId19"/>
+      <w:headerReference w:type="default" r:id="rId11"/>
+      <w:footerReference w:type="default" r:id="rId12"/>
+      <w:headerReference w:type="first" r:id="rId13"/>
       <w:pgSz w:w="11906" w:h="16838"/>
       <w:pgMar w:top="1440" w:right="1440" w:bottom="1440" w:left="1440" w:header="708" w:footer="708" w:gutter="0"/>
       <w:pgNumType w:start="0"/>
@@ -10135,6 +10667,7 @@
   <w:style w:type="character" w:default="1" w:styleId="DefaultParagraphFont">
     <w:name w:val="Default Paragraph Font"/>
     <w:uiPriority w:val="1"/>
+    <w:semiHidden/>
     <w:unhideWhenUsed/>
   </w:style>
   <w:style w:type="table" w:default="1" w:styleId="TableNormal">

--- a/Capstone_Project_2026.docx
+++ b/Capstone_Project_2026.docx
@@ -731,52 +731,7 @@
                                           <w:sz w:val="24"/>
                                           <w:lang w:val="en-IE"/>
                                         </w:rPr>
-                                        <w:t xml:space="preserve">Module Title: HDSDAB Sep26 PT SB -  Strategic Thinking                                                        Student: Mariana Garcia </w:t>
-                                      </w:r>
-                                      <w:r>
-                                        <w:rPr>
-                                          <w:rFonts w:ascii="Times New Roman" w:eastAsia="Calibri" w:hAnsi="Times New Roman" w:cs="Times New Roman"/>
-                                          <w:color w:val="FFFFFF" w:themeColor="background1"/>
-                                          <w:sz w:val="24"/>
-                                          <w:lang w:val="en-IE"/>
-                                        </w:rPr>
-                                        <w:t xml:space="preserve"> - </w:t>
-                                      </w:r>
-                                      <w:r>
-                                        <w:rPr>
-                                          <w:rFonts w:ascii="Times New Roman" w:eastAsia="Calibri" w:hAnsi="Times New Roman" w:cs="Times New Roman"/>
-                                          <w:color w:val="FFFFFF" w:themeColor="background1"/>
-                                          <w:sz w:val="24"/>
-                                          <w:lang w:val="en-IE"/>
-                                        </w:rPr>
-                                        <w:t xml:space="preserve">sba25049  </w:t>
-                                      </w:r>
-                                      <w:r>
-                                        <w:rPr>
-                                          <w:rFonts w:ascii="Times New Roman" w:eastAsia="Calibri" w:hAnsi="Times New Roman" w:cs="Times New Roman"/>
-                                          <w:color w:val="FFFFFF" w:themeColor="background1"/>
-                                          <w:sz w:val="24"/>
-                                          <w:lang w:val="en-IE"/>
-                                        </w:rPr>
-                                        <w:t xml:space="preserve">                                                                                  </w:t>
-                                      </w:r>
-                                      <w:r>
-                                        <w:rPr>
-                                          <w:rFonts w:ascii="Times New Roman" w:eastAsia="Calibri" w:hAnsi="Times New Roman" w:cs="Times New Roman"/>
-                                          <w:color w:val="FFFFFF" w:themeColor="background1"/>
-                                          <w:sz w:val="24"/>
-                                          <w:lang w:val="en-IE"/>
-                                        </w:rPr>
-                                        <w:t>Lecturer Name:</w:t>
-                                      </w:r>
-                                      <w:r>
-                                        <w:rPr>
-                                          <w:rFonts w:ascii="Times New Roman" w:eastAsia="Calibri" w:hAnsi="Times New Roman" w:cs="Times New Roman"/>
-                                          <w:color w:val="FFFFFF" w:themeColor="background1"/>
-                                          <w:sz w:val="24"/>
-                                          <w:lang w:val="en-IE"/>
-                                        </w:rPr>
-                                        <w:t xml:space="preserve"> </w:t>
+                                        <w:t xml:space="preserve">Module Title: HDSDAB Sep26 PT SB -  Strategic Thinking                                                        Student: Mariana Garcia  - sba25049                                                                                    Lecturer Name: </w:t>
                                       </w:r>
                                       <w:proofErr w:type="spellStart"/>
                                       <w:r>
@@ -796,7 +751,7 @@
                                           <w:sz w:val="24"/>
                                           <w:lang w:val="en-IE"/>
                                         </w:rPr>
-                                        <w:t xml:space="preserve"> Ahmed                                                                                                    </w:t>
+                                        <w:t xml:space="preserve"> Ahmed</w:t>
                                       </w:r>
                                     </w:p>
                                   </w:sdtContent>
@@ -990,52 +945,7 @@
                                     <w:sz w:val="24"/>
                                     <w:lang w:val="en-IE"/>
                                   </w:rPr>
-                                  <w:t xml:space="preserve">Module Title: HDSDAB Sep26 PT SB -  Strategic Thinking                                                        Student: Mariana Garcia </w:t>
-                                </w:r>
-                                <w:r>
-                                  <w:rPr>
-                                    <w:rFonts w:ascii="Times New Roman" w:eastAsia="Calibri" w:hAnsi="Times New Roman" w:cs="Times New Roman"/>
-                                    <w:color w:val="FFFFFF" w:themeColor="background1"/>
-                                    <w:sz w:val="24"/>
-                                    <w:lang w:val="en-IE"/>
-                                  </w:rPr>
-                                  <w:t xml:space="preserve"> - </w:t>
-                                </w:r>
-                                <w:r>
-                                  <w:rPr>
-                                    <w:rFonts w:ascii="Times New Roman" w:eastAsia="Calibri" w:hAnsi="Times New Roman" w:cs="Times New Roman"/>
-                                    <w:color w:val="FFFFFF" w:themeColor="background1"/>
-                                    <w:sz w:val="24"/>
-                                    <w:lang w:val="en-IE"/>
-                                  </w:rPr>
-                                  <w:t xml:space="preserve">sba25049  </w:t>
-                                </w:r>
-                                <w:r>
-                                  <w:rPr>
-                                    <w:rFonts w:ascii="Times New Roman" w:eastAsia="Calibri" w:hAnsi="Times New Roman" w:cs="Times New Roman"/>
-                                    <w:color w:val="FFFFFF" w:themeColor="background1"/>
-                                    <w:sz w:val="24"/>
-                                    <w:lang w:val="en-IE"/>
-                                  </w:rPr>
-                                  <w:t xml:space="preserve">                                                                                  </w:t>
-                                </w:r>
-                                <w:r>
-                                  <w:rPr>
-                                    <w:rFonts w:ascii="Times New Roman" w:eastAsia="Calibri" w:hAnsi="Times New Roman" w:cs="Times New Roman"/>
-                                    <w:color w:val="FFFFFF" w:themeColor="background1"/>
-                                    <w:sz w:val="24"/>
-                                    <w:lang w:val="en-IE"/>
-                                  </w:rPr>
-                                  <w:t>Lecturer Name:</w:t>
-                                </w:r>
-                                <w:r>
-                                  <w:rPr>
-                                    <w:rFonts w:ascii="Times New Roman" w:eastAsia="Calibri" w:hAnsi="Times New Roman" w:cs="Times New Roman"/>
-                                    <w:color w:val="FFFFFF" w:themeColor="background1"/>
-                                    <w:sz w:val="24"/>
-                                    <w:lang w:val="en-IE"/>
-                                  </w:rPr>
-                                  <w:t xml:space="preserve"> </w:t>
+                                  <w:t xml:space="preserve">Module Title: HDSDAB Sep26 PT SB -  Strategic Thinking                                                        Student: Mariana Garcia  - sba25049                                                                                    Lecturer Name: </w:t>
                                 </w:r>
                                 <w:proofErr w:type="spellStart"/>
                                 <w:r>
@@ -1055,7 +965,7 @@
                                     <w:sz w:val="24"/>
                                     <w:lang w:val="en-IE"/>
                                   </w:rPr>
-                                  <w:t xml:space="preserve"> Ahmed                                                                                                    </w:t>
+                                  <w:t xml:space="preserve"> Ahmed</w:t>
                                 </w:r>
                               </w:p>
                             </w:sdtContent>
@@ -1219,9 +1129,75 @@
       </w:sdtContent>
     </w:sdt>
     <w:bookmarkStart w:id="0" w:name="_Toc243430763" w:displacedByCustomXml="prev"/>
+    <w:p>
+      <w:pPr>
+        <w:suppressAutoHyphens w:val="0"/>
+        <w:autoSpaceDN/>
+        <w:spacing w:line="259" w:lineRule="auto"/>
+        <w:jc w:val="left"/>
+        <w:rPr>
+          <w:rFonts w:eastAsia="Times New Roman" w:cstheme="majorBidi"/>
+          <w:b/>
+          <w:sz w:val="28"/>
+          <w:szCs w:val="40"/>
+        </w:rPr>
+      </w:pPr>
+      <w:bookmarkStart w:id="1" w:name="_Toc243433201"/>
+      <w:bookmarkStart w:id="2" w:name="_Toc243479153"/>
+      <w:r>
+        <w:rPr>
+          <w:rFonts w:eastAsia="Times New Roman" w:cstheme="majorBidi"/>
+          <w:b/>
+          <w:sz w:val="28"/>
+          <w:szCs w:val="40"/>
+        </w:rPr>
+        <w:lastRenderedPageBreak/>
+        <w:t xml:space="preserve">GitHub repository link </w:t>
+      </w:r>
+    </w:p>
+    <w:p>
+      <w:pPr>
+        <w:suppressAutoHyphens w:val="0"/>
+        <w:autoSpaceDN/>
+        <w:spacing w:line="259" w:lineRule="auto"/>
+        <w:jc w:val="left"/>
+      </w:pPr>
+      <w:hyperlink r:id="rId8" w:history="1">
+        <w:r>
+          <w:rPr>
+            <w:rStyle w:val="Hyperlink"/>
+          </w:rPr>
+          <w:t>https://github.com/sba25049-boop/Capstone-Project---2026</w:t>
+        </w:r>
+      </w:hyperlink>
+    </w:p>
+    <w:p>
+      <w:pPr>
+        <w:suppressAutoHyphens w:val="0"/>
+        <w:autoSpaceDN/>
+        <w:spacing w:line="259" w:lineRule="auto"/>
+        <w:jc w:val="left"/>
+        <w:rPr>
+          <w:rFonts w:eastAsia="Times New Roman" w:cstheme="majorBidi"/>
+          <w:b/>
+          <w:color w:val="2F5496" w:themeColor="accent1" w:themeShade="BF"/>
+          <w:sz w:val="28"/>
+          <w:szCs w:val="40"/>
+        </w:rPr>
+      </w:pPr>
+      <w:r>
+        <w:br w:type="page"/>
+      </w:r>
+    </w:p>
     <w:sdt>
       <w:sdtPr>
-        <w:id w:val="636848535"/>
+        <w:rPr>
+          <w:rFonts w:eastAsia="Calibri"/>
+          <w:sz w:val="24"/>
+          <w:szCs w:val="22"/>
+          <w:lang w:val="en-IE"/>
+        </w:rPr>
+        <w:id w:val="-1242019750"/>
         <w:docPartObj>
           <w:docPartGallery w:val="Table of Contents"/>
           <w:docPartUnique/>
@@ -1229,14 +1205,10 @@
       </w:sdtPr>
       <w:sdtEndPr>
         <w:rPr>
-          <w:rFonts w:ascii="Times New Roman" w:eastAsia="Calibri" w:hAnsi="Times New Roman" w:cs="Times New Roman"/>
+          <w:rFonts w:ascii="Times New Roman" w:hAnsi="Times New Roman"/>
           <w:b/>
           <w:bCs/>
           <w:noProof/>
-          <w:color w:val="auto"/>
-          <w:sz w:val="24"/>
-          <w:szCs w:val="22"/>
-          <w:lang w:val="en-IE"/>
         </w:rPr>
       </w:sdtEndPr>
       <w:sdtContent>
@@ -1244,16 +1216,14 @@
           <w:pPr>
             <w:pStyle w:val="TOCHeading"/>
             <w:rPr>
-              <w:rFonts w:ascii="Times New Roman" w:hAnsi="Times New Roman" w:cs="Times New Roman"/>
-              <w:b/>
-              <w:bCs/>
+              <w:rStyle w:val="Heading1Char"/>
+              <w:rFonts w:eastAsiaTheme="majorEastAsia"/>
             </w:rPr>
           </w:pPr>
           <w:r>
             <w:rPr>
-              <w:rFonts w:ascii="Times New Roman" w:hAnsi="Times New Roman" w:cs="Times New Roman"/>
-              <w:b/>
-              <w:bCs/>
+              <w:rStyle w:val="Heading1Char"/>
+              <w:rFonts w:eastAsiaTheme="majorEastAsia"/>
             </w:rPr>
             <w:t>Table of Contents</w:t>
           </w:r>
@@ -1279,43 +1249,23 @@
           <w:r>
             <w:fldChar w:fldCharType="separate"/>
           </w:r>
-          <w:hyperlink w:anchor="_Toc243479153" w:history="1">
+          <w:hyperlink w:anchor="_Toc243564897" w:history="1">
             <w:r>
               <w:rPr>
                 <w:rStyle w:val="Hyperlink"/>
-                <w:rFonts w:asciiTheme="majorHAnsi" w:eastAsiaTheme="majorEastAsia" w:hAnsiTheme="majorHAnsi"/>
-                <w:noProof/>
-                <w:lang w:val="en-US"/>
-              </w:rPr>
-              <w:t>1</w:t>
-            </w:r>
-            <w:r>
-              <w:rPr>
-                <w:rFonts w:asciiTheme="minorHAnsi" w:eastAsiaTheme="minorEastAsia" w:hAnsiTheme="minorHAnsi" w:cstheme="minorBidi"/>
-                <w:noProof/>
-                <w:kern w:val="2"/>
-                <w:szCs w:val="24"/>
-                <w:lang w:eastAsia="en-IE"/>
-                <w14:ligatures w14:val="standardContextual"/>
+                <w:noProof/>
+              </w:rPr>
+              <w:t>Table of Figures</w:t>
+            </w:r>
+            <w:r>
+              <w:rPr>
+                <w:noProof/>
+                <w:webHidden/>
               </w:rPr>
               <w:tab/>
             </w:r>
             <w:r>
               <w:rPr>
-                <w:rStyle w:val="Hyperlink"/>
-                <w:noProof/>
-              </w:rPr>
-              <w:t>Introduction</w:t>
-            </w:r>
-            <w:r>
-              <w:rPr>
-                <w:noProof/>
-                <w:webHidden/>
-              </w:rPr>
-              <w:tab/>
-            </w:r>
-            <w:r>
-              <w:rPr>
                 <w:noProof/>
                 <w:webHidden/>
               </w:rPr>
@@ -1326,7 +1276,7 @@
                 <w:noProof/>
                 <w:webHidden/>
               </w:rPr>
-              <w:instrText xml:space="preserve"> PAGEREF _Toc243479153 \h </w:instrText>
+              <w:instrText xml:space="preserve"> PAGEREF _Toc243564897 \h </w:instrText>
             </w:r>
             <w:r>
               <w:rPr>
@@ -1346,7 +1296,7 @@
                 <w:noProof/>
                 <w:webHidden/>
               </w:rPr>
-              <w:t>4</w:t>
+              <w:t>3</w:t>
             </w:r>
             <w:r>
               <w:rPr>
@@ -1369,13 +1319,13 @@
               <w14:ligatures w14:val="standardContextual"/>
             </w:rPr>
           </w:pPr>
-          <w:hyperlink w:anchor="_Toc243479154" w:history="1">
+          <w:hyperlink w:anchor="_Toc243564898" w:history="1">
             <w:r>
               <w:rPr>
                 <w:rStyle w:val="Hyperlink"/>
                 <w:noProof/>
               </w:rPr>
-              <w:t>2</w:t>
+              <w:t>1</w:t>
             </w:r>
             <w:r>
               <w:rPr>
@@ -1393,7 +1343,7 @@
                 <w:rStyle w:val="Hyperlink"/>
                 <w:noProof/>
               </w:rPr>
-              <w:t>Project Title</w:t>
+              <w:t>Introduction</w:t>
             </w:r>
             <w:r>
               <w:rPr>
@@ -1414,7 +1364,7 @@
                 <w:noProof/>
                 <w:webHidden/>
               </w:rPr>
-              <w:instrText xml:space="preserve"> PAGEREF _Toc243479154 \h </w:instrText>
+              <w:instrText xml:space="preserve"> PAGEREF _Toc243564898 \h </w:instrText>
             </w:r>
             <w:r>
               <w:rPr>
@@ -1434,7 +1384,7 @@
                 <w:noProof/>
                 <w:webHidden/>
               </w:rPr>
-              <w:t>5</w:t>
+              <w:t>4</w:t>
             </w:r>
             <w:r>
               <w:rPr>
@@ -1457,13 +1407,13 @@
               <w14:ligatures w14:val="standardContextual"/>
             </w:rPr>
           </w:pPr>
-          <w:hyperlink w:anchor="_Toc243479155" w:history="1">
+          <w:hyperlink w:anchor="_Toc243564899" w:history="1">
             <w:r>
               <w:rPr>
                 <w:rStyle w:val="Hyperlink"/>
                 <w:noProof/>
               </w:rPr>
-              <w:t>3</w:t>
+              <w:t>2</w:t>
             </w:r>
             <w:r>
               <w:rPr>
@@ -1481,6 +1431,94 @@
                 <w:rStyle w:val="Hyperlink"/>
                 <w:noProof/>
               </w:rPr>
+              <w:t>Project Title</w:t>
+            </w:r>
+            <w:r>
+              <w:rPr>
+                <w:noProof/>
+                <w:webHidden/>
+              </w:rPr>
+              <w:tab/>
+            </w:r>
+            <w:r>
+              <w:rPr>
+                <w:noProof/>
+                <w:webHidden/>
+              </w:rPr>
+              <w:fldChar w:fldCharType="begin"/>
+            </w:r>
+            <w:r>
+              <w:rPr>
+                <w:noProof/>
+                <w:webHidden/>
+              </w:rPr>
+              <w:instrText xml:space="preserve"> PAGEREF _Toc243564899 \h </w:instrText>
+            </w:r>
+            <w:r>
+              <w:rPr>
+                <w:noProof/>
+                <w:webHidden/>
+              </w:rPr>
+            </w:r>
+            <w:r>
+              <w:rPr>
+                <w:noProof/>
+                <w:webHidden/>
+              </w:rPr>
+              <w:fldChar w:fldCharType="separate"/>
+            </w:r>
+            <w:r>
+              <w:rPr>
+                <w:noProof/>
+                <w:webHidden/>
+              </w:rPr>
+              <w:t>5</w:t>
+            </w:r>
+            <w:r>
+              <w:rPr>
+                <w:noProof/>
+                <w:webHidden/>
+              </w:rPr>
+              <w:fldChar w:fldCharType="end"/>
+            </w:r>
+          </w:hyperlink>
+        </w:p>
+        <w:p>
+          <w:pPr>
+            <w:pStyle w:val="TOC1"/>
+            <w:rPr>
+              <w:rFonts w:asciiTheme="minorHAnsi" w:eastAsiaTheme="minorEastAsia" w:hAnsiTheme="minorHAnsi" w:cstheme="minorBidi"/>
+              <w:noProof/>
+              <w:kern w:val="2"/>
+              <w:szCs w:val="24"/>
+              <w:lang w:eastAsia="en-IE"/>
+              <w14:ligatures w14:val="standardContextual"/>
+            </w:rPr>
+          </w:pPr>
+          <w:hyperlink w:anchor="_Toc243564900" w:history="1">
+            <w:r>
+              <w:rPr>
+                <w:rStyle w:val="Hyperlink"/>
+                <w:noProof/>
+              </w:rPr>
+              <w:t>3</w:t>
+            </w:r>
+            <w:r>
+              <w:rPr>
+                <w:rFonts w:asciiTheme="minorHAnsi" w:eastAsiaTheme="minorEastAsia" w:hAnsiTheme="minorHAnsi" w:cstheme="minorBidi"/>
+                <w:noProof/>
+                <w:kern w:val="2"/>
+                <w:szCs w:val="24"/>
+                <w:lang w:eastAsia="en-IE"/>
+                <w14:ligatures w14:val="standardContextual"/>
+              </w:rPr>
+              <w:tab/>
+            </w:r>
+            <w:r>
+              <w:rPr>
+                <w:rStyle w:val="Hyperlink"/>
+                <w:noProof/>
+              </w:rPr>
               <w:t>Problem Definition</w:t>
             </w:r>
             <w:r>
@@ -1502,7 +1540,7 @@
                 <w:noProof/>
                 <w:webHidden/>
               </w:rPr>
-              <w:instrText xml:space="preserve"> PAGEREF _Toc243479155 \h </w:instrText>
+              <w:instrText xml:space="preserve"> PAGEREF _Toc243564900 \h </w:instrText>
             </w:r>
             <w:r>
               <w:rPr>
@@ -1522,7 +1560,7 @@
                 <w:noProof/>
                 <w:webHidden/>
               </w:rPr>
-              <w:t>6</w:t>
+              <w:t>5</w:t>
             </w:r>
             <w:r>
               <w:rPr>
@@ -1549,7 +1587,7 @@
               <w14:ligatures w14:val="standardContextual"/>
             </w:rPr>
           </w:pPr>
-          <w:hyperlink w:anchor="_Toc243479156" w:history="1">
+          <w:hyperlink w:anchor="_Toc243564901" w:history="1">
             <w:r>
               <w:rPr>
                 <w:rStyle w:val="Hyperlink"/>
@@ -1594,7 +1632,7 @@
                 <w:noProof/>
                 <w:webHidden/>
               </w:rPr>
-              <w:instrText xml:space="preserve"> PAGEREF _Toc243479156 \h </w:instrText>
+              <w:instrText xml:space="preserve"> PAGEREF _Toc243564901 \h </w:instrText>
             </w:r>
             <w:r>
               <w:rPr>
@@ -1614,7 +1652,7 @@
                 <w:noProof/>
                 <w:webHidden/>
               </w:rPr>
-              <w:t>6</w:t>
+              <w:t>5</w:t>
             </w:r>
             <w:r>
               <w:rPr>
@@ -1637,7 +1675,7 @@
               <w14:ligatures w14:val="standardContextual"/>
             </w:rPr>
           </w:pPr>
-          <w:hyperlink w:anchor="_Toc243479157" w:history="1">
+          <w:hyperlink w:anchor="_Toc243564902" w:history="1">
             <w:r>
               <w:rPr>
                 <w:rStyle w:val="Hyperlink"/>
@@ -1682,7 +1720,7 @@
                 <w:noProof/>
                 <w:webHidden/>
               </w:rPr>
-              <w:instrText xml:space="preserve"> PAGEREF _Toc243479157 \h </w:instrText>
+              <w:instrText xml:space="preserve"> PAGEREF _Toc243564902 \h </w:instrText>
             </w:r>
             <w:r>
               <w:rPr>
@@ -1702,7 +1740,7 @@
                 <w:noProof/>
                 <w:webHidden/>
               </w:rPr>
-              <w:t>7</w:t>
+              <w:t>5</w:t>
             </w:r>
             <w:r>
               <w:rPr>
@@ -1729,7 +1767,7 @@
               <w14:ligatures w14:val="standardContextual"/>
             </w:rPr>
           </w:pPr>
-          <w:hyperlink w:anchor="_Toc243479158" w:history="1">
+          <w:hyperlink w:anchor="_Toc243564903" w:history="1">
             <w:r>
               <w:rPr>
                 <w:rStyle w:val="Hyperlink"/>
@@ -1774,7 +1812,7 @@
                 <w:noProof/>
                 <w:webHidden/>
               </w:rPr>
-              <w:instrText xml:space="preserve"> PAGEREF _Toc243479158 \h </w:instrText>
+              <w:instrText xml:space="preserve"> PAGEREF _Toc243564903 \h </w:instrText>
             </w:r>
             <w:r>
               <w:rPr>
@@ -1794,7 +1832,7 @@
                 <w:noProof/>
                 <w:webHidden/>
               </w:rPr>
-              <w:t>7</w:t>
+              <w:t>5</w:t>
             </w:r>
             <w:r>
               <w:rPr>
@@ -1821,7 +1859,7 @@
               <w14:ligatures w14:val="standardContextual"/>
             </w:rPr>
           </w:pPr>
-          <w:hyperlink w:anchor="_Toc243479159" w:history="1">
+          <w:hyperlink w:anchor="_Toc243564904" w:history="1">
             <w:r>
               <w:rPr>
                 <w:rStyle w:val="Hyperlink"/>
@@ -1866,7 +1904,7 @@
                 <w:noProof/>
                 <w:webHidden/>
               </w:rPr>
-              <w:instrText xml:space="preserve"> PAGEREF _Toc243479159 \h </w:instrText>
+              <w:instrText xml:space="preserve"> PAGEREF _Toc243564904 \h </w:instrText>
             </w:r>
             <w:r>
               <w:rPr>
@@ -1886,467 +1924,7 @@
                 <w:noProof/>
                 <w:webHidden/>
               </w:rPr>
-              <w:t>7</w:t>
-            </w:r>
-            <w:r>
-              <w:rPr>
-                <w:noProof/>
-                <w:webHidden/>
-              </w:rPr>
-              <w:fldChar w:fldCharType="end"/>
-            </w:r>
-          </w:hyperlink>
-        </w:p>
-        <w:p>
-          <w:pPr>
-            <w:pStyle w:val="TOC3"/>
-            <w:tabs>
-              <w:tab w:val="left" w:pos="1440"/>
-              <w:tab w:val="right" w:leader="dot" w:pos="9016"/>
-            </w:tabs>
-            <w:rPr>
-              <w:rFonts w:asciiTheme="minorHAnsi" w:eastAsiaTheme="minorEastAsia" w:hAnsiTheme="minorHAnsi" w:cstheme="minorBidi"/>
-              <w:noProof/>
-              <w:kern w:val="2"/>
-              <w:szCs w:val="24"/>
-              <w:lang w:eastAsia="en-IE"/>
-              <w14:ligatures w14:val="standardContextual"/>
-            </w:rPr>
-          </w:pPr>
-          <w:hyperlink w:anchor="_Toc243479160" w:history="1">
-            <w:r>
-              <w:rPr>
-                <w:rStyle w:val="Hyperlink"/>
-                <w:noProof/>
-              </w:rPr>
-              <w:t>4.2.1</w:t>
-            </w:r>
-            <w:r>
-              <w:rPr>
-                <w:rFonts w:asciiTheme="minorHAnsi" w:eastAsiaTheme="minorEastAsia" w:hAnsiTheme="minorHAnsi" w:cstheme="minorBidi"/>
-                <w:noProof/>
-                <w:kern w:val="2"/>
-                <w:szCs w:val="24"/>
-                <w:lang w:eastAsia="en-IE"/>
-                <w14:ligatures w14:val="standardContextual"/>
-              </w:rPr>
-              <w:tab/>
-            </w:r>
-            <w:r>
-              <w:rPr>
-                <w:rStyle w:val="Hyperlink"/>
-                <w:noProof/>
-              </w:rPr>
-              <w:t>Objective #1</w:t>
-            </w:r>
-            <w:r>
-              <w:rPr>
-                <w:noProof/>
-                <w:webHidden/>
-              </w:rPr>
-              <w:tab/>
-            </w:r>
-            <w:r>
-              <w:rPr>
-                <w:noProof/>
-                <w:webHidden/>
-              </w:rPr>
-              <w:fldChar w:fldCharType="begin"/>
-            </w:r>
-            <w:r>
-              <w:rPr>
-                <w:noProof/>
-                <w:webHidden/>
-              </w:rPr>
-              <w:instrText xml:space="preserve"> PAGEREF _Toc243479160 \h </w:instrText>
-            </w:r>
-            <w:r>
-              <w:rPr>
-                <w:noProof/>
-                <w:webHidden/>
-              </w:rPr>
-            </w:r>
-            <w:r>
-              <w:rPr>
-                <w:noProof/>
-                <w:webHidden/>
-              </w:rPr>
-              <w:fldChar w:fldCharType="separate"/>
-            </w:r>
-            <w:r>
-              <w:rPr>
-                <w:noProof/>
-                <w:webHidden/>
-              </w:rPr>
-              <w:t>7</w:t>
-            </w:r>
-            <w:r>
-              <w:rPr>
-                <w:noProof/>
-                <w:webHidden/>
-              </w:rPr>
-              <w:fldChar w:fldCharType="end"/>
-            </w:r>
-          </w:hyperlink>
-        </w:p>
-        <w:p>
-          <w:pPr>
-            <w:pStyle w:val="TOC3"/>
-            <w:tabs>
-              <w:tab w:val="left" w:pos="1440"/>
-              <w:tab w:val="right" w:leader="dot" w:pos="9016"/>
-            </w:tabs>
-            <w:rPr>
-              <w:rFonts w:asciiTheme="minorHAnsi" w:eastAsiaTheme="minorEastAsia" w:hAnsiTheme="minorHAnsi" w:cstheme="minorBidi"/>
-              <w:noProof/>
-              <w:kern w:val="2"/>
-              <w:szCs w:val="24"/>
-              <w:lang w:eastAsia="en-IE"/>
-              <w14:ligatures w14:val="standardContextual"/>
-            </w:rPr>
-          </w:pPr>
-          <w:hyperlink w:anchor="_Toc243479161" w:history="1">
-            <w:r>
-              <w:rPr>
-                <w:rStyle w:val="Hyperlink"/>
-                <w:noProof/>
-              </w:rPr>
-              <w:t>4.2.2</w:t>
-            </w:r>
-            <w:r>
-              <w:rPr>
-                <w:rFonts w:asciiTheme="minorHAnsi" w:eastAsiaTheme="minorEastAsia" w:hAnsiTheme="minorHAnsi" w:cstheme="minorBidi"/>
-                <w:noProof/>
-                <w:kern w:val="2"/>
-                <w:szCs w:val="24"/>
-                <w:lang w:eastAsia="en-IE"/>
-                <w14:ligatures w14:val="standardContextual"/>
-              </w:rPr>
-              <w:tab/>
-            </w:r>
-            <w:r>
-              <w:rPr>
-                <w:rStyle w:val="Hyperlink"/>
-                <w:noProof/>
-              </w:rPr>
-              <w:t>Objective #2</w:t>
-            </w:r>
-            <w:r>
-              <w:rPr>
-                <w:noProof/>
-                <w:webHidden/>
-              </w:rPr>
-              <w:tab/>
-            </w:r>
-            <w:r>
-              <w:rPr>
-                <w:noProof/>
-                <w:webHidden/>
-              </w:rPr>
-              <w:fldChar w:fldCharType="begin"/>
-            </w:r>
-            <w:r>
-              <w:rPr>
-                <w:noProof/>
-                <w:webHidden/>
-              </w:rPr>
-              <w:instrText xml:space="preserve"> PAGEREF _Toc243479161 \h </w:instrText>
-            </w:r>
-            <w:r>
-              <w:rPr>
-                <w:noProof/>
-                <w:webHidden/>
-              </w:rPr>
-            </w:r>
-            <w:r>
-              <w:rPr>
-                <w:noProof/>
-                <w:webHidden/>
-              </w:rPr>
-              <w:fldChar w:fldCharType="separate"/>
-            </w:r>
-            <w:r>
-              <w:rPr>
-                <w:noProof/>
-                <w:webHidden/>
-              </w:rPr>
-              <w:t>7</w:t>
-            </w:r>
-            <w:r>
-              <w:rPr>
-                <w:noProof/>
-                <w:webHidden/>
-              </w:rPr>
-              <w:fldChar w:fldCharType="end"/>
-            </w:r>
-          </w:hyperlink>
-        </w:p>
-        <w:p>
-          <w:pPr>
-            <w:pStyle w:val="TOC3"/>
-            <w:tabs>
-              <w:tab w:val="left" w:pos="1440"/>
-              <w:tab w:val="right" w:leader="dot" w:pos="9016"/>
-            </w:tabs>
-            <w:rPr>
-              <w:rFonts w:asciiTheme="minorHAnsi" w:eastAsiaTheme="minorEastAsia" w:hAnsiTheme="minorHAnsi" w:cstheme="minorBidi"/>
-              <w:noProof/>
-              <w:kern w:val="2"/>
-              <w:szCs w:val="24"/>
-              <w:lang w:eastAsia="en-IE"/>
-              <w14:ligatures w14:val="standardContextual"/>
-            </w:rPr>
-          </w:pPr>
-          <w:hyperlink w:anchor="_Toc243479162" w:history="1">
-            <w:r>
-              <w:rPr>
-                <w:rStyle w:val="Hyperlink"/>
-                <w:noProof/>
-              </w:rPr>
-              <w:t>4.2.3</w:t>
-            </w:r>
-            <w:r>
-              <w:rPr>
-                <w:rFonts w:asciiTheme="minorHAnsi" w:eastAsiaTheme="minorEastAsia" w:hAnsiTheme="minorHAnsi" w:cstheme="minorBidi"/>
-                <w:noProof/>
-                <w:kern w:val="2"/>
-                <w:szCs w:val="24"/>
-                <w:lang w:eastAsia="en-IE"/>
-                <w14:ligatures w14:val="standardContextual"/>
-              </w:rPr>
-              <w:tab/>
-            </w:r>
-            <w:r>
-              <w:rPr>
-                <w:rStyle w:val="Hyperlink"/>
-                <w:noProof/>
-              </w:rPr>
-              <w:t>Objective #3</w:t>
-            </w:r>
-            <w:r>
-              <w:rPr>
-                <w:noProof/>
-                <w:webHidden/>
-              </w:rPr>
-              <w:tab/>
-            </w:r>
-            <w:r>
-              <w:rPr>
-                <w:noProof/>
-                <w:webHidden/>
-              </w:rPr>
-              <w:fldChar w:fldCharType="begin"/>
-            </w:r>
-            <w:r>
-              <w:rPr>
-                <w:noProof/>
-                <w:webHidden/>
-              </w:rPr>
-              <w:instrText xml:space="preserve"> PAGEREF _Toc243479162 \h </w:instrText>
-            </w:r>
-            <w:r>
-              <w:rPr>
-                <w:noProof/>
-                <w:webHidden/>
-              </w:rPr>
-            </w:r>
-            <w:r>
-              <w:rPr>
-                <w:noProof/>
-                <w:webHidden/>
-              </w:rPr>
-              <w:fldChar w:fldCharType="separate"/>
-            </w:r>
-            <w:r>
-              <w:rPr>
-                <w:noProof/>
-                <w:webHidden/>
-              </w:rPr>
-              <w:t>7</w:t>
-            </w:r>
-            <w:r>
-              <w:rPr>
-                <w:noProof/>
-                <w:webHidden/>
-              </w:rPr>
-              <w:fldChar w:fldCharType="end"/>
-            </w:r>
-          </w:hyperlink>
-        </w:p>
-        <w:p>
-          <w:pPr>
-            <w:pStyle w:val="TOC3"/>
-            <w:tabs>
-              <w:tab w:val="left" w:pos="1440"/>
-              <w:tab w:val="right" w:leader="dot" w:pos="9016"/>
-            </w:tabs>
-            <w:rPr>
-              <w:rFonts w:asciiTheme="minorHAnsi" w:eastAsiaTheme="minorEastAsia" w:hAnsiTheme="minorHAnsi" w:cstheme="minorBidi"/>
-              <w:noProof/>
-              <w:kern w:val="2"/>
-              <w:szCs w:val="24"/>
-              <w:lang w:eastAsia="en-IE"/>
-              <w14:ligatures w14:val="standardContextual"/>
-            </w:rPr>
-          </w:pPr>
-          <w:hyperlink w:anchor="_Toc243479163" w:history="1">
-            <w:r>
-              <w:rPr>
-                <w:rStyle w:val="Hyperlink"/>
-                <w:noProof/>
-              </w:rPr>
-              <w:t>4.2.4</w:t>
-            </w:r>
-            <w:r>
-              <w:rPr>
-                <w:rFonts w:asciiTheme="minorHAnsi" w:eastAsiaTheme="minorEastAsia" w:hAnsiTheme="minorHAnsi" w:cstheme="minorBidi"/>
-                <w:noProof/>
-                <w:kern w:val="2"/>
-                <w:szCs w:val="24"/>
-                <w:lang w:eastAsia="en-IE"/>
-                <w14:ligatures w14:val="standardContextual"/>
-              </w:rPr>
-              <w:tab/>
-            </w:r>
-            <w:r>
-              <w:rPr>
-                <w:rStyle w:val="Hyperlink"/>
-                <w:noProof/>
-              </w:rPr>
-              <w:t>Objective #4</w:t>
-            </w:r>
-            <w:r>
-              <w:rPr>
-                <w:noProof/>
-                <w:webHidden/>
-              </w:rPr>
-              <w:tab/>
-            </w:r>
-            <w:r>
-              <w:rPr>
-                <w:noProof/>
-                <w:webHidden/>
-              </w:rPr>
-              <w:fldChar w:fldCharType="begin"/>
-            </w:r>
-            <w:r>
-              <w:rPr>
-                <w:noProof/>
-                <w:webHidden/>
-              </w:rPr>
-              <w:instrText xml:space="preserve"> PAGEREF _Toc243479163 \h </w:instrText>
-            </w:r>
-            <w:r>
-              <w:rPr>
-                <w:noProof/>
-                <w:webHidden/>
-              </w:rPr>
-            </w:r>
-            <w:r>
-              <w:rPr>
-                <w:noProof/>
-                <w:webHidden/>
-              </w:rPr>
-              <w:fldChar w:fldCharType="separate"/>
-            </w:r>
-            <w:r>
-              <w:rPr>
-                <w:noProof/>
-                <w:webHidden/>
-              </w:rPr>
-              <w:t>7</w:t>
-            </w:r>
-            <w:r>
-              <w:rPr>
-                <w:noProof/>
-                <w:webHidden/>
-              </w:rPr>
-              <w:fldChar w:fldCharType="end"/>
-            </w:r>
-          </w:hyperlink>
-        </w:p>
-        <w:p>
-          <w:pPr>
-            <w:pStyle w:val="TOC3"/>
-            <w:tabs>
-              <w:tab w:val="left" w:pos="1440"/>
-              <w:tab w:val="right" w:leader="dot" w:pos="9016"/>
-            </w:tabs>
-            <w:rPr>
-              <w:rFonts w:asciiTheme="minorHAnsi" w:eastAsiaTheme="minorEastAsia" w:hAnsiTheme="minorHAnsi" w:cstheme="minorBidi"/>
-              <w:noProof/>
-              <w:kern w:val="2"/>
-              <w:szCs w:val="24"/>
-              <w:lang w:eastAsia="en-IE"/>
-              <w14:ligatures w14:val="standardContextual"/>
-            </w:rPr>
-          </w:pPr>
-          <w:hyperlink w:anchor="_Toc243479164" w:history="1">
-            <w:r>
-              <w:rPr>
-                <w:rStyle w:val="Hyperlink"/>
-                <w:noProof/>
-              </w:rPr>
-              <w:t>4.2.5</w:t>
-            </w:r>
-            <w:r>
-              <w:rPr>
-                <w:rFonts w:asciiTheme="minorHAnsi" w:eastAsiaTheme="minorEastAsia" w:hAnsiTheme="minorHAnsi" w:cstheme="minorBidi"/>
-                <w:noProof/>
-                <w:kern w:val="2"/>
-                <w:szCs w:val="24"/>
-                <w:lang w:eastAsia="en-IE"/>
-                <w14:ligatures w14:val="standardContextual"/>
-              </w:rPr>
-              <w:tab/>
-            </w:r>
-            <w:r>
-              <w:rPr>
-                <w:rStyle w:val="Hyperlink"/>
-                <w:noProof/>
-              </w:rPr>
-              <w:t>Objective #5</w:t>
-            </w:r>
-            <w:r>
-              <w:rPr>
-                <w:noProof/>
-                <w:webHidden/>
-              </w:rPr>
-              <w:tab/>
-            </w:r>
-            <w:r>
-              <w:rPr>
-                <w:noProof/>
-                <w:webHidden/>
-              </w:rPr>
-              <w:fldChar w:fldCharType="begin"/>
-            </w:r>
-            <w:r>
-              <w:rPr>
-                <w:noProof/>
-                <w:webHidden/>
-              </w:rPr>
-              <w:instrText xml:space="preserve"> PAGEREF _Toc243479164 \h </w:instrText>
-            </w:r>
-            <w:r>
-              <w:rPr>
-                <w:noProof/>
-                <w:webHidden/>
-              </w:rPr>
-            </w:r>
-            <w:r>
-              <w:rPr>
-                <w:noProof/>
-                <w:webHidden/>
-              </w:rPr>
-              <w:fldChar w:fldCharType="separate"/>
-            </w:r>
-            <w:r>
-              <w:rPr>
-                <w:noProof/>
-                <w:webHidden/>
-              </w:rPr>
-              <w:t>7</w:t>
+              <w:t>6</w:t>
             </w:r>
             <w:r>
               <w:rPr>
@@ -2373,7 +1951,7 @@
               <w14:ligatures w14:val="standardContextual"/>
             </w:rPr>
           </w:pPr>
-          <w:hyperlink w:anchor="_Toc243479165" w:history="1">
+          <w:hyperlink w:anchor="_Toc243564905" w:history="1">
             <w:r>
               <w:rPr>
                 <w:rStyle w:val="Hyperlink"/>
@@ -2418,7 +1996,7 @@
                 <w:noProof/>
                 <w:webHidden/>
               </w:rPr>
-              <w:instrText xml:space="preserve"> PAGEREF _Toc243479165 \h </w:instrText>
+              <w:instrText xml:space="preserve"> PAGEREF _Toc243564905 \h </w:instrText>
             </w:r>
             <w:r>
               <w:rPr>
@@ -2438,7 +2016,7 @@
                 <w:noProof/>
                 <w:webHidden/>
               </w:rPr>
-              <w:t>7</w:t>
+              <w:t>6</w:t>
             </w:r>
             <w:r>
               <w:rPr>
@@ -2461,7 +2039,7 @@
               <w14:ligatures w14:val="standardContextual"/>
             </w:rPr>
           </w:pPr>
-          <w:hyperlink w:anchor="_Toc243479166" w:history="1">
+          <w:hyperlink w:anchor="_Toc243564906" w:history="1">
             <w:r>
               <w:rPr>
                 <w:rStyle w:val="Hyperlink"/>
@@ -2506,7 +2084,7 @@
                 <w:noProof/>
                 <w:webHidden/>
               </w:rPr>
-              <w:instrText xml:space="preserve"> PAGEREF _Toc243479166 \h </w:instrText>
+              <w:instrText xml:space="preserve"> PAGEREF _Toc243564906 \h </w:instrText>
             </w:r>
             <w:r>
               <w:rPr>
@@ -2526,7 +2104,7 @@
                 <w:noProof/>
                 <w:webHidden/>
               </w:rPr>
-              <w:t>8</w:t>
+              <w:t>6</w:t>
             </w:r>
             <w:r>
               <w:rPr>
@@ -2553,7 +2131,7 @@
               <w14:ligatures w14:val="standardContextual"/>
             </w:rPr>
           </w:pPr>
-          <w:hyperlink w:anchor="_Toc243479167" w:history="1">
+          <w:hyperlink w:anchor="_Toc243564907" w:history="1">
             <w:r>
               <w:rPr>
                 <w:rStyle w:val="Hyperlink"/>
@@ -2598,7 +2176,7 @@
                 <w:noProof/>
                 <w:webHidden/>
               </w:rPr>
-              <w:instrText xml:space="preserve"> PAGEREF _Toc243479167 \h </w:instrText>
+              <w:instrText xml:space="preserve"> PAGEREF _Toc243564907 \h </w:instrText>
             </w:r>
             <w:r>
               <w:rPr>
@@ -2618,7 +2196,7 @@
                 <w:noProof/>
                 <w:webHidden/>
               </w:rPr>
-              <w:t>8</w:t>
+              <w:t>6</w:t>
             </w:r>
             <w:r>
               <w:rPr>
@@ -2645,7 +2223,7 @@
               <w14:ligatures w14:val="standardContextual"/>
             </w:rPr>
           </w:pPr>
-          <w:hyperlink w:anchor="_Toc243479168" w:history="1">
+          <w:hyperlink w:anchor="_Toc243564908" w:history="1">
             <w:r>
               <w:rPr>
                 <w:rStyle w:val="Hyperlink"/>
@@ -2690,7 +2268,7 @@
                 <w:noProof/>
                 <w:webHidden/>
               </w:rPr>
-              <w:instrText xml:space="preserve"> PAGEREF _Toc243479168 \h </w:instrText>
+              <w:instrText xml:space="preserve"> PAGEREF _Toc243564908 \h </w:instrText>
             </w:r>
             <w:r>
               <w:rPr>
@@ -2710,7 +2288,7 @@
                 <w:noProof/>
                 <w:webHidden/>
               </w:rPr>
-              <w:t>8</w:t>
+              <w:t>7</w:t>
             </w:r>
             <w:r>
               <w:rPr>
@@ -2737,7 +2315,7 @@
               <w14:ligatures w14:val="standardContextual"/>
             </w:rPr>
           </w:pPr>
-          <w:hyperlink w:anchor="_Toc243479169" w:history="1">
+          <w:hyperlink w:anchor="_Toc243564909" w:history="1">
             <w:r>
               <w:rPr>
                 <w:rStyle w:val="Hyperlink"/>
@@ -2782,7 +2360,7 @@
                 <w:noProof/>
                 <w:webHidden/>
               </w:rPr>
-              <w:instrText xml:space="preserve"> PAGEREF _Toc243479169 \h </w:instrText>
+              <w:instrText xml:space="preserve"> PAGEREF _Toc243564909 \h </w:instrText>
             </w:r>
             <w:r>
               <w:rPr>
@@ -2802,7 +2380,7 @@
                 <w:noProof/>
                 <w:webHidden/>
               </w:rPr>
-              <w:t>8</w:t>
+              <w:t>7</w:t>
             </w:r>
             <w:r>
               <w:rPr>
@@ -2825,7 +2403,7 @@
               <w14:ligatures w14:val="standardContextual"/>
             </w:rPr>
           </w:pPr>
-          <w:hyperlink w:anchor="_Toc243479170" w:history="1">
+          <w:hyperlink w:anchor="_Toc243564910" w:history="1">
             <w:r>
               <w:rPr>
                 <w:rStyle w:val="Hyperlink"/>
@@ -2870,7 +2448,7 @@
                 <w:noProof/>
                 <w:webHidden/>
               </w:rPr>
-              <w:instrText xml:space="preserve"> PAGEREF _Toc243479170 \h </w:instrText>
+              <w:instrText xml:space="preserve"> PAGEREF _Toc243564910 \h </w:instrText>
             </w:r>
             <w:r>
               <w:rPr>
@@ -2890,565 +2468,7 @@
                 <w:noProof/>
                 <w:webHidden/>
               </w:rPr>
-              <w:t>9</w:t>
-            </w:r>
-            <w:r>
-              <w:rPr>
-                <w:noProof/>
-                <w:webHidden/>
-              </w:rPr>
-              <w:fldChar w:fldCharType="end"/>
-            </w:r>
-          </w:hyperlink>
-        </w:p>
-        <w:p>
-          <w:pPr>
-            <w:pStyle w:val="TOC2"/>
-            <w:tabs>
-              <w:tab w:val="left" w:pos="720"/>
-              <w:tab w:val="right" w:leader="dot" w:pos="9016"/>
-            </w:tabs>
-            <w:rPr>
-              <w:rFonts w:asciiTheme="minorHAnsi" w:eastAsiaTheme="minorEastAsia" w:hAnsiTheme="minorHAnsi" w:cstheme="minorBidi"/>
-              <w:noProof/>
-              <w:kern w:val="2"/>
-              <w:szCs w:val="24"/>
-              <w:lang w:eastAsia="en-IE"/>
-              <w14:ligatures w14:val="standardContextual"/>
-            </w:rPr>
-          </w:pPr>
-          <w:hyperlink w:anchor="_Toc243479171" w:history="1">
-            <w:r>
-              <w:rPr>
-                <w:rStyle w:val="Hyperlink"/>
-                <w:rFonts w:ascii="Symbol" w:hAnsi="Symbol"/>
-                <w:noProof/>
-              </w:rPr>
-              <w:t></w:t>
-            </w:r>
-            <w:r>
-              <w:rPr>
-                <w:rFonts w:asciiTheme="minorHAnsi" w:eastAsiaTheme="minorEastAsia" w:hAnsiTheme="minorHAnsi" w:cstheme="minorBidi"/>
-                <w:noProof/>
-                <w:kern w:val="2"/>
-                <w:szCs w:val="24"/>
-                <w:lang w:eastAsia="en-IE"/>
-                <w14:ligatures w14:val="standardContextual"/>
-              </w:rPr>
-              <w:tab/>
-            </w:r>
-            <w:r>
-              <w:rPr>
-                <w:rStyle w:val="Hyperlink"/>
-                <w:noProof/>
-              </w:rPr>
-              <w:t>Business Understanding:</w:t>
-            </w:r>
-            <w:r>
-              <w:rPr>
-                <w:noProof/>
-                <w:webHidden/>
-              </w:rPr>
-              <w:tab/>
-            </w:r>
-            <w:r>
-              <w:rPr>
-                <w:noProof/>
-                <w:webHidden/>
-              </w:rPr>
-              <w:fldChar w:fldCharType="begin"/>
-            </w:r>
-            <w:r>
-              <w:rPr>
-                <w:noProof/>
-                <w:webHidden/>
-              </w:rPr>
-              <w:instrText xml:space="preserve"> PAGEREF _Toc243479171 \h </w:instrText>
-            </w:r>
-            <w:r>
-              <w:rPr>
-                <w:noProof/>
-                <w:webHidden/>
-              </w:rPr>
-            </w:r>
-            <w:r>
-              <w:rPr>
-                <w:noProof/>
-                <w:webHidden/>
-              </w:rPr>
-              <w:fldChar w:fldCharType="separate"/>
-            </w:r>
-            <w:r>
-              <w:rPr>
-                <w:noProof/>
-                <w:webHidden/>
-              </w:rPr>
-              <w:t>9</w:t>
-            </w:r>
-            <w:r>
-              <w:rPr>
-                <w:noProof/>
-                <w:webHidden/>
-              </w:rPr>
-              <w:fldChar w:fldCharType="end"/>
-            </w:r>
-          </w:hyperlink>
-        </w:p>
-        <w:p>
-          <w:pPr>
-            <w:pStyle w:val="TOC2"/>
-            <w:tabs>
-              <w:tab w:val="left" w:pos="720"/>
-              <w:tab w:val="right" w:leader="dot" w:pos="9016"/>
-            </w:tabs>
-            <w:rPr>
-              <w:rFonts w:asciiTheme="minorHAnsi" w:eastAsiaTheme="minorEastAsia" w:hAnsiTheme="minorHAnsi" w:cstheme="minorBidi"/>
-              <w:noProof/>
-              <w:kern w:val="2"/>
-              <w:szCs w:val="24"/>
-              <w:lang w:eastAsia="en-IE"/>
-              <w14:ligatures w14:val="standardContextual"/>
-            </w:rPr>
-          </w:pPr>
-          <w:hyperlink w:anchor="_Toc243479172" w:history="1">
-            <w:r>
-              <w:rPr>
-                <w:rStyle w:val="Hyperlink"/>
-                <w:rFonts w:ascii="Symbol" w:hAnsi="Symbol"/>
-                <w:noProof/>
-              </w:rPr>
-              <w:t></w:t>
-            </w:r>
-            <w:r>
-              <w:rPr>
-                <w:rFonts w:asciiTheme="minorHAnsi" w:eastAsiaTheme="minorEastAsia" w:hAnsiTheme="minorHAnsi" w:cstheme="minorBidi"/>
-                <w:noProof/>
-                <w:kern w:val="2"/>
-                <w:szCs w:val="24"/>
-                <w:lang w:eastAsia="en-IE"/>
-                <w14:ligatures w14:val="standardContextual"/>
-              </w:rPr>
-              <w:tab/>
-            </w:r>
-            <w:r>
-              <w:rPr>
-                <w:rStyle w:val="Hyperlink"/>
-                <w:noProof/>
-              </w:rPr>
-              <w:t>Data Understanding:</w:t>
-            </w:r>
-            <w:r>
-              <w:rPr>
-                <w:noProof/>
-                <w:webHidden/>
-              </w:rPr>
-              <w:tab/>
-            </w:r>
-            <w:r>
-              <w:rPr>
-                <w:noProof/>
-                <w:webHidden/>
-              </w:rPr>
-              <w:fldChar w:fldCharType="begin"/>
-            </w:r>
-            <w:r>
-              <w:rPr>
-                <w:noProof/>
-                <w:webHidden/>
-              </w:rPr>
-              <w:instrText xml:space="preserve"> PAGEREF _Toc243479172 \h </w:instrText>
-            </w:r>
-            <w:r>
-              <w:rPr>
-                <w:noProof/>
-                <w:webHidden/>
-              </w:rPr>
-            </w:r>
-            <w:r>
-              <w:rPr>
-                <w:noProof/>
-                <w:webHidden/>
-              </w:rPr>
-              <w:fldChar w:fldCharType="separate"/>
-            </w:r>
-            <w:r>
-              <w:rPr>
-                <w:noProof/>
-                <w:webHidden/>
-              </w:rPr>
-              <w:t>9</w:t>
-            </w:r>
-            <w:r>
-              <w:rPr>
-                <w:noProof/>
-                <w:webHidden/>
-              </w:rPr>
-              <w:fldChar w:fldCharType="end"/>
-            </w:r>
-          </w:hyperlink>
-        </w:p>
-        <w:p>
-          <w:pPr>
-            <w:pStyle w:val="TOC2"/>
-            <w:tabs>
-              <w:tab w:val="left" w:pos="720"/>
-              <w:tab w:val="right" w:leader="dot" w:pos="9016"/>
-            </w:tabs>
-            <w:rPr>
-              <w:rFonts w:asciiTheme="minorHAnsi" w:eastAsiaTheme="minorEastAsia" w:hAnsiTheme="minorHAnsi" w:cstheme="minorBidi"/>
-              <w:noProof/>
-              <w:kern w:val="2"/>
-              <w:szCs w:val="24"/>
-              <w:lang w:eastAsia="en-IE"/>
-              <w14:ligatures w14:val="standardContextual"/>
-            </w:rPr>
-          </w:pPr>
-          <w:hyperlink w:anchor="_Toc243479173" w:history="1">
-            <w:r>
-              <w:rPr>
-                <w:rStyle w:val="Hyperlink"/>
-                <w:rFonts w:ascii="Symbol" w:hAnsi="Symbol"/>
-                <w:noProof/>
-              </w:rPr>
-              <w:t></w:t>
-            </w:r>
-            <w:r>
-              <w:rPr>
-                <w:rFonts w:asciiTheme="minorHAnsi" w:eastAsiaTheme="minorEastAsia" w:hAnsiTheme="minorHAnsi" w:cstheme="minorBidi"/>
-                <w:noProof/>
-                <w:kern w:val="2"/>
-                <w:szCs w:val="24"/>
-                <w:lang w:eastAsia="en-IE"/>
-                <w14:ligatures w14:val="standardContextual"/>
-              </w:rPr>
-              <w:tab/>
-            </w:r>
-            <w:r>
-              <w:rPr>
-                <w:rStyle w:val="Hyperlink"/>
-                <w:noProof/>
-              </w:rPr>
-              <w:t>Data Preparation:</w:t>
-            </w:r>
-            <w:r>
-              <w:rPr>
-                <w:noProof/>
-                <w:webHidden/>
-              </w:rPr>
-              <w:tab/>
-            </w:r>
-            <w:r>
-              <w:rPr>
-                <w:noProof/>
-                <w:webHidden/>
-              </w:rPr>
-              <w:fldChar w:fldCharType="begin"/>
-            </w:r>
-            <w:r>
-              <w:rPr>
-                <w:noProof/>
-                <w:webHidden/>
-              </w:rPr>
-              <w:instrText xml:space="preserve"> PAGEREF _Toc243479173 \h </w:instrText>
-            </w:r>
-            <w:r>
-              <w:rPr>
-                <w:noProof/>
-                <w:webHidden/>
-              </w:rPr>
-            </w:r>
-            <w:r>
-              <w:rPr>
-                <w:noProof/>
-                <w:webHidden/>
-              </w:rPr>
-              <w:fldChar w:fldCharType="separate"/>
-            </w:r>
-            <w:r>
-              <w:rPr>
-                <w:noProof/>
-                <w:webHidden/>
-              </w:rPr>
-              <w:t>9</w:t>
-            </w:r>
-            <w:r>
-              <w:rPr>
-                <w:noProof/>
-                <w:webHidden/>
-              </w:rPr>
-              <w:fldChar w:fldCharType="end"/>
-            </w:r>
-          </w:hyperlink>
-        </w:p>
-        <w:p>
-          <w:pPr>
-            <w:pStyle w:val="TOC2"/>
-            <w:tabs>
-              <w:tab w:val="left" w:pos="720"/>
-              <w:tab w:val="right" w:leader="dot" w:pos="9016"/>
-            </w:tabs>
-            <w:rPr>
-              <w:rFonts w:asciiTheme="minorHAnsi" w:eastAsiaTheme="minorEastAsia" w:hAnsiTheme="minorHAnsi" w:cstheme="minorBidi"/>
-              <w:noProof/>
-              <w:kern w:val="2"/>
-              <w:szCs w:val="24"/>
-              <w:lang w:eastAsia="en-IE"/>
-              <w14:ligatures w14:val="standardContextual"/>
-            </w:rPr>
-          </w:pPr>
-          <w:hyperlink w:anchor="_Toc243479174" w:history="1">
-            <w:r>
-              <w:rPr>
-                <w:rStyle w:val="Hyperlink"/>
-                <w:rFonts w:ascii="Symbol" w:hAnsi="Symbol"/>
-                <w:noProof/>
-              </w:rPr>
-              <w:t></w:t>
-            </w:r>
-            <w:r>
-              <w:rPr>
-                <w:rFonts w:asciiTheme="minorHAnsi" w:eastAsiaTheme="minorEastAsia" w:hAnsiTheme="minorHAnsi" w:cstheme="minorBidi"/>
-                <w:noProof/>
-                <w:kern w:val="2"/>
-                <w:szCs w:val="24"/>
-                <w:lang w:eastAsia="en-IE"/>
-                <w14:ligatures w14:val="standardContextual"/>
-              </w:rPr>
-              <w:tab/>
-            </w:r>
-            <w:r>
-              <w:rPr>
-                <w:rStyle w:val="Hyperlink"/>
-                <w:noProof/>
-              </w:rPr>
-              <w:t>Modelling:</w:t>
-            </w:r>
-            <w:r>
-              <w:rPr>
-                <w:noProof/>
-                <w:webHidden/>
-              </w:rPr>
-              <w:tab/>
-            </w:r>
-            <w:r>
-              <w:rPr>
-                <w:noProof/>
-                <w:webHidden/>
-              </w:rPr>
-              <w:fldChar w:fldCharType="begin"/>
-            </w:r>
-            <w:r>
-              <w:rPr>
-                <w:noProof/>
-                <w:webHidden/>
-              </w:rPr>
-              <w:instrText xml:space="preserve"> PAGEREF _Toc243479174 \h </w:instrText>
-            </w:r>
-            <w:r>
-              <w:rPr>
-                <w:noProof/>
-                <w:webHidden/>
-              </w:rPr>
-            </w:r>
-            <w:r>
-              <w:rPr>
-                <w:noProof/>
-                <w:webHidden/>
-              </w:rPr>
-              <w:fldChar w:fldCharType="separate"/>
-            </w:r>
-            <w:r>
-              <w:rPr>
-                <w:noProof/>
-                <w:webHidden/>
-              </w:rPr>
-              <w:t>9</w:t>
-            </w:r>
-            <w:r>
-              <w:rPr>
-                <w:noProof/>
-                <w:webHidden/>
-              </w:rPr>
-              <w:fldChar w:fldCharType="end"/>
-            </w:r>
-          </w:hyperlink>
-        </w:p>
-        <w:p>
-          <w:pPr>
-            <w:pStyle w:val="TOC2"/>
-            <w:tabs>
-              <w:tab w:val="left" w:pos="720"/>
-              <w:tab w:val="right" w:leader="dot" w:pos="9016"/>
-            </w:tabs>
-            <w:rPr>
-              <w:rFonts w:asciiTheme="minorHAnsi" w:eastAsiaTheme="minorEastAsia" w:hAnsiTheme="minorHAnsi" w:cstheme="minorBidi"/>
-              <w:noProof/>
-              <w:kern w:val="2"/>
-              <w:szCs w:val="24"/>
-              <w:lang w:eastAsia="en-IE"/>
-              <w14:ligatures w14:val="standardContextual"/>
-            </w:rPr>
-          </w:pPr>
-          <w:hyperlink w:anchor="_Toc243479175" w:history="1">
-            <w:r>
-              <w:rPr>
-                <w:rStyle w:val="Hyperlink"/>
-                <w:rFonts w:ascii="Symbol" w:hAnsi="Symbol"/>
-                <w:noProof/>
-              </w:rPr>
-              <w:t></w:t>
-            </w:r>
-            <w:r>
-              <w:rPr>
-                <w:rFonts w:asciiTheme="minorHAnsi" w:eastAsiaTheme="minorEastAsia" w:hAnsiTheme="minorHAnsi" w:cstheme="minorBidi"/>
-                <w:noProof/>
-                <w:kern w:val="2"/>
-                <w:szCs w:val="24"/>
-                <w:lang w:eastAsia="en-IE"/>
-                <w14:ligatures w14:val="standardContextual"/>
-              </w:rPr>
-              <w:tab/>
-            </w:r>
-            <w:r>
-              <w:rPr>
-                <w:rStyle w:val="Hyperlink"/>
-                <w:noProof/>
-              </w:rPr>
-              <w:t>Evaluation:</w:t>
-            </w:r>
-            <w:r>
-              <w:rPr>
-                <w:noProof/>
-                <w:webHidden/>
-              </w:rPr>
-              <w:tab/>
-            </w:r>
-            <w:r>
-              <w:rPr>
-                <w:noProof/>
-                <w:webHidden/>
-              </w:rPr>
-              <w:fldChar w:fldCharType="begin"/>
-            </w:r>
-            <w:r>
-              <w:rPr>
-                <w:noProof/>
-                <w:webHidden/>
-              </w:rPr>
-              <w:instrText xml:space="preserve"> PAGEREF _Toc243479175 \h </w:instrText>
-            </w:r>
-            <w:r>
-              <w:rPr>
-                <w:noProof/>
-                <w:webHidden/>
-              </w:rPr>
-            </w:r>
-            <w:r>
-              <w:rPr>
-                <w:noProof/>
-                <w:webHidden/>
-              </w:rPr>
-              <w:fldChar w:fldCharType="separate"/>
-            </w:r>
-            <w:r>
-              <w:rPr>
-                <w:noProof/>
-                <w:webHidden/>
-              </w:rPr>
-              <w:t>9</w:t>
-            </w:r>
-            <w:r>
-              <w:rPr>
-                <w:noProof/>
-                <w:webHidden/>
-              </w:rPr>
-              <w:fldChar w:fldCharType="end"/>
-            </w:r>
-          </w:hyperlink>
-        </w:p>
-        <w:p>
-          <w:pPr>
-            <w:pStyle w:val="TOC2"/>
-            <w:tabs>
-              <w:tab w:val="left" w:pos="720"/>
-              <w:tab w:val="right" w:leader="dot" w:pos="9016"/>
-            </w:tabs>
-            <w:rPr>
-              <w:rFonts w:asciiTheme="minorHAnsi" w:eastAsiaTheme="minorEastAsia" w:hAnsiTheme="minorHAnsi" w:cstheme="minorBidi"/>
-              <w:noProof/>
-              <w:kern w:val="2"/>
-              <w:szCs w:val="24"/>
-              <w:lang w:eastAsia="en-IE"/>
-              <w14:ligatures w14:val="standardContextual"/>
-            </w:rPr>
-          </w:pPr>
-          <w:hyperlink w:anchor="_Toc243479176" w:history="1">
-            <w:r>
-              <w:rPr>
-                <w:rStyle w:val="Hyperlink"/>
-                <w:rFonts w:ascii="Symbol" w:hAnsi="Symbol"/>
-                <w:noProof/>
-              </w:rPr>
-              <w:t></w:t>
-            </w:r>
-            <w:r>
-              <w:rPr>
-                <w:rFonts w:asciiTheme="minorHAnsi" w:eastAsiaTheme="minorEastAsia" w:hAnsiTheme="minorHAnsi" w:cstheme="minorBidi"/>
-                <w:noProof/>
-                <w:kern w:val="2"/>
-                <w:szCs w:val="24"/>
-                <w:lang w:eastAsia="en-IE"/>
-                <w14:ligatures w14:val="standardContextual"/>
-              </w:rPr>
-              <w:tab/>
-            </w:r>
-            <w:r>
-              <w:rPr>
-                <w:rStyle w:val="Hyperlink"/>
-                <w:noProof/>
-              </w:rPr>
-              <w:t>Deployment and Business Recommendations:</w:t>
-            </w:r>
-            <w:r>
-              <w:rPr>
-                <w:noProof/>
-                <w:webHidden/>
-              </w:rPr>
-              <w:tab/>
-            </w:r>
-            <w:r>
-              <w:rPr>
-                <w:noProof/>
-                <w:webHidden/>
-              </w:rPr>
-              <w:fldChar w:fldCharType="begin"/>
-            </w:r>
-            <w:r>
-              <w:rPr>
-                <w:noProof/>
-                <w:webHidden/>
-              </w:rPr>
-              <w:instrText xml:space="preserve"> PAGEREF _Toc243479176 \h </w:instrText>
-            </w:r>
-            <w:r>
-              <w:rPr>
-                <w:noProof/>
-                <w:webHidden/>
-              </w:rPr>
-            </w:r>
-            <w:r>
-              <w:rPr>
-                <w:noProof/>
-                <w:webHidden/>
-              </w:rPr>
-              <w:fldChar w:fldCharType="separate"/>
-            </w:r>
-            <w:r>
-              <w:rPr>
-                <w:noProof/>
-                <w:webHidden/>
-              </w:rPr>
-              <w:t>9</w:t>
+              <w:t>7</w:t>
             </w:r>
             <w:r>
               <w:rPr>
@@ -3475,7 +2495,7 @@
               <w14:ligatures w14:val="standardContextual"/>
             </w:rPr>
           </w:pPr>
-          <w:hyperlink w:anchor="_Toc243479177" w:history="1">
+          <w:hyperlink w:anchor="_Toc243564911" w:history="1">
             <w:r>
               <w:rPr>
                 <w:rStyle w:val="Hyperlink"/>
@@ -3520,7 +2540,7 @@
                 <w:noProof/>
                 <w:webHidden/>
               </w:rPr>
-              <w:instrText xml:space="preserve"> PAGEREF _Toc243479177 \h </w:instrText>
+              <w:instrText xml:space="preserve"> PAGEREF _Toc243564911 \h </w:instrText>
             </w:r>
             <w:r>
               <w:rPr>
@@ -3540,7 +2560,7 @@
                 <w:noProof/>
                 <w:webHidden/>
               </w:rPr>
-              <w:t>10</w:t>
+              <w:t>8</w:t>
             </w:r>
             <w:r>
               <w:rPr>
@@ -3567,7 +2587,7 @@
               <w14:ligatures w14:val="standardContextual"/>
             </w:rPr>
           </w:pPr>
-          <w:hyperlink w:anchor="_Toc243479178" w:history="1">
+          <w:hyperlink w:anchor="_Toc243564912" w:history="1">
             <w:r>
               <w:rPr>
                 <w:rStyle w:val="Hyperlink"/>
@@ -3612,7 +2632,7 @@
                 <w:noProof/>
                 <w:webHidden/>
               </w:rPr>
-              <w:instrText xml:space="preserve"> PAGEREF _Toc243479178 \h </w:instrText>
+              <w:instrText xml:space="preserve"> PAGEREF _Toc243564912 \h </w:instrText>
             </w:r>
             <w:r>
               <w:rPr>
@@ -3632,7 +2652,7 @@
                 <w:noProof/>
                 <w:webHidden/>
               </w:rPr>
-              <w:t>10</w:t>
+              <w:t>9</w:t>
             </w:r>
             <w:r>
               <w:rPr>
@@ -3655,7 +2675,7 @@
               <w14:ligatures w14:val="standardContextual"/>
             </w:rPr>
           </w:pPr>
-          <w:hyperlink w:anchor="_Toc243479179" w:history="1">
+          <w:hyperlink w:anchor="_Toc243564913" w:history="1">
             <w:r>
               <w:rPr>
                 <w:rStyle w:val="Hyperlink"/>
@@ -3700,7 +2720,7 @@
                 <w:noProof/>
                 <w:webHidden/>
               </w:rPr>
-              <w:instrText xml:space="preserve"> PAGEREF _Toc243479179 \h </w:instrText>
+              <w:instrText xml:space="preserve"> PAGEREF _Toc243564913 \h </w:instrText>
             </w:r>
             <w:r>
               <w:rPr>
@@ -3720,7 +2740,7 @@
                 <w:noProof/>
                 <w:webHidden/>
               </w:rPr>
-              <w:t>12</w:t>
+              <w:t>11</w:t>
             </w:r>
             <w:r>
               <w:rPr>
@@ -3743,7 +2763,7 @@
               <w14:ligatures w14:val="standardContextual"/>
             </w:rPr>
           </w:pPr>
-          <w:hyperlink w:anchor="_Toc243479180" w:history="1">
+          <w:hyperlink w:anchor="_Toc243564914" w:history="1">
             <w:r>
               <w:rPr>
                 <w:rStyle w:val="Hyperlink"/>
@@ -3788,7 +2808,7 @@
                 <w:noProof/>
                 <w:webHidden/>
               </w:rPr>
-              <w:instrText xml:space="preserve"> PAGEREF _Toc243479180 \h </w:instrText>
+              <w:instrText xml:space="preserve"> PAGEREF _Toc243564914 \h </w:instrText>
             </w:r>
             <w:r>
               <w:rPr>
@@ -3808,7 +2828,7 @@
                 <w:noProof/>
                 <w:webHidden/>
               </w:rPr>
-              <w:t>13</w:t>
+              <w:t>12</w:t>
             </w:r>
             <w:r>
               <w:rPr>
@@ -3831,7 +2851,7 @@
               <w14:ligatures w14:val="standardContextual"/>
             </w:rPr>
           </w:pPr>
-          <w:hyperlink w:anchor="_Toc243479181" w:history="1">
+          <w:hyperlink w:anchor="_Toc243564915" w:history="1">
             <w:r>
               <w:rPr>
                 <w:rStyle w:val="Hyperlink"/>
@@ -3876,7 +2896,7 @@
                 <w:noProof/>
                 <w:webHidden/>
               </w:rPr>
-              <w:instrText xml:space="preserve"> PAGEREF _Toc243479181 \h </w:instrText>
+              <w:instrText xml:space="preserve"> PAGEREF _Toc243564915 \h </w:instrText>
             </w:r>
             <w:r>
               <w:rPr>
@@ -3896,7 +2916,7 @@
                 <w:noProof/>
                 <w:webHidden/>
               </w:rPr>
-              <w:t>14</w:t>
+              <w:t>12</w:t>
             </w:r>
             <w:r>
               <w:rPr>
@@ -3919,7 +2939,7 @@
               <w14:ligatures w14:val="standardContextual"/>
             </w:rPr>
           </w:pPr>
-          <w:hyperlink w:anchor="_Toc243479182" w:history="1">
+          <w:hyperlink w:anchor="_Toc243564916" w:history="1">
             <w:r>
               <w:rPr>
                 <w:rStyle w:val="Hyperlink"/>
@@ -3964,7 +2984,7 @@
                 <w:noProof/>
                 <w:webHidden/>
               </w:rPr>
-              <w:instrText xml:space="preserve"> PAGEREF _Toc243479182 \h </w:instrText>
+              <w:instrText xml:space="preserve"> PAGEREF _Toc243564916 \h </w:instrText>
             </w:r>
             <w:r>
               <w:rPr>
@@ -3984,7 +3004,7 @@
                 <w:noProof/>
                 <w:webHidden/>
               </w:rPr>
-              <w:t>15</w:t>
+              <w:t>14</w:t>
             </w:r>
             <w:r>
               <w:rPr>
@@ -4007,7 +3027,7 @@
               <w14:ligatures w14:val="standardContextual"/>
             </w:rPr>
           </w:pPr>
-          <w:hyperlink w:anchor="_Toc243479183" w:history="1">
+          <w:hyperlink w:anchor="_Toc243564917" w:history="1">
             <w:r>
               <w:rPr>
                 <w:rStyle w:val="Hyperlink"/>
@@ -4052,7 +3072,7 @@
                 <w:noProof/>
                 <w:webHidden/>
               </w:rPr>
-              <w:instrText xml:space="preserve"> PAGEREF _Toc243479183 \h </w:instrText>
+              <w:instrText xml:space="preserve"> PAGEREF _Toc243564917 \h </w:instrText>
             </w:r>
             <w:r>
               <w:rPr>
@@ -4072,7 +3092,7 @@
                 <w:noProof/>
                 <w:webHidden/>
               </w:rPr>
-              <w:t>16</w:t>
+              <w:t>15</w:t>
             </w:r>
             <w:r>
               <w:rPr>
@@ -4095,7 +3115,7 @@
               <w14:ligatures w14:val="standardContextual"/>
             </w:rPr>
           </w:pPr>
-          <w:hyperlink w:anchor="_Toc243479184" w:history="1">
+          <w:hyperlink w:anchor="_Toc243564918" w:history="1">
             <w:r>
               <w:rPr>
                 <w:rStyle w:val="Hyperlink"/>
@@ -4119,7 +3139,7 @@
                 <w:rStyle w:val="Hyperlink"/>
                 <w:noProof/>
               </w:rPr>
-              <w:t>Appendix A - AI Use Declaration and Prompt Log</w:t>
+              <w:t>Appendix  - AI Use Declaration and Prompt Log</w:t>
             </w:r>
             <w:r>
               <w:rPr>
@@ -4140,7 +3160,7 @@
                 <w:noProof/>
                 <w:webHidden/>
               </w:rPr>
-              <w:instrText xml:space="preserve"> PAGEREF _Toc243479184 \h </w:instrText>
+              <w:instrText xml:space="preserve"> PAGEREF _Toc243564918 \h </w:instrText>
             </w:r>
             <w:r>
               <w:rPr>
@@ -4160,7 +3180,7 @@
                 <w:noProof/>
                 <w:webHidden/>
               </w:rPr>
-              <w:t>18</w:t>
+              <w:t>17</w:t>
             </w:r>
             <w:r>
               <w:rPr>
@@ -4185,12 +3205,37 @@
     </w:sdt>
     <w:p>
       <w:pPr>
-        <w:suppressAutoHyphens w:val="0"/>
+        <w:pStyle w:val="TableofFigures"/>
+        <w:tabs>
+          <w:tab w:val="right" w:leader="underscore" w:pos="9016"/>
+        </w:tabs>
         <w:rPr>
-          <w:noProof/>
-          <w:color w:val="4472C4"/>
+          <w:b w:val="0"/>
+          <w:i/>
+          <w:iCs/>
         </w:rPr>
       </w:pPr>
+    </w:p>
+    <w:p>
+      <w:pPr>
+        <w:pStyle w:val="Heading1"/>
+        <w:numPr>
+          <w:ilvl w:val="0"/>
+          <w:numId w:val="0"/>
+        </w:numPr>
+        <w:ind w:left="432" w:hanging="432"/>
+      </w:pPr>
+      <w:bookmarkStart w:id="3" w:name="_Toc243564897"/>
+      <w:r>
+        <w:t xml:space="preserve">Table of </w:t>
+      </w:r>
+      <w:r>
+        <w:t>F</w:t>
+      </w:r>
+      <w:r>
+        <w:t>igures</w:t>
+      </w:r>
+      <w:bookmarkEnd w:id="3"/>
     </w:p>
     <w:p>
       <w:pPr>
@@ -4199,77 +3244,128 @@
           <w:tab w:val="right" w:leader="dot" w:pos="9016"/>
         </w:tabs>
         <w:rPr>
-          <w:rFonts w:asciiTheme="minorHAnsi" w:eastAsiaTheme="minorEastAsia" w:hAnsiTheme="minorHAnsi" w:cstheme="minorBidi"/>
+          <w:rFonts w:ascii="Times New Roman" w:eastAsiaTheme="minorEastAsia" w:hAnsi="Times New Roman" w:cs="Times New Roman"/>
+          <w:b w:val="0"/>
           <w:noProof/>
           <w:kern w:val="2"/>
+          <w:sz w:val="24"/>
           <w:szCs w:val="24"/>
           <w:lang w:eastAsia="en-IE"/>
           <w14:ligatures w14:val="standardContextual"/>
         </w:rPr>
       </w:pPr>
       <w:r>
-        <w:lastRenderedPageBreak/>
+        <w:rPr>
+          <w:rFonts w:ascii="Times New Roman" w:hAnsi="Times New Roman" w:cs="Times New Roman"/>
+          <w:b w:val="0"/>
+          <w:i/>
+          <w:iCs/>
+        </w:rPr>
         <w:fldChar w:fldCharType="begin"/>
       </w:r>
       <w:r>
+        <w:rPr>
+          <w:rFonts w:ascii="Times New Roman" w:hAnsi="Times New Roman" w:cs="Times New Roman"/>
+          <w:b w:val="0"/>
+          <w:i/>
+          <w:iCs/>
+        </w:rPr>
         <w:instrText xml:space="preserve"> TOC \h \z \c "Figure" </w:instrText>
       </w:r>
       <w:r>
+        <w:rPr>
+          <w:rFonts w:ascii="Times New Roman" w:hAnsi="Times New Roman" w:cs="Times New Roman"/>
+          <w:b w:val="0"/>
+          <w:i/>
+          <w:iCs/>
+        </w:rPr>
         <w:fldChar w:fldCharType="separate"/>
       </w:r>
-      <w:hyperlink w:anchor="_Toc243433233" w:history="1">
+      <w:hyperlink w:anchor="_Toc243564136" w:history="1">
         <w:r>
           <w:rPr>
             <w:rStyle w:val="Hyperlink"/>
+            <w:rFonts w:ascii="Times New Roman" w:hAnsi="Times New Roman" w:cs="Times New Roman"/>
+            <w:b w:val="0"/>
             <w:noProof/>
+            <w:sz w:val="24"/>
+            <w:szCs w:val="24"/>
           </w:rPr>
-          <w:t>Figure 1 High-level architectural diagram</w:t>
+          <w:t>Figure 1 The CRISP-DM Process</w:t>
         </w:r>
         <w:r>
           <w:rPr>
+            <w:rFonts w:ascii="Times New Roman" w:hAnsi="Times New Roman" w:cs="Times New Roman"/>
+            <w:b w:val="0"/>
             <w:noProof/>
             <w:webHidden/>
+            <w:sz w:val="24"/>
+            <w:szCs w:val="24"/>
           </w:rPr>
           <w:tab/>
         </w:r>
         <w:r>
           <w:rPr>
+            <w:rFonts w:ascii="Times New Roman" w:hAnsi="Times New Roman" w:cs="Times New Roman"/>
+            <w:b w:val="0"/>
             <w:noProof/>
             <w:webHidden/>
+            <w:sz w:val="24"/>
+            <w:szCs w:val="24"/>
           </w:rPr>
           <w:fldChar w:fldCharType="begin"/>
         </w:r>
         <w:r>
           <w:rPr>
+            <w:rFonts w:ascii="Times New Roman" w:hAnsi="Times New Roman" w:cs="Times New Roman"/>
+            <w:b w:val="0"/>
             <w:noProof/>
             <w:webHidden/>
+            <w:sz w:val="24"/>
+            <w:szCs w:val="24"/>
           </w:rPr>
-          <w:instrText xml:space="preserve"> PAGEREF _Toc243433233 \h </w:instrText>
+          <w:instrText xml:space="preserve"> PAGEREF _Toc243564136 \h </w:instrText>
         </w:r>
         <w:r>
           <w:rPr>
+            <w:rFonts w:ascii="Times New Roman" w:hAnsi="Times New Roman" w:cs="Times New Roman"/>
+            <w:b w:val="0"/>
             <w:noProof/>
             <w:webHidden/>
+            <w:sz w:val="24"/>
+            <w:szCs w:val="24"/>
           </w:rPr>
         </w:r>
         <w:r>
           <w:rPr>
+            <w:rFonts w:ascii="Times New Roman" w:hAnsi="Times New Roman" w:cs="Times New Roman"/>
+            <w:b w:val="0"/>
             <w:noProof/>
             <w:webHidden/>
+            <w:sz w:val="24"/>
+            <w:szCs w:val="24"/>
           </w:rPr>
           <w:fldChar w:fldCharType="separate"/>
         </w:r>
         <w:r>
           <w:rPr>
+            <w:rFonts w:ascii="Times New Roman" w:hAnsi="Times New Roman" w:cs="Times New Roman"/>
+            <w:b w:val="0"/>
             <w:noProof/>
             <w:webHidden/>
+            <w:sz w:val="24"/>
+            <w:szCs w:val="24"/>
           </w:rPr>
-          <w:t>12</w:t>
+          <w:t>8</w:t>
         </w:r>
         <w:r>
           <w:rPr>
+            <w:rFonts w:ascii="Times New Roman" w:hAnsi="Times New Roman" w:cs="Times New Roman"/>
+            <w:b w:val="0"/>
             <w:noProof/>
             <w:webHidden/>
+            <w:sz w:val="24"/>
+            <w:szCs w:val="24"/>
           </w:rPr>
           <w:fldChar w:fldCharType="end"/>
         </w:r>
@@ -4282,67 +3378,315 @@
           <w:tab w:val="right" w:leader="dot" w:pos="9016"/>
         </w:tabs>
         <w:rPr>
-          <w:rFonts w:asciiTheme="minorHAnsi" w:eastAsiaTheme="minorEastAsia" w:hAnsiTheme="minorHAnsi" w:cstheme="minorBidi"/>
+          <w:rFonts w:ascii="Times New Roman" w:eastAsiaTheme="minorEastAsia" w:hAnsi="Times New Roman" w:cs="Times New Roman"/>
+          <w:b w:val="0"/>
           <w:noProof/>
           <w:kern w:val="2"/>
+          <w:sz w:val="24"/>
           <w:szCs w:val="24"/>
           <w:lang w:eastAsia="en-IE"/>
           <w14:ligatures w14:val="standardContextual"/>
         </w:rPr>
       </w:pPr>
-      <w:hyperlink w:anchor="_Toc243433234" w:history="1">
+      <w:hyperlink w:anchor="_Toc243564137" w:history="1">
         <w:r>
           <w:rPr>
             <w:rStyle w:val="Hyperlink"/>
+            <w:rFonts w:ascii="Times New Roman" w:hAnsi="Times New Roman" w:cs="Times New Roman"/>
+            <w:b w:val="0"/>
             <w:noProof/>
+            <w:sz w:val="24"/>
+            <w:szCs w:val="24"/>
           </w:rPr>
-          <w:t>Figure 2  Dataset Structure and Variables</w:t>
+          <w:t>Figure 2 High-level architectural diagram</w:t>
         </w:r>
         <w:r>
           <w:rPr>
+            <w:rFonts w:ascii="Times New Roman" w:hAnsi="Times New Roman" w:cs="Times New Roman"/>
+            <w:b w:val="0"/>
             <w:noProof/>
             <w:webHidden/>
+            <w:sz w:val="24"/>
+            <w:szCs w:val="24"/>
           </w:rPr>
           <w:tab/>
         </w:r>
         <w:r>
           <w:rPr>
+            <w:rFonts w:ascii="Times New Roman" w:hAnsi="Times New Roman" w:cs="Times New Roman"/>
+            <w:b w:val="0"/>
             <w:noProof/>
             <w:webHidden/>
+            <w:sz w:val="24"/>
+            <w:szCs w:val="24"/>
           </w:rPr>
           <w:fldChar w:fldCharType="begin"/>
         </w:r>
         <w:r>
           <w:rPr>
+            <w:rFonts w:ascii="Times New Roman" w:hAnsi="Times New Roman" w:cs="Times New Roman"/>
+            <w:b w:val="0"/>
             <w:noProof/>
             <w:webHidden/>
+            <w:sz w:val="24"/>
+            <w:szCs w:val="24"/>
           </w:rPr>
-          <w:instrText xml:space="preserve"> PAGEREF _Toc243433234 \h </w:instrText>
+          <w:instrText xml:space="preserve"> PAGEREF _Toc243564137 \h </w:instrText>
         </w:r>
         <w:r>
           <w:rPr>
+            <w:rFonts w:ascii="Times New Roman" w:hAnsi="Times New Roman" w:cs="Times New Roman"/>
+            <w:b w:val="0"/>
             <w:noProof/>
             <w:webHidden/>
+            <w:sz w:val="24"/>
+            <w:szCs w:val="24"/>
           </w:rPr>
         </w:r>
         <w:r>
           <w:rPr>
+            <w:rFonts w:ascii="Times New Roman" w:hAnsi="Times New Roman" w:cs="Times New Roman"/>
+            <w:b w:val="0"/>
             <w:noProof/>
             <w:webHidden/>
+            <w:sz w:val="24"/>
+            <w:szCs w:val="24"/>
           </w:rPr>
           <w:fldChar w:fldCharType="separate"/>
         </w:r>
         <w:r>
           <w:rPr>
+            <w:rFonts w:ascii="Times New Roman" w:hAnsi="Times New Roman" w:cs="Times New Roman"/>
+            <w:b w:val="0"/>
             <w:noProof/>
             <w:webHidden/>
+            <w:sz w:val="24"/>
+            <w:szCs w:val="24"/>
+          </w:rPr>
+          <w:t>10</w:t>
+        </w:r>
+        <w:r>
+          <w:rPr>
+            <w:rFonts w:ascii="Times New Roman" w:hAnsi="Times New Roman" w:cs="Times New Roman"/>
+            <w:b w:val="0"/>
+            <w:noProof/>
+            <w:webHidden/>
+            <w:sz w:val="24"/>
+            <w:szCs w:val="24"/>
+          </w:rPr>
+          <w:fldChar w:fldCharType="end"/>
+        </w:r>
+      </w:hyperlink>
+    </w:p>
+    <w:p>
+      <w:pPr>
+        <w:pStyle w:val="TableofFigures"/>
+        <w:tabs>
+          <w:tab w:val="right" w:leader="dot" w:pos="9016"/>
+        </w:tabs>
+        <w:rPr>
+          <w:rFonts w:ascii="Times New Roman" w:eastAsiaTheme="minorEastAsia" w:hAnsi="Times New Roman" w:cs="Times New Roman"/>
+          <w:b w:val="0"/>
+          <w:noProof/>
+          <w:kern w:val="2"/>
+          <w:sz w:val="24"/>
+          <w:szCs w:val="24"/>
+          <w:lang w:eastAsia="en-IE"/>
+          <w14:ligatures w14:val="standardContextual"/>
+        </w:rPr>
+      </w:pPr>
+      <w:hyperlink w:anchor="_Toc243564138" w:history="1">
+        <w:r>
+          <w:rPr>
+            <w:rStyle w:val="Hyperlink"/>
+            <w:rFonts w:ascii="Times New Roman" w:hAnsi="Times New Roman" w:cs="Times New Roman"/>
+            <w:b w:val="0"/>
+            <w:noProof/>
+            <w:sz w:val="24"/>
+            <w:szCs w:val="24"/>
+          </w:rPr>
+          <w:t>Figure 3  Dataset Structure and Variables</w:t>
+        </w:r>
+        <w:r>
+          <w:rPr>
+            <w:rFonts w:ascii="Times New Roman" w:hAnsi="Times New Roman" w:cs="Times New Roman"/>
+            <w:b w:val="0"/>
+            <w:noProof/>
+            <w:webHidden/>
+            <w:sz w:val="24"/>
+            <w:szCs w:val="24"/>
+          </w:rPr>
+          <w:tab/>
+        </w:r>
+        <w:r>
+          <w:rPr>
+            <w:rFonts w:ascii="Times New Roman" w:hAnsi="Times New Roman" w:cs="Times New Roman"/>
+            <w:b w:val="0"/>
+            <w:noProof/>
+            <w:webHidden/>
+            <w:sz w:val="24"/>
+            <w:szCs w:val="24"/>
+          </w:rPr>
+          <w:fldChar w:fldCharType="begin"/>
+        </w:r>
+        <w:r>
+          <w:rPr>
+            <w:rFonts w:ascii="Times New Roman" w:hAnsi="Times New Roman" w:cs="Times New Roman"/>
+            <w:b w:val="0"/>
+            <w:noProof/>
+            <w:webHidden/>
+            <w:sz w:val="24"/>
+            <w:szCs w:val="24"/>
+          </w:rPr>
+          <w:instrText xml:space="preserve"> PAGEREF _Toc243564138 \h </w:instrText>
+        </w:r>
+        <w:r>
+          <w:rPr>
+            <w:rFonts w:ascii="Times New Roman" w:hAnsi="Times New Roman" w:cs="Times New Roman"/>
+            <w:b w:val="0"/>
+            <w:noProof/>
+            <w:webHidden/>
+            <w:sz w:val="24"/>
+            <w:szCs w:val="24"/>
+          </w:rPr>
+        </w:r>
+        <w:r>
+          <w:rPr>
+            <w:rFonts w:ascii="Times New Roman" w:hAnsi="Times New Roman" w:cs="Times New Roman"/>
+            <w:b w:val="0"/>
+            <w:noProof/>
+            <w:webHidden/>
+            <w:sz w:val="24"/>
+            <w:szCs w:val="24"/>
+          </w:rPr>
+          <w:fldChar w:fldCharType="separate"/>
+        </w:r>
+        <w:r>
+          <w:rPr>
+            <w:rFonts w:ascii="Times New Roman" w:hAnsi="Times New Roman" w:cs="Times New Roman"/>
+            <w:b w:val="0"/>
+            <w:noProof/>
+            <w:webHidden/>
+            <w:sz w:val="24"/>
+            <w:szCs w:val="24"/>
+          </w:rPr>
+          <w:t>11</w:t>
+        </w:r>
+        <w:r>
+          <w:rPr>
+            <w:rFonts w:ascii="Times New Roman" w:hAnsi="Times New Roman" w:cs="Times New Roman"/>
+            <w:b w:val="0"/>
+            <w:noProof/>
+            <w:webHidden/>
+            <w:sz w:val="24"/>
+            <w:szCs w:val="24"/>
+          </w:rPr>
+          <w:fldChar w:fldCharType="end"/>
+        </w:r>
+      </w:hyperlink>
+    </w:p>
+    <w:p>
+      <w:pPr>
+        <w:pStyle w:val="TableofFigures"/>
+        <w:tabs>
+          <w:tab w:val="right" w:leader="dot" w:pos="9016"/>
+        </w:tabs>
+        <w:rPr>
+          <w:rFonts w:ascii="Times New Roman" w:eastAsiaTheme="minorEastAsia" w:hAnsi="Times New Roman" w:cs="Times New Roman"/>
+          <w:b w:val="0"/>
+          <w:noProof/>
+          <w:kern w:val="2"/>
+          <w:sz w:val="24"/>
+          <w:szCs w:val="24"/>
+          <w:lang w:eastAsia="en-IE"/>
+          <w14:ligatures w14:val="standardContextual"/>
+        </w:rPr>
+      </w:pPr>
+      <w:hyperlink w:anchor="_Toc243564139" w:history="1">
+        <w:r>
+          <w:rPr>
+            <w:rStyle w:val="Hyperlink"/>
+            <w:rFonts w:ascii="Times New Roman" w:hAnsi="Times New Roman" w:cs="Times New Roman"/>
+            <w:b w:val="0"/>
+            <w:noProof/>
+            <w:sz w:val="24"/>
+            <w:szCs w:val="24"/>
+          </w:rPr>
+          <w:t>Figure 4 Gantt chart</w:t>
+        </w:r>
+        <w:r>
+          <w:rPr>
+            <w:rFonts w:ascii="Times New Roman" w:hAnsi="Times New Roman" w:cs="Times New Roman"/>
+            <w:b w:val="0"/>
+            <w:noProof/>
+            <w:webHidden/>
+            <w:sz w:val="24"/>
+            <w:szCs w:val="24"/>
+          </w:rPr>
+          <w:tab/>
+        </w:r>
+        <w:r>
+          <w:rPr>
+            <w:rFonts w:ascii="Times New Roman" w:hAnsi="Times New Roman" w:cs="Times New Roman"/>
+            <w:b w:val="0"/>
+            <w:noProof/>
+            <w:webHidden/>
+            <w:sz w:val="24"/>
+            <w:szCs w:val="24"/>
+          </w:rPr>
+          <w:fldChar w:fldCharType="begin"/>
+        </w:r>
+        <w:r>
+          <w:rPr>
+            <w:rFonts w:ascii="Times New Roman" w:hAnsi="Times New Roman" w:cs="Times New Roman"/>
+            <w:b w:val="0"/>
+            <w:noProof/>
+            <w:webHidden/>
+            <w:sz w:val="24"/>
+            <w:szCs w:val="24"/>
+          </w:rPr>
+          <w:instrText xml:space="preserve"> PAGEREF _Toc243564139 \h </w:instrText>
+        </w:r>
+        <w:r>
+          <w:rPr>
+            <w:rFonts w:ascii="Times New Roman" w:hAnsi="Times New Roman" w:cs="Times New Roman"/>
+            <w:b w:val="0"/>
+            <w:noProof/>
+            <w:webHidden/>
+            <w:sz w:val="24"/>
+            <w:szCs w:val="24"/>
+          </w:rPr>
+        </w:r>
+        <w:r>
+          <w:rPr>
+            <w:rFonts w:ascii="Times New Roman" w:hAnsi="Times New Roman" w:cs="Times New Roman"/>
+            <w:b w:val="0"/>
+            <w:noProof/>
+            <w:webHidden/>
+            <w:sz w:val="24"/>
+            <w:szCs w:val="24"/>
+          </w:rPr>
+          <w:fldChar w:fldCharType="separate"/>
+        </w:r>
+        <w:r>
+          <w:rPr>
+            <w:rFonts w:ascii="Times New Roman" w:hAnsi="Times New Roman" w:cs="Times New Roman"/>
+            <w:b w:val="0"/>
+            <w:noProof/>
+            <w:webHidden/>
+            <w:sz w:val="24"/>
+            <w:szCs w:val="24"/>
           </w:rPr>
           <w:t>13</w:t>
         </w:r>
         <w:r>
           <w:rPr>
+            <w:rFonts w:ascii="Times New Roman" w:hAnsi="Times New Roman" w:cs="Times New Roman"/>
+            <w:b w:val="0"/>
             <w:noProof/>
             <w:webHidden/>
+            <w:sz w:val="24"/>
+            <w:szCs w:val="24"/>
           </w:rPr>
           <w:fldChar w:fldCharType="end"/>
         </w:r>
@@ -4350,88 +3694,16 @@
     </w:p>
     <w:p>
       <w:pPr>
-        <w:pStyle w:val="TableofFigures"/>
-        <w:tabs>
-          <w:tab w:val="right" w:leader="dot" w:pos="9016"/>
-        </w:tabs>
+        <w:pStyle w:val="Heading1"/>
+        <w:numPr>
+          <w:ilvl w:val="0"/>
+          <w:numId w:val="0"/>
+        </w:numPr>
+        <w:ind w:left="432"/>
+      </w:pPr>
+      <w:r>
         <w:rPr>
-          <w:rFonts w:asciiTheme="minorHAnsi" w:eastAsiaTheme="minorEastAsia" w:hAnsiTheme="minorHAnsi" w:cstheme="minorBidi"/>
-          <w:noProof/>
-          <w:kern w:val="2"/>
-          <w:szCs w:val="24"/>
-          <w:lang w:eastAsia="en-IE"/>
-          <w14:ligatures w14:val="standardContextual"/>
-        </w:rPr>
-      </w:pPr>
-      <w:hyperlink w:anchor="_Toc243433235" w:history="1">
-        <w:r>
-          <w:rPr>
-            <w:rStyle w:val="Hyperlink"/>
-            <w:noProof/>
-          </w:rPr>
-          <w:t>Figure 3 Gantt chart</w:t>
-        </w:r>
-        <w:r>
-          <w:rPr>
-            <w:noProof/>
-            <w:webHidden/>
-          </w:rPr>
-          <w:tab/>
-        </w:r>
-        <w:r>
-          <w:rPr>
-            <w:noProof/>
-            <w:webHidden/>
-          </w:rPr>
-          <w:fldChar w:fldCharType="begin"/>
-        </w:r>
-        <w:r>
-          <w:rPr>
-            <w:noProof/>
-            <w:webHidden/>
-          </w:rPr>
-          <w:instrText xml:space="preserve"> PAGEREF _Toc243433235 \h </w:instrText>
-        </w:r>
-        <w:r>
-          <w:rPr>
-            <w:noProof/>
-            <w:webHidden/>
-          </w:rPr>
-        </w:r>
-        <w:r>
-          <w:rPr>
-            <w:noProof/>
-            <w:webHidden/>
-          </w:rPr>
-          <w:fldChar w:fldCharType="separate"/>
-        </w:r>
-        <w:r>
-          <w:rPr>
-            <w:noProof/>
-            <w:webHidden/>
-          </w:rPr>
-          <w:t>15</w:t>
-        </w:r>
-        <w:r>
-          <w:rPr>
-            <w:noProof/>
-            <w:webHidden/>
-          </w:rPr>
-          <w:fldChar w:fldCharType="end"/>
-        </w:r>
-      </w:hyperlink>
-    </w:p>
-    <w:p>
-      <w:pPr>
-        <w:pStyle w:val="TOCHeading"/>
-      </w:pPr>
-      <w:r>
-        <w:rPr>
-          <w:rFonts w:ascii="Times New Roman" w:eastAsia="Calibri" w:hAnsi="Times New Roman" w:cs="Times New Roman"/>
-          <w:color w:val="auto"/>
-          <w:sz w:val="24"/>
-          <w:szCs w:val="22"/>
-          <w:lang w:val="en-IE"/>
+          <w:rFonts w:eastAsia="Calibri"/>
         </w:rPr>
         <w:fldChar w:fldCharType="end"/>
       </w:r>
@@ -4441,12 +3713,13 @@
         <w:suppressAutoHyphens w:val="0"/>
         <w:autoSpaceDN/>
         <w:spacing w:line="259" w:lineRule="auto"/>
+        <w:jc w:val="left"/>
         <w:rPr>
-          <w:rFonts w:asciiTheme="majorHAnsi" w:eastAsiaTheme="majorEastAsia" w:hAnsiTheme="majorHAnsi" w:cstheme="majorBidi"/>
+          <w:rFonts w:eastAsia="Times New Roman" w:cstheme="majorBidi"/>
+          <w:b/>
           <w:color w:val="2F5496" w:themeColor="accent1" w:themeShade="BF"/>
-          <w:sz w:val="32"/>
-          <w:szCs w:val="32"/>
-          <w:lang w:val="en-US"/>
+          <w:sz w:val="28"/>
+          <w:szCs w:val="40"/>
         </w:rPr>
       </w:pPr>
       <w:r>
@@ -4456,15 +3729,8 @@
     <w:p>
       <w:pPr>
         <w:pStyle w:val="Heading1"/>
-        <w:rPr>
-          <w:rFonts w:asciiTheme="majorHAnsi" w:eastAsiaTheme="majorEastAsia" w:hAnsiTheme="majorHAnsi"/>
-          <w:sz w:val="32"/>
-          <w:szCs w:val="32"/>
-          <w:lang w:val="en-US"/>
-        </w:rPr>
-      </w:pPr>
-      <w:bookmarkStart w:id="1" w:name="_Toc243433201"/>
-      <w:bookmarkStart w:id="2" w:name="_Toc243479153"/>
+      </w:pPr>
+      <w:bookmarkStart w:id="4" w:name="_Toc243564898"/>
       <w:r>
         <w:lastRenderedPageBreak/>
         <w:t>Introduction</w:t>
@@ -4472,6 +3738,7 @@
       <w:bookmarkEnd w:id="0"/>
       <w:bookmarkEnd w:id="1"/>
       <w:bookmarkEnd w:id="2"/>
+      <w:bookmarkEnd w:id="4"/>
       <w:r>
         <w:t xml:space="preserve"> </w:t>
       </w:r>
@@ -4534,16 +3801,33 @@
       <w:pPr>
         <w:pStyle w:val="Heading1"/>
       </w:pPr>
-      <w:bookmarkStart w:id="3" w:name="_Toc243430764"/>
-      <w:bookmarkStart w:id="4" w:name="_Toc243433202"/>
-      <w:bookmarkStart w:id="5" w:name="_Toc243479154"/>
+      <w:bookmarkStart w:id="5" w:name="_Toc243430764"/>
+      <w:bookmarkStart w:id="6" w:name="_Toc243433202"/>
+      <w:bookmarkStart w:id="7" w:name="_Toc243479154"/>
+      <w:bookmarkStart w:id="8" w:name="_Toc243564899"/>
       <w:r>
         <w:lastRenderedPageBreak/>
         <w:t>Project Title</w:t>
       </w:r>
-      <w:bookmarkEnd w:id="3"/>
-      <w:bookmarkEnd w:id="4"/>
       <w:bookmarkEnd w:id="5"/>
+      <w:bookmarkEnd w:id="6"/>
+      <w:bookmarkEnd w:id="7"/>
+      <w:bookmarkEnd w:id="8"/>
+    </w:p>
+    <w:p/>
+    <w:p>
+      <w:pPr>
+        <w:jc w:val="center"/>
+      </w:pPr>
+      <w:r>
+        <w:t>“</w:t>
+      </w:r>
+      <w:r>
+        <w:t>Predicting Online Purchase Intention Using Machine Learning to Support E-commerce Conversion Strategies</w:t>
+      </w:r>
+      <w:r>
+        <w:t>”</w:t>
+      </w:r>
     </w:p>
     <w:p>
       <w:pPr>
@@ -4553,167 +3837,64 @@
           <w:bCs/>
         </w:rPr>
       </w:pPr>
-      <w:r>
-        <w:rPr>
-          <w:b/>
-          <w:bCs/>
-        </w:rPr>
-        <w:t>Predicting Online Purchase Intention Using Machine Learning to Support E-commerce Conversion Strategies</w:t>
-      </w:r>
-    </w:p>
-    <w:p>
-      <w:pPr>
-        <w:suppressAutoHyphens w:val="0"/>
-        <w:autoSpaceDN/>
-        <w:spacing w:line="259" w:lineRule="auto"/>
-        <w:rPr>
-          <w:b/>
-          <w:bCs/>
-        </w:rPr>
-      </w:pPr>
-      <w:r>
-        <w:rPr>
-          <w:b/>
-          <w:bCs/>
-        </w:rPr>
-        <w:br w:type="page"/>
-      </w:r>
     </w:p>
     <w:p>
       <w:pPr>
         <w:pStyle w:val="Heading1"/>
       </w:pPr>
-      <w:bookmarkStart w:id="6" w:name="_Toc243430765"/>
-      <w:bookmarkStart w:id="7" w:name="_Toc243433203"/>
-      <w:bookmarkStart w:id="8" w:name="_Toc243479155"/>
-      <w:r>
-        <w:lastRenderedPageBreak/>
+      <w:bookmarkStart w:id="9" w:name="_Toc243430765"/>
+      <w:bookmarkStart w:id="10" w:name="_Toc243433203"/>
+      <w:bookmarkStart w:id="11" w:name="_Toc243479155"/>
+      <w:bookmarkStart w:id="12" w:name="_Toc243564900"/>
+      <w:r>
         <w:t>Problem Definition</w:t>
-      </w:r>
-      <w:bookmarkEnd w:id="6"/>
-      <w:bookmarkEnd w:id="7"/>
-      <w:bookmarkEnd w:id="8"/>
-    </w:p>
-    <w:p>
-      <w:r>
-        <w:t xml:space="preserve">One of the main challenges faced by e-commerce businesses is </w:t>
-      </w:r>
-      <w:r>
-        <w:rPr>
-          <w:b/>
-          <w:bCs/>
-        </w:rPr>
-        <w:t>identifying the browsing behaviours that distinguish customers who make a purchase from those who leave without buying anything.</w:t>
-      </w:r>
-      <w:r>
-        <w:t xml:space="preserve"> Although browsing data is available, analysing customer behaviour and identifying meaningful purchasing patterns remains challenging.</w:t>
-      </w:r>
-    </w:p>
-    <w:p>
-      <w:r>
-        <w:t>Without these insights, online retailers may miss sales opportunities and struggle to develop effective marketing and customer engagement strategies.</w:t>
-      </w:r>
-    </w:p>
-    <w:p>
-      <w:r>
-        <w:rPr>
-          <w:b/>
-          <w:bCs/>
-        </w:rPr>
-        <w:t>Data analytics</w:t>
-      </w:r>
-      <w:r>
-        <w:t xml:space="preserve"> </w:t>
-      </w:r>
-      <w:r>
-        <w:t xml:space="preserve">can help businesses </w:t>
-      </w:r>
-      <w:r>
-        <w:rPr>
-          <w:b/>
-          <w:bCs/>
-        </w:rPr>
-        <w:t xml:space="preserve">identify patterns and relationships in customer browsing behaviour </w:t>
-      </w:r>
-      <w:r>
-        <w:t>(Tavares, 2024).</w:t>
-      </w:r>
-      <w:r>
-        <w:t xml:space="preserve"> </w:t>
-      </w:r>
-      <w:r>
-        <w:t>Research by Montgomery et al. (2004) demonstrates that website navigation patterns can provide useful information for predicting purchasing behaviour.</w:t>
-      </w:r>
-      <w:r>
-        <w:t xml:space="preserve"> </w:t>
-      </w:r>
-    </w:p>
-    <w:p>
-      <w:r>
-        <w:rPr>
-          <w:b/>
-          <w:bCs/>
-        </w:rPr>
-        <w:t>Machine Learning</w:t>
-      </w:r>
-      <w:r>
-        <w:t xml:space="preserve"> </w:t>
-      </w:r>
-      <w:r>
-        <w:t xml:space="preserve">can be used to </w:t>
-      </w:r>
-      <w:r>
-        <w:rPr>
-          <w:b/>
-          <w:bCs/>
-        </w:rPr>
-        <w:t>predict online purchasing intention</w:t>
-      </w:r>
-      <w:r>
-        <w:t xml:space="preserve"> by analysing customer browsing patterns, as demonstrated by Sakar et al. (2019). These predictions could </w:t>
-      </w:r>
-      <w:r>
-        <w:rPr>
-          <w:b/>
-          <w:bCs/>
-        </w:rPr>
-        <w:t>help</w:t>
-      </w:r>
-      <w:r>
-        <w:t xml:space="preserve"> online retailers </w:t>
-      </w:r>
-      <w:r>
-        <w:rPr>
-          <w:b/>
-          <w:bCs/>
-        </w:rPr>
-        <w:t>make more informed marketing decisions</w:t>
-      </w:r>
-      <w:r>
-        <w:t xml:space="preserve"> and </w:t>
-      </w:r>
-      <w:r>
-        <w:rPr>
-          <w:b/>
-          <w:bCs/>
-        </w:rPr>
-        <w:t>identify opportunities</w:t>
-      </w:r>
-      <w:r>
-        <w:t xml:space="preserve"> to improve conversion rates.</w:t>
-      </w:r>
-    </w:p>
-    <w:p>
-      <w:pPr>
-        <w:pStyle w:val="Heading2"/>
-      </w:pPr>
-      <w:bookmarkStart w:id="9" w:name="_Toc243433204"/>
-      <w:bookmarkStart w:id="10" w:name="_Toc243479156"/>
-      <w:r>
-        <w:t>Research question</w:t>
       </w:r>
       <w:bookmarkEnd w:id="9"/>
       <w:bookmarkEnd w:id="10"/>
+      <w:bookmarkEnd w:id="11"/>
+      <w:bookmarkEnd w:id="12"/>
+    </w:p>
+    <w:p/>
+    <w:p>
+      <w:r>
+        <w:t>One of the main challenges faced by e-commerce businesses is identifying the browsing behaviours that distinguish customers who make a purchase from those who leave without buying anything. Although browsing data is available, analysing customer behaviour and identifying meaningful purchasing patterns remains challenging.</w:t>
+      </w:r>
+    </w:p>
+    <w:p>
+      <w:r>
+        <w:t>Without these insights, online retailers may miss sales opportunities and struggle to develop effective marketing and customer engagement strategies.</w:t>
+      </w:r>
+    </w:p>
+    <w:p>
+      <w:r>
+        <w:t xml:space="preserve">Data analytics </w:t>
+      </w:r>
+      <w:r>
+        <w:t xml:space="preserve">can help businesses identify patterns and relationships in customer browsing behaviour (Tavares, 2024). Research by Montgomery et al. (2004) demonstrates that website navigation patterns can provide useful information for predicting purchasing behaviour. </w:t>
+      </w:r>
+    </w:p>
+    <w:p>
+      <w:r>
+        <w:t xml:space="preserve">Machine Learning </w:t>
+      </w:r>
+      <w:r>
+        <w:t>can be used to predict online purchasing intention by analysing customer browsing patterns, as demonstrated by Sakar et al. (2019). These predictions could help online retailers make more informed marketing decisions and identify opportunities to improve conversion rates.</w:t>
+      </w:r>
+    </w:p>
+    <w:p/>
+    <w:p>
+      <w:pPr>
+        <w:pStyle w:val="Heading2"/>
+      </w:pPr>
+      <w:bookmarkStart w:id="13" w:name="_Toc243433204"/>
+      <w:bookmarkStart w:id="14" w:name="_Toc243479156"/>
+      <w:bookmarkStart w:id="15" w:name="_Toc243564901"/>
+      <w:r>
+        <w:t>Research question</w:t>
+      </w:r>
+      <w:bookmarkEnd w:id="13"/>
+      <w:bookmarkEnd w:id="14"/>
+      <w:bookmarkEnd w:id="15"/>
     </w:p>
     <w:p>
       <w:pPr>
@@ -4736,79 +3917,113 @@
         <w:t>How can machine learning be used to predict online purchasing behaviour and identify browsing patterns that support e-commerce conversion strategies?</w:t>
       </w:r>
     </w:p>
-    <w:p/>
-    <w:p>
-      <w:r>
-        <w:br w:type="page"/>
-      </w:r>
+    <w:p>
+      <w:pPr>
+        <w:suppressAutoHyphens w:val="0"/>
+        <w:autoSpaceDN/>
+        <w:spacing w:before="100" w:beforeAutospacing="1" w:after="100" w:afterAutospacing="1" w:line="240" w:lineRule="auto"/>
+        <w:jc w:val="center"/>
+        <w:rPr>
+          <w:rFonts w:eastAsia="Times New Roman"/>
+          <w:szCs w:val="24"/>
+          <w:lang w:eastAsia="en-IE"/>
+        </w:rPr>
+      </w:pPr>
     </w:p>
     <w:p>
       <w:pPr>
         <w:pStyle w:val="Heading1"/>
       </w:pPr>
-      <w:bookmarkStart w:id="11" w:name="_Toc243430766"/>
-      <w:bookmarkStart w:id="12" w:name="_Toc243433205"/>
-      <w:bookmarkStart w:id="13" w:name="_Toc243479157"/>
-      <w:r>
-        <w:lastRenderedPageBreak/>
+      <w:bookmarkStart w:id="16" w:name="_Toc243430766"/>
+      <w:bookmarkStart w:id="17" w:name="_Toc243433205"/>
+      <w:bookmarkStart w:id="18" w:name="_Toc243479157"/>
+      <w:bookmarkStart w:id="19" w:name="_Toc243564902"/>
+      <w:r>
         <w:t>Aim and Objectives</w:t>
       </w:r>
-      <w:bookmarkEnd w:id="11"/>
-      <w:bookmarkEnd w:id="12"/>
-      <w:bookmarkEnd w:id="13"/>
-      <w:r>
-        <w:t xml:space="preserve"> </w:t>
-      </w:r>
-    </w:p>
-    <w:p>
-      <w:pPr>
-        <w:pStyle w:val="Heading2"/>
-      </w:pPr>
-      <w:bookmarkStart w:id="14" w:name="_Toc243430767"/>
-      <w:bookmarkStart w:id="15" w:name="_Toc243433206"/>
-      <w:bookmarkStart w:id="16" w:name="_Toc243479158"/>
-      <w:r>
-        <w:t>Aim</w:t>
-      </w:r>
-      <w:bookmarkEnd w:id="14"/>
-      <w:bookmarkEnd w:id="15"/>
       <w:bookmarkEnd w:id="16"/>
-    </w:p>
-    <w:p>
-      <w:r>
-        <w:t>The aim of this project is to use data analytics and machine learning to analyse the Online Shoppers Purchasing Intention dataset, identify browsing patterns associated with purchases, and develop and evaluate predictive models that classify shopping sessions as purchases or non-purchases. The findings will support data-driven recommendations to help online retailers improve customer engagement, identify sales opportunities and improve conversion strategies.</w:t>
-      </w:r>
-    </w:p>
-    <w:p/>
-    <w:p>
-      <w:pPr>
-        <w:pStyle w:val="Heading2"/>
-      </w:pPr>
-      <w:bookmarkStart w:id="17" w:name="_Toc243430768"/>
-      <w:bookmarkStart w:id="18" w:name="_Toc243433207"/>
-      <w:bookmarkStart w:id="19" w:name="_Toc243479159"/>
-      <w:r>
-        <w:t>Project Objectives</w:t>
-      </w:r>
       <w:bookmarkEnd w:id="17"/>
       <w:bookmarkEnd w:id="18"/>
       <w:bookmarkEnd w:id="19"/>
-    </w:p>
-    <w:p>
-      <w:pPr>
-        <w:pStyle w:val="Heading3"/>
-      </w:pPr>
-      <w:bookmarkStart w:id="20" w:name="_Toc243430769"/>
-      <w:bookmarkStart w:id="21" w:name="_Toc243433208"/>
-      <w:bookmarkStart w:id="22" w:name="_Toc243479160"/>
-      <w:r>
-        <w:t>Objective #1</w:t>
+      <w:r>
+        <w:t xml:space="preserve"> </w:t>
+      </w:r>
+    </w:p>
+    <w:p>
+      <w:pPr>
+        <w:rPr>
+          <w:lang w:eastAsia="en-IE"/>
+        </w:rPr>
+      </w:pPr>
+    </w:p>
+    <w:p>
+      <w:pPr>
+        <w:pStyle w:val="Heading2"/>
+      </w:pPr>
+      <w:bookmarkStart w:id="20" w:name="_Toc243430767"/>
+      <w:bookmarkStart w:id="21" w:name="_Toc243433206"/>
+      <w:bookmarkStart w:id="22" w:name="_Toc243479158"/>
+      <w:bookmarkStart w:id="23" w:name="_Toc243564903"/>
+      <w:r>
+        <w:t>Aim</w:t>
       </w:r>
       <w:bookmarkEnd w:id="20"/>
       <w:bookmarkEnd w:id="21"/>
       <w:bookmarkEnd w:id="22"/>
-    </w:p>
-    <w:p>
+      <w:bookmarkEnd w:id="23"/>
+    </w:p>
+    <w:p>
+      <w:r>
+        <w:t>The aim of this project is to use data analytics and machine learning to analyse the Online Shoppers Purchasing Intention dataset, identify browsing patterns associated with purchases, and develop and evaluate predictive models that classify shopping sessions as purchases or non-purchases. The findings will support data-driven recommendations to help online retailers improve customer engagement, identify sales opportunities and improve conversion strategies.</w:t>
+      </w:r>
+    </w:p>
+    <w:p/>
+    <w:p>
+      <w:pPr>
+        <w:pStyle w:val="Heading2"/>
+      </w:pPr>
+      <w:bookmarkStart w:id="24" w:name="_Toc243430768"/>
+      <w:bookmarkStart w:id="25" w:name="_Toc243433207"/>
+      <w:bookmarkStart w:id="26" w:name="_Toc243479159"/>
+      <w:bookmarkStart w:id="27" w:name="_Toc243564904"/>
+      <w:r>
+        <w:lastRenderedPageBreak/>
+        <w:t>Project Objectives</w:t>
+      </w:r>
+      <w:bookmarkEnd w:id="24"/>
+      <w:bookmarkEnd w:id="25"/>
+      <w:bookmarkEnd w:id="26"/>
+      <w:bookmarkEnd w:id="27"/>
+    </w:p>
+    <w:p/>
+    <w:p>
+      <w:pPr>
+        <w:pStyle w:val="ListParagraph"/>
+        <w:numPr>
+          <w:ilvl w:val="0"/>
+          <w:numId w:val="31"/>
+        </w:numPr>
+      </w:pPr>
+      <w:bookmarkStart w:id="28" w:name="_Toc243430769"/>
+      <w:bookmarkStart w:id="29" w:name="_Toc243433208"/>
+      <w:bookmarkStart w:id="30" w:name="_Toc243479160"/>
+      <w:r>
+        <w:rPr>
+          <w:b/>
+          <w:bCs/>
+        </w:rPr>
+        <w:t>Objective #1</w:t>
+      </w:r>
+      <w:bookmarkEnd w:id="28"/>
+      <w:bookmarkEnd w:id="29"/>
+      <w:bookmarkEnd w:id="30"/>
+      <w:r>
+        <w:rPr>
+          <w:b/>
+          <w:bCs/>
+        </w:rPr>
+        <w:t xml:space="preserve"> </w:t>
+      </w:r>
       <w:r>
         <w:rPr>
           <w:b/>
@@ -4817,27 +4032,42 @@
         <w:t>Data Exploration:</w:t>
       </w:r>
       <w:r>
-        <w:t xml:space="preserve"> To analyse the Online Shoppers Purchasing Intention dataset and identify patterns associated with </w:t>
-      </w:r>
-      <w:r>
-        <w:t>completed purchases.</w:t>
-      </w:r>
-    </w:p>
-    <w:p>
-      <w:pPr>
-        <w:pStyle w:val="Heading3"/>
-      </w:pPr>
-      <w:bookmarkStart w:id="23" w:name="_Toc243430770"/>
-      <w:bookmarkStart w:id="24" w:name="_Toc243433209"/>
-      <w:bookmarkStart w:id="25" w:name="_Toc243479161"/>
-      <w:r>
+        <w:t xml:space="preserve"> To analyse the Online Shoppers Purchasing Intention dataset and identify patterns associated with completed purchases.</w:t>
+      </w:r>
+    </w:p>
+    <w:p>
+      <w:pPr>
+        <w:pStyle w:val="ListParagraph"/>
+      </w:pPr>
+    </w:p>
+    <w:p>
+      <w:pPr>
+        <w:pStyle w:val="ListParagraph"/>
+        <w:numPr>
+          <w:ilvl w:val="0"/>
+          <w:numId w:val="31"/>
+        </w:numPr>
+      </w:pPr>
+      <w:bookmarkStart w:id="31" w:name="_Toc243430770"/>
+      <w:bookmarkStart w:id="32" w:name="_Toc243433209"/>
+      <w:bookmarkStart w:id="33" w:name="_Toc243479161"/>
+      <w:r>
+        <w:rPr>
+          <w:b/>
+          <w:bCs/>
+        </w:rPr>
         <w:t>Objective #2</w:t>
       </w:r>
-      <w:bookmarkEnd w:id="23"/>
-      <w:bookmarkEnd w:id="24"/>
-      <w:bookmarkEnd w:id="25"/>
-    </w:p>
-    <w:p>
+      <w:bookmarkEnd w:id="31"/>
+      <w:bookmarkEnd w:id="32"/>
+      <w:bookmarkEnd w:id="33"/>
+      <w:r>
+        <w:rPr>
+          <w:b/>
+          <w:bCs/>
+        </w:rPr>
+        <w:t xml:space="preserve"> </w:t>
+      </w:r>
       <w:r>
         <w:rPr>
           <w:b/>
@@ -4846,36 +4076,42 @@
         <w:t>Data Preparation:</w:t>
       </w:r>
       <w:r>
-        <w:t xml:space="preserve"> To clean and prepare the dataset for machine learning, including checking data quality, </w:t>
-      </w:r>
-      <w:r>
-        <w:t xml:space="preserve">null values, duplicates, </w:t>
-      </w:r>
-      <w:r>
-        <w:t xml:space="preserve">processing variables and </w:t>
-      </w:r>
-      <w:r>
-        <w:t xml:space="preserve">examining </w:t>
-      </w:r>
-      <w:r>
-        <w:t>class imbalance.</w:t>
-      </w:r>
-    </w:p>
-    <w:p>
-      <w:pPr>
-        <w:pStyle w:val="Heading3"/>
-      </w:pPr>
-      <w:bookmarkStart w:id="26" w:name="_Toc243430771"/>
-      <w:bookmarkStart w:id="27" w:name="_Toc243433210"/>
-      <w:bookmarkStart w:id="28" w:name="_Toc243479162"/>
-      <w:r>
+        <w:t xml:space="preserve"> To clean and prepare the dataset for machine learning, including checking data quality, null values, duplicates, processing variables and examining class imbalance.</w:t>
+      </w:r>
+    </w:p>
+    <w:p>
+      <w:pPr>
+        <w:pStyle w:val="ListParagraph"/>
+      </w:pPr>
+    </w:p>
+    <w:p>
+      <w:pPr>
+        <w:pStyle w:val="ListParagraph"/>
+        <w:numPr>
+          <w:ilvl w:val="0"/>
+          <w:numId w:val="31"/>
+        </w:numPr>
+      </w:pPr>
+      <w:bookmarkStart w:id="34" w:name="_Toc243430771"/>
+      <w:bookmarkStart w:id="35" w:name="_Toc243433210"/>
+      <w:bookmarkStart w:id="36" w:name="_Toc243479162"/>
+      <w:r>
+        <w:rPr>
+          <w:b/>
+          <w:bCs/>
+        </w:rPr>
         <w:t>Objective #3</w:t>
       </w:r>
-      <w:bookmarkEnd w:id="26"/>
-      <w:bookmarkEnd w:id="27"/>
-      <w:bookmarkEnd w:id="28"/>
-    </w:p>
-    <w:p>
+      <w:bookmarkEnd w:id="34"/>
+      <w:bookmarkEnd w:id="35"/>
+      <w:bookmarkEnd w:id="36"/>
+      <w:r>
+        <w:rPr>
+          <w:b/>
+          <w:bCs/>
+        </w:rPr>
+        <w:t xml:space="preserve"> </w:t>
+      </w:r>
       <w:r>
         <w:rPr>
           <w:b/>
@@ -4889,19 +4125,37 @@
     </w:p>
     <w:p>
       <w:pPr>
-        <w:pStyle w:val="Heading3"/>
-      </w:pPr>
-      <w:bookmarkStart w:id="29" w:name="_Toc243430772"/>
-      <w:bookmarkStart w:id="30" w:name="_Toc243433211"/>
-      <w:bookmarkStart w:id="31" w:name="_Toc243479163"/>
-      <w:r>
+        <w:pStyle w:val="ListParagraph"/>
+      </w:pPr>
+    </w:p>
+    <w:p>
+      <w:pPr>
+        <w:pStyle w:val="ListParagraph"/>
+        <w:numPr>
+          <w:ilvl w:val="0"/>
+          <w:numId w:val="31"/>
+        </w:numPr>
+      </w:pPr>
+      <w:bookmarkStart w:id="37" w:name="_Toc243430772"/>
+      <w:bookmarkStart w:id="38" w:name="_Toc243433211"/>
+      <w:bookmarkStart w:id="39" w:name="_Toc243479163"/>
+      <w:r>
+        <w:rPr>
+          <w:b/>
+          <w:bCs/>
+        </w:rPr>
         <w:t>Objective #4</w:t>
       </w:r>
-      <w:bookmarkEnd w:id="29"/>
-      <w:bookmarkEnd w:id="30"/>
-      <w:bookmarkEnd w:id="31"/>
-    </w:p>
-    <w:p>
+      <w:bookmarkEnd w:id="37"/>
+      <w:bookmarkEnd w:id="38"/>
+      <w:bookmarkEnd w:id="39"/>
+      <w:r>
+        <w:rPr>
+          <w:b/>
+          <w:bCs/>
+        </w:rPr>
+        <w:t xml:space="preserve"> </w:t>
+      </w:r>
       <w:r>
         <w:rPr>
           <w:b/>
@@ -4915,19 +4169,37 @@
     </w:p>
     <w:p>
       <w:pPr>
-        <w:pStyle w:val="Heading3"/>
-      </w:pPr>
-      <w:bookmarkStart w:id="32" w:name="_Toc243430773"/>
-      <w:bookmarkStart w:id="33" w:name="_Toc243433212"/>
-      <w:bookmarkStart w:id="34" w:name="_Toc243479164"/>
-      <w:r>
+        <w:pStyle w:val="ListParagraph"/>
+      </w:pPr>
+    </w:p>
+    <w:p>
+      <w:pPr>
+        <w:pStyle w:val="ListParagraph"/>
+        <w:numPr>
+          <w:ilvl w:val="0"/>
+          <w:numId w:val="31"/>
+        </w:numPr>
+      </w:pPr>
+      <w:bookmarkStart w:id="40" w:name="_Toc243430773"/>
+      <w:bookmarkStart w:id="41" w:name="_Toc243433212"/>
+      <w:bookmarkStart w:id="42" w:name="_Toc243479164"/>
+      <w:r>
+        <w:rPr>
+          <w:b/>
+          <w:bCs/>
+        </w:rPr>
         <w:t>Objective #5</w:t>
       </w:r>
-      <w:bookmarkEnd w:id="32"/>
-      <w:bookmarkEnd w:id="33"/>
-      <w:bookmarkEnd w:id="34"/>
-    </w:p>
-    <w:p>
+      <w:bookmarkEnd w:id="40"/>
+      <w:bookmarkEnd w:id="41"/>
+      <w:bookmarkEnd w:id="42"/>
+      <w:r>
+        <w:rPr>
+          <w:b/>
+          <w:bCs/>
+        </w:rPr>
+        <w:t xml:space="preserve"> </w:t>
+      </w:r>
       <w:r>
         <w:rPr>
           <w:b/>
@@ -4944,15 +4216,17 @@
       <w:pPr>
         <w:pStyle w:val="Heading2"/>
       </w:pPr>
-      <w:bookmarkStart w:id="35" w:name="_Toc243430774"/>
-      <w:bookmarkStart w:id="36" w:name="_Toc243433213"/>
-      <w:bookmarkStart w:id="37" w:name="_Toc243479165"/>
+      <w:bookmarkStart w:id="43" w:name="_Toc243430774"/>
+      <w:bookmarkStart w:id="44" w:name="_Toc243433213"/>
+      <w:bookmarkStart w:id="45" w:name="_Toc243479165"/>
+      <w:bookmarkStart w:id="46" w:name="_Toc243564905"/>
       <w:r>
         <w:t>Business objective</w:t>
       </w:r>
-      <w:bookmarkEnd w:id="35"/>
-      <w:bookmarkEnd w:id="36"/>
-      <w:bookmarkEnd w:id="37"/>
+      <w:bookmarkEnd w:id="43"/>
+      <w:bookmarkEnd w:id="44"/>
+      <w:bookmarkEnd w:id="45"/>
+      <w:bookmarkEnd w:id="46"/>
     </w:p>
     <w:p>
       <w:pPr>
@@ -4964,39 +4238,29 @@
     </w:p>
     <w:p>
       <w:pPr>
-        <w:suppressAutoHyphens w:val="0"/>
-        <w:autoSpaceDN/>
-        <w:spacing w:line="259" w:lineRule="auto"/>
-        <w:rPr>
-          <w:rFonts w:eastAsia="Times New Roman" w:cstheme="majorBidi"/>
-          <w:b/>
-          <w:color w:val="2F5496" w:themeColor="accent1" w:themeShade="BF"/>
-          <w:sz w:val="28"/>
-          <w:szCs w:val="40"/>
-        </w:rPr>
-      </w:pPr>
-      <w:r>
-        <w:br w:type="page"/>
-      </w:r>
+        <w:pStyle w:val="NormalWeb"/>
+      </w:pPr>
     </w:p>
     <w:p>
       <w:pPr>
         <w:pStyle w:val="Heading1"/>
       </w:pPr>
-      <w:bookmarkStart w:id="38" w:name="_Toc243430775"/>
-      <w:bookmarkStart w:id="39" w:name="_Toc243433214"/>
-      <w:bookmarkStart w:id="40" w:name="_Toc243479166"/>
-      <w:r>
-        <w:lastRenderedPageBreak/>
+      <w:bookmarkStart w:id="47" w:name="_Toc243430775"/>
+      <w:bookmarkStart w:id="48" w:name="_Toc243433214"/>
+      <w:bookmarkStart w:id="49" w:name="_Toc243479166"/>
+      <w:bookmarkStart w:id="50" w:name="_Toc243564906"/>
+      <w:r>
         <w:t>Scope</w:t>
       </w:r>
-      <w:bookmarkEnd w:id="38"/>
-      <w:bookmarkEnd w:id="39"/>
-      <w:bookmarkEnd w:id="40"/>
+      <w:bookmarkEnd w:id="47"/>
+      <w:bookmarkEnd w:id="48"/>
+      <w:bookmarkEnd w:id="49"/>
+      <w:bookmarkEnd w:id="50"/>
       <w:r>
         <w:t xml:space="preserve"> </w:t>
       </w:r>
     </w:p>
+    <w:p/>
     <w:p>
       <w:r>
         <w:t>The project will focus on analysing historical, completed browsing sessions and developing machine learning models to classify purchasing and non-purchasing outcomes.</w:t>
@@ -5007,15 +4271,17 @@
       <w:pPr>
         <w:pStyle w:val="Heading2"/>
       </w:pPr>
-      <w:bookmarkStart w:id="41" w:name="_Toc243430776"/>
-      <w:bookmarkStart w:id="42" w:name="_Toc243433215"/>
-      <w:bookmarkStart w:id="43" w:name="_Toc243479167"/>
+      <w:bookmarkStart w:id="51" w:name="_Toc243430776"/>
+      <w:bookmarkStart w:id="52" w:name="_Toc243433215"/>
+      <w:bookmarkStart w:id="53" w:name="_Toc243479167"/>
+      <w:bookmarkStart w:id="54" w:name="_Toc243564907"/>
       <w:r>
         <w:t>Included:</w:t>
       </w:r>
-      <w:bookmarkEnd w:id="41"/>
-      <w:bookmarkEnd w:id="42"/>
-      <w:bookmarkEnd w:id="43"/>
+      <w:bookmarkEnd w:id="51"/>
+      <w:bookmarkEnd w:id="52"/>
+      <w:bookmarkEnd w:id="53"/>
+      <w:bookmarkEnd w:id="54"/>
       <w:r>
         <w:t xml:space="preserve"> </w:t>
       </w:r>
@@ -5113,6 +4379,7 @@
         </w:numPr>
       </w:pPr>
       <w:r>
+        <w:lastRenderedPageBreak/>
         <w:t>Business recommendations,</w:t>
       </w:r>
     </w:p>
@@ -5133,18 +4400,20 @@
       <w:pPr>
         <w:pStyle w:val="Heading2"/>
       </w:pPr>
-      <w:bookmarkStart w:id="44" w:name="_Toc243430777"/>
-      <w:bookmarkStart w:id="45" w:name="_Toc243433216"/>
-      <w:bookmarkStart w:id="46" w:name="_Toc243479168"/>
+      <w:bookmarkStart w:id="55" w:name="_Toc243430777"/>
+      <w:bookmarkStart w:id="56" w:name="_Toc243433216"/>
+      <w:bookmarkStart w:id="57" w:name="_Toc243479168"/>
+      <w:bookmarkStart w:id="58" w:name="_Toc243564908"/>
       <w:r>
         <w:t>Excluded</w:t>
       </w:r>
       <w:r>
         <w:t>:</w:t>
       </w:r>
-      <w:bookmarkEnd w:id="44"/>
-      <w:bookmarkEnd w:id="45"/>
-      <w:bookmarkEnd w:id="46"/>
+      <w:bookmarkEnd w:id="55"/>
+      <w:bookmarkEnd w:id="56"/>
+      <w:bookmarkEnd w:id="57"/>
+      <w:bookmarkEnd w:id="58"/>
       <w:r>
         <w:t xml:space="preserve"> </w:t>
       </w:r>
@@ -5218,15 +4487,17 @@
       <w:pPr>
         <w:pStyle w:val="Heading2"/>
       </w:pPr>
-      <w:bookmarkStart w:id="47" w:name="_Toc243430778"/>
-      <w:bookmarkStart w:id="48" w:name="_Toc243433217"/>
-      <w:bookmarkStart w:id="49" w:name="_Toc243479169"/>
+      <w:bookmarkStart w:id="59" w:name="_Toc243430778"/>
+      <w:bookmarkStart w:id="60" w:name="_Toc243433217"/>
+      <w:bookmarkStart w:id="61" w:name="_Toc243479169"/>
+      <w:bookmarkStart w:id="62" w:name="_Toc243564909"/>
       <w:r>
         <w:t>Time Scope:</w:t>
       </w:r>
-      <w:bookmarkEnd w:id="47"/>
-      <w:bookmarkEnd w:id="48"/>
-      <w:bookmarkEnd w:id="49"/>
+      <w:bookmarkEnd w:id="59"/>
+      <w:bookmarkEnd w:id="60"/>
+      <w:bookmarkEnd w:id="61"/>
+      <w:bookmarkEnd w:id="62"/>
     </w:p>
     <w:p>
       <w:r>
@@ -5239,31 +4510,24 @@
         <w:t>s. From September 2026 – May 2027.</w:t>
       </w:r>
     </w:p>
-    <w:p>
-      <w:pPr>
-        <w:suppressAutoHyphens w:val="0"/>
-        <w:autoSpaceDN/>
-        <w:spacing w:line="259" w:lineRule="auto"/>
-      </w:pPr>
-      <w:r>
-        <w:br w:type="page"/>
-      </w:r>
-    </w:p>
+    <w:p/>
     <w:p>
       <w:pPr>
         <w:pStyle w:val="Heading1"/>
       </w:pPr>
-      <w:bookmarkStart w:id="50" w:name="_Toc243430779"/>
-      <w:bookmarkStart w:id="51" w:name="_Toc243433218"/>
-      <w:bookmarkStart w:id="52" w:name="_Toc243479170"/>
-      <w:r>
-        <w:lastRenderedPageBreak/>
+      <w:bookmarkStart w:id="63" w:name="_Toc243430779"/>
+      <w:bookmarkStart w:id="64" w:name="_Toc243433218"/>
+      <w:bookmarkStart w:id="65" w:name="_Toc243479170"/>
+      <w:bookmarkStart w:id="66" w:name="_Toc243564910"/>
+      <w:r>
         <w:t>Methodology</w:t>
       </w:r>
-      <w:bookmarkEnd w:id="50"/>
-      <w:bookmarkEnd w:id="51"/>
-      <w:bookmarkEnd w:id="52"/>
-    </w:p>
+      <w:bookmarkEnd w:id="63"/>
+      <w:bookmarkEnd w:id="64"/>
+      <w:bookmarkEnd w:id="65"/>
+      <w:bookmarkEnd w:id="66"/>
+    </w:p>
+    <w:p/>
     <w:p>
       <w:r>
         <w:t xml:space="preserve">The project will follow the </w:t>
@@ -5276,7 +4540,10 @@
         <w:t>Cross-Industry Standard Process for Data Mining (CRISP-DM)</w:t>
       </w:r>
       <w:r>
-        <w:t>, a structured framework with six stages: business understanding, data understanding, data preparation, modelling, evaluation and deployment (Chapman et al., 2000).</w:t>
+        <w:t>, a structured framework with six stages: business understanding, data understanding, data preparation, modelling, evaluation and deployment (Chapman et al., 2000)</w:t>
+      </w:r>
+      <w:r>
+        <w:t xml:space="preserve"> (Fig. 1).</w:t>
       </w:r>
     </w:p>
     <w:p>
@@ -5284,28 +4551,32 @@
         <w:t>CRISP-DM was selected because it connects business objectives with data analysis and predictive modelling. The process is iterative, allowing further data preparation, feature selection and model tuning based on evaluation results.</w:t>
       </w:r>
     </w:p>
-    <w:p>
-      <w:r>
-        <w:t>.</w:t>
-      </w:r>
-    </w:p>
-    <w:p>
-      <w:pPr>
-        <w:pStyle w:val="Heading2"/>
+    <w:p/>
+    <w:p>
+      <w:pPr>
+        <w:pStyle w:val="ListParagraph"/>
         <w:numPr>
           <w:ilvl w:val="0"/>
-          <w:numId w:val="18"/>
+          <w:numId w:val="27"/>
         </w:numPr>
-      </w:pPr>
-      <w:bookmarkStart w:id="53" w:name="_Toc243430780"/>
-      <w:bookmarkStart w:id="54" w:name="_Toc243433219"/>
-      <w:bookmarkStart w:id="55" w:name="_Toc243479171"/>
-      <w:r>
+        <w:rPr>
+          <w:b/>
+          <w:bCs/>
+        </w:rPr>
+      </w:pPr>
+      <w:bookmarkStart w:id="67" w:name="_Toc243430780"/>
+      <w:bookmarkStart w:id="68" w:name="_Toc243433219"/>
+      <w:bookmarkStart w:id="69" w:name="_Toc243479171"/>
+      <w:r>
+        <w:rPr>
+          <w:b/>
+          <w:bCs/>
+        </w:rPr>
         <w:t>Business Understanding:</w:t>
       </w:r>
-      <w:bookmarkEnd w:id="53"/>
-      <w:bookmarkEnd w:id="54"/>
-      <w:bookmarkEnd w:id="55"/>
+      <w:bookmarkEnd w:id="67"/>
+      <w:bookmarkEnd w:id="68"/>
+      <w:bookmarkEnd w:id="69"/>
     </w:p>
     <w:p>
       <w:pPr>
@@ -5320,23 +4591,48 @@
     </w:p>
     <w:p>
       <w:pPr>
-        <w:pStyle w:val="Heading2"/>
+        <w:pStyle w:val="ListParagraph"/>
+      </w:pPr>
+    </w:p>
+    <w:p>
+      <w:pPr>
+        <w:pStyle w:val="ListParagraph"/>
         <w:numPr>
           <w:ilvl w:val="0"/>
-          <w:numId w:val="18"/>
+          <w:numId w:val="27"/>
         </w:numPr>
-      </w:pPr>
-      <w:bookmarkStart w:id="56" w:name="_Toc243430781"/>
-      <w:bookmarkStart w:id="57" w:name="_Toc243433220"/>
-      <w:bookmarkStart w:id="58" w:name="_Toc243479172"/>
-      <w:r>
+        <w:rPr>
+          <w:b/>
+          <w:bCs/>
+        </w:rPr>
+      </w:pPr>
+      <w:bookmarkStart w:id="70" w:name="_Toc243430781"/>
+      <w:bookmarkStart w:id="71" w:name="_Toc243433220"/>
+      <w:bookmarkStart w:id="72" w:name="_Toc243479172"/>
+      <w:r>
+        <w:rPr>
+          <w:b/>
+          <w:bCs/>
+        </w:rPr>
         <w:t>Data Understanding:</w:t>
       </w:r>
-      <w:bookmarkEnd w:id="56"/>
-      <w:bookmarkEnd w:id="57"/>
-      <w:bookmarkEnd w:id="58"/>
-      <w:r>
+      <w:bookmarkEnd w:id="70"/>
+      <w:bookmarkEnd w:id="71"/>
+      <w:bookmarkEnd w:id="72"/>
+      <w:r>
+        <w:rPr>
+          <w:b/>
+          <w:bCs/>
+        </w:rPr>
         <w:t xml:space="preserve"> </w:t>
+      </w:r>
+    </w:p>
+    <w:p>
+      <w:pPr>
+        <w:pStyle w:val="ListParagraph"/>
+      </w:pPr>
+      <w:r>
+        <w:t>Use descriptive statistics and visualisations to analyse browsing behaviour, including time spent on pages, product visits, exit rates and visitor types, to identify patterns linked to purchases.</w:t>
       </w:r>
     </w:p>
     <w:p>
@@ -5349,71 +4645,93 @@
           <w:color w:val="2F5496"/>
         </w:rPr>
       </w:pPr>
-      <w:r>
-        <w:t>Use descriptive statistics and visualisations to analyse browsing behaviour, including time spent on pages, product visits, exit rates and visitor types, to identify patterns linked to purchases.</w:t>
-      </w:r>
-    </w:p>
-    <w:p>
-      <w:pPr>
-        <w:pStyle w:val="Heading2"/>
-        <w:numPr>
-          <w:ilvl w:val="0"/>
-          <w:numId w:val="18"/>
-        </w:numPr>
-      </w:pPr>
-      <w:bookmarkStart w:id="59" w:name="_Toc243430782"/>
-      <w:bookmarkStart w:id="60" w:name="_Toc243433221"/>
-      <w:bookmarkStart w:id="61" w:name="_Toc243479173"/>
-      <w:r>
-        <w:t>Data Preparation:</w:t>
-      </w:r>
-      <w:bookmarkEnd w:id="59"/>
-      <w:bookmarkEnd w:id="60"/>
-      <w:bookmarkEnd w:id="61"/>
-      <w:r>
-        <w:t xml:space="preserve"> </w:t>
-      </w:r>
-    </w:p>
-    <w:p>
-      <w:pPr>
-        <w:pStyle w:val="ListParagraph"/>
-      </w:pPr>
-      <w:r>
-        <w:t>Check data quality, handle missing values and duplicates, encode categorical variables, assess class imbalance and create stratified training and testing sets, preventing data leakage.</w:t>
-      </w:r>
-    </w:p>
-    <w:p>
-      <w:pPr>
-        <w:pStyle w:val="Heading2"/>
-        <w:numPr>
-          <w:ilvl w:val="0"/>
-          <w:numId w:val="18"/>
-        </w:numPr>
-      </w:pPr>
-      <w:bookmarkStart w:id="62" w:name="_Toc243430783"/>
-      <w:bookmarkStart w:id="63" w:name="_Toc243433222"/>
-      <w:bookmarkStart w:id="64" w:name="_Toc243479174"/>
-      <w:r>
-        <w:t>Modelling:</w:t>
-      </w:r>
-      <w:bookmarkEnd w:id="62"/>
-      <w:bookmarkEnd w:id="63"/>
-      <w:bookmarkEnd w:id="64"/>
-    </w:p>
-    <w:p>
-      <w:pPr>
-        <w:pStyle w:val="ListParagraph"/>
-      </w:pPr>
-      <w:r>
-        <w:t>Develop three classification models using Python and scikit-learn:</w:t>
-      </w:r>
     </w:p>
     <w:p>
       <w:pPr>
         <w:pStyle w:val="ListParagraph"/>
         <w:numPr>
           <w:ilvl w:val="0"/>
-          <w:numId w:val="19"/>
+          <w:numId w:val="27"/>
+        </w:numPr>
+        <w:rPr>
+          <w:b/>
+          <w:bCs/>
+        </w:rPr>
+      </w:pPr>
+      <w:bookmarkStart w:id="73" w:name="_Toc243430782"/>
+      <w:bookmarkStart w:id="74" w:name="_Toc243433221"/>
+      <w:bookmarkStart w:id="75" w:name="_Toc243479173"/>
+      <w:r>
+        <w:rPr>
+          <w:b/>
+          <w:bCs/>
+        </w:rPr>
+        <w:t>Data Preparation:</w:t>
+      </w:r>
+      <w:bookmarkEnd w:id="73"/>
+      <w:bookmarkEnd w:id="74"/>
+      <w:bookmarkEnd w:id="75"/>
+      <w:r>
+        <w:rPr>
+          <w:b/>
+          <w:bCs/>
+        </w:rPr>
+        <w:t xml:space="preserve"> </w:t>
+      </w:r>
+    </w:p>
+    <w:p>
+      <w:pPr>
+        <w:pStyle w:val="ListParagraph"/>
+      </w:pPr>
+      <w:r>
+        <w:t>Check data quality, handle missing values and duplicates, encode categorical variables, assess class imbalance and create stratified training and testing sets, preventing data leakage.</w:t>
+      </w:r>
+    </w:p>
+    <w:p>
+      <w:pPr>
+        <w:pStyle w:val="ListParagraph"/>
+      </w:pPr>
+    </w:p>
+    <w:p>
+      <w:pPr>
+        <w:pStyle w:val="ListParagraph"/>
+        <w:numPr>
+          <w:ilvl w:val="0"/>
+          <w:numId w:val="27"/>
+        </w:numPr>
+        <w:rPr>
+          <w:b/>
+          <w:bCs/>
+        </w:rPr>
+      </w:pPr>
+      <w:bookmarkStart w:id="76" w:name="_Toc243430783"/>
+      <w:bookmarkStart w:id="77" w:name="_Toc243433222"/>
+      <w:bookmarkStart w:id="78" w:name="_Toc243479174"/>
+      <w:r>
+        <w:rPr>
+          <w:b/>
+          <w:bCs/>
+        </w:rPr>
+        <w:t>Modelling:</w:t>
+      </w:r>
+      <w:bookmarkEnd w:id="76"/>
+      <w:bookmarkEnd w:id="77"/>
+      <w:bookmarkEnd w:id="78"/>
+    </w:p>
+    <w:p>
+      <w:pPr>
+        <w:pStyle w:val="ListParagraph"/>
+      </w:pPr>
+      <w:r>
+        <w:t>Develop three classification models using Python and scikit-learn:</w:t>
+      </w:r>
+    </w:p>
+    <w:p>
+      <w:pPr>
+        <w:pStyle w:val="ListParagraph"/>
+        <w:numPr>
+          <w:ilvl w:val="0"/>
+          <w:numId w:val="28"/>
         </w:numPr>
       </w:pPr>
       <w:r>
@@ -5435,7 +4753,7 @@
         <w:pStyle w:val="ListParagraph"/>
         <w:numPr>
           <w:ilvl w:val="0"/>
-          <w:numId w:val="19"/>
+          <w:numId w:val="28"/>
         </w:numPr>
       </w:pPr>
       <w:r>
@@ -5457,7 +4775,7 @@
         <w:pStyle w:val="ListParagraph"/>
         <w:numPr>
           <w:ilvl w:val="0"/>
-          <w:numId w:val="19"/>
+          <w:numId w:val="28"/>
         </w:numPr>
       </w:pPr>
       <w:r>
@@ -5465,6 +4783,7 @@
           <w:b/>
           <w:bCs/>
         </w:rPr>
+        <w:lastRenderedPageBreak/>
         <w:t>Random Forest:</w:t>
       </w:r>
       <w:r>
@@ -5484,54 +4803,88 @@
     </w:p>
     <w:p>
       <w:pPr>
-        <w:pStyle w:val="Heading2"/>
+        <w:pStyle w:val="ListParagraph"/>
+      </w:pPr>
+    </w:p>
+    <w:p>
+      <w:pPr>
+        <w:pStyle w:val="ListParagraph"/>
         <w:numPr>
           <w:ilvl w:val="0"/>
-          <w:numId w:val="18"/>
+          <w:numId w:val="27"/>
         </w:numPr>
-      </w:pPr>
-      <w:bookmarkStart w:id="65" w:name="_Toc243430784"/>
-      <w:bookmarkStart w:id="66" w:name="_Toc243433223"/>
-      <w:bookmarkStart w:id="67" w:name="_Toc243479175"/>
-      <w:r>
+        <w:rPr>
+          <w:b/>
+          <w:bCs/>
+        </w:rPr>
+      </w:pPr>
+      <w:bookmarkStart w:id="79" w:name="_Toc243430784"/>
+      <w:bookmarkStart w:id="80" w:name="_Toc243433223"/>
+      <w:bookmarkStart w:id="81" w:name="_Toc243479175"/>
+      <w:r>
+        <w:rPr>
+          <w:b/>
+          <w:bCs/>
+        </w:rPr>
         <w:t>Evaluation:</w:t>
       </w:r>
-      <w:bookmarkEnd w:id="65"/>
-      <w:bookmarkEnd w:id="66"/>
-      <w:bookmarkEnd w:id="67"/>
-      <w:r>
+      <w:bookmarkEnd w:id="79"/>
+      <w:bookmarkEnd w:id="80"/>
+      <w:bookmarkEnd w:id="81"/>
+      <w:r>
+        <w:rPr>
+          <w:b/>
+          <w:bCs/>
+        </w:rPr>
         <w:t xml:space="preserve"> </w:t>
       </w:r>
     </w:p>
     <w:p>
       <w:pPr>
-        <w:ind w:left="720"/>
+        <w:pStyle w:val="ListParagraph"/>
+      </w:pPr>
+      <w:r>
+        <w:t>The models will be compared using precision, recall, F1-score, and confusion matrices. After training and tuning, the models will be tested on unseen data to evaluate their classification performance. The final model will be selected based on predictive performance and usefulness for business decision-making.</w:t>
+      </w:r>
+    </w:p>
+    <w:p>
+      <w:pPr>
+        <w:pStyle w:val="ListParagraph"/>
         <w:rPr>
           <w:rFonts w:eastAsiaTheme="majorEastAsia"/>
         </w:rPr>
       </w:pPr>
-      <w:r>
-        <w:t>The models will be compared using precision, recall, F1-score, and confusion matrices. After training and tuning, the models will be tested on unseen data to evaluate their classification performance. The final model will be selected based on predictive performance and usefulness for business decision-making.</w:t>
-      </w:r>
-    </w:p>
-    <w:p>
-      <w:pPr>
-        <w:pStyle w:val="Heading2"/>
+    </w:p>
+    <w:p>
+      <w:pPr>
+        <w:pStyle w:val="ListParagraph"/>
         <w:numPr>
           <w:ilvl w:val="0"/>
-          <w:numId w:val="18"/>
+          <w:numId w:val="27"/>
         </w:numPr>
-      </w:pPr>
-      <w:bookmarkStart w:id="68" w:name="_Toc243430785"/>
-      <w:bookmarkStart w:id="69" w:name="_Toc243433224"/>
-      <w:bookmarkStart w:id="70" w:name="_Toc243479176"/>
-      <w:r>
+        <w:rPr>
+          <w:b/>
+          <w:bCs/>
+        </w:rPr>
+      </w:pPr>
+      <w:bookmarkStart w:id="82" w:name="_Toc243430785"/>
+      <w:bookmarkStart w:id="83" w:name="_Toc243433224"/>
+      <w:bookmarkStart w:id="84" w:name="_Toc243479176"/>
+      <w:r>
+        <w:rPr>
+          <w:b/>
+          <w:bCs/>
+        </w:rPr>
         <w:t>Deployment and Business Recommendations:</w:t>
       </w:r>
-      <w:bookmarkEnd w:id="68"/>
-      <w:bookmarkEnd w:id="69"/>
-      <w:bookmarkEnd w:id="70"/>
-      <w:r>
+      <w:bookmarkEnd w:id="82"/>
+      <w:bookmarkEnd w:id="83"/>
+      <w:bookmarkEnd w:id="84"/>
+      <w:r>
+        <w:rPr>
+          <w:b/>
+          <w:bCs/>
+        </w:rPr>
         <w:t xml:space="preserve"> </w:t>
       </w:r>
     </w:p>
@@ -5550,18 +4903,115 @@
     </w:p>
     <w:p>
       <w:pPr>
+        <w:pStyle w:val="ListParagraph"/>
+        <w:keepNext/>
+      </w:pPr>
+      <w:r>
+        <w:rPr>
+          <w:noProof/>
+        </w:rPr>
+        <w:drawing>
+          <wp:inline distT="0" distB="0" distL="0" distR="0" wp14:anchorId="6F4CC292" wp14:editId="1A2DC860">
+            <wp:extent cx="4024087" cy="4032553"/>
+            <wp:effectExtent l="0" t="0" r="0" b="6350"/>
+            <wp:docPr id="2075848236" name="Picture 4"/>
+            <wp:cNvGraphicFramePr>
+              <a:graphicFrameLocks xmlns:a="http://schemas.openxmlformats.org/drawingml/2006/main" noChangeAspect="1"/>
+            </wp:cNvGraphicFramePr>
+            <a:graphic xmlns:a="http://schemas.openxmlformats.org/drawingml/2006/main">
+              <a:graphicData uri="http://schemas.openxmlformats.org/drawingml/2006/picture">
+                <pic:pic xmlns:pic="http://schemas.openxmlformats.org/drawingml/2006/picture">
+                  <pic:nvPicPr>
+                    <pic:cNvPr id="2075848236" name="Picture 2075848236"/>
+                    <pic:cNvPicPr/>
+                  </pic:nvPicPr>
+                  <pic:blipFill>
+                    <a:blip r:embed="rId9" cstate="print">
+                      <a:extLst>
+                        <a:ext uri="{28A0092B-C50C-407E-A947-70E740481C1C}">
+                          <a14:useLocalDpi xmlns:a14="http://schemas.microsoft.com/office/drawing/2010/main" val="0"/>
+                        </a:ext>
+                      </a:extLst>
+                    </a:blip>
+                    <a:stretch>
+                      <a:fillRect/>
+                    </a:stretch>
+                  </pic:blipFill>
+                  <pic:spPr>
+                    <a:xfrm>
+                      <a:off x="0" y="0"/>
+                      <a:ext cx="4025461" cy="4033930"/>
+                    </a:xfrm>
+                    <a:prstGeom prst="rect">
+                      <a:avLst/>
+                    </a:prstGeom>
+                  </pic:spPr>
+                </pic:pic>
+              </a:graphicData>
+            </a:graphic>
+          </wp:inline>
+        </w:drawing>
+      </w:r>
+    </w:p>
+    <w:p>
+      <w:pPr>
+        <w:pStyle w:val="Caption"/>
+      </w:pPr>
+      <w:bookmarkStart w:id="85" w:name="_Toc243564136"/>
+      <w:r>
+        <w:t xml:space="preserve">Figure </w:t>
+      </w:r>
+      <w:r>
+        <w:fldChar w:fldCharType="begin"/>
+      </w:r>
+      <w:r>
+        <w:instrText xml:space="preserve"> SEQ Figure \* ARABIC </w:instrText>
+      </w:r>
+      <w:r>
+        <w:fldChar w:fldCharType="separate"/>
+      </w:r>
+      <w:r>
+        <w:rPr>
+          <w:noProof/>
+        </w:rPr>
+        <w:t>1</w:t>
+      </w:r>
+      <w:r>
+        <w:fldChar w:fldCharType="end"/>
+      </w:r>
+      <w:r>
+        <w:t xml:space="preserve"> </w:t>
+      </w:r>
+      <w:r>
+        <w:t>The CRISP-DM Process</w:t>
+      </w:r>
+      <w:bookmarkEnd w:id="85"/>
+    </w:p>
+    <w:p>
+      <w:pPr>
+        <w:pStyle w:val="ListParagraph"/>
+      </w:pPr>
+    </w:p>
+    <w:p>
+      <w:pPr>
+        <w:pStyle w:val="ListParagraph"/>
+      </w:pPr>
+    </w:p>
+    <w:p>
+      <w:pPr>
         <w:pStyle w:val="Heading2"/>
       </w:pPr>
-      <w:bookmarkStart w:id="71" w:name="_Toc243430786"/>
-      <w:bookmarkStart w:id="72" w:name="_Toc243433225"/>
-      <w:bookmarkStart w:id="73" w:name="_Toc243479177"/>
-      <w:r>
-        <w:lastRenderedPageBreak/>
+      <w:bookmarkStart w:id="86" w:name="_Toc243430786"/>
+      <w:bookmarkStart w:id="87" w:name="_Toc243433225"/>
+      <w:bookmarkStart w:id="88" w:name="_Toc243479177"/>
+      <w:bookmarkStart w:id="89" w:name="_Toc243564911"/>
+      <w:r>
         <w:t>Tools and Technologies</w:t>
       </w:r>
-      <w:bookmarkEnd w:id="71"/>
-      <w:bookmarkEnd w:id="72"/>
-      <w:bookmarkEnd w:id="73"/>
+      <w:bookmarkEnd w:id="86"/>
+      <w:bookmarkEnd w:id="87"/>
+      <w:bookmarkEnd w:id="88"/>
+      <w:bookmarkEnd w:id="89"/>
     </w:p>
     <w:p>
       <w:pPr>
@@ -5602,6 +5052,7 @@
         </w:numPr>
       </w:pPr>
       <w:r>
+        <w:lastRenderedPageBreak/>
         <w:t>Scikit-learn will support model development and evaluation</w:t>
       </w:r>
       <w:r>
@@ -5668,22 +5119,30 @@
       <w:pPr>
         <w:pStyle w:val="Heading2"/>
       </w:pPr>
-      <w:bookmarkStart w:id="74" w:name="_Toc243430787"/>
-      <w:bookmarkStart w:id="75" w:name="_Toc243433226"/>
-      <w:bookmarkStart w:id="76" w:name="_Toc243479178"/>
+      <w:bookmarkStart w:id="90" w:name="_Toc243430787"/>
+      <w:bookmarkStart w:id="91" w:name="_Toc243433226"/>
+      <w:bookmarkStart w:id="92" w:name="_Toc243479178"/>
+      <w:bookmarkStart w:id="93" w:name="_Toc243564912"/>
       <w:r>
         <w:t>Proposed System Architecture</w:t>
       </w:r>
-      <w:bookmarkEnd w:id="74"/>
-      <w:bookmarkEnd w:id="75"/>
-      <w:bookmarkEnd w:id="76"/>
+      <w:bookmarkEnd w:id="90"/>
+      <w:bookmarkEnd w:id="91"/>
+      <w:bookmarkEnd w:id="92"/>
+      <w:bookmarkEnd w:id="93"/>
       <w:r>
         <w:t xml:space="preserve"> </w:t>
       </w:r>
     </w:p>
     <w:p>
       <w:r>
-        <w:t>Figure 1 illustrates the proposed workflow from data acquisition to business reporting. The UCI dataset will be explored and prepared using Python before developing and evaluating three machine learning classification models. The results will be presented through a Tableau dashboard and final report, supporting recommendations to improve marketing decisions, conversion strategies and sales opportunities. Live system integration is outside the project scope.</w:t>
+        <w:t xml:space="preserve">Figure </w:t>
+      </w:r>
+      <w:r>
+        <w:t>2</w:t>
+      </w:r>
+      <w:r>
+        <w:t xml:space="preserve"> illustrates the proposed workflow from data acquisition to business reporting. The UCI dataset will be explored and prepared using Python before developing and evaluating three machine learning classification models. The results will be presented through a Tableau dashboard and final report, supporting recommendations to improve marketing decisions, conversion strategies and sales opportunities. Live system integration is outside the project scope.</w:t>
       </w:r>
       <w:r>
         <w:br w:type="page"/>
@@ -5716,7 +5175,7 @@
                     </pic:cNvPicPr>
                   </pic:nvPicPr>
                   <pic:blipFill>
-                    <a:blip r:embed="rId8">
+                    <a:blip r:embed="rId10">
                       <a:extLst>
                         <a:ext uri="{28A0092B-C50C-407E-A947-70E740481C1C}">
                           <a14:useLocalDpi xmlns:a14="http://schemas.microsoft.com/office/drawing/2010/main" val="0"/>
@@ -5752,27 +5211,42 @@
       <w:pPr>
         <w:pStyle w:val="Caption"/>
       </w:pPr>
-      <w:bookmarkStart w:id="77" w:name="_Toc243431146"/>
-      <w:bookmarkStart w:id="78" w:name="_Toc243433233"/>
+      <w:bookmarkStart w:id="94" w:name="_Toc243431146"/>
+      <w:bookmarkStart w:id="95" w:name="_Toc243433233"/>
+      <w:bookmarkStart w:id="96" w:name="_Toc243564137"/>
       <w:r>
         <w:t xml:space="preserve">Figure </w:t>
       </w:r>
-      <w:fldSimple w:instr=" SEQ Figure \* ARABIC ">
-        <w:r>
-          <w:rPr>
-            <w:noProof/>
-          </w:rPr>
-          <w:t>1</w:t>
-        </w:r>
-      </w:fldSimple>
+      <w:r>
+        <w:fldChar w:fldCharType="begin"/>
+      </w:r>
+      <w:r>
+        <w:instrText xml:space="preserve"> SEQ Figure \* ARABIC </w:instrText>
+      </w:r>
+      <w:r>
+        <w:fldChar w:fldCharType="separate"/>
+      </w:r>
+      <w:r>
+        <w:rPr>
+          <w:noProof/>
+        </w:rPr>
+        <w:t>2</w:t>
+      </w:r>
+      <w:r>
+        <w:rPr>
+          <w:noProof/>
+        </w:rPr>
+        <w:fldChar w:fldCharType="end"/>
+      </w:r>
       <w:r>
         <w:t xml:space="preserve"> </w:t>
       </w:r>
       <w:r>
         <w:t>High-level architectural diagram</w:t>
       </w:r>
-      <w:bookmarkEnd w:id="77"/>
-      <w:bookmarkEnd w:id="78"/>
+      <w:bookmarkEnd w:id="94"/>
+      <w:bookmarkEnd w:id="95"/>
+      <w:bookmarkEnd w:id="96"/>
     </w:p>
     <w:p>
       <w:pPr>
@@ -5794,16 +5268,18 @@
       <w:pPr>
         <w:pStyle w:val="Heading1"/>
       </w:pPr>
-      <w:bookmarkStart w:id="79" w:name="_Toc243430788"/>
-      <w:bookmarkStart w:id="80" w:name="_Toc243433227"/>
-      <w:bookmarkStart w:id="81" w:name="_Toc243479179"/>
+      <w:bookmarkStart w:id="97" w:name="_Toc243430788"/>
+      <w:bookmarkStart w:id="98" w:name="_Toc243433227"/>
+      <w:bookmarkStart w:id="99" w:name="_Toc243479179"/>
+      <w:bookmarkStart w:id="100" w:name="_Toc243564913"/>
       <w:r>
         <w:lastRenderedPageBreak/>
         <w:t>Data Sources</w:t>
       </w:r>
-      <w:bookmarkEnd w:id="79"/>
-      <w:bookmarkEnd w:id="80"/>
-      <w:bookmarkEnd w:id="81"/>
+      <w:bookmarkEnd w:id="97"/>
+      <w:bookmarkEnd w:id="98"/>
+      <w:bookmarkEnd w:id="99"/>
+      <w:bookmarkEnd w:id="100"/>
     </w:p>
     <w:p>
       <w:pPr>
@@ -5844,7 +5320,13 @@
         <w:t>12,330 website sessions, 17 independent variables and one target variable, Revenue</w:t>
       </w:r>
       <w:r>
-        <w:t>, indicating whether a purchase occurred. The variables include product-page visits, browsing duration, bounce rates, exit rates, visitor type and other session characteristics (Figure 2).</w:t>
+        <w:t xml:space="preserve">, indicating whether a purchase occurred. The variables include product-page visits, browsing duration, bounce rates, exit rates, visitor type and other session characteristics (Figure </w:t>
+      </w:r>
+      <w:r>
+        <w:t>3</w:t>
+      </w:r>
+      <w:r>
+        <w:t>).</w:t>
       </w:r>
     </w:p>
     <w:p>
@@ -5920,7 +5402,7 @@
                     <pic:cNvPicPr/>
                   </pic:nvPicPr>
                   <pic:blipFill>
-                    <a:blip r:embed="rId9"/>
+                    <a:blip r:embed="rId11"/>
                     <a:stretch>
                       <a:fillRect/>
                     </a:stretch>
@@ -5945,32 +5427,47 @@
       <w:pPr>
         <w:pStyle w:val="Caption"/>
       </w:pPr>
-      <w:bookmarkStart w:id="82" w:name="_Toc242874954"/>
-      <w:bookmarkStart w:id="83" w:name="_Toc243431147"/>
-      <w:bookmarkStart w:id="84" w:name="_Toc243433234"/>
+      <w:bookmarkStart w:id="101" w:name="_Toc242874954"/>
+      <w:bookmarkStart w:id="102" w:name="_Toc243431147"/>
+      <w:bookmarkStart w:id="103" w:name="_Toc243433234"/>
+      <w:bookmarkStart w:id="104" w:name="_Toc243564138"/>
       <w:r>
         <w:t xml:space="preserve">Figure </w:t>
       </w:r>
-      <w:fldSimple w:instr=" SEQ Figure \* ARABIC ">
-        <w:r>
-          <w:rPr>
-            <w:noProof/>
-          </w:rPr>
-          <w:t>2</w:t>
-        </w:r>
-      </w:fldSimple>
+      <w:r>
+        <w:fldChar w:fldCharType="begin"/>
+      </w:r>
+      <w:r>
+        <w:instrText xml:space="preserve"> SEQ Figure \* ARABIC </w:instrText>
+      </w:r>
+      <w:r>
+        <w:fldChar w:fldCharType="separate"/>
+      </w:r>
+      <w:r>
+        <w:rPr>
+          <w:noProof/>
+        </w:rPr>
+        <w:t>3</w:t>
+      </w:r>
+      <w:r>
+        <w:rPr>
+          <w:noProof/>
+        </w:rPr>
+        <w:fldChar w:fldCharType="end"/>
+      </w:r>
       <w:r>
         <w:t xml:space="preserve"> </w:t>
       </w:r>
       <w:r>
         <w:t xml:space="preserve"> </w:t>
       </w:r>
-      <w:bookmarkEnd w:id="82"/>
-      <w:bookmarkEnd w:id="83"/>
+      <w:bookmarkEnd w:id="101"/>
+      <w:bookmarkEnd w:id="102"/>
       <w:r>
         <w:t>Dataset Structure and Variables</w:t>
       </w:r>
-      <w:bookmarkEnd w:id="84"/>
+      <w:bookmarkEnd w:id="103"/>
+      <w:bookmarkEnd w:id="104"/>
     </w:p>
     <w:p>
       <w:r>
@@ -5991,20 +5488,23 @@
       <w:pPr>
         <w:pStyle w:val="Heading1"/>
       </w:pPr>
-      <w:bookmarkStart w:id="85" w:name="_Toc243430789"/>
-      <w:bookmarkStart w:id="86" w:name="_Toc243433228"/>
-      <w:bookmarkStart w:id="87" w:name="_Toc243479180"/>
+      <w:bookmarkStart w:id="105" w:name="_Toc243430789"/>
+      <w:bookmarkStart w:id="106" w:name="_Toc243433228"/>
+      <w:bookmarkStart w:id="107" w:name="_Toc243479180"/>
+      <w:bookmarkStart w:id="108" w:name="_Toc243564914"/>
       <w:r>
         <w:lastRenderedPageBreak/>
         <w:t>Expected Deliverables</w:t>
       </w:r>
-      <w:bookmarkEnd w:id="85"/>
-      <w:bookmarkEnd w:id="86"/>
-      <w:bookmarkEnd w:id="87"/>
+      <w:bookmarkEnd w:id="105"/>
+      <w:bookmarkEnd w:id="106"/>
+      <w:bookmarkEnd w:id="107"/>
+      <w:bookmarkEnd w:id="108"/>
       <w:r>
         <w:t xml:space="preserve"> </w:t>
       </w:r>
     </w:p>
+    <w:p/>
     <w:p>
       <w:r>
         <w:t>By the end of Semester 2, the project is expected to produce:</w:t>
@@ -6103,25 +5603,31 @@
       <w:r>
         <w:t>The main outcome will be evaluated predictive models and data-driven recommendations to support customer engagement, marketing decisions and future conversion improvement strategies.</w:t>
       </w:r>
-      <w:r>
-        <w:br w:type="page"/>
-      </w:r>
+      <w:bookmarkStart w:id="109" w:name="_Toc243430790"/>
+      <w:bookmarkStart w:id="110" w:name="_Toc243433229"/>
+      <w:bookmarkStart w:id="111" w:name="_Toc243479181"/>
+    </w:p>
+    <w:p>
+      <w:pPr>
+        <w:suppressAutoHyphens w:val="0"/>
+        <w:autoSpaceDN/>
+        <w:spacing w:line="259" w:lineRule="auto"/>
+      </w:pPr>
     </w:p>
     <w:p>
       <w:pPr>
         <w:pStyle w:val="Heading1"/>
       </w:pPr>
-      <w:bookmarkStart w:id="88" w:name="_Toc243430790"/>
-      <w:bookmarkStart w:id="89" w:name="_Toc243433229"/>
-      <w:bookmarkStart w:id="90" w:name="_Toc243479181"/>
-      <w:r>
-        <w:lastRenderedPageBreak/>
+      <w:bookmarkStart w:id="112" w:name="_Toc243564915"/>
+      <w:r>
         <w:t>Project Timeline</w:t>
       </w:r>
-      <w:bookmarkEnd w:id="88"/>
-      <w:bookmarkEnd w:id="89"/>
-      <w:bookmarkEnd w:id="90"/>
-    </w:p>
+      <w:bookmarkEnd w:id="109"/>
+      <w:bookmarkEnd w:id="110"/>
+      <w:bookmarkEnd w:id="111"/>
+      <w:bookmarkEnd w:id="112"/>
+    </w:p>
+    <w:p/>
     <w:p>
       <w:r>
         <w:t>The project will be completed over two semesters, from September 2026 to May 2027.</w:t>
@@ -6154,6 +5660,7 @@
         <w:t xml:space="preserve"> will complete data preparation, followed by machine learning development, model evaluation, Tableau dashboard development, business recommendations and the final report.</w:t>
       </w:r>
     </w:p>
+    <w:p/>
     <w:p>
       <w:r>
         <w:t xml:space="preserve">The project will follow </w:t>
@@ -6298,7 +5805,13 @@
         <w:t>Gantt chart below</w:t>
       </w:r>
       <w:r>
-        <w:t xml:space="preserve"> (Fig 3).</w:t>
+        <w:t xml:space="preserve"> (Fig </w:t>
+      </w:r>
+      <w:r>
+        <w:t>4</w:t>
+      </w:r>
+      <w:r>
+        <w:t>).</w:t>
       </w:r>
     </w:p>
     <w:p>
@@ -6306,13 +5819,17 @@
         <w:keepNext/>
       </w:pPr>
       <w:r>
+        <w:lastRenderedPageBreak/>
         <w:t xml:space="preserve"> </w:t>
       </w:r>
       <w:r>
+        <w:rPr>
+          <w:noProof/>
+        </w:rPr>
         <w:drawing>
-          <wp:inline distT="0" distB="0" distL="0" distR="0" wp14:anchorId="1ED5AC31" wp14:editId="4DEE5A5E">
-            <wp:extent cx="5731510" cy="2581910"/>
-            <wp:effectExtent l="0" t="0" r="2540" b="8890"/>
+          <wp:inline distT="0" distB="0" distL="0" distR="0" wp14:anchorId="1ED5AC31" wp14:editId="357E123D">
+            <wp:extent cx="5957248" cy="3780155"/>
+            <wp:effectExtent l="0" t="0" r="5715" b="0"/>
             <wp:docPr id="1410346949" name="Picture 1"/>
             <wp:cNvGraphicFramePr>
               <a:graphicFrameLocks xmlns:a="http://schemas.openxmlformats.org/drawingml/2006/main" noChangeAspect="1"/>
@@ -6325,7 +5842,7 @@
                     <pic:cNvPicPr/>
                   </pic:nvPicPr>
                   <pic:blipFill>
-                    <a:blip r:embed="rId10"/>
+                    <a:blip r:embed="rId12"/>
                     <a:stretch>
                       <a:fillRect/>
                     </a:stretch>
@@ -6333,7 +5850,7 @@
                   <pic:spPr>
                     <a:xfrm>
                       <a:off x="0" y="0"/>
-                      <a:ext cx="5731510" cy="2581910"/>
+                      <a:ext cx="5967065" cy="3786384"/>
                     </a:xfrm>
                     <a:prstGeom prst="rect">
                       <a:avLst/>
@@ -6350,23 +5867,38 @@
       <w:pPr>
         <w:pStyle w:val="Caption"/>
       </w:pPr>
+      <w:bookmarkStart w:id="113" w:name="_Toc243564139"/>
       <w:r>
         <w:t xml:space="preserve">Figure </w:t>
       </w:r>
-      <w:fldSimple w:instr=" SEQ Figure \* ARABIC ">
-        <w:r>
-          <w:rPr>
-            <w:noProof/>
-          </w:rPr>
-          <w:t>3</w:t>
-        </w:r>
-      </w:fldSimple>
+      <w:r>
+        <w:fldChar w:fldCharType="begin"/>
+      </w:r>
+      <w:r>
+        <w:instrText xml:space="preserve"> SEQ Figure \* ARABIC </w:instrText>
+      </w:r>
+      <w:r>
+        <w:fldChar w:fldCharType="separate"/>
+      </w:r>
+      <w:r>
+        <w:rPr>
+          <w:noProof/>
+        </w:rPr>
+        <w:t>4</w:t>
+      </w:r>
+      <w:r>
+        <w:rPr>
+          <w:noProof/>
+        </w:rPr>
+        <w:fldChar w:fldCharType="end"/>
+      </w:r>
       <w:r>
         <w:t xml:space="preserve"> </w:t>
       </w:r>
       <w:r>
         <w:t>Gantt chart</w:t>
       </w:r>
+      <w:bookmarkEnd w:id="113"/>
     </w:p>
     <w:p>
       <w:pPr>
@@ -6389,16 +5921,18 @@
       <w:pPr>
         <w:pStyle w:val="Heading1"/>
       </w:pPr>
-      <w:bookmarkStart w:id="91" w:name="_Toc243430791"/>
-      <w:bookmarkStart w:id="92" w:name="_Toc243433230"/>
-      <w:bookmarkStart w:id="93" w:name="_Toc243479182"/>
+      <w:bookmarkStart w:id="114" w:name="_Toc243430791"/>
+      <w:bookmarkStart w:id="115" w:name="_Toc243433230"/>
+      <w:bookmarkStart w:id="116" w:name="_Toc243479182"/>
+      <w:bookmarkStart w:id="117" w:name="_Toc243564916"/>
       <w:r>
         <w:lastRenderedPageBreak/>
         <w:t>Ethical and Legal Considerations</w:t>
       </w:r>
-      <w:bookmarkEnd w:id="91"/>
-      <w:bookmarkEnd w:id="92"/>
-      <w:bookmarkEnd w:id="93"/>
+      <w:bookmarkEnd w:id="114"/>
+      <w:bookmarkEnd w:id="115"/>
+      <w:bookmarkEnd w:id="116"/>
+      <w:bookmarkEnd w:id="117"/>
       <w:r>
         <w:t xml:space="preserve"> </w:t>
       </w:r>
@@ -6469,16 +6003,18 @@
       <w:pPr>
         <w:pStyle w:val="Heading1"/>
       </w:pPr>
-      <w:bookmarkStart w:id="94" w:name="_Toc243430792"/>
-      <w:bookmarkStart w:id="95" w:name="_Toc243433231"/>
-      <w:bookmarkStart w:id="96" w:name="_Toc243479183"/>
+      <w:bookmarkStart w:id="118" w:name="_Toc243430792"/>
+      <w:bookmarkStart w:id="119" w:name="_Toc243433231"/>
+      <w:bookmarkStart w:id="120" w:name="_Toc243479183"/>
+      <w:bookmarkStart w:id="121" w:name="_Toc243564917"/>
       <w:r>
         <w:lastRenderedPageBreak/>
         <w:t>References</w:t>
       </w:r>
-      <w:bookmarkEnd w:id="94"/>
-      <w:bookmarkEnd w:id="95"/>
-      <w:bookmarkEnd w:id="96"/>
+      <w:bookmarkEnd w:id="118"/>
+      <w:bookmarkEnd w:id="119"/>
+      <w:bookmarkEnd w:id="120"/>
+      <w:bookmarkEnd w:id="121"/>
     </w:p>
     <w:p>
       <w:pPr>
@@ -6757,8 +6293,9 @@
       <w:pPr>
         <w:pStyle w:val="Heading1"/>
       </w:pPr>
-      <w:bookmarkStart w:id="97" w:name="_Toc243433232"/>
-      <w:bookmarkStart w:id="98" w:name="_Toc243479184"/>
+      <w:bookmarkStart w:id="122" w:name="_Toc243433232"/>
+      <w:bookmarkStart w:id="123" w:name="_Toc243479184"/>
+      <w:bookmarkStart w:id="124" w:name="_Toc243564918"/>
       <w:r>
         <w:lastRenderedPageBreak/>
         <w:t>Appendix</w:t>
@@ -6767,7 +6304,7 @@
         <w:t xml:space="preserve"> </w:t>
       </w:r>
       <w:r>
-        <w:t xml:space="preserve">A </w:t>
+        <w:t xml:space="preserve"> </w:t>
       </w:r>
       <w:r>
         <w:t xml:space="preserve">- </w:t>
@@ -6775,8 +6312,9 @@
       <w:r>
         <w:t>AI Use Declaration and Prompt Log</w:t>
       </w:r>
-      <w:bookmarkEnd w:id="97"/>
-      <w:bookmarkEnd w:id="98"/>
+      <w:bookmarkEnd w:id="122"/>
+      <w:bookmarkEnd w:id="123"/>
+      <w:bookmarkEnd w:id="124"/>
     </w:p>
     <w:p>
       <w:r>
@@ -6804,15 +6342,25 @@
     </w:p>
     <w:p>
       <w:pPr>
-        <w:numPr>
-          <w:ilvl w:val="0"/>
-          <w:numId w:val="26"/>
-        </w:numPr>
         <w:rPr>
           <w:b/>
           <w:bCs/>
         </w:rPr>
       </w:pPr>
+      <w:r>
+        <w:rPr>
+          <w:b/>
+          <w:bCs/>
+        </w:rPr>
+        <w:t xml:space="preserve">Appendix A.1 </w:t>
+      </w:r>
+      <w:r>
+        <w:rPr>
+          <w:b/>
+          <w:bCs/>
+        </w:rPr>
+        <w:t xml:space="preserve">- </w:t>
+      </w:r>
       <w:r>
         <w:rPr>
           <w:b/>
@@ -6855,15 +6403,39 @@
     </w:p>
     <w:p>
       <w:pPr>
-        <w:numPr>
-          <w:ilvl w:val="0"/>
-          <w:numId w:val="26"/>
-        </w:numPr>
         <w:rPr>
           <w:b/>
           <w:bCs/>
         </w:rPr>
       </w:pPr>
+      <w:r>
+        <w:rPr>
+          <w:b/>
+          <w:bCs/>
+        </w:rPr>
+        <w:t>Appendix A.</w:t>
+      </w:r>
+      <w:r>
+        <w:rPr>
+          <w:b/>
+          <w:bCs/>
+        </w:rPr>
+        <w:t>2</w:t>
+      </w:r>
+      <w:r>
+        <w:rPr>
+          <w:b/>
+          <w:bCs/>
+        </w:rPr>
+        <w:t xml:space="preserve"> </w:t>
+      </w:r>
+      <w:r>
+        <w:rPr>
+          <w:b/>
+          <w:bCs/>
+        </w:rPr>
+        <w:t xml:space="preserve"> - </w:t>
+      </w:r>
       <w:r>
         <w:rPr>
           <w:b/>
@@ -6900,15 +6472,25 @@
     </w:p>
     <w:p>
       <w:pPr>
-        <w:numPr>
-          <w:ilvl w:val="0"/>
-          <w:numId w:val="26"/>
-        </w:numPr>
         <w:rPr>
           <w:b/>
           <w:bCs/>
         </w:rPr>
       </w:pPr>
+      <w:r>
+        <w:rPr>
+          <w:b/>
+          <w:bCs/>
+        </w:rPr>
+        <w:t>Appendix A.</w:t>
+      </w:r>
+      <w:r>
+        <w:rPr>
+          <w:b/>
+          <w:bCs/>
+        </w:rPr>
+        <w:t xml:space="preserve">3 - </w:t>
+      </w:r>
       <w:r>
         <w:rPr>
           <w:b/>
@@ -6945,15 +6527,25 @@
     </w:p>
     <w:p>
       <w:pPr>
-        <w:numPr>
-          <w:ilvl w:val="0"/>
-          <w:numId w:val="26"/>
-        </w:numPr>
         <w:rPr>
           <w:b/>
           <w:bCs/>
         </w:rPr>
       </w:pPr>
+      <w:r>
+        <w:rPr>
+          <w:b/>
+          <w:bCs/>
+        </w:rPr>
+        <w:t>Appendix A.</w:t>
+      </w:r>
+      <w:r>
+        <w:rPr>
+          <w:b/>
+          <w:bCs/>
+        </w:rPr>
+        <w:t xml:space="preserve">4 - </w:t>
+      </w:r>
       <w:r>
         <w:rPr>
           <w:b/>
@@ -6975,9 +6567,9 @@
     </w:p>
     <w:p/>
     <w:sectPr>
-      <w:headerReference w:type="default" r:id="rId11"/>
-      <w:footerReference w:type="default" r:id="rId12"/>
-      <w:headerReference w:type="first" r:id="rId13"/>
+      <w:headerReference w:type="default" r:id="rId13"/>
+      <w:footerReference w:type="default" r:id="rId14"/>
+      <w:headerReference w:type="first" r:id="rId15"/>
       <w:pgSz w:w="11906" w:h="16838"/>
       <w:pgMar w:top="1440" w:right="1440" w:bottom="1440" w:left="1440" w:header="708" w:footer="708" w:gutter="0"/>
       <w:pgNumType w:start="0"/>
@@ -7019,37 +6611,66 @@
   <w:p>
     <w:pPr>
       <w:pStyle w:val="Footer"/>
+      <w:rPr>
+        <w:sz w:val="16"/>
+        <w:szCs w:val="16"/>
+      </w:rPr>
     </w:pPr>
     <w:r>
-      <w:t>HDSDAB Sep26 PT SB -  Strategic Thinking</w:t>
+      <w:rPr>
+        <w:sz w:val="16"/>
+        <w:szCs w:val="16"/>
+      </w:rPr>
+      <w:t xml:space="preserve">HDSDAB Sep26 PT SB -  Strategic Thinking </w:t>
     </w:r>
     <w:r>
-      <w:t xml:space="preserve"> </w:t>
-    </w:r>
-    <w:r>
+      <w:rPr>
+        <w:sz w:val="16"/>
+        <w:szCs w:val="16"/>
+      </w:rPr>
       <w:ptab w:relativeTo="margin" w:alignment="center" w:leader="none"/>
     </w:r>
     <w:r>
+      <w:rPr>
+        <w:sz w:val="16"/>
+        <w:szCs w:val="16"/>
+      </w:rPr>
       <w:ptab w:relativeTo="margin" w:alignment="right" w:leader="none"/>
     </w:r>
     <w:r>
+      <w:rPr>
+        <w:sz w:val="16"/>
+        <w:szCs w:val="16"/>
+      </w:rPr>
       <w:fldChar w:fldCharType="begin"/>
     </w:r>
     <w:r>
+      <w:rPr>
+        <w:sz w:val="16"/>
+        <w:szCs w:val="16"/>
+      </w:rPr>
       <w:instrText xml:space="preserve"> PAGE   \* MERGEFORMAT </w:instrText>
     </w:r>
     <w:r>
+      <w:rPr>
+        <w:sz w:val="16"/>
+        <w:szCs w:val="16"/>
+      </w:rPr>
       <w:fldChar w:fldCharType="separate"/>
     </w:r>
     <w:r>
       <w:rPr>
         <w:noProof/>
+        <w:sz w:val="16"/>
+        <w:szCs w:val="16"/>
       </w:rPr>
       <w:t>1</w:t>
     </w:r>
     <w:r>
       <w:rPr>
         <w:noProof/>
+        <w:sz w:val="16"/>
+        <w:szCs w:val="16"/>
       </w:rPr>
       <w:fldChar w:fldCharType="end"/>
     </w:r>
@@ -7872,6 +7493,119 @@
     </w:lvl>
   </w:abstractNum>
   <w:abstractNum w:abstractNumId="7" w15:restartNumberingAfterBreak="0">
+    <w:nsid w:val="18C448A8"/>
+    <w:multiLevelType w:val="hybridMultilevel"/>
+    <w:tmpl w:val="1CF8989C"/>
+    <w:lvl w:ilvl="0" w:tplc="18090001">
+      <w:start w:val="1"/>
+      <w:numFmt w:val="bullet"/>
+      <w:lvlText w:val=""/>
+      <w:lvlJc w:val="left"/>
+      <w:pPr>
+        <w:ind w:left="720" w:hanging="360"/>
+      </w:pPr>
+      <w:rPr>
+        <w:rFonts w:ascii="Symbol" w:hAnsi="Symbol" w:hint="default"/>
+      </w:rPr>
+    </w:lvl>
+    <w:lvl w:ilvl="1" w:tplc="18090003" w:tentative="1">
+      <w:start w:val="1"/>
+      <w:numFmt w:val="bullet"/>
+      <w:lvlText w:val="o"/>
+      <w:lvlJc w:val="left"/>
+      <w:pPr>
+        <w:ind w:left="1440" w:hanging="360"/>
+      </w:pPr>
+      <w:rPr>
+        <w:rFonts w:ascii="Courier New" w:hAnsi="Courier New" w:cs="Courier New" w:hint="default"/>
+      </w:rPr>
+    </w:lvl>
+    <w:lvl w:ilvl="2" w:tplc="18090005" w:tentative="1">
+      <w:start w:val="1"/>
+      <w:numFmt w:val="bullet"/>
+      <w:lvlText w:val=""/>
+      <w:lvlJc w:val="left"/>
+      <w:pPr>
+        <w:ind w:left="2160" w:hanging="360"/>
+      </w:pPr>
+      <w:rPr>
+        <w:rFonts w:ascii="Wingdings" w:hAnsi="Wingdings" w:hint="default"/>
+      </w:rPr>
+    </w:lvl>
+    <w:lvl w:ilvl="3" w:tplc="18090001" w:tentative="1">
+      <w:start w:val="1"/>
+      <w:numFmt w:val="bullet"/>
+      <w:lvlText w:val=""/>
+      <w:lvlJc w:val="left"/>
+      <w:pPr>
+        <w:ind w:left="2880" w:hanging="360"/>
+      </w:pPr>
+      <w:rPr>
+        <w:rFonts w:ascii="Symbol" w:hAnsi="Symbol" w:hint="default"/>
+      </w:rPr>
+    </w:lvl>
+    <w:lvl w:ilvl="4" w:tplc="18090003" w:tentative="1">
+      <w:start w:val="1"/>
+      <w:numFmt w:val="bullet"/>
+      <w:lvlText w:val="o"/>
+      <w:lvlJc w:val="left"/>
+      <w:pPr>
+        <w:ind w:left="3600" w:hanging="360"/>
+      </w:pPr>
+      <w:rPr>
+        <w:rFonts w:ascii="Courier New" w:hAnsi="Courier New" w:cs="Courier New" w:hint="default"/>
+      </w:rPr>
+    </w:lvl>
+    <w:lvl w:ilvl="5" w:tplc="18090005" w:tentative="1">
+      <w:start w:val="1"/>
+      <w:numFmt w:val="bullet"/>
+      <w:lvlText w:val=""/>
+      <w:lvlJc w:val="left"/>
+      <w:pPr>
+        <w:ind w:left="4320" w:hanging="360"/>
+      </w:pPr>
+      <w:rPr>
+        <w:rFonts w:ascii="Wingdings" w:hAnsi="Wingdings" w:hint="default"/>
+      </w:rPr>
+    </w:lvl>
+    <w:lvl w:ilvl="6" w:tplc="18090001" w:tentative="1">
+      <w:start w:val="1"/>
+      <w:numFmt w:val="bullet"/>
+      <w:lvlText w:val=""/>
+      <w:lvlJc w:val="left"/>
+      <w:pPr>
+        <w:ind w:left="5040" w:hanging="360"/>
+      </w:pPr>
+      <w:rPr>
+        <w:rFonts w:ascii="Symbol" w:hAnsi="Symbol" w:hint="default"/>
+      </w:rPr>
+    </w:lvl>
+    <w:lvl w:ilvl="7" w:tplc="18090003" w:tentative="1">
+      <w:start w:val="1"/>
+      <w:numFmt w:val="bullet"/>
+      <w:lvlText w:val="o"/>
+      <w:lvlJc w:val="left"/>
+      <w:pPr>
+        <w:ind w:left="5760" w:hanging="360"/>
+      </w:pPr>
+      <w:rPr>
+        <w:rFonts w:ascii="Courier New" w:hAnsi="Courier New" w:cs="Courier New" w:hint="default"/>
+      </w:rPr>
+    </w:lvl>
+    <w:lvl w:ilvl="8" w:tplc="18090005" w:tentative="1">
+      <w:start w:val="1"/>
+      <w:numFmt w:val="bullet"/>
+      <w:lvlText w:val=""/>
+      <w:lvlJc w:val="left"/>
+      <w:pPr>
+        <w:ind w:left="6480" w:hanging="360"/>
+      </w:pPr>
+      <w:rPr>
+        <w:rFonts w:ascii="Wingdings" w:hAnsi="Wingdings" w:hint="default"/>
+      </w:rPr>
+    </w:lvl>
+  </w:abstractNum>
+  <w:abstractNum w:abstractNumId="8" w15:restartNumberingAfterBreak="0">
     <w:nsid w:val="1DDA5CD1"/>
     <w:multiLevelType w:val="multilevel"/>
     <w:tmpl w:val="DAD82C74"/>
@@ -8020,7 +7754,7 @@
       </w:rPr>
     </w:lvl>
   </w:abstractNum>
-  <w:abstractNum w:abstractNumId="8" w15:restartNumberingAfterBreak="0">
+  <w:abstractNum w:abstractNumId="9" w15:restartNumberingAfterBreak="0">
     <w:nsid w:val="1DDC3853"/>
     <w:multiLevelType w:val="multilevel"/>
     <w:tmpl w:val="11EE51D4"/>
@@ -8133,7 +7867,7 @@
       </w:pPr>
     </w:lvl>
   </w:abstractNum>
-  <w:abstractNum w:abstractNumId="9" w15:restartNumberingAfterBreak="0">
+  <w:abstractNum w:abstractNumId="10" w15:restartNumberingAfterBreak="0">
     <w:nsid w:val="1FB75C42"/>
     <w:multiLevelType w:val="hybridMultilevel"/>
     <w:tmpl w:val="49CC9580"/>
@@ -8219,7 +7953,7 @@
       </w:pPr>
     </w:lvl>
   </w:abstractNum>
-  <w:abstractNum w:abstractNumId="10" w15:restartNumberingAfterBreak="0">
+  <w:abstractNum w:abstractNumId="11" w15:restartNumberingAfterBreak="0">
     <w:nsid w:val="23CD32C2"/>
     <w:multiLevelType w:val="multilevel"/>
     <w:tmpl w:val="18090025"/>
@@ -8305,7 +8039,215 @@
       </w:pPr>
     </w:lvl>
   </w:abstractNum>
-  <w:abstractNum w:abstractNumId="11" w15:restartNumberingAfterBreak="0">
+  <w:abstractNum w:abstractNumId="12" w15:restartNumberingAfterBreak="0">
+    <w:nsid w:val="317046EE"/>
+    <w:multiLevelType w:val="hybridMultilevel"/>
+    <w:tmpl w:val="BF5CD54E"/>
+    <w:lvl w:ilvl="0" w:tplc="18090001">
+      <w:start w:val="1"/>
+      <w:numFmt w:val="bullet"/>
+      <w:lvlText w:val=""/>
+      <w:lvlJc w:val="left"/>
+      <w:pPr>
+        <w:ind w:left="720" w:hanging="360"/>
+      </w:pPr>
+      <w:rPr>
+        <w:rFonts w:ascii="Symbol" w:hAnsi="Symbol" w:hint="default"/>
+      </w:rPr>
+    </w:lvl>
+    <w:lvl w:ilvl="1" w:tplc="18090003" w:tentative="1">
+      <w:start w:val="1"/>
+      <w:numFmt w:val="bullet"/>
+      <w:lvlText w:val="o"/>
+      <w:lvlJc w:val="left"/>
+      <w:pPr>
+        <w:ind w:left="1440" w:hanging="360"/>
+      </w:pPr>
+      <w:rPr>
+        <w:rFonts w:ascii="Courier New" w:hAnsi="Courier New" w:cs="Courier New" w:hint="default"/>
+      </w:rPr>
+    </w:lvl>
+    <w:lvl w:ilvl="2" w:tplc="18090005" w:tentative="1">
+      <w:start w:val="1"/>
+      <w:numFmt w:val="bullet"/>
+      <w:lvlText w:val=""/>
+      <w:lvlJc w:val="left"/>
+      <w:pPr>
+        <w:ind w:left="2160" w:hanging="360"/>
+      </w:pPr>
+      <w:rPr>
+        <w:rFonts w:ascii="Wingdings" w:hAnsi="Wingdings" w:hint="default"/>
+      </w:rPr>
+    </w:lvl>
+    <w:lvl w:ilvl="3" w:tplc="18090001" w:tentative="1">
+      <w:start w:val="1"/>
+      <w:numFmt w:val="bullet"/>
+      <w:lvlText w:val=""/>
+      <w:lvlJc w:val="left"/>
+      <w:pPr>
+        <w:ind w:left="2880" w:hanging="360"/>
+      </w:pPr>
+      <w:rPr>
+        <w:rFonts w:ascii="Symbol" w:hAnsi="Symbol" w:hint="default"/>
+      </w:rPr>
+    </w:lvl>
+    <w:lvl w:ilvl="4" w:tplc="18090003" w:tentative="1">
+      <w:start w:val="1"/>
+      <w:numFmt w:val="bullet"/>
+      <w:lvlText w:val="o"/>
+      <w:lvlJc w:val="left"/>
+      <w:pPr>
+        <w:ind w:left="3600" w:hanging="360"/>
+      </w:pPr>
+      <w:rPr>
+        <w:rFonts w:ascii="Courier New" w:hAnsi="Courier New" w:cs="Courier New" w:hint="default"/>
+      </w:rPr>
+    </w:lvl>
+    <w:lvl w:ilvl="5" w:tplc="18090005" w:tentative="1">
+      <w:start w:val="1"/>
+      <w:numFmt w:val="bullet"/>
+      <w:lvlText w:val=""/>
+      <w:lvlJc w:val="left"/>
+      <w:pPr>
+        <w:ind w:left="4320" w:hanging="360"/>
+      </w:pPr>
+      <w:rPr>
+        <w:rFonts w:ascii="Wingdings" w:hAnsi="Wingdings" w:hint="default"/>
+      </w:rPr>
+    </w:lvl>
+    <w:lvl w:ilvl="6" w:tplc="18090001" w:tentative="1">
+      <w:start w:val="1"/>
+      <w:numFmt w:val="bullet"/>
+      <w:lvlText w:val=""/>
+      <w:lvlJc w:val="left"/>
+      <w:pPr>
+        <w:ind w:left="5040" w:hanging="360"/>
+      </w:pPr>
+      <w:rPr>
+        <w:rFonts w:ascii="Symbol" w:hAnsi="Symbol" w:hint="default"/>
+      </w:rPr>
+    </w:lvl>
+    <w:lvl w:ilvl="7" w:tplc="18090003" w:tentative="1">
+      <w:start w:val="1"/>
+      <w:numFmt w:val="bullet"/>
+      <w:lvlText w:val="o"/>
+      <w:lvlJc w:val="left"/>
+      <w:pPr>
+        <w:ind w:left="5760" w:hanging="360"/>
+      </w:pPr>
+      <w:rPr>
+        <w:rFonts w:ascii="Courier New" w:hAnsi="Courier New" w:cs="Courier New" w:hint="default"/>
+      </w:rPr>
+    </w:lvl>
+    <w:lvl w:ilvl="8" w:tplc="18090005" w:tentative="1">
+      <w:start w:val="1"/>
+      <w:numFmt w:val="bullet"/>
+      <w:lvlText w:val=""/>
+      <w:lvlJc w:val="left"/>
+      <w:pPr>
+        <w:ind w:left="6480" w:hanging="360"/>
+      </w:pPr>
+      <w:rPr>
+        <w:rFonts w:ascii="Wingdings" w:hAnsi="Wingdings" w:hint="default"/>
+      </w:rPr>
+    </w:lvl>
+  </w:abstractNum>
+  <w:abstractNum w:abstractNumId="13" w15:restartNumberingAfterBreak="0">
+    <w:nsid w:val="33226463"/>
+    <w:multiLevelType w:val="multilevel"/>
+    <w:tmpl w:val="C1BA99EC"/>
+    <w:lvl w:ilvl="0">
+      <w:start w:val="1"/>
+      <w:numFmt w:val="decimal"/>
+      <w:pStyle w:val="Heading1"/>
+      <w:lvlText w:val="%1"/>
+      <w:lvlJc w:val="left"/>
+      <w:pPr>
+        <w:ind w:left="432" w:hanging="432"/>
+      </w:pPr>
+    </w:lvl>
+    <w:lvl w:ilvl="1">
+      <w:start w:val="1"/>
+      <w:numFmt w:val="decimal"/>
+      <w:pStyle w:val="Heading2"/>
+      <w:lvlText w:val="%1.%2"/>
+      <w:lvlJc w:val="left"/>
+      <w:pPr>
+        <w:ind w:left="576" w:hanging="576"/>
+      </w:pPr>
+    </w:lvl>
+    <w:lvl w:ilvl="2">
+      <w:start w:val="1"/>
+      <w:numFmt w:val="decimal"/>
+      <w:pStyle w:val="Heading3"/>
+      <w:lvlText w:val="%1.%2.%3"/>
+      <w:lvlJc w:val="left"/>
+      <w:pPr>
+        <w:ind w:left="720" w:hanging="720"/>
+      </w:pPr>
+    </w:lvl>
+    <w:lvl w:ilvl="3">
+      <w:start w:val="1"/>
+      <w:numFmt w:val="decimal"/>
+      <w:pStyle w:val="Heading4"/>
+      <w:lvlText w:val="%1.%2.%3.%4"/>
+      <w:lvlJc w:val="left"/>
+      <w:pPr>
+        <w:ind w:left="864" w:hanging="864"/>
+      </w:pPr>
+    </w:lvl>
+    <w:lvl w:ilvl="4">
+      <w:start w:val="1"/>
+      <w:numFmt w:val="decimal"/>
+      <w:pStyle w:val="Heading5"/>
+      <w:lvlText w:val="%1.%2.%3.%4.%5"/>
+      <w:lvlJc w:val="left"/>
+      <w:pPr>
+        <w:ind w:left="1008" w:hanging="1008"/>
+      </w:pPr>
+    </w:lvl>
+    <w:lvl w:ilvl="5">
+      <w:start w:val="1"/>
+      <w:numFmt w:val="decimal"/>
+      <w:pStyle w:val="Heading6"/>
+      <w:lvlText w:val="%1.%2.%3.%4.%5.%6"/>
+      <w:lvlJc w:val="left"/>
+      <w:pPr>
+        <w:ind w:left="1152" w:hanging="1152"/>
+      </w:pPr>
+    </w:lvl>
+    <w:lvl w:ilvl="6">
+      <w:start w:val="1"/>
+      <w:numFmt w:val="decimal"/>
+      <w:pStyle w:val="Heading7"/>
+      <w:lvlText w:val="%1.%2.%3.%4.%5.%6.%7"/>
+      <w:lvlJc w:val="left"/>
+      <w:pPr>
+        <w:ind w:left="1296" w:hanging="1296"/>
+      </w:pPr>
+    </w:lvl>
+    <w:lvl w:ilvl="7">
+      <w:start w:val="1"/>
+      <w:numFmt w:val="decimal"/>
+      <w:pStyle w:val="Heading8"/>
+      <w:lvlText w:val="%1.%2.%3.%4.%5.%6.%7.%8"/>
+      <w:lvlJc w:val="left"/>
+      <w:pPr>
+        <w:ind w:left="1440" w:hanging="1440"/>
+      </w:pPr>
+    </w:lvl>
+    <w:lvl w:ilvl="8">
+      <w:start w:val="1"/>
+      <w:numFmt w:val="decimal"/>
+      <w:pStyle w:val="Heading9"/>
+      <w:lvlText w:val="%1.%2.%3.%4.%5.%6.%7.%8.%9"/>
+      <w:lvlJc w:val="left"/>
+      <w:pPr>
+        <w:ind w:left="1584" w:hanging="1584"/>
+      </w:pPr>
+    </w:lvl>
+  </w:abstractNum>
+  <w:abstractNum w:abstractNumId="14" w15:restartNumberingAfterBreak="0">
     <w:nsid w:val="36E7080E"/>
     <w:multiLevelType w:val="hybridMultilevel"/>
     <w:tmpl w:val="4C5CD92E"/>
@@ -8418,7 +8360,7 @@
       </w:rPr>
     </w:lvl>
   </w:abstractNum>
-  <w:abstractNum w:abstractNumId="12" w15:restartNumberingAfterBreak="0">
+  <w:abstractNum w:abstractNumId="15" w15:restartNumberingAfterBreak="0">
     <w:nsid w:val="40082318"/>
     <w:multiLevelType w:val="multilevel"/>
     <w:tmpl w:val="F2427B26"/>
@@ -8567,7 +8509,7 @@
       </w:rPr>
     </w:lvl>
   </w:abstractNum>
-  <w:abstractNum w:abstractNumId="13" w15:restartNumberingAfterBreak="0">
+  <w:abstractNum w:abstractNumId="16" w15:restartNumberingAfterBreak="0">
     <w:nsid w:val="4B775AD4"/>
     <w:multiLevelType w:val="multilevel"/>
     <w:tmpl w:val="F2427B26"/>
@@ -8716,7 +8658,7 @@
       </w:rPr>
     </w:lvl>
   </w:abstractNum>
-  <w:abstractNum w:abstractNumId="14" w15:restartNumberingAfterBreak="0">
+  <w:abstractNum w:abstractNumId="17" w15:restartNumberingAfterBreak="0">
     <w:nsid w:val="4C3E34D7"/>
     <w:multiLevelType w:val="multilevel"/>
     <w:tmpl w:val="68E8ED24"/>
@@ -8802,7 +8744,7 @@
       </w:pPr>
     </w:lvl>
   </w:abstractNum>
-  <w:abstractNum w:abstractNumId="15" w15:restartNumberingAfterBreak="0">
+  <w:abstractNum w:abstractNumId="18" w15:restartNumberingAfterBreak="0">
     <w:nsid w:val="4ED03715"/>
     <w:multiLevelType w:val="multilevel"/>
     <w:tmpl w:val="82F8DA2A"/>
@@ -8888,7 +8830,7 @@
       </w:pPr>
     </w:lvl>
   </w:abstractNum>
-  <w:abstractNum w:abstractNumId="16" w15:restartNumberingAfterBreak="0">
+  <w:abstractNum w:abstractNumId="19" w15:restartNumberingAfterBreak="0">
     <w:nsid w:val="55585EEA"/>
     <w:multiLevelType w:val="hybridMultilevel"/>
     <w:tmpl w:val="E48EA1E0"/>
@@ -9001,7 +8943,7 @@
       </w:rPr>
     </w:lvl>
   </w:abstractNum>
-  <w:abstractNum w:abstractNumId="17" w15:restartNumberingAfterBreak="0">
+  <w:abstractNum w:abstractNumId="20" w15:restartNumberingAfterBreak="0">
     <w:nsid w:val="5BB90BF9"/>
     <w:multiLevelType w:val="multilevel"/>
     <w:tmpl w:val="FA0A0490"/>
@@ -9088,14 +9030,99 @@
       </w:pPr>
     </w:lvl>
   </w:abstractNum>
-  <w:abstractNum w:abstractNumId="18" w15:restartNumberingAfterBreak="0">
+  <w:abstractNum w:abstractNumId="21" w15:restartNumberingAfterBreak="0">
+    <w:nsid w:val="5D001254"/>
+    <w:multiLevelType w:val="hybridMultilevel"/>
+    <w:tmpl w:val="B7A6FE56"/>
+    <w:lvl w:ilvl="0" w:tplc="1809000F">
+      <w:start w:val="1"/>
+      <w:numFmt w:val="decimal"/>
+      <w:lvlText w:val="%1."/>
+      <w:lvlJc w:val="left"/>
+      <w:pPr>
+        <w:ind w:left="1440" w:hanging="360"/>
+      </w:pPr>
+    </w:lvl>
+    <w:lvl w:ilvl="1" w:tplc="18090019" w:tentative="1">
+      <w:start w:val="1"/>
+      <w:numFmt w:val="lowerLetter"/>
+      <w:lvlText w:val="%2."/>
+      <w:lvlJc w:val="left"/>
+      <w:pPr>
+        <w:ind w:left="2160" w:hanging="360"/>
+      </w:pPr>
+    </w:lvl>
+    <w:lvl w:ilvl="2" w:tplc="1809001B" w:tentative="1">
+      <w:start w:val="1"/>
+      <w:numFmt w:val="lowerRoman"/>
+      <w:lvlText w:val="%3."/>
+      <w:lvlJc w:val="right"/>
+      <w:pPr>
+        <w:ind w:left="2880" w:hanging="180"/>
+      </w:pPr>
+    </w:lvl>
+    <w:lvl w:ilvl="3" w:tplc="1809000F" w:tentative="1">
+      <w:start w:val="1"/>
+      <w:numFmt w:val="decimal"/>
+      <w:lvlText w:val="%4."/>
+      <w:lvlJc w:val="left"/>
+      <w:pPr>
+        <w:ind w:left="3600" w:hanging="360"/>
+      </w:pPr>
+    </w:lvl>
+    <w:lvl w:ilvl="4" w:tplc="18090019" w:tentative="1">
+      <w:start w:val="1"/>
+      <w:numFmt w:val="lowerLetter"/>
+      <w:lvlText w:val="%5."/>
+      <w:lvlJc w:val="left"/>
+      <w:pPr>
+        <w:ind w:left="4320" w:hanging="360"/>
+      </w:pPr>
+    </w:lvl>
+    <w:lvl w:ilvl="5" w:tplc="1809001B" w:tentative="1">
+      <w:start w:val="1"/>
+      <w:numFmt w:val="lowerRoman"/>
+      <w:lvlText w:val="%6."/>
+      <w:lvlJc w:val="right"/>
+      <w:pPr>
+        <w:ind w:left="5040" w:hanging="180"/>
+      </w:pPr>
+    </w:lvl>
+    <w:lvl w:ilvl="6" w:tplc="1809000F" w:tentative="1">
+      <w:start w:val="1"/>
+      <w:numFmt w:val="decimal"/>
+      <w:lvlText w:val="%7."/>
+      <w:lvlJc w:val="left"/>
+      <w:pPr>
+        <w:ind w:left="5760" w:hanging="360"/>
+      </w:pPr>
+    </w:lvl>
+    <w:lvl w:ilvl="7" w:tplc="18090019" w:tentative="1">
+      <w:start w:val="1"/>
+      <w:numFmt w:val="lowerLetter"/>
+      <w:lvlText w:val="%8."/>
+      <w:lvlJc w:val="left"/>
+      <w:pPr>
+        <w:ind w:left="6480" w:hanging="360"/>
+      </w:pPr>
+    </w:lvl>
+    <w:lvl w:ilvl="8" w:tplc="1809001B" w:tentative="1">
+      <w:start w:val="1"/>
+      <w:numFmt w:val="lowerRoman"/>
+      <w:lvlText w:val="%9."/>
+      <w:lvlJc w:val="right"/>
+      <w:pPr>
+        <w:ind w:left="7200" w:hanging="180"/>
+      </w:pPr>
+    </w:lvl>
+  </w:abstractNum>
+  <w:abstractNum w:abstractNumId="22" w15:restartNumberingAfterBreak="0">
     <w:nsid w:val="5E4667FF"/>
     <w:multiLevelType w:val="multilevel"/>
-    <w:tmpl w:val="18090025"/>
+    <w:tmpl w:val="A41C3130"/>
     <w:lvl w:ilvl="0">
       <w:start w:val="1"/>
       <w:numFmt w:val="decimal"/>
-      <w:pStyle w:val="Heading1"/>
       <w:lvlText w:val="%1"/>
       <w:lvlJc w:val="left"/>
       <w:pPr>
@@ -9105,7 +9132,6 @@
     <w:lvl w:ilvl="1">
       <w:start w:val="1"/>
       <w:numFmt w:val="decimal"/>
-      <w:pStyle w:val="Heading2"/>
       <w:lvlText w:val="%1.%2"/>
       <w:lvlJc w:val="left"/>
       <w:pPr>
@@ -9115,7 +9141,6 @@
     <w:lvl w:ilvl="2">
       <w:start w:val="1"/>
       <w:numFmt w:val="decimal"/>
-      <w:pStyle w:val="Heading3"/>
       <w:lvlText w:val="%1.%2.%3"/>
       <w:lvlJc w:val="left"/>
       <w:pPr>
@@ -9125,7 +9150,6 @@
     <w:lvl w:ilvl="3">
       <w:start w:val="1"/>
       <w:numFmt w:val="decimal"/>
-      <w:pStyle w:val="Heading4"/>
       <w:lvlText w:val="%1.%2.%3.%4"/>
       <w:lvlJc w:val="left"/>
       <w:pPr>
@@ -9135,7 +9159,6 @@
     <w:lvl w:ilvl="4">
       <w:start w:val="1"/>
       <w:numFmt w:val="decimal"/>
-      <w:pStyle w:val="Heading5"/>
       <w:lvlText w:val="%1.%2.%3.%4.%5"/>
       <w:lvlJc w:val="left"/>
       <w:pPr>
@@ -9145,7 +9168,6 @@
     <w:lvl w:ilvl="5">
       <w:start w:val="1"/>
       <w:numFmt w:val="decimal"/>
-      <w:pStyle w:val="Heading6"/>
       <w:lvlText w:val="%1.%2.%3.%4.%5.%6"/>
       <w:lvlJc w:val="left"/>
       <w:pPr>
@@ -9155,7 +9177,6 @@
     <w:lvl w:ilvl="6">
       <w:start w:val="1"/>
       <w:numFmt w:val="decimal"/>
-      <w:pStyle w:val="Heading7"/>
       <w:lvlText w:val="%1.%2.%3.%4.%5.%6.%7"/>
       <w:lvlJc w:val="left"/>
       <w:pPr>
@@ -9165,7 +9186,6 @@
     <w:lvl w:ilvl="7">
       <w:start w:val="1"/>
       <w:numFmt w:val="decimal"/>
-      <w:pStyle w:val="Heading8"/>
       <w:lvlText w:val="%1.%2.%3.%4.%5.%6.%7.%8"/>
       <w:lvlJc w:val="left"/>
       <w:pPr>
@@ -9175,7 +9195,6 @@
     <w:lvl w:ilvl="8">
       <w:start w:val="1"/>
       <w:numFmt w:val="decimal"/>
-      <w:pStyle w:val="Heading9"/>
       <w:lvlText w:val="%1.%2.%3.%4.%5.%6.%7.%8.%9"/>
       <w:lvlJc w:val="left"/>
       <w:pPr>
@@ -9183,7 +9202,233 @@
       </w:pPr>
     </w:lvl>
   </w:abstractNum>
-  <w:abstractNum w:abstractNumId="19" w15:restartNumberingAfterBreak="0">
+  <w:abstractNum w:abstractNumId="23" w15:restartNumberingAfterBreak="0">
+    <w:nsid w:val="61193D14"/>
+    <w:multiLevelType w:val="hybridMultilevel"/>
+    <w:tmpl w:val="B538BB0E"/>
+    <w:lvl w:ilvl="0" w:tplc="18090001">
+      <w:start w:val="1"/>
+      <w:numFmt w:val="bullet"/>
+      <w:lvlText w:val=""/>
+      <w:lvlJc w:val="left"/>
+      <w:pPr>
+        <w:ind w:left="720" w:hanging="360"/>
+      </w:pPr>
+      <w:rPr>
+        <w:rFonts w:ascii="Symbol" w:hAnsi="Symbol" w:hint="default"/>
+      </w:rPr>
+    </w:lvl>
+    <w:lvl w:ilvl="1" w:tplc="18090003" w:tentative="1">
+      <w:start w:val="1"/>
+      <w:numFmt w:val="bullet"/>
+      <w:lvlText w:val="o"/>
+      <w:lvlJc w:val="left"/>
+      <w:pPr>
+        <w:ind w:left="1440" w:hanging="360"/>
+      </w:pPr>
+      <w:rPr>
+        <w:rFonts w:ascii="Courier New" w:hAnsi="Courier New" w:cs="Courier New" w:hint="default"/>
+      </w:rPr>
+    </w:lvl>
+    <w:lvl w:ilvl="2" w:tplc="18090005" w:tentative="1">
+      <w:start w:val="1"/>
+      <w:numFmt w:val="bullet"/>
+      <w:lvlText w:val=""/>
+      <w:lvlJc w:val="left"/>
+      <w:pPr>
+        <w:ind w:left="2160" w:hanging="360"/>
+      </w:pPr>
+      <w:rPr>
+        <w:rFonts w:ascii="Wingdings" w:hAnsi="Wingdings" w:hint="default"/>
+      </w:rPr>
+    </w:lvl>
+    <w:lvl w:ilvl="3" w:tplc="18090001" w:tentative="1">
+      <w:start w:val="1"/>
+      <w:numFmt w:val="bullet"/>
+      <w:lvlText w:val=""/>
+      <w:lvlJc w:val="left"/>
+      <w:pPr>
+        <w:ind w:left="2880" w:hanging="360"/>
+      </w:pPr>
+      <w:rPr>
+        <w:rFonts w:ascii="Symbol" w:hAnsi="Symbol" w:hint="default"/>
+      </w:rPr>
+    </w:lvl>
+    <w:lvl w:ilvl="4" w:tplc="18090003" w:tentative="1">
+      <w:start w:val="1"/>
+      <w:numFmt w:val="bullet"/>
+      <w:lvlText w:val="o"/>
+      <w:lvlJc w:val="left"/>
+      <w:pPr>
+        <w:ind w:left="3600" w:hanging="360"/>
+      </w:pPr>
+      <w:rPr>
+        <w:rFonts w:ascii="Courier New" w:hAnsi="Courier New" w:cs="Courier New" w:hint="default"/>
+      </w:rPr>
+    </w:lvl>
+    <w:lvl w:ilvl="5" w:tplc="18090005" w:tentative="1">
+      <w:start w:val="1"/>
+      <w:numFmt w:val="bullet"/>
+      <w:lvlText w:val=""/>
+      <w:lvlJc w:val="left"/>
+      <w:pPr>
+        <w:ind w:left="4320" w:hanging="360"/>
+      </w:pPr>
+      <w:rPr>
+        <w:rFonts w:ascii="Wingdings" w:hAnsi="Wingdings" w:hint="default"/>
+      </w:rPr>
+    </w:lvl>
+    <w:lvl w:ilvl="6" w:tplc="18090001" w:tentative="1">
+      <w:start w:val="1"/>
+      <w:numFmt w:val="bullet"/>
+      <w:lvlText w:val=""/>
+      <w:lvlJc w:val="left"/>
+      <w:pPr>
+        <w:ind w:left="5040" w:hanging="360"/>
+      </w:pPr>
+      <w:rPr>
+        <w:rFonts w:ascii="Symbol" w:hAnsi="Symbol" w:hint="default"/>
+      </w:rPr>
+    </w:lvl>
+    <w:lvl w:ilvl="7" w:tplc="18090003" w:tentative="1">
+      <w:start w:val="1"/>
+      <w:numFmt w:val="bullet"/>
+      <w:lvlText w:val="o"/>
+      <w:lvlJc w:val="left"/>
+      <w:pPr>
+        <w:ind w:left="5760" w:hanging="360"/>
+      </w:pPr>
+      <w:rPr>
+        <w:rFonts w:ascii="Courier New" w:hAnsi="Courier New" w:cs="Courier New" w:hint="default"/>
+      </w:rPr>
+    </w:lvl>
+    <w:lvl w:ilvl="8" w:tplc="18090005" w:tentative="1">
+      <w:start w:val="1"/>
+      <w:numFmt w:val="bullet"/>
+      <w:lvlText w:val=""/>
+      <w:lvlJc w:val="left"/>
+      <w:pPr>
+        <w:ind w:left="6480" w:hanging="360"/>
+      </w:pPr>
+      <w:rPr>
+        <w:rFonts w:ascii="Wingdings" w:hAnsi="Wingdings" w:hint="default"/>
+      </w:rPr>
+    </w:lvl>
+  </w:abstractNum>
+  <w:abstractNum w:abstractNumId="24" w15:restartNumberingAfterBreak="0">
+    <w:nsid w:val="66DE233F"/>
+    <w:multiLevelType w:val="hybridMultilevel"/>
+    <w:tmpl w:val="B876326C"/>
+    <w:lvl w:ilvl="0" w:tplc="18090001">
+      <w:start w:val="1"/>
+      <w:numFmt w:val="bullet"/>
+      <w:lvlText w:val=""/>
+      <w:lvlJc w:val="left"/>
+      <w:pPr>
+        <w:ind w:left="720" w:hanging="360"/>
+      </w:pPr>
+      <w:rPr>
+        <w:rFonts w:ascii="Symbol" w:hAnsi="Symbol" w:hint="default"/>
+      </w:rPr>
+    </w:lvl>
+    <w:lvl w:ilvl="1" w:tplc="18090003" w:tentative="1">
+      <w:start w:val="1"/>
+      <w:numFmt w:val="bullet"/>
+      <w:lvlText w:val="o"/>
+      <w:lvlJc w:val="left"/>
+      <w:pPr>
+        <w:ind w:left="1440" w:hanging="360"/>
+      </w:pPr>
+      <w:rPr>
+        <w:rFonts w:ascii="Courier New" w:hAnsi="Courier New" w:cs="Courier New" w:hint="default"/>
+      </w:rPr>
+    </w:lvl>
+    <w:lvl w:ilvl="2" w:tplc="18090005" w:tentative="1">
+      <w:start w:val="1"/>
+      <w:numFmt w:val="bullet"/>
+      <w:lvlText w:val=""/>
+      <w:lvlJc w:val="left"/>
+      <w:pPr>
+        <w:ind w:left="2160" w:hanging="360"/>
+      </w:pPr>
+      <w:rPr>
+        <w:rFonts w:ascii="Wingdings" w:hAnsi="Wingdings" w:hint="default"/>
+      </w:rPr>
+    </w:lvl>
+    <w:lvl w:ilvl="3" w:tplc="18090001" w:tentative="1">
+      <w:start w:val="1"/>
+      <w:numFmt w:val="bullet"/>
+      <w:lvlText w:val=""/>
+      <w:lvlJc w:val="left"/>
+      <w:pPr>
+        <w:ind w:left="2880" w:hanging="360"/>
+      </w:pPr>
+      <w:rPr>
+        <w:rFonts w:ascii="Symbol" w:hAnsi="Symbol" w:hint="default"/>
+      </w:rPr>
+    </w:lvl>
+    <w:lvl w:ilvl="4" w:tplc="18090003" w:tentative="1">
+      <w:start w:val="1"/>
+      <w:numFmt w:val="bullet"/>
+      <w:lvlText w:val="o"/>
+      <w:lvlJc w:val="left"/>
+      <w:pPr>
+        <w:ind w:left="3600" w:hanging="360"/>
+      </w:pPr>
+      <w:rPr>
+        <w:rFonts w:ascii="Courier New" w:hAnsi="Courier New" w:cs="Courier New" w:hint="default"/>
+      </w:rPr>
+    </w:lvl>
+    <w:lvl w:ilvl="5" w:tplc="18090005" w:tentative="1">
+      <w:start w:val="1"/>
+      <w:numFmt w:val="bullet"/>
+      <w:lvlText w:val=""/>
+      <w:lvlJc w:val="left"/>
+      <w:pPr>
+        <w:ind w:left="4320" w:hanging="360"/>
+      </w:pPr>
+      <w:rPr>
+        <w:rFonts w:ascii="Wingdings" w:hAnsi="Wingdings" w:hint="default"/>
+      </w:rPr>
+    </w:lvl>
+    <w:lvl w:ilvl="6" w:tplc="18090001" w:tentative="1">
+      <w:start w:val="1"/>
+      <w:numFmt w:val="bullet"/>
+      <w:lvlText w:val=""/>
+      <w:lvlJc w:val="left"/>
+      <w:pPr>
+        <w:ind w:left="5040" w:hanging="360"/>
+      </w:pPr>
+      <w:rPr>
+        <w:rFonts w:ascii="Symbol" w:hAnsi="Symbol" w:hint="default"/>
+      </w:rPr>
+    </w:lvl>
+    <w:lvl w:ilvl="7" w:tplc="18090003" w:tentative="1">
+      <w:start w:val="1"/>
+      <w:numFmt w:val="bullet"/>
+      <w:lvlText w:val="o"/>
+      <w:lvlJc w:val="left"/>
+      <w:pPr>
+        <w:ind w:left="5760" w:hanging="360"/>
+      </w:pPr>
+      <w:rPr>
+        <w:rFonts w:ascii="Courier New" w:hAnsi="Courier New" w:cs="Courier New" w:hint="default"/>
+      </w:rPr>
+    </w:lvl>
+    <w:lvl w:ilvl="8" w:tplc="18090005" w:tentative="1">
+      <w:start w:val="1"/>
+      <w:numFmt w:val="bullet"/>
+      <w:lvlText w:val=""/>
+      <w:lvlJc w:val="left"/>
+      <w:pPr>
+        <w:ind w:left="6480" w:hanging="360"/>
+      </w:pPr>
+      <w:rPr>
+        <w:rFonts w:ascii="Wingdings" w:hAnsi="Wingdings" w:hint="default"/>
+      </w:rPr>
+    </w:lvl>
+  </w:abstractNum>
+  <w:abstractNum w:abstractNumId="25" w15:restartNumberingAfterBreak="0">
     <w:nsid w:val="6B1D01B3"/>
     <w:multiLevelType w:val="hybridMultilevel"/>
     <w:tmpl w:val="BA98D752"/>
@@ -9296,7 +9541,7 @@
       </w:rPr>
     </w:lvl>
   </w:abstractNum>
-  <w:abstractNum w:abstractNumId="20" w15:restartNumberingAfterBreak="0">
+  <w:abstractNum w:abstractNumId="26" w15:restartNumberingAfterBreak="0">
     <w:nsid w:val="70E437A6"/>
     <w:multiLevelType w:val="hybridMultilevel"/>
     <w:tmpl w:val="36E4189E"/>
@@ -9382,7 +9627,7 @@
       </w:pPr>
     </w:lvl>
   </w:abstractNum>
-  <w:abstractNum w:abstractNumId="21" w15:restartNumberingAfterBreak="0">
+  <w:abstractNum w:abstractNumId="27" w15:restartNumberingAfterBreak="0">
     <w:nsid w:val="76253744"/>
     <w:multiLevelType w:val="multilevel"/>
     <w:tmpl w:val="423C7548"/>
@@ -9468,7 +9713,7 @@
       </w:pPr>
     </w:lvl>
   </w:abstractNum>
-  <w:abstractNum w:abstractNumId="22" w15:restartNumberingAfterBreak="0">
+  <w:abstractNum w:abstractNumId="28" w15:restartNumberingAfterBreak="0">
     <w:nsid w:val="764D314C"/>
     <w:multiLevelType w:val="multilevel"/>
     <w:tmpl w:val="F2427B26"/>
@@ -9617,7 +9862,7 @@
       </w:rPr>
     </w:lvl>
   </w:abstractNum>
-  <w:abstractNum w:abstractNumId="23" w15:restartNumberingAfterBreak="0">
+  <w:abstractNum w:abstractNumId="29" w15:restartNumberingAfterBreak="0">
     <w:nsid w:val="76737565"/>
     <w:multiLevelType w:val="hybridMultilevel"/>
     <w:tmpl w:val="E3A4BA88"/>
@@ -9730,7 +9975,7 @@
       </w:rPr>
     </w:lvl>
   </w:abstractNum>
-  <w:abstractNum w:abstractNumId="24" w15:restartNumberingAfterBreak="0">
+  <w:abstractNum w:abstractNumId="30" w15:restartNumberingAfterBreak="0">
     <w:nsid w:val="79075C2B"/>
     <w:multiLevelType w:val="hybridMultilevel"/>
     <w:tmpl w:val="3B28CA4E"/>
@@ -9841,13 +10086,99 @@
       <w:rPr>
         <w:rFonts w:ascii="Wingdings" w:hAnsi="Wingdings" w:hint="default"/>
       </w:rPr>
+    </w:lvl>
+  </w:abstractNum>
+  <w:abstractNum w:abstractNumId="31" w15:restartNumberingAfterBreak="0">
+    <w:nsid w:val="7DDC43EC"/>
+    <w:multiLevelType w:val="multilevel"/>
+    <w:tmpl w:val="67128CBA"/>
+    <w:lvl w:ilvl="0">
+      <w:start w:val="1"/>
+      <w:numFmt w:val="decimal"/>
+      <w:lvlText w:val="%1"/>
+      <w:lvlJc w:val="left"/>
+      <w:pPr>
+        <w:ind w:left="432" w:hanging="432"/>
+      </w:pPr>
+    </w:lvl>
+    <w:lvl w:ilvl="1">
+      <w:start w:val="1"/>
+      <w:numFmt w:val="decimal"/>
+      <w:lvlText w:val="%1.%2"/>
+      <w:lvlJc w:val="left"/>
+      <w:pPr>
+        <w:ind w:left="576" w:hanging="576"/>
+      </w:pPr>
+    </w:lvl>
+    <w:lvl w:ilvl="2">
+      <w:start w:val="1"/>
+      <w:numFmt w:val="decimal"/>
+      <w:lvlText w:val="%1.%2.%3"/>
+      <w:lvlJc w:val="left"/>
+      <w:pPr>
+        <w:ind w:left="720" w:hanging="720"/>
+      </w:pPr>
+    </w:lvl>
+    <w:lvl w:ilvl="3">
+      <w:start w:val="1"/>
+      <w:numFmt w:val="decimal"/>
+      <w:lvlText w:val="%1.%2.%3.%4"/>
+      <w:lvlJc w:val="left"/>
+      <w:pPr>
+        <w:ind w:left="864" w:hanging="864"/>
+      </w:pPr>
+    </w:lvl>
+    <w:lvl w:ilvl="4">
+      <w:start w:val="1"/>
+      <w:numFmt w:val="decimal"/>
+      <w:lvlText w:val="%1.%2.%3.%4.%5"/>
+      <w:lvlJc w:val="left"/>
+      <w:pPr>
+        <w:ind w:left="1008" w:hanging="1008"/>
+      </w:pPr>
+    </w:lvl>
+    <w:lvl w:ilvl="5">
+      <w:start w:val="1"/>
+      <w:numFmt w:val="decimal"/>
+      <w:lvlText w:val="%1.%2.%3.%4.%5.%6"/>
+      <w:lvlJc w:val="left"/>
+      <w:pPr>
+        <w:ind w:left="1152" w:hanging="1152"/>
+      </w:pPr>
+    </w:lvl>
+    <w:lvl w:ilvl="6">
+      <w:start w:val="1"/>
+      <w:numFmt w:val="decimal"/>
+      <w:lvlText w:val="%1.%2.%3.%4.%5.%6.%7"/>
+      <w:lvlJc w:val="left"/>
+      <w:pPr>
+        <w:ind w:left="1296" w:hanging="1296"/>
+      </w:pPr>
+    </w:lvl>
+    <w:lvl w:ilvl="7">
+      <w:start w:val="1"/>
+      <w:numFmt w:val="decimal"/>
+      <w:lvlText w:val="%1.%2.%3.%4.%5.%6.%7.%8"/>
+      <w:lvlJc w:val="left"/>
+      <w:pPr>
+        <w:ind w:left="1440" w:hanging="1440"/>
+      </w:pPr>
+    </w:lvl>
+    <w:lvl w:ilvl="8">
+      <w:start w:val="1"/>
+      <w:numFmt w:val="decimal"/>
+      <w:lvlText w:val="%1.%2.%3.%4.%5.%6.%7.%8.%9"/>
+      <w:lvlJc w:val="left"/>
+      <w:pPr>
+        <w:ind w:left="1584" w:hanging="1584"/>
+      </w:pPr>
     </w:lvl>
   </w:abstractNum>
   <w:num w:numId="1" w16cid:durableId="1132360671">
     <w:abstractNumId w:val="2"/>
   </w:num>
   <w:num w:numId="2" w16cid:durableId="371420007">
-    <w:abstractNumId w:val="17"/>
+    <w:abstractNumId w:val="20"/>
     <w:lvlOverride w:ilvl="0">
       <w:lvl w:ilvl="0">
         <w:start w:val="1"/>
@@ -9949,37 +10280,37 @@
     </w:lvlOverride>
   </w:num>
   <w:num w:numId="3" w16cid:durableId="1008874821">
-    <w:abstractNumId w:val="17"/>
+    <w:abstractNumId w:val="20"/>
   </w:num>
   <w:num w:numId="4" w16cid:durableId="685447713">
     <w:abstractNumId w:val="5"/>
   </w:num>
   <w:num w:numId="5" w16cid:durableId="936714474">
-    <w:abstractNumId w:val="23"/>
+    <w:abstractNumId w:val="29"/>
   </w:num>
   <w:num w:numId="6" w16cid:durableId="1715882434">
-    <w:abstractNumId w:val="19"/>
+    <w:abstractNumId w:val="25"/>
   </w:num>
   <w:num w:numId="7" w16cid:durableId="2133857912">
-    <w:abstractNumId w:val="22"/>
+    <w:abstractNumId w:val="28"/>
   </w:num>
   <w:num w:numId="8" w16cid:durableId="920069637">
-    <w:abstractNumId w:val="12"/>
+    <w:abstractNumId w:val="15"/>
   </w:num>
   <w:num w:numId="9" w16cid:durableId="782194550">
-    <w:abstractNumId w:val="9"/>
+    <w:abstractNumId w:val="10"/>
   </w:num>
   <w:num w:numId="10" w16cid:durableId="1686783558">
-    <w:abstractNumId w:val="10"/>
+    <w:abstractNumId w:val="11"/>
   </w:num>
   <w:num w:numId="11" w16cid:durableId="702947228">
-    <w:abstractNumId w:val="14"/>
+    <w:abstractNumId w:val="17"/>
   </w:num>
   <w:num w:numId="12" w16cid:durableId="1029377723">
-    <w:abstractNumId w:val="15"/>
+    <w:abstractNumId w:val="18"/>
   </w:num>
   <w:num w:numId="13" w16cid:durableId="786655747">
-    <w:abstractNumId w:val="16"/>
+    <w:abstractNumId w:val="19"/>
   </w:num>
   <w:num w:numId="14" w16cid:durableId="616837293">
     <w:abstractNumId w:val="3"/>
@@ -9991,16 +10322,16 @@
     <w:abstractNumId w:val="0"/>
   </w:num>
   <w:num w:numId="17" w16cid:durableId="1780561158">
-    <w:abstractNumId w:val="21"/>
+    <w:abstractNumId w:val="27"/>
   </w:num>
   <w:num w:numId="18" w16cid:durableId="1952086178">
-    <w:abstractNumId w:val="11"/>
+    <w:abstractNumId w:val="14"/>
   </w:num>
   <w:num w:numId="19" w16cid:durableId="179587092">
-    <w:abstractNumId w:val="24"/>
+    <w:abstractNumId w:val="30"/>
   </w:num>
   <w:num w:numId="20" w16cid:durableId="201359231">
-    <w:abstractNumId w:val="20"/>
+    <w:abstractNumId w:val="26"/>
   </w:num>
   <w:num w:numId="21" w16cid:durableId="1069306221">
     <w:abstractNumId w:val="4"/>
@@ -10009,16 +10340,37 @@
     <w:abstractNumId w:val="6"/>
   </w:num>
   <w:num w:numId="23" w16cid:durableId="1164129083">
-    <w:abstractNumId w:val="13"/>
+    <w:abstractNumId w:val="16"/>
   </w:num>
   <w:num w:numId="24" w16cid:durableId="406808265">
+    <w:abstractNumId w:val="8"/>
+  </w:num>
+  <w:num w:numId="25" w16cid:durableId="1359509216">
+    <w:abstractNumId w:val="9"/>
+  </w:num>
+  <w:num w:numId="26" w16cid:durableId="847184444">
+    <w:abstractNumId w:val="22"/>
+  </w:num>
+  <w:num w:numId="27" w16cid:durableId="801075540">
+    <w:abstractNumId w:val="23"/>
+  </w:num>
+  <w:num w:numId="28" w16cid:durableId="1816221507">
+    <w:abstractNumId w:val="21"/>
+  </w:num>
+  <w:num w:numId="29" w16cid:durableId="134839683">
+    <w:abstractNumId w:val="24"/>
+  </w:num>
+  <w:num w:numId="30" w16cid:durableId="1448625780">
     <w:abstractNumId w:val="7"/>
   </w:num>
-  <w:num w:numId="25" w16cid:durableId="1359509216">
-    <w:abstractNumId w:val="8"/>
+  <w:num w:numId="31" w16cid:durableId="437986166">
+    <w:abstractNumId w:val="12"/>
   </w:num>
-  <w:num w:numId="26" w16cid:durableId="847184444">
-    <w:abstractNumId w:val="18"/>
+  <w:num w:numId="32" w16cid:durableId="1457987538">
+    <w:abstractNumId w:val="31"/>
+  </w:num>
+  <w:num w:numId="33" w16cid:durableId="938028172">
+    <w:abstractNumId w:val="13"/>
   </w:num>
 </w:numbering>
 </file>
@@ -10441,20 +10793,19 @@
     <w:autoRedefine/>
     <w:uiPriority w:val="9"/>
     <w:qFormat/>
-    <w:rsid w:val="00BE24C6"/>
+    <w:rsid w:val="00957EEC"/>
     <w:pPr>
       <w:keepNext/>
       <w:keepLines/>
       <w:numPr>
-        <w:numId w:val="26"/>
+        <w:numId w:val="33"/>
       </w:numPr>
       <w:spacing w:before="360" w:after="80"/>
       <w:outlineLvl w:val="0"/>
     </w:pPr>
     <w:rPr>
-      <w:rFonts w:eastAsia="Times New Roman" w:cstheme="majorBidi"/>
+      <w:rFonts w:eastAsia="Times New Roman"/>
       <w:b/>
-      <w:color w:val="2F5496" w:themeColor="accent1" w:themeShade="BF"/>
       <w:sz w:val="28"/>
       <w:szCs w:val="40"/>
     </w:rPr>
@@ -10474,7 +10825,7 @@
       <w:keepLines/>
       <w:numPr>
         <w:ilvl w:val="1"/>
-        <w:numId w:val="26"/>
+        <w:numId w:val="33"/>
       </w:numPr>
       <w:spacing w:before="160" w:after="80"/>
       <w:outlineLvl w:val="1"/>
@@ -10500,7 +10851,7 @@
       <w:keepLines/>
       <w:numPr>
         <w:ilvl w:val="2"/>
-        <w:numId w:val="26"/>
+        <w:numId w:val="33"/>
       </w:numPr>
       <w:spacing w:before="160" w:after="80"/>
       <w:outlineLvl w:val="2"/>
@@ -10526,7 +10877,7 @@
       <w:keepLines/>
       <w:numPr>
         <w:ilvl w:val="3"/>
-        <w:numId w:val="26"/>
+        <w:numId w:val="33"/>
       </w:numPr>
       <w:spacing w:before="80" w:after="40"/>
       <w:outlineLvl w:val="3"/>
@@ -10553,7 +10904,7 @@
       <w:keepLines/>
       <w:numPr>
         <w:ilvl w:val="4"/>
-        <w:numId w:val="26"/>
+        <w:numId w:val="33"/>
       </w:numPr>
       <w:spacing w:before="80" w:after="40"/>
       <w:outlineLvl w:val="4"/>
@@ -10578,7 +10929,7 @@
       <w:keepLines/>
       <w:numPr>
         <w:ilvl w:val="5"/>
-        <w:numId w:val="26"/>
+        <w:numId w:val="33"/>
       </w:numPr>
       <w:spacing w:before="40" w:after="0"/>
       <w:outlineLvl w:val="5"/>
@@ -10604,7 +10955,7 @@
       <w:keepLines/>
       <w:numPr>
         <w:ilvl w:val="6"/>
-        <w:numId w:val="26"/>
+        <w:numId w:val="33"/>
       </w:numPr>
       <w:spacing w:before="40" w:after="0"/>
       <w:outlineLvl w:val="6"/>
@@ -10628,7 +10979,7 @@
       <w:keepLines/>
       <w:numPr>
         <w:ilvl w:val="7"/>
-        <w:numId w:val="26"/>
+        <w:numId w:val="33"/>
       </w:numPr>
       <w:spacing w:after="0"/>
       <w:outlineLvl w:val="7"/>
@@ -10654,7 +11005,7 @@
       <w:keepLines/>
       <w:numPr>
         <w:ilvl w:val="8"/>
-        <w:numId w:val="26"/>
+        <w:numId w:val="33"/>
       </w:numPr>
       <w:spacing w:after="0"/>
       <w:outlineLvl w:val="8"/>
@@ -10696,11 +11047,10 @@
     <w:basedOn w:val="DefaultParagraphFont"/>
     <w:link w:val="Heading1"/>
     <w:uiPriority w:val="9"/>
-    <w:rsid w:val="00BE24C6"/>
+    <w:rsid w:val="00957EEC"/>
     <w:rPr>
-      <w:rFonts w:ascii="Times New Roman" w:eastAsia="Times New Roman" w:hAnsi="Times New Roman" w:cstheme="majorBidi"/>
+      <w:rFonts w:ascii="Times New Roman" w:eastAsia="Times New Roman" w:hAnsi="Times New Roman" w:cs="Times New Roman"/>
       <w:b/>
-      <w:color w:val="2F5496" w:themeColor="accent1" w:themeShade="BF"/>
       <w:sz w:val="28"/>
       <w:szCs w:val="40"/>
     </w:rPr>
@@ -11135,7 +11485,16 @@
     <w:rsid w:val="00BE24C6"/>
     <w:pPr>
       <w:spacing w:after="0"/>
+      <w:ind w:left="480" w:hanging="480"/>
+      <w:jc w:val="left"/>
     </w:pPr>
+    <w:rPr>
+      <w:rFonts w:asciiTheme="minorHAnsi" w:hAnsiTheme="minorHAnsi" w:cstheme="minorHAnsi"/>
+      <w:b/>
+      <w:bCs/>
+      <w:sz w:val="20"/>
+      <w:szCs w:val="20"/>
+    </w:rPr>
   </w:style>
   <w:style w:type="character" w:styleId="Hyperlink">
     <w:name w:val="Hyperlink"/>

--- a/Capstone_Project_2026.docx
+++ b/Capstone_Project_2026.docx
@@ -1192,7 +1192,7 @@
     <w:sdt>
       <w:sdtPr>
         <w:rPr>
-          <w:rFonts w:eastAsia="Calibri"/>
+          <w:rFonts w:ascii="Times New Roman" w:eastAsia="Calibri" w:hAnsi="Times New Roman"/>
           <w:sz w:val="24"/>
           <w:szCs w:val="22"/>
           <w:lang w:val="en-IE"/>
@@ -1205,7 +1205,6 @@
       </w:sdtPr>
       <w:sdtEndPr>
         <w:rPr>
-          <w:rFonts w:ascii="Times New Roman" w:hAnsi="Times New Roman"/>
           <w:b/>
           <w:bCs/>
           <w:noProof/>
@@ -1249,7 +1248,7 @@
           <w:r>
             <w:fldChar w:fldCharType="separate"/>
           </w:r>
-          <w:hyperlink w:anchor="_Toc243564897" w:history="1">
+          <w:hyperlink w:anchor="_Toc243664630" w:history="1">
             <w:r>
               <w:rPr>
                 <w:rStyle w:val="Hyperlink"/>
@@ -1276,7 +1275,7 @@
                 <w:noProof/>
                 <w:webHidden/>
               </w:rPr>
-              <w:instrText xml:space="preserve"> PAGEREF _Toc243564897 \h </w:instrText>
+              <w:instrText xml:space="preserve"> PAGEREF _Toc243664630 \h </w:instrText>
             </w:r>
             <w:r>
               <w:rPr>
@@ -1319,7 +1318,7 @@
               <w14:ligatures w14:val="standardContextual"/>
             </w:rPr>
           </w:pPr>
-          <w:hyperlink w:anchor="_Toc243564898" w:history="1">
+          <w:hyperlink w:anchor="_Toc243664631" w:history="1">
             <w:r>
               <w:rPr>
                 <w:rStyle w:val="Hyperlink"/>
@@ -1364,7 +1363,7 @@
                 <w:noProof/>
                 <w:webHidden/>
               </w:rPr>
-              <w:instrText xml:space="preserve"> PAGEREF _Toc243564898 \h </w:instrText>
+              <w:instrText xml:space="preserve"> PAGEREF _Toc243664631 \h </w:instrText>
             </w:r>
             <w:r>
               <w:rPr>
@@ -1407,7 +1406,7 @@
               <w14:ligatures w14:val="standardContextual"/>
             </w:rPr>
           </w:pPr>
-          <w:hyperlink w:anchor="_Toc243564899" w:history="1">
+          <w:hyperlink w:anchor="_Toc243664632" w:history="1">
             <w:r>
               <w:rPr>
                 <w:rStyle w:val="Hyperlink"/>
@@ -1452,7 +1451,7 @@
                 <w:noProof/>
                 <w:webHidden/>
               </w:rPr>
-              <w:instrText xml:space="preserve"> PAGEREF _Toc243564899 \h </w:instrText>
+              <w:instrText xml:space="preserve"> PAGEREF _Toc243664632 \h </w:instrText>
             </w:r>
             <w:r>
               <w:rPr>
@@ -1495,7 +1494,7 @@
               <w14:ligatures w14:val="standardContextual"/>
             </w:rPr>
           </w:pPr>
-          <w:hyperlink w:anchor="_Toc243564900" w:history="1">
+          <w:hyperlink w:anchor="_Toc243664633" w:history="1">
             <w:r>
               <w:rPr>
                 <w:rStyle w:val="Hyperlink"/>
@@ -1540,7 +1539,7 @@
                 <w:noProof/>
                 <w:webHidden/>
               </w:rPr>
-              <w:instrText xml:space="preserve"> PAGEREF _Toc243564900 \h </w:instrText>
+              <w:instrText xml:space="preserve"> PAGEREF _Toc243664633 \h </w:instrText>
             </w:r>
             <w:r>
               <w:rPr>
@@ -1587,7 +1586,7 @@
               <w14:ligatures w14:val="standardContextual"/>
             </w:rPr>
           </w:pPr>
-          <w:hyperlink w:anchor="_Toc243564901" w:history="1">
+          <w:hyperlink w:anchor="_Toc243664634" w:history="1">
             <w:r>
               <w:rPr>
                 <w:rStyle w:val="Hyperlink"/>
@@ -1632,7 +1631,7 @@
                 <w:noProof/>
                 <w:webHidden/>
               </w:rPr>
-              <w:instrText xml:space="preserve"> PAGEREF _Toc243564901 \h </w:instrText>
+              <w:instrText xml:space="preserve"> PAGEREF _Toc243664634 \h </w:instrText>
             </w:r>
             <w:r>
               <w:rPr>
@@ -1675,7 +1674,7 @@
               <w14:ligatures w14:val="standardContextual"/>
             </w:rPr>
           </w:pPr>
-          <w:hyperlink w:anchor="_Toc243564902" w:history="1">
+          <w:hyperlink w:anchor="_Toc243664635" w:history="1">
             <w:r>
               <w:rPr>
                 <w:rStyle w:val="Hyperlink"/>
@@ -1720,7 +1719,7 @@
                 <w:noProof/>
                 <w:webHidden/>
               </w:rPr>
-              <w:instrText xml:space="preserve"> PAGEREF _Toc243564902 \h </w:instrText>
+              <w:instrText xml:space="preserve"> PAGEREF _Toc243664635 \h </w:instrText>
             </w:r>
             <w:r>
               <w:rPr>
@@ -1767,7 +1766,7 @@
               <w14:ligatures w14:val="standardContextual"/>
             </w:rPr>
           </w:pPr>
-          <w:hyperlink w:anchor="_Toc243564903" w:history="1">
+          <w:hyperlink w:anchor="_Toc243664636" w:history="1">
             <w:r>
               <w:rPr>
                 <w:rStyle w:val="Hyperlink"/>
@@ -1812,7 +1811,7 @@
                 <w:noProof/>
                 <w:webHidden/>
               </w:rPr>
-              <w:instrText xml:space="preserve"> PAGEREF _Toc243564903 \h </w:instrText>
+              <w:instrText xml:space="preserve"> PAGEREF _Toc243664636 \h </w:instrText>
             </w:r>
             <w:r>
               <w:rPr>
@@ -1859,7 +1858,7 @@
               <w14:ligatures w14:val="standardContextual"/>
             </w:rPr>
           </w:pPr>
-          <w:hyperlink w:anchor="_Toc243564904" w:history="1">
+          <w:hyperlink w:anchor="_Toc243664637" w:history="1">
             <w:r>
               <w:rPr>
                 <w:rStyle w:val="Hyperlink"/>
@@ -1904,7 +1903,7 @@
                 <w:noProof/>
                 <w:webHidden/>
               </w:rPr>
-              <w:instrText xml:space="preserve"> PAGEREF _Toc243564904 \h </w:instrText>
+              <w:instrText xml:space="preserve"> PAGEREF _Toc243664637 \h </w:instrText>
             </w:r>
             <w:r>
               <w:rPr>
@@ -1951,7 +1950,7 @@
               <w14:ligatures w14:val="standardContextual"/>
             </w:rPr>
           </w:pPr>
-          <w:hyperlink w:anchor="_Toc243564905" w:history="1">
+          <w:hyperlink w:anchor="_Toc243664638" w:history="1">
             <w:r>
               <w:rPr>
                 <w:rStyle w:val="Hyperlink"/>
@@ -1996,7 +1995,7 @@
                 <w:noProof/>
                 <w:webHidden/>
               </w:rPr>
-              <w:instrText xml:space="preserve"> PAGEREF _Toc243564905 \h </w:instrText>
+              <w:instrText xml:space="preserve"> PAGEREF _Toc243664638 \h </w:instrText>
             </w:r>
             <w:r>
               <w:rPr>
@@ -2039,7 +2038,7 @@
               <w14:ligatures w14:val="standardContextual"/>
             </w:rPr>
           </w:pPr>
-          <w:hyperlink w:anchor="_Toc243564906" w:history="1">
+          <w:hyperlink w:anchor="_Toc243664639" w:history="1">
             <w:r>
               <w:rPr>
                 <w:rStyle w:val="Hyperlink"/>
@@ -2084,7 +2083,7 @@
                 <w:noProof/>
                 <w:webHidden/>
               </w:rPr>
-              <w:instrText xml:space="preserve"> PAGEREF _Toc243564906 \h </w:instrText>
+              <w:instrText xml:space="preserve"> PAGEREF _Toc243664639 \h </w:instrText>
             </w:r>
             <w:r>
               <w:rPr>
@@ -2131,7 +2130,7 @@
               <w14:ligatures w14:val="standardContextual"/>
             </w:rPr>
           </w:pPr>
-          <w:hyperlink w:anchor="_Toc243564907" w:history="1">
+          <w:hyperlink w:anchor="_Toc243664640" w:history="1">
             <w:r>
               <w:rPr>
                 <w:rStyle w:val="Hyperlink"/>
@@ -2176,7 +2175,7 @@
                 <w:noProof/>
                 <w:webHidden/>
               </w:rPr>
-              <w:instrText xml:space="preserve"> PAGEREF _Toc243564907 \h </w:instrText>
+              <w:instrText xml:space="preserve"> PAGEREF _Toc243664640 \h </w:instrText>
             </w:r>
             <w:r>
               <w:rPr>
@@ -2223,7 +2222,7 @@
               <w14:ligatures w14:val="standardContextual"/>
             </w:rPr>
           </w:pPr>
-          <w:hyperlink w:anchor="_Toc243564908" w:history="1">
+          <w:hyperlink w:anchor="_Toc243664641" w:history="1">
             <w:r>
               <w:rPr>
                 <w:rStyle w:val="Hyperlink"/>
@@ -2268,7 +2267,7 @@
                 <w:noProof/>
                 <w:webHidden/>
               </w:rPr>
-              <w:instrText xml:space="preserve"> PAGEREF _Toc243564908 \h </w:instrText>
+              <w:instrText xml:space="preserve"> PAGEREF _Toc243664641 \h </w:instrText>
             </w:r>
             <w:r>
               <w:rPr>
@@ -2315,7 +2314,7 @@
               <w14:ligatures w14:val="standardContextual"/>
             </w:rPr>
           </w:pPr>
-          <w:hyperlink w:anchor="_Toc243564909" w:history="1">
+          <w:hyperlink w:anchor="_Toc243664642" w:history="1">
             <w:r>
               <w:rPr>
                 <w:rStyle w:val="Hyperlink"/>
@@ -2360,7 +2359,7 @@
                 <w:noProof/>
                 <w:webHidden/>
               </w:rPr>
-              <w:instrText xml:space="preserve"> PAGEREF _Toc243564909 \h </w:instrText>
+              <w:instrText xml:space="preserve"> PAGEREF _Toc243664642 \h </w:instrText>
             </w:r>
             <w:r>
               <w:rPr>
@@ -2403,7 +2402,7 @@
               <w14:ligatures w14:val="standardContextual"/>
             </w:rPr>
           </w:pPr>
-          <w:hyperlink w:anchor="_Toc243564910" w:history="1">
+          <w:hyperlink w:anchor="_Toc243664643" w:history="1">
             <w:r>
               <w:rPr>
                 <w:rStyle w:val="Hyperlink"/>
@@ -2448,7 +2447,7 @@
                 <w:noProof/>
                 <w:webHidden/>
               </w:rPr>
-              <w:instrText xml:space="preserve"> PAGEREF _Toc243564910 \h </w:instrText>
+              <w:instrText xml:space="preserve"> PAGEREF _Toc243664643 \h </w:instrText>
             </w:r>
             <w:r>
               <w:rPr>
@@ -2495,7 +2494,7 @@
               <w14:ligatures w14:val="standardContextual"/>
             </w:rPr>
           </w:pPr>
-          <w:hyperlink w:anchor="_Toc243564911" w:history="1">
+          <w:hyperlink w:anchor="_Toc243664644" w:history="1">
             <w:r>
               <w:rPr>
                 <w:rStyle w:val="Hyperlink"/>
@@ -2540,7 +2539,7 @@
                 <w:noProof/>
                 <w:webHidden/>
               </w:rPr>
-              <w:instrText xml:space="preserve"> PAGEREF _Toc243564911 \h </w:instrText>
+              <w:instrText xml:space="preserve"> PAGEREF _Toc243664644 \h </w:instrText>
             </w:r>
             <w:r>
               <w:rPr>
@@ -2560,7 +2559,7 @@
                 <w:noProof/>
                 <w:webHidden/>
               </w:rPr>
-              <w:t>8</w:t>
+              <w:t>9</w:t>
             </w:r>
             <w:r>
               <w:rPr>
@@ -2587,7 +2586,7 @@
               <w14:ligatures w14:val="standardContextual"/>
             </w:rPr>
           </w:pPr>
-          <w:hyperlink w:anchor="_Toc243564912" w:history="1">
+          <w:hyperlink w:anchor="_Toc243664645" w:history="1">
             <w:r>
               <w:rPr>
                 <w:rStyle w:val="Hyperlink"/>
@@ -2632,7 +2631,7 @@
                 <w:noProof/>
                 <w:webHidden/>
               </w:rPr>
-              <w:instrText xml:space="preserve"> PAGEREF _Toc243564912 \h </w:instrText>
+              <w:instrText xml:space="preserve"> PAGEREF _Toc243664645 \h </w:instrText>
             </w:r>
             <w:r>
               <w:rPr>
@@ -2675,7 +2674,7 @@
               <w14:ligatures w14:val="standardContextual"/>
             </w:rPr>
           </w:pPr>
-          <w:hyperlink w:anchor="_Toc243564913" w:history="1">
+          <w:hyperlink w:anchor="_Toc243664646" w:history="1">
             <w:r>
               <w:rPr>
                 <w:rStyle w:val="Hyperlink"/>
@@ -2720,7 +2719,7 @@
                 <w:noProof/>
                 <w:webHidden/>
               </w:rPr>
-              <w:instrText xml:space="preserve"> PAGEREF _Toc243564913 \h </w:instrText>
+              <w:instrText xml:space="preserve"> PAGEREF _Toc243664646 \h </w:instrText>
             </w:r>
             <w:r>
               <w:rPr>
@@ -2763,7 +2762,7 @@
               <w14:ligatures w14:val="standardContextual"/>
             </w:rPr>
           </w:pPr>
-          <w:hyperlink w:anchor="_Toc243564914" w:history="1">
+          <w:hyperlink w:anchor="_Toc243664647" w:history="1">
             <w:r>
               <w:rPr>
                 <w:rStyle w:val="Hyperlink"/>
@@ -2808,7 +2807,7 @@
                 <w:noProof/>
                 <w:webHidden/>
               </w:rPr>
-              <w:instrText xml:space="preserve"> PAGEREF _Toc243564914 \h </w:instrText>
+              <w:instrText xml:space="preserve"> PAGEREF _Toc243664647 \h </w:instrText>
             </w:r>
             <w:r>
               <w:rPr>
@@ -2851,7 +2850,7 @@
               <w14:ligatures w14:val="standardContextual"/>
             </w:rPr>
           </w:pPr>
-          <w:hyperlink w:anchor="_Toc243564915" w:history="1">
+          <w:hyperlink w:anchor="_Toc243664648" w:history="1">
             <w:r>
               <w:rPr>
                 <w:rStyle w:val="Hyperlink"/>
@@ -2896,7 +2895,7 @@
                 <w:noProof/>
                 <w:webHidden/>
               </w:rPr>
-              <w:instrText xml:space="preserve"> PAGEREF _Toc243564915 \h </w:instrText>
+              <w:instrText xml:space="preserve"> PAGEREF _Toc243664648 \h </w:instrText>
             </w:r>
             <w:r>
               <w:rPr>
@@ -2939,7 +2938,7 @@
               <w14:ligatures w14:val="standardContextual"/>
             </w:rPr>
           </w:pPr>
-          <w:hyperlink w:anchor="_Toc243564916" w:history="1">
+          <w:hyperlink w:anchor="_Toc243664649" w:history="1">
             <w:r>
               <w:rPr>
                 <w:rStyle w:val="Hyperlink"/>
@@ -2984,7 +2983,7 @@
                 <w:noProof/>
                 <w:webHidden/>
               </w:rPr>
-              <w:instrText xml:space="preserve"> PAGEREF _Toc243564916 \h </w:instrText>
+              <w:instrText xml:space="preserve"> PAGEREF _Toc243664649 \h </w:instrText>
             </w:r>
             <w:r>
               <w:rPr>
@@ -3027,7 +3026,7 @@
               <w14:ligatures w14:val="standardContextual"/>
             </w:rPr>
           </w:pPr>
-          <w:hyperlink w:anchor="_Toc243564917" w:history="1">
+          <w:hyperlink w:anchor="_Toc243664650" w:history="1">
             <w:r>
               <w:rPr>
                 <w:rStyle w:val="Hyperlink"/>
@@ -3072,7 +3071,7 @@
                 <w:noProof/>
                 <w:webHidden/>
               </w:rPr>
-              <w:instrText xml:space="preserve"> PAGEREF _Toc243564917 \h </w:instrText>
+              <w:instrText xml:space="preserve"> PAGEREF _Toc243664650 \h </w:instrText>
             </w:r>
             <w:r>
               <w:rPr>
@@ -3115,7 +3114,7 @@
               <w14:ligatures w14:val="standardContextual"/>
             </w:rPr>
           </w:pPr>
-          <w:hyperlink w:anchor="_Toc243564918" w:history="1">
+          <w:hyperlink w:anchor="_Toc243664651" w:history="1">
             <w:r>
               <w:rPr>
                 <w:rStyle w:val="Hyperlink"/>
@@ -3160,7 +3159,7 @@
                 <w:noProof/>
                 <w:webHidden/>
               </w:rPr>
-              <w:instrText xml:space="preserve"> PAGEREF _Toc243564918 \h </w:instrText>
+              <w:instrText xml:space="preserve"> PAGEREF _Toc243664651 \h </w:instrText>
             </w:r>
             <w:r>
               <w:rPr>
@@ -3225,7 +3224,7 @@
         </w:numPr>
         <w:ind w:left="432" w:hanging="432"/>
       </w:pPr>
-      <w:bookmarkStart w:id="3" w:name="_Toc243564897"/>
+      <w:bookmarkStart w:id="3" w:name="_Toc243664630"/>
       <w:r>
         <w:t xml:space="preserve">Table of </w:t>
       </w:r>
@@ -3260,6 +3259,8 @@
           <w:b w:val="0"/>
           <w:i/>
           <w:iCs/>
+          <w:sz w:val="24"/>
+          <w:szCs w:val="24"/>
         </w:rPr>
         <w:fldChar w:fldCharType="begin"/>
       </w:r>
@@ -3269,6 +3270,8 @@
           <w:b w:val="0"/>
           <w:i/>
           <w:iCs/>
+          <w:sz w:val="24"/>
+          <w:szCs w:val="24"/>
         </w:rPr>
         <w:instrText xml:space="preserve"> TOC \h \z \c "Figure" </w:instrText>
       </w:r>
@@ -3278,10 +3281,12 @@
           <w:b w:val="0"/>
           <w:i/>
           <w:iCs/>
+          <w:sz w:val="24"/>
+          <w:szCs w:val="24"/>
         </w:rPr>
         <w:fldChar w:fldCharType="separate"/>
       </w:r>
-      <w:hyperlink w:anchor="_Toc243564136" w:history="1">
+      <w:hyperlink w:anchor="_Toc243664652" w:history="1">
         <w:r>
           <w:rPr>
             <w:rStyle w:val="Hyperlink"/>
@@ -3324,7 +3329,7 @@
             <w:sz w:val="24"/>
             <w:szCs w:val="24"/>
           </w:rPr>
-          <w:instrText xml:space="preserve"> PAGEREF _Toc243564136 \h </w:instrText>
+          <w:instrText xml:space="preserve"> PAGEREF _Toc243664652 \h </w:instrText>
         </w:r>
         <w:r>
           <w:rPr>
@@ -3388,7 +3393,7 @@
           <w14:ligatures w14:val="standardContextual"/>
         </w:rPr>
       </w:pPr>
-      <w:hyperlink w:anchor="_Toc243564137" w:history="1">
+      <w:hyperlink w:anchor="_Toc243664653" w:history="1">
         <w:r>
           <w:rPr>
             <w:rStyle w:val="Hyperlink"/>
@@ -3431,7 +3436,7 @@
             <w:sz w:val="24"/>
             <w:szCs w:val="24"/>
           </w:rPr>
-          <w:instrText xml:space="preserve"> PAGEREF _Toc243564137 \h </w:instrText>
+          <w:instrText xml:space="preserve"> PAGEREF _Toc243664653 \h </w:instrText>
         </w:r>
         <w:r>
           <w:rPr>
@@ -3495,7 +3500,7 @@
           <w14:ligatures w14:val="standardContextual"/>
         </w:rPr>
       </w:pPr>
-      <w:hyperlink w:anchor="_Toc243564138" w:history="1">
+      <w:hyperlink w:anchor="_Toc243664654" w:history="1">
         <w:r>
           <w:rPr>
             <w:rStyle w:val="Hyperlink"/>
@@ -3538,7 +3543,7 @@
             <w:sz w:val="24"/>
             <w:szCs w:val="24"/>
           </w:rPr>
-          <w:instrText xml:space="preserve"> PAGEREF _Toc243564138 \h </w:instrText>
+          <w:instrText xml:space="preserve"> PAGEREF _Toc243664654 \h </w:instrText>
         </w:r>
         <w:r>
           <w:rPr>
@@ -3602,7 +3607,7 @@
           <w14:ligatures w14:val="standardContextual"/>
         </w:rPr>
       </w:pPr>
-      <w:hyperlink w:anchor="_Toc243564139" w:history="1">
+      <w:hyperlink w:anchor="_Toc243664655" w:history="1">
         <w:r>
           <w:rPr>
             <w:rStyle w:val="Hyperlink"/>
@@ -3645,7 +3650,7 @@
             <w:sz w:val="24"/>
             <w:szCs w:val="24"/>
           </w:rPr>
-          <w:instrText xml:space="preserve"> PAGEREF _Toc243564139 \h </w:instrText>
+          <w:instrText xml:space="preserve"> PAGEREF _Toc243664655 \h </w:instrText>
         </w:r>
         <w:r>
           <w:rPr>
@@ -3704,6 +3709,10 @@
       <w:r>
         <w:rPr>
           <w:rFonts w:eastAsia="Calibri"/>
+          <w:b w:val="0"/>
+          <w:bCs/>
+          <w:sz w:val="24"/>
+          <w:szCs w:val="24"/>
         </w:rPr>
         <w:fldChar w:fldCharType="end"/>
       </w:r>
@@ -3730,7 +3739,7 @@
       <w:pPr>
         <w:pStyle w:val="Heading1"/>
       </w:pPr>
-      <w:bookmarkStart w:id="4" w:name="_Toc243564898"/>
+      <w:bookmarkStart w:id="4" w:name="_Toc243664631"/>
       <w:r>
         <w:lastRenderedPageBreak/>
         <w:t>Introduction</w:t>
@@ -3743,6 +3752,7 @@
         <w:t xml:space="preserve"> </w:t>
       </w:r>
     </w:p>
+    <w:p/>
     <w:p>
       <w:r>
         <w:t xml:space="preserve">Nowadays, E-commerce plays a significant role in the retail industry, allowing businesses to reach customers through online platforms. </w:t>
@@ -3804,7 +3814,7 @@
       <w:bookmarkStart w:id="5" w:name="_Toc243430764"/>
       <w:bookmarkStart w:id="6" w:name="_Toc243433202"/>
       <w:bookmarkStart w:id="7" w:name="_Toc243479154"/>
-      <w:bookmarkStart w:id="8" w:name="_Toc243564899"/>
+      <w:bookmarkStart w:id="8" w:name="_Toc243664632"/>
       <w:r>
         <w:lastRenderedPageBreak/>
         <w:t>Project Title</w:t>
@@ -3845,7 +3855,7 @@
       <w:bookmarkStart w:id="9" w:name="_Toc243430765"/>
       <w:bookmarkStart w:id="10" w:name="_Toc243433203"/>
       <w:bookmarkStart w:id="11" w:name="_Toc243479155"/>
-      <w:bookmarkStart w:id="12" w:name="_Toc243564900"/>
+      <w:bookmarkStart w:id="12" w:name="_Toc243664633"/>
       <w:r>
         <w:t>Problem Definition</w:t>
       </w:r>
@@ -3888,7 +3898,7 @@
       </w:pPr>
       <w:bookmarkStart w:id="13" w:name="_Toc243433204"/>
       <w:bookmarkStart w:id="14" w:name="_Toc243479156"/>
-      <w:bookmarkStart w:id="15" w:name="_Toc243564901"/>
+      <w:bookmarkStart w:id="15" w:name="_Toc243664634"/>
       <w:r>
         <w:t>Research question</w:t>
       </w:r>
@@ -3937,7 +3947,7 @@
       <w:bookmarkStart w:id="16" w:name="_Toc243430766"/>
       <w:bookmarkStart w:id="17" w:name="_Toc243433205"/>
       <w:bookmarkStart w:id="18" w:name="_Toc243479157"/>
-      <w:bookmarkStart w:id="19" w:name="_Toc243564902"/>
+      <w:bookmarkStart w:id="19" w:name="_Toc243664635"/>
       <w:r>
         <w:t>Aim and Objectives</w:t>
       </w:r>
@@ -3963,7 +3973,7 @@
       <w:bookmarkStart w:id="20" w:name="_Toc243430767"/>
       <w:bookmarkStart w:id="21" w:name="_Toc243433206"/>
       <w:bookmarkStart w:id="22" w:name="_Toc243479158"/>
-      <w:bookmarkStart w:id="23" w:name="_Toc243564903"/>
+      <w:bookmarkStart w:id="23" w:name="_Toc243664636"/>
       <w:r>
         <w:t>Aim</w:t>
       </w:r>
@@ -3972,11 +3982,13 @@
       <w:bookmarkEnd w:id="22"/>
       <w:bookmarkEnd w:id="23"/>
     </w:p>
-    <w:p>
-      <w:r>
-        <w:t>The aim of this project is to use data analytics and machine learning to analyse the Online Shoppers Purchasing Intention dataset, identify browsing patterns associated with purchases, and develop and evaluate predictive models that classify shopping sessions as purchases or non-purchases. The findings will support data-driven recommendations to help online retailers improve customer engagement, identify sales opportunities and improve conversion strategies.</w:t>
-      </w:r>
-    </w:p>
+    <w:p/>
+    <w:p>
+      <w:r>
+        <w:t>The aim of this project is to analyse online browsing behaviour and develop machine learning models to predict purchasing outcomes using the Online Shoppers Purchasing Intention dataset. The findings will support data-driven recommendations to improve customer engagement and e-commerce conversion strategies.</w:t>
+      </w:r>
+    </w:p>
+    <w:p/>
     <w:p/>
     <w:p>
       <w:pPr>
@@ -3985,7 +3997,7 @@
       <w:bookmarkStart w:id="24" w:name="_Toc243430768"/>
       <w:bookmarkStart w:id="25" w:name="_Toc243433207"/>
       <w:bookmarkStart w:id="26" w:name="_Toc243479159"/>
-      <w:bookmarkStart w:id="27" w:name="_Toc243564904"/>
+      <w:bookmarkStart w:id="27" w:name="_Toc243664637"/>
       <w:r>
         <w:lastRenderedPageBreak/>
         <w:t>Project Objectives</w:t>
@@ -4219,7 +4231,7 @@
       <w:bookmarkStart w:id="43" w:name="_Toc243430774"/>
       <w:bookmarkStart w:id="44" w:name="_Toc243433213"/>
       <w:bookmarkStart w:id="45" w:name="_Toc243479165"/>
-      <w:bookmarkStart w:id="46" w:name="_Toc243564905"/>
+      <w:bookmarkStart w:id="46" w:name="_Toc243664638"/>
       <w:r>
         <w:t>Business objective</w:t>
       </w:r>
@@ -4228,10 +4240,8 @@
       <w:bookmarkEnd w:id="45"/>
       <w:bookmarkEnd w:id="46"/>
     </w:p>
-    <w:p>
-      <w:pPr>
-        <w:pStyle w:val="NormalWeb"/>
-      </w:pPr>
+    <w:p/>
+    <w:p>
       <w:r>
         <w:t>To identify browsing patterns associated with completed purchases, evaluate the ability of machine learning models to distinguish purchasing from non-purchasing sessions, and provide actionable recommendations that online retailers could test to improve customer engagement and conversion strategies.</w:t>
       </w:r>
@@ -4248,7 +4258,7 @@
       <w:bookmarkStart w:id="47" w:name="_Toc243430775"/>
       <w:bookmarkStart w:id="48" w:name="_Toc243433214"/>
       <w:bookmarkStart w:id="49" w:name="_Toc243479166"/>
-      <w:bookmarkStart w:id="50" w:name="_Toc243564906"/>
+      <w:bookmarkStart w:id="50" w:name="_Toc243664639"/>
       <w:r>
         <w:t>Scope</w:t>
       </w:r>
@@ -4274,7 +4284,7 @@
       <w:bookmarkStart w:id="51" w:name="_Toc243430776"/>
       <w:bookmarkStart w:id="52" w:name="_Toc243433215"/>
       <w:bookmarkStart w:id="53" w:name="_Toc243479167"/>
-      <w:bookmarkStart w:id="54" w:name="_Toc243564907"/>
+      <w:bookmarkStart w:id="54" w:name="_Toc243664640"/>
       <w:r>
         <w:t>Included:</w:t>
       </w:r>
@@ -4286,6 +4296,7 @@
         <w:t xml:space="preserve"> </w:t>
       </w:r>
     </w:p>
+    <w:p/>
     <w:p>
       <w:pPr>
         <w:pStyle w:val="ListParagraph"/>
@@ -4355,6 +4366,7 @@
         </w:numPr>
       </w:pPr>
       <w:r>
+        <w:lastRenderedPageBreak/>
         <w:t>Model comparison,</w:t>
       </w:r>
     </w:p>
@@ -4379,7 +4391,6 @@
         </w:numPr>
       </w:pPr>
       <w:r>
-        <w:lastRenderedPageBreak/>
         <w:t>Business recommendations,</w:t>
       </w:r>
     </w:p>
@@ -4403,7 +4414,7 @@
       <w:bookmarkStart w:id="55" w:name="_Toc243430777"/>
       <w:bookmarkStart w:id="56" w:name="_Toc243433216"/>
       <w:bookmarkStart w:id="57" w:name="_Toc243479168"/>
-      <w:bookmarkStart w:id="58" w:name="_Toc243564908"/>
+      <w:bookmarkStart w:id="58" w:name="_Toc243664641"/>
       <w:r>
         <w:t>Excluded</w:t>
       </w:r>
@@ -4418,6 +4429,7 @@
         <w:t xml:space="preserve"> </w:t>
       </w:r>
     </w:p>
+    <w:p/>
     <w:p>
       <w:pPr>
         <w:pStyle w:val="ListParagraph"/>
@@ -4490,7 +4502,7 @@
       <w:bookmarkStart w:id="59" w:name="_Toc243430778"/>
       <w:bookmarkStart w:id="60" w:name="_Toc243433217"/>
       <w:bookmarkStart w:id="61" w:name="_Toc243479169"/>
-      <w:bookmarkStart w:id="62" w:name="_Toc243564909"/>
+      <w:bookmarkStart w:id="62" w:name="_Toc243664642"/>
       <w:r>
         <w:t>Time Scope:</w:t>
       </w:r>
@@ -4499,6 +4511,7 @@
       <w:bookmarkEnd w:id="61"/>
       <w:bookmarkEnd w:id="62"/>
     </w:p>
+    <w:p/>
     <w:p>
       <w:r>
         <w:t>T</w:t>
@@ -4518,7 +4531,7 @@
       <w:bookmarkStart w:id="63" w:name="_Toc243430779"/>
       <w:bookmarkStart w:id="64" w:name="_Toc243433218"/>
       <w:bookmarkStart w:id="65" w:name="_Toc243479170"/>
-      <w:bookmarkStart w:id="66" w:name="_Toc243564910"/>
+      <w:bookmarkStart w:id="66" w:name="_Toc243664643"/>
       <w:r>
         <w:t>Methodology</w:t>
       </w:r>
@@ -4783,7 +4796,6 @@
           <w:b/>
           <w:bCs/>
         </w:rPr>
-        <w:lastRenderedPageBreak/>
         <w:t>Random Forest:</w:t>
       </w:r>
       <w:r>
@@ -4957,28 +4969,18 @@
       <w:pPr>
         <w:pStyle w:val="Caption"/>
       </w:pPr>
-      <w:bookmarkStart w:id="85" w:name="_Toc243564136"/>
+      <w:bookmarkStart w:id="85" w:name="_Toc243664652"/>
       <w:r>
         <w:t xml:space="preserve">Figure </w:t>
       </w:r>
-      <w:r>
-        <w:fldChar w:fldCharType="begin"/>
-      </w:r>
-      <w:r>
-        <w:instrText xml:space="preserve"> SEQ Figure \* ARABIC </w:instrText>
-      </w:r>
-      <w:r>
-        <w:fldChar w:fldCharType="separate"/>
-      </w:r>
-      <w:r>
-        <w:rPr>
-          <w:noProof/>
-        </w:rPr>
-        <w:t>1</w:t>
-      </w:r>
-      <w:r>
-        <w:fldChar w:fldCharType="end"/>
-      </w:r>
+      <w:fldSimple w:instr=" SEQ Figure \* ARABIC ">
+        <w:r>
+          <w:rPr>
+            <w:noProof/>
+          </w:rPr>
+          <w:t>1</w:t>
+        </w:r>
+      </w:fldSimple>
       <w:r>
         <w:t xml:space="preserve"> </w:t>
       </w:r>
@@ -5004,7 +5006,7 @@
       <w:bookmarkStart w:id="86" w:name="_Toc243430786"/>
       <w:bookmarkStart w:id="87" w:name="_Toc243433225"/>
       <w:bookmarkStart w:id="88" w:name="_Toc243479177"/>
-      <w:bookmarkStart w:id="89" w:name="_Toc243564911"/>
+      <w:bookmarkStart w:id="89" w:name="_Toc243664644"/>
       <w:r>
         <w:t>Tools and Technologies</w:t>
       </w:r>
@@ -5013,6 +5015,7 @@
       <w:bookmarkEnd w:id="88"/>
       <w:bookmarkEnd w:id="89"/>
     </w:p>
+    <w:p/>
     <w:p>
       <w:pPr>
         <w:pStyle w:val="ListParagraph"/>
@@ -5052,7 +5055,6 @@
         </w:numPr>
       </w:pPr>
       <w:r>
-        <w:lastRenderedPageBreak/>
         <w:t>Scikit-learn will support model development and evaluation</w:t>
       </w:r>
       <w:r>
@@ -5122,7 +5124,7 @@
       <w:bookmarkStart w:id="90" w:name="_Toc243430787"/>
       <w:bookmarkStart w:id="91" w:name="_Toc243433226"/>
       <w:bookmarkStart w:id="92" w:name="_Toc243479178"/>
-      <w:bookmarkStart w:id="93" w:name="_Toc243564912"/>
+      <w:bookmarkStart w:id="93" w:name="_Toc243664645"/>
       <w:r>
         <w:t>Proposed System Architecture</w:t>
       </w:r>
@@ -5134,6 +5136,7 @@
         <w:t xml:space="preserve"> </w:t>
       </w:r>
     </w:p>
+    <w:p/>
     <w:p>
       <w:r>
         <w:t xml:space="preserve">Figure </w:t>
@@ -5213,31 +5216,18 @@
       </w:pPr>
       <w:bookmarkStart w:id="94" w:name="_Toc243431146"/>
       <w:bookmarkStart w:id="95" w:name="_Toc243433233"/>
-      <w:bookmarkStart w:id="96" w:name="_Toc243564137"/>
+      <w:bookmarkStart w:id="96" w:name="_Toc243664653"/>
       <w:r>
         <w:t xml:space="preserve">Figure </w:t>
       </w:r>
-      <w:r>
-        <w:fldChar w:fldCharType="begin"/>
-      </w:r>
-      <w:r>
-        <w:instrText xml:space="preserve"> SEQ Figure \* ARABIC </w:instrText>
-      </w:r>
-      <w:r>
-        <w:fldChar w:fldCharType="separate"/>
-      </w:r>
-      <w:r>
-        <w:rPr>
-          <w:noProof/>
-        </w:rPr>
-        <w:t>2</w:t>
-      </w:r>
-      <w:r>
-        <w:rPr>
-          <w:noProof/>
-        </w:rPr>
-        <w:fldChar w:fldCharType="end"/>
-      </w:r>
+      <w:fldSimple w:instr=" SEQ Figure \* ARABIC ">
+        <w:r>
+          <w:rPr>
+            <w:noProof/>
+          </w:rPr>
+          <w:t>2</w:t>
+        </w:r>
+      </w:fldSimple>
       <w:r>
         <w:t xml:space="preserve"> </w:t>
       </w:r>
@@ -5271,7 +5261,7 @@
       <w:bookmarkStart w:id="97" w:name="_Toc243430788"/>
       <w:bookmarkStart w:id="98" w:name="_Toc243433227"/>
       <w:bookmarkStart w:id="99" w:name="_Toc243479179"/>
-      <w:bookmarkStart w:id="100" w:name="_Toc243564913"/>
+      <w:bookmarkStart w:id="100" w:name="_Toc243664646"/>
       <w:r>
         <w:lastRenderedPageBreak/>
         <w:t>Data Sources</w:t>
@@ -5286,16 +5276,7 @@
         <w:pStyle w:val="NormalWeb"/>
       </w:pPr>
       <w:r>
-        <w:t xml:space="preserve">The project will use the </w:t>
-      </w:r>
-      <w:r>
-        <w:rPr>
-          <w:rStyle w:val="Strong"/>
-        </w:rPr>
-        <w:t>Online Shoppers Purchasing Intention Dataset</w:t>
-      </w:r>
-      <w:r>
-        <w:t xml:space="preserve">, available from the UCI Machine Learning Repository (Sakar and </w:t>
+        <w:t xml:space="preserve">The project will use the Online Shoppers Purchasing Intention dataset from the UCI Machine Learning Repository (Sakar and </w:t>
       </w:r>
       <w:proofErr w:type="spellStart"/>
       <w:r>
@@ -5303,7 +5284,7 @@
       </w:r>
       <w:proofErr w:type="spellEnd"/>
       <w:r>
-        <w:t>, 2018).</w:t>
+        <w:t>, 2018). It contains 12,330 browsing sessions, 17 independent variables and one binary target, Revenue, indicating whether a purchase occurred.</w:t>
       </w:r>
     </w:p>
     <w:p>
@@ -5311,16 +5292,13 @@
         <w:pStyle w:val="NormalWeb"/>
       </w:pPr>
       <w:r>
-        <w:t xml:space="preserve">The dataset contains </w:t>
-      </w:r>
-      <w:r>
-        <w:rPr>
-          <w:rStyle w:val="Strong"/>
-        </w:rPr>
-        <w:t>12,330 website sessions, 17 independent variables and one target variable, Revenue</w:t>
-      </w:r>
-      <w:r>
-        <w:t xml:space="preserve">, indicating whether a purchase occurred. The variables include product-page visits, browsing duration, bounce rates, exit rates, visitor type and other session characteristics (Figure </w:t>
+        <w:t>The dataset is available under the Creative Commons Attribution 4.0 (CC BY 4.0) licence. As it contains historical data from a specific e-commerce setting, the findings may not fully reflect current purchasing behaviour or generalise to all retailers.</w:t>
+      </w:r>
+      <w:r>
+        <w:t xml:space="preserve"> </w:t>
+      </w:r>
+      <w:r>
+        <w:t xml:space="preserve">(Figure </w:t>
       </w:r>
       <w:r>
         <w:t>3</w:t>
@@ -5334,49 +5312,19 @@
         <w:pStyle w:val="NormalWeb"/>
       </w:pPr>
       <w:r>
-        <w:t>This dataset is suitable for the project because it supports binary classification of purchasing outcomes and helps identify browsing patterns linked to purchases.</w:t>
+        <w:t xml:space="preserve">This dataset </w:t>
+      </w:r>
+      <w:r>
+        <w:t>suits the project because it supports binary classification of purchase</w:t>
+      </w:r>
+      <w:r>
+        <w:t xml:space="preserve"> outcomes and helps identify browsing patterns linked to purchases.</w:t>
       </w:r>
     </w:p>
     <w:p>
       <w:pPr>
         <w:pStyle w:val="NormalWeb"/>
       </w:pPr>
-      <w:r>
-        <w:t xml:space="preserve">The dataset is publicly available under the </w:t>
-      </w:r>
-      <w:r>
-        <w:rPr>
-          <w:b/>
-          <w:bCs/>
-        </w:rPr>
-        <w:t>Creative Commons Attribution 4.0 (CC BY 4.0)</w:t>
-      </w:r>
-      <w:r>
-        <w:t xml:space="preserve"> </w:t>
-      </w:r>
-      <w:r>
-        <w:rPr>
-          <w:b/>
-          <w:bCs/>
-        </w:rPr>
-        <w:t>licence</w:t>
-      </w:r>
-      <w:r>
-        <w:t>, allowing its use for academic research with appropriate acknowledgement of the original authors and source.</w:t>
-      </w:r>
-    </w:p>
-    <w:p>
-      <w:pPr>
-        <w:pStyle w:val="NormalWeb"/>
-      </w:pPr>
-      <w:r>
-        <w:t>However, the dataset has some limitations. It contains historical data from a specific e-commerce setting, so the findings may not fully reflect current online shopping behaviour or apply to all retailers. These limitations will be considered when interpreting the results and making business recommendations.</w:t>
-      </w:r>
-    </w:p>
-    <w:p>
-      <w:r>
-        <w:t xml:space="preserve"> </w:t>
-      </w:r>
     </w:p>
     <w:p>
       <w:pPr>
@@ -5430,31 +5378,18 @@
       <w:bookmarkStart w:id="101" w:name="_Toc242874954"/>
       <w:bookmarkStart w:id="102" w:name="_Toc243431147"/>
       <w:bookmarkStart w:id="103" w:name="_Toc243433234"/>
-      <w:bookmarkStart w:id="104" w:name="_Toc243564138"/>
+      <w:bookmarkStart w:id="104" w:name="_Toc243664654"/>
       <w:r>
         <w:t xml:space="preserve">Figure </w:t>
       </w:r>
-      <w:r>
-        <w:fldChar w:fldCharType="begin"/>
-      </w:r>
-      <w:r>
-        <w:instrText xml:space="preserve"> SEQ Figure \* ARABIC </w:instrText>
-      </w:r>
-      <w:r>
-        <w:fldChar w:fldCharType="separate"/>
-      </w:r>
-      <w:r>
-        <w:rPr>
-          <w:noProof/>
-        </w:rPr>
-        <w:t>3</w:t>
-      </w:r>
-      <w:r>
-        <w:rPr>
-          <w:noProof/>
-        </w:rPr>
-        <w:fldChar w:fldCharType="end"/>
-      </w:r>
+      <w:fldSimple w:instr=" SEQ Figure \* ARABIC ">
+        <w:r>
+          <w:rPr>
+            <w:noProof/>
+          </w:rPr>
+          <w:t>3</w:t>
+        </w:r>
+      </w:fldSimple>
       <w:r>
         <w:t xml:space="preserve"> </w:t>
       </w:r>
@@ -5491,7 +5426,7 @@
       <w:bookmarkStart w:id="105" w:name="_Toc243430789"/>
       <w:bookmarkStart w:id="106" w:name="_Toc243433228"/>
       <w:bookmarkStart w:id="107" w:name="_Toc243479180"/>
-      <w:bookmarkStart w:id="108" w:name="_Toc243564914"/>
+      <w:bookmarkStart w:id="108" w:name="_Toc243664647"/>
       <w:r>
         <w:lastRenderedPageBreak/>
         <w:t>Expected Deliverables</w:t>
@@ -5600,25 +5535,15 @@
         <w:autoSpaceDN/>
         <w:spacing w:line="259" w:lineRule="auto"/>
       </w:pPr>
-      <w:r>
-        <w:t>The main outcome will be evaluated predictive models and data-driven recommendations to support customer engagement, marketing decisions and future conversion improvement strategies.</w:t>
-      </w:r>
       <w:bookmarkStart w:id="109" w:name="_Toc243430790"/>
       <w:bookmarkStart w:id="110" w:name="_Toc243433229"/>
       <w:bookmarkStart w:id="111" w:name="_Toc243479181"/>
     </w:p>
     <w:p>
       <w:pPr>
-        <w:suppressAutoHyphens w:val="0"/>
-        <w:autoSpaceDN/>
-        <w:spacing w:line="259" w:lineRule="auto"/>
-      </w:pPr>
-    </w:p>
-    <w:p>
-      <w:pPr>
         <w:pStyle w:val="Heading1"/>
       </w:pPr>
-      <w:bookmarkStart w:id="112" w:name="_Toc243564915"/>
+      <w:bookmarkStart w:id="112" w:name="_Toc243664648"/>
       <w:r>
         <w:t>Project Timeline</w:t>
       </w:r>
@@ -5867,31 +5792,18 @@
       <w:pPr>
         <w:pStyle w:val="Caption"/>
       </w:pPr>
-      <w:bookmarkStart w:id="113" w:name="_Toc243564139"/>
+      <w:bookmarkStart w:id="113" w:name="_Toc243664655"/>
       <w:r>
         <w:t xml:space="preserve">Figure </w:t>
       </w:r>
-      <w:r>
-        <w:fldChar w:fldCharType="begin"/>
-      </w:r>
-      <w:r>
-        <w:instrText xml:space="preserve"> SEQ Figure \* ARABIC </w:instrText>
-      </w:r>
-      <w:r>
-        <w:fldChar w:fldCharType="separate"/>
-      </w:r>
-      <w:r>
-        <w:rPr>
-          <w:noProof/>
-        </w:rPr>
-        <w:t>4</w:t>
-      </w:r>
-      <w:r>
-        <w:rPr>
-          <w:noProof/>
-        </w:rPr>
-        <w:fldChar w:fldCharType="end"/>
-      </w:r>
+      <w:fldSimple w:instr=" SEQ Figure \* ARABIC ">
+        <w:r>
+          <w:rPr>
+            <w:noProof/>
+          </w:rPr>
+          <w:t>4</w:t>
+        </w:r>
+      </w:fldSimple>
       <w:r>
         <w:t xml:space="preserve"> </w:t>
       </w:r>
@@ -5924,7 +5836,7 @@
       <w:bookmarkStart w:id="114" w:name="_Toc243430791"/>
       <w:bookmarkStart w:id="115" w:name="_Toc243433230"/>
       <w:bookmarkStart w:id="116" w:name="_Toc243479182"/>
-      <w:bookmarkStart w:id="117" w:name="_Toc243564916"/>
+      <w:bookmarkStart w:id="117" w:name="_Toc243664649"/>
       <w:r>
         <w:lastRenderedPageBreak/>
         <w:t>Ethical and Legal Considerations</w:t>
@@ -5937,6 +5849,7 @@
         <w:t xml:space="preserve"> </w:t>
       </w:r>
     </w:p>
+    <w:p/>
     <w:p>
       <w:pPr>
         <w:rPr>
@@ -6006,7 +5919,7 @@
       <w:bookmarkStart w:id="118" w:name="_Toc243430792"/>
       <w:bookmarkStart w:id="119" w:name="_Toc243433231"/>
       <w:bookmarkStart w:id="120" w:name="_Toc243479183"/>
-      <w:bookmarkStart w:id="121" w:name="_Toc243564917"/>
+      <w:bookmarkStart w:id="121" w:name="_Toc243664650"/>
       <w:r>
         <w:lastRenderedPageBreak/>
         <w:t>References</w:t>
@@ -6295,7 +6208,7 @@
       </w:pPr>
       <w:bookmarkStart w:id="122" w:name="_Toc243433232"/>
       <w:bookmarkStart w:id="123" w:name="_Toc243479184"/>
-      <w:bookmarkStart w:id="124" w:name="_Toc243564918"/>
+      <w:bookmarkStart w:id="124" w:name="_Toc243664651"/>
       <w:r>
         <w:lastRenderedPageBreak/>
         <w:t>Appendix</w:t>
@@ -11018,7 +10931,6 @@
   <w:style w:type="character" w:default="1" w:styleId="DefaultParagraphFont">
     <w:name w:val="Default Paragraph Font"/>
     <w:uiPriority w:val="1"/>
-    <w:semiHidden/>
     <w:unhideWhenUsed/>
   </w:style>
   <w:style w:type="table" w:default="1" w:styleId="TableNormal">
